--- a/public/templates-bap/bap-perumahan.docx
+++ b/public/templates-bap/bap-perumahan.docx
@@ -1,5 +1,68 @@
 
-<file path=word/document.xml><?xml version="1.0" encoding="utf-8"?>
+<file path=customXml\item1.xml><?xml version="1.0" encoding="utf-8"?>
+<b:Sources xmlns:b="http://schemas.openxmlformats.org/officeDocument/2006/bibliography" xmlns="http://schemas.openxmlformats.org/officeDocument/2006/bibliography" SelectedStyle="\APASixthEditionOfficeOnline.xsl" StyleName="APA" Version="6"/>
+</file>
+
+<file path=customXml\itemProps1.xml><?xml version="1.0" encoding="utf-8"?>
+<ds:datastoreItem xmlns:ds="http://schemas.openxmlformats.org/officeDocument/2006/customXml" ds:itemID="{B615DB67-A573-4DB4-9DE4-20F26C2E1A2D}">
+  <ds:schemaRefs>
+    <ds:schemaRef ds:uri="http://schemas.openxmlformats.org/officeDocument/2006/bibliography"/>
+  </ds:schemaRefs>
+</ds:datastoreItem>
+</file>
+
+<file path=docProps\app.xml><?xml version="1.0" encoding="utf-8"?>
+<Properties xmlns="http://schemas.openxmlformats.org/officeDocument/2006/extended-properties" xmlns:vt="http://schemas.openxmlformats.org/officeDocument/2006/docPropsVTypes">
+  <Template>Normal.dotm</Template>
+  <TotalTime>241</TotalTime>
+  <Pages>4</Pages>
+  <Words>667</Words>
+  <Characters>3806</Characters>
+  <Application>Microsoft Office Word</Application>
+  <DocSecurity>0</DocSecurity>
+  <Lines>31</Lines>
+  <Paragraphs>8</Paragraphs>
+  <ScaleCrop>false</ScaleCrop>
+  <HeadingPairs>
+    <vt:vector size="2" baseType="variant">
+      <vt:variant>
+        <vt:lpstr>Title</vt:lpstr>
+      </vt:variant>
+      <vt:variant>
+        <vt:i4>1</vt:i4>
+      </vt:variant>
+    </vt:vector>
+  </HeadingPairs>
+  <TitlesOfParts>
+    <vt:vector size="1" baseType="lpstr">
+      <vt:lpstr/>
+    </vt:vector>
+  </TitlesOfParts>
+  <Company/>
+  <LinksUpToDate>false</LinksUpToDate>
+  <CharactersWithSpaces>4465</CharactersWithSpaces>
+  <SharedDoc>false</SharedDoc>
+  <HyperlinksChanged>false</HyperlinksChanged>
+  <AppVersion>16.0000</AppVersion>
+</Properties>
+</file>
+
+<file path=docProps\core.xml><?xml version="1.0" encoding="utf-8"?>
+<cp:coreProperties xmlns:cp="http://schemas.openxmlformats.org/package/2006/metadata/core-properties" xmlns:dc="http://purl.org/dc/elements/1.1/" xmlns:dcterms="http://purl.org/dc/terms/" xmlns:dcmitype="http://purl.org/dc/dcmitype/" xmlns:xsi="http://www.w3.org/2001/XMLSchema-instance">
+  <dc:title/>
+  <dc:subject/>
+  <dc:creator>DLH SRAGEN</dc:creator>
+  <cp:keywords/>
+  <dc:description/>
+  <cp:lastModifiedBy>Irfan Delix</cp:lastModifiedBy>
+  <cp:revision>25</cp:revision>
+  <cp:lastPrinted>2026-04-13T06:04:00Z</cp:lastPrinted>
+  <dcterms:created xsi:type="dcterms:W3CDTF">2026-04-02T06:11:00Z</dcterms:created>
+  <dcterms:modified xsi:type="dcterms:W3CDTF">2026-07-15T20:50:00Z</dcterms:modified>
+</cp:coreProperties>
+</file>
+
+<file path=word\document.xml><?xml version="1.0" encoding="utf-8"?>
 <w:document xmlns:wpc="http://schemas.microsoft.com/office/word/2010/wordprocessingCanvas" xmlns:cx="http://schemas.microsoft.com/office/drawing/2014/chartex" xmlns:cx1="http://schemas.microsoft.com/office/drawing/2015/9/8/chartex" xmlns:cx2="http://schemas.microsoft.com/office/drawing/2015/10/21/chartex" xmlns:cx3="http://schemas.microsoft.com/office/drawing/2016/5/9/chartex" xmlns:cx4="http://schemas.microsoft.com/office/drawing/2016/5/10/chartex" xmlns:cx5="http://schemas.microsoft.com/office/drawing/2016/5/11/chartex" xmlns:cx6="http://schemas.microsoft.com/office/drawing/2016/5/12/chartex" xmlns:cx7="http://schemas.microsoft.com/office/drawing/2016/5/13/chartex" xmlns:cx8="http://schemas.microsoft.com/office/drawing/2016/5/14/chartex" xmlns:mc="http://schemas.openxmlformats.org/markup-compatibility/2006" xmlns:aink="http://schemas.microsoft.com/office/drawing/2016/ink" xmlns:am3d="http://schemas.microsoft.com/office/drawing/2017/model3d" xmlns:o="urn:schemas-microsoft-com:office:office" xmlns:oel="http://schemas.microsoft.com/office/2019/extlst" xmlns:r="http://schemas.openxmlformats.org/officeDocument/2006/relationships" xmlns:m="http://schemas.openxmlformats.org/officeDocument/2006/math" xmlns:v="urn:schemas-microsoft-com:vml" xmlns:wp14="http://schemas.microsoft.com/office/word/2010/wordprocessingDrawing" xmlns:wp="http://schemas.openxmlformats.org/drawingml/2006/wordprocessingDrawing" xmlns:w10="urn:schemas-microsoft-com:office:word" xmlns:w="http://schemas.openxmlformats.org/wordprocessingml/2006/main" xmlns:w14="http://schemas.microsoft.com/office/word/2010/wordml" xmlns:w15="http://schemas.microsoft.com/office/word/2012/wordml" xmlns:w16cex="http://schemas.microsoft.com/office/word/2018/wordml/cex" xmlns:w16cid="http://schemas.microsoft.com/office/word/2016/wordml/cid" xmlns:w16="http://schemas.microsoft.com/office/word/2018/wordml" xmlns:w16sdtdh="http://schemas.microsoft.com/office/word/2020/wordml/sdtdatahash" xmlns:w16se="http://schemas.microsoft.com/office/word/2015/wordml/symex" xmlns:wpg="http://schemas.microsoft.com/office/word/2010/wordprocessingGroup" xmlns:wpi="http://schemas.microsoft.com/office/word/2010/wordprocessingInk" xmlns:wne="http://schemas.microsoft.com/office/word/2006/wordml" xmlns:wps="http://schemas.microsoft.com/office/word/2010/wordprocessingShape" mc:Ignorable="w14 w15 w16se w16cid w16 w16cex w16sdtdh wp14">
   <w:body>
     <w:tbl>
@@ -167,7 +230,6 @@
               </w:rPr>
               <w:t xml:space="preserve">Jl. </w:t>
             </w:r>
-            <w:proofErr w:type="spellStart"/>
             <w:r>
               <w:rPr>
                 <w:rFonts w:ascii="Arial" w:hAnsi="Arial" w:cs="Arial"/>
@@ -175,7 +237,6 @@
               </w:rPr>
               <w:t>Ronggowarsito</w:t>
             </w:r>
-            <w:proofErr w:type="spellEnd"/>
             <w:r>
               <w:rPr>
                 <w:rFonts w:ascii="Arial" w:hAnsi="Arial" w:cs="Arial"/>
@@ -183,7 +244,6 @@
               </w:rPr>
               <w:t xml:space="preserve"> No.18b, </w:t>
             </w:r>
-            <w:proofErr w:type="spellStart"/>
             <w:r>
               <w:rPr>
                 <w:rFonts w:ascii="Arial" w:hAnsi="Arial" w:cs="Arial"/>
@@ -191,7 +251,6 @@
               </w:rPr>
               <w:t>Sragen</w:t>
             </w:r>
-            <w:proofErr w:type="spellEnd"/>
             <w:r>
               <w:rPr>
                 <w:rFonts w:ascii="Arial" w:hAnsi="Arial" w:cs="Arial"/>
@@ -199,7 +258,6 @@
               </w:rPr>
               <w:t xml:space="preserve"> </w:t>
             </w:r>
-            <w:proofErr w:type="spellStart"/>
             <w:r>
               <w:rPr>
                 <w:rFonts w:ascii="Arial" w:hAnsi="Arial" w:cs="Arial"/>
@@ -207,7 +265,6 @@
               </w:rPr>
               <w:t>Wetan</w:t>
             </w:r>
-            <w:proofErr w:type="spellEnd"/>
             <w:r>
               <w:rPr>
                 <w:rFonts w:ascii="Arial" w:hAnsi="Arial" w:cs="Arial"/>
@@ -215,7 +272,6 @@
               </w:rPr>
               <w:t xml:space="preserve">, </w:t>
             </w:r>
-            <w:proofErr w:type="spellStart"/>
             <w:r>
               <w:rPr>
                 <w:rFonts w:ascii="Arial" w:hAnsi="Arial" w:cs="Arial"/>
@@ -223,7 +279,6 @@
               </w:rPr>
               <w:t>Sragen</w:t>
             </w:r>
-            <w:proofErr w:type="spellEnd"/>
             <w:r>
               <w:rPr>
                 <w:rFonts w:ascii="Arial" w:hAnsi="Arial" w:cs="Arial"/>
@@ -231,7 +286,6 @@
               </w:rPr>
               <w:t xml:space="preserve">, </w:t>
             </w:r>
-            <w:proofErr w:type="spellStart"/>
             <w:r>
               <w:rPr>
                 <w:rFonts w:ascii="Arial" w:hAnsi="Arial" w:cs="Arial"/>
@@ -239,7 +293,6 @@
               </w:rPr>
               <w:t>Jawa</w:t>
             </w:r>
-            <w:proofErr w:type="spellEnd"/>
             <w:r>
               <w:rPr>
                 <w:rFonts w:ascii="Arial" w:hAnsi="Arial" w:cs="Arial"/>
@@ -263,7 +316,6 @@
               </w:rPr>
               <w:t xml:space="preserve">Telp. (0271) </w:t>
             </w:r>
-            <w:proofErr w:type="gramStart"/>
             <w:r>
               <w:rPr>
                 <w:rFonts w:ascii="Arial" w:hAnsi="Arial" w:cs="Arial"/>
@@ -271,7 +323,6 @@
               </w:rPr>
               <w:t>891136  Email</w:t>
             </w:r>
-            <w:proofErr w:type="gramEnd"/>
             <w:r>
               <w:rPr>
                 <w:rFonts w:ascii="Arial" w:hAnsi="Arial" w:cs="Arial"/>
@@ -363,7 +414,6 @@
         </w:rPr>
         <w:t xml:space="preserve">                                               </w:t>
       </w:r>
-      <w:proofErr w:type="spellStart"/>
       <w:r>
         <w:rPr>
           <w:rFonts w:ascii="Arial Nova Cond" w:hAnsi="Arial Nova Cond"/>
@@ -372,7 +422,6 @@
         </w:rPr>
         <w:t>Nomor</w:t>
       </w:r>
-      <w:proofErr w:type="spellEnd"/>
       <w:r>
         <w:rPr>
           <w:rFonts w:ascii="Arial Nova Cond" w:hAnsi="Arial Nova Cond"/>
@@ -389,7 +438,6 @@
         </w:rPr>
         <w:t>{</w:t>
       </w:r>
-      <w:proofErr w:type="spellStart"/>
       <w:r>
         <w:rPr>
           <w:rFonts w:ascii="Arial Nova Cond" w:hAnsi="Arial Nova Cond"/>
@@ -398,7 +446,6 @@
         </w:rPr>
         <w:t>tahun_ini</w:t>
       </w:r>
-      <w:proofErr w:type="spellEnd"/>
       <w:r>
         <w:rPr>
           <w:rFonts w:ascii="Arial Nova Cond" w:hAnsi="Arial Nova Cond"/>
@@ -437,7 +484,6 @@
         </w:rPr>
         <w:t xml:space="preserve">Pada </w:t>
       </w:r>
-      <w:proofErr w:type="spellStart"/>
       <w:r>
         <w:rPr>
           <w:rFonts w:ascii="Arial Nova Cond" w:hAnsi="Arial Nova Cond"/>
@@ -446,7 +492,6 @@
         </w:rPr>
         <w:t>hari</w:t>
       </w:r>
-      <w:proofErr w:type="spellEnd"/>
       <w:r>
         <w:rPr>
           <w:rFonts w:ascii="Arial Nova Cond" w:hAnsi="Arial Nova Cond"/>
@@ -455,7 +500,6 @@
         </w:rPr>
         <w:t xml:space="preserve"> </w:t>
       </w:r>
-      <w:proofErr w:type="spellStart"/>
       <w:r>
         <w:rPr>
           <w:rFonts w:ascii="Arial Nova Cond" w:hAnsi="Arial Nova Cond"/>
@@ -464,7 +508,6 @@
         </w:rPr>
         <w:t>ini</w:t>
       </w:r>
-      <w:proofErr w:type="spellEnd"/>
       <w:r>
         <w:rPr>
           <w:rFonts w:ascii="Arial Nova Cond" w:hAnsi="Arial Nova Cond"/>
@@ -473,7 +516,6 @@
         </w:rPr>
         <w:t xml:space="preserve"> {</w:t>
       </w:r>
-      <w:proofErr w:type="spellStart"/>
       <w:r>
         <w:rPr>
           <w:rFonts w:ascii="Arial Nova Cond" w:hAnsi="Arial Nova Cond"/>
@@ -482,7 +524,6 @@
         </w:rPr>
         <w:t>hari_ini_nama</w:t>
       </w:r>
-      <w:proofErr w:type="spellEnd"/>
       <w:r>
         <w:rPr>
           <w:rFonts w:ascii="Arial Nova Cond" w:hAnsi="Arial Nova Cond"/>
@@ -491,7 +532,6 @@
         </w:rPr>
         <w:t xml:space="preserve">}, </w:t>
       </w:r>
-      <w:proofErr w:type="spellStart"/>
       <w:r>
         <w:rPr>
           <w:rFonts w:ascii="Arial Nova Cond" w:hAnsi="Arial Nova Cond"/>
@@ -500,7 +540,6 @@
         </w:rPr>
         <w:t>tanggal</w:t>
       </w:r>
-      <w:proofErr w:type="spellEnd"/>
       <w:r>
         <w:rPr>
           <w:rFonts w:ascii="Arial Nova Cond" w:hAnsi="Arial Nova Cond"/>
@@ -509,7 +548,6 @@
         </w:rPr>
         <w:t xml:space="preserve"> {</w:t>
       </w:r>
-      <w:proofErr w:type="spellStart"/>
       <w:r>
         <w:rPr>
           <w:rFonts w:ascii="Arial Nova Cond" w:hAnsi="Arial Nova Cond"/>
@@ -518,7 +556,6 @@
         </w:rPr>
         <w:t>hari_ini_tanggal_terbilang</w:t>
       </w:r>
-      <w:proofErr w:type="spellEnd"/>
       <w:r>
         <w:rPr>
           <w:rFonts w:ascii="Arial Nova Cond" w:hAnsi="Arial Nova Cond"/>
@@ -527,7 +564,6 @@
         </w:rPr>
         <w:t xml:space="preserve">} </w:t>
       </w:r>
-      <w:proofErr w:type="spellStart"/>
       <w:r>
         <w:rPr>
           <w:rFonts w:ascii="Arial Nova Cond" w:hAnsi="Arial Nova Cond"/>
@@ -536,7 +572,6 @@
         </w:rPr>
         <w:t>bulan</w:t>
       </w:r>
-      <w:proofErr w:type="spellEnd"/>
       <w:r>
         <w:rPr>
           <w:rFonts w:ascii="Arial Nova Cond" w:hAnsi="Arial Nova Cond"/>
@@ -545,7 +580,6 @@
         </w:rPr>
         <w:t xml:space="preserve"> {</w:t>
       </w:r>
-      <w:proofErr w:type="spellStart"/>
       <w:r>
         <w:rPr>
           <w:rFonts w:ascii="Arial Nova Cond" w:hAnsi="Arial Nova Cond"/>
@@ -554,7 +588,6 @@
         </w:rPr>
         <w:t>hari_ini_bulan</w:t>
       </w:r>
-      <w:proofErr w:type="spellEnd"/>
       <w:r>
         <w:rPr>
           <w:rFonts w:ascii="Arial Nova Cond" w:hAnsi="Arial Nova Cond"/>
@@ -573,7 +606,6 @@
         </w:rPr>
         <w:t xml:space="preserve"> </w:t>
       </w:r>
-      <w:proofErr w:type="spellStart"/>
       <w:r>
         <w:rPr>
           <w:rFonts w:ascii="Arial Nova Cond" w:hAnsi="Arial Nova Cond"/>
@@ -582,7 +614,6 @@
         </w:rPr>
         <w:t>tahun</w:t>
       </w:r>
-      <w:proofErr w:type="spellEnd"/>
       <w:r>
         <w:rPr>
           <w:rFonts w:ascii="Arial Nova Cond" w:hAnsi="Arial Nova Cond"/>
@@ -591,7 +622,6 @@
         </w:rPr>
         <w:t xml:space="preserve"> {</w:t>
       </w:r>
-      <w:proofErr w:type="spellStart"/>
       <w:r>
         <w:rPr>
           <w:rFonts w:ascii="Arial Nova Cond" w:hAnsi="Arial Nova Cond"/>
@@ -600,7 +630,6 @@
         </w:rPr>
         <w:t>hari_ini_tahun_terbilang</w:t>
       </w:r>
-      <w:proofErr w:type="spellEnd"/>
       <w:r>
         <w:rPr>
           <w:rFonts w:ascii="Arial Nova Cond" w:hAnsi="Arial Nova Cond"/>
@@ -619,7 +648,6 @@
         </w:rPr>
         <w:t xml:space="preserve"> </w:t>
       </w:r>
-      <w:proofErr w:type="spellStart"/>
       <w:r>
         <w:rPr>
           <w:rFonts w:ascii="Arial Nova Cond" w:hAnsi="Arial Nova Cond"/>
@@ -628,7 +656,6 @@
         </w:rPr>
         <w:t>pukul</w:t>
       </w:r>
-      <w:proofErr w:type="spellEnd"/>
       <w:r>
         <w:rPr>
           <w:rFonts w:ascii="Arial Nova Cond" w:hAnsi="Arial Nova Cond"/>
@@ -637,7 +664,6 @@
         </w:rPr>
         <w:t xml:space="preserve"> {</w:t>
       </w:r>
-      <w:proofErr w:type="spellStart"/>
       <w:r>
         <w:rPr>
           <w:rFonts w:ascii="Arial Nova Cond" w:hAnsi="Arial Nova Cond"/>
@@ -646,7 +672,6 @@
         </w:rPr>
         <w:t>waktu_pengawasan</w:t>
       </w:r>
-      <w:proofErr w:type="spellEnd"/>
       <w:r>
         <w:rPr>
           <w:rFonts w:ascii="Arial Nova Cond" w:hAnsi="Arial Nova Cond"/>
@@ -655,7 +680,6 @@
         </w:rPr>
         <w:t xml:space="preserve">} WIB, di </w:t>
       </w:r>
-      <w:proofErr w:type="spellStart"/>
       <w:r>
         <w:rPr>
           <w:rFonts w:ascii="Arial Nova Cond" w:hAnsi="Arial Nova Cond"/>
@@ -664,7 +688,6 @@
         </w:rPr>
         <w:t>lokasi</w:t>
       </w:r>
-      <w:proofErr w:type="spellEnd"/>
       <w:r>
         <w:rPr>
           <w:rFonts w:ascii="Arial Nova Cond" w:hAnsi="Arial Nova Cond"/>
@@ -673,7 +696,6 @@
         </w:rPr>
         <w:t xml:space="preserve"> {</w:t>
       </w:r>
-      <w:proofErr w:type="spellStart"/>
       <w:r>
         <w:rPr>
           <w:rFonts w:ascii="Arial Nova Cond" w:hAnsi="Arial Nova Cond"/>
@@ -682,7 +704,6 @@
         </w:rPr>
         <w:t>nama_badan_usaha_kegiatan</w:t>
       </w:r>
-      <w:proofErr w:type="spellEnd"/>
       <w:r>
         <w:rPr>
           <w:rFonts w:ascii="Arial Nova Cond" w:hAnsi="Arial Nova Cond"/>
@@ -691,7 +712,6 @@
         </w:rPr>
         <w:t>}, {</w:t>
       </w:r>
-      <w:proofErr w:type="spellStart"/>
       <w:r>
         <w:rPr>
           <w:rFonts w:ascii="Arial Nova Cond" w:hAnsi="Arial Nova Cond"/>
@@ -700,7 +720,6 @@
         </w:rPr>
         <w:t>alamat_lokasi</w:t>
       </w:r>
-      <w:proofErr w:type="spellEnd"/>
       <w:r>
         <w:rPr>
           <w:rFonts w:ascii="Arial Nova Cond" w:hAnsi="Arial Nova Cond"/>
@@ -709,7 +728,6 @@
         </w:rPr>
         <w:t xml:space="preserve">}, </w:t>
       </w:r>
-      <w:proofErr w:type="spellStart"/>
       <w:r>
         <w:rPr>
           <w:rFonts w:ascii="Arial Nova Cond" w:hAnsi="Arial Nova Cond"/>
@@ -718,7 +736,6 @@
         </w:rPr>
         <w:t>telah</w:t>
       </w:r>
-      <w:proofErr w:type="spellEnd"/>
       <w:r>
         <w:rPr>
           <w:rFonts w:ascii="Arial Nova Cond" w:hAnsi="Arial Nova Cond"/>
@@ -727,7 +744,6 @@
         </w:rPr>
         <w:t xml:space="preserve"> </w:t>
       </w:r>
-      <w:proofErr w:type="spellStart"/>
       <w:r>
         <w:rPr>
           <w:rFonts w:ascii="Arial Nova Cond" w:hAnsi="Arial Nova Cond"/>
@@ -736,7 +752,6 @@
         </w:rPr>
         <w:t>dilakukan</w:t>
       </w:r>
-      <w:proofErr w:type="spellEnd"/>
       <w:r>
         <w:rPr>
           <w:rFonts w:ascii="Arial Nova Cond" w:hAnsi="Arial Nova Cond"/>
@@ -745,7 +760,6 @@
         </w:rPr>
         <w:t xml:space="preserve"> </w:t>
       </w:r>
-      <w:proofErr w:type="spellStart"/>
       <w:r>
         <w:rPr>
           <w:rFonts w:ascii="Arial Nova Cond" w:hAnsi="Arial Nova Cond"/>
@@ -754,7 +768,6 @@
         </w:rPr>
         <w:t>penandatanganan</w:t>
       </w:r>
-      <w:proofErr w:type="spellEnd"/>
       <w:r>
         <w:rPr>
           <w:rFonts w:ascii="Arial Nova Cond" w:hAnsi="Arial Nova Cond"/>
@@ -763,7 +776,6 @@
         </w:rPr>
         <w:t xml:space="preserve"> </w:t>
       </w:r>
-      <w:proofErr w:type="spellStart"/>
       <w:r>
         <w:rPr>
           <w:rFonts w:ascii="Arial Nova Cond" w:hAnsi="Arial Nova Cond"/>
@@ -772,7 +784,6 @@
         </w:rPr>
         <w:t>berita</w:t>
       </w:r>
-      <w:proofErr w:type="spellEnd"/>
       <w:r>
         <w:rPr>
           <w:rFonts w:ascii="Arial Nova Cond" w:hAnsi="Arial Nova Cond"/>
@@ -781,7 +792,6 @@
         </w:rPr>
         <w:t xml:space="preserve"> acara </w:t>
       </w:r>
-      <w:proofErr w:type="spellStart"/>
       <w:r>
         <w:rPr>
           <w:rFonts w:ascii="Arial Nova Cond" w:hAnsi="Arial Nova Cond"/>
@@ -790,7 +800,6 @@
         </w:rPr>
         <w:t>pengawasan</w:t>
       </w:r>
-      <w:proofErr w:type="spellEnd"/>
       <w:r>
         <w:rPr>
           <w:rFonts w:ascii="Arial Nova Cond" w:hAnsi="Arial Nova Cond"/>
@@ -799,7 +808,6 @@
         </w:rPr>
         <w:t xml:space="preserve"> </w:t>
       </w:r>
-      <w:proofErr w:type="spellStart"/>
       <w:r>
         <w:rPr>
           <w:rFonts w:ascii="Arial Nova Cond" w:hAnsi="Arial Nova Cond"/>
@@ -808,7 +816,6 @@
         </w:rPr>
         <w:t>lingkungan</w:t>
       </w:r>
-      <w:proofErr w:type="spellEnd"/>
       <w:r>
         <w:rPr>
           <w:rFonts w:ascii="Arial Nova Cond" w:hAnsi="Arial Nova Cond"/>
@@ -817,7 +824,6 @@
         </w:rPr>
         <w:t xml:space="preserve"> </w:t>
       </w:r>
-      <w:proofErr w:type="spellStart"/>
       <w:r>
         <w:rPr>
           <w:rFonts w:ascii="Arial Nova Cond" w:hAnsi="Arial Nova Cond"/>
@@ -826,7 +832,6 @@
         </w:rPr>
         <w:t>hidup</w:t>
       </w:r>
-      <w:proofErr w:type="spellEnd"/>
       <w:r>
         <w:rPr>
           <w:rFonts w:ascii="Arial Nova Cond" w:hAnsi="Arial Nova Cond"/>
@@ -835,7 +840,6 @@
         </w:rPr>
         <w:t xml:space="preserve"> </w:t>
       </w:r>
-      <w:proofErr w:type="spellStart"/>
       <w:r>
         <w:rPr>
           <w:rFonts w:ascii="Arial Nova Cond" w:hAnsi="Arial Nova Cond"/>
@@ -844,7 +848,6 @@
         </w:rPr>
         <w:t>terhadap</w:t>
       </w:r>
-      <w:proofErr w:type="spellEnd"/>
       <w:r>
         <w:rPr>
           <w:rFonts w:ascii="Arial Nova Cond" w:hAnsi="Arial Nova Cond"/>
@@ -853,7 +856,6 @@
         </w:rPr>
         <w:t xml:space="preserve"> {</w:t>
       </w:r>
-      <w:proofErr w:type="spellStart"/>
       <w:r>
         <w:rPr>
           <w:rFonts w:ascii="Arial Nova Cond" w:hAnsi="Arial Nova Cond"/>
@@ -862,7 +864,6 @@
         </w:rPr>
         <w:t>nama_badan_usaha_kegiatan</w:t>
       </w:r>
-      <w:proofErr w:type="spellEnd"/>
       <w:r>
         <w:rPr>
           <w:rFonts w:ascii="Arial Nova Cond" w:hAnsi="Arial Nova Cond"/>
@@ -871,7 +872,6 @@
         </w:rPr>
         <w:t xml:space="preserve">} </w:t>
       </w:r>
-      <w:proofErr w:type="spellStart"/>
       <w:r>
         <w:rPr>
           <w:rFonts w:ascii="Arial Nova Cond" w:hAnsi="Arial Nova Cond"/>
@@ -880,7 +880,6 @@
         </w:rPr>
         <w:t>dengan</w:t>
       </w:r>
-      <w:proofErr w:type="spellEnd"/>
       <w:r>
         <w:rPr>
           <w:rFonts w:ascii="Arial Nova Cond" w:hAnsi="Arial Nova Cond"/>
@@ -889,7 +888,6 @@
         </w:rPr>
         <w:t xml:space="preserve"> </w:t>
       </w:r>
-      <w:proofErr w:type="spellStart"/>
       <w:r>
         <w:rPr>
           <w:rFonts w:ascii="Arial Nova Cond" w:hAnsi="Arial Nova Cond"/>
@@ -898,7 +896,6 @@
         </w:rPr>
         <w:t>hasil</w:t>
       </w:r>
-      <w:proofErr w:type="spellEnd"/>
       <w:r>
         <w:rPr>
           <w:rFonts w:ascii="Arial Nova Cond" w:hAnsi="Arial Nova Cond"/>
@@ -907,7 +904,6 @@
         </w:rPr>
         <w:t xml:space="preserve"> </w:t>
       </w:r>
-      <w:proofErr w:type="spellStart"/>
       <w:r>
         <w:rPr>
           <w:rFonts w:ascii="Arial Nova Cond" w:hAnsi="Arial Nova Cond"/>
@@ -916,7 +912,6 @@
         </w:rPr>
         <w:t>sebagai</w:t>
       </w:r>
-      <w:proofErr w:type="spellEnd"/>
       <w:r>
         <w:rPr>
           <w:rFonts w:ascii="Arial Nova Cond" w:hAnsi="Arial Nova Cond"/>
@@ -925,7 +920,6 @@
         </w:rPr>
         <w:t xml:space="preserve"> </w:t>
       </w:r>
-      <w:proofErr w:type="spellStart"/>
       <w:r>
         <w:rPr>
           <w:rFonts w:ascii="Arial Nova Cond" w:hAnsi="Arial Nova Cond"/>
@@ -934,7 +928,6 @@
         </w:rPr>
         <w:t>berikut</w:t>
       </w:r>
-      <w:proofErr w:type="spellEnd"/>
       <w:r>
         <w:rPr>
           <w:rFonts w:ascii="Arial Nova Cond" w:hAnsi="Arial Nova Cond"/>
@@ -973,7 +966,6 @@
         </w:rPr>
         <w:t xml:space="preserve">A. </w:t>
       </w:r>
-      <w:proofErr w:type="spellStart"/>
       <w:r>
         <w:rPr>
           <w:rFonts w:ascii="Arial Nova Cond" w:hAnsi="Arial Nova Cond"/>
@@ -982,7 +974,6 @@
         </w:rPr>
         <w:t>Identitas</w:t>
       </w:r>
-      <w:proofErr w:type="spellEnd"/>
       <w:r>
         <w:rPr>
           <w:rFonts w:ascii="Arial Nova Cond" w:hAnsi="Arial Nova Cond"/>
@@ -1007,7 +998,6 @@
         </w:rPr>
         <w:t xml:space="preserve"> </w:t>
       </w:r>
-      <w:proofErr w:type="spellStart"/>
       <w:r>
         <w:rPr>
           <w:rFonts w:ascii="Arial Nova Cond" w:hAnsi="Arial Nova Cond"/>
@@ -1016,7 +1006,6 @@
         </w:rPr>
         <w:t>Pengawas</w:t>
       </w:r>
-      <w:proofErr w:type="spellEnd"/>
       <w:r>
         <w:rPr>
           <w:rFonts w:ascii="Arial Nova Cond" w:hAnsi="Arial Nova Cond"/>
@@ -1025,7 +1014,6 @@
         </w:rPr>
         <w:t xml:space="preserve"> </w:t>
       </w:r>
-      <w:proofErr w:type="spellStart"/>
       <w:r>
         <w:rPr>
           <w:rFonts w:ascii="Arial Nova Cond" w:hAnsi="Arial Nova Cond"/>
@@ -1034,7 +1022,6 @@
         </w:rPr>
         <w:t>Lingkungan</w:t>
       </w:r>
-      <w:proofErr w:type="spellEnd"/>
       <w:r>
         <w:rPr>
           <w:rFonts w:ascii="Arial Nova Cond" w:hAnsi="Arial Nova Cond"/>
@@ -1043,7 +1030,6 @@
         </w:rPr>
         <w:t xml:space="preserve"> </w:t>
       </w:r>
-      <w:proofErr w:type="spellStart"/>
       <w:r>
         <w:rPr>
           <w:rFonts w:ascii="Arial Nova Cond" w:hAnsi="Arial Nova Cond"/>
@@ -1052,7 +1038,6 @@
         </w:rPr>
         <w:t>Hidup</w:t>
       </w:r>
-      <w:proofErr w:type="spellEnd"/>
     </w:p>
     <w:tbl>
       <w:tblPr>
@@ -1090,7 +1075,6 @@
               </w:rPr>
               <w:t>{#tim_penilai_lengkap} {</w:t>
             </w:r>
-            <w:proofErr w:type="spellStart"/>
             <w:r>
               <w:rPr>
                 <w:rFonts w:ascii="Arial Nova Cond" w:hAnsi="Arial Nova Cond"/>
@@ -1099,7 +1083,6 @@
               </w:rPr>
               <w:t>nomor_urut</w:t>
             </w:r>
-            <w:proofErr w:type="spellEnd"/>
             <w:r>
               <w:rPr>
                 <w:rFonts w:ascii="Arial Nova Cond" w:hAnsi="Arial Nova Cond"/>
@@ -1179,7 +1162,6 @@
                 <w:szCs w:val="24"/>
               </w:rPr>
             </w:pPr>
-            <w:proofErr w:type="spellStart"/>
             <w:r>
               <w:rPr>
                 <w:rFonts w:ascii="Arial Nova Cond" w:hAnsi="Arial Nova Cond"/>
@@ -1188,7 +1170,6 @@
               </w:rPr>
               <w:t>Instansi</w:t>
             </w:r>
-            <w:proofErr w:type="spellEnd"/>
             <w:r>
               <w:rPr>
                 <w:rFonts w:ascii="Arial Nova Cond" w:hAnsi="Arial Nova Cond"/>
@@ -1315,7 +1296,6 @@
               </w:rPr>
               <w:t>{</w:t>
             </w:r>
-            <w:proofErr w:type="spellStart"/>
             <w:r>
               <w:rPr>
                 <w:rFonts w:ascii="Arial Nova Cond" w:hAnsi="Arial Nova Cond"/>
@@ -1324,7 +1304,6 @@
               </w:rPr>
               <w:t>nama</w:t>
             </w:r>
-            <w:proofErr w:type="spellEnd"/>
             <w:r>
               <w:rPr>
                 <w:rFonts w:ascii="Arial Nova Cond" w:hAnsi="Arial Nova Cond"/>
@@ -1369,7 +1348,6 @@
               </w:rPr>
               <w:t>{</w:t>
             </w:r>
-            <w:proofErr w:type="spellStart"/>
             <w:r>
               <w:rPr>
                 <w:rFonts w:ascii="Arial Nova Cond" w:hAnsi="Arial Nova Cond"/>
@@ -1378,7 +1356,6 @@
               </w:rPr>
               <w:t>pangkat_golongan</w:t>
             </w:r>
-            <w:proofErr w:type="spellEnd"/>
             <w:r>
               <w:rPr>
                 <w:rFonts w:ascii="Arial Nova Cond" w:hAnsi="Arial Nova Cond"/>
@@ -1405,7 +1382,6 @@
               </w:rPr>
               <w:t>{</w:t>
             </w:r>
-            <w:proofErr w:type="spellStart"/>
             <w:r>
               <w:rPr>
                 <w:rFonts w:ascii="Arial Nova Cond" w:hAnsi="Arial Nova Cond"/>
@@ -1414,7 +1390,6 @@
               </w:rPr>
               <w:t>jabatan</w:t>
             </w:r>
-            <w:proofErr w:type="spellEnd"/>
             <w:r>
               <w:rPr>
                 <w:rFonts w:ascii="Arial Nova Cond" w:hAnsi="Arial Nova Cond"/>
@@ -1441,7 +1416,6 @@
               </w:rPr>
               <w:t xml:space="preserve">Dinas </w:t>
             </w:r>
-            <w:proofErr w:type="spellStart"/>
             <w:r>
               <w:rPr>
                 <w:rFonts w:ascii="Arial Nova Cond" w:hAnsi="Arial Nova Cond"/>
@@ -1450,7 +1424,6 @@
               </w:rPr>
               <w:t>Lingkungan</w:t>
             </w:r>
-            <w:proofErr w:type="spellEnd"/>
             <w:r>
               <w:rPr>
                 <w:rFonts w:ascii="Arial Nova Cond" w:hAnsi="Arial Nova Cond"/>
@@ -1459,7 +1432,6 @@
               </w:rPr>
               <w:t xml:space="preserve"> </w:t>
             </w:r>
-            <w:proofErr w:type="spellStart"/>
             <w:r>
               <w:rPr>
                 <w:rFonts w:ascii="Arial Nova Cond" w:hAnsi="Arial Nova Cond"/>
@@ -1468,7 +1440,6 @@
               </w:rPr>
               <w:t>Hidup</w:t>
             </w:r>
-            <w:proofErr w:type="spellEnd"/>
             <w:r>
               <w:rPr>
                 <w:rFonts w:ascii="Arial Nova Cond" w:hAnsi="Arial Nova Cond"/>
@@ -1477,7 +1448,6 @@
               </w:rPr>
               <w:t xml:space="preserve"> </w:t>
             </w:r>
-            <w:proofErr w:type="spellStart"/>
             <w:r>
               <w:rPr>
                 <w:rFonts w:ascii="Arial Nova Cond" w:hAnsi="Arial Nova Cond"/>
@@ -1486,7 +1456,6 @@
               </w:rPr>
               <w:t>Kabupaten</w:t>
             </w:r>
-            <w:proofErr w:type="spellEnd"/>
             <w:r>
               <w:rPr>
                 <w:rFonts w:ascii="Arial Nova Cond" w:hAnsi="Arial Nova Cond"/>
@@ -1495,7 +1464,6 @@
               </w:rPr>
               <w:t xml:space="preserve"> </w:t>
             </w:r>
-            <w:proofErr w:type="spellStart"/>
             <w:r>
               <w:rPr>
                 <w:rFonts w:ascii="Arial Nova Cond" w:hAnsi="Arial Nova Cond"/>
@@ -1504,7 +1472,6 @@
               </w:rPr>
               <w:t>Sragen</w:t>
             </w:r>
-            <w:proofErr w:type="spellEnd"/>
           </w:p>
           <w:p>
             <w:pPr>
@@ -1523,7 +1490,6 @@
               </w:rPr>
               <w:t>{/</w:t>
             </w:r>
-            <w:proofErr w:type="spellStart"/>
             <w:r>
               <w:rPr>
                 <w:rFonts w:ascii="Arial Nova Cond" w:hAnsi="Arial Nova Cond"/>
@@ -1532,7 +1498,6 @@
               </w:rPr>
               <w:t>tim_penilai_lengkap</w:t>
             </w:r>
-            <w:proofErr w:type="spellEnd"/>
             <w:r>
               <w:rPr>
                 <w:rFonts w:ascii="Arial Nova Cond" w:hAnsi="Arial Nova Cond"/>
@@ -1701,7 +1666,6 @@
               </w:rPr>
               <w:t>{</w:t>
             </w:r>
-            <w:proofErr w:type="spellStart"/>
             <w:r>
               <w:rPr>
                 <w:rFonts w:ascii="Arial Nova Cond" w:hAnsi="Arial Nova Cond"/>
@@ -1710,7 +1674,6 @@
               </w:rPr>
               <w:t>nama_badan_usaha_kegiatan</w:t>
             </w:r>
-            <w:proofErr w:type="spellEnd"/>
             <w:r>
               <w:rPr>
                 <w:rFonts w:ascii="Arial Nova Cond" w:hAnsi="Arial Nova Cond"/>
@@ -1826,7 +1789,6 @@
               </w:rPr>
               <w:t>{</w:t>
             </w:r>
-            <w:proofErr w:type="spellStart"/>
             <w:r>
               <w:rPr>
                 <w:rFonts w:ascii="Arial Nova Cond" w:hAnsi="Arial Nova Cond"/>
@@ -1835,7 +1797,6 @@
               </w:rPr>
               <w:t>kbli</w:t>
             </w:r>
-            <w:proofErr w:type="spellEnd"/>
             <w:r>
               <w:rPr>
                 <w:rFonts w:ascii="Arial Nova Cond" w:hAnsi="Arial Nova Cond"/>
@@ -1884,7 +1845,6 @@
                 <w:szCs w:val="24"/>
               </w:rPr>
             </w:pPr>
-            <w:proofErr w:type="spellStart"/>
             <w:r>
               <w:rPr>
                 <w:rFonts w:ascii="Arial Nova Cond" w:hAnsi="Arial Nova Cond"/>
@@ -1893,7 +1853,6 @@
               </w:rPr>
               <w:t>Tahun</w:t>
             </w:r>
-            <w:proofErr w:type="spellEnd"/>
             <w:r>
               <w:rPr>
                 <w:rFonts w:ascii="Arial Nova Cond" w:hAnsi="Arial Nova Cond"/>
@@ -1902,7 +1861,6 @@
               </w:rPr>
               <w:t xml:space="preserve"> </w:t>
             </w:r>
-            <w:proofErr w:type="spellStart"/>
             <w:r>
               <w:rPr>
                 <w:rFonts w:ascii="Arial Nova Cond" w:hAnsi="Arial Nova Cond"/>
@@ -1911,7 +1869,6 @@
               </w:rPr>
               <w:t>beroperasi</w:t>
             </w:r>
-            <w:proofErr w:type="spellEnd"/>
           </w:p>
         </w:tc>
         <w:tc>
@@ -1958,7 +1915,6 @@
               </w:rPr>
               <w:t>{</w:t>
             </w:r>
-            <w:proofErr w:type="spellStart"/>
             <w:r>
               <w:rPr>
                 <w:rFonts w:ascii="Arial Nova Cond" w:hAnsi="Arial Nova Cond"/>
@@ -1967,7 +1923,6 @@
               </w:rPr>
               <w:t>tahun_operasi</w:t>
             </w:r>
-            <w:proofErr w:type="spellEnd"/>
             <w:r>
               <w:rPr>
                 <w:rFonts w:ascii="Arial Nova Cond" w:hAnsi="Arial Nova Cond"/>
@@ -2024,7 +1979,6 @@
               </w:rPr>
               <w:t xml:space="preserve">Status </w:t>
             </w:r>
-            <w:proofErr w:type="spellStart"/>
             <w:r>
               <w:rPr>
                 <w:rFonts w:ascii="Arial Nova Cond" w:hAnsi="Arial Nova Cond"/>
@@ -2033,7 +1987,6 @@
               </w:rPr>
               <w:t>permodalan</w:t>
             </w:r>
-            <w:proofErr w:type="spellEnd"/>
           </w:p>
         </w:tc>
         <w:tc>
@@ -2080,7 +2033,6 @@
               </w:rPr>
               <w:t>{</w:t>
             </w:r>
-            <w:proofErr w:type="spellStart"/>
             <w:r>
               <w:rPr>
                 <w:rFonts w:ascii="Arial Nova Cond" w:hAnsi="Arial Nova Cond"/>
@@ -2089,7 +2041,6 @@
               </w:rPr>
               <w:t>status_permodalan</w:t>
             </w:r>
-            <w:proofErr w:type="spellEnd"/>
             <w:r>
               <w:rPr>
                 <w:rFonts w:ascii="Arial Nova Cond" w:hAnsi="Arial Nova Cond"/>
@@ -2146,7 +2097,6 @@
               </w:rPr>
               <w:t xml:space="preserve">Nama </w:t>
             </w:r>
-            <w:proofErr w:type="spellStart"/>
             <w:r>
               <w:rPr>
                 <w:rFonts w:ascii="Arial Nova Cond" w:hAnsi="Arial Nova Cond"/>
@@ -2155,7 +2105,6 @@
               </w:rPr>
               <w:t>penanggung</w:t>
             </w:r>
-            <w:proofErr w:type="spellEnd"/>
             <w:r>
               <w:rPr>
                 <w:rFonts w:ascii="Arial Nova Cond" w:hAnsi="Arial Nova Cond"/>
@@ -2164,7 +2113,6 @@
               </w:rPr>
               <w:t xml:space="preserve"> </w:t>
             </w:r>
-            <w:proofErr w:type="spellStart"/>
             <w:r>
               <w:rPr>
                 <w:rFonts w:ascii="Arial Nova Cond" w:hAnsi="Arial Nova Cond"/>
@@ -2173,7 +2121,6 @@
               </w:rPr>
               <w:t>jawab</w:t>
             </w:r>
-            <w:proofErr w:type="spellEnd"/>
             <w:r>
               <w:rPr>
                 <w:rFonts w:ascii="Arial Nova Cond" w:hAnsi="Arial Nova Cond"/>
@@ -2182,7 +2129,6 @@
               </w:rPr>
               <w:t xml:space="preserve"> Usaha dan/</w:t>
             </w:r>
-            <w:proofErr w:type="spellStart"/>
             <w:r>
               <w:rPr>
                 <w:rFonts w:ascii="Arial Nova Cond" w:hAnsi="Arial Nova Cond"/>
@@ -2191,7 +2137,6 @@
               </w:rPr>
               <w:t>atau</w:t>
             </w:r>
-            <w:proofErr w:type="spellEnd"/>
             <w:r>
               <w:rPr>
                 <w:rFonts w:ascii="Arial Nova Cond" w:hAnsi="Arial Nova Cond"/>
@@ -2200,7 +2145,6 @@
               </w:rPr>
               <w:t xml:space="preserve"> </w:t>
             </w:r>
-            <w:proofErr w:type="spellStart"/>
             <w:r>
               <w:rPr>
                 <w:rFonts w:ascii="Arial Nova Cond" w:hAnsi="Arial Nova Cond"/>
@@ -2209,7 +2153,6 @@
               </w:rPr>
               <w:t>Kegiatan</w:t>
             </w:r>
-            <w:proofErr w:type="spellEnd"/>
           </w:p>
         </w:tc>
         <w:tc>
@@ -2256,7 +2199,6 @@
               </w:rPr>
               <w:t>{</w:t>
             </w:r>
-            <w:proofErr w:type="spellStart"/>
             <w:r>
               <w:rPr>
                 <w:rFonts w:ascii="Arial Nova Cond" w:hAnsi="Arial Nova Cond"/>
@@ -2265,7 +2207,6 @@
               </w:rPr>
               <w:t>pj_nama</w:t>
             </w:r>
-            <w:proofErr w:type="spellEnd"/>
             <w:r>
               <w:rPr>
                 <w:rFonts w:ascii="Arial Nova Cond" w:hAnsi="Arial Nova Cond"/>
@@ -2314,7 +2255,6 @@
                 <w:szCs w:val="24"/>
               </w:rPr>
             </w:pPr>
-            <w:proofErr w:type="spellStart"/>
             <w:r>
               <w:rPr>
                 <w:rFonts w:ascii="Arial Nova Cond" w:hAnsi="Arial Nova Cond"/>
@@ -2323,7 +2263,6 @@
               </w:rPr>
               <w:t>Jabatan</w:t>
             </w:r>
-            <w:proofErr w:type="spellEnd"/>
             <w:r>
               <w:rPr>
                 <w:rFonts w:ascii="Arial Nova Cond" w:hAnsi="Arial Nova Cond"/>
@@ -2332,7 +2271,6 @@
               </w:rPr>
               <w:t xml:space="preserve"> </w:t>
             </w:r>
-            <w:proofErr w:type="spellStart"/>
             <w:r>
               <w:rPr>
                 <w:rFonts w:ascii="Arial Nova Cond" w:hAnsi="Arial Nova Cond"/>
@@ -2341,7 +2279,6 @@
               </w:rPr>
               <w:t>penanggung</w:t>
             </w:r>
-            <w:proofErr w:type="spellEnd"/>
             <w:r>
               <w:rPr>
                 <w:rFonts w:ascii="Arial Nova Cond" w:hAnsi="Arial Nova Cond"/>
@@ -2350,7 +2287,6 @@
               </w:rPr>
               <w:t xml:space="preserve"> </w:t>
             </w:r>
-            <w:proofErr w:type="spellStart"/>
             <w:r>
               <w:rPr>
                 <w:rFonts w:ascii="Arial Nova Cond" w:hAnsi="Arial Nova Cond"/>
@@ -2359,7 +2295,6 @@
               </w:rPr>
               <w:t>jawab</w:t>
             </w:r>
-            <w:proofErr w:type="spellEnd"/>
             <w:r>
               <w:rPr>
                 <w:rFonts w:ascii="Arial Nova Cond" w:hAnsi="Arial Nova Cond"/>
@@ -2368,7 +2303,6 @@
               </w:rPr>
               <w:t xml:space="preserve"> Usaha dan/</w:t>
             </w:r>
-            <w:proofErr w:type="spellStart"/>
             <w:r>
               <w:rPr>
                 <w:rFonts w:ascii="Arial Nova Cond" w:hAnsi="Arial Nova Cond"/>
@@ -2377,7 +2311,6 @@
               </w:rPr>
               <w:t>atau</w:t>
             </w:r>
-            <w:proofErr w:type="spellEnd"/>
             <w:r>
               <w:rPr>
                 <w:rFonts w:ascii="Arial Nova Cond" w:hAnsi="Arial Nova Cond"/>
@@ -2386,7 +2319,6 @@
               </w:rPr>
               <w:t xml:space="preserve"> </w:t>
             </w:r>
-            <w:proofErr w:type="spellStart"/>
             <w:r>
               <w:rPr>
                 <w:rFonts w:ascii="Arial Nova Cond" w:hAnsi="Arial Nova Cond"/>
@@ -2395,7 +2327,6 @@
               </w:rPr>
               <w:t>Kegiatan</w:t>
             </w:r>
-            <w:proofErr w:type="spellEnd"/>
           </w:p>
         </w:tc>
         <w:tc>
@@ -2442,7 +2373,6 @@
               </w:rPr>
               <w:t>{</w:t>
             </w:r>
-            <w:proofErr w:type="spellStart"/>
             <w:r>
               <w:rPr>
                 <w:rFonts w:ascii="Arial Nova Cond" w:hAnsi="Arial Nova Cond"/>
@@ -2451,7 +2381,6 @@
               </w:rPr>
               <w:t>pj_jabatan</w:t>
             </w:r>
-            <w:proofErr w:type="spellEnd"/>
             <w:r>
               <w:rPr>
                 <w:rFonts w:ascii="Arial Nova Cond" w:hAnsi="Arial Nova Cond"/>
@@ -2556,7 +2485,6 @@
               </w:rPr>
               <w:t>{</w:t>
             </w:r>
-            <w:proofErr w:type="spellStart"/>
             <w:r>
               <w:rPr>
                 <w:rFonts w:ascii="Arial Nova Cond" w:hAnsi="Arial Nova Cond"/>
@@ -2565,7 +2493,6 @@
               </w:rPr>
               <w:t>alamat</w:t>
             </w:r>
-            <w:proofErr w:type="spellEnd"/>
             <w:r>
               <w:rPr>
                 <w:rFonts w:ascii="Arial Nova Cond" w:hAnsi="Arial Nova Cond"/>
@@ -2614,7 +2541,6 @@
                 <w:szCs w:val="24"/>
               </w:rPr>
             </w:pPr>
-            <w:proofErr w:type="spellStart"/>
             <w:r>
               <w:rPr>
                 <w:rFonts w:ascii="Arial Nova Cond" w:hAnsi="Arial Nova Cond"/>
@@ -2623,7 +2549,6 @@
               </w:rPr>
               <w:t>Nomor</w:t>
             </w:r>
-            <w:proofErr w:type="spellEnd"/>
             <w:r>
               <w:rPr>
                 <w:rFonts w:ascii="Arial Nova Cond" w:hAnsi="Arial Nova Cond"/>
@@ -2632,7 +2557,6 @@
               </w:rPr>
               <w:t xml:space="preserve"> </w:t>
             </w:r>
-            <w:proofErr w:type="spellStart"/>
             <w:r>
               <w:rPr>
                 <w:rFonts w:ascii="Arial Nova Cond" w:hAnsi="Arial Nova Cond"/>
@@ -2641,7 +2565,6 @@
               </w:rPr>
               <w:t>telepon</w:t>
             </w:r>
-            <w:proofErr w:type="spellEnd"/>
           </w:p>
         </w:tc>
         <w:tc>
@@ -2680,7 +2603,6 @@
               </w:rPr>
               <w:t>{</w:t>
             </w:r>
-            <w:proofErr w:type="spellStart"/>
             <w:r>
               <w:rPr>
                 <w:rFonts w:ascii="Arial Nova Cond" w:hAnsi="Arial Nova Cond"/>
@@ -2689,7 +2611,6 @@
               </w:rPr>
               <w:t>telepon</w:t>
             </w:r>
-            <w:proofErr w:type="spellEnd"/>
             <w:r>
               <w:rPr>
                 <w:rFonts w:ascii="Arial Nova Cond" w:hAnsi="Arial Nova Cond"/>
@@ -2738,7 +2659,6 @@
                 <w:szCs w:val="24"/>
               </w:rPr>
             </w:pPr>
-            <w:proofErr w:type="spellStart"/>
             <w:r>
               <w:rPr>
                 <w:rFonts w:ascii="Arial Nova Cond" w:hAnsi="Arial Nova Cond"/>
@@ -2747,7 +2667,6 @@
               </w:rPr>
               <w:t>Koordinat</w:t>
             </w:r>
-            <w:proofErr w:type="spellEnd"/>
             <w:r>
               <w:rPr>
                 <w:rFonts w:ascii="Arial Nova Cond" w:hAnsi="Arial Nova Cond"/>
@@ -2756,7 +2675,6 @@
               </w:rPr>
               <w:t xml:space="preserve"> </w:t>
             </w:r>
-            <w:proofErr w:type="spellStart"/>
             <w:r>
               <w:rPr>
                 <w:rFonts w:ascii="Arial Nova Cond" w:hAnsi="Arial Nova Cond"/>
@@ -2765,7 +2683,6 @@
               </w:rPr>
               <w:t>lokasi</w:t>
             </w:r>
-            <w:proofErr w:type="spellEnd"/>
             <w:r>
               <w:rPr>
                 <w:rFonts w:ascii="Arial Nova Cond" w:hAnsi="Arial Nova Cond"/>
@@ -2774,7 +2691,6 @@
               </w:rPr>
               <w:t xml:space="preserve"> Usaha dan/</w:t>
             </w:r>
-            <w:proofErr w:type="spellStart"/>
             <w:r>
               <w:rPr>
                 <w:rFonts w:ascii="Arial Nova Cond" w:hAnsi="Arial Nova Cond"/>
@@ -2783,7 +2699,6 @@
               </w:rPr>
               <w:t>atau</w:t>
             </w:r>
-            <w:proofErr w:type="spellEnd"/>
             <w:r>
               <w:rPr>
                 <w:rFonts w:ascii="Arial Nova Cond" w:hAnsi="Arial Nova Cond"/>
@@ -2792,7 +2707,6 @@
               </w:rPr>
               <w:t xml:space="preserve"> </w:t>
             </w:r>
-            <w:proofErr w:type="spellStart"/>
             <w:r>
               <w:rPr>
                 <w:rFonts w:ascii="Arial Nova Cond" w:hAnsi="Arial Nova Cond"/>
@@ -2801,7 +2715,6 @@
               </w:rPr>
               <w:t>Kegiatan</w:t>
             </w:r>
-            <w:proofErr w:type="spellEnd"/>
           </w:p>
         </w:tc>
         <w:tc>
@@ -2849,7 +2762,6 @@
               </w:rPr>
               <w:t>{</w:t>
             </w:r>
-            <w:proofErr w:type="spellStart"/>
             <w:r>
               <w:rPr>
                 <w:rFonts w:ascii="Arial Nova Cond" w:hAnsi="Arial Nova Cond"/>
@@ -2858,7 +2770,6 @@
               </w:rPr>
               <w:t>koordinat</w:t>
             </w:r>
-            <w:proofErr w:type="spellEnd"/>
             <w:r>
               <w:rPr>
                 <w:rFonts w:ascii="Arial Nova Cond" w:hAnsi="Arial Nova Cond"/>
@@ -2959,7 +2870,6 @@
                 <w:lang w:val="en-US"/>
               </w:rPr>
             </w:pPr>
-            <w:proofErr w:type="gramStart"/>
             <w:r>
               <w:rPr>
                 <w:rFonts w:ascii="Arial Nova Cond" w:hAnsi="Arial Nova Cond"/>
@@ -2969,7 +2879,6 @@
               </w:rPr>
               <w:t>Utara :</w:t>
             </w:r>
-            <w:proofErr w:type="gramEnd"/>
             <w:r>
               <w:rPr>
                 <w:rFonts w:ascii="Arial Nova Cond" w:hAnsi="Arial Nova Cond"/>
@@ -2987,7 +2896,6 @@
               </w:rPr>
               <w:t>{</w:t>
             </w:r>
-            <w:proofErr w:type="spellStart"/>
             <w:r>
               <w:rPr>
                 <w:rFonts w:ascii="Arial Nova Cond" w:hAnsi="Arial Nova Cond"/>
@@ -2996,7 +2904,6 @@
               </w:rPr>
               <w:t>batas_utara</w:t>
             </w:r>
-            <w:proofErr w:type="spellEnd"/>
             <w:r>
               <w:rPr>
                 <w:rFonts w:ascii="Arial Nova Cond" w:hAnsi="Arial Nova Cond"/>
@@ -3016,7 +2923,6 @@
                 <w:lang w:val="en-US"/>
               </w:rPr>
             </w:pPr>
-            <w:proofErr w:type="gramStart"/>
             <w:r>
               <w:rPr>
                 <w:rFonts w:ascii="Arial Nova Cond" w:hAnsi="Arial Nova Cond"/>
@@ -3026,7 +2932,6 @@
               </w:rPr>
               <w:t>Timur :</w:t>
             </w:r>
-            <w:proofErr w:type="gramEnd"/>
             <w:r>
               <w:rPr>
                 <w:rFonts w:ascii="Arial Nova Cond" w:hAnsi="Arial Nova Cond"/>
@@ -3044,7 +2949,6 @@
               </w:rPr>
               <w:t>{</w:t>
             </w:r>
-            <w:proofErr w:type="spellStart"/>
             <w:r>
               <w:rPr>
                 <w:rFonts w:ascii="Arial Nova Cond" w:hAnsi="Arial Nova Cond"/>
@@ -3053,7 +2957,6 @@
               </w:rPr>
               <w:t>batas_timur</w:t>
             </w:r>
-            <w:proofErr w:type="spellEnd"/>
             <w:r>
               <w:rPr>
                 <w:rFonts w:ascii="Arial Nova Cond" w:hAnsi="Arial Nova Cond"/>
@@ -3073,7 +2976,6 @@
                 <w:lang w:val="en-US"/>
               </w:rPr>
             </w:pPr>
-            <w:proofErr w:type="gramStart"/>
             <w:r>
               <w:rPr>
                 <w:rFonts w:ascii="Arial Nova Cond" w:hAnsi="Arial Nova Cond"/>
@@ -3083,7 +2985,6 @@
               </w:rPr>
               <w:t>Selatan :</w:t>
             </w:r>
-            <w:proofErr w:type="gramEnd"/>
             <w:r>
               <w:rPr>
                 <w:rFonts w:ascii="Arial Nova Cond" w:hAnsi="Arial Nova Cond"/>
@@ -3101,7 +3002,6 @@
               </w:rPr>
               <w:t>{</w:t>
             </w:r>
-            <w:proofErr w:type="spellStart"/>
             <w:r>
               <w:rPr>
                 <w:rFonts w:ascii="Arial Nova Cond" w:hAnsi="Arial Nova Cond"/>
@@ -3110,7 +3010,6 @@
               </w:rPr>
               <w:t>batas_selatan</w:t>
             </w:r>
-            <w:proofErr w:type="spellEnd"/>
             <w:r>
               <w:rPr>
                 <w:rFonts w:ascii="Arial Nova Cond" w:hAnsi="Arial Nova Cond"/>
@@ -3130,7 +3029,6 @@
                 <w:lang w:val="en-US"/>
               </w:rPr>
             </w:pPr>
-            <w:proofErr w:type="gramStart"/>
             <w:r>
               <w:rPr>
                 <w:rFonts w:ascii="Arial Nova Cond" w:hAnsi="Arial Nova Cond"/>
@@ -3140,7 +3038,6 @@
               </w:rPr>
               <w:t>Barat :</w:t>
             </w:r>
-            <w:proofErr w:type="gramEnd"/>
             <w:r>
               <w:rPr>
                 <w:rFonts w:ascii="Arial Nova Cond" w:hAnsi="Arial Nova Cond"/>
@@ -3158,7 +3055,6 @@
               </w:rPr>
               <w:t>{</w:t>
             </w:r>
-            <w:proofErr w:type="spellStart"/>
             <w:r>
               <w:rPr>
                 <w:rFonts w:ascii="Arial Nova Cond" w:hAnsi="Arial Nova Cond"/>
@@ -3167,7 +3063,6 @@
               </w:rPr>
               <w:t>batas_barat</w:t>
             </w:r>
-            <w:proofErr w:type="spellEnd"/>
             <w:r>
               <w:rPr>
                 <w:rFonts w:ascii="Arial Nova Cond" w:hAnsi="Arial Nova Cond"/>
@@ -3282,7 +3177,6 @@
               </w:rPr>
               <w:t>{</w:t>
             </w:r>
-            <w:proofErr w:type="spellStart"/>
             <w:r>
               <w:rPr>
                 <w:rFonts w:ascii="Arial Nova Cond" w:hAnsi="Arial Nova Cond"/>
@@ -3291,7 +3185,6 @@
               </w:rPr>
               <w:t>luas_lahan</w:t>
             </w:r>
-            <w:proofErr w:type="spellEnd"/>
             <w:r>
               <w:rPr>
                 <w:rFonts w:ascii="Arial Nova Cond" w:hAnsi="Arial Nova Cond"/>
@@ -3482,7 +3375,6 @@
               </w:rPr>
               <w:t>{</w:t>
             </w:r>
-            <w:proofErr w:type="spellStart"/>
             <w:r>
               <w:rPr>
                 <w:rFonts w:ascii="Arial Nova Cond" w:hAnsi="Arial Nova Cond" w:cs="Arial"/>
@@ -3491,7 +3383,6 @@
               </w:rPr>
               <w:t>kapasitas_kegiatan</w:t>
             </w:r>
-            <w:proofErr w:type="spellEnd"/>
             <w:r>
               <w:rPr>
                 <w:rFonts w:ascii="Arial Nova Cond" w:hAnsi="Arial Nova Cond" w:cs="Arial"/>
@@ -3540,7 +3431,6 @@
                 <w:szCs w:val="24"/>
               </w:rPr>
             </w:pPr>
-            <w:proofErr w:type="spellStart"/>
             <w:r>
               <w:rPr>
                 <w:rFonts w:ascii="Arial Nova Cond" w:hAnsi="Arial Nova Cond"/>
@@ -3549,7 +3439,6 @@
               </w:rPr>
               <w:t>Dokumen</w:t>
             </w:r>
-            <w:proofErr w:type="spellEnd"/>
             <w:r>
               <w:rPr>
                 <w:rFonts w:ascii="Arial Nova Cond" w:hAnsi="Arial Nova Cond"/>
@@ -3558,7 +3447,6 @@
               </w:rPr>
               <w:t xml:space="preserve"> yang </w:t>
             </w:r>
-            <w:proofErr w:type="spellStart"/>
             <w:r>
               <w:rPr>
                 <w:rFonts w:ascii="Arial Nova Cond" w:hAnsi="Arial Nova Cond"/>
@@ -3567,7 +3455,6 @@
               </w:rPr>
               <w:t>dimiliki</w:t>
             </w:r>
-            <w:proofErr w:type="spellEnd"/>
           </w:p>
         </w:tc>
         <w:tc>
@@ -3615,7 +3502,6 @@
               </w:rPr>
               <w:t>{</w:t>
             </w:r>
-            <w:proofErr w:type="spellStart"/>
             <w:r>
               <w:rPr>
                 <w:rFonts w:ascii="Arial Nova Cond" w:hAnsi="Arial Nova Cond"/>
@@ -3624,7 +3510,6 @@
               </w:rPr>
               <w:t>dokumen_dimiliki</w:t>
             </w:r>
-            <w:proofErr w:type="spellEnd"/>
             <w:r>
               <w:rPr>
                 <w:rFonts w:ascii="Arial Nova Cond" w:hAnsi="Arial Nova Cond"/>
@@ -3673,7 +3558,6 @@
                 <w:szCs w:val="24"/>
               </w:rPr>
             </w:pPr>
-            <w:proofErr w:type="spellStart"/>
             <w:r>
               <w:rPr>
                 <w:rFonts w:ascii="Arial Nova Cond" w:hAnsi="Arial Nova Cond"/>
@@ -3682,7 +3566,6 @@
               </w:rPr>
               <w:t>Persetujuan</w:t>
             </w:r>
-            <w:proofErr w:type="spellEnd"/>
             <w:r>
               <w:rPr>
                 <w:rFonts w:ascii="Arial Nova Cond" w:hAnsi="Arial Nova Cond"/>
@@ -3691,7 +3574,6 @@
               </w:rPr>
               <w:t xml:space="preserve"> </w:t>
             </w:r>
-            <w:proofErr w:type="spellStart"/>
             <w:r>
               <w:rPr>
                 <w:rFonts w:ascii="Arial Nova Cond" w:hAnsi="Arial Nova Cond"/>
@@ -3700,7 +3582,6 @@
               </w:rPr>
               <w:t>Lingkungan</w:t>
             </w:r>
-            <w:proofErr w:type="spellEnd"/>
           </w:p>
         </w:tc>
         <w:tc>
@@ -3749,7 +3630,6 @@
               </w:rPr>
               <w:t>{</w:t>
             </w:r>
-            <w:proofErr w:type="spellStart"/>
             <w:r>
               <w:rPr>
                 <w:rFonts w:ascii="Arial Nova Cond" w:hAnsi="Arial Nova Cond"/>
@@ -3758,7 +3638,6 @@
               </w:rPr>
               <w:t>persetujuan_lingkungan</w:t>
             </w:r>
-            <w:proofErr w:type="spellEnd"/>
             <w:r>
               <w:rPr>
                 <w:rFonts w:ascii="Arial Nova Cond" w:hAnsi="Arial Nova Cond"/>
@@ -3807,7 +3686,6 @@
                 <w:szCs w:val="24"/>
               </w:rPr>
             </w:pPr>
-            <w:proofErr w:type="spellStart"/>
             <w:r>
               <w:rPr>
                 <w:rFonts w:ascii="Arial Nova Cond" w:hAnsi="Arial Nova Cond"/>
@@ -3816,7 +3694,6 @@
               </w:rPr>
               <w:t>Teknologi</w:t>
             </w:r>
-            <w:proofErr w:type="spellEnd"/>
             <w:r>
               <w:rPr>
                 <w:rFonts w:ascii="Arial Nova Cond" w:hAnsi="Arial Nova Cond"/>
@@ -3825,7 +3702,6 @@
               </w:rPr>
               <w:t xml:space="preserve"> </w:t>
             </w:r>
-            <w:proofErr w:type="spellStart"/>
             <w:r>
               <w:rPr>
                 <w:rFonts w:ascii="Arial Nova Cond" w:hAnsi="Arial Nova Cond"/>
@@ -3834,7 +3710,6 @@
               </w:rPr>
               <w:t>pengelolaan</w:t>
             </w:r>
-            <w:proofErr w:type="spellEnd"/>
             <w:r>
               <w:rPr>
                 <w:rFonts w:ascii="Arial Nova Cond" w:hAnsi="Arial Nova Cond"/>
@@ -3843,7 +3718,6 @@
               </w:rPr>
               <w:t xml:space="preserve"> </w:t>
             </w:r>
-            <w:proofErr w:type="spellStart"/>
             <w:r>
               <w:rPr>
                 <w:rFonts w:ascii="Arial Nova Cond" w:hAnsi="Arial Nova Cond"/>
@@ -3852,7 +3726,6 @@
               </w:rPr>
               <w:t>Pembuangan</w:t>
             </w:r>
-            <w:proofErr w:type="spellEnd"/>
             <w:r>
               <w:rPr>
                 <w:rFonts w:ascii="Arial Nova Cond" w:hAnsi="Arial Nova Cond"/>
@@ -3861,7 +3734,6 @@
               </w:rPr>
               <w:t xml:space="preserve"> Air </w:t>
             </w:r>
-            <w:proofErr w:type="spellStart"/>
             <w:r>
               <w:rPr>
                 <w:rFonts w:ascii="Arial Nova Cond" w:hAnsi="Arial Nova Cond"/>
@@ -3870,7 +3742,6 @@
               </w:rPr>
               <w:t>Limbah</w:t>
             </w:r>
-            <w:proofErr w:type="spellEnd"/>
           </w:p>
         </w:tc>
         <w:tc>
@@ -3918,7 +3789,6 @@
               </w:rPr>
               <w:t>{</w:t>
             </w:r>
-            <w:proofErr w:type="spellStart"/>
             <w:r>
               <w:rPr>
                 <w:rFonts w:ascii="Arial Nova Cond" w:hAnsi="Arial Nova Cond" w:cs="Arial"/>
@@ -3927,7 +3797,6 @@
               </w:rPr>
               <w:t>teknologi_air_limbah</w:t>
             </w:r>
-            <w:proofErr w:type="spellEnd"/>
             <w:r>
               <w:rPr>
                 <w:rFonts w:ascii="Arial Nova Cond" w:hAnsi="Arial Nova Cond" w:cs="Arial"/>
@@ -3984,7 +3853,6 @@
               </w:rPr>
               <w:t xml:space="preserve">Volume air </w:t>
             </w:r>
-            <w:proofErr w:type="spellStart"/>
             <w:r>
               <w:rPr>
                 <w:rFonts w:ascii="Arial Nova Cond" w:hAnsi="Arial Nova Cond"/>
@@ -3993,7 +3861,6 @@
               </w:rPr>
               <w:t>limbah</w:t>
             </w:r>
-            <w:proofErr w:type="spellEnd"/>
           </w:p>
         </w:tc>
         <w:tc>
@@ -4040,7 +3907,6 @@
               </w:rPr>
               <w:t>{</w:t>
             </w:r>
-            <w:proofErr w:type="spellStart"/>
             <w:r>
               <w:rPr>
                 <w:rFonts w:ascii="Arial Nova Cond" w:hAnsi="Arial Nova Cond"/>
@@ -4049,7 +3915,6 @@
               </w:rPr>
               <w:t>volume_air_limbah</w:t>
             </w:r>
-            <w:proofErr w:type="spellEnd"/>
             <w:r>
               <w:rPr>
                 <w:rFonts w:ascii="Arial Nova Cond" w:hAnsi="Arial Nova Cond"/>
@@ -4099,7 +3964,6 @@
                 <w:szCs w:val="24"/>
               </w:rPr>
             </w:pPr>
-            <w:proofErr w:type="spellStart"/>
             <w:r>
               <w:rPr>
                 <w:rFonts w:ascii="Arial Nova Cond" w:hAnsi="Arial Nova Cond"/>
@@ -4108,7 +3972,6 @@
               </w:rPr>
               <w:t>Pemanfaatan</w:t>
             </w:r>
-            <w:proofErr w:type="spellEnd"/>
             <w:r>
               <w:rPr>
                 <w:rFonts w:ascii="Arial Nova Cond" w:hAnsi="Arial Nova Cond"/>
@@ -4163,7 +4026,6 @@
               </w:rPr>
               <w:t>{</w:t>
             </w:r>
-            <w:proofErr w:type="spellStart"/>
             <w:r>
               <w:rPr>
                 <w:rFonts w:ascii="Arial Nova Cond" w:hAnsi="Arial Nova Cond"/>
@@ -4172,7 +4034,6 @@
               </w:rPr>
               <w:t>pemanfaatan_air_tanah</w:t>
             </w:r>
-            <w:proofErr w:type="spellEnd"/>
             <w:r>
               <w:rPr>
                 <w:rFonts w:ascii="Arial Nova Cond" w:hAnsi="Arial Nova Cond"/>
@@ -4221,7 +4082,6 @@
                 <w:szCs w:val="24"/>
               </w:rPr>
             </w:pPr>
-            <w:proofErr w:type="spellStart"/>
             <w:r>
               <w:rPr>
                 <w:rFonts w:ascii="Arial Nova Cond" w:hAnsi="Arial Nova Cond"/>
@@ -4230,7 +4090,6 @@
               </w:rPr>
               <w:t>Jumlah</w:t>
             </w:r>
-            <w:proofErr w:type="spellEnd"/>
             <w:r>
               <w:rPr>
                 <w:rFonts w:ascii="Arial Nova Cond" w:hAnsi="Arial Nova Cond"/>
@@ -4239,7 +4098,6 @@
               </w:rPr>
               <w:t xml:space="preserve"> </w:t>
             </w:r>
-            <w:proofErr w:type="spellStart"/>
             <w:r>
               <w:rPr>
                 <w:rFonts w:ascii="Arial Nova Cond" w:hAnsi="Arial Nova Cond"/>
@@ -4248,7 +4106,6 @@
               </w:rPr>
               <w:t>Penggunaan</w:t>
             </w:r>
-            <w:proofErr w:type="spellEnd"/>
             <w:r>
               <w:rPr>
                 <w:rFonts w:ascii="Arial Nova Cond" w:hAnsi="Arial Nova Cond"/>
@@ -4257,7 +4114,6 @@
               </w:rPr>
               <w:t xml:space="preserve"> Air </w:t>
             </w:r>
-            <w:proofErr w:type="spellStart"/>
             <w:r>
               <w:rPr>
                 <w:rFonts w:ascii="Arial Nova Cond" w:hAnsi="Arial Nova Cond"/>
@@ -4266,7 +4122,6 @@
               </w:rPr>
               <w:t>Dalam</w:t>
             </w:r>
-            <w:proofErr w:type="spellEnd"/>
             <w:r>
               <w:rPr>
                 <w:rFonts w:ascii="Arial Nova Cond" w:hAnsi="Arial Nova Cond"/>
@@ -4275,7 +4130,6 @@
               </w:rPr>
               <w:t xml:space="preserve"> Satu Hari (m3/</w:t>
             </w:r>
-            <w:proofErr w:type="spellStart"/>
             <w:r>
               <w:rPr>
                 <w:rFonts w:ascii="Arial Nova Cond" w:hAnsi="Arial Nova Cond"/>
@@ -4284,7 +4138,6 @@
               </w:rPr>
               <w:t>hari</w:t>
             </w:r>
-            <w:proofErr w:type="spellEnd"/>
             <w:r>
               <w:rPr>
                 <w:rFonts w:ascii="Arial Nova Cond" w:hAnsi="Arial Nova Cond"/>
@@ -4340,7 +4193,6 @@
               </w:rPr>
               <w:t>{</w:t>
             </w:r>
-            <w:proofErr w:type="spellStart"/>
             <w:r>
               <w:rPr>
                 <w:rFonts w:ascii="Arial Nova Cond" w:hAnsi="Arial Nova Cond"/>
@@ -4349,7 +4201,6 @@
               </w:rPr>
               <w:t>penggunaan_air_liter</w:t>
             </w:r>
-            <w:proofErr w:type="spellEnd"/>
             <w:r>
               <w:rPr>
                 <w:rFonts w:ascii="Arial Nova Cond" w:hAnsi="Arial Nova Cond"/>
@@ -4398,7 +4249,6 @@
                 <w:szCs w:val="24"/>
               </w:rPr>
             </w:pPr>
-            <w:proofErr w:type="spellStart"/>
             <w:r>
               <w:rPr>
                 <w:rFonts w:ascii="Arial Nova Cond" w:hAnsi="Arial Nova Cond"/>
@@ -4407,7 +4257,6 @@
               </w:rPr>
               <w:t>Jumlah</w:t>
             </w:r>
-            <w:proofErr w:type="spellEnd"/>
             <w:r>
               <w:rPr>
                 <w:rFonts w:ascii="Arial Nova Cond" w:hAnsi="Arial Nova Cond"/>
@@ -4416,7 +4265,6 @@
               </w:rPr>
               <w:t xml:space="preserve"> </w:t>
             </w:r>
-            <w:proofErr w:type="spellStart"/>
             <w:r>
               <w:rPr>
                 <w:rFonts w:ascii="Arial Nova Cond" w:hAnsi="Arial Nova Cond"/>
@@ -4425,7 +4273,6 @@
               </w:rPr>
               <w:t>Pekerja</w:t>
             </w:r>
-            <w:proofErr w:type="spellEnd"/>
             <w:r>
               <w:rPr>
                 <w:rFonts w:ascii="Arial Nova Cond" w:hAnsi="Arial Nova Cond"/>
@@ -4434,7 +4281,6 @@
               </w:rPr>
               <w:t xml:space="preserve"> (</w:t>
             </w:r>
-            <w:proofErr w:type="spellStart"/>
             <w:r>
               <w:rPr>
                 <w:rFonts w:ascii="Arial Nova Cond" w:hAnsi="Arial Nova Cond"/>
@@ -4443,7 +4289,6 @@
               </w:rPr>
               <w:t>konstruksi</w:t>
             </w:r>
-            <w:proofErr w:type="spellEnd"/>
             <w:r>
               <w:rPr>
                 <w:rFonts w:ascii="Arial Nova Cond" w:hAnsi="Arial Nova Cond"/>
@@ -4452,7 +4297,6 @@
               </w:rPr>
               <w:t xml:space="preserve">) / </w:t>
             </w:r>
-            <w:proofErr w:type="spellStart"/>
             <w:r>
               <w:rPr>
                 <w:rFonts w:ascii="Arial Nova Cond" w:hAnsi="Arial Nova Cond"/>
@@ -4461,7 +4305,6 @@
               </w:rPr>
               <w:t>Penghuni</w:t>
             </w:r>
-            <w:proofErr w:type="spellEnd"/>
             <w:r>
               <w:rPr>
                 <w:rFonts w:ascii="Arial Nova Cond" w:hAnsi="Arial Nova Cond"/>
@@ -4470,7 +4313,6 @@
               </w:rPr>
               <w:t xml:space="preserve"> (</w:t>
             </w:r>
-            <w:proofErr w:type="spellStart"/>
             <w:r>
               <w:rPr>
                 <w:rFonts w:ascii="Arial Nova Cond" w:hAnsi="Arial Nova Cond"/>
@@ -4479,7 +4321,6 @@
               </w:rPr>
               <w:t>Pasca</w:t>
             </w:r>
-            <w:proofErr w:type="spellEnd"/>
             <w:r>
               <w:rPr>
                 <w:rFonts w:ascii="Arial Nova Cond" w:hAnsi="Arial Nova Cond"/>
@@ -4488,7 +4329,6 @@
               </w:rPr>
               <w:t xml:space="preserve"> </w:t>
             </w:r>
-            <w:proofErr w:type="spellStart"/>
             <w:r>
               <w:rPr>
                 <w:rFonts w:ascii="Arial Nova Cond" w:hAnsi="Arial Nova Cond"/>
@@ -4497,7 +4337,6 @@
               </w:rPr>
               <w:t>konstruksi</w:t>
             </w:r>
-            <w:proofErr w:type="spellEnd"/>
             <w:r>
               <w:rPr>
                 <w:rFonts w:ascii="Arial Nova Cond" w:hAnsi="Arial Nova Cond"/>
@@ -4554,7 +4393,6 @@
               </w:rPr>
               <w:t>{</w:t>
             </w:r>
-            <w:proofErr w:type="spellStart"/>
             <w:r>
               <w:rPr>
                 <w:rFonts w:ascii="Arial Nova Cond" w:hAnsi="Arial Nova Cond"/>
@@ -4563,7 +4401,6 @@
               </w:rPr>
               <w:t>jumlah_karyawan_pengunjung</w:t>
             </w:r>
-            <w:proofErr w:type="spellEnd"/>
             <w:r>
               <w:rPr>
                 <w:rFonts w:ascii="Arial Nova Cond" w:hAnsi="Arial Nova Cond"/>
@@ -4620,7 +4457,6 @@
               </w:rPr>
               <w:t xml:space="preserve">Jam Shift </w:t>
             </w:r>
-            <w:proofErr w:type="spellStart"/>
             <w:r>
               <w:rPr>
                 <w:rFonts w:ascii="Arial Nova Cond" w:hAnsi="Arial Nova Cond"/>
@@ -4629,7 +4465,6 @@
               </w:rPr>
               <w:t>Kerja</w:t>
             </w:r>
-            <w:proofErr w:type="spellEnd"/>
             <w:r>
               <w:rPr>
                 <w:rFonts w:ascii="Arial Nova Cond" w:hAnsi="Arial Nova Cond"/>
@@ -4646,7 +4481,6 @@
               </w:rPr>
               <w:t xml:space="preserve"> </w:t>
             </w:r>
-            <w:proofErr w:type="spellStart"/>
             <w:r>
               <w:rPr>
                 <w:rFonts w:ascii="Arial Nova Cond" w:hAnsi="Arial Nova Cond"/>
@@ -4655,7 +4489,6 @@
               </w:rPr>
               <w:t>untuk</w:t>
             </w:r>
-            <w:proofErr w:type="spellEnd"/>
             <w:r>
               <w:rPr>
                 <w:rFonts w:ascii="Arial Nova Cond" w:hAnsi="Arial Nova Cond"/>
@@ -4664,7 +4497,6 @@
               </w:rPr>
               <w:t xml:space="preserve"> </w:t>
             </w:r>
-            <w:proofErr w:type="spellStart"/>
             <w:r>
               <w:rPr>
                 <w:rFonts w:ascii="Arial Nova Cond" w:hAnsi="Arial Nova Cond"/>
@@ -4673,7 +4505,6 @@
               </w:rPr>
               <w:t>pekerjaan</w:t>
             </w:r>
-            <w:proofErr w:type="spellEnd"/>
             <w:r>
               <w:rPr>
                 <w:rFonts w:ascii="Arial Nova Cond" w:hAnsi="Arial Nova Cond"/>
@@ -4682,7 +4513,6 @@
               </w:rPr>
               <w:t xml:space="preserve"> </w:t>
             </w:r>
-            <w:proofErr w:type="spellStart"/>
             <w:r>
               <w:rPr>
                 <w:rFonts w:ascii="Arial Nova Cond" w:hAnsi="Arial Nova Cond"/>
@@ -4691,7 +4521,6 @@
               </w:rPr>
               <w:t>konstruksi</w:t>
             </w:r>
-            <w:proofErr w:type="spellEnd"/>
           </w:p>
         </w:tc>
         <w:tc>
@@ -4738,7 +4567,6 @@
               </w:rPr>
               <w:t>{</w:t>
             </w:r>
-            <w:proofErr w:type="spellStart"/>
             <w:r>
               <w:rPr>
                 <w:rFonts w:ascii="Arial Nova Cond" w:hAnsi="Arial Nova Cond"/>
@@ -4747,7 +4575,6 @@
               </w:rPr>
               <w:t>shift_kerja</w:t>
             </w:r>
-            <w:proofErr w:type="spellEnd"/>
             <w:r>
               <w:rPr>
                 <w:rFonts w:ascii="Arial Nova Cond" w:hAnsi="Arial Nova Cond"/>
@@ -4870,7 +4697,6 @@
               </w:rPr>
               <w:t>{</w:t>
             </w:r>
-            <w:proofErr w:type="spellStart"/>
             <w:r>
               <w:rPr>
                 <w:rFonts w:ascii="Arial Nova Cond" w:hAnsi="Arial Nova Cond"/>
@@ -4879,7 +4705,6 @@
               </w:rPr>
               <w:t>jam_operasional</w:t>
             </w:r>
-            <w:proofErr w:type="spellEnd"/>
             <w:r>
               <w:rPr>
                 <w:rFonts w:ascii="Arial Nova Cond" w:hAnsi="Arial Nova Cond"/>
@@ -4928,7 +4753,6 @@
                 <w:szCs w:val="24"/>
               </w:rPr>
             </w:pPr>
-            <w:proofErr w:type="spellStart"/>
             <w:r>
               <w:rPr>
                 <w:rFonts w:ascii="Arial Nova Cond" w:hAnsi="Arial Nova Cond"/>
@@ -4937,7 +4761,6 @@
               </w:rPr>
               <w:t>Jumlah</w:t>
             </w:r>
-            <w:proofErr w:type="spellEnd"/>
             <w:r>
               <w:rPr>
                 <w:rFonts w:ascii="Arial Nova Cond" w:hAnsi="Arial Nova Cond"/>
@@ -4946,7 +4769,6 @@
               </w:rPr>
               <w:t xml:space="preserve"> </w:t>
             </w:r>
-            <w:proofErr w:type="spellStart"/>
             <w:r>
               <w:rPr>
                 <w:rFonts w:ascii="Arial Nova Cond" w:hAnsi="Arial Nova Cond"/>
@@ -4955,7 +4777,6 @@
               </w:rPr>
               <w:t>hari</w:t>
             </w:r>
-            <w:proofErr w:type="spellEnd"/>
             <w:r>
               <w:rPr>
                 <w:rFonts w:ascii="Arial Nova Cond" w:hAnsi="Arial Nova Cond"/>
@@ -4964,7 +4785,6 @@
               </w:rPr>
               <w:t xml:space="preserve"> </w:t>
             </w:r>
-            <w:proofErr w:type="spellStart"/>
             <w:r>
               <w:rPr>
                 <w:rFonts w:ascii="Arial Nova Cond" w:hAnsi="Arial Nova Cond"/>
@@ -4973,7 +4793,6 @@
               </w:rPr>
               <w:t>kerja</w:t>
             </w:r>
-            <w:proofErr w:type="spellEnd"/>
             <w:r>
               <w:rPr>
                 <w:rFonts w:ascii="Arial Nova Cond" w:hAnsi="Arial Nova Cond"/>
@@ -4982,7 +4801,6 @@
               </w:rPr>
               <w:t xml:space="preserve"> </w:t>
             </w:r>
-            <w:proofErr w:type="spellStart"/>
             <w:r>
               <w:rPr>
                 <w:rFonts w:ascii="Arial Nova Cond" w:hAnsi="Arial Nova Cond"/>
@@ -4991,7 +4809,6 @@
               </w:rPr>
               <w:t>dalam</w:t>
             </w:r>
-            <w:proofErr w:type="spellEnd"/>
             <w:r>
               <w:rPr>
                 <w:rFonts w:ascii="Arial Nova Cond" w:hAnsi="Arial Nova Cond"/>
@@ -5000,7 +4817,6 @@
               </w:rPr>
               <w:t xml:space="preserve"> 1 </w:t>
             </w:r>
-            <w:proofErr w:type="spellStart"/>
             <w:r>
               <w:rPr>
                 <w:rFonts w:ascii="Arial Nova Cond" w:hAnsi="Arial Nova Cond"/>
@@ -5009,7 +4825,6 @@
               </w:rPr>
               <w:t>minggu</w:t>
             </w:r>
-            <w:proofErr w:type="spellEnd"/>
           </w:p>
         </w:tc>
         <w:tc>
@@ -5056,7 +4871,6 @@
               </w:rPr>
               <w:t>{</w:t>
             </w:r>
-            <w:proofErr w:type="spellStart"/>
             <w:r>
               <w:rPr>
                 <w:rFonts w:ascii="Arial Nova Cond" w:hAnsi="Arial Nova Cond"/>
@@ -5065,7 +4879,6 @@
               </w:rPr>
               <w:t>hari_kerja_minggu</w:t>
             </w:r>
-            <w:proofErr w:type="spellEnd"/>
             <w:r>
               <w:rPr>
                 <w:rFonts w:ascii="Arial Nova Cond" w:hAnsi="Arial Nova Cond"/>
@@ -5122,7 +4935,6 @@
               </w:rPr>
               <w:t xml:space="preserve">Riwayat </w:t>
             </w:r>
-            <w:proofErr w:type="spellStart"/>
             <w:r>
               <w:rPr>
                 <w:rFonts w:ascii="Arial Nova Cond" w:hAnsi="Arial Nova Cond"/>
@@ -5131,7 +4943,6 @@
               </w:rPr>
               <w:t>ketaatan</w:t>
             </w:r>
-            <w:proofErr w:type="spellEnd"/>
           </w:p>
         </w:tc>
         <w:tc>
@@ -5178,7 +4989,6 @@
               </w:rPr>
               <w:t>{</w:t>
             </w:r>
-            <w:proofErr w:type="spellStart"/>
             <w:r>
               <w:rPr>
                 <w:rFonts w:ascii="Arial Nova Cond" w:hAnsi="Arial Nova Cond"/>
@@ -5187,7 +4997,6 @@
               </w:rPr>
               <w:t>riwayat_ketaatan</w:t>
             </w:r>
-            <w:proofErr w:type="spellEnd"/>
             <w:r>
               <w:rPr>
                 <w:rFonts w:ascii="Arial Nova Cond" w:hAnsi="Arial Nova Cond"/>
@@ -5236,7 +5045,6 @@
                 <w:szCs w:val="24"/>
               </w:rPr>
             </w:pPr>
-            <w:proofErr w:type="spellStart"/>
             <w:r>
               <w:rPr>
                 <w:rFonts w:ascii="Arial Nova Cond" w:hAnsi="Arial Nova Cond"/>
@@ -5245,7 +5053,6 @@
               </w:rPr>
               <w:t>Inspeksi</w:t>
             </w:r>
-            <w:proofErr w:type="spellEnd"/>
             <w:r>
               <w:rPr>
                 <w:rFonts w:ascii="Arial Nova Cond" w:hAnsi="Arial Nova Cond"/>
@@ -5254,7 +5061,6 @@
               </w:rPr>
               <w:t xml:space="preserve"> </w:t>
             </w:r>
-            <w:proofErr w:type="spellStart"/>
             <w:r>
               <w:rPr>
                 <w:rFonts w:ascii="Arial Nova Cond" w:hAnsi="Arial Nova Cond"/>
@@ -5263,7 +5069,6 @@
               </w:rPr>
               <w:t>Terakhir</w:t>
             </w:r>
-            <w:proofErr w:type="spellEnd"/>
           </w:p>
         </w:tc>
         <w:tc>
@@ -5310,7 +5115,6 @@
               </w:rPr>
               <w:t>{</w:t>
             </w:r>
-            <w:proofErr w:type="spellStart"/>
             <w:r>
               <w:rPr>
                 <w:rFonts w:ascii="Arial Nova Cond" w:hAnsi="Arial Nova Cond"/>
@@ -5319,7 +5123,6 @@
               </w:rPr>
               <w:t>inspeksi_terakhir</w:t>
             </w:r>
-            <w:proofErr w:type="spellEnd"/>
             <w:r>
               <w:rPr>
                 <w:rFonts w:ascii="Arial Nova Cond" w:hAnsi="Arial Nova Cond"/>
@@ -5375,7 +5178,6 @@
         </w:rPr>
         <w:t xml:space="preserve">Hasil </w:t>
       </w:r>
-      <w:proofErr w:type="spellStart"/>
       <w:r>
         <w:rPr>
           <w:rFonts w:ascii="Arial Nova Cond" w:hAnsi="Arial Nova Cond"/>
@@ -5384,7 +5186,6 @@
         </w:rPr>
         <w:t>Pengawasan</w:t>
       </w:r>
-      <w:proofErr w:type="spellEnd"/>
     </w:p>
     <w:p>
       <w:pPr>
@@ -5404,7 +5205,6 @@
         </w:rPr>
         <w:t xml:space="preserve">1.  </w:t>
       </w:r>
-      <w:proofErr w:type="spellStart"/>
       <w:r>
         <w:rPr>
           <w:rFonts w:ascii="Arial Nova Cond" w:hAnsi="Arial Nova Cond"/>
@@ -5413,7 +5213,6 @@
         </w:rPr>
         <w:t>Persetujuan</w:t>
       </w:r>
-      <w:proofErr w:type="spellEnd"/>
       <w:r>
         <w:rPr>
           <w:rFonts w:ascii="Arial Nova Cond" w:hAnsi="Arial Nova Cond"/>
@@ -5422,7 +5221,6 @@
         </w:rPr>
         <w:t xml:space="preserve"> </w:t>
       </w:r>
-      <w:proofErr w:type="spellStart"/>
       <w:r>
         <w:rPr>
           <w:rFonts w:ascii="Arial Nova Cond" w:hAnsi="Arial Nova Cond"/>
@@ -5431,7 +5229,6 @@
         </w:rPr>
         <w:t>Lingkungan</w:t>
       </w:r>
-      <w:proofErr w:type="spellEnd"/>
     </w:p>
     <w:p>
       <w:pPr>
@@ -5502,7 +5299,6 @@
         </w:rPr>
         <w:t>{/</w:t>
       </w:r>
-      <w:proofErr w:type="spellStart"/>
       <w:r>
         <w:rPr>
           <w:rFonts w:ascii="Arial Nova Cond" w:hAnsi="Arial Nova Cond"/>
@@ -5511,7 +5307,6 @@
         </w:rPr>
         <w:t>dokumen_izin</w:t>
       </w:r>
-      <w:proofErr w:type="spellEnd"/>
       <w:r>
         <w:rPr>
           <w:rFonts w:ascii="Arial Nova Cond" w:hAnsi="Arial Nova Cond"/>
@@ -5539,7 +5334,6 @@
         </w:rPr>
         <w:t xml:space="preserve">2.  </w:t>
       </w:r>
-      <w:proofErr w:type="spellStart"/>
       <w:r>
         <w:rPr>
           <w:rFonts w:ascii="Arial Nova Cond" w:hAnsi="Arial Nova Cond"/>
@@ -5548,7 +5342,6 @@
         </w:rPr>
         <w:t>Pemeriksaan</w:t>
       </w:r>
-      <w:proofErr w:type="spellEnd"/>
       <w:r>
         <w:rPr>
           <w:rFonts w:ascii="Arial Nova Cond" w:hAnsi="Arial Nova Cond"/>
@@ -5557,7 +5350,6 @@
         </w:rPr>
         <w:t xml:space="preserve"> </w:t>
       </w:r>
-      <w:proofErr w:type="spellStart"/>
       <w:r>
         <w:rPr>
           <w:rFonts w:ascii="Arial Nova Cond" w:hAnsi="Arial Nova Cond"/>
@@ -5566,7 +5358,6 @@
         </w:rPr>
         <w:t>Pengelolaan</w:t>
       </w:r>
-      <w:proofErr w:type="spellEnd"/>
       <w:r>
         <w:rPr>
           <w:rFonts w:ascii="Arial Nova Cond" w:hAnsi="Arial Nova Cond"/>
@@ -5583,7 +5374,6 @@
         </w:rPr>
         <w:t xml:space="preserve">Air </w:t>
       </w:r>
-      <w:proofErr w:type="spellStart"/>
       <w:r>
         <w:rPr>
           <w:rFonts w:ascii="Arial Nova Cond" w:hAnsi="Arial Nova Cond"/>
@@ -5592,7 +5382,6 @@
         </w:rPr>
         <w:t>Limbah</w:t>
       </w:r>
-      <w:proofErr w:type="spellEnd"/>
       <w:r>
         <w:rPr>
           <w:rFonts w:ascii="Arial Nova Cond" w:hAnsi="Arial Nova Cond"/>
@@ -5601,7 +5390,6 @@
         </w:rPr>
         <w:t xml:space="preserve"> </w:t>
       </w:r>
-      <w:proofErr w:type="spellStart"/>
       <w:r>
         <w:rPr>
           <w:rFonts w:ascii="Arial Nova Cond" w:hAnsi="Arial Nova Cond"/>
@@ -5610,7 +5398,6 @@
         </w:rPr>
         <w:t>domestik</w:t>
       </w:r>
-      <w:proofErr w:type="spellEnd"/>
     </w:p>
     <w:tbl>
       <w:tblPr>
@@ -5678,7 +5465,6 @@
               </w:rPr>
               <w:t xml:space="preserve">Point </w:t>
             </w:r>
-            <w:proofErr w:type="spellStart"/>
             <w:r>
               <w:rPr>
                 <w:rFonts w:ascii="Arial Nova Cond" w:hAnsi="Arial Nova Cond"/>
@@ -5689,7 +5475,6 @@
               </w:rPr>
               <w:t>Pemeriksaan</w:t>
             </w:r>
-            <w:proofErr w:type="spellEnd"/>
           </w:p>
         </w:tc>
         <w:tc>
@@ -5707,7 +5492,6 @@
                 <w:szCs w:val="24"/>
               </w:rPr>
             </w:pPr>
-            <w:proofErr w:type="spellStart"/>
             <w:r>
               <w:rPr>
                 <w:rFonts w:ascii="Arial Nova Cond" w:hAnsi="Arial Nova Cond"/>
@@ -5718,7 +5502,6 @@
               </w:rPr>
               <w:t>Kondisi</w:t>
             </w:r>
-            <w:proofErr w:type="spellEnd"/>
             <w:r>
               <w:rPr>
                 <w:rFonts w:ascii="Arial Nova Cond" w:hAnsi="Arial Nova Cond"/>
@@ -5729,7 +5512,6 @@
               </w:rPr>
               <w:t xml:space="preserve"> </w:t>
             </w:r>
-            <w:proofErr w:type="spellStart"/>
             <w:r>
               <w:rPr>
                 <w:rFonts w:ascii="Arial Nova Cond" w:hAnsi="Arial Nova Cond"/>
@@ -5740,7 +5522,6 @@
               </w:rPr>
               <w:t>Eksisting</w:t>
             </w:r>
-            <w:proofErr w:type="spellEnd"/>
           </w:p>
         </w:tc>
         <w:tc>
@@ -5758,7 +5539,6 @@
                 <w:szCs w:val="24"/>
               </w:rPr>
             </w:pPr>
-            <w:proofErr w:type="spellStart"/>
             <w:r>
               <w:rPr>
                 <w:rFonts w:ascii="Arial Nova Cond" w:hAnsi="Arial Nova Cond"/>
@@ -5769,7 +5549,6 @@
               </w:rPr>
               <w:t>Keterangan</w:t>
             </w:r>
-            <w:proofErr w:type="spellEnd"/>
           </w:p>
         </w:tc>
       </w:tr>
@@ -5809,7 +5588,6 @@
                 <w:szCs w:val="24"/>
               </w:rPr>
             </w:pPr>
-            <w:proofErr w:type="spellStart"/>
             <w:r>
               <w:rPr>
                 <w:rFonts w:ascii="Arial Nova Cond" w:hAnsi="Arial Nova Cond"/>
@@ -5818,7 +5596,6 @@
               </w:rPr>
               <w:t>Sumber</w:t>
             </w:r>
-            <w:proofErr w:type="spellEnd"/>
             <w:r>
               <w:rPr>
                 <w:rFonts w:ascii="Arial Nova Cond" w:hAnsi="Arial Nova Cond"/>
@@ -5827,7 +5604,6 @@
               </w:rPr>
               <w:t xml:space="preserve"> </w:t>
             </w:r>
-            <w:proofErr w:type="spellStart"/>
             <w:r>
               <w:rPr>
                 <w:rFonts w:ascii="Arial Nova Cond" w:hAnsi="Arial Nova Cond"/>
@@ -5836,7 +5612,6 @@
               </w:rPr>
               <w:t>limbah</w:t>
             </w:r>
-            <w:proofErr w:type="spellEnd"/>
           </w:p>
         </w:tc>
         <w:tc>
@@ -5860,7 +5635,6 @@
               </w:rPr>
               <w:t>{</w:t>
             </w:r>
-            <w:proofErr w:type="spellStart"/>
             <w:r>
               <w:rPr>
                 <w:rFonts w:ascii="Arial Nova Cond" w:hAnsi="Arial Nova Cond"/>
@@ -5869,7 +5643,6 @@
               </w:rPr>
               <w:t>air_sumber</w:t>
             </w:r>
-            <w:proofErr w:type="spellEnd"/>
             <w:r>
               <w:rPr>
                 <w:rFonts w:ascii="Arial Nova Cond" w:hAnsi="Arial Nova Cond"/>
@@ -5900,7 +5673,6 @@
               </w:rPr>
               <w:t>{</w:t>
             </w:r>
-            <w:proofErr w:type="spellStart"/>
             <w:r>
               <w:rPr>
                 <w:rFonts w:ascii="Arial Nova Cond" w:hAnsi="Arial Nova Cond"/>
@@ -5909,7 +5681,6 @@
               </w:rPr>
               <w:t>ket_air_sumber</w:t>
             </w:r>
-            <w:proofErr w:type="spellEnd"/>
             <w:r>
               <w:rPr>
                 <w:rFonts w:ascii="Arial Nova Cond" w:hAnsi="Arial Nova Cond"/>
@@ -5957,7 +5728,6 @@
                 <w:szCs w:val="24"/>
               </w:rPr>
             </w:pPr>
-            <w:proofErr w:type="spellStart"/>
             <w:r>
               <w:rPr>
                 <w:rFonts w:ascii="Arial Nova Cond" w:hAnsi="Arial Nova Cond"/>
@@ -5966,7 +5736,6 @@
               </w:rPr>
               <w:t>Kondisi</w:t>
             </w:r>
-            <w:proofErr w:type="spellEnd"/>
             <w:r>
               <w:rPr>
                 <w:rFonts w:ascii="Arial Nova Cond" w:hAnsi="Arial Nova Cond"/>
@@ -5975,7 +5744,6 @@
               </w:rPr>
               <w:t xml:space="preserve"> </w:t>
             </w:r>
-            <w:proofErr w:type="spellStart"/>
             <w:r>
               <w:rPr>
                 <w:rFonts w:ascii="Arial Nova Cond" w:hAnsi="Arial Nova Cond"/>
@@ -5984,7 +5752,6 @@
               </w:rPr>
               <w:t>fisik</w:t>
             </w:r>
-            <w:proofErr w:type="spellEnd"/>
             <w:r>
               <w:rPr>
                 <w:rFonts w:ascii="Arial Nova Cond" w:hAnsi="Arial Nova Cond"/>
@@ -5993,7 +5760,6 @@
               </w:rPr>
               <w:t xml:space="preserve"> </w:t>
             </w:r>
-            <w:proofErr w:type="spellStart"/>
             <w:r>
               <w:rPr>
                 <w:rFonts w:ascii="Arial Nova Cond" w:hAnsi="Arial Nova Cond"/>
@@ -6002,7 +5768,6 @@
               </w:rPr>
               <w:t>septictank</w:t>
             </w:r>
-            <w:proofErr w:type="spellEnd"/>
             <w:r>
               <w:rPr>
                 <w:rFonts w:ascii="Arial Nova Cond" w:hAnsi="Arial Nova Cond"/>
@@ -6011,7 +5776,6 @@
               </w:rPr>
               <w:t xml:space="preserve"> dan </w:t>
             </w:r>
-            <w:proofErr w:type="spellStart"/>
             <w:r>
               <w:rPr>
                 <w:rFonts w:ascii="Arial Nova Cond" w:hAnsi="Arial Nova Cond"/>
@@ -6020,7 +5784,6 @@
               </w:rPr>
               <w:t>resapan</w:t>
             </w:r>
-            <w:proofErr w:type="spellEnd"/>
             <w:r>
               <w:rPr>
                 <w:rFonts w:ascii="Arial Nova Cond" w:hAnsi="Arial Nova Cond"/>
@@ -6052,7 +5815,6 @@
               </w:rPr>
               <w:t>{</w:t>
             </w:r>
-            <w:proofErr w:type="spellStart"/>
             <w:r>
               <w:rPr>
                 <w:rFonts w:ascii="Arial Nova Cond" w:hAnsi="Arial Nova Cond"/>
@@ -6061,7 +5823,6 @@
               </w:rPr>
               <w:t>air_fisik</w:t>
             </w:r>
-            <w:proofErr w:type="spellEnd"/>
             <w:r>
               <w:rPr>
                 <w:rFonts w:ascii="Arial Nova Cond" w:hAnsi="Arial Nova Cond"/>
@@ -6092,7 +5853,6 @@
               </w:rPr>
               <w:t>{</w:t>
             </w:r>
-            <w:proofErr w:type="spellStart"/>
             <w:r>
               <w:rPr>
                 <w:rFonts w:ascii="Arial Nova Cond" w:hAnsi="Arial Nova Cond"/>
@@ -6101,7 +5861,6 @@
               </w:rPr>
               <w:t>ket_air_fisik</w:t>
             </w:r>
-            <w:proofErr w:type="spellEnd"/>
             <w:r>
               <w:rPr>
                 <w:rFonts w:ascii="Arial Nova Cond" w:hAnsi="Arial Nova Cond"/>
@@ -6157,7 +5916,6 @@
               </w:rPr>
               <w:t xml:space="preserve">Data </w:t>
             </w:r>
-            <w:proofErr w:type="spellStart"/>
             <w:r>
               <w:rPr>
                 <w:rFonts w:ascii="Arial Nova Cond" w:hAnsi="Arial Nova Cond"/>
@@ -6166,7 +5924,6 @@
               </w:rPr>
               <w:t>pantau</w:t>
             </w:r>
-            <w:proofErr w:type="spellEnd"/>
             <w:r>
               <w:rPr>
                 <w:rFonts w:ascii="Arial Nova Cond" w:hAnsi="Arial Nova Cond"/>
@@ -6175,7 +5932,6 @@
               </w:rPr>
               <w:t xml:space="preserve"> </w:t>
             </w:r>
-            <w:proofErr w:type="spellStart"/>
             <w:r>
               <w:rPr>
                 <w:rFonts w:ascii="Arial Nova Cond" w:hAnsi="Arial Nova Cond"/>
@@ -6184,7 +5940,6 @@
               </w:rPr>
               <w:t>analisa</w:t>
             </w:r>
-            <w:proofErr w:type="spellEnd"/>
             <w:r>
               <w:rPr>
                 <w:rFonts w:ascii="Arial Nova Cond" w:hAnsi="Arial Nova Cond"/>
@@ -6193,7 +5948,6 @@
               </w:rPr>
               <w:t xml:space="preserve"> air </w:t>
             </w:r>
-            <w:proofErr w:type="spellStart"/>
             <w:r>
               <w:rPr>
                 <w:rFonts w:ascii="Arial Nova Cond" w:hAnsi="Arial Nova Cond"/>
@@ -6202,7 +5956,6 @@
               </w:rPr>
               <w:t>limbah</w:t>
             </w:r>
-            <w:proofErr w:type="spellEnd"/>
             <w:r>
               <w:rPr>
                 <w:rFonts w:ascii="Arial Nova Cond" w:hAnsi="Arial Nova Cond"/>
@@ -6211,7 +5964,6 @@
               </w:rPr>
               <w:t xml:space="preserve"> </w:t>
             </w:r>
-            <w:proofErr w:type="spellStart"/>
             <w:r>
               <w:rPr>
                 <w:rFonts w:ascii="Arial Nova Cond" w:hAnsi="Arial Nova Cond"/>
@@ -6220,7 +5972,6 @@
               </w:rPr>
               <w:t>domestik</w:t>
             </w:r>
-            <w:proofErr w:type="spellEnd"/>
           </w:p>
         </w:tc>
         <w:tc>
@@ -6243,7 +5994,6 @@
               </w:rPr>
               <w:t>{</w:t>
             </w:r>
-            <w:proofErr w:type="spellStart"/>
             <w:r>
               <w:rPr>
                 <w:rFonts w:ascii="Arial Nova Cond" w:hAnsi="Arial Nova Cond"/>
@@ -6252,7 +6002,6 @@
               </w:rPr>
               <w:t>air_pantau</w:t>
             </w:r>
-            <w:proofErr w:type="spellEnd"/>
             <w:r>
               <w:rPr>
                 <w:rFonts w:ascii="Arial Nova Cond" w:hAnsi="Arial Nova Cond"/>
@@ -6301,7 +6050,6 @@
               </w:rPr>
               <w:t>{</w:t>
             </w:r>
-            <w:proofErr w:type="spellStart"/>
             <w:r>
               <w:rPr>
                 <w:rFonts w:ascii="Arial Nova Cond" w:hAnsi="Arial Nova Cond"/>
@@ -6310,7 +6058,6 @@
               </w:rPr>
               <w:t>ket_air_pantau</w:t>
             </w:r>
-            <w:proofErr w:type="spellEnd"/>
             <w:r>
               <w:rPr>
                 <w:rFonts w:ascii="Arial Nova Cond" w:hAnsi="Arial Nova Cond"/>
@@ -6358,7 +6105,6 @@
                 <w:szCs w:val="24"/>
               </w:rPr>
             </w:pPr>
-            <w:proofErr w:type="spellStart"/>
             <w:r>
               <w:rPr>
                 <w:rFonts w:ascii="Arial Nova Cond" w:hAnsi="Arial Nova Cond"/>
@@ -6367,7 +6113,6 @@
               </w:rPr>
               <w:t>Pengelolaan</w:t>
             </w:r>
-            <w:proofErr w:type="spellEnd"/>
             <w:r>
               <w:rPr>
                 <w:rFonts w:ascii="Arial Nova Cond" w:hAnsi="Arial Nova Cond"/>
@@ -6376,7 +6121,6 @@
               </w:rPr>
               <w:t xml:space="preserve"> sludge </w:t>
             </w:r>
-            <w:proofErr w:type="spellStart"/>
             <w:r>
               <w:rPr>
                 <w:rFonts w:ascii="Arial Nova Cond" w:hAnsi="Arial Nova Cond"/>
@@ -6385,7 +6129,6 @@
               </w:rPr>
               <w:t>septictank</w:t>
             </w:r>
-            <w:proofErr w:type="spellEnd"/>
           </w:p>
         </w:tc>
         <w:tc>
@@ -6408,7 +6151,6 @@
               </w:rPr>
               <w:t>{</w:t>
             </w:r>
-            <w:proofErr w:type="spellStart"/>
             <w:r>
               <w:rPr>
                 <w:rFonts w:ascii="Arial Nova Cond" w:hAnsi="Arial Nova Cond"/>
@@ -6417,7 +6159,6 @@
               </w:rPr>
               <w:t>air_sludge</w:t>
             </w:r>
-            <w:proofErr w:type="spellEnd"/>
             <w:r>
               <w:rPr>
                 <w:rFonts w:ascii="Arial Nova Cond" w:hAnsi="Arial Nova Cond"/>
@@ -6448,7 +6189,6 @@
               </w:rPr>
               <w:t>{</w:t>
             </w:r>
-            <w:proofErr w:type="spellStart"/>
             <w:r>
               <w:rPr>
                 <w:rFonts w:ascii="Arial Nova Cond" w:hAnsi="Arial Nova Cond"/>
@@ -6457,7 +6197,6 @@
               </w:rPr>
               <w:t>ket_air_sludge</w:t>
             </w:r>
-            <w:proofErr w:type="spellEnd"/>
             <w:r>
               <w:rPr>
                 <w:rFonts w:ascii="Arial Nova Cond" w:hAnsi="Arial Nova Cond"/>
@@ -6506,7 +6245,6 @@
         </w:rPr>
         <w:t xml:space="preserve">.  </w:t>
       </w:r>
-      <w:proofErr w:type="spellStart"/>
       <w:r>
         <w:rPr>
           <w:rFonts w:ascii="Arial Nova Cond" w:hAnsi="Arial Nova Cond"/>
@@ -6515,7 +6253,6 @@
         </w:rPr>
         <w:t>Pemeriksaan</w:t>
       </w:r>
-      <w:proofErr w:type="spellEnd"/>
       <w:r>
         <w:rPr>
           <w:rFonts w:ascii="Arial Nova Cond" w:hAnsi="Arial Nova Cond"/>
@@ -6524,7 +6261,6 @@
         </w:rPr>
         <w:t xml:space="preserve"> </w:t>
       </w:r>
-      <w:proofErr w:type="spellStart"/>
       <w:r>
         <w:rPr>
           <w:rFonts w:ascii="Arial Nova Cond" w:hAnsi="Arial Nova Cond"/>
@@ -6533,7 +6269,6 @@
         </w:rPr>
         <w:t>Pengelolaan</w:t>
       </w:r>
-      <w:proofErr w:type="spellEnd"/>
       <w:r>
         <w:rPr>
           <w:rFonts w:ascii="Arial Nova Cond" w:hAnsi="Arial Nova Cond"/>
@@ -6542,7 +6277,6 @@
         </w:rPr>
         <w:t xml:space="preserve"> </w:t>
       </w:r>
-      <w:proofErr w:type="spellStart"/>
       <w:r>
         <w:rPr>
           <w:rFonts w:ascii="Arial Nova Cond" w:hAnsi="Arial Nova Cond"/>
@@ -6551,7 +6285,6 @@
         </w:rPr>
         <w:t>Limbah</w:t>
       </w:r>
-      <w:proofErr w:type="spellEnd"/>
       <w:r>
         <w:rPr>
           <w:rFonts w:ascii="Arial Nova Cond" w:hAnsi="Arial Nova Cond"/>
@@ -6560,7 +6293,6 @@
         </w:rPr>
         <w:t xml:space="preserve"> </w:t>
       </w:r>
-      <w:proofErr w:type="spellStart"/>
       <w:r>
         <w:rPr>
           <w:rFonts w:ascii="Arial Nova Cond" w:hAnsi="Arial Nova Cond"/>
@@ -6569,7 +6301,6 @@
         </w:rPr>
         <w:t>Bahan</w:t>
       </w:r>
-      <w:proofErr w:type="spellEnd"/>
       <w:r>
         <w:rPr>
           <w:rFonts w:ascii="Arial Nova Cond" w:hAnsi="Arial Nova Cond"/>
@@ -6578,7 +6309,6 @@
         </w:rPr>
         <w:t xml:space="preserve"> </w:t>
       </w:r>
-      <w:proofErr w:type="spellStart"/>
       <w:r>
         <w:rPr>
           <w:rFonts w:ascii="Arial Nova Cond" w:hAnsi="Arial Nova Cond"/>
@@ -6587,7 +6317,6 @@
         </w:rPr>
         <w:t>Berbahaya</w:t>
       </w:r>
-      <w:proofErr w:type="spellEnd"/>
       <w:r>
         <w:rPr>
           <w:rFonts w:ascii="Arial Nova Cond" w:hAnsi="Arial Nova Cond"/>
@@ -6596,7 +6325,6 @@
         </w:rPr>
         <w:t xml:space="preserve"> dan </w:t>
       </w:r>
-      <w:proofErr w:type="spellStart"/>
       <w:r>
         <w:rPr>
           <w:rFonts w:ascii="Arial Nova Cond" w:hAnsi="Arial Nova Cond"/>
@@ -6605,7 +6333,6 @@
         </w:rPr>
         <w:t>Beracun</w:t>
       </w:r>
-      <w:proofErr w:type="spellEnd"/>
       <w:r>
         <w:rPr>
           <w:rFonts w:ascii="Arial Nova Cond" w:hAnsi="Arial Nova Cond"/>
@@ -6689,7 +6416,6 @@
               </w:rPr>
               <w:t xml:space="preserve">Point </w:t>
             </w:r>
-            <w:proofErr w:type="spellStart"/>
             <w:r>
               <w:rPr>
                 <w:rFonts w:ascii="Arial Nova Cond" w:hAnsi="Arial Nova Cond"/>
@@ -6700,7 +6426,6 @@
               </w:rPr>
               <w:t>Pemeriksaan</w:t>
             </w:r>
-            <w:proofErr w:type="spellEnd"/>
           </w:p>
         </w:tc>
         <w:tc>
@@ -6718,7 +6443,6 @@
                 <w:szCs w:val="24"/>
               </w:rPr>
             </w:pPr>
-            <w:proofErr w:type="spellStart"/>
             <w:r>
               <w:rPr>
                 <w:rFonts w:ascii="Arial Nova Cond" w:hAnsi="Arial Nova Cond"/>
@@ -6729,7 +6453,6 @@
               </w:rPr>
               <w:t>Kondisi</w:t>
             </w:r>
-            <w:proofErr w:type="spellEnd"/>
             <w:r>
               <w:rPr>
                 <w:rFonts w:ascii="Arial Nova Cond" w:hAnsi="Arial Nova Cond"/>
@@ -6740,7 +6463,6 @@
               </w:rPr>
               <w:t xml:space="preserve"> </w:t>
             </w:r>
-            <w:proofErr w:type="spellStart"/>
             <w:r>
               <w:rPr>
                 <w:rFonts w:ascii="Arial Nova Cond" w:hAnsi="Arial Nova Cond"/>
@@ -6751,7 +6473,6 @@
               </w:rPr>
               <w:t>Eksisting</w:t>
             </w:r>
-            <w:proofErr w:type="spellEnd"/>
           </w:p>
         </w:tc>
         <w:tc>
@@ -6769,7 +6490,6 @@
                 <w:szCs w:val="24"/>
               </w:rPr>
             </w:pPr>
-            <w:proofErr w:type="spellStart"/>
             <w:r>
               <w:rPr>
                 <w:rFonts w:ascii="Arial Nova Cond" w:hAnsi="Arial Nova Cond"/>
@@ -6780,7 +6500,6 @@
               </w:rPr>
               <w:t>Keterangan</w:t>
             </w:r>
-            <w:proofErr w:type="spellEnd"/>
           </w:p>
         </w:tc>
       </w:tr>
@@ -6820,7 +6539,6 @@
                 <w:szCs w:val="24"/>
               </w:rPr>
             </w:pPr>
-            <w:proofErr w:type="spellStart"/>
             <w:r>
               <w:rPr>
                 <w:rFonts w:ascii="Arial Nova Cond" w:hAnsi="Arial Nova Cond"/>
@@ -6829,7 +6547,6 @@
               </w:rPr>
               <w:t>Sumber</w:t>
             </w:r>
-            <w:proofErr w:type="spellEnd"/>
             <w:r>
               <w:rPr>
                 <w:rFonts w:ascii="Arial Nova Cond" w:hAnsi="Arial Nova Cond"/>
@@ -6922,7 +6639,6 @@
                 <w:szCs w:val="24"/>
               </w:rPr>
             </w:pPr>
-            <w:proofErr w:type="spellStart"/>
             <w:r>
               <w:rPr>
                 <w:rFonts w:ascii="Arial Nova Cond" w:hAnsi="Arial Nova Cond"/>
@@ -6931,7 +6647,6 @@
               </w:rPr>
               <w:t>Jenis</w:t>
             </w:r>
-            <w:proofErr w:type="spellEnd"/>
             <w:r>
               <w:rPr>
                 <w:rFonts w:ascii="Arial Nova Cond" w:hAnsi="Arial Nova Cond"/>
@@ -7028,7 +6743,6 @@
                 <w:szCs w:val="24"/>
               </w:rPr>
             </w:pPr>
-            <w:proofErr w:type="spellStart"/>
             <w:r>
               <w:rPr>
                 <w:rFonts w:ascii="Arial Nova Cond" w:hAnsi="Arial Nova Cond"/>
@@ -7037,7 +6751,6 @@
               </w:rPr>
               <w:t>Kondisi</w:t>
             </w:r>
-            <w:proofErr w:type="spellEnd"/>
             <w:r>
               <w:rPr>
                 <w:rFonts w:ascii="Arial Nova Cond" w:hAnsi="Arial Nova Cond"/>
@@ -7138,7 +6851,6 @@
                 <w:szCs w:val="24"/>
               </w:rPr>
             </w:pPr>
-            <w:proofErr w:type="spellStart"/>
             <w:r>
               <w:rPr>
                 <w:rFonts w:ascii="Arial Nova Cond" w:hAnsi="Arial Nova Cond"/>
@@ -7147,7 +6859,6 @@
               </w:rPr>
               <w:t>Pengelolaan</w:t>
             </w:r>
-            <w:proofErr w:type="spellEnd"/>
             <w:r>
               <w:rPr>
                 <w:rFonts w:ascii="Arial Nova Cond" w:hAnsi="Arial Nova Cond"/>
@@ -7241,7 +6952,6 @@
         </w:rPr>
         <w:t xml:space="preserve">.  </w:t>
       </w:r>
-      <w:proofErr w:type="spellStart"/>
       <w:r>
         <w:rPr>
           <w:rFonts w:ascii="Arial Nova Cond" w:hAnsi="Arial Nova Cond"/>
@@ -7250,7 +6960,6 @@
         </w:rPr>
         <w:t>Pemeriksaan</w:t>
       </w:r>
-      <w:proofErr w:type="spellEnd"/>
       <w:r>
         <w:rPr>
           <w:rFonts w:ascii="Arial Nova Cond" w:hAnsi="Arial Nova Cond"/>
@@ -7259,7 +6968,6 @@
         </w:rPr>
         <w:t xml:space="preserve"> </w:t>
       </w:r>
-      <w:proofErr w:type="spellStart"/>
       <w:r>
         <w:rPr>
           <w:rFonts w:ascii="Arial Nova Cond" w:hAnsi="Arial Nova Cond"/>
@@ -7268,7 +6976,6 @@
         </w:rPr>
         <w:t>Pengelolaan</w:t>
       </w:r>
-      <w:proofErr w:type="spellEnd"/>
       <w:r>
         <w:rPr>
           <w:rFonts w:ascii="Arial Nova Cond" w:hAnsi="Arial Nova Cond"/>
@@ -7277,7 +6984,6 @@
         </w:rPr>
         <w:t xml:space="preserve"> </w:t>
       </w:r>
-      <w:proofErr w:type="spellStart"/>
       <w:r>
         <w:rPr>
           <w:rFonts w:ascii="Arial Nova Cond" w:hAnsi="Arial Nova Cond"/>
@@ -7286,7 +6992,6 @@
         </w:rPr>
         <w:t>Sampah</w:t>
       </w:r>
-      <w:proofErr w:type="spellEnd"/>
       <w:r>
         <w:rPr>
           <w:rFonts w:ascii="Arial Nova Cond" w:hAnsi="Arial Nova Cond"/>
@@ -7295,7 +7000,6 @@
         </w:rPr>
         <w:t xml:space="preserve"> </w:t>
       </w:r>
-      <w:proofErr w:type="spellStart"/>
       <w:r>
         <w:rPr>
           <w:rFonts w:ascii="Arial Nova Cond" w:hAnsi="Arial Nova Cond"/>
@@ -7304,7 +7008,6 @@
         </w:rPr>
         <w:t>Domestik</w:t>
       </w:r>
-      <w:proofErr w:type="spellEnd"/>
     </w:p>
     <w:tbl>
       <w:tblPr>
@@ -7372,7 +7075,6 @@
               </w:rPr>
               <w:t xml:space="preserve">Point </w:t>
             </w:r>
-            <w:proofErr w:type="spellStart"/>
             <w:r>
               <w:rPr>
                 <w:rFonts w:ascii="Arial Nova Cond" w:hAnsi="Arial Nova Cond"/>
@@ -7383,7 +7085,6 @@
               </w:rPr>
               <w:t>Pemeriksaan</w:t>
             </w:r>
-            <w:proofErr w:type="spellEnd"/>
           </w:p>
         </w:tc>
         <w:tc>
@@ -7401,7 +7102,6 @@
                 <w:szCs w:val="24"/>
               </w:rPr>
             </w:pPr>
-            <w:proofErr w:type="spellStart"/>
             <w:r>
               <w:rPr>
                 <w:rFonts w:ascii="Arial Nova Cond" w:hAnsi="Arial Nova Cond"/>
@@ -7412,7 +7112,6 @@
               </w:rPr>
               <w:t>Kondisi</w:t>
             </w:r>
-            <w:proofErr w:type="spellEnd"/>
             <w:r>
               <w:rPr>
                 <w:rFonts w:ascii="Arial Nova Cond" w:hAnsi="Arial Nova Cond"/>
@@ -7423,7 +7122,6 @@
               </w:rPr>
               <w:t xml:space="preserve"> </w:t>
             </w:r>
-            <w:proofErr w:type="spellStart"/>
             <w:r>
               <w:rPr>
                 <w:rFonts w:ascii="Arial Nova Cond" w:hAnsi="Arial Nova Cond"/>
@@ -7434,7 +7132,6 @@
               </w:rPr>
               <w:t>Eksisting</w:t>
             </w:r>
-            <w:proofErr w:type="spellEnd"/>
           </w:p>
         </w:tc>
         <w:tc>
@@ -7452,7 +7149,6 @@
                 <w:szCs w:val="24"/>
               </w:rPr>
             </w:pPr>
-            <w:proofErr w:type="spellStart"/>
             <w:r>
               <w:rPr>
                 <w:rFonts w:ascii="Arial Nova Cond" w:hAnsi="Arial Nova Cond"/>
@@ -7463,7 +7159,6 @@
               </w:rPr>
               <w:t>Keterangan</w:t>
             </w:r>
-            <w:proofErr w:type="spellEnd"/>
           </w:p>
         </w:tc>
       </w:tr>
@@ -7503,7 +7198,6 @@
                 <w:szCs w:val="24"/>
               </w:rPr>
             </w:pPr>
-            <w:proofErr w:type="spellStart"/>
             <w:r>
               <w:rPr>
                 <w:rFonts w:ascii="Arial Nova Cond" w:hAnsi="Arial Nova Cond"/>
@@ -7512,7 +7206,6 @@
               </w:rPr>
               <w:t>Sumber</w:t>
             </w:r>
-            <w:proofErr w:type="spellEnd"/>
             <w:r>
               <w:rPr>
                 <w:rFonts w:ascii="Arial Nova Cond" w:hAnsi="Arial Nova Cond"/>
@@ -7521,7 +7214,6 @@
               </w:rPr>
               <w:t xml:space="preserve"> </w:t>
             </w:r>
-            <w:proofErr w:type="spellStart"/>
             <w:r>
               <w:rPr>
                 <w:rFonts w:ascii="Arial Nova Cond" w:hAnsi="Arial Nova Cond"/>
@@ -7530,7 +7222,6 @@
               </w:rPr>
               <w:t>Sampah</w:t>
             </w:r>
-            <w:proofErr w:type="spellEnd"/>
             <w:r>
               <w:rPr>
                 <w:rFonts w:ascii="Arial Nova Cond" w:hAnsi="Arial Nova Cond"/>
@@ -7539,7 +7230,6 @@
               </w:rPr>
               <w:t xml:space="preserve"> </w:t>
             </w:r>
-            <w:proofErr w:type="spellStart"/>
             <w:r>
               <w:rPr>
                 <w:rFonts w:ascii="Arial Nova Cond" w:hAnsi="Arial Nova Cond"/>
@@ -7548,7 +7238,6 @@
               </w:rPr>
               <w:t>Domestik</w:t>
             </w:r>
-            <w:proofErr w:type="spellEnd"/>
           </w:p>
         </w:tc>
         <w:tc>
@@ -7572,7 +7261,6 @@
               </w:rPr>
               <w:t>{</w:t>
             </w:r>
-            <w:proofErr w:type="spellStart"/>
             <w:r>
               <w:rPr>
                 <w:rFonts w:ascii="Arial Nova Cond" w:hAnsi="Arial Nova Cond"/>
@@ -7581,7 +7269,6 @@
               </w:rPr>
               <w:t>sampah_sumber</w:t>
             </w:r>
-            <w:proofErr w:type="spellEnd"/>
             <w:r>
               <w:rPr>
                 <w:rFonts w:ascii="Arial Nova Cond" w:hAnsi="Arial Nova Cond"/>
@@ -7612,7 +7299,6 @@
               </w:rPr>
               <w:t>{</w:t>
             </w:r>
-            <w:proofErr w:type="spellStart"/>
             <w:r>
               <w:rPr>
                 <w:rFonts w:ascii="Arial Nova Cond" w:hAnsi="Arial Nova Cond"/>
@@ -7621,7 +7307,6 @@
               </w:rPr>
               <w:t>ket_sampah_sumber</w:t>
             </w:r>
-            <w:proofErr w:type="spellEnd"/>
             <w:r>
               <w:rPr>
                 <w:rFonts w:ascii="Arial Nova Cond" w:hAnsi="Arial Nova Cond"/>
@@ -7670,7 +7355,6 @@
                 <w:szCs w:val="24"/>
               </w:rPr>
             </w:pPr>
-            <w:proofErr w:type="spellStart"/>
             <w:r>
               <w:rPr>
                 <w:rFonts w:ascii="Arial Nova Cond" w:hAnsi="Arial Nova Cond"/>
@@ -7679,7 +7363,6 @@
               </w:rPr>
               <w:t>Jenis</w:t>
             </w:r>
-            <w:proofErr w:type="spellEnd"/>
             <w:r>
               <w:rPr>
                 <w:rFonts w:ascii="Arial Nova Cond" w:hAnsi="Arial Nova Cond"/>
@@ -7688,7 +7371,6 @@
               </w:rPr>
               <w:t xml:space="preserve"> </w:t>
             </w:r>
-            <w:proofErr w:type="spellStart"/>
             <w:r>
               <w:rPr>
                 <w:rFonts w:ascii="Arial Nova Cond" w:hAnsi="Arial Nova Cond"/>
@@ -7697,7 +7379,6 @@
               </w:rPr>
               <w:t>Sampah</w:t>
             </w:r>
-            <w:proofErr w:type="spellEnd"/>
             <w:r>
               <w:rPr>
                 <w:rFonts w:ascii="Arial Nova Cond" w:hAnsi="Arial Nova Cond"/>
@@ -7706,7 +7387,6 @@
               </w:rPr>
               <w:t xml:space="preserve"> </w:t>
             </w:r>
-            <w:proofErr w:type="spellStart"/>
             <w:r>
               <w:rPr>
                 <w:rFonts w:ascii="Arial Nova Cond" w:hAnsi="Arial Nova Cond"/>
@@ -7715,7 +7395,6 @@
               </w:rPr>
               <w:t>Domestik</w:t>
             </w:r>
-            <w:proofErr w:type="spellEnd"/>
           </w:p>
         </w:tc>
         <w:tc>
@@ -7739,7 +7418,6 @@
               </w:rPr>
               <w:t>{</w:t>
             </w:r>
-            <w:proofErr w:type="spellStart"/>
             <w:r>
               <w:rPr>
                 <w:rFonts w:ascii="Arial Nova Cond" w:hAnsi="Arial Nova Cond"/>
@@ -7748,7 +7426,6 @@
               </w:rPr>
               <w:t>sampah_jenis</w:t>
             </w:r>
-            <w:proofErr w:type="spellEnd"/>
             <w:r>
               <w:rPr>
                 <w:rFonts w:ascii="Arial Nova Cond" w:hAnsi="Arial Nova Cond"/>
@@ -7779,7 +7456,6 @@
               </w:rPr>
               <w:t>{</w:t>
             </w:r>
-            <w:proofErr w:type="spellStart"/>
             <w:r>
               <w:rPr>
                 <w:rFonts w:ascii="Arial Nova Cond" w:hAnsi="Arial Nova Cond"/>
@@ -7788,7 +7464,6 @@
               </w:rPr>
               <w:t>ket_sampah_jenis</w:t>
             </w:r>
-            <w:proofErr w:type="spellEnd"/>
             <w:r>
               <w:rPr>
                 <w:rFonts w:ascii="Arial Nova Cond" w:hAnsi="Arial Nova Cond"/>
@@ -7836,7 +7511,6 @@
                 <w:szCs w:val="24"/>
               </w:rPr>
             </w:pPr>
-            <w:proofErr w:type="spellStart"/>
             <w:r>
               <w:rPr>
                 <w:rFonts w:ascii="Arial Nova Cond" w:hAnsi="Arial Nova Cond"/>
@@ -7845,7 +7519,6 @@
               </w:rPr>
               <w:t>Kondisi</w:t>
             </w:r>
-            <w:proofErr w:type="spellEnd"/>
             <w:r>
               <w:rPr>
                 <w:rFonts w:ascii="Arial Nova Cond" w:hAnsi="Arial Nova Cond"/>
@@ -7854,7 +7527,6 @@
               </w:rPr>
               <w:t xml:space="preserve"> TPS </w:t>
             </w:r>
-            <w:proofErr w:type="spellStart"/>
             <w:r>
               <w:rPr>
                 <w:rFonts w:ascii="Arial Nova Cond" w:hAnsi="Arial Nova Cond"/>
@@ -7863,7 +7535,6 @@
               </w:rPr>
               <w:t>Sampah</w:t>
             </w:r>
-            <w:proofErr w:type="spellEnd"/>
             <w:r>
               <w:rPr>
                 <w:rFonts w:ascii="Arial Nova Cond" w:hAnsi="Arial Nova Cond"/>
@@ -7872,7 +7543,6 @@
               </w:rPr>
               <w:t xml:space="preserve"> </w:t>
             </w:r>
-            <w:proofErr w:type="spellStart"/>
             <w:r>
               <w:rPr>
                 <w:rFonts w:ascii="Arial Nova Cond" w:hAnsi="Arial Nova Cond"/>
@@ -7881,7 +7551,6 @@
               </w:rPr>
               <w:t>Domestik</w:t>
             </w:r>
-            <w:proofErr w:type="spellEnd"/>
           </w:p>
         </w:tc>
         <w:tc>
@@ -7905,7 +7574,6 @@
               </w:rPr>
               <w:t>{</w:t>
             </w:r>
-            <w:proofErr w:type="spellStart"/>
             <w:r>
               <w:rPr>
                 <w:rFonts w:ascii="Arial Nova Cond" w:hAnsi="Arial Nova Cond"/>
@@ -7914,7 +7582,6 @@
               </w:rPr>
               <w:t>sampah_tps</w:t>
             </w:r>
-            <w:proofErr w:type="spellEnd"/>
             <w:r>
               <w:rPr>
                 <w:rFonts w:ascii="Arial Nova Cond" w:hAnsi="Arial Nova Cond"/>
@@ -7945,7 +7612,6 @@
               </w:rPr>
               <w:t>{</w:t>
             </w:r>
-            <w:proofErr w:type="spellStart"/>
             <w:r>
               <w:rPr>
                 <w:rFonts w:ascii="Arial Nova Cond" w:hAnsi="Arial Nova Cond"/>
@@ -7954,7 +7620,6 @@
               </w:rPr>
               <w:t>ket_sampah_tps</w:t>
             </w:r>
-            <w:proofErr w:type="spellEnd"/>
             <w:r>
               <w:rPr>
                 <w:rFonts w:ascii="Arial Nova Cond" w:hAnsi="Arial Nova Cond"/>
@@ -8010,7 +7675,6 @@
                 <w:szCs w:val="24"/>
               </w:rPr>
             </w:pPr>
-            <w:proofErr w:type="spellStart"/>
             <w:r>
               <w:rPr>
                 <w:rFonts w:ascii="Arial Nova Cond" w:hAnsi="Arial Nova Cond"/>
@@ -8019,7 +7683,6 @@
               </w:rPr>
               <w:t>Pengelolaan</w:t>
             </w:r>
-            <w:proofErr w:type="spellEnd"/>
             <w:r>
               <w:rPr>
                 <w:rFonts w:ascii="Arial Nova Cond" w:hAnsi="Arial Nova Cond"/>
@@ -8028,7 +7691,6 @@
               </w:rPr>
               <w:t xml:space="preserve"> </w:t>
             </w:r>
-            <w:proofErr w:type="spellStart"/>
             <w:r>
               <w:rPr>
                 <w:rFonts w:ascii="Arial Nova Cond" w:hAnsi="Arial Nova Cond"/>
@@ -8037,7 +7699,6 @@
               </w:rPr>
               <w:t>sampah</w:t>
             </w:r>
-            <w:proofErr w:type="spellEnd"/>
             <w:r>
               <w:rPr>
                 <w:rFonts w:ascii="Arial Nova Cond" w:hAnsi="Arial Nova Cond"/>
@@ -8046,7 +7707,6 @@
               </w:rPr>
               <w:t xml:space="preserve"> </w:t>
             </w:r>
-            <w:proofErr w:type="spellStart"/>
             <w:r>
               <w:rPr>
                 <w:rFonts w:ascii="Arial Nova Cond" w:hAnsi="Arial Nova Cond"/>
@@ -8055,7 +7715,6 @@
               </w:rPr>
               <w:t>domestik</w:t>
             </w:r>
-            <w:proofErr w:type="spellEnd"/>
           </w:p>
         </w:tc>
         <w:tc>
@@ -8079,7 +7738,6 @@
               </w:rPr>
               <w:t>{</w:t>
             </w:r>
-            <w:proofErr w:type="spellStart"/>
             <w:r>
               <w:rPr>
                 <w:rFonts w:ascii="Arial Nova Cond" w:hAnsi="Arial Nova Cond"/>
@@ -8088,7 +7746,6 @@
               </w:rPr>
               <w:t>sampah_kelola</w:t>
             </w:r>
-            <w:proofErr w:type="spellEnd"/>
             <w:r>
               <w:rPr>
                 <w:rFonts w:ascii="Arial Nova Cond" w:hAnsi="Arial Nova Cond"/>
@@ -8119,7 +7776,6 @@
               </w:rPr>
               <w:t>{</w:t>
             </w:r>
-            <w:proofErr w:type="spellStart"/>
             <w:r>
               <w:rPr>
                 <w:rFonts w:ascii="Arial Nova Cond" w:hAnsi="Arial Nova Cond"/>
@@ -8128,7 +7784,6 @@
               </w:rPr>
               <w:t>ket_sampah_kelola</w:t>
             </w:r>
-            <w:proofErr w:type="spellEnd"/>
             <w:r>
               <w:rPr>
                 <w:rFonts w:ascii="Arial Nova Cond" w:hAnsi="Arial Nova Cond"/>
@@ -8167,7 +7822,6 @@
           <w:szCs w:val="24"/>
         </w:rPr>
       </w:pPr>
-      <w:proofErr w:type="spellStart"/>
       <w:r>
         <w:rPr>
           <w:rFonts w:ascii="Arial Nova Cond" w:hAnsi="Arial Nova Cond"/>
@@ -8176,7 +7830,6 @@
         </w:rPr>
         <w:t>Dokumentasi</w:t>
       </w:r>
-      <w:proofErr w:type="spellEnd"/>
     </w:p>
     <w:p>
       <w:pPr>
@@ -8284,7 +7937,6 @@
               <w:br/>
               <w:t>{ket_2} {/</w:t>
             </w:r>
-            <w:proofErr w:type="spellStart"/>
             <w:r>
               <w:rPr>
                 <w:rFonts w:ascii="Arial Nova Cond" w:hAnsi="Arial Nova Cond"/>
@@ -8293,7 +7945,6 @@
               </w:rPr>
               <w:t>foto_baris</w:t>
             </w:r>
-            <w:proofErr w:type="spellEnd"/>
             <w:r>
               <w:rPr>
                 <w:rFonts w:ascii="Arial Nova Cond" w:hAnsi="Arial Nova Cond"/>
@@ -8739,7 +8390,6 @@
           <w:szCs w:val="24"/>
         </w:rPr>
       </w:pPr>
-      <w:proofErr w:type="spellStart"/>
       <w:r>
         <w:rPr>
           <w:rFonts w:ascii="Arial Nova Cond" w:hAnsi="Arial Nova Cond"/>
@@ -8749,7 +8399,6 @@
         </w:rPr>
         <w:t>Pelaksanaan</w:t>
       </w:r>
-      <w:proofErr w:type="spellEnd"/>
       <w:r>
         <w:rPr>
           <w:rFonts w:ascii="Arial Nova Cond" w:hAnsi="Arial Nova Cond"/>
@@ -8759,7 +8408,6 @@
         </w:rPr>
         <w:t xml:space="preserve"> dan </w:t>
       </w:r>
-      <w:proofErr w:type="spellStart"/>
       <w:r>
         <w:rPr>
           <w:rFonts w:ascii="Arial Nova Cond" w:hAnsi="Arial Nova Cond"/>
@@ -8769,7 +8417,6 @@
         </w:rPr>
         <w:t>temuan</w:t>
       </w:r>
-      <w:proofErr w:type="spellEnd"/>
       <w:r>
         <w:rPr>
           <w:rFonts w:ascii="Arial Nova Cond" w:hAnsi="Arial Nova Cond"/>
@@ -8779,7 +8426,6 @@
         </w:rPr>
         <w:t xml:space="preserve"> </w:t>
       </w:r>
-      <w:proofErr w:type="spellStart"/>
       <w:r>
         <w:rPr>
           <w:rFonts w:ascii="Arial Nova Cond" w:hAnsi="Arial Nova Cond"/>
@@ -8789,7 +8435,6 @@
         </w:rPr>
         <w:t>fakta-fakta</w:t>
       </w:r>
-      <w:proofErr w:type="spellEnd"/>
       <w:r>
         <w:rPr>
           <w:rFonts w:ascii="Arial Nova Cond" w:hAnsi="Arial Nova Cond"/>
@@ -8799,7 +8444,6 @@
         </w:rPr>
         <w:t xml:space="preserve"> </w:t>
       </w:r>
-      <w:proofErr w:type="spellStart"/>
       <w:r>
         <w:rPr>
           <w:rFonts w:ascii="Arial Nova Cond" w:hAnsi="Arial Nova Cond"/>
@@ -8809,7 +8453,6 @@
         </w:rPr>
         <w:t>pengawasan</w:t>
       </w:r>
-      <w:proofErr w:type="spellEnd"/>
       <w:r>
         <w:rPr>
           <w:rFonts w:ascii="Arial Nova Cond" w:hAnsi="Arial Nova Cond"/>
@@ -8819,7 +8462,6 @@
         </w:rPr>
         <w:t xml:space="preserve"> </w:t>
       </w:r>
-      <w:proofErr w:type="spellStart"/>
       <w:r>
         <w:rPr>
           <w:rFonts w:ascii="Arial Nova Cond" w:hAnsi="Arial Nova Cond"/>
@@ -8829,7 +8471,6 @@
         </w:rPr>
         <w:t>lingkungan</w:t>
       </w:r>
-      <w:proofErr w:type="spellEnd"/>
       <w:r>
         <w:rPr>
           <w:rFonts w:ascii="Arial Nova Cond" w:hAnsi="Arial Nova Cond"/>
@@ -8839,7 +8480,6 @@
         </w:rPr>
         <w:t xml:space="preserve"> </w:t>
       </w:r>
-      <w:proofErr w:type="spellStart"/>
       <w:r>
         <w:rPr>
           <w:rFonts w:ascii="Arial Nova Cond" w:hAnsi="Arial Nova Cond"/>
@@ -8849,7 +8489,6 @@
         </w:rPr>
         <w:t>hidup</w:t>
       </w:r>
-      <w:proofErr w:type="spellEnd"/>
       <w:r>
         <w:rPr>
           <w:rFonts w:ascii="Arial Nova Cond" w:hAnsi="Arial Nova Cond"/>
@@ -8859,7 +8498,6 @@
         </w:rPr>
         <w:t xml:space="preserve"> </w:t>
       </w:r>
-      <w:proofErr w:type="spellStart"/>
       <w:r>
         <w:rPr>
           <w:rFonts w:ascii="Arial Nova Cond" w:hAnsi="Arial Nova Cond"/>
@@ -8869,7 +8507,6 @@
         </w:rPr>
         <w:t>ini</w:t>
       </w:r>
-      <w:proofErr w:type="spellEnd"/>
       <w:r>
         <w:rPr>
           <w:rFonts w:ascii="Arial Nova Cond" w:hAnsi="Arial Nova Cond"/>
@@ -8879,7 +8516,6 @@
         </w:rPr>
         <w:t xml:space="preserve"> </w:t>
       </w:r>
-      <w:proofErr w:type="spellStart"/>
       <w:r>
         <w:rPr>
           <w:rFonts w:ascii="Arial Nova Cond" w:hAnsi="Arial Nova Cond"/>
@@ -8889,7 +8525,6 @@
         </w:rPr>
         <w:t>diketahui</w:t>
       </w:r>
-      <w:proofErr w:type="spellEnd"/>
       <w:r>
         <w:rPr>
           <w:rFonts w:ascii="Arial Nova Cond" w:hAnsi="Arial Nova Cond"/>
@@ -8899,7 +8534,6 @@
         </w:rPr>
         <w:t xml:space="preserve"> dan </w:t>
       </w:r>
-      <w:proofErr w:type="spellStart"/>
       <w:r>
         <w:rPr>
           <w:rFonts w:ascii="Arial Nova Cond" w:hAnsi="Arial Nova Cond"/>
@@ -8909,7 +8543,6 @@
         </w:rPr>
         <w:t>dibenarkan</w:t>
       </w:r>
-      <w:proofErr w:type="spellEnd"/>
       <w:r>
         <w:rPr>
           <w:rFonts w:ascii="Arial Nova Cond" w:hAnsi="Arial Nova Cond"/>
@@ -8919,7 +8552,6 @@
         </w:rPr>
         <w:t xml:space="preserve"> oleh </w:t>
       </w:r>
-      <w:proofErr w:type="spellStart"/>
       <w:r>
         <w:rPr>
           <w:rFonts w:ascii="Arial Nova Cond" w:hAnsi="Arial Nova Cond"/>
@@ -8929,7 +8561,6 @@
         </w:rPr>
         <w:t>pihak</w:t>
       </w:r>
-      <w:proofErr w:type="spellEnd"/>
       <w:r>
         <w:rPr>
           <w:rFonts w:ascii="Arial Nova Cond" w:hAnsi="Arial Nova Cond"/>
@@ -8939,7 +8570,6 @@
         </w:rPr>
         <w:t xml:space="preserve"> </w:t>
       </w:r>
-      <w:proofErr w:type="spellStart"/>
       <w:r>
         <w:rPr>
           <w:rFonts w:ascii="Arial Nova Cond" w:hAnsi="Arial Nova Cond"/>
@@ -8948,7 +8578,6 @@
         </w:rPr>
         <w:t>Perumahan</w:t>
       </w:r>
-      <w:proofErr w:type="spellEnd"/>
       <w:r>
         <w:rPr>
           <w:rFonts w:ascii="Arial Nova Cond" w:hAnsi="Arial Nova Cond"/>
@@ -8957,7 +8586,6 @@
         </w:rPr>
         <w:t xml:space="preserve"> </w:t>
       </w:r>
-      <w:proofErr w:type="spellStart"/>
       <w:r>
         <w:rPr>
           <w:rFonts w:ascii="Arial Nova Cond" w:hAnsi="Arial Nova Cond"/>
@@ -8966,7 +8594,6 @@
         </w:rPr>
         <w:t>Wap</w:t>
       </w:r>
-      <w:proofErr w:type="spellEnd"/>
       <w:r>
         <w:rPr>
           <w:rFonts w:ascii="Arial Nova Cond" w:hAnsi="Arial Nova Cond"/>
@@ -8975,7 +8602,6 @@
         </w:rPr>
         <w:t xml:space="preserve"> City House (</w:t>
       </w:r>
-      <w:proofErr w:type="spellStart"/>
       <w:r>
         <w:rPr>
           <w:rFonts w:ascii="Arial Nova Cond" w:hAnsi="Arial Nova Cond"/>
@@ -8984,7 +8610,6 @@
         </w:rPr>
         <w:t>Pengembang</w:t>
       </w:r>
-      <w:proofErr w:type="spellEnd"/>
       <w:r>
         <w:rPr>
           <w:rFonts w:ascii="Arial Nova Cond" w:hAnsi="Arial Nova Cond"/>
@@ -8993,7 +8618,6 @@
         </w:rPr>
         <w:t xml:space="preserve"> PT. Wijaya Abi Perkasa), </w:t>
       </w:r>
-      <w:proofErr w:type="spellStart"/>
       <w:r>
         <w:rPr>
           <w:rFonts w:ascii="Arial Nova Cond" w:hAnsi="Arial Nova Cond"/>
@@ -9003,7 +8627,6 @@
         </w:rPr>
         <w:t>sebagai</w:t>
       </w:r>
-      <w:proofErr w:type="spellEnd"/>
       <w:r>
         <w:rPr>
           <w:rFonts w:ascii="Arial Nova Cond" w:hAnsi="Arial Nova Cond"/>
@@ -9013,8 +8636,6 @@
         </w:rPr>
         <w:t xml:space="preserve"> </w:t>
       </w:r>
-      <w:proofErr w:type="spellStart"/>
-      <w:proofErr w:type="gramStart"/>
       <w:r>
         <w:rPr>
           <w:rFonts w:ascii="Arial Nova Cond" w:hAnsi="Arial Nova Cond"/>
@@ -9024,7 +8645,6 @@
         </w:rPr>
         <w:t>berikut</w:t>
       </w:r>
-      <w:proofErr w:type="spellEnd"/>
       <w:r>
         <w:rPr>
           <w:rFonts w:ascii="Arial Nova Cond" w:hAnsi="Arial Nova Cond"/>
@@ -9034,7 +8654,6 @@
         </w:rPr>
         <w:t xml:space="preserve"> :</w:t>
       </w:r>
-      <w:proofErr w:type="gramEnd"/>
     </w:p>
     <w:p>
       <w:pPr>
@@ -9137,7 +8756,6 @@
               </w:rPr>
               <w:t>{</w:t>
             </w:r>
-            <w:proofErr w:type="spellStart"/>
             <w:r>
               <w:rPr>
                 <w:rFonts w:ascii="Arial Nova Cond" w:hAnsi="Arial Nova Cond"/>
@@ -9147,7 +8765,6 @@
               </w:rPr>
               <w:t>pj_nama</w:t>
             </w:r>
-            <w:proofErr w:type="spellEnd"/>
             <w:r>
               <w:rPr>
                 <w:rFonts w:ascii="Arial Nova Cond" w:hAnsi="Arial Nova Cond"/>
@@ -9174,7 +8791,6 @@
                 <w:szCs w:val="24"/>
               </w:rPr>
             </w:pPr>
-            <w:proofErr w:type="spellStart"/>
             <w:r>
               <w:rPr>
                 <w:rFonts w:ascii="Arial Nova Cond" w:hAnsi="Arial Nova Cond"/>
@@ -9184,7 +8800,6 @@
               </w:rPr>
               <w:t>Jabatan</w:t>
             </w:r>
-            <w:proofErr w:type="spellEnd"/>
           </w:p>
         </w:tc>
         <w:tc>
@@ -9232,7 +8847,6 @@
               </w:rPr>
               <w:t>{</w:t>
             </w:r>
-            <w:proofErr w:type="spellStart"/>
             <w:r>
               <w:rPr>
                 <w:rFonts w:ascii="Arial Nova Cond" w:hAnsi="Arial Nova Cond"/>
@@ -9241,7 +8855,6 @@
               </w:rPr>
               <w:t>pj_jabatan</w:t>
             </w:r>
-            <w:proofErr w:type="spellEnd"/>
             <w:r>
               <w:rPr>
                 <w:rFonts w:ascii="Arial Nova Cond" w:hAnsi="Arial Nova Cond"/>
@@ -9267,7 +8880,6 @@
                 <w:szCs w:val="24"/>
               </w:rPr>
             </w:pPr>
-            <w:proofErr w:type="spellStart"/>
             <w:r>
               <w:rPr>
                 <w:rFonts w:ascii="Arial Nova Cond" w:hAnsi="Arial Nova Cond"/>
@@ -9277,7 +8889,6 @@
               </w:rPr>
               <w:t>Nomor</w:t>
             </w:r>
-            <w:proofErr w:type="spellEnd"/>
             <w:r>
               <w:rPr>
                 <w:rFonts w:ascii="Arial Nova Cond" w:hAnsi="Arial Nova Cond"/>
@@ -9334,7 +8945,6 @@
               </w:rPr>
               <w:t>{</w:t>
             </w:r>
-            <w:proofErr w:type="spellStart"/>
             <w:r>
               <w:rPr>
                 <w:rFonts w:ascii="Arial Nova Cond" w:hAnsi="Arial Nova Cond"/>
@@ -9343,7 +8953,6 @@
               </w:rPr>
               <w:t>telepon</w:t>
             </w:r>
-            <w:proofErr w:type="spellEnd"/>
             <w:r>
               <w:rPr>
                 <w:rFonts w:ascii="Arial Nova Cond" w:hAnsi="Arial Nova Cond"/>
@@ -9378,7 +8987,6 @@
               </w:rPr>
               <w:t xml:space="preserve">Tanda </w:t>
             </w:r>
-            <w:proofErr w:type="spellStart"/>
             <w:r>
               <w:rPr>
                 <w:rFonts w:ascii="Arial Nova Cond" w:hAnsi="Arial Nova Cond"/>
@@ -9388,7 +8996,6 @@
               </w:rPr>
               <w:t>tangan</w:t>
             </w:r>
-            <w:proofErr w:type="spellEnd"/>
           </w:p>
         </w:tc>
         <w:tc>
@@ -9435,27 +9042,7 @@
                 <w:sz w:val="24"/>
                 <w:szCs w:val="24"/>
               </w:rPr>
-              <w:t>{%</w:t>
-            </w:r>
-            <w:proofErr w:type="spellStart"/>
-            <w:r>
-              <w:rPr>
-                <w:rFonts w:ascii="Arial Nova Cond" w:hAnsi="Arial Nova Cond"/>
-                <w:color w:val="0D0D0D"/>
-                <w:sz w:val="24"/>
-                <w:szCs w:val="24"/>
-              </w:rPr>
-              <w:t>ttd_pemrakarsa</w:t>
-            </w:r>
-            <w:proofErr w:type="spellEnd"/>
-            <w:r>
-              <w:rPr>
-                <w:rFonts w:ascii="Arial Nova Cond" w:hAnsi="Arial Nova Cond"/>
-                <w:color w:val="0D0D0D"/>
-                <w:sz w:val="24"/>
-                <w:szCs w:val="24"/>
-              </w:rPr>
-              <w:t>}</w:t>
+              <w:t>{%ttd_pemrakarsa}</w:t>
             </w:r>
           </w:p>
           <w:p>
@@ -9572,7 +9159,6 @@
           <w:szCs w:val="24"/>
         </w:rPr>
       </w:pPr>
-      <w:proofErr w:type="spellStart"/>
       <w:r>
         <w:rPr>
           <w:rFonts w:ascii="Arial Nova Cond" w:hAnsi="Arial Nova Cond"/>
@@ -9584,7 +9170,6 @@
         </w:rPr>
         <w:t>Demikian</w:t>
       </w:r>
-      <w:proofErr w:type="spellEnd"/>
       <w:r>
         <w:rPr>
           <w:rFonts w:ascii="Arial Nova Cond" w:hAnsi="Arial Nova Cond"/>
@@ -9596,7 +9181,6 @@
         </w:rPr>
         <w:t xml:space="preserve"> </w:t>
       </w:r>
-      <w:proofErr w:type="spellStart"/>
       <w:r>
         <w:rPr>
           <w:rFonts w:ascii="Arial Nova Cond" w:hAnsi="Arial Nova Cond"/>
@@ -9608,7 +9192,6 @@
         </w:rPr>
         <w:t>Berita</w:t>
       </w:r>
-      <w:proofErr w:type="spellEnd"/>
       <w:r>
         <w:rPr>
           <w:rFonts w:ascii="Arial Nova Cond" w:hAnsi="Arial Nova Cond"/>
@@ -9620,7 +9203,6 @@
         </w:rPr>
         <w:t xml:space="preserve"> Acara </w:t>
       </w:r>
-      <w:proofErr w:type="spellStart"/>
       <w:r>
         <w:rPr>
           <w:rFonts w:ascii="Arial Nova Cond" w:hAnsi="Arial Nova Cond"/>
@@ -9632,7 +9214,6 @@
         </w:rPr>
         <w:t>Pengawasan</w:t>
       </w:r>
-      <w:proofErr w:type="spellEnd"/>
       <w:r>
         <w:rPr>
           <w:rFonts w:ascii="Arial Nova Cond" w:hAnsi="Arial Nova Cond"/>
@@ -9644,7 +9225,6 @@
         </w:rPr>
         <w:t xml:space="preserve"> </w:t>
       </w:r>
-      <w:proofErr w:type="spellStart"/>
       <w:r>
         <w:rPr>
           <w:rFonts w:ascii="Arial Nova Cond" w:hAnsi="Arial Nova Cond"/>
@@ -9656,7 +9236,6 @@
         </w:rPr>
         <w:t>Lingkungan</w:t>
       </w:r>
-      <w:proofErr w:type="spellEnd"/>
       <w:r>
         <w:rPr>
           <w:rFonts w:ascii="Arial Nova Cond" w:hAnsi="Arial Nova Cond"/>
@@ -9668,7 +9247,6 @@
         </w:rPr>
         <w:t xml:space="preserve"> </w:t>
       </w:r>
-      <w:proofErr w:type="spellStart"/>
       <w:r>
         <w:rPr>
           <w:rFonts w:ascii="Arial Nova Cond" w:hAnsi="Arial Nova Cond"/>
@@ -9680,7 +9258,6 @@
         </w:rPr>
         <w:t>Hidup</w:t>
       </w:r>
-      <w:proofErr w:type="spellEnd"/>
       <w:r>
         <w:rPr>
           <w:rFonts w:ascii="Arial Nova Cond" w:hAnsi="Arial Nova Cond"/>
@@ -9692,7 +9269,6 @@
         </w:rPr>
         <w:t xml:space="preserve"> pada </w:t>
       </w:r>
-      <w:proofErr w:type="spellStart"/>
       <w:r>
         <w:rPr>
           <w:rFonts w:ascii="Arial Nova Cond" w:hAnsi="Arial Nova Cond"/>
@@ -9704,7 +9280,6 @@
         </w:rPr>
         <w:t>lokasi</w:t>
       </w:r>
-      <w:proofErr w:type="spellEnd"/>
       <w:r>
         <w:rPr>
           <w:rFonts w:ascii="Arial Nova Cond" w:hAnsi="Arial Nova Cond"/>
@@ -9716,7 +9291,6 @@
         </w:rPr>
         <w:t xml:space="preserve"> </w:t>
       </w:r>
-      <w:proofErr w:type="spellStart"/>
       <w:r>
         <w:rPr>
           <w:rFonts w:ascii="Arial Nova Cond" w:hAnsi="Arial Nova Cond"/>
@@ -9728,7 +9302,6 @@
         </w:rPr>
         <w:t>kegiatan</w:t>
       </w:r>
-      <w:proofErr w:type="spellEnd"/>
       <w:r>
         <w:rPr>
           <w:rFonts w:ascii="Arial Nova Cond" w:hAnsi="Arial Nova Cond"/>
@@ -9740,7 +9313,6 @@
         </w:rPr>
         <w:t xml:space="preserve"> </w:t>
       </w:r>
-      <w:proofErr w:type="spellStart"/>
       <w:r>
         <w:rPr>
           <w:rFonts w:ascii="Arial Nova Cond" w:hAnsi="Arial Nova Cond"/>
@@ -9752,7 +9324,6 @@
         </w:rPr>
         <w:t>Perumahan</w:t>
       </w:r>
-      <w:proofErr w:type="spellEnd"/>
       <w:r>
         <w:rPr>
           <w:rFonts w:ascii="Arial Nova Cond" w:hAnsi="Arial Nova Cond"/>
@@ -9764,7 +9335,6 @@
         </w:rPr>
         <w:t xml:space="preserve"> </w:t>
       </w:r>
-      <w:proofErr w:type="spellStart"/>
       <w:r>
         <w:rPr>
           <w:rFonts w:ascii="Arial Nova Cond" w:hAnsi="Arial Nova Cond"/>
@@ -9776,7 +9346,6 @@
         </w:rPr>
         <w:t>Maston</w:t>
       </w:r>
-      <w:proofErr w:type="spellEnd"/>
       <w:r>
         <w:rPr>
           <w:rFonts w:ascii="Arial Nova Cond" w:hAnsi="Arial Nova Cond"/>
@@ -9788,7 +9357,6 @@
         </w:rPr>
         <w:t xml:space="preserve"> Abi Residence (</w:t>
       </w:r>
-      <w:proofErr w:type="spellStart"/>
       <w:r>
         <w:rPr>
           <w:rFonts w:ascii="Arial Nova Cond" w:hAnsi="Arial Nova Cond"/>
@@ -9800,7 +9368,6 @@
         </w:rPr>
         <w:t>pengembang</w:t>
       </w:r>
-      <w:proofErr w:type="spellEnd"/>
       <w:r>
         <w:rPr>
           <w:rFonts w:ascii="Arial Nova Cond" w:hAnsi="Arial Nova Cond"/>
@@ -9812,7 +9379,6 @@
         </w:rPr>
         <w:t xml:space="preserve"> PT. </w:t>
       </w:r>
-      <w:proofErr w:type="spellStart"/>
       <w:r>
         <w:rPr>
           <w:rFonts w:ascii="Arial Nova Cond" w:hAnsi="Arial Nova Cond"/>
@@ -9824,7 +9390,6 @@
         </w:rPr>
         <w:t>Tinjung</w:t>
       </w:r>
-      <w:proofErr w:type="spellEnd"/>
       <w:r>
         <w:rPr>
           <w:rFonts w:ascii="Arial Nova Cond" w:hAnsi="Arial Nova Cond"/>
@@ -9847,7 +9412,6 @@
         </w:rPr>
         <w:t xml:space="preserve"> </w:t>
       </w:r>
-      <w:proofErr w:type="spellStart"/>
       <w:r>
         <w:rPr>
           <w:rFonts w:ascii="Arial Nova Cond" w:hAnsi="Arial Nova Cond"/>
@@ -9859,7 +9423,6 @@
         </w:rPr>
         <w:t>dibuat</w:t>
       </w:r>
-      <w:proofErr w:type="spellEnd"/>
       <w:r>
         <w:rPr>
           <w:rFonts w:ascii="Arial Nova Cond" w:hAnsi="Arial Nova Cond"/>
@@ -9871,7 +9434,6 @@
         </w:rPr>
         <w:t xml:space="preserve"> </w:t>
       </w:r>
-      <w:proofErr w:type="spellStart"/>
       <w:r>
         <w:rPr>
           <w:rFonts w:ascii="Arial Nova Cond" w:hAnsi="Arial Nova Cond"/>
@@ -9883,7 +9445,6 @@
         </w:rPr>
         <w:t>dengan</w:t>
       </w:r>
-      <w:proofErr w:type="spellEnd"/>
       <w:r>
         <w:rPr>
           <w:rFonts w:ascii="Arial Nova Cond" w:hAnsi="Arial Nova Cond"/>
@@ -9895,7 +9456,6 @@
         </w:rPr>
         <w:t xml:space="preserve"> </w:t>
       </w:r>
-      <w:proofErr w:type="spellStart"/>
       <w:r>
         <w:rPr>
           <w:rFonts w:ascii="Arial Nova Cond" w:hAnsi="Arial Nova Cond"/>
@@ -9907,7 +9467,6 @@
         </w:rPr>
         <w:t>sebenar-benarnya</w:t>
       </w:r>
-      <w:proofErr w:type="spellEnd"/>
       <w:r>
         <w:rPr>
           <w:rFonts w:ascii="Arial Nova Cond" w:hAnsi="Arial Nova Cond"/>
@@ -9919,7 +9478,6 @@
         </w:rPr>
         <w:t xml:space="preserve"> dan </w:t>
       </w:r>
-      <w:proofErr w:type="spellStart"/>
       <w:r>
         <w:rPr>
           <w:rFonts w:ascii="Arial Nova Cond" w:hAnsi="Arial Nova Cond"/>
@@ -9931,7 +9489,6 @@
         </w:rPr>
         <w:t>mengingat</w:t>
       </w:r>
-      <w:proofErr w:type="spellEnd"/>
       <w:r>
         <w:rPr>
           <w:rFonts w:ascii="Arial Nova Cond" w:hAnsi="Arial Nova Cond"/>
@@ -9943,7 +9500,6 @@
         </w:rPr>
         <w:t xml:space="preserve"> </w:t>
       </w:r>
-      <w:proofErr w:type="spellStart"/>
       <w:r>
         <w:rPr>
           <w:rFonts w:ascii="Arial Nova Cond" w:hAnsi="Arial Nova Cond"/>
@@ -9955,7 +9511,6 @@
         </w:rPr>
         <w:t>sumpah</w:t>
       </w:r>
-      <w:proofErr w:type="spellEnd"/>
       <w:r>
         <w:rPr>
           <w:rFonts w:ascii="Arial Nova Cond" w:hAnsi="Arial Nova Cond"/>
@@ -9967,7 +9522,6 @@
         </w:rPr>
         <w:t xml:space="preserve"> </w:t>
       </w:r>
-      <w:proofErr w:type="spellStart"/>
       <w:r>
         <w:rPr>
           <w:rFonts w:ascii="Arial Nova Cond" w:hAnsi="Arial Nova Cond"/>
@@ -9979,7 +9533,6 @@
         </w:rPr>
         <w:t>jabatan</w:t>
       </w:r>
-      <w:proofErr w:type="spellEnd"/>
       <w:r>
         <w:rPr>
           <w:rFonts w:ascii="Arial Nova Cond" w:hAnsi="Arial Nova Cond"/>
@@ -10028,7 +9581,6 @@
         </w:rPr>
         <w:t xml:space="preserve">Tim </w:t>
       </w:r>
-      <w:proofErr w:type="spellStart"/>
       <w:r>
         <w:rPr>
           <w:rFonts w:ascii="Arial Nova Cond" w:eastAsia="Times New Roman" w:hAnsi="Arial Nova Cond" w:cs="Times New Roman"/>
@@ -10039,7 +9591,6 @@
         </w:rPr>
         <w:t>Pejabat</w:t>
       </w:r>
-      <w:proofErr w:type="spellEnd"/>
       <w:r>
         <w:rPr>
           <w:rFonts w:ascii="Arial Nova Cond" w:eastAsia="Times New Roman" w:hAnsi="Arial Nova Cond" w:cs="Times New Roman"/>
@@ -10050,7 +9601,6 @@
         </w:rPr>
         <w:t xml:space="preserve"> </w:t>
       </w:r>
-      <w:proofErr w:type="spellStart"/>
       <w:r>
         <w:rPr>
           <w:rFonts w:ascii="Arial Nova Cond" w:eastAsia="Times New Roman" w:hAnsi="Arial Nova Cond" w:cs="Times New Roman"/>
@@ -10061,7 +9611,6 @@
         </w:rPr>
         <w:t>Pengawas</w:t>
       </w:r>
-      <w:proofErr w:type="spellEnd"/>
       <w:r>
         <w:rPr>
           <w:rFonts w:ascii="Arial Nova Cond" w:eastAsia="Times New Roman" w:hAnsi="Arial Nova Cond" w:cs="Times New Roman"/>
@@ -10072,7 +9621,6 @@
         </w:rPr>
         <w:t xml:space="preserve"> </w:t>
       </w:r>
-      <w:proofErr w:type="spellStart"/>
       <w:r>
         <w:rPr>
           <w:rFonts w:ascii="Arial Nova Cond" w:eastAsia="Times New Roman" w:hAnsi="Arial Nova Cond" w:cs="Times New Roman"/>
@@ -10083,7 +9631,6 @@
         </w:rPr>
         <w:t>Lingkungan</w:t>
       </w:r>
-      <w:proofErr w:type="spellEnd"/>
       <w:r>
         <w:rPr>
           <w:rFonts w:ascii="Arial Nova Cond" w:eastAsia="Times New Roman" w:hAnsi="Arial Nova Cond" w:cs="Times New Roman"/>
@@ -10094,7 +9641,6 @@
         </w:rPr>
         <w:t xml:space="preserve"> </w:t>
       </w:r>
-      <w:proofErr w:type="spellStart"/>
       <w:r>
         <w:rPr>
           <w:rFonts w:ascii="Arial Nova Cond" w:eastAsia="Times New Roman" w:hAnsi="Arial Nova Cond" w:cs="Times New Roman"/>
@@ -10105,7 +9651,6 @@
         </w:rPr>
         <w:t>Hidup</w:t>
       </w:r>
-      <w:proofErr w:type="spellEnd"/>
     </w:p>
     <w:tbl>
       <w:tblPr>
@@ -10226,7 +9771,6 @@
               </w:rPr>
               <w:t>{</w:t>
             </w:r>
-            <w:proofErr w:type="spellStart"/>
             <w:r>
               <w:rPr>
                 <w:rFonts w:ascii="Arial Nova Cond" w:hAnsi="Arial Nova Cond"/>
@@ -10235,7 +9779,6 @@
               </w:rPr>
               <w:t>nama_pengawas</w:t>
             </w:r>
-            <w:proofErr w:type="spellEnd"/>
             <w:r>
               <w:rPr>
                 <w:rFonts w:ascii="Arial Nova Cond" w:hAnsi="Arial Nova Cond"/>
@@ -10289,7 +9832,6 @@
               </w:rPr>
               <w:t xml:space="preserve">Tanda </w:t>
             </w:r>
-            <w:proofErr w:type="spellStart"/>
             <w:r>
               <w:rPr>
                 <w:rFonts w:ascii="Arial Nova Cond" w:eastAsia="Times New Roman" w:hAnsi="Arial Nova Cond" w:cs="Times New Roman"/>
@@ -10300,7 +9842,6 @@
               </w:rPr>
               <w:t>tangan</w:t>
             </w:r>
-            <w:proofErr w:type="spellEnd"/>
             <w:r>
               <w:rPr>
                 <w:rFonts w:ascii="Arial Nova Cond" w:eastAsia="Times New Roman" w:hAnsi="Arial Nova Cond" w:cs="Times New Roman"/>
@@ -10358,9 +9899,8 @@
                 <w:szCs w:val="24"/>
                 <w:lang w:eastAsia="en-ID"/>
               </w:rPr>
-              <w:t>{%</w:t>
-            </w:r>
-            <w:proofErr w:type="spellStart"/>
+              <w:t>{%ttd_}</w:t>
+            </w:r>
             <w:r>
               <w:rPr>
                 <w:rFonts w:ascii="Arial Nova Cond" w:eastAsia="Times New Roman" w:hAnsi="Arial Nova Cond" w:cs="Times New Roman"/>
@@ -10369,9 +9909,8 @@
                 <w:szCs w:val="24"/>
                 <w:lang w:eastAsia="en-ID"/>
               </w:rPr>
-              <w:t>ttd_</w:t>
-            </w:r>
-            <w:proofErr w:type="gramStart"/>
+              <w:t>{</w:t>
+            </w:r>
             <w:r>
               <w:rPr>
                 <w:rFonts w:ascii="Arial Nova Cond" w:eastAsia="Times New Roman" w:hAnsi="Arial Nova Cond" w:cs="Times New Roman"/>
@@ -10380,9 +9919,8 @@
                 <w:szCs w:val="24"/>
                 <w:lang w:eastAsia="en-ID"/>
               </w:rPr>
-              <w:t>pengawas</w:t>
-            </w:r>
-            <w:proofErr w:type="spellEnd"/>
+              <w:t>/</w:t>
+            </w:r>
             <w:r>
               <w:rPr>
                 <w:rFonts w:ascii="Arial Nova Cond" w:eastAsia="Times New Roman" w:hAnsi="Arial Nova Cond" w:cs="Times New Roman"/>
@@ -10391,41 +9929,8 @@
                 <w:szCs w:val="24"/>
                 <w:lang w:eastAsia="en-ID"/>
               </w:rPr>
-              <w:t>}</w:t>
-            </w:r>
-            <w:r>
-              <w:rPr>
-                <w:rFonts w:ascii="Arial Nova Cond" w:eastAsia="Times New Roman" w:hAnsi="Arial Nova Cond" w:cs="Times New Roman"/>
-                <w:color w:val="0D0D0D"/>
-                <w:sz w:val="24"/>
-                <w:szCs w:val="24"/>
-                <w:lang w:eastAsia="en-ID"/>
-              </w:rPr>
-              <w:t>{</w:t>
-            </w:r>
-            <w:proofErr w:type="gramEnd"/>
-            <w:r>
-              <w:rPr>
-                <w:rFonts w:ascii="Arial Nova Cond" w:eastAsia="Times New Roman" w:hAnsi="Arial Nova Cond" w:cs="Times New Roman"/>
-                <w:color w:val="0D0D0D"/>
-                <w:sz w:val="24"/>
-                <w:szCs w:val="24"/>
-                <w:lang w:eastAsia="en-ID"/>
-              </w:rPr>
-              <w:t>/</w:t>
-            </w:r>
-            <w:proofErr w:type="spellStart"/>
-            <w:r>
-              <w:rPr>
-                <w:rFonts w:ascii="Arial Nova Cond" w:eastAsia="Times New Roman" w:hAnsi="Arial Nova Cond" w:cs="Times New Roman"/>
-                <w:color w:val="0D0D0D"/>
-                <w:sz w:val="24"/>
-                <w:szCs w:val="24"/>
-                <w:lang w:eastAsia="en-ID"/>
-              </w:rPr>
               <w:t>tim_pengawas</w:t>
             </w:r>
-            <w:proofErr w:type="spellEnd"/>
             <w:r>
               <w:rPr>
                 <w:rFonts w:ascii="Arial Nova Cond" w:eastAsia="Times New Roman" w:hAnsi="Arial Nova Cond" w:cs="Times New Roman"/>
@@ -10485,7 +9990,6 @@
           <w:szCs w:val="24"/>
         </w:rPr>
       </w:pPr>
-      <w:proofErr w:type="spellStart"/>
       <w:r>
         <w:rPr>
           <w:rFonts w:ascii="Arial Nova Cond" w:hAnsi="Arial Nova Cond"/>
@@ -10495,7 +9999,6 @@
         </w:rPr>
         <w:t>Saksi</w:t>
       </w:r>
-      <w:proofErr w:type="spellEnd"/>
       <w:r>
         <w:rPr>
           <w:rFonts w:ascii="Arial Nova Cond" w:hAnsi="Arial Nova Cond"/>
@@ -10628,7 +10131,6 @@
               </w:rPr>
               <w:t>{</w:t>
             </w:r>
-            <w:proofErr w:type="spellStart"/>
             <w:r>
               <w:rPr>
                 <w:rFonts w:ascii="Arial Nova Cond" w:eastAsia="Times New Roman" w:hAnsi="Arial Nova Cond" w:cs="Times New Roman"/>
@@ -10639,7 +10141,6 @@
               </w:rPr>
               <w:t>nama_saksi</w:t>
             </w:r>
-            <w:proofErr w:type="spellEnd"/>
             <w:r>
               <w:rPr>
                 <w:rFonts w:ascii="Arial Nova Cond" w:eastAsia="Times New Roman" w:hAnsi="Arial Nova Cond" w:cs="Times New Roman"/>
@@ -10687,7 +10188,6 @@
                 <w:lang w:eastAsia="en-ID"/>
               </w:rPr>
             </w:pPr>
-            <w:proofErr w:type="spellStart"/>
             <w:r>
               <w:rPr>
                 <w:rFonts w:ascii="Arial Nova Cond" w:eastAsia="Times New Roman" w:hAnsi="Arial Nova Cond" w:cs="Times New Roman"/>
@@ -10698,7 +10198,6 @@
               </w:rPr>
               <w:t>Jabatan</w:t>
             </w:r>
-            <w:proofErr w:type="spellEnd"/>
           </w:p>
         </w:tc>
         <w:tc>
@@ -10737,7 +10236,6 @@
               </w:rPr>
               <w:t>{</w:t>
             </w:r>
-            <w:proofErr w:type="spellStart"/>
             <w:r>
               <w:rPr>
                 <w:rFonts w:ascii="Arial Nova Cond" w:eastAsia="Times New Roman" w:hAnsi="Arial Nova Cond" w:cs="Times New Roman"/>
@@ -10748,7 +10246,6 @@
               </w:rPr>
               <w:t>jabatan_saksi</w:t>
             </w:r>
-            <w:proofErr w:type="spellEnd"/>
             <w:r>
               <w:rPr>
                 <w:rFonts w:ascii="Arial Nova Cond" w:eastAsia="Times New Roman" w:hAnsi="Arial Nova Cond" w:cs="Times New Roman"/>
@@ -10804,7 +10301,6 @@
               </w:rPr>
               <w:t xml:space="preserve">Tanda </w:t>
             </w:r>
-            <w:proofErr w:type="spellStart"/>
             <w:r>
               <w:rPr>
                 <w:rFonts w:ascii="Arial Nova Cond" w:eastAsia="Times New Roman" w:hAnsi="Arial Nova Cond" w:cs="Times New Roman"/>
@@ -10815,7 +10311,6 @@
               </w:rPr>
               <w:t>tangan</w:t>
             </w:r>
-            <w:proofErr w:type="spellEnd"/>
             <w:r>
               <w:rPr>
                 <w:rFonts w:ascii="Arial Nova Cond" w:eastAsia="Times New Roman" w:hAnsi="Arial Nova Cond" w:cs="Times New Roman"/>
@@ -10873,9 +10368,8 @@
                 <w:szCs w:val="24"/>
                 <w:lang w:eastAsia="en-ID"/>
               </w:rPr>
-              <w:t>{%</w:t>
-            </w:r>
-            <w:proofErr w:type="spellStart"/>
+              <w:t>{%ttd_saksi} {/</w:t>
+            </w:r>
             <w:r>
               <w:rPr>
                 <w:rFonts w:ascii="Arial Nova Cond" w:eastAsia="Times New Roman" w:hAnsi="Arial Nova Cond" w:cs="Times New Roman"/>
@@ -10884,31 +10378,8 @@
                 <w:szCs w:val="24"/>
                 <w:lang w:eastAsia="en-ID"/>
               </w:rPr>
-              <w:t>ttd_saksi</w:t>
-            </w:r>
-            <w:proofErr w:type="spellEnd"/>
-            <w:r>
-              <w:rPr>
-                <w:rFonts w:ascii="Arial Nova Cond" w:eastAsia="Times New Roman" w:hAnsi="Arial Nova Cond" w:cs="Times New Roman"/>
-                <w:color w:val="0D0D0D"/>
-                <w:sz w:val="24"/>
-                <w:szCs w:val="24"/>
-                <w:lang w:eastAsia="en-ID"/>
-              </w:rPr>
-              <w:t>} {/</w:t>
-            </w:r>
-            <w:proofErr w:type="spellStart"/>
-            <w:r>
-              <w:rPr>
-                <w:rFonts w:ascii="Arial Nova Cond" w:eastAsia="Times New Roman" w:hAnsi="Arial Nova Cond" w:cs="Times New Roman"/>
-                <w:color w:val="0D0D0D"/>
-                <w:sz w:val="24"/>
-                <w:szCs w:val="24"/>
-                <w:lang w:eastAsia="en-ID"/>
-              </w:rPr>
               <w:t>saksi</w:t>
             </w:r>
-            <w:proofErr w:type="spellEnd"/>
             <w:r>
               <w:rPr>
                 <w:rFonts w:ascii="Arial Nova Cond" w:eastAsia="Times New Roman" w:hAnsi="Arial Nova Cond" w:cs="Times New Roman"/>
@@ -10997,7 +10468,7 @@
 </w:document>
 </file>
 
-<file path=word/endnotes.xml><?xml version="1.0" encoding="utf-8"?>
+<file path=word\endnotes.xml><?xml version="1.0" encoding="utf-8"?>
 <w:endnotes xmlns:wpc="http://schemas.microsoft.com/office/word/2010/wordprocessingCanvas" xmlns:cx="http://schemas.microsoft.com/office/drawing/2014/chartex" xmlns:cx1="http://schemas.microsoft.com/office/drawing/2015/9/8/chartex" xmlns:cx2="http://schemas.microsoft.com/office/drawing/2015/10/21/chartex" xmlns:cx3="http://schemas.microsoft.com/office/drawing/2016/5/9/chartex" xmlns:cx4="http://schemas.microsoft.com/office/drawing/2016/5/10/chartex" xmlns:cx5="http://schemas.microsoft.com/office/drawing/2016/5/11/chartex" xmlns:cx6="http://schemas.microsoft.com/office/drawing/2016/5/12/chartex" xmlns:cx7="http://schemas.microsoft.com/office/drawing/2016/5/13/chartex" xmlns:cx8="http://schemas.microsoft.com/office/drawing/2016/5/14/chartex" xmlns:mc="http://schemas.openxmlformats.org/markup-compatibility/2006" xmlns:aink="http://schemas.microsoft.com/office/drawing/2016/ink" xmlns:am3d="http://schemas.microsoft.com/office/drawing/2017/model3d" xmlns:o="urn:schemas-microsoft-com:office:office" xmlns:oel="http://schemas.microsoft.com/office/2019/extlst" xmlns:r="http://schemas.openxmlformats.org/officeDocument/2006/relationships" xmlns:m="http://schemas.openxmlformats.org/officeDocument/2006/math" xmlns:v="urn:schemas-microsoft-com:vml" xmlns:wp14="http://schemas.microsoft.com/office/word/2010/wordprocessingDrawing" xmlns:wp="http://schemas.openxmlformats.org/drawingml/2006/wordprocessingDrawing" xmlns:w10="urn:schemas-microsoft-com:office:word" xmlns:w="http://schemas.openxmlformats.org/wordprocessingml/2006/main" xmlns:w14="http://schemas.microsoft.com/office/word/2010/wordml" xmlns:w15="http://schemas.microsoft.com/office/word/2012/wordml" xmlns:w16cex="http://schemas.microsoft.com/office/word/2018/wordml/cex" xmlns:w16cid="http://schemas.microsoft.com/office/word/2016/wordml/cid" xmlns:w16="http://schemas.microsoft.com/office/word/2018/wordml" xmlns:w16sdtdh="http://schemas.microsoft.com/office/word/2020/wordml/sdtdatahash" xmlns:w16se="http://schemas.microsoft.com/office/word/2015/wordml/symex" xmlns:wpg="http://schemas.microsoft.com/office/word/2010/wordprocessingGroup" xmlns:wpi="http://schemas.microsoft.com/office/word/2010/wordprocessingInk" xmlns:wne="http://schemas.microsoft.com/office/word/2006/wordml" xmlns:wps="http://schemas.microsoft.com/office/word/2010/wordprocessingShape" mc:Ignorable="w14 w15 w16se w16cid w16 w16cex w16sdtdh wp14">
   <w:endnote w:type="separator" w:id="-1">
     <w:p>
@@ -11022,7 +10493,99 @@
 </w:endnotes>
 </file>
 
-<file path=word/footer1.xml><?xml version="1.0" encoding="utf-8"?>
+<file path=word\fontTable.xml><?xml version="1.0" encoding="utf-8"?>
+<w:fonts xmlns:mc="http://schemas.openxmlformats.org/markup-compatibility/2006" xmlns:r="http://schemas.openxmlformats.org/officeDocument/2006/relationships" xmlns:w="http://schemas.openxmlformats.org/wordprocessingml/2006/main" xmlns:w14="http://schemas.microsoft.com/office/word/2010/wordml" xmlns:w15="http://schemas.microsoft.com/office/word/2012/wordml" xmlns:w16cex="http://schemas.microsoft.com/office/word/2018/wordml/cex" xmlns:w16cid="http://schemas.microsoft.com/office/word/2016/wordml/cid" xmlns:w16="http://schemas.microsoft.com/office/word/2018/wordml" xmlns:w16sdtdh="http://schemas.microsoft.com/office/word/2020/wordml/sdtdatahash" xmlns:w16se="http://schemas.microsoft.com/office/word/2015/wordml/symex" mc:Ignorable="w14 w15 w16se w16cid w16 w16cex w16sdtdh">
+  <w:font w:name="Times New Roman">
+    <w:panose1 w:val="02020603050405020304"/>
+    <w:charset w:val="00"/>
+    <w:family w:val="roman"/>
+    <w:pitch w:val="variable"/>
+    <w:sig w:usb0="E0002EFF" w:usb1="C000785B" w:usb2="00000009" w:usb3="00000000" w:csb0="000001FF" w:csb1="00000000"/>
+  </w:font>
+  <w:font w:name="Arial Nova Cond">
+    <w:altName w:val="Arial Nova Cond"/>
+    <w:charset w:val="00"/>
+    <w:family w:val="swiss"/>
+    <w:pitch w:val="variable"/>
+    <w:sig w:usb0="0000028F" w:usb1="00000002" w:usb2="00000000" w:usb3="00000000" w:csb0="0000019F" w:csb1="00000000"/>
+  </w:font>
+  <w:font w:name="Calibri">
+    <w:panose1 w:val="020F0502020204030204"/>
+    <w:charset w:val="00"/>
+    <w:family w:val="swiss"/>
+    <w:pitch w:val="variable"/>
+    <w:sig w:usb0="E4002EFF" w:usb1="C200247B" w:usb2="00000009" w:usb3="00000000" w:csb0="000001FF" w:csb1="00000000"/>
+  </w:font>
+  <w:font w:name="Courier New">
+    <w:panose1 w:val="02070309020205020404"/>
+    <w:charset w:val="00"/>
+    <w:family w:val="modern"/>
+    <w:pitch w:val="fixed"/>
+    <w:sig w:usb0="E0002EFF" w:usb1="C0007843" w:usb2="00000009" w:usb3="00000000" w:csb0="000001FF" w:csb1="00000000"/>
+  </w:font>
+  <w:font w:name="Wingdings">
+    <w:panose1 w:val="05000000000000000000"/>
+    <w:charset w:val="02"/>
+    <w:family w:val="auto"/>
+    <w:pitch w:val="variable"/>
+    <w:sig w:usb0="00000000" w:usb1="10000000" w:usb2="00000000" w:usb3="00000000" w:csb0="80000000" w:csb1="00000000"/>
+  </w:font>
+  <w:font w:name="Symbol">
+    <w:panose1 w:val="05050102010706020507"/>
+    <w:charset w:val="02"/>
+    <w:family w:val="roman"/>
+    <w:pitch w:val="variable"/>
+    <w:sig w:usb0="00000000" w:usb1="10000000" w:usb2="00000000" w:usb3="00000000" w:csb0="80000000" w:csb1="00000000"/>
+  </w:font>
+  <w:font w:name="BookmanOldStyle">
+    <w:altName w:val="Cambria"/>
+    <w:panose1 w:val="00000000000000000000"/>
+    <w:charset w:val="00"/>
+    <w:family w:val="roman"/>
+    <w:notTrueType/>
+    <w:pitch w:val="default"/>
+  </w:font>
+  <w:font w:name="BookmanOldStyle-Bold">
+    <w:altName w:val="Cambria"/>
+    <w:panose1 w:val="00000000000000000000"/>
+    <w:charset w:val="00"/>
+    <w:family w:val="roman"/>
+    <w:notTrueType/>
+    <w:pitch w:val="default"/>
+  </w:font>
+  <w:font w:name="BookmanOldStyle-BoldItalic">
+    <w:altName w:val="Cambria"/>
+    <w:panose1 w:val="00000000000000000000"/>
+    <w:charset w:val="00"/>
+    <w:family w:val="roman"/>
+    <w:notTrueType/>
+    <w:pitch w:val="default"/>
+  </w:font>
+  <w:font w:name="Segoe UI">
+    <w:panose1 w:val="020B0502040204020203"/>
+    <w:charset w:val="00"/>
+    <w:family w:val="swiss"/>
+    <w:pitch w:val="variable"/>
+    <w:sig w:usb0="E4002EFF" w:usb1="C000E47F" w:usb2="00000009" w:usb3="00000000" w:csb0="000001FF" w:csb1="00000000"/>
+  </w:font>
+  <w:font w:name="Arial">
+    <w:panose1 w:val="020B0604020202020204"/>
+    <w:charset w:val="00"/>
+    <w:family w:val="swiss"/>
+    <w:pitch w:val="variable"/>
+    <w:sig w:usb0="E0002EFF" w:usb1="C000785B" w:usb2="00000009" w:usb3="00000000" w:csb0="000001FF" w:csb1="00000000"/>
+  </w:font>
+  <w:font w:name="Calibri Light">
+    <w:panose1 w:val="020F0302020204030204"/>
+    <w:charset w:val="00"/>
+    <w:family w:val="swiss"/>
+    <w:pitch w:val="variable"/>
+    <w:sig w:usb0="E4002EFF" w:usb1="C200247B" w:usb2="00000009" w:usb3="00000000" w:csb0="000001FF" w:csb1="00000000"/>
+  </w:font>
+</w:fonts>
+</file>
+
+<file path=word\footer1.xml><?xml version="1.0" encoding="utf-8"?>
 <w:ftr xmlns:wpc="http://schemas.microsoft.com/office/word/2010/wordprocessingCanvas" xmlns:cx="http://schemas.microsoft.com/office/drawing/2014/chartex" xmlns:cx1="http://schemas.microsoft.com/office/drawing/2015/9/8/chartex" xmlns:cx2="http://schemas.microsoft.com/office/drawing/2015/10/21/chartex" xmlns:cx3="http://schemas.microsoft.com/office/drawing/2016/5/9/chartex" xmlns:cx4="http://schemas.microsoft.com/office/drawing/2016/5/10/chartex" xmlns:cx5="http://schemas.microsoft.com/office/drawing/2016/5/11/chartex" xmlns:cx6="http://schemas.microsoft.com/office/drawing/2016/5/12/chartex" xmlns:cx7="http://schemas.microsoft.com/office/drawing/2016/5/13/chartex" xmlns:cx8="http://schemas.microsoft.com/office/drawing/2016/5/14/chartex" xmlns:mc="http://schemas.openxmlformats.org/markup-compatibility/2006" xmlns:aink="http://schemas.microsoft.com/office/drawing/2016/ink" xmlns:am3d="http://schemas.microsoft.com/office/drawing/2017/model3d" xmlns:o="urn:schemas-microsoft-com:office:office" xmlns:oel="http://schemas.microsoft.com/office/2019/extlst" xmlns:r="http://schemas.openxmlformats.org/officeDocument/2006/relationships" xmlns:m="http://schemas.openxmlformats.org/officeDocument/2006/math" xmlns:v="urn:schemas-microsoft-com:vml" xmlns:wp14="http://schemas.microsoft.com/office/word/2010/wordprocessingDrawing" xmlns:wp="http://schemas.openxmlformats.org/drawingml/2006/wordprocessingDrawing" xmlns:w10="urn:schemas-microsoft-com:office:word" xmlns:w="http://schemas.openxmlformats.org/wordprocessingml/2006/main" xmlns:w14="http://schemas.microsoft.com/office/word/2010/wordml" xmlns:w15="http://schemas.microsoft.com/office/word/2012/wordml" xmlns:w16cex="http://schemas.microsoft.com/office/word/2018/wordml/cex" xmlns:w16cid="http://schemas.microsoft.com/office/word/2016/wordml/cid" xmlns:w16="http://schemas.microsoft.com/office/word/2018/wordml" xmlns:w16sdtdh="http://schemas.microsoft.com/office/word/2020/wordml/sdtdatahash" xmlns:w16se="http://schemas.microsoft.com/office/word/2015/wordml/symex" xmlns:wpg="http://schemas.microsoft.com/office/word/2010/wordprocessingGroup" xmlns:wpi="http://schemas.microsoft.com/office/word/2010/wordprocessingInk" xmlns:wne="http://schemas.microsoft.com/office/word/2006/wordml" xmlns:wps="http://schemas.microsoft.com/office/word/2010/wordprocessingShape" mc:Ignorable="w14 w15 w16se w16cid w16 w16cex w16sdtdh wp14">
   <w:p>
     <w:pPr>
@@ -11032,7 +10595,7 @@
 </w:ftr>
 </file>
 
-<file path=word/footer2.xml><?xml version="1.0" encoding="utf-8"?>
+<file path=word\footer2.xml><?xml version="1.0" encoding="utf-8"?>
 <w:ftr xmlns:wpc="http://schemas.microsoft.com/office/word/2010/wordprocessingCanvas" xmlns:cx="http://schemas.microsoft.com/office/drawing/2014/chartex" xmlns:cx1="http://schemas.microsoft.com/office/drawing/2015/9/8/chartex" xmlns:cx2="http://schemas.microsoft.com/office/drawing/2015/10/21/chartex" xmlns:cx3="http://schemas.microsoft.com/office/drawing/2016/5/9/chartex" xmlns:cx4="http://schemas.microsoft.com/office/drawing/2016/5/10/chartex" xmlns:cx5="http://schemas.microsoft.com/office/drawing/2016/5/11/chartex" xmlns:cx6="http://schemas.microsoft.com/office/drawing/2016/5/12/chartex" xmlns:cx7="http://schemas.microsoft.com/office/drawing/2016/5/13/chartex" xmlns:cx8="http://schemas.microsoft.com/office/drawing/2016/5/14/chartex" xmlns:mc="http://schemas.openxmlformats.org/markup-compatibility/2006" xmlns:aink="http://schemas.microsoft.com/office/drawing/2016/ink" xmlns:am3d="http://schemas.microsoft.com/office/drawing/2017/model3d" xmlns:o="urn:schemas-microsoft-com:office:office" xmlns:oel="http://schemas.microsoft.com/office/2019/extlst" xmlns:r="http://schemas.openxmlformats.org/officeDocument/2006/relationships" xmlns:m="http://schemas.openxmlformats.org/officeDocument/2006/math" xmlns:v="urn:schemas-microsoft-com:vml" xmlns:wp14="http://schemas.microsoft.com/office/word/2010/wordprocessingDrawing" xmlns:wp="http://schemas.openxmlformats.org/drawingml/2006/wordprocessingDrawing" xmlns:w10="urn:schemas-microsoft-com:office:word" xmlns:w="http://schemas.openxmlformats.org/wordprocessingml/2006/main" xmlns:w14="http://schemas.microsoft.com/office/word/2010/wordml" xmlns:w15="http://schemas.microsoft.com/office/word/2012/wordml" xmlns:w16cex="http://schemas.microsoft.com/office/word/2018/wordml/cex" xmlns:w16cid="http://schemas.microsoft.com/office/word/2016/wordml/cid" xmlns:w16="http://schemas.microsoft.com/office/word/2018/wordml" xmlns:w16sdtdh="http://schemas.microsoft.com/office/word/2020/wordml/sdtdatahash" xmlns:w16se="http://schemas.microsoft.com/office/word/2015/wordml/symex" xmlns:wpg="http://schemas.microsoft.com/office/word/2010/wordprocessingGroup" xmlns:wpi="http://schemas.microsoft.com/office/word/2010/wordprocessingInk" xmlns:wne="http://schemas.microsoft.com/office/word/2006/wordml" xmlns:wps="http://schemas.microsoft.com/office/word/2010/wordprocessingShape" mc:Ignorable="w14 w15 w16se w16cid w16 w16cex w16sdtdh wp14">
   <w:p>
     <w:pPr>
@@ -11091,7 +10654,6 @@
                               <w:szCs w:val="20"/>
                             </w:rPr>
                           </w:pPr>
-                          <w:proofErr w:type="spellStart"/>
                           <w:r>
                             <w:rPr>
                               <w:rFonts w:ascii="Arial Nova Cond" w:hAnsi="Arial Nova Cond"/>
@@ -11100,7 +10662,6 @@
                             </w:rPr>
                             <w:t>Paraf</w:t>
                           </w:r>
-                          <w:proofErr w:type="spellEnd"/>
                           <w:r>
                             <w:rPr>
                               <w:rFonts w:ascii="Arial Nova Cond" w:hAnsi="Arial Nova Cond"/>
@@ -11109,7 +10670,6 @@
                             </w:rPr>
                             <w:t xml:space="preserve"> Tim </w:t>
                           </w:r>
-                          <w:proofErr w:type="spellStart"/>
                           <w:r>
                             <w:rPr>
                               <w:rFonts w:ascii="Arial Nova Cond" w:hAnsi="Arial Nova Cond"/>
@@ -11118,7 +10678,6 @@
                             </w:rPr>
                             <w:t>Pengawas</w:t>
                           </w:r>
-                          <w:proofErr w:type="spellEnd"/>
                           <w:r>
                             <w:rPr>
                               <w:rFonts w:ascii="Arial Nova Cond" w:hAnsi="Arial Nova Cond"/>
@@ -11133,27 +10692,8 @@
                               <w:sz w:val="20"/>
                               <w:szCs w:val="20"/>
                             </w:rPr>
-                            <w:t>{#tim_pengawas} {%</w:t>
+                            <w:t>{#tim_pengawas} {%paraf_pengawas} {/</w:t>
                           </w:r>
-                          <w:proofErr w:type="spellStart"/>
-                          <w:r>
-                            <w:rPr>
-                              <w:rFonts w:ascii="Arial Nova Cond" w:hAnsi="Arial Nova Cond"/>
-                              <w:sz w:val="20"/>
-                              <w:szCs w:val="20"/>
-                            </w:rPr>
-                            <w:t>paraf_pengawas</w:t>
-                          </w:r>
-                          <w:proofErr w:type="spellEnd"/>
-                          <w:r>
-                            <w:rPr>
-                              <w:rFonts w:ascii="Arial Nova Cond" w:hAnsi="Arial Nova Cond"/>
-                              <w:sz w:val="20"/>
-                              <w:szCs w:val="20"/>
-                            </w:rPr>
-                            <w:t>} {/</w:t>
-                          </w:r>
-                          <w:proofErr w:type="spellStart"/>
                           <w:r>
                             <w:rPr>
                               <w:rFonts w:ascii="Arial Nova Cond" w:hAnsi="Arial Nova Cond"/>
@@ -11162,7 +10702,6 @@
                             </w:rPr>
                             <w:t>tim_pengawas</w:t>
                           </w:r>
-                          <w:proofErr w:type="spellEnd"/>
                           <w:r>
                             <w:rPr>
                               <w:rFonts w:ascii="Arial Nova Cond" w:hAnsi="Arial Nova Cond"/>
@@ -11218,7 +10757,6 @@
                         <w:szCs w:val="20"/>
                       </w:rPr>
                     </w:pPr>
-                    <w:proofErr w:type="spellStart"/>
                     <w:r>
                       <w:rPr>
                         <w:rFonts w:ascii="Arial Nova Cond" w:hAnsi="Arial Nova Cond"/>
@@ -11227,7 +10765,6 @@
                       </w:rPr>
                       <w:t>Paraf</w:t>
                     </w:r>
-                    <w:proofErr w:type="spellEnd"/>
                     <w:r>
                       <w:rPr>
                         <w:rFonts w:ascii="Arial Nova Cond" w:hAnsi="Arial Nova Cond"/>
@@ -11236,7 +10773,6 @@
                       </w:rPr>
                       <w:t xml:space="preserve"> Tim </w:t>
                     </w:r>
-                    <w:proofErr w:type="spellStart"/>
                     <w:r>
                       <w:rPr>
                         <w:rFonts w:ascii="Arial Nova Cond" w:hAnsi="Arial Nova Cond"/>
@@ -11245,7 +10781,6 @@
                       </w:rPr>
                       <w:t>Pengawas</w:t>
                     </w:r>
-                    <w:proofErr w:type="spellEnd"/>
                     <w:r>
                       <w:rPr>
                         <w:rFonts w:ascii="Arial Nova Cond" w:hAnsi="Arial Nova Cond"/>
@@ -11260,27 +10795,8 @@
                         <w:sz w:val="20"/>
                         <w:szCs w:val="20"/>
                       </w:rPr>
-                      <w:t>{#tim_pengawas} {%</w:t>
+                      <w:t>{#tim_pengawas} {%paraf_pengawas} {/</w:t>
                     </w:r>
-                    <w:proofErr w:type="spellStart"/>
-                    <w:r>
-                      <w:rPr>
-                        <w:rFonts w:ascii="Arial Nova Cond" w:hAnsi="Arial Nova Cond"/>
-                        <w:sz w:val="20"/>
-                        <w:szCs w:val="20"/>
-                      </w:rPr>
-                      <w:t>paraf_pengawas</w:t>
-                    </w:r>
-                    <w:proofErr w:type="spellEnd"/>
-                    <w:r>
-                      <w:rPr>
-                        <w:rFonts w:ascii="Arial Nova Cond" w:hAnsi="Arial Nova Cond"/>
-                        <w:sz w:val="20"/>
-                        <w:szCs w:val="20"/>
-                      </w:rPr>
-                      <w:t>} {/</w:t>
-                    </w:r>
-                    <w:proofErr w:type="spellStart"/>
                     <w:r>
                       <w:rPr>
                         <w:rFonts w:ascii="Arial Nova Cond" w:hAnsi="Arial Nova Cond"/>
@@ -11289,7 +10805,6 @@
                       </w:rPr>
                       <w:t>tim_pengawas</w:t>
                     </w:r>
-                    <w:proofErr w:type="spellEnd"/>
                     <w:r>
                       <w:rPr>
                         <w:rFonts w:ascii="Arial Nova Cond" w:hAnsi="Arial Nova Cond"/>
@@ -11367,7 +10882,6 @@
                               <w:szCs w:val="20"/>
                             </w:rPr>
                           </w:pPr>
-                          <w:proofErr w:type="spellStart"/>
                           <w:r>
                             <w:rPr>
                               <w:rFonts w:ascii="Arial Nova Cond" w:hAnsi="Arial Nova Cond" w:cs="Arial"/>
@@ -11376,43 +10890,6 @@
                             </w:rPr>
                             <w:t>Paraf</w:t>
                           </w:r>
-                          <w:proofErr w:type="spellEnd"/>
-                          <w:r>
-                            <w:rPr>
-                              <w:rFonts w:ascii="Arial Nova Cond" w:hAnsi="Arial Nova Cond" w:cs="Arial"/>
-                              <w:sz w:val="20"/>
-                              <w:szCs w:val="20"/>
-                            </w:rPr>
-                            <w:t xml:space="preserve"> </w:t>
-                          </w:r>
-                          <w:proofErr w:type="spellStart"/>
-                          <w:r>
-                            <w:rPr>
-                              <w:rFonts w:ascii="Arial Nova Cond" w:hAnsi="Arial Nova Cond" w:cs="Arial"/>
-                              <w:sz w:val="20"/>
-                              <w:szCs w:val="20"/>
-                            </w:rPr>
-                            <w:t>Pihak</w:t>
-                          </w:r>
-                          <w:proofErr w:type="spellEnd"/>
-                          <w:r>
-                            <w:rPr>
-                              <w:rFonts w:ascii="Arial Nova Cond" w:hAnsi="Arial Nova Cond" w:cs="Arial"/>
-                              <w:sz w:val="20"/>
-                              <w:szCs w:val="20"/>
-                            </w:rPr>
-                            <w:t xml:space="preserve"> Usaha/ </w:t>
-                          </w:r>
-                          <w:proofErr w:type="spellStart"/>
-                          <w:r>
-                            <w:rPr>
-                              <w:rFonts w:ascii="Arial Nova Cond" w:hAnsi="Arial Nova Cond" w:cs="Arial"/>
-                              <w:sz w:val="20"/>
-                              <w:szCs w:val="20"/>
-                            </w:rPr>
-                            <w:t>Kegiatan</w:t>
-                          </w:r>
-                          <w:proofErr w:type="spellEnd"/>
                           <w:r>
                             <w:rPr>
                               <w:rFonts w:ascii="Arial Nova Cond" w:hAnsi="Arial Nova Cond" w:cs="Arial"/>
@@ -11427,25 +10904,39 @@
                               <w:sz w:val="20"/>
                               <w:szCs w:val="20"/>
                             </w:rPr>
-                            <w:t>{%</w:t>
+                            <w:t>Pihak</w:t>
                           </w:r>
-                          <w:proofErr w:type="spellStart"/>
                           <w:r>
                             <w:rPr>
                               <w:rFonts w:ascii="Arial Nova Cond" w:hAnsi="Arial Nova Cond" w:cs="Arial"/>
                               <w:sz w:val="20"/>
                               <w:szCs w:val="20"/>
                             </w:rPr>
-                            <w:t>paraf_pemrakarsa</w:t>
+                            <w:t xml:space="preserve"> Usaha/ </w:t>
                           </w:r>
-                          <w:proofErr w:type="spellEnd"/>
                           <w:r>
                             <w:rPr>
                               <w:rFonts w:ascii="Arial Nova Cond" w:hAnsi="Arial Nova Cond" w:cs="Arial"/>
                               <w:sz w:val="20"/>
                               <w:szCs w:val="20"/>
                             </w:rPr>
-                            <w:t>}</w:t>
+                            <w:t>Kegiatan</w:t>
+                          </w:r>
+                          <w:r>
+                            <w:rPr>
+                              <w:rFonts w:ascii="Arial Nova Cond" w:hAnsi="Arial Nova Cond" w:cs="Arial"/>
+                              <w:sz w:val="20"/>
+                              <w:szCs w:val="20"/>
+                            </w:rPr>
+                            <w:t xml:space="preserve"> </w:t>
+                          </w:r>
+                          <w:r>
+                            <w:rPr>
+                              <w:rFonts w:ascii="Arial Nova Cond" w:hAnsi="Arial Nova Cond" w:cs="Arial"/>
+                              <w:sz w:val="20"/>
+                              <w:szCs w:val="20"/>
+                            </w:rPr>
+                            <w:t>{%paraf_pemrakarsa}</w:t>
                           </w:r>
                         </w:p>
                         <w:p>
@@ -11490,7 +10981,6 @@
                         <w:szCs w:val="20"/>
                       </w:rPr>
                     </w:pPr>
-                    <w:proofErr w:type="spellStart"/>
                     <w:r>
                       <w:rPr>
                         <w:rFonts w:ascii="Arial Nova Cond" w:hAnsi="Arial Nova Cond" w:cs="Arial"/>
@@ -11499,43 +10989,6 @@
                       </w:rPr>
                       <w:t>Paraf</w:t>
                     </w:r>
-                    <w:proofErr w:type="spellEnd"/>
-                    <w:r>
-                      <w:rPr>
-                        <w:rFonts w:ascii="Arial Nova Cond" w:hAnsi="Arial Nova Cond" w:cs="Arial"/>
-                        <w:sz w:val="20"/>
-                        <w:szCs w:val="20"/>
-                      </w:rPr>
-                      <w:t xml:space="preserve"> </w:t>
-                    </w:r>
-                    <w:proofErr w:type="spellStart"/>
-                    <w:r>
-                      <w:rPr>
-                        <w:rFonts w:ascii="Arial Nova Cond" w:hAnsi="Arial Nova Cond" w:cs="Arial"/>
-                        <w:sz w:val="20"/>
-                        <w:szCs w:val="20"/>
-                      </w:rPr>
-                      <w:t>Pihak</w:t>
-                    </w:r>
-                    <w:proofErr w:type="spellEnd"/>
-                    <w:r>
-                      <w:rPr>
-                        <w:rFonts w:ascii="Arial Nova Cond" w:hAnsi="Arial Nova Cond" w:cs="Arial"/>
-                        <w:sz w:val="20"/>
-                        <w:szCs w:val="20"/>
-                      </w:rPr>
-                      <w:t xml:space="preserve"> Usaha/ </w:t>
-                    </w:r>
-                    <w:proofErr w:type="spellStart"/>
-                    <w:r>
-                      <w:rPr>
-                        <w:rFonts w:ascii="Arial Nova Cond" w:hAnsi="Arial Nova Cond" w:cs="Arial"/>
-                        <w:sz w:val="20"/>
-                        <w:szCs w:val="20"/>
-                      </w:rPr>
-                      <w:t>Kegiatan</w:t>
-                    </w:r>
-                    <w:proofErr w:type="spellEnd"/>
                     <w:r>
                       <w:rPr>
                         <w:rFonts w:ascii="Arial Nova Cond" w:hAnsi="Arial Nova Cond" w:cs="Arial"/>
@@ -11550,25 +11003,39 @@
                         <w:sz w:val="20"/>
                         <w:szCs w:val="20"/>
                       </w:rPr>
-                      <w:t>{%</w:t>
+                      <w:t>Pihak</w:t>
                     </w:r>
-                    <w:proofErr w:type="spellStart"/>
                     <w:r>
                       <w:rPr>
                         <w:rFonts w:ascii="Arial Nova Cond" w:hAnsi="Arial Nova Cond" w:cs="Arial"/>
                         <w:sz w:val="20"/>
                         <w:szCs w:val="20"/>
                       </w:rPr>
-                      <w:t>paraf_pemrakarsa</w:t>
+                      <w:t xml:space="preserve"> Usaha/ </w:t>
                     </w:r>
-                    <w:proofErr w:type="spellEnd"/>
                     <w:r>
                       <w:rPr>
                         <w:rFonts w:ascii="Arial Nova Cond" w:hAnsi="Arial Nova Cond" w:cs="Arial"/>
                         <w:sz w:val="20"/>
                         <w:szCs w:val="20"/>
                       </w:rPr>
-                      <w:t>}</w:t>
+                      <w:t>Kegiatan</w:t>
+                    </w:r>
+                    <w:r>
+                      <w:rPr>
+                        <w:rFonts w:ascii="Arial Nova Cond" w:hAnsi="Arial Nova Cond" w:cs="Arial"/>
+                        <w:sz w:val="20"/>
+                        <w:szCs w:val="20"/>
+                      </w:rPr>
+                      <w:t xml:space="preserve"> </w:t>
+                    </w:r>
+                    <w:r>
+                      <w:rPr>
+                        <w:rFonts w:ascii="Arial Nova Cond" w:hAnsi="Arial Nova Cond" w:cs="Arial"/>
+                        <w:sz w:val="20"/>
+                        <w:szCs w:val="20"/>
+                      </w:rPr>
+                      <w:t>{%paraf_pemrakarsa}</w:t>
                     </w:r>
                   </w:p>
                   <w:p>
@@ -11720,7 +11187,7 @@
 </w:ftr>
 </file>
 
-<file path=word/footer3.xml><?xml version="1.0" encoding="utf-8"?>
+<file path=word\footer3.xml><?xml version="1.0" encoding="utf-8"?>
 <w:ftr xmlns:wpc="http://schemas.microsoft.com/office/word/2010/wordprocessingCanvas" xmlns:cx="http://schemas.microsoft.com/office/drawing/2014/chartex" xmlns:cx1="http://schemas.microsoft.com/office/drawing/2015/9/8/chartex" xmlns:cx2="http://schemas.microsoft.com/office/drawing/2015/10/21/chartex" xmlns:cx3="http://schemas.microsoft.com/office/drawing/2016/5/9/chartex" xmlns:cx4="http://schemas.microsoft.com/office/drawing/2016/5/10/chartex" xmlns:cx5="http://schemas.microsoft.com/office/drawing/2016/5/11/chartex" xmlns:cx6="http://schemas.microsoft.com/office/drawing/2016/5/12/chartex" xmlns:cx7="http://schemas.microsoft.com/office/drawing/2016/5/13/chartex" xmlns:cx8="http://schemas.microsoft.com/office/drawing/2016/5/14/chartex" xmlns:mc="http://schemas.openxmlformats.org/markup-compatibility/2006" xmlns:aink="http://schemas.microsoft.com/office/drawing/2016/ink" xmlns:am3d="http://schemas.microsoft.com/office/drawing/2017/model3d" xmlns:o="urn:schemas-microsoft-com:office:office" xmlns:oel="http://schemas.microsoft.com/office/2019/extlst" xmlns:r="http://schemas.openxmlformats.org/officeDocument/2006/relationships" xmlns:m="http://schemas.openxmlformats.org/officeDocument/2006/math" xmlns:v="urn:schemas-microsoft-com:vml" xmlns:wp14="http://schemas.microsoft.com/office/word/2010/wordprocessingDrawing" xmlns:wp="http://schemas.openxmlformats.org/drawingml/2006/wordprocessingDrawing" xmlns:w10="urn:schemas-microsoft-com:office:word" xmlns:w="http://schemas.openxmlformats.org/wordprocessingml/2006/main" xmlns:w14="http://schemas.microsoft.com/office/word/2010/wordml" xmlns:w15="http://schemas.microsoft.com/office/word/2012/wordml" xmlns:w16cex="http://schemas.microsoft.com/office/word/2018/wordml/cex" xmlns:w16cid="http://schemas.microsoft.com/office/word/2016/wordml/cid" xmlns:w16="http://schemas.microsoft.com/office/word/2018/wordml" xmlns:w16sdtdh="http://schemas.microsoft.com/office/word/2020/wordml/sdtdatahash" xmlns:w16se="http://schemas.microsoft.com/office/word/2015/wordml/symex" xmlns:wpg="http://schemas.microsoft.com/office/word/2010/wordprocessingGroup" xmlns:wpi="http://schemas.microsoft.com/office/word/2010/wordprocessingInk" xmlns:wne="http://schemas.microsoft.com/office/word/2006/wordml" xmlns:wps="http://schemas.microsoft.com/office/word/2010/wordprocessingShape" mc:Ignorable="w14 w15 w16se w16cid w16 w16cex w16sdtdh wp14">
   <w:p>
     <w:pPr>
@@ -11730,7 +11197,7 @@
 </w:ftr>
 </file>
 
-<file path=word/footnotes.xml><?xml version="1.0" encoding="utf-8"?>
+<file path=word\footnotes.xml><?xml version="1.0" encoding="utf-8"?>
 <w:footnotes xmlns:wpc="http://schemas.microsoft.com/office/word/2010/wordprocessingCanvas" xmlns:cx="http://schemas.microsoft.com/office/drawing/2014/chartex" xmlns:cx1="http://schemas.microsoft.com/office/drawing/2015/9/8/chartex" xmlns:cx2="http://schemas.microsoft.com/office/drawing/2015/10/21/chartex" xmlns:cx3="http://schemas.microsoft.com/office/drawing/2016/5/9/chartex" xmlns:cx4="http://schemas.microsoft.com/office/drawing/2016/5/10/chartex" xmlns:cx5="http://schemas.microsoft.com/office/drawing/2016/5/11/chartex" xmlns:cx6="http://schemas.microsoft.com/office/drawing/2016/5/12/chartex" xmlns:cx7="http://schemas.microsoft.com/office/drawing/2016/5/13/chartex" xmlns:cx8="http://schemas.microsoft.com/office/drawing/2016/5/14/chartex" xmlns:mc="http://schemas.openxmlformats.org/markup-compatibility/2006" xmlns:aink="http://schemas.microsoft.com/office/drawing/2016/ink" xmlns:am3d="http://schemas.microsoft.com/office/drawing/2017/model3d" xmlns:o="urn:schemas-microsoft-com:office:office" xmlns:oel="http://schemas.microsoft.com/office/2019/extlst" xmlns:r="http://schemas.openxmlformats.org/officeDocument/2006/relationships" xmlns:m="http://schemas.openxmlformats.org/officeDocument/2006/math" xmlns:v="urn:schemas-microsoft-com:vml" xmlns:wp14="http://schemas.microsoft.com/office/word/2010/wordprocessingDrawing" xmlns:wp="http://schemas.openxmlformats.org/drawingml/2006/wordprocessingDrawing" xmlns:w10="urn:schemas-microsoft-com:office:word" xmlns:w="http://schemas.openxmlformats.org/wordprocessingml/2006/main" xmlns:w14="http://schemas.microsoft.com/office/word/2010/wordml" xmlns:w15="http://schemas.microsoft.com/office/word/2012/wordml" xmlns:w16cex="http://schemas.microsoft.com/office/word/2018/wordml/cex" xmlns:w16cid="http://schemas.microsoft.com/office/word/2016/wordml/cid" xmlns:w16="http://schemas.microsoft.com/office/word/2018/wordml" xmlns:w16sdtdh="http://schemas.microsoft.com/office/word/2020/wordml/sdtdatahash" xmlns:w16se="http://schemas.microsoft.com/office/word/2015/wordml/symex" xmlns:wpg="http://schemas.microsoft.com/office/word/2010/wordprocessingGroup" xmlns:wpi="http://schemas.microsoft.com/office/word/2010/wordprocessingInk" xmlns:wne="http://schemas.microsoft.com/office/word/2006/wordml" xmlns:wps="http://schemas.microsoft.com/office/word/2010/wordprocessingShape" mc:Ignorable="w14 w15 w16se w16cid w16 w16cex w16sdtdh wp14">
   <w:footnote w:type="separator" w:id="-1">
     <w:p>
@@ -11755,7 +11222,7 @@
 </w:footnotes>
 </file>
 
-<file path=word/header1.xml><?xml version="1.0" encoding="utf-8"?>
+<file path=word\header1.xml><?xml version="1.0" encoding="utf-8"?>
 <w:hdr xmlns:wpc="http://schemas.microsoft.com/office/word/2010/wordprocessingCanvas" xmlns:cx="http://schemas.microsoft.com/office/drawing/2014/chartex" xmlns:cx1="http://schemas.microsoft.com/office/drawing/2015/9/8/chartex" xmlns:cx2="http://schemas.microsoft.com/office/drawing/2015/10/21/chartex" xmlns:cx3="http://schemas.microsoft.com/office/drawing/2016/5/9/chartex" xmlns:cx4="http://schemas.microsoft.com/office/drawing/2016/5/10/chartex" xmlns:cx5="http://schemas.microsoft.com/office/drawing/2016/5/11/chartex" xmlns:cx6="http://schemas.microsoft.com/office/drawing/2016/5/12/chartex" xmlns:cx7="http://schemas.microsoft.com/office/drawing/2016/5/13/chartex" xmlns:cx8="http://schemas.microsoft.com/office/drawing/2016/5/14/chartex" xmlns:mc="http://schemas.openxmlformats.org/markup-compatibility/2006" xmlns:aink="http://schemas.microsoft.com/office/drawing/2016/ink" xmlns:am3d="http://schemas.microsoft.com/office/drawing/2017/model3d" xmlns:o="urn:schemas-microsoft-com:office:office" xmlns:oel="http://schemas.microsoft.com/office/2019/extlst" xmlns:r="http://schemas.openxmlformats.org/officeDocument/2006/relationships" xmlns:m="http://schemas.openxmlformats.org/officeDocument/2006/math" xmlns:v="urn:schemas-microsoft-com:vml" xmlns:wp14="http://schemas.microsoft.com/office/word/2010/wordprocessingDrawing" xmlns:wp="http://schemas.openxmlformats.org/drawingml/2006/wordprocessingDrawing" xmlns:w10="urn:schemas-microsoft-com:office:word" xmlns:w="http://schemas.openxmlformats.org/wordprocessingml/2006/main" xmlns:w14="http://schemas.microsoft.com/office/word/2010/wordml" xmlns:w15="http://schemas.microsoft.com/office/word/2012/wordml" xmlns:w16cex="http://schemas.microsoft.com/office/word/2018/wordml/cex" xmlns:w16cid="http://schemas.microsoft.com/office/word/2016/wordml/cid" xmlns:w16="http://schemas.microsoft.com/office/word/2018/wordml" xmlns:w16sdtdh="http://schemas.microsoft.com/office/word/2020/wordml/sdtdatahash" xmlns:w16se="http://schemas.microsoft.com/office/word/2015/wordml/symex" xmlns:wpg="http://schemas.microsoft.com/office/word/2010/wordprocessingGroup" xmlns:wpi="http://schemas.microsoft.com/office/word/2010/wordprocessingInk" xmlns:wne="http://schemas.microsoft.com/office/word/2006/wordml" xmlns:wps="http://schemas.microsoft.com/office/word/2010/wordprocessingShape" mc:Ignorable="w14 w15 w16se w16cid w16 w16cex w16sdtdh wp14">
   <w:p>
     <w:pPr>
@@ -11765,7 +11232,7 @@
 </w:hdr>
 </file>
 
-<file path=word/header2.xml><?xml version="1.0" encoding="utf-8"?>
+<file path=word\header2.xml><?xml version="1.0" encoding="utf-8"?>
 <w:hdr xmlns:wpc="http://schemas.microsoft.com/office/word/2010/wordprocessingCanvas" xmlns:cx="http://schemas.microsoft.com/office/drawing/2014/chartex" xmlns:cx1="http://schemas.microsoft.com/office/drawing/2015/9/8/chartex" xmlns:cx2="http://schemas.microsoft.com/office/drawing/2015/10/21/chartex" xmlns:cx3="http://schemas.microsoft.com/office/drawing/2016/5/9/chartex" xmlns:cx4="http://schemas.microsoft.com/office/drawing/2016/5/10/chartex" xmlns:cx5="http://schemas.microsoft.com/office/drawing/2016/5/11/chartex" xmlns:cx6="http://schemas.microsoft.com/office/drawing/2016/5/12/chartex" xmlns:cx7="http://schemas.microsoft.com/office/drawing/2016/5/13/chartex" xmlns:cx8="http://schemas.microsoft.com/office/drawing/2016/5/14/chartex" xmlns:mc="http://schemas.openxmlformats.org/markup-compatibility/2006" xmlns:aink="http://schemas.microsoft.com/office/drawing/2016/ink" xmlns:am3d="http://schemas.microsoft.com/office/drawing/2017/model3d" xmlns:o="urn:schemas-microsoft-com:office:office" xmlns:oel="http://schemas.microsoft.com/office/2019/extlst" xmlns:r="http://schemas.openxmlformats.org/officeDocument/2006/relationships" xmlns:m="http://schemas.openxmlformats.org/officeDocument/2006/math" xmlns:v="urn:schemas-microsoft-com:vml" xmlns:wp14="http://schemas.microsoft.com/office/word/2010/wordprocessingDrawing" xmlns:wp="http://schemas.openxmlformats.org/drawingml/2006/wordprocessingDrawing" xmlns:w10="urn:schemas-microsoft-com:office:word" xmlns:w="http://schemas.openxmlformats.org/wordprocessingml/2006/main" xmlns:w14="http://schemas.microsoft.com/office/word/2010/wordml" xmlns:w15="http://schemas.microsoft.com/office/word/2012/wordml" xmlns:w16cex="http://schemas.microsoft.com/office/word/2018/wordml/cex" xmlns:w16cid="http://schemas.microsoft.com/office/word/2016/wordml/cid" xmlns:w16="http://schemas.microsoft.com/office/word/2018/wordml" xmlns:w16sdtdh="http://schemas.microsoft.com/office/word/2020/wordml/sdtdatahash" xmlns:w16se="http://schemas.microsoft.com/office/word/2015/wordml/symex" xmlns:wpg="http://schemas.microsoft.com/office/word/2010/wordprocessingGroup" xmlns:wpi="http://schemas.microsoft.com/office/word/2010/wordprocessingInk" xmlns:wne="http://schemas.microsoft.com/office/word/2006/wordml" xmlns:wps="http://schemas.microsoft.com/office/word/2010/wordprocessingShape" mc:Ignorable="w14 w15 w16se w16cid w16 w16cex w16sdtdh wp14">
   <w:p>
     <w:pPr>
@@ -11775,7 +11242,7 @@
 </w:hdr>
 </file>
 
-<file path=word/header3.xml><?xml version="1.0" encoding="utf-8"?>
+<file path=word\header3.xml><?xml version="1.0" encoding="utf-8"?>
 <w:hdr xmlns:wpc="http://schemas.microsoft.com/office/word/2010/wordprocessingCanvas" xmlns:cx="http://schemas.microsoft.com/office/drawing/2014/chartex" xmlns:cx1="http://schemas.microsoft.com/office/drawing/2015/9/8/chartex" xmlns:cx2="http://schemas.microsoft.com/office/drawing/2015/10/21/chartex" xmlns:cx3="http://schemas.microsoft.com/office/drawing/2016/5/9/chartex" xmlns:cx4="http://schemas.microsoft.com/office/drawing/2016/5/10/chartex" xmlns:cx5="http://schemas.microsoft.com/office/drawing/2016/5/11/chartex" xmlns:cx6="http://schemas.microsoft.com/office/drawing/2016/5/12/chartex" xmlns:cx7="http://schemas.microsoft.com/office/drawing/2016/5/13/chartex" xmlns:cx8="http://schemas.microsoft.com/office/drawing/2016/5/14/chartex" xmlns:mc="http://schemas.openxmlformats.org/markup-compatibility/2006" xmlns:aink="http://schemas.microsoft.com/office/drawing/2016/ink" xmlns:am3d="http://schemas.microsoft.com/office/drawing/2017/model3d" xmlns:o="urn:schemas-microsoft-com:office:office" xmlns:oel="http://schemas.microsoft.com/office/2019/extlst" xmlns:r="http://schemas.openxmlformats.org/officeDocument/2006/relationships" xmlns:m="http://schemas.openxmlformats.org/officeDocument/2006/math" xmlns:v="urn:schemas-microsoft-com:vml" xmlns:wp14="http://schemas.microsoft.com/office/word/2010/wordprocessingDrawing" xmlns:wp="http://schemas.openxmlformats.org/drawingml/2006/wordprocessingDrawing" xmlns:w10="urn:schemas-microsoft-com:office:word" xmlns:w="http://schemas.openxmlformats.org/wordprocessingml/2006/main" xmlns:w14="http://schemas.microsoft.com/office/word/2010/wordml" xmlns:w15="http://schemas.microsoft.com/office/word/2012/wordml" xmlns:w16cex="http://schemas.microsoft.com/office/word/2018/wordml/cex" xmlns:w16cid="http://schemas.microsoft.com/office/word/2016/wordml/cid" xmlns:w16="http://schemas.microsoft.com/office/word/2018/wordml" xmlns:w16sdtdh="http://schemas.microsoft.com/office/word/2020/wordml/sdtdatahash" xmlns:w16se="http://schemas.microsoft.com/office/word/2015/wordml/symex" xmlns:wpg="http://schemas.microsoft.com/office/word/2010/wordprocessingGroup" xmlns:wpi="http://schemas.microsoft.com/office/word/2010/wordprocessingInk" xmlns:wne="http://schemas.microsoft.com/office/word/2006/wordml" xmlns:wps="http://schemas.microsoft.com/office/word/2010/wordprocessingShape" mc:Ignorable="w14 w15 w16se w16cid w16 w16cex w16sdtdh wp14">
   <w:p>
     <w:pPr>
@@ -11785,7 +11252,7 @@
 </w:hdr>
 </file>
 
-<file path=word/numbering.xml><?xml version="1.0" encoding="utf-8"?>
+<file path=word\numbering.xml><?xml version="1.0" encoding="utf-8"?>
 <w:numbering xmlns:wpc="http://schemas.microsoft.com/office/word/2010/wordprocessingCanvas" xmlns:cx="http://schemas.microsoft.com/office/drawing/2014/chartex" xmlns:cx1="http://schemas.microsoft.com/office/drawing/2015/9/8/chartex" xmlns:cx2="http://schemas.microsoft.com/office/drawing/2015/10/21/chartex" xmlns:cx3="http://schemas.microsoft.com/office/drawing/2016/5/9/chartex" xmlns:cx4="http://schemas.microsoft.com/office/drawing/2016/5/10/chartex" xmlns:cx5="http://schemas.microsoft.com/office/drawing/2016/5/11/chartex" xmlns:cx6="http://schemas.microsoft.com/office/drawing/2016/5/12/chartex" xmlns:cx7="http://schemas.microsoft.com/office/drawing/2016/5/13/chartex" xmlns:cx8="http://schemas.microsoft.com/office/drawing/2016/5/14/chartex" xmlns:mc="http://schemas.openxmlformats.org/markup-compatibility/2006" xmlns:aink="http://schemas.microsoft.com/office/drawing/2016/ink" xmlns:am3d="http://schemas.microsoft.com/office/drawing/2017/model3d" xmlns:o="urn:schemas-microsoft-com:office:office" xmlns:oel="http://schemas.microsoft.com/office/2019/extlst" xmlns:r="http://schemas.openxmlformats.org/officeDocument/2006/relationships" xmlns:m="http://schemas.openxmlformats.org/officeDocument/2006/math" xmlns:v="urn:schemas-microsoft-com:vml" xmlns:wp14="http://schemas.microsoft.com/office/word/2010/wordprocessingDrawing" xmlns:wp="http://schemas.openxmlformats.org/drawingml/2006/wordprocessingDrawing" xmlns:w10="urn:schemas-microsoft-com:office:word" xmlns:w="http://schemas.openxmlformats.org/wordprocessingml/2006/main" xmlns:w14="http://schemas.microsoft.com/office/word/2010/wordml" xmlns:w15="http://schemas.microsoft.com/office/word/2012/wordml" xmlns:w16cex="http://schemas.microsoft.com/office/word/2018/wordml/cex" xmlns:w16cid="http://schemas.microsoft.com/office/word/2016/wordml/cid" xmlns:w16="http://schemas.microsoft.com/office/word/2018/wordml" xmlns:w16sdtdh="http://schemas.microsoft.com/office/word/2020/wordml/sdtdatahash" xmlns:w16se="http://schemas.microsoft.com/office/word/2015/wordml/symex" xmlns:wpg="http://schemas.microsoft.com/office/word/2010/wordprocessingGroup" xmlns:wpi="http://schemas.microsoft.com/office/word/2010/wordprocessingInk" xmlns:wne="http://schemas.microsoft.com/office/word/2006/wordml" xmlns:wps="http://schemas.microsoft.com/office/word/2010/wordprocessingShape" mc:Ignorable="w14 w15 w16se w16cid w16 w16cex w16sdtdh wp14">
   <w:abstractNum w:abstractNumId="0" w15:restartNumberingAfterBreak="0">
     <w:nsid w:val="017E7A87"/>
@@ -14604,7 +14071,261 @@
 </w:numbering>
 </file>
 
-<file path=word/styles.xml><?xml version="1.0" encoding="utf-8"?>
+<file path=word\settings.xml><?xml version="1.0" encoding="utf-8"?>
+<w:settings xmlns:mc="http://schemas.openxmlformats.org/markup-compatibility/2006" xmlns:o="urn:schemas-microsoft-com:office:office" xmlns:r="http://schemas.openxmlformats.org/officeDocument/2006/relationships" xmlns:m="http://schemas.openxmlformats.org/officeDocument/2006/math" xmlns:v="urn:schemas-microsoft-com:vml" xmlns:w10="urn:schemas-microsoft-com:office:word" xmlns:w="http://schemas.openxmlformats.org/wordprocessingml/2006/main" xmlns:w14="http://schemas.microsoft.com/office/word/2010/wordml" xmlns:w15="http://schemas.microsoft.com/office/word/2012/wordml" xmlns:w16cex="http://schemas.microsoft.com/office/word/2018/wordml/cex" xmlns:w16cid="http://schemas.microsoft.com/office/word/2016/wordml/cid" xmlns:w16="http://schemas.microsoft.com/office/word/2018/wordml" xmlns:w16sdtdh="http://schemas.microsoft.com/office/word/2020/wordml/sdtdatahash" xmlns:w16se="http://schemas.microsoft.com/office/word/2015/wordml/symex" xmlns:sl="http://schemas.openxmlformats.org/schemaLibrary/2006/main" mc:Ignorable="w14 w15 w16se w16cid w16 w16cex w16sdtdh">
+  <w:zoom w:percent="100"/>
+  <w:proofState w:spelling="clean" w:grammar="clean"/>
+  <w:defaultTabStop w:val="720"/>
+  <w:characterSpacingControl w:val="doNotCompress"/>
+  <w:hdrShapeDefaults>
+    <o:shapedefaults v:ext="edit" spidmax="2050"/>
+  </w:hdrShapeDefaults>
+  <w:footnotePr>
+    <w:footnote w:id="-1"/>
+    <w:footnote w:id="0"/>
+  </w:footnotePr>
+  <w:endnotePr>
+    <w:endnote w:id="-1"/>
+    <w:endnote w:id="0"/>
+  </w:endnotePr>
+  <w:compat>
+    <w:compatSetting w:name="compatibilityMode" w:uri="http://schemas.microsoft.com/office/word" w:val="15"/>
+    <w:compatSetting w:name="overrideTableStyleFontSizeAndJustification" w:uri="http://schemas.microsoft.com/office/word" w:val="1"/>
+    <w:compatSetting w:name="enableOpenTypeFeatures" w:uri="http://schemas.microsoft.com/office/word" w:val="1"/>
+    <w:compatSetting w:name="doNotFlipMirrorIndents" w:uri="http://schemas.microsoft.com/office/word" w:val="1"/>
+    <w:compatSetting w:name="differentiateMultirowTableHeaders" w:uri="http://schemas.microsoft.com/office/word" w:val="1"/>
+    <w:compatSetting w:name="useWord2013TrackBottomHyphenation" w:uri="http://schemas.microsoft.com/office/word" w:val="0"/>
+  </w:compat>
+  <w:rsids>
+    <w:rsidRoot w:val="007E0C43"/>
+    <w:rsid w:val="00006079"/>
+    <w:rsid w:val="00012AB5"/>
+    <w:rsid w:val="000248BE"/>
+    <w:rsid w:val="000351CC"/>
+    <w:rsid w:val="0004417F"/>
+    <w:rsid w:val="00054383"/>
+    <w:rsid w:val="000550CE"/>
+    <w:rsid w:val="00057F67"/>
+    <w:rsid w:val="000754CE"/>
+    <w:rsid w:val="000B2C4D"/>
+    <w:rsid w:val="000C4B36"/>
+    <w:rsid w:val="000F1A7E"/>
+    <w:rsid w:val="000F2534"/>
+    <w:rsid w:val="000F7E67"/>
+    <w:rsid w:val="001019CE"/>
+    <w:rsid w:val="00103466"/>
+    <w:rsid w:val="0010751E"/>
+    <w:rsid w:val="00147A39"/>
+    <w:rsid w:val="00187C85"/>
+    <w:rsid w:val="001969DA"/>
+    <w:rsid w:val="001B4E65"/>
+    <w:rsid w:val="001C3F3E"/>
+    <w:rsid w:val="001C4278"/>
+    <w:rsid w:val="001C4945"/>
+    <w:rsid w:val="001C517B"/>
+    <w:rsid w:val="001D5B40"/>
+    <w:rsid w:val="001E2610"/>
+    <w:rsid w:val="001F6F7E"/>
+    <w:rsid w:val="002056E5"/>
+    <w:rsid w:val="00213134"/>
+    <w:rsid w:val="002313EB"/>
+    <w:rsid w:val="002379C4"/>
+    <w:rsid w:val="00240251"/>
+    <w:rsid w:val="002511A1"/>
+    <w:rsid w:val="002666E3"/>
+    <w:rsid w:val="00266C39"/>
+    <w:rsid w:val="002725BE"/>
+    <w:rsid w:val="00275BB9"/>
+    <w:rsid w:val="002B0718"/>
+    <w:rsid w:val="002B4EFB"/>
+    <w:rsid w:val="002C0BC1"/>
+    <w:rsid w:val="002D614D"/>
+    <w:rsid w:val="002F04B8"/>
+    <w:rsid w:val="002F4D77"/>
+    <w:rsid w:val="002F4E05"/>
+    <w:rsid w:val="0030425F"/>
+    <w:rsid w:val="00327DCB"/>
+    <w:rsid w:val="0037584D"/>
+    <w:rsid w:val="003939D9"/>
+    <w:rsid w:val="003A1ABE"/>
+    <w:rsid w:val="003B0428"/>
+    <w:rsid w:val="003B2902"/>
+    <w:rsid w:val="003C005A"/>
+    <w:rsid w:val="003C067A"/>
+    <w:rsid w:val="003D4601"/>
+    <w:rsid w:val="004204AF"/>
+    <w:rsid w:val="00423F3C"/>
+    <w:rsid w:val="004618A9"/>
+    <w:rsid w:val="004741E5"/>
+    <w:rsid w:val="004B4D63"/>
+    <w:rsid w:val="004C0D17"/>
+    <w:rsid w:val="004C53BB"/>
+    <w:rsid w:val="004D1A9D"/>
+    <w:rsid w:val="004D321A"/>
+    <w:rsid w:val="004D3FB1"/>
+    <w:rsid w:val="005021F4"/>
+    <w:rsid w:val="0052575F"/>
+    <w:rsid w:val="005258E0"/>
+    <w:rsid w:val="0053119E"/>
+    <w:rsid w:val="00532A9D"/>
+    <w:rsid w:val="00572073"/>
+    <w:rsid w:val="00592993"/>
+    <w:rsid w:val="005A2FE1"/>
+    <w:rsid w:val="005A6DDA"/>
+    <w:rsid w:val="005A7C9F"/>
+    <w:rsid w:val="005C6313"/>
+    <w:rsid w:val="005D5B6A"/>
+    <w:rsid w:val="00600E5B"/>
+    <w:rsid w:val="00601EEC"/>
+    <w:rsid w:val="006108FE"/>
+    <w:rsid w:val="00614553"/>
+    <w:rsid w:val="006313A9"/>
+    <w:rsid w:val="006A4AAF"/>
+    <w:rsid w:val="006D3FC8"/>
+    <w:rsid w:val="00702C92"/>
+    <w:rsid w:val="00706300"/>
+    <w:rsid w:val="00712737"/>
+    <w:rsid w:val="007174BD"/>
+    <w:rsid w:val="007243F1"/>
+    <w:rsid w:val="00726115"/>
+    <w:rsid w:val="00730284"/>
+    <w:rsid w:val="0074690A"/>
+    <w:rsid w:val="00747F55"/>
+    <w:rsid w:val="00773B0E"/>
+    <w:rsid w:val="00783D56"/>
+    <w:rsid w:val="007920BD"/>
+    <w:rsid w:val="007B5A77"/>
+    <w:rsid w:val="007C21B4"/>
+    <w:rsid w:val="007D11D6"/>
+    <w:rsid w:val="007E0C43"/>
+    <w:rsid w:val="007E513A"/>
+    <w:rsid w:val="007F11BD"/>
+    <w:rsid w:val="007F23C4"/>
+    <w:rsid w:val="007F2552"/>
+    <w:rsid w:val="00817BE9"/>
+    <w:rsid w:val="0083533B"/>
+    <w:rsid w:val="008413FB"/>
+    <w:rsid w:val="00846B12"/>
+    <w:rsid w:val="00854D73"/>
+    <w:rsid w:val="0087201D"/>
+    <w:rsid w:val="00874FC3"/>
+    <w:rsid w:val="008965D7"/>
+    <w:rsid w:val="008A0F0A"/>
+    <w:rsid w:val="008B40B5"/>
+    <w:rsid w:val="008C5714"/>
+    <w:rsid w:val="008D5955"/>
+    <w:rsid w:val="008F227A"/>
+    <w:rsid w:val="008F5E38"/>
+    <w:rsid w:val="009244A4"/>
+    <w:rsid w:val="00932807"/>
+    <w:rsid w:val="00940FD1"/>
+    <w:rsid w:val="00942368"/>
+    <w:rsid w:val="0095546F"/>
+    <w:rsid w:val="00967620"/>
+    <w:rsid w:val="0099459C"/>
+    <w:rsid w:val="009A0850"/>
+    <w:rsid w:val="009B7AB3"/>
+    <w:rsid w:val="009C7987"/>
+    <w:rsid w:val="009F41CD"/>
+    <w:rsid w:val="00A03043"/>
+    <w:rsid w:val="00A0680A"/>
+    <w:rsid w:val="00A16E64"/>
+    <w:rsid w:val="00A42C9A"/>
+    <w:rsid w:val="00A57B96"/>
+    <w:rsid w:val="00A6647F"/>
+    <w:rsid w:val="00A72C08"/>
+    <w:rsid w:val="00AA1B89"/>
+    <w:rsid w:val="00AC6E49"/>
+    <w:rsid w:val="00AE7F8B"/>
+    <w:rsid w:val="00AF2F7E"/>
+    <w:rsid w:val="00B401BB"/>
+    <w:rsid w:val="00B4319F"/>
+    <w:rsid w:val="00B5538D"/>
+    <w:rsid w:val="00B856EA"/>
+    <w:rsid w:val="00BA7736"/>
+    <w:rsid w:val="00BB6B97"/>
+    <w:rsid w:val="00BE37BC"/>
+    <w:rsid w:val="00C3175B"/>
+    <w:rsid w:val="00C33FF3"/>
+    <w:rsid w:val="00C414EA"/>
+    <w:rsid w:val="00C44A75"/>
+    <w:rsid w:val="00C51E43"/>
+    <w:rsid w:val="00C665AA"/>
+    <w:rsid w:val="00C7311F"/>
+    <w:rsid w:val="00C832F7"/>
+    <w:rsid w:val="00C90273"/>
+    <w:rsid w:val="00C944E5"/>
+    <w:rsid w:val="00CA16A6"/>
+    <w:rsid w:val="00CB7A47"/>
+    <w:rsid w:val="00CC03FE"/>
+    <w:rsid w:val="00CC4C0E"/>
+    <w:rsid w:val="00CD4472"/>
+    <w:rsid w:val="00D10C51"/>
+    <w:rsid w:val="00D179D2"/>
+    <w:rsid w:val="00D23CED"/>
+    <w:rsid w:val="00D26BAB"/>
+    <w:rsid w:val="00D31B8E"/>
+    <w:rsid w:val="00D438E9"/>
+    <w:rsid w:val="00D62D67"/>
+    <w:rsid w:val="00D96889"/>
+    <w:rsid w:val="00DA580F"/>
+    <w:rsid w:val="00DA6581"/>
+    <w:rsid w:val="00DC477A"/>
+    <w:rsid w:val="00DE0A9C"/>
+    <w:rsid w:val="00E23742"/>
+    <w:rsid w:val="00E323A4"/>
+    <w:rsid w:val="00E32464"/>
+    <w:rsid w:val="00E50F91"/>
+    <w:rsid w:val="00E53206"/>
+    <w:rsid w:val="00E5514E"/>
+    <w:rsid w:val="00EC1FA6"/>
+    <w:rsid w:val="00ED1BDA"/>
+    <w:rsid w:val="00EE4624"/>
+    <w:rsid w:val="00EF2CDE"/>
+    <w:rsid w:val="00F138E6"/>
+    <w:rsid w:val="00F20208"/>
+    <w:rsid w:val="00F21357"/>
+    <w:rsid w:val="00F407EE"/>
+    <w:rsid w:val="00F417A4"/>
+    <w:rsid w:val="00F44E58"/>
+    <w:rsid w:val="00F5142A"/>
+    <w:rsid w:val="00F63F09"/>
+    <w:rsid w:val="00F70D07"/>
+    <w:rsid w:val="00F7769F"/>
+    <w:rsid w:val="00F83D28"/>
+    <w:rsid w:val="00FC1635"/>
+    <w:rsid w:val="00FE6085"/>
+  </w:rsids>
+  <m:mathPr>
+    <m:mathFont m:val="Cambria Math"/>
+    <m:brkBin m:val="before"/>
+    <m:brkBinSub m:val="--"/>
+    <m:smallFrac m:val="0"/>
+    <m:dispDef/>
+    <m:lMargin m:val="0"/>
+    <m:rMargin m:val="0"/>
+    <m:defJc m:val="centerGroup"/>
+    <m:wrapIndent m:val="1440"/>
+    <m:intLim m:val="subSup"/>
+    <m:naryLim m:val="undOvr"/>
+  </m:mathPr>
+  <w:themeFontLang w:val="en-ID"/>
+  <w:clrSchemeMapping w:bg1="light1" w:t1="dark1" w:bg2="light2" w:t2="dark2" w:accent1="accent1" w:accent2="accent2" w:accent3="accent3" w:accent4="accent4" w:accent5="accent5" w:accent6="accent6" w:hyperlink="hyperlink" w:followedHyperlink="followedHyperlink"/>
+  <w:shapeDefaults>
+    <o:shapedefaults v:ext="edit" spidmax="2050"/>
+    <o:shapelayout v:ext="edit">
+      <o:idmap v:ext="edit" data="2"/>
+    </o:shapelayout>
+  </w:shapeDefaults>
+  <w:decimalSymbol w:val=","/>
+  <w:listSeparator w:val=";"/>
+  <w14:docId w14:val="2B31487E"/>
+  <w15:chartTrackingRefBased/>
+  <w15:docId w15:val="{0459D5B2-3AC9-4BAF-AD32-CB4020914977}"/>
+</w:settings>
+</file>
+
+<file path=word\styles.xml><?xml version="1.0" encoding="utf-8"?>
 <w:styles xmlns:mc="http://schemas.openxmlformats.org/markup-compatibility/2006" xmlns:r="http://schemas.openxmlformats.org/officeDocument/2006/relationships" xmlns:w="http://schemas.openxmlformats.org/wordprocessingml/2006/main" xmlns:w14="http://schemas.microsoft.com/office/word/2010/wordml" xmlns:w15="http://schemas.microsoft.com/office/word/2012/wordml" xmlns:w16cex="http://schemas.microsoft.com/office/word/2018/wordml/cex" xmlns:w16cid="http://schemas.microsoft.com/office/word/2016/wordml/cid" xmlns:w16="http://schemas.microsoft.com/office/word/2018/wordml" xmlns:w16sdtdh="http://schemas.microsoft.com/office/word/2020/wordml/sdtdatahash" xmlns:w16se="http://schemas.microsoft.com/office/word/2015/wordml/symex" mc:Ignorable="w14 w15 w16se w16cid w16 w16cex w16sdtdh">
   <w:docDefaults>
     <w:rPrDefault>
@@ -15218,7 +14939,7 @@
 </w:styles>
 </file>
 
-<file path=word/theme/theme1.xml><?xml version="1.0" encoding="utf-8"?>
+<file path=word\theme\theme1.xml><?xml version="1.0" encoding="utf-8"?>
 <a:theme xmlns:a="http://schemas.openxmlformats.org/drawingml/2006/main" name="Office Theme">
   <a:themeElements>
     <a:clrScheme name="Office">
@@ -15513,14 +15234,180 @@
 </a:theme>
 </file>
 
-<file path=customXml/item1.xml><?xml version="1.0" encoding="utf-8"?>
-<b:Sources xmlns:b="http://schemas.openxmlformats.org/officeDocument/2006/bibliography" xmlns="http://schemas.openxmlformats.org/officeDocument/2006/bibliography" SelectedStyle="\APASixthEditionOfficeOnline.xsl" StyleName="APA" Version="6"/>
-</file>
-
-<file path=customXml/itemProps1.xml><?xml version="1.0" encoding="utf-8"?>
-<ds:datastoreItem xmlns:ds="http://schemas.openxmlformats.org/officeDocument/2006/customXml" ds:itemID="{B615DB67-A573-4DB4-9DE4-20F26C2E1A2D}">
-  <ds:schemaRefs>
-    <ds:schemaRef ds:uri="http://schemas.openxmlformats.org/officeDocument/2006/bibliography"/>
-  </ds:schemaRefs>
-</ds:datastoreItem>
+<file path=word\webSettings.xml><?xml version="1.0" encoding="utf-8"?>
+<w:webSettings xmlns:mc="http://schemas.openxmlformats.org/markup-compatibility/2006" xmlns:r="http://schemas.openxmlformats.org/officeDocument/2006/relationships" xmlns:w="http://schemas.openxmlformats.org/wordprocessingml/2006/main" xmlns:w14="http://schemas.microsoft.com/office/word/2010/wordml" xmlns:w15="http://schemas.microsoft.com/office/word/2012/wordml" xmlns:w16cex="http://schemas.microsoft.com/office/word/2018/wordml/cex" xmlns:w16cid="http://schemas.microsoft.com/office/word/2016/wordml/cid" xmlns:w16="http://schemas.microsoft.com/office/word/2018/wordml" xmlns:w16sdtdh="http://schemas.microsoft.com/office/word/2020/wordml/sdtdatahash" xmlns:w16se="http://schemas.microsoft.com/office/word/2015/wordml/symex" mc:Ignorable="w14 w15 w16se w16cid w16 w16cex w16sdtdh">
+  <w:divs>
+    <w:div w:id="369652210">
+      <w:bodyDiv w:val="1"/>
+      <w:marLeft w:val="0"/>
+      <w:marRight w:val="0"/>
+      <w:marTop w:val="0"/>
+      <w:marBottom w:val="0"/>
+      <w:divBdr>
+        <w:top w:val="none" w:sz="0" w:space="0" w:color="auto"/>
+        <w:left w:val="none" w:sz="0" w:space="0" w:color="auto"/>
+        <w:bottom w:val="none" w:sz="0" w:space="0" w:color="auto"/>
+        <w:right w:val="none" w:sz="0" w:space="0" w:color="auto"/>
+      </w:divBdr>
+    </w:div>
+    <w:div w:id="732310634">
+      <w:bodyDiv w:val="1"/>
+      <w:marLeft w:val="0"/>
+      <w:marRight w:val="0"/>
+      <w:marTop w:val="0"/>
+      <w:marBottom w:val="0"/>
+      <w:divBdr>
+        <w:top w:val="none" w:sz="0" w:space="0" w:color="auto"/>
+        <w:left w:val="none" w:sz="0" w:space="0" w:color="auto"/>
+        <w:bottom w:val="none" w:sz="0" w:space="0" w:color="auto"/>
+        <w:right w:val="none" w:sz="0" w:space="0" w:color="auto"/>
+      </w:divBdr>
+    </w:div>
+    <w:div w:id="872881931">
+      <w:bodyDiv w:val="1"/>
+      <w:marLeft w:val="0"/>
+      <w:marRight w:val="0"/>
+      <w:marTop w:val="0"/>
+      <w:marBottom w:val="0"/>
+      <w:divBdr>
+        <w:top w:val="none" w:sz="0" w:space="0" w:color="auto"/>
+        <w:left w:val="none" w:sz="0" w:space="0" w:color="auto"/>
+        <w:bottom w:val="none" w:sz="0" w:space="0" w:color="auto"/>
+        <w:right w:val="none" w:sz="0" w:space="0" w:color="auto"/>
+      </w:divBdr>
+    </w:div>
+    <w:div w:id="875891510">
+      <w:bodyDiv w:val="1"/>
+      <w:marLeft w:val="0"/>
+      <w:marRight w:val="0"/>
+      <w:marTop w:val="0"/>
+      <w:marBottom w:val="0"/>
+      <w:divBdr>
+        <w:top w:val="none" w:sz="0" w:space="0" w:color="auto"/>
+        <w:left w:val="none" w:sz="0" w:space="0" w:color="auto"/>
+        <w:bottom w:val="none" w:sz="0" w:space="0" w:color="auto"/>
+        <w:right w:val="none" w:sz="0" w:space="0" w:color="auto"/>
+      </w:divBdr>
+    </w:div>
+    <w:div w:id="882324686">
+      <w:bodyDiv w:val="1"/>
+      <w:marLeft w:val="0"/>
+      <w:marRight w:val="0"/>
+      <w:marTop w:val="0"/>
+      <w:marBottom w:val="0"/>
+      <w:divBdr>
+        <w:top w:val="none" w:sz="0" w:space="0" w:color="auto"/>
+        <w:left w:val="none" w:sz="0" w:space="0" w:color="auto"/>
+        <w:bottom w:val="none" w:sz="0" w:space="0" w:color="auto"/>
+        <w:right w:val="none" w:sz="0" w:space="0" w:color="auto"/>
+      </w:divBdr>
+    </w:div>
+    <w:div w:id="889732518">
+      <w:bodyDiv w:val="1"/>
+      <w:marLeft w:val="0"/>
+      <w:marRight w:val="0"/>
+      <w:marTop w:val="0"/>
+      <w:marBottom w:val="0"/>
+      <w:divBdr>
+        <w:top w:val="none" w:sz="0" w:space="0" w:color="auto"/>
+        <w:left w:val="none" w:sz="0" w:space="0" w:color="auto"/>
+        <w:bottom w:val="none" w:sz="0" w:space="0" w:color="auto"/>
+        <w:right w:val="none" w:sz="0" w:space="0" w:color="auto"/>
+      </w:divBdr>
+    </w:div>
+    <w:div w:id="1016737439">
+      <w:bodyDiv w:val="1"/>
+      <w:marLeft w:val="0"/>
+      <w:marRight w:val="0"/>
+      <w:marTop w:val="0"/>
+      <w:marBottom w:val="0"/>
+      <w:divBdr>
+        <w:top w:val="none" w:sz="0" w:space="0" w:color="auto"/>
+        <w:left w:val="none" w:sz="0" w:space="0" w:color="auto"/>
+        <w:bottom w:val="none" w:sz="0" w:space="0" w:color="auto"/>
+        <w:right w:val="none" w:sz="0" w:space="0" w:color="auto"/>
+      </w:divBdr>
+    </w:div>
+    <w:div w:id="1038745694">
+      <w:bodyDiv w:val="1"/>
+      <w:marLeft w:val="0"/>
+      <w:marRight w:val="0"/>
+      <w:marTop w:val="0"/>
+      <w:marBottom w:val="0"/>
+      <w:divBdr>
+        <w:top w:val="none" w:sz="0" w:space="0" w:color="auto"/>
+        <w:left w:val="none" w:sz="0" w:space="0" w:color="auto"/>
+        <w:bottom w:val="none" w:sz="0" w:space="0" w:color="auto"/>
+        <w:right w:val="none" w:sz="0" w:space="0" w:color="auto"/>
+      </w:divBdr>
+    </w:div>
+    <w:div w:id="1191457315">
+      <w:bodyDiv w:val="1"/>
+      <w:marLeft w:val="0"/>
+      <w:marRight w:val="0"/>
+      <w:marTop w:val="0"/>
+      <w:marBottom w:val="0"/>
+      <w:divBdr>
+        <w:top w:val="none" w:sz="0" w:space="0" w:color="auto"/>
+        <w:left w:val="none" w:sz="0" w:space="0" w:color="auto"/>
+        <w:bottom w:val="none" w:sz="0" w:space="0" w:color="auto"/>
+        <w:right w:val="none" w:sz="0" w:space="0" w:color="auto"/>
+      </w:divBdr>
+    </w:div>
+    <w:div w:id="1283726794">
+      <w:bodyDiv w:val="1"/>
+      <w:marLeft w:val="0"/>
+      <w:marRight w:val="0"/>
+      <w:marTop w:val="0"/>
+      <w:marBottom w:val="0"/>
+      <w:divBdr>
+        <w:top w:val="none" w:sz="0" w:space="0" w:color="auto"/>
+        <w:left w:val="none" w:sz="0" w:space="0" w:color="auto"/>
+        <w:bottom w:val="none" w:sz="0" w:space="0" w:color="auto"/>
+        <w:right w:val="none" w:sz="0" w:space="0" w:color="auto"/>
+      </w:divBdr>
+    </w:div>
+    <w:div w:id="1640259069">
+      <w:bodyDiv w:val="1"/>
+      <w:marLeft w:val="0"/>
+      <w:marRight w:val="0"/>
+      <w:marTop w:val="0"/>
+      <w:marBottom w:val="0"/>
+      <w:divBdr>
+        <w:top w:val="none" w:sz="0" w:space="0" w:color="auto"/>
+        <w:left w:val="none" w:sz="0" w:space="0" w:color="auto"/>
+        <w:bottom w:val="none" w:sz="0" w:space="0" w:color="auto"/>
+        <w:right w:val="none" w:sz="0" w:space="0" w:color="auto"/>
+      </w:divBdr>
+    </w:div>
+    <w:div w:id="1872109267">
+      <w:bodyDiv w:val="1"/>
+      <w:marLeft w:val="0"/>
+      <w:marRight w:val="0"/>
+      <w:marTop w:val="0"/>
+      <w:marBottom w:val="0"/>
+      <w:divBdr>
+        <w:top w:val="none" w:sz="0" w:space="0" w:color="auto"/>
+        <w:left w:val="none" w:sz="0" w:space="0" w:color="auto"/>
+        <w:bottom w:val="none" w:sz="0" w:space="0" w:color="auto"/>
+        <w:right w:val="none" w:sz="0" w:space="0" w:color="auto"/>
+      </w:divBdr>
+    </w:div>
+    <w:div w:id="2076781062">
+      <w:bodyDiv w:val="1"/>
+      <w:marLeft w:val="0"/>
+      <w:marRight w:val="0"/>
+      <w:marTop w:val="0"/>
+      <w:marBottom w:val="0"/>
+      <w:divBdr>
+        <w:top w:val="none" w:sz="0" w:space="0" w:color="auto"/>
+        <w:left w:val="none" w:sz="0" w:space="0" w:color="auto"/>
+        <w:bottom w:val="none" w:sz="0" w:space="0" w:color="auto"/>
+        <w:right w:val="none" w:sz="0" w:space="0" w:color="auto"/>
+      </w:divBdr>
+    </w:div>
+  </w:divs>
+  <w:optimizeForBrowser/>
+  <w:allowPNG/>
+</w:webSettings>
 </file>
--- a/public/templates-bap/bap-perumahan.docx
+++ b/public/templates-bap/bap-perumahan.docx
@@ -1,68 +1,5 @@
 
-<file path=customXml\item1.xml><?xml version="1.0" encoding="utf-8"?>
-<b:Sources xmlns:b="http://schemas.openxmlformats.org/officeDocument/2006/bibliography" xmlns="http://schemas.openxmlformats.org/officeDocument/2006/bibliography" SelectedStyle="\APASixthEditionOfficeOnline.xsl" StyleName="APA" Version="6"/>
-</file>
-
-<file path=customXml\itemProps1.xml><?xml version="1.0" encoding="utf-8"?>
-<ds:datastoreItem xmlns:ds="http://schemas.openxmlformats.org/officeDocument/2006/customXml" ds:itemID="{B615DB67-A573-4DB4-9DE4-20F26C2E1A2D}">
-  <ds:schemaRefs>
-    <ds:schemaRef ds:uri="http://schemas.openxmlformats.org/officeDocument/2006/bibliography"/>
-  </ds:schemaRefs>
-</ds:datastoreItem>
-</file>
-
-<file path=docProps\app.xml><?xml version="1.0" encoding="utf-8"?>
-<Properties xmlns="http://schemas.openxmlformats.org/officeDocument/2006/extended-properties" xmlns:vt="http://schemas.openxmlformats.org/officeDocument/2006/docPropsVTypes">
-  <Template>Normal.dotm</Template>
-  <TotalTime>241</TotalTime>
-  <Pages>4</Pages>
-  <Words>667</Words>
-  <Characters>3806</Characters>
-  <Application>Microsoft Office Word</Application>
-  <DocSecurity>0</DocSecurity>
-  <Lines>31</Lines>
-  <Paragraphs>8</Paragraphs>
-  <ScaleCrop>false</ScaleCrop>
-  <HeadingPairs>
-    <vt:vector size="2" baseType="variant">
-      <vt:variant>
-        <vt:lpstr>Title</vt:lpstr>
-      </vt:variant>
-      <vt:variant>
-        <vt:i4>1</vt:i4>
-      </vt:variant>
-    </vt:vector>
-  </HeadingPairs>
-  <TitlesOfParts>
-    <vt:vector size="1" baseType="lpstr">
-      <vt:lpstr/>
-    </vt:vector>
-  </TitlesOfParts>
-  <Company/>
-  <LinksUpToDate>false</LinksUpToDate>
-  <CharactersWithSpaces>4465</CharactersWithSpaces>
-  <SharedDoc>false</SharedDoc>
-  <HyperlinksChanged>false</HyperlinksChanged>
-  <AppVersion>16.0000</AppVersion>
-</Properties>
-</file>
-
-<file path=docProps\core.xml><?xml version="1.0" encoding="utf-8"?>
-<cp:coreProperties xmlns:cp="http://schemas.openxmlformats.org/package/2006/metadata/core-properties" xmlns:dc="http://purl.org/dc/elements/1.1/" xmlns:dcterms="http://purl.org/dc/terms/" xmlns:dcmitype="http://purl.org/dc/dcmitype/" xmlns:xsi="http://www.w3.org/2001/XMLSchema-instance">
-  <dc:title/>
-  <dc:subject/>
-  <dc:creator>DLH SRAGEN</dc:creator>
-  <cp:keywords/>
-  <dc:description/>
-  <cp:lastModifiedBy>Irfan Delix</cp:lastModifiedBy>
-  <cp:revision>25</cp:revision>
-  <cp:lastPrinted>2026-04-13T06:04:00Z</cp:lastPrinted>
-  <dcterms:created xsi:type="dcterms:W3CDTF">2026-04-02T06:11:00Z</dcterms:created>
-  <dcterms:modified xsi:type="dcterms:W3CDTF">2026-07-15T20:50:00Z</dcterms:modified>
-</cp:coreProperties>
-</file>
-
-<file path=word\document.xml><?xml version="1.0" encoding="utf-8"?>
+<file path=word/document.xml><?xml version="1.0" encoding="utf-8"?>
 <w:document xmlns:wpc="http://schemas.microsoft.com/office/word/2010/wordprocessingCanvas" xmlns:cx="http://schemas.microsoft.com/office/drawing/2014/chartex" xmlns:cx1="http://schemas.microsoft.com/office/drawing/2015/9/8/chartex" xmlns:cx2="http://schemas.microsoft.com/office/drawing/2015/10/21/chartex" xmlns:cx3="http://schemas.microsoft.com/office/drawing/2016/5/9/chartex" xmlns:cx4="http://schemas.microsoft.com/office/drawing/2016/5/10/chartex" xmlns:cx5="http://schemas.microsoft.com/office/drawing/2016/5/11/chartex" xmlns:cx6="http://schemas.microsoft.com/office/drawing/2016/5/12/chartex" xmlns:cx7="http://schemas.microsoft.com/office/drawing/2016/5/13/chartex" xmlns:cx8="http://schemas.microsoft.com/office/drawing/2016/5/14/chartex" xmlns:mc="http://schemas.openxmlformats.org/markup-compatibility/2006" xmlns:aink="http://schemas.microsoft.com/office/drawing/2016/ink" xmlns:am3d="http://schemas.microsoft.com/office/drawing/2017/model3d" xmlns:o="urn:schemas-microsoft-com:office:office" xmlns:oel="http://schemas.microsoft.com/office/2019/extlst" xmlns:r="http://schemas.openxmlformats.org/officeDocument/2006/relationships" xmlns:m="http://schemas.openxmlformats.org/officeDocument/2006/math" xmlns:v="urn:schemas-microsoft-com:vml" xmlns:wp14="http://schemas.microsoft.com/office/word/2010/wordprocessingDrawing" xmlns:wp="http://schemas.openxmlformats.org/drawingml/2006/wordprocessingDrawing" xmlns:w10="urn:schemas-microsoft-com:office:word" xmlns:w="http://schemas.openxmlformats.org/wordprocessingml/2006/main" xmlns:w14="http://schemas.microsoft.com/office/word/2010/wordml" xmlns:w15="http://schemas.microsoft.com/office/word/2012/wordml" xmlns:w16cex="http://schemas.microsoft.com/office/word/2018/wordml/cex" xmlns:w16cid="http://schemas.microsoft.com/office/word/2016/wordml/cid" xmlns:w16="http://schemas.microsoft.com/office/word/2018/wordml" xmlns:w16sdtdh="http://schemas.microsoft.com/office/word/2020/wordml/sdtdatahash" xmlns:w16se="http://schemas.microsoft.com/office/word/2015/wordml/symex" xmlns:wpg="http://schemas.microsoft.com/office/word/2010/wordprocessingGroup" xmlns:wpi="http://schemas.microsoft.com/office/word/2010/wordprocessingInk" xmlns:wne="http://schemas.microsoft.com/office/word/2006/wordml" xmlns:wps="http://schemas.microsoft.com/office/word/2010/wordprocessingShape" mc:Ignorable="w14 w15 w16se w16cid w16 w16cex w16sdtdh wp14">
   <w:body>
     <w:tbl>
@@ -436,23 +373,7 @@
           <w:sz w:val="24"/>
           <w:szCs w:val="24"/>
         </w:rPr>
-        <w:t>{</w:t>
-      </w:r>
-      <w:r>
-        <w:rPr>
-          <w:rFonts w:ascii="Arial Nova Cond" w:hAnsi="Arial Nova Cond"/>
-          <w:sz w:val="24"/>
-          <w:szCs w:val="24"/>
-        </w:rPr>
-        <w:t>tahun_ini</w:t>
-      </w:r>
-      <w:r>
-        <w:rPr>
-          <w:rFonts w:ascii="Arial Nova Cond" w:hAnsi="Arial Nova Cond"/>
-          <w:sz w:val="24"/>
-          <w:szCs w:val="24"/>
-        </w:rPr>
-        <w:t>}</w:t>
+        <w:t>{tahun_ini}</w:t>
       </w:r>
     </w:p>
     <w:p>
@@ -514,23 +435,7 @@
           <w:sz w:val="24"/>
           <w:szCs w:val="24"/>
         </w:rPr>
-        <w:t xml:space="preserve"> {</w:t>
-      </w:r>
-      <w:r>
-        <w:rPr>
-          <w:rFonts w:ascii="Arial Nova Cond" w:hAnsi="Arial Nova Cond"/>
-          <w:sz w:val="24"/>
-          <w:szCs w:val="24"/>
-        </w:rPr>
-        <w:t>hari_ini_nama</w:t>
-      </w:r>
-      <w:r>
-        <w:rPr>
-          <w:rFonts w:ascii="Arial Nova Cond" w:hAnsi="Arial Nova Cond"/>
-          <w:sz w:val="24"/>
-          <w:szCs w:val="24"/>
-        </w:rPr>
-        <w:t xml:space="preserve">}, </w:t>
+        <w:t xml:space="preserve"> {hari_ini_nama}, </w:t>
       </w:r>
       <w:r>
         <w:rPr>
@@ -546,23 +451,7 @@
           <w:sz w:val="24"/>
           <w:szCs w:val="24"/>
         </w:rPr>
-        <w:t xml:space="preserve"> {</w:t>
-      </w:r>
-      <w:r>
-        <w:rPr>
-          <w:rFonts w:ascii="Arial Nova Cond" w:hAnsi="Arial Nova Cond"/>
-          <w:sz w:val="24"/>
-          <w:szCs w:val="24"/>
-        </w:rPr>
-        <w:t>hari_ini_tanggal_terbilang</w:t>
-      </w:r>
-      <w:r>
-        <w:rPr>
-          <w:rFonts w:ascii="Arial Nova Cond" w:hAnsi="Arial Nova Cond"/>
-          <w:sz w:val="24"/>
-          <w:szCs w:val="24"/>
-        </w:rPr>
-        <w:t xml:space="preserve">} </w:t>
+        <w:t xml:space="preserve"> {hari_ini_tanggal_terbilang} </w:t>
       </w:r>
       <w:r>
         <w:rPr>
@@ -578,23 +467,7 @@
           <w:sz w:val="24"/>
           <w:szCs w:val="24"/>
         </w:rPr>
-        <w:t xml:space="preserve"> {</w:t>
-      </w:r>
-      <w:r>
-        <w:rPr>
-          <w:rFonts w:ascii="Arial Nova Cond" w:hAnsi="Arial Nova Cond"/>
-          <w:sz w:val="24"/>
-          <w:szCs w:val="24"/>
-        </w:rPr>
-        <w:t>hari_ini_bulan</w:t>
-      </w:r>
-      <w:r>
-        <w:rPr>
-          <w:rFonts w:ascii="Arial Nova Cond" w:hAnsi="Arial Nova Cond"/>
-          <w:sz w:val="24"/>
-          <w:szCs w:val="24"/>
-        </w:rPr>
-        <w:t>}</w:t>
+        <w:t xml:space="preserve"> {hari_ini_bulan}</w:t>
       </w:r>
       <w:r>
         <w:rPr>
@@ -620,23 +493,7 @@
           <w:sz w:val="24"/>
           <w:szCs w:val="24"/>
         </w:rPr>
-        <w:t xml:space="preserve"> {</w:t>
-      </w:r>
-      <w:r>
-        <w:rPr>
-          <w:rFonts w:ascii="Arial Nova Cond" w:hAnsi="Arial Nova Cond"/>
-          <w:sz w:val="24"/>
-          <w:szCs w:val="24"/>
-        </w:rPr>
-        <w:t>hari_ini_tahun_terbilang</w:t>
-      </w:r>
-      <w:r>
-        <w:rPr>
-          <w:rFonts w:ascii="Arial Nova Cond" w:hAnsi="Arial Nova Cond"/>
-          <w:sz w:val="24"/>
-          <w:szCs w:val="24"/>
-        </w:rPr>
-        <w:t>}</w:t>
+        <w:t xml:space="preserve"> {hari_ini_tahun_terbilang}</w:t>
       </w:r>
       <w:r>
         <w:rPr>
@@ -662,23 +519,7 @@
           <w:sz w:val="24"/>
           <w:szCs w:val="24"/>
         </w:rPr>
-        <w:t xml:space="preserve"> {</w:t>
-      </w:r>
-      <w:r>
-        <w:rPr>
-          <w:rFonts w:ascii="Arial Nova Cond" w:hAnsi="Arial Nova Cond"/>
-          <w:sz w:val="24"/>
-          <w:szCs w:val="24"/>
-        </w:rPr>
-        <w:t>waktu_pengawasan</w:t>
-      </w:r>
-      <w:r>
-        <w:rPr>
-          <w:rFonts w:ascii="Arial Nova Cond" w:hAnsi="Arial Nova Cond"/>
-          <w:sz w:val="24"/>
-          <w:szCs w:val="24"/>
-        </w:rPr>
-        <w:t xml:space="preserve">} WIB, di </w:t>
+        <w:t xml:space="preserve"> {waktu_pengawasan} WIB, di </w:t>
       </w:r>
       <w:r>
         <w:rPr>
@@ -694,39 +535,7 @@
           <w:sz w:val="24"/>
           <w:szCs w:val="24"/>
         </w:rPr>
-        <w:t xml:space="preserve"> {</w:t>
-      </w:r>
-      <w:r>
-        <w:rPr>
-          <w:rFonts w:ascii="Arial Nova Cond" w:hAnsi="Arial Nova Cond"/>
-          <w:sz w:val="24"/>
-          <w:szCs w:val="24"/>
-        </w:rPr>
-        <w:t>nama_badan_usaha_kegiatan</w:t>
-      </w:r>
-      <w:r>
-        <w:rPr>
-          <w:rFonts w:ascii="Arial Nova Cond" w:hAnsi="Arial Nova Cond"/>
-          <w:sz w:val="24"/>
-          <w:szCs w:val="24"/>
-        </w:rPr>
-        <w:t>}, {</w:t>
-      </w:r>
-      <w:r>
-        <w:rPr>
-          <w:rFonts w:ascii="Arial Nova Cond" w:hAnsi="Arial Nova Cond"/>
-          <w:sz w:val="24"/>
-          <w:szCs w:val="24"/>
-        </w:rPr>
-        <w:t>alamat_lokasi</w:t>
-      </w:r>
-      <w:r>
-        <w:rPr>
-          <w:rFonts w:ascii="Arial Nova Cond" w:hAnsi="Arial Nova Cond"/>
-          <w:sz w:val="24"/>
-          <w:szCs w:val="24"/>
-        </w:rPr>
-        <w:t xml:space="preserve">}, </w:t>
+        <w:t xml:space="preserve"> {nama_badan_usaha_kegiatan}, {alamat_lokasi}, </w:t>
       </w:r>
       <w:r>
         <w:rPr>
@@ -854,23 +663,7 @@
           <w:sz w:val="24"/>
           <w:szCs w:val="24"/>
         </w:rPr>
-        <w:t xml:space="preserve"> {</w:t>
-      </w:r>
-      <w:r>
-        <w:rPr>
-          <w:rFonts w:ascii="Arial Nova Cond" w:hAnsi="Arial Nova Cond"/>
-          <w:sz w:val="24"/>
-          <w:szCs w:val="24"/>
-        </w:rPr>
-        <w:t>nama_badan_usaha_kegiatan</w:t>
-      </w:r>
-      <w:r>
-        <w:rPr>
-          <w:rFonts w:ascii="Arial Nova Cond" w:hAnsi="Arial Nova Cond"/>
-          <w:sz w:val="24"/>
-          <w:szCs w:val="24"/>
-        </w:rPr>
-        <w:t xml:space="preserve">} </w:t>
+        <w:t xml:space="preserve"> {nama_badan_usaha_kegiatan} </w:t>
       </w:r>
       <w:r>
         <w:rPr>
@@ -1073,23 +866,7 @@
                 <w:sz w:val="24"/>
                 <w:szCs w:val="24"/>
               </w:rPr>
-              <w:t>{#tim_penilai_lengkap} {</w:t>
-            </w:r>
-            <w:r>
-              <w:rPr>
-                <w:rFonts w:ascii="Arial Nova Cond" w:hAnsi="Arial Nova Cond"/>
-                <w:sz w:val="24"/>
-                <w:szCs w:val="24"/>
-              </w:rPr>
-              <w:t>nomor_urut</w:t>
-            </w:r>
-            <w:r>
-              <w:rPr>
-                <w:rFonts w:ascii="Arial Nova Cond" w:hAnsi="Arial Nova Cond"/>
-                <w:sz w:val="24"/>
-                <w:szCs w:val="24"/>
-              </w:rPr>
-              <w:t>}.</w:t>
+              <w:t>{#tim_penilai_lengkap} {nomor_urut}.</w:t>
             </w:r>
           </w:p>
         </w:tc>
@@ -1294,23 +1071,7 @@
                 <w:sz w:val="24"/>
                 <w:szCs w:val="24"/>
               </w:rPr>
-              <w:t>{</w:t>
-            </w:r>
-            <w:r>
-              <w:rPr>
-                <w:rFonts w:ascii="Arial Nova Cond" w:hAnsi="Arial Nova Cond"/>
-                <w:sz w:val="24"/>
-                <w:szCs w:val="24"/>
-              </w:rPr>
-              <w:t>nama</w:t>
-            </w:r>
-            <w:r>
-              <w:rPr>
-                <w:rFonts w:ascii="Arial Nova Cond" w:hAnsi="Arial Nova Cond"/>
-                <w:sz w:val="24"/>
-                <w:szCs w:val="24"/>
-              </w:rPr>
-              <w:t>}</w:t>
+              <w:t>{nama}</w:t>
             </w:r>
           </w:p>
           <w:p>
@@ -1346,23 +1107,7 @@
                 <w:sz w:val="24"/>
                 <w:szCs w:val="24"/>
               </w:rPr>
-              <w:t>{</w:t>
-            </w:r>
-            <w:r>
-              <w:rPr>
-                <w:rFonts w:ascii="Arial Nova Cond" w:hAnsi="Arial Nova Cond"/>
-                <w:sz w:val="24"/>
-                <w:szCs w:val="24"/>
-              </w:rPr>
-              <w:t>pangkat_golongan</w:t>
-            </w:r>
-            <w:r>
-              <w:rPr>
-                <w:rFonts w:ascii="Arial Nova Cond" w:hAnsi="Arial Nova Cond"/>
-                <w:sz w:val="24"/>
-                <w:szCs w:val="24"/>
-              </w:rPr>
-              <w:t>}</w:t>
+              <w:t>{pangkat_golongan}</w:t>
             </w:r>
           </w:p>
           <w:p>
@@ -1380,23 +1125,7 @@
                 <w:sz w:val="24"/>
                 <w:szCs w:val="24"/>
               </w:rPr>
-              <w:t>{</w:t>
-            </w:r>
-            <w:r>
-              <w:rPr>
-                <w:rFonts w:ascii="Arial Nova Cond" w:hAnsi="Arial Nova Cond"/>
-                <w:sz w:val="24"/>
-                <w:szCs w:val="24"/>
-              </w:rPr>
-              <w:t>jabatan</w:t>
-            </w:r>
-            <w:r>
-              <w:rPr>
-                <w:rFonts w:ascii="Arial Nova Cond" w:hAnsi="Arial Nova Cond"/>
-                <w:sz w:val="24"/>
-                <w:szCs w:val="24"/>
-              </w:rPr>
-              <w:t>}</w:t>
+              <w:t>{jabatan}</w:t>
             </w:r>
           </w:p>
           <w:p>
@@ -1488,23 +1217,7 @@
                 <w:sz w:val="24"/>
                 <w:szCs w:val="24"/>
               </w:rPr>
-              <w:t>{/</w:t>
-            </w:r>
-            <w:r>
-              <w:rPr>
-                <w:rFonts w:ascii="Arial Nova Cond" w:hAnsi="Arial Nova Cond"/>
-                <w:sz w:val="24"/>
-                <w:szCs w:val="24"/>
-              </w:rPr>
-              <w:t>tim_penilai_lengkap</w:t>
-            </w:r>
-            <w:r>
-              <w:rPr>
-                <w:rFonts w:ascii="Arial Nova Cond" w:hAnsi="Arial Nova Cond"/>
-                <w:sz w:val="24"/>
-                <w:szCs w:val="24"/>
-              </w:rPr>
-              <w:t>}</w:t>
+              <w:t>{/tim_penilai_lengkap}</w:t>
             </w:r>
           </w:p>
           <w:p>
@@ -1664,23 +1377,7 @@
                 <w:sz w:val="24"/>
                 <w:szCs w:val="24"/>
               </w:rPr>
-              <w:t>{</w:t>
-            </w:r>
-            <w:r>
-              <w:rPr>
-                <w:rFonts w:ascii="Arial Nova Cond" w:hAnsi="Arial Nova Cond"/>
-                <w:sz w:val="24"/>
-                <w:szCs w:val="24"/>
-              </w:rPr>
-              <w:t>nama_badan_usaha_kegiatan</w:t>
-            </w:r>
-            <w:r>
-              <w:rPr>
-                <w:rFonts w:ascii="Arial Nova Cond" w:hAnsi="Arial Nova Cond"/>
-                <w:sz w:val="24"/>
-                <w:szCs w:val="24"/>
-              </w:rPr>
-              <w:t>}</w:t>
+              <w:t>{nama_badan_usaha_kegiatan}</w:t>
             </w:r>
           </w:p>
         </w:tc>
@@ -1787,23 +1484,7 @@
                 <w:sz w:val="24"/>
                 <w:szCs w:val="24"/>
               </w:rPr>
-              <w:t>{</w:t>
-            </w:r>
-            <w:r>
-              <w:rPr>
-                <w:rFonts w:ascii="Arial Nova Cond" w:hAnsi="Arial Nova Cond"/>
-                <w:sz w:val="24"/>
-                <w:szCs w:val="24"/>
-              </w:rPr>
-              <w:t>kbli</w:t>
-            </w:r>
-            <w:r>
-              <w:rPr>
-                <w:rFonts w:ascii="Arial Nova Cond" w:hAnsi="Arial Nova Cond"/>
-                <w:sz w:val="24"/>
-                <w:szCs w:val="24"/>
-              </w:rPr>
-              <w:t>}</w:t>
+              <w:t>{kbli}</w:t>
             </w:r>
           </w:p>
         </w:tc>
@@ -1913,23 +1594,7 @@
                 <w:sz w:val="24"/>
                 <w:szCs w:val="24"/>
               </w:rPr>
-              <w:t>{</w:t>
-            </w:r>
-            <w:r>
-              <w:rPr>
-                <w:rFonts w:ascii="Arial Nova Cond" w:hAnsi="Arial Nova Cond"/>
-                <w:sz w:val="24"/>
-                <w:szCs w:val="24"/>
-              </w:rPr>
-              <w:t>tahun_operasi</w:t>
-            </w:r>
-            <w:r>
-              <w:rPr>
-                <w:rFonts w:ascii="Arial Nova Cond" w:hAnsi="Arial Nova Cond"/>
-                <w:sz w:val="24"/>
-                <w:szCs w:val="24"/>
-              </w:rPr>
-              <w:t>}</w:t>
+              <w:t>{tahun_operasi}</w:t>
             </w:r>
           </w:p>
         </w:tc>
@@ -2031,23 +1696,7 @@
                 <w:sz w:val="24"/>
                 <w:szCs w:val="24"/>
               </w:rPr>
-              <w:t>{</w:t>
-            </w:r>
-            <w:r>
-              <w:rPr>
-                <w:rFonts w:ascii="Arial Nova Cond" w:hAnsi="Arial Nova Cond"/>
-                <w:sz w:val="24"/>
-                <w:szCs w:val="24"/>
-              </w:rPr>
-              <w:t>status_permodalan</w:t>
-            </w:r>
-            <w:r>
-              <w:rPr>
-                <w:rFonts w:ascii="Arial Nova Cond" w:hAnsi="Arial Nova Cond"/>
-                <w:sz w:val="24"/>
-                <w:szCs w:val="24"/>
-              </w:rPr>
-              <w:t>}</w:t>
+              <w:t>{status_permodalan}</w:t>
             </w:r>
           </w:p>
         </w:tc>
@@ -2197,23 +1846,7 @@
                 <w:sz w:val="24"/>
                 <w:szCs w:val="24"/>
               </w:rPr>
-              <w:t>{</w:t>
-            </w:r>
-            <w:r>
-              <w:rPr>
-                <w:rFonts w:ascii="Arial Nova Cond" w:hAnsi="Arial Nova Cond"/>
-                <w:sz w:val="24"/>
-                <w:szCs w:val="24"/>
-              </w:rPr>
-              <w:t>pj_nama</w:t>
-            </w:r>
-            <w:r>
-              <w:rPr>
-                <w:rFonts w:ascii="Arial Nova Cond" w:hAnsi="Arial Nova Cond"/>
-                <w:sz w:val="24"/>
-                <w:szCs w:val="24"/>
-              </w:rPr>
-              <w:t>}</w:t>
+              <w:t>{pj_nama}</w:t>
             </w:r>
           </w:p>
         </w:tc>
@@ -2371,23 +2004,7 @@
                 <w:sz w:val="24"/>
                 <w:szCs w:val="24"/>
               </w:rPr>
-              <w:t>{</w:t>
-            </w:r>
-            <w:r>
-              <w:rPr>
-                <w:rFonts w:ascii="Arial Nova Cond" w:hAnsi="Arial Nova Cond"/>
-                <w:sz w:val="24"/>
-                <w:szCs w:val="24"/>
-              </w:rPr>
-              <w:t>pj_jabatan</w:t>
-            </w:r>
-            <w:r>
-              <w:rPr>
-                <w:rFonts w:ascii="Arial Nova Cond" w:hAnsi="Arial Nova Cond"/>
-                <w:sz w:val="24"/>
-                <w:szCs w:val="24"/>
-              </w:rPr>
-              <w:t>}</w:t>
+              <w:t>{pj_jabatan}</w:t>
             </w:r>
           </w:p>
         </w:tc>
@@ -2483,23 +2100,7 @@
                 <w:sz w:val="24"/>
                 <w:szCs w:val="24"/>
               </w:rPr>
-              <w:t>{</w:t>
-            </w:r>
-            <w:r>
-              <w:rPr>
-                <w:rFonts w:ascii="Arial Nova Cond" w:hAnsi="Arial Nova Cond"/>
-                <w:sz w:val="24"/>
-                <w:szCs w:val="24"/>
-              </w:rPr>
-              <w:t>alamat</w:t>
-            </w:r>
-            <w:r>
-              <w:rPr>
-                <w:rFonts w:ascii="Arial Nova Cond" w:hAnsi="Arial Nova Cond"/>
-                <w:sz w:val="24"/>
-                <w:szCs w:val="24"/>
-              </w:rPr>
-              <w:t>}</w:t>
+              <w:t>{alamat}</w:t>
             </w:r>
           </w:p>
         </w:tc>
@@ -2601,23 +2202,7 @@
                 <w:sz w:val="24"/>
                 <w:szCs w:val="24"/>
               </w:rPr>
-              <w:t>{</w:t>
-            </w:r>
-            <w:r>
-              <w:rPr>
-                <w:rFonts w:ascii="Arial Nova Cond" w:hAnsi="Arial Nova Cond"/>
-                <w:sz w:val="24"/>
-                <w:szCs w:val="24"/>
-              </w:rPr>
-              <w:t>telepon</w:t>
-            </w:r>
-            <w:r>
-              <w:rPr>
-                <w:rFonts w:ascii="Arial Nova Cond" w:hAnsi="Arial Nova Cond"/>
-                <w:sz w:val="24"/>
-                <w:szCs w:val="24"/>
-              </w:rPr>
-              <w:t>}</w:t>
+              <w:t>{telepon}</w:t>
             </w:r>
           </w:p>
         </w:tc>
@@ -2760,23 +2345,7 @@
                 <w:sz w:val="24"/>
                 <w:szCs w:val="24"/>
               </w:rPr>
-              <w:t>{</w:t>
-            </w:r>
-            <w:r>
-              <w:rPr>
-                <w:rFonts w:ascii="Arial Nova Cond" w:hAnsi="Arial Nova Cond"/>
-                <w:sz w:val="24"/>
-                <w:szCs w:val="24"/>
-              </w:rPr>
-              <w:t>koordinat</w:t>
-            </w:r>
-            <w:r>
-              <w:rPr>
-                <w:rFonts w:ascii="Arial Nova Cond" w:hAnsi="Arial Nova Cond"/>
-                <w:sz w:val="24"/>
-                <w:szCs w:val="24"/>
-              </w:rPr>
-              <w:t>}</w:t>
+              <w:t>{koordinat}</w:t>
             </w:r>
           </w:p>
         </w:tc>
@@ -2894,23 +2463,7 @@
                 <w:sz w:val="24"/>
                 <w:szCs w:val="24"/>
               </w:rPr>
-              <w:t>{</w:t>
-            </w:r>
-            <w:r>
-              <w:rPr>
-                <w:rFonts w:ascii="Arial Nova Cond" w:hAnsi="Arial Nova Cond"/>
-                <w:sz w:val="24"/>
-                <w:szCs w:val="24"/>
-              </w:rPr>
-              <w:t>batas_utara</w:t>
-            </w:r>
-            <w:r>
-              <w:rPr>
-                <w:rFonts w:ascii="Arial Nova Cond" w:hAnsi="Arial Nova Cond"/>
-                <w:sz w:val="24"/>
-                <w:szCs w:val="24"/>
-              </w:rPr>
-              <w:t>}</w:t>
+              <w:t>{batas_utara}</w:t>
             </w:r>
           </w:p>
           <w:p>
@@ -2947,23 +2500,7 @@
                 <w:sz w:val="24"/>
                 <w:szCs w:val="24"/>
               </w:rPr>
-              <w:t>{</w:t>
-            </w:r>
-            <w:r>
-              <w:rPr>
-                <w:rFonts w:ascii="Arial Nova Cond" w:hAnsi="Arial Nova Cond"/>
-                <w:sz w:val="24"/>
-                <w:szCs w:val="24"/>
-              </w:rPr>
-              <w:t>batas_timur</w:t>
-            </w:r>
-            <w:r>
-              <w:rPr>
-                <w:rFonts w:ascii="Arial Nova Cond" w:hAnsi="Arial Nova Cond"/>
-                <w:sz w:val="24"/>
-                <w:szCs w:val="24"/>
-              </w:rPr>
-              <w:t>}</w:t>
+              <w:t>{batas_timur}</w:t>
             </w:r>
           </w:p>
           <w:p>
@@ -3000,23 +2537,7 @@
                 <w:sz w:val="24"/>
                 <w:szCs w:val="24"/>
               </w:rPr>
-              <w:t>{</w:t>
-            </w:r>
-            <w:r>
-              <w:rPr>
-                <w:rFonts w:ascii="Arial Nova Cond" w:hAnsi="Arial Nova Cond"/>
-                <w:sz w:val="24"/>
-                <w:szCs w:val="24"/>
-              </w:rPr>
-              <w:t>batas_selatan</w:t>
-            </w:r>
-            <w:r>
-              <w:rPr>
-                <w:rFonts w:ascii="Arial Nova Cond" w:hAnsi="Arial Nova Cond"/>
-                <w:sz w:val="24"/>
-                <w:szCs w:val="24"/>
-              </w:rPr>
-              <w:t>}</w:t>
+              <w:t>{batas_selatan}</w:t>
             </w:r>
           </w:p>
           <w:p>
@@ -3053,23 +2574,7 @@
                 <w:sz w:val="24"/>
                 <w:szCs w:val="24"/>
               </w:rPr>
-              <w:t>{</w:t>
-            </w:r>
-            <w:r>
-              <w:rPr>
-                <w:rFonts w:ascii="Arial Nova Cond" w:hAnsi="Arial Nova Cond"/>
-                <w:sz w:val="24"/>
-                <w:szCs w:val="24"/>
-              </w:rPr>
-              <w:t>batas_barat</w:t>
-            </w:r>
-            <w:r>
-              <w:rPr>
-                <w:rFonts w:ascii="Arial Nova Cond" w:hAnsi="Arial Nova Cond"/>
-                <w:sz w:val="24"/>
-                <w:szCs w:val="24"/>
-              </w:rPr>
-              <w:t>}</w:t>
+              <w:t>{batas_barat}</w:t>
             </w:r>
           </w:p>
         </w:tc>
@@ -3175,23 +2680,7 @@
                 <w:sz w:val="24"/>
                 <w:szCs w:val="24"/>
               </w:rPr>
-              <w:t>{</w:t>
-            </w:r>
-            <w:r>
-              <w:rPr>
-                <w:rFonts w:ascii="Arial Nova Cond" w:hAnsi="Arial Nova Cond"/>
-                <w:sz w:val="24"/>
-                <w:szCs w:val="24"/>
-              </w:rPr>
-              <w:t>luas_lahan</w:t>
-            </w:r>
-            <w:r>
-              <w:rPr>
-                <w:rFonts w:ascii="Arial Nova Cond" w:hAnsi="Arial Nova Cond"/>
-                <w:sz w:val="24"/>
-                <w:szCs w:val="24"/>
-              </w:rPr>
-              <w:t xml:space="preserve">} </w:t>
+              <w:t>{luas_lahan} </w:t>
             </w:r>
             <w:r>
               <w:rPr>
@@ -3373,23 +2862,7 @@
                 <w:sz w:val="24"/>
                 <w:szCs w:val="24"/>
               </w:rPr>
-              <w:t>{</w:t>
-            </w:r>
-            <w:r>
-              <w:rPr>
-                <w:rFonts w:ascii="Arial Nova Cond" w:hAnsi="Arial Nova Cond" w:cs="Arial"/>
-                <w:sz w:val="24"/>
-                <w:szCs w:val="24"/>
-              </w:rPr>
-              <w:t>kapasitas_kegiatan</w:t>
-            </w:r>
-            <w:r>
-              <w:rPr>
-                <w:rFonts w:ascii="Arial Nova Cond" w:hAnsi="Arial Nova Cond" w:cs="Arial"/>
-                <w:sz w:val="24"/>
-                <w:szCs w:val="24"/>
-              </w:rPr>
-              <w:t>}</w:t>
+              <w:t>{kapasitas_kegiatan}</w:t>
             </w:r>
           </w:p>
         </w:tc>
@@ -3500,23 +2973,7 @@
                 <w:sz w:val="24"/>
                 <w:szCs w:val="24"/>
               </w:rPr>
-              <w:t>{</w:t>
-            </w:r>
-            <w:r>
-              <w:rPr>
-                <w:rFonts w:ascii="Arial Nova Cond" w:hAnsi="Arial Nova Cond"/>
-                <w:sz w:val="24"/>
-                <w:szCs w:val="24"/>
-              </w:rPr>
-              <w:t>dokumen_dimiliki</w:t>
-            </w:r>
-            <w:r>
-              <w:rPr>
-                <w:rFonts w:ascii="Arial Nova Cond" w:hAnsi="Arial Nova Cond"/>
-                <w:sz w:val="24"/>
-                <w:szCs w:val="24"/>
-              </w:rPr>
-              <w:t>}</w:t>
+              <w:t>{dokumen_dimiliki}</w:t>
             </w:r>
           </w:p>
         </w:tc>
@@ -3628,23 +3085,7 @@
                 <w:sz w:val="24"/>
                 <w:szCs w:val="24"/>
               </w:rPr>
-              <w:t>{</w:t>
-            </w:r>
-            <w:r>
-              <w:rPr>
-                <w:rFonts w:ascii="Arial Nova Cond" w:hAnsi="Arial Nova Cond"/>
-                <w:sz w:val="24"/>
-                <w:szCs w:val="24"/>
-              </w:rPr>
-              <w:t>persetujuan_lingkungan</w:t>
-            </w:r>
-            <w:r>
-              <w:rPr>
-                <w:rFonts w:ascii="Arial Nova Cond" w:hAnsi="Arial Nova Cond"/>
-                <w:sz w:val="24"/>
-                <w:szCs w:val="24"/>
-              </w:rPr>
-              <w:t>}</w:t>
+              <w:t>{persetujuan_lingkungan}</w:t>
             </w:r>
           </w:p>
         </w:tc>
@@ -3787,23 +3228,7 @@
                 <w:sz w:val="24"/>
                 <w:szCs w:val="24"/>
               </w:rPr>
-              <w:t>{</w:t>
-            </w:r>
-            <w:r>
-              <w:rPr>
-                <w:rFonts w:ascii="Arial Nova Cond" w:hAnsi="Arial Nova Cond" w:cs="Arial"/>
-                <w:sz w:val="24"/>
-                <w:szCs w:val="24"/>
-              </w:rPr>
-              <w:t>teknologi_air_limbah</w:t>
-            </w:r>
-            <w:r>
-              <w:rPr>
-                <w:rFonts w:ascii="Arial Nova Cond" w:hAnsi="Arial Nova Cond" w:cs="Arial"/>
-                <w:sz w:val="24"/>
-                <w:szCs w:val="24"/>
-              </w:rPr>
-              <w:t>}</w:t>
+              <w:t>{teknologi_air_limbah}</w:t>
             </w:r>
           </w:p>
         </w:tc>
@@ -3905,23 +3330,7 @@
                 <w:sz w:val="24"/>
                 <w:szCs w:val="24"/>
               </w:rPr>
-              <w:t>{</w:t>
-            </w:r>
-            <w:r>
-              <w:rPr>
-                <w:rFonts w:ascii="Arial Nova Cond" w:hAnsi="Arial Nova Cond"/>
-                <w:sz w:val="24"/>
-                <w:szCs w:val="24"/>
-              </w:rPr>
-              <w:t>volume_air_limbah</w:t>
-            </w:r>
-            <w:r>
-              <w:rPr>
-                <w:rFonts w:ascii="Arial Nova Cond" w:hAnsi="Arial Nova Cond"/>
-                <w:sz w:val="24"/>
-                <w:szCs w:val="24"/>
-              </w:rPr>
-              <w:t>}</w:t>
+              <w:t>{volume_air_limbah}</w:t>
             </w:r>
           </w:p>
         </w:tc>
@@ -4024,23 +3433,7 @@
                 <w:sz w:val="24"/>
                 <w:szCs w:val="24"/>
               </w:rPr>
-              <w:t>{</w:t>
-            </w:r>
-            <w:r>
-              <w:rPr>
-                <w:rFonts w:ascii="Arial Nova Cond" w:hAnsi="Arial Nova Cond"/>
-                <w:sz w:val="24"/>
-                <w:szCs w:val="24"/>
-              </w:rPr>
-              <w:t>pemanfaatan_air_tanah</w:t>
-            </w:r>
-            <w:r>
-              <w:rPr>
-                <w:rFonts w:ascii="Arial Nova Cond" w:hAnsi="Arial Nova Cond"/>
-                <w:sz w:val="24"/>
-                <w:szCs w:val="24"/>
-              </w:rPr>
-              <w:t>}</w:t>
+              <w:t>{pemanfaatan_air_tanah}</w:t>
             </w:r>
           </w:p>
         </w:tc>
@@ -4191,23 +3584,7 @@
                 <w:sz w:val="24"/>
                 <w:szCs w:val="24"/>
               </w:rPr>
-              <w:t>{</w:t>
-            </w:r>
-            <w:r>
-              <w:rPr>
-                <w:rFonts w:ascii="Arial Nova Cond" w:hAnsi="Arial Nova Cond"/>
-                <w:sz w:val="24"/>
-                <w:szCs w:val="24"/>
-              </w:rPr>
-              <w:t>penggunaan_air_liter</w:t>
-            </w:r>
-            <w:r>
-              <w:rPr>
-                <w:rFonts w:ascii="Arial Nova Cond" w:hAnsi="Arial Nova Cond"/>
-                <w:sz w:val="24"/>
-                <w:szCs w:val="24"/>
-              </w:rPr>
-              <w:t>}</w:t>
+              <w:t>{penggunaan_air_liter}</w:t>
             </w:r>
           </w:p>
         </w:tc>
@@ -4391,23 +3768,7 @@
                 <w:sz w:val="24"/>
                 <w:szCs w:val="24"/>
               </w:rPr>
-              <w:t>{</w:t>
-            </w:r>
-            <w:r>
-              <w:rPr>
-                <w:rFonts w:ascii="Arial Nova Cond" w:hAnsi="Arial Nova Cond"/>
-                <w:sz w:val="24"/>
-                <w:szCs w:val="24"/>
-              </w:rPr>
-              <w:t>jumlah_karyawan_pengunjung</w:t>
-            </w:r>
-            <w:r>
-              <w:rPr>
-                <w:rFonts w:ascii="Arial Nova Cond" w:hAnsi="Arial Nova Cond"/>
-                <w:sz w:val="24"/>
-                <w:szCs w:val="24"/>
-              </w:rPr>
-              <w:t>}</w:t>
+              <w:t>{jumlah_karyawan_pengunjung}</w:t>
             </w:r>
           </w:p>
         </w:tc>
@@ -4565,23 +3926,7 @@
                 <w:sz w:val="24"/>
                 <w:szCs w:val="24"/>
               </w:rPr>
-              <w:t>{</w:t>
-            </w:r>
-            <w:r>
-              <w:rPr>
-                <w:rFonts w:ascii="Arial Nova Cond" w:hAnsi="Arial Nova Cond"/>
-                <w:sz w:val="24"/>
-                <w:szCs w:val="24"/>
-              </w:rPr>
-              <w:t>shift_kerja</w:t>
-            </w:r>
-            <w:r>
-              <w:rPr>
-                <w:rFonts w:ascii="Arial Nova Cond" w:hAnsi="Arial Nova Cond"/>
-                <w:sz w:val="24"/>
-                <w:szCs w:val="24"/>
-              </w:rPr>
-              <w:t>}</w:t>
+              <w:t>{shift_kerja}</w:t>
             </w:r>
           </w:p>
         </w:tc>
@@ -4695,23 +4040,7 @@
                 <w:sz w:val="24"/>
                 <w:szCs w:val="24"/>
               </w:rPr>
-              <w:t>{</w:t>
-            </w:r>
-            <w:r>
-              <w:rPr>
-                <w:rFonts w:ascii="Arial Nova Cond" w:hAnsi="Arial Nova Cond"/>
-                <w:sz w:val="24"/>
-                <w:szCs w:val="24"/>
-              </w:rPr>
-              <w:t>jam_operasional</w:t>
-            </w:r>
-            <w:r>
-              <w:rPr>
-                <w:rFonts w:ascii="Arial Nova Cond" w:hAnsi="Arial Nova Cond"/>
-                <w:sz w:val="24"/>
-                <w:szCs w:val="24"/>
-              </w:rPr>
-              <w:t>}</w:t>
+              <w:t>{jam_operasional}</w:t>
             </w:r>
           </w:p>
         </w:tc>
@@ -4869,23 +4198,7 @@
                 <w:sz w:val="24"/>
                 <w:szCs w:val="24"/>
               </w:rPr>
-              <w:t>{</w:t>
-            </w:r>
-            <w:r>
-              <w:rPr>
-                <w:rFonts w:ascii="Arial Nova Cond" w:hAnsi="Arial Nova Cond"/>
-                <w:sz w:val="24"/>
-                <w:szCs w:val="24"/>
-              </w:rPr>
-              <w:t>hari_kerja_minggu</w:t>
-            </w:r>
-            <w:r>
-              <w:rPr>
-                <w:rFonts w:ascii="Arial Nova Cond" w:hAnsi="Arial Nova Cond"/>
-                <w:sz w:val="24"/>
-                <w:szCs w:val="24"/>
-              </w:rPr>
-              <w:t>}</w:t>
+              <w:t>{hari_kerja_minggu}</w:t>
             </w:r>
           </w:p>
         </w:tc>
@@ -4987,23 +4300,7 @@
                 <w:sz w:val="24"/>
                 <w:szCs w:val="24"/>
               </w:rPr>
-              <w:t>{</w:t>
-            </w:r>
-            <w:r>
-              <w:rPr>
-                <w:rFonts w:ascii="Arial Nova Cond" w:hAnsi="Arial Nova Cond"/>
-                <w:sz w:val="24"/>
-                <w:szCs w:val="24"/>
-              </w:rPr>
-              <w:t>riwayat_ketaatan</w:t>
-            </w:r>
-            <w:r>
-              <w:rPr>
-                <w:rFonts w:ascii="Arial Nova Cond" w:hAnsi="Arial Nova Cond"/>
-                <w:sz w:val="24"/>
-                <w:szCs w:val="24"/>
-              </w:rPr>
-              <w:t>}</w:t>
+              <w:t>{riwayat_ketaatan}</w:t>
             </w:r>
           </w:p>
         </w:tc>
@@ -5113,23 +4410,7 @@
                 <w:sz w:val="24"/>
                 <w:szCs w:val="24"/>
               </w:rPr>
-              <w:t>{</w:t>
-            </w:r>
-            <w:r>
-              <w:rPr>
-                <w:rFonts w:ascii="Arial Nova Cond" w:hAnsi="Arial Nova Cond"/>
-                <w:sz w:val="24"/>
-                <w:szCs w:val="24"/>
-              </w:rPr>
-              <w:t>inspeksi_terakhir</w:t>
-            </w:r>
-            <w:r>
-              <w:rPr>
-                <w:rFonts w:ascii="Arial Nova Cond" w:hAnsi="Arial Nova Cond"/>
-                <w:sz w:val="24"/>
-                <w:szCs w:val="24"/>
-              </w:rPr>
-              <w:t>}</w:t>
+              <w:t>{inspeksi_terakhir}</w:t>
             </w:r>
           </w:p>
         </w:tc>
@@ -5297,23 +4578,7 @@
           <w:sz w:val="24"/>
           <w:szCs w:val="24"/>
         </w:rPr>
-        <w:t>{/</w:t>
-      </w:r>
-      <w:r>
-        <w:rPr>
-          <w:rFonts w:ascii="Arial Nova Cond" w:hAnsi="Arial Nova Cond"/>
-          <w:sz w:val="24"/>
-          <w:szCs w:val="24"/>
-        </w:rPr>
-        <w:t>dokumen_izin</w:t>
-      </w:r>
-      <w:r>
-        <w:rPr>
-          <w:rFonts w:ascii="Arial Nova Cond" w:hAnsi="Arial Nova Cond"/>
-          <w:sz w:val="24"/>
-          <w:szCs w:val="24"/>
-        </w:rPr>
-        <w:t>}</w:t>
+        <w:t>{/dokumen_izin}</w:t>
       </w:r>
     </w:p>
     <w:p>
@@ -5633,23 +4898,7 @@
                 <w:sz w:val="24"/>
                 <w:szCs w:val="24"/>
               </w:rPr>
-              <w:t>{</w:t>
-            </w:r>
-            <w:r>
-              <w:rPr>
-                <w:rFonts w:ascii="Arial Nova Cond" w:hAnsi="Arial Nova Cond"/>
-                <w:sz w:val="24"/>
-                <w:szCs w:val="24"/>
-              </w:rPr>
-              <w:t>air_sumber</w:t>
-            </w:r>
-            <w:r>
-              <w:rPr>
-                <w:rFonts w:ascii="Arial Nova Cond" w:hAnsi="Arial Nova Cond"/>
-                <w:sz w:val="24"/>
-                <w:szCs w:val="24"/>
-              </w:rPr>
-              <w:t>}</w:t>
+              <w:t>{air_sumber}</w:t>
             </w:r>
           </w:p>
         </w:tc>
@@ -5671,23 +4920,7 @@
                 <w:sz w:val="24"/>
                 <w:szCs w:val="24"/>
               </w:rPr>
-              <w:t>{</w:t>
-            </w:r>
-            <w:r>
-              <w:rPr>
-                <w:rFonts w:ascii="Arial Nova Cond" w:hAnsi="Arial Nova Cond"/>
-                <w:sz w:val="24"/>
-                <w:szCs w:val="24"/>
-              </w:rPr>
-              <w:t>ket_air_sumber</w:t>
-            </w:r>
-            <w:r>
-              <w:rPr>
-                <w:rFonts w:ascii="Arial Nova Cond" w:hAnsi="Arial Nova Cond"/>
-                <w:sz w:val="24"/>
-                <w:szCs w:val="24"/>
-              </w:rPr>
-              <w:t>}</w:t>
+              <w:t>{ket_air_sumber}</w:t>
             </w:r>
           </w:p>
         </w:tc>
@@ -5813,23 +5046,7 @@
                 <w:sz w:val="24"/>
                 <w:szCs w:val="24"/>
               </w:rPr>
-              <w:t>{</w:t>
-            </w:r>
-            <w:r>
-              <w:rPr>
-                <w:rFonts w:ascii="Arial Nova Cond" w:hAnsi="Arial Nova Cond"/>
-                <w:sz w:val="24"/>
-                <w:szCs w:val="24"/>
-              </w:rPr>
-              <w:t>air_fisik</w:t>
-            </w:r>
-            <w:r>
-              <w:rPr>
-                <w:rFonts w:ascii="Arial Nova Cond" w:hAnsi="Arial Nova Cond"/>
-                <w:sz w:val="24"/>
-                <w:szCs w:val="24"/>
-              </w:rPr>
-              <w:t>}</w:t>
+              <w:t>{air_fisik}</w:t>
             </w:r>
           </w:p>
         </w:tc>
@@ -5851,23 +5068,7 @@
                 <w:sz w:val="24"/>
                 <w:szCs w:val="24"/>
               </w:rPr>
-              <w:t>{</w:t>
-            </w:r>
-            <w:r>
-              <w:rPr>
-                <w:rFonts w:ascii="Arial Nova Cond" w:hAnsi="Arial Nova Cond"/>
-                <w:sz w:val="24"/>
-                <w:szCs w:val="24"/>
-              </w:rPr>
-              <w:t>ket_air_fisik</w:t>
-            </w:r>
-            <w:r>
-              <w:rPr>
-                <w:rFonts w:ascii="Arial Nova Cond" w:hAnsi="Arial Nova Cond"/>
-                <w:sz w:val="24"/>
-                <w:szCs w:val="24"/>
-              </w:rPr>
-              <w:t>}</w:t>
+              <w:t>{ket_air_fisik}</w:t>
             </w:r>
           </w:p>
         </w:tc>
@@ -5992,23 +5193,7 @@
                 <w:sz w:val="24"/>
                 <w:szCs w:val="24"/>
               </w:rPr>
-              <w:t>{</w:t>
-            </w:r>
-            <w:r>
-              <w:rPr>
-                <w:rFonts w:ascii="Arial Nova Cond" w:hAnsi="Arial Nova Cond"/>
-                <w:sz w:val="24"/>
-                <w:szCs w:val="24"/>
-              </w:rPr>
-              <w:t>air_pantau</w:t>
-            </w:r>
-            <w:r>
-              <w:rPr>
-                <w:rFonts w:ascii="Arial Nova Cond" w:hAnsi="Arial Nova Cond"/>
-                <w:sz w:val="24"/>
-                <w:szCs w:val="24"/>
-              </w:rPr>
-              <w:t>}</w:t>
+              <w:t>{air_pantau}</w:t>
             </w:r>
           </w:p>
           <w:p>
@@ -6048,23 +5233,7 @@
                 <w:sz w:val="24"/>
                 <w:szCs w:val="24"/>
               </w:rPr>
-              <w:t>{</w:t>
-            </w:r>
-            <w:r>
-              <w:rPr>
-                <w:rFonts w:ascii="Arial Nova Cond" w:hAnsi="Arial Nova Cond"/>
-                <w:sz w:val="24"/>
-                <w:szCs w:val="24"/>
-              </w:rPr>
-              <w:t>ket_air_pantau</w:t>
-            </w:r>
-            <w:r>
-              <w:rPr>
-                <w:rFonts w:ascii="Arial Nova Cond" w:hAnsi="Arial Nova Cond"/>
-                <w:sz w:val="24"/>
-                <w:szCs w:val="24"/>
-              </w:rPr>
-              <w:t>}</w:t>
+              <w:t>{ket_air_pantau}</w:t>
             </w:r>
           </w:p>
         </w:tc>
@@ -6149,23 +5318,7 @@
                 <w:sz w:val="24"/>
                 <w:szCs w:val="24"/>
               </w:rPr>
-              <w:t>{</w:t>
-            </w:r>
-            <w:r>
-              <w:rPr>
-                <w:rFonts w:ascii="Arial Nova Cond" w:hAnsi="Arial Nova Cond"/>
-                <w:sz w:val="24"/>
-                <w:szCs w:val="24"/>
-              </w:rPr>
-              <w:t>air_sludge</w:t>
-            </w:r>
-            <w:r>
-              <w:rPr>
-                <w:rFonts w:ascii="Arial Nova Cond" w:hAnsi="Arial Nova Cond"/>
-                <w:sz w:val="24"/>
-                <w:szCs w:val="24"/>
-              </w:rPr>
-              <w:t>}</w:t>
+              <w:t>{air_sludge}</w:t>
             </w:r>
           </w:p>
         </w:tc>
@@ -6187,23 +5340,7 @@
                 <w:sz w:val="24"/>
                 <w:szCs w:val="24"/>
               </w:rPr>
-              <w:t>{</w:t>
-            </w:r>
-            <w:r>
-              <w:rPr>
-                <w:rFonts w:ascii="Arial Nova Cond" w:hAnsi="Arial Nova Cond"/>
-                <w:sz w:val="24"/>
-                <w:szCs w:val="24"/>
-              </w:rPr>
-              <w:t>ket_air_sludge</w:t>
-            </w:r>
-            <w:r>
-              <w:rPr>
-                <w:rFonts w:ascii="Arial Nova Cond" w:hAnsi="Arial Nova Cond"/>
-                <w:sz w:val="24"/>
-                <w:szCs w:val="24"/>
-              </w:rPr>
-              <w:t>}</w:t>
+              <w:t>{ket_air_sludge}</w:t>
             </w:r>
           </w:p>
         </w:tc>
@@ -6702,7 +5839,7 @@
                 <w:sz w:val="24"/>
                 <w:szCs w:val="24"/>
               </w:rPr>
-              <w:t>ket_lb3_jenis}</w:t>
+              <w:t>{ket_lb3_jenis}</w:t>
             </w:r>
           </w:p>
         </w:tc>
@@ -7259,23 +6396,7 @@
                 <w:sz w:val="24"/>
                 <w:szCs w:val="24"/>
               </w:rPr>
-              <w:t>{</w:t>
-            </w:r>
-            <w:r>
-              <w:rPr>
-                <w:rFonts w:ascii="Arial Nova Cond" w:hAnsi="Arial Nova Cond"/>
-                <w:sz w:val="24"/>
-                <w:szCs w:val="24"/>
-              </w:rPr>
-              <w:t>sampah_sumber</w:t>
-            </w:r>
-            <w:r>
-              <w:rPr>
-                <w:rFonts w:ascii="Arial Nova Cond" w:hAnsi="Arial Nova Cond"/>
-                <w:sz w:val="24"/>
-                <w:szCs w:val="24"/>
-              </w:rPr>
-              <w:t>}</w:t>
+              <w:t>{sampah_sumber}</w:t>
             </w:r>
           </w:p>
         </w:tc>
@@ -7297,23 +6418,7 @@
                 <w:sz w:val="24"/>
                 <w:szCs w:val="24"/>
               </w:rPr>
-              <w:t>{</w:t>
-            </w:r>
-            <w:r>
-              <w:rPr>
-                <w:rFonts w:ascii="Arial Nova Cond" w:hAnsi="Arial Nova Cond"/>
-                <w:sz w:val="24"/>
-                <w:szCs w:val="24"/>
-              </w:rPr>
-              <w:t>ket_sampah_sumber</w:t>
-            </w:r>
-            <w:r>
-              <w:rPr>
-                <w:rFonts w:ascii="Arial Nova Cond" w:hAnsi="Arial Nova Cond"/>
-                <w:sz w:val="24"/>
-                <w:szCs w:val="24"/>
-              </w:rPr>
-              <w:t>}</w:t>
+              <w:t>{ket_sampah_sumber}</w:t>
             </w:r>
           </w:p>
         </w:tc>
@@ -7416,23 +6521,7 @@
                 <w:sz w:val="24"/>
                 <w:szCs w:val="24"/>
               </w:rPr>
-              <w:t>{</w:t>
-            </w:r>
-            <w:r>
-              <w:rPr>
-                <w:rFonts w:ascii="Arial Nova Cond" w:hAnsi="Arial Nova Cond"/>
-                <w:sz w:val="24"/>
-                <w:szCs w:val="24"/>
-              </w:rPr>
-              <w:t>sampah_jenis</w:t>
-            </w:r>
-            <w:r>
-              <w:rPr>
-                <w:rFonts w:ascii="Arial Nova Cond" w:hAnsi="Arial Nova Cond"/>
-                <w:sz w:val="24"/>
-                <w:szCs w:val="24"/>
-              </w:rPr>
-              <w:t>}</w:t>
+              <w:t>{sampah_jenis}</w:t>
             </w:r>
           </w:p>
         </w:tc>
@@ -7454,23 +6543,7 @@
                 <w:sz w:val="24"/>
                 <w:szCs w:val="24"/>
               </w:rPr>
-              <w:t>{</w:t>
-            </w:r>
-            <w:r>
-              <w:rPr>
-                <w:rFonts w:ascii="Arial Nova Cond" w:hAnsi="Arial Nova Cond"/>
-                <w:sz w:val="24"/>
-                <w:szCs w:val="24"/>
-              </w:rPr>
-              <w:t>ket_sampah_jenis</w:t>
-            </w:r>
-            <w:r>
-              <w:rPr>
-                <w:rFonts w:ascii="Arial Nova Cond" w:hAnsi="Arial Nova Cond"/>
-                <w:sz w:val="24"/>
-                <w:szCs w:val="24"/>
-              </w:rPr>
-              <w:t>}</w:t>
+              <w:t>{ket_sampah_jenis}</w:t>
             </w:r>
           </w:p>
         </w:tc>
@@ -7572,23 +6645,7 @@
                 <w:sz w:val="24"/>
                 <w:szCs w:val="24"/>
               </w:rPr>
-              <w:t>{</w:t>
-            </w:r>
-            <w:r>
-              <w:rPr>
-                <w:rFonts w:ascii="Arial Nova Cond" w:hAnsi="Arial Nova Cond"/>
-                <w:sz w:val="24"/>
-                <w:szCs w:val="24"/>
-              </w:rPr>
-              <w:t>sampah_tps</w:t>
-            </w:r>
-            <w:r>
-              <w:rPr>
-                <w:rFonts w:ascii="Arial Nova Cond" w:hAnsi="Arial Nova Cond"/>
-                <w:sz w:val="24"/>
-                <w:szCs w:val="24"/>
-              </w:rPr>
-              <w:t>}</w:t>
+              <w:t>{sampah_tps}</w:t>
             </w:r>
           </w:p>
         </w:tc>
@@ -7610,23 +6667,7 @@
                 <w:sz w:val="24"/>
                 <w:szCs w:val="24"/>
               </w:rPr>
-              <w:t>{</w:t>
-            </w:r>
-            <w:r>
-              <w:rPr>
-                <w:rFonts w:ascii="Arial Nova Cond" w:hAnsi="Arial Nova Cond"/>
-                <w:sz w:val="24"/>
-                <w:szCs w:val="24"/>
-              </w:rPr>
-              <w:t>ket_sampah_tps</w:t>
-            </w:r>
-            <w:r>
-              <w:rPr>
-                <w:rFonts w:ascii="Arial Nova Cond" w:hAnsi="Arial Nova Cond"/>
-                <w:sz w:val="24"/>
-                <w:szCs w:val="24"/>
-              </w:rPr>
-              <w:t>}</w:t>
+              <w:t>{ket_sampah_tps}</w:t>
             </w:r>
           </w:p>
         </w:tc>
@@ -7736,23 +6777,7 @@
                 <w:sz w:val="24"/>
                 <w:szCs w:val="24"/>
               </w:rPr>
-              <w:t>{</w:t>
-            </w:r>
-            <w:r>
-              <w:rPr>
-                <w:rFonts w:ascii="Arial Nova Cond" w:hAnsi="Arial Nova Cond"/>
-                <w:sz w:val="24"/>
-                <w:szCs w:val="24"/>
-              </w:rPr>
-              <w:t>sampah_kelola</w:t>
-            </w:r>
-            <w:r>
-              <w:rPr>
-                <w:rFonts w:ascii="Arial Nova Cond" w:hAnsi="Arial Nova Cond"/>
-                <w:sz w:val="24"/>
-                <w:szCs w:val="24"/>
-              </w:rPr>
-              <w:t>}</w:t>
+              <w:t>{sampah_kelola}</w:t>
             </w:r>
           </w:p>
         </w:tc>
@@ -7774,23 +6799,7 @@
                 <w:sz w:val="24"/>
                 <w:szCs w:val="24"/>
               </w:rPr>
-              <w:t>{</w:t>
-            </w:r>
-            <w:r>
-              <w:rPr>
-                <w:rFonts w:ascii="Arial Nova Cond" w:hAnsi="Arial Nova Cond"/>
-                <w:sz w:val="24"/>
-                <w:szCs w:val="24"/>
-              </w:rPr>
-              <w:t>ket_sampah_kelola</w:t>
-            </w:r>
-            <w:r>
-              <w:rPr>
-                <w:rFonts w:ascii="Arial Nova Cond" w:hAnsi="Arial Nova Cond"/>
-                <w:sz w:val="24"/>
-                <w:szCs w:val="24"/>
-              </w:rPr>
-              <w:t>}</w:t>
+              <w:t>{ket_sampah_kelola}</w:t>
             </w:r>
           </w:p>
         </w:tc>
@@ -7935,23 +6944,7 @@
                 <w:szCs w:val="24"/>
               </w:rPr>
               <w:br/>
-              <w:t>{ket_2} {/</w:t>
-            </w:r>
-            <w:r>
-              <w:rPr>
-                <w:rFonts w:ascii="Arial Nova Cond" w:hAnsi="Arial Nova Cond"/>
-                <w:sz w:val="24"/>
-                <w:szCs w:val="24"/>
-              </w:rPr>
-              <w:t>foto_baris</w:t>
-            </w:r>
-            <w:r>
-              <w:rPr>
-                <w:rFonts w:ascii="Arial Nova Cond" w:hAnsi="Arial Nova Cond"/>
-                <w:sz w:val="24"/>
-                <w:szCs w:val="24"/>
-              </w:rPr>
-              <w:t>}</w:t>
+              <w:t>{ket_2} {/foto_baris}</w:t>
             </w:r>
           </w:p>
         </w:tc>
@@ -8754,25 +7747,7 @@
                 <w:sz w:val="24"/>
                 <w:szCs w:val="24"/>
               </w:rPr>
-              <w:t>{</w:t>
-            </w:r>
-            <w:r>
-              <w:rPr>
-                <w:rFonts w:ascii="Arial Nova Cond" w:hAnsi="Arial Nova Cond"/>
-                <w:color w:val="0D0D0D"/>
-                <w:sz w:val="24"/>
-                <w:szCs w:val="24"/>
-              </w:rPr>
-              <w:t>pj_nama</w:t>
-            </w:r>
-            <w:r>
-              <w:rPr>
-                <w:rFonts w:ascii="Arial Nova Cond" w:hAnsi="Arial Nova Cond"/>
-                <w:color w:val="0D0D0D"/>
-                <w:sz w:val="24"/>
-                <w:szCs w:val="24"/>
-              </w:rPr>
-              <w:t>}</w:t>
+              <w:t>{pj_nama}</w:t>
             </w:r>
           </w:p>
         </w:tc>
@@ -8845,23 +7820,7 @@
                 <w:sz w:val="24"/>
                 <w:szCs w:val="24"/>
               </w:rPr>
-              <w:t>{</w:t>
-            </w:r>
-            <w:r>
-              <w:rPr>
-                <w:rFonts w:ascii="Arial Nova Cond" w:hAnsi="Arial Nova Cond"/>
-                <w:sz w:val="24"/>
-                <w:szCs w:val="24"/>
-              </w:rPr>
-              <w:t>pj_jabatan</w:t>
-            </w:r>
-            <w:r>
-              <w:rPr>
-                <w:rFonts w:ascii="Arial Nova Cond" w:hAnsi="Arial Nova Cond"/>
-                <w:sz w:val="24"/>
-                <w:szCs w:val="24"/>
-              </w:rPr>
-              <w:t>}</w:t>
+              <w:t>{pj_jabatan}</w:t>
             </w:r>
           </w:p>
         </w:tc>
@@ -8943,23 +7902,7 @@
                 <w:sz w:val="24"/>
                 <w:szCs w:val="24"/>
               </w:rPr>
-              <w:t>{</w:t>
-            </w:r>
-            <w:r>
-              <w:rPr>
-                <w:rFonts w:ascii="Arial Nova Cond" w:hAnsi="Arial Nova Cond"/>
-                <w:sz w:val="24"/>
-                <w:szCs w:val="24"/>
-              </w:rPr>
-              <w:t>telepon</w:t>
-            </w:r>
-            <w:r>
-              <w:rPr>
-                <w:rFonts w:ascii="Arial Nova Cond" w:hAnsi="Arial Nova Cond"/>
-                <w:sz w:val="24"/>
-                <w:szCs w:val="24"/>
-              </w:rPr>
-              <w:t>}</w:t>
+              <w:t>{telepon}</w:t>
             </w:r>
           </w:p>
         </w:tc>
@@ -9769,23 +8712,7 @@
                 <w:sz w:val="24"/>
                 <w:szCs w:val="24"/>
               </w:rPr>
-              <w:t>{</w:t>
-            </w:r>
-            <w:r>
-              <w:rPr>
-                <w:rFonts w:ascii="Arial Nova Cond" w:hAnsi="Arial Nova Cond"/>
-                <w:sz w:val="24"/>
-                <w:szCs w:val="24"/>
-              </w:rPr>
-              <w:t>nama_pengawas</w:t>
-            </w:r>
-            <w:r>
-              <w:rPr>
-                <w:rFonts w:ascii="Arial Nova Cond" w:hAnsi="Arial Nova Cond"/>
-                <w:sz w:val="24"/>
-                <w:szCs w:val="24"/>
-              </w:rPr>
-              <w:t>}</w:t>
+              <w:t>{nama_pengawas}</w:t>
             </w:r>
           </w:p>
         </w:tc>
@@ -9899,7 +8826,7 @@
                 <w:szCs w:val="24"/>
                 <w:lang w:eastAsia="en-ID"/>
               </w:rPr>
-              <w:t>{%ttd_}</w:t>
+              <w:t>{%ttd_pengawas}</w:t>
             </w:r>
             <w:r>
               <w:rPr>
@@ -9909,37 +8836,7 @@
                 <w:szCs w:val="24"/>
                 <w:lang w:eastAsia="en-ID"/>
               </w:rPr>
-              <w:t>{</w:t>
-            </w:r>
-            <w:r>
-              <w:rPr>
-                <w:rFonts w:ascii="Arial Nova Cond" w:eastAsia="Times New Roman" w:hAnsi="Arial Nova Cond" w:cs="Times New Roman"/>
-                <w:color w:val="0D0D0D"/>
-                <w:sz w:val="24"/>
-                <w:szCs w:val="24"/>
-                <w:lang w:eastAsia="en-ID"/>
-              </w:rPr>
-              <w:t>/</w:t>
-            </w:r>
-            <w:r>
-              <w:rPr>
-                <w:rFonts w:ascii="Arial Nova Cond" w:eastAsia="Times New Roman" w:hAnsi="Arial Nova Cond" w:cs="Times New Roman"/>
-                <w:color w:val="0D0D0D"/>
-                <w:sz w:val="24"/>
-                <w:szCs w:val="24"/>
-                <w:lang w:eastAsia="en-ID"/>
-              </w:rPr>
-              <w:t>tim_pengawas</w:t>
-            </w:r>
-            <w:r>
-              <w:rPr>
-                <w:rFonts w:ascii="Arial Nova Cond" w:eastAsia="Times New Roman" w:hAnsi="Arial Nova Cond" w:cs="Times New Roman"/>
-                <w:color w:val="0D0D0D"/>
-                <w:sz w:val="24"/>
-                <w:szCs w:val="24"/>
-                <w:lang w:eastAsia="en-ID"/>
-              </w:rPr>
-              <w:t>}</w:t>
+              <w:t>{/tim_pengawas}</w:t>
             </w:r>
           </w:p>
           <w:p>
@@ -10129,9 +9026,37 @@
                 <w:szCs w:val="24"/>
                 <w:lang w:eastAsia="en-ID"/>
               </w:rPr>
-              <w:t>{</w:t>
-            </w:r>
-            <w:r>
+              <w:t>{nama_saksi}</w:t>
+            </w:r>
+          </w:p>
+        </w:tc>
+      </w:tr>
+      <w:tr>
+        <w:tc>
+          <w:tcPr>
+            <w:tcW w:w="458" w:type="dxa"/>
+            <w:vAlign w:val="center"/>
+          </w:tcPr>
+          <w:p>
+            <w:pPr>
+              <w:spacing w:after="0" w:line="240" w:lineRule="auto"/>
+              <w:rPr>
+                <w:rFonts w:ascii="Arial Nova Cond" w:eastAsia="Times New Roman" w:hAnsi="Arial Nova Cond" w:cs="Times New Roman"/>
+                <w:sz w:val="24"/>
+                <w:szCs w:val="24"/>
+                <w:lang w:eastAsia="en-ID"/>
+              </w:rPr>
+            </w:pPr>
+          </w:p>
+        </w:tc>
+        <w:tc>
+          <w:tcPr>
+            <w:tcW w:w="1842" w:type="dxa"/>
+            <w:vAlign w:val="center"/>
+          </w:tcPr>
+          <w:p>
+            <w:pPr>
+              <w:spacing w:after="0" w:line="240" w:lineRule="auto"/>
               <w:rPr>
                 <w:rFonts w:ascii="Arial Nova Cond" w:eastAsia="Times New Roman" w:hAnsi="Arial Nova Cond" w:cs="Times New Roman"/>
                 <w:color w:val="0D0D0D"/>
@@ -10139,8 +9064,7 @@
                 <w:szCs w:val="24"/>
                 <w:lang w:eastAsia="en-ID"/>
               </w:rPr>
-              <w:t>nama_saksi</w:t>
-            </w:r>
+            </w:pPr>
             <w:r>
               <w:rPr>
                 <w:rFonts w:ascii="Arial Nova Cond" w:eastAsia="Times New Roman" w:hAnsi="Arial Nova Cond" w:cs="Times New Roman"/>
@@ -10149,32 +9073,13 @@
                 <w:szCs w:val="24"/>
                 <w:lang w:eastAsia="en-ID"/>
               </w:rPr>
-              <w:t>}</w:t>
-            </w:r>
-          </w:p>
-        </w:tc>
-      </w:tr>
-      <w:tr>
-        <w:tc>
-          <w:tcPr>
-            <w:tcW w:w="458" w:type="dxa"/>
-            <w:vAlign w:val="center"/>
-          </w:tcPr>
-          <w:p>
-            <w:pPr>
-              <w:spacing w:after="0" w:line="240" w:lineRule="auto"/>
-              <w:rPr>
-                <w:rFonts w:ascii="Arial Nova Cond" w:eastAsia="Times New Roman" w:hAnsi="Arial Nova Cond" w:cs="Times New Roman"/>
-                <w:sz w:val="24"/>
-                <w:szCs w:val="24"/>
-                <w:lang w:eastAsia="en-ID"/>
-              </w:rPr>
-            </w:pPr>
-          </w:p>
-        </w:tc>
-        <w:tc>
-          <w:tcPr>
-            <w:tcW w:w="1842" w:type="dxa"/>
+              <w:t>Jabatan</w:t>
+            </w:r>
+          </w:p>
+        </w:tc>
+        <w:tc>
+          <w:tcPr>
+            <w:tcW w:w="7589" w:type="dxa"/>
             <w:vAlign w:val="center"/>
           </w:tcPr>
           <w:p>
@@ -10196,18 +9101,9 @@
                 <w:szCs w:val="24"/>
                 <w:lang w:eastAsia="en-ID"/>
               </w:rPr>
-              <w:t>Jabatan</w:t>
-            </w:r>
-          </w:p>
-        </w:tc>
-        <w:tc>
-          <w:tcPr>
-            <w:tcW w:w="7589" w:type="dxa"/>
-            <w:vAlign w:val="center"/>
-          </w:tcPr>
-          <w:p>
-            <w:pPr>
-              <w:spacing w:after="0" w:line="240" w:lineRule="auto"/>
+              <w:t xml:space="preserve">: </w:t>
+            </w:r>
+            <w:r>
               <w:rPr>
                 <w:rFonts w:ascii="Arial Nova Cond" w:eastAsia="Times New Roman" w:hAnsi="Arial Nova Cond" w:cs="Times New Roman"/>
                 <w:color w:val="0D0D0D"/>
@@ -10215,46 +9111,7 @@
                 <w:szCs w:val="24"/>
                 <w:lang w:eastAsia="en-ID"/>
               </w:rPr>
-            </w:pPr>
-            <w:r>
-              <w:rPr>
-                <w:rFonts w:ascii="Arial Nova Cond" w:eastAsia="Times New Roman" w:hAnsi="Arial Nova Cond" w:cs="Times New Roman"/>
-                <w:color w:val="0D0D0D"/>
-                <w:sz w:val="24"/>
-                <w:szCs w:val="24"/>
-                <w:lang w:eastAsia="en-ID"/>
-              </w:rPr>
-              <w:t xml:space="preserve">: </w:t>
-            </w:r>
-            <w:r>
-              <w:rPr>
-                <w:rFonts w:ascii="Arial Nova Cond" w:eastAsia="Times New Roman" w:hAnsi="Arial Nova Cond" w:cs="Times New Roman"/>
-                <w:color w:val="0D0D0D"/>
-                <w:sz w:val="24"/>
-                <w:szCs w:val="24"/>
-                <w:lang w:eastAsia="en-ID"/>
-              </w:rPr>
-              <w:t>{</w:t>
-            </w:r>
-            <w:r>
-              <w:rPr>
-                <w:rFonts w:ascii="Arial Nova Cond" w:eastAsia="Times New Roman" w:hAnsi="Arial Nova Cond" w:cs="Times New Roman"/>
-                <w:color w:val="0D0D0D"/>
-                <w:sz w:val="24"/>
-                <w:szCs w:val="24"/>
-                <w:lang w:eastAsia="en-ID"/>
-              </w:rPr>
-              <w:t>jabatan_saksi</w:t>
-            </w:r>
-            <w:r>
-              <w:rPr>
-                <w:rFonts w:ascii="Arial Nova Cond" w:eastAsia="Times New Roman" w:hAnsi="Arial Nova Cond" w:cs="Times New Roman"/>
-                <w:color w:val="0D0D0D"/>
-                <w:sz w:val="24"/>
-                <w:szCs w:val="24"/>
-                <w:lang w:eastAsia="en-ID"/>
-              </w:rPr>
-              <w:t>}</w:t>
+              <w:t>{jabatan_saksi}</w:t>
             </w:r>
           </w:p>
         </w:tc>
@@ -10368,27 +9225,7 @@
                 <w:szCs w:val="24"/>
                 <w:lang w:eastAsia="en-ID"/>
               </w:rPr>
-              <w:t>{%ttd_saksi} {/</w:t>
-            </w:r>
-            <w:r>
-              <w:rPr>
-                <w:rFonts w:ascii="Arial Nova Cond" w:eastAsia="Times New Roman" w:hAnsi="Arial Nova Cond" w:cs="Times New Roman"/>
-                <w:color w:val="0D0D0D"/>
-                <w:sz w:val="24"/>
-                <w:szCs w:val="24"/>
-                <w:lang w:eastAsia="en-ID"/>
-              </w:rPr>
-              <w:t>saksi</w:t>
-            </w:r>
-            <w:r>
-              <w:rPr>
-                <w:rFonts w:ascii="Arial Nova Cond" w:eastAsia="Times New Roman" w:hAnsi="Arial Nova Cond" w:cs="Times New Roman"/>
-                <w:color w:val="0D0D0D"/>
-                <w:sz w:val="24"/>
-                <w:szCs w:val="24"/>
-                <w:lang w:eastAsia="en-ID"/>
-              </w:rPr>
-              <w:t>}</w:t>
+              <w:t>{%ttd_saksi} {/saksi}</w:t>
             </w:r>
           </w:p>
           <w:p>
@@ -10468,7 +9305,7 @@
 </w:document>
 </file>
 
-<file path=word\endnotes.xml><?xml version="1.0" encoding="utf-8"?>
+<file path=word/endnotes.xml><?xml version="1.0" encoding="utf-8"?>
 <w:endnotes xmlns:wpc="http://schemas.microsoft.com/office/word/2010/wordprocessingCanvas" xmlns:cx="http://schemas.microsoft.com/office/drawing/2014/chartex" xmlns:cx1="http://schemas.microsoft.com/office/drawing/2015/9/8/chartex" xmlns:cx2="http://schemas.microsoft.com/office/drawing/2015/10/21/chartex" xmlns:cx3="http://schemas.microsoft.com/office/drawing/2016/5/9/chartex" xmlns:cx4="http://schemas.microsoft.com/office/drawing/2016/5/10/chartex" xmlns:cx5="http://schemas.microsoft.com/office/drawing/2016/5/11/chartex" xmlns:cx6="http://schemas.microsoft.com/office/drawing/2016/5/12/chartex" xmlns:cx7="http://schemas.microsoft.com/office/drawing/2016/5/13/chartex" xmlns:cx8="http://schemas.microsoft.com/office/drawing/2016/5/14/chartex" xmlns:mc="http://schemas.openxmlformats.org/markup-compatibility/2006" xmlns:aink="http://schemas.microsoft.com/office/drawing/2016/ink" xmlns:am3d="http://schemas.microsoft.com/office/drawing/2017/model3d" xmlns:o="urn:schemas-microsoft-com:office:office" xmlns:oel="http://schemas.microsoft.com/office/2019/extlst" xmlns:r="http://schemas.openxmlformats.org/officeDocument/2006/relationships" xmlns:m="http://schemas.openxmlformats.org/officeDocument/2006/math" xmlns:v="urn:schemas-microsoft-com:vml" xmlns:wp14="http://schemas.microsoft.com/office/word/2010/wordprocessingDrawing" xmlns:wp="http://schemas.openxmlformats.org/drawingml/2006/wordprocessingDrawing" xmlns:w10="urn:schemas-microsoft-com:office:word" xmlns:w="http://schemas.openxmlformats.org/wordprocessingml/2006/main" xmlns:w14="http://schemas.microsoft.com/office/word/2010/wordml" xmlns:w15="http://schemas.microsoft.com/office/word/2012/wordml" xmlns:w16cex="http://schemas.microsoft.com/office/word/2018/wordml/cex" xmlns:w16cid="http://schemas.microsoft.com/office/word/2016/wordml/cid" xmlns:w16="http://schemas.microsoft.com/office/word/2018/wordml" xmlns:w16sdtdh="http://schemas.microsoft.com/office/word/2020/wordml/sdtdatahash" xmlns:w16se="http://schemas.microsoft.com/office/word/2015/wordml/symex" xmlns:wpg="http://schemas.microsoft.com/office/word/2010/wordprocessingGroup" xmlns:wpi="http://schemas.microsoft.com/office/word/2010/wordprocessingInk" xmlns:wne="http://schemas.microsoft.com/office/word/2006/wordml" xmlns:wps="http://schemas.microsoft.com/office/word/2010/wordprocessingShape" mc:Ignorable="w14 w15 w16se w16cid w16 w16cex w16sdtdh wp14">
   <w:endnote w:type="separator" w:id="-1">
     <w:p>
@@ -10493,99 +9330,7 @@
 </w:endnotes>
 </file>
 
-<file path=word\fontTable.xml><?xml version="1.0" encoding="utf-8"?>
-<w:fonts xmlns:mc="http://schemas.openxmlformats.org/markup-compatibility/2006" xmlns:r="http://schemas.openxmlformats.org/officeDocument/2006/relationships" xmlns:w="http://schemas.openxmlformats.org/wordprocessingml/2006/main" xmlns:w14="http://schemas.microsoft.com/office/word/2010/wordml" xmlns:w15="http://schemas.microsoft.com/office/word/2012/wordml" xmlns:w16cex="http://schemas.microsoft.com/office/word/2018/wordml/cex" xmlns:w16cid="http://schemas.microsoft.com/office/word/2016/wordml/cid" xmlns:w16="http://schemas.microsoft.com/office/word/2018/wordml" xmlns:w16sdtdh="http://schemas.microsoft.com/office/word/2020/wordml/sdtdatahash" xmlns:w16se="http://schemas.microsoft.com/office/word/2015/wordml/symex" mc:Ignorable="w14 w15 w16se w16cid w16 w16cex w16sdtdh">
-  <w:font w:name="Times New Roman">
-    <w:panose1 w:val="02020603050405020304"/>
-    <w:charset w:val="00"/>
-    <w:family w:val="roman"/>
-    <w:pitch w:val="variable"/>
-    <w:sig w:usb0="E0002EFF" w:usb1="C000785B" w:usb2="00000009" w:usb3="00000000" w:csb0="000001FF" w:csb1="00000000"/>
-  </w:font>
-  <w:font w:name="Arial Nova Cond">
-    <w:altName w:val="Arial Nova Cond"/>
-    <w:charset w:val="00"/>
-    <w:family w:val="swiss"/>
-    <w:pitch w:val="variable"/>
-    <w:sig w:usb0="0000028F" w:usb1="00000002" w:usb2="00000000" w:usb3="00000000" w:csb0="0000019F" w:csb1="00000000"/>
-  </w:font>
-  <w:font w:name="Calibri">
-    <w:panose1 w:val="020F0502020204030204"/>
-    <w:charset w:val="00"/>
-    <w:family w:val="swiss"/>
-    <w:pitch w:val="variable"/>
-    <w:sig w:usb0="E4002EFF" w:usb1="C200247B" w:usb2="00000009" w:usb3="00000000" w:csb0="000001FF" w:csb1="00000000"/>
-  </w:font>
-  <w:font w:name="Courier New">
-    <w:panose1 w:val="02070309020205020404"/>
-    <w:charset w:val="00"/>
-    <w:family w:val="modern"/>
-    <w:pitch w:val="fixed"/>
-    <w:sig w:usb0="E0002EFF" w:usb1="C0007843" w:usb2="00000009" w:usb3="00000000" w:csb0="000001FF" w:csb1="00000000"/>
-  </w:font>
-  <w:font w:name="Wingdings">
-    <w:panose1 w:val="05000000000000000000"/>
-    <w:charset w:val="02"/>
-    <w:family w:val="auto"/>
-    <w:pitch w:val="variable"/>
-    <w:sig w:usb0="00000000" w:usb1="10000000" w:usb2="00000000" w:usb3="00000000" w:csb0="80000000" w:csb1="00000000"/>
-  </w:font>
-  <w:font w:name="Symbol">
-    <w:panose1 w:val="05050102010706020507"/>
-    <w:charset w:val="02"/>
-    <w:family w:val="roman"/>
-    <w:pitch w:val="variable"/>
-    <w:sig w:usb0="00000000" w:usb1="10000000" w:usb2="00000000" w:usb3="00000000" w:csb0="80000000" w:csb1="00000000"/>
-  </w:font>
-  <w:font w:name="BookmanOldStyle">
-    <w:altName w:val="Cambria"/>
-    <w:panose1 w:val="00000000000000000000"/>
-    <w:charset w:val="00"/>
-    <w:family w:val="roman"/>
-    <w:notTrueType/>
-    <w:pitch w:val="default"/>
-  </w:font>
-  <w:font w:name="BookmanOldStyle-Bold">
-    <w:altName w:val="Cambria"/>
-    <w:panose1 w:val="00000000000000000000"/>
-    <w:charset w:val="00"/>
-    <w:family w:val="roman"/>
-    <w:notTrueType/>
-    <w:pitch w:val="default"/>
-  </w:font>
-  <w:font w:name="BookmanOldStyle-BoldItalic">
-    <w:altName w:val="Cambria"/>
-    <w:panose1 w:val="00000000000000000000"/>
-    <w:charset w:val="00"/>
-    <w:family w:val="roman"/>
-    <w:notTrueType/>
-    <w:pitch w:val="default"/>
-  </w:font>
-  <w:font w:name="Segoe UI">
-    <w:panose1 w:val="020B0502040204020203"/>
-    <w:charset w:val="00"/>
-    <w:family w:val="swiss"/>
-    <w:pitch w:val="variable"/>
-    <w:sig w:usb0="E4002EFF" w:usb1="C000E47F" w:usb2="00000009" w:usb3="00000000" w:csb0="000001FF" w:csb1="00000000"/>
-  </w:font>
-  <w:font w:name="Arial">
-    <w:panose1 w:val="020B0604020202020204"/>
-    <w:charset w:val="00"/>
-    <w:family w:val="swiss"/>
-    <w:pitch w:val="variable"/>
-    <w:sig w:usb0="E0002EFF" w:usb1="C000785B" w:usb2="00000009" w:usb3="00000000" w:csb0="000001FF" w:csb1="00000000"/>
-  </w:font>
-  <w:font w:name="Calibri Light">
-    <w:panose1 w:val="020F0302020204030204"/>
-    <w:charset w:val="00"/>
-    <w:family w:val="swiss"/>
-    <w:pitch w:val="variable"/>
-    <w:sig w:usb0="E4002EFF" w:usb1="C200247B" w:usb2="00000009" w:usb3="00000000" w:csb0="000001FF" w:csb1="00000000"/>
-  </w:font>
-</w:fonts>
-</file>
-
-<file path=word\footer1.xml><?xml version="1.0" encoding="utf-8"?>
+<file path=word/footer1.xml><?xml version="1.0" encoding="utf-8"?>
 <w:ftr xmlns:wpc="http://schemas.microsoft.com/office/word/2010/wordprocessingCanvas" xmlns:cx="http://schemas.microsoft.com/office/drawing/2014/chartex" xmlns:cx1="http://schemas.microsoft.com/office/drawing/2015/9/8/chartex" xmlns:cx2="http://schemas.microsoft.com/office/drawing/2015/10/21/chartex" xmlns:cx3="http://schemas.microsoft.com/office/drawing/2016/5/9/chartex" xmlns:cx4="http://schemas.microsoft.com/office/drawing/2016/5/10/chartex" xmlns:cx5="http://schemas.microsoft.com/office/drawing/2016/5/11/chartex" xmlns:cx6="http://schemas.microsoft.com/office/drawing/2016/5/12/chartex" xmlns:cx7="http://schemas.microsoft.com/office/drawing/2016/5/13/chartex" xmlns:cx8="http://schemas.microsoft.com/office/drawing/2016/5/14/chartex" xmlns:mc="http://schemas.openxmlformats.org/markup-compatibility/2006" xmlns:aink="http://schemas.microsoft.com/office/drawing/2016/ink" xmlns:am3d="http://schemas.microsoft.com/office/drawing/2017/model3d" xmlns:o="urn:schemas-microsoft-com:office:office" xmlns:oel="http://schemas.microsoft.com/office/2019/extlst" xmlns:r="http://schemas.openxmlformats.org/officeDocument/2006/relationships" xmlns:m="http://schemas.openxmlformats.org/officeDocument/2006/math" xmlns:v="urn:schemas-microsoft-com:vml" xmlns:wp14="http://schemas.microsoft.com/office/word/2010/wordprocessingDrawing" xmlns:wp="http://schemas.openxmlformats.org/drawingml/2006/wordprocessingDrawing" xmlns:w10="urn:schemas-microsoft-com:office:word" xmlns:w="http://schemas.openxmlformats.org/wordprocessingml/2006/main" xmlns:w14="http://schemas.microsoft.com/office/word/2010/wordml" xmlns:w15="http://schemas.microsoft.com/office/word/2012/wordml" xmlns:w16cex="http://schemas.microsoft.com/office/word/2018/wordml/cex" xmlns:w16cid="http://schemas.microsoft.com/office/word/2016/wordml/cid" xmlns:w16="http://schemas.microsoft.com/office/word/2018/wordml" xmlns:w16sdtdh="http://schemas.microsoft.com/office/word/2020/wordml/sdtdatahash" xmlns:w16se="http://schemas.microsoft.com/office/word/2015/wordml/symex" xmlns:wpg="http://schemas.microsoft.com/office/word/2010/wordprocessingGroup" xmlns:wpi="http://schemas.microsoft.com/office/word/2010/wordprocessingInk" xmlns:wne="http://schemas.microsoft.com/office/word/2006/wordml" xmlns:wps="http://schemas.microsoft.com/office/word/2010/wordprocessingShape" mc:Ignorable="w14 w15 w16se w16cid w16 w16cex w16sdtdh wp14">
   <w:p>
     <w:pPr>
@@ -10595,7 +9340,7 @@
 </w:ftr>
 </file>
 
-<file path=word\footer2.xml><?xml version="1.0" encoding="utf-8"?>
+<file path=word/footer2.xml><?xml version="1.0" encoding="utf-8"?>
 <w:ftr xmlns:wpc="http://schemas.microsoft.com/office/word/2010/wordprocessingCanvas" xmlns:cx="http://schemas.microsoft.com/office/drawing/2014/chartex" xmlns:cx1="http://schemas.microsoft.com/office/drawing/2015/9/8/chartex" xmlns:cx2="http://schemas.microsoft.com/office/drawing/2015/10/21/chartex" xmlns:cx3="http://schemas.microsoft.com/office/drawing/2016/5/9/chartex" xmlns:cx4="http://schemas.microsoft.com/office/drawing/2016/5/10/chartex" xmlns:cx5="http://schemas.microsoft.com/office/drawing/2016/5/11/chartex" xmlns:cx6="http://schemas.microsoft.com/office/drawing/2016/5/12/chartex" xmlns:cx7="http://schemas.microsoft.com/office/drawing/2016/5/13/chartex" xmlns:cx8="http://schemas.microsoft.com/office/drawing/2016/5/14/chartex" xmlns:mc="http://schemas.openxmlformats.org/markup-compatibility/2006" xmlns:aink="http://schemas.microsoft.com/office/drawing/2016/ink" xmlns:am3d="http://schemas.microsoft.com/office/drawing/2017/model3d" xmlns:o="urn:schemas-microsoft-com:office:office" xmlns:oel="http://schemas.microsoft.com/office/2019/extlst" xmlns:r="http://schemas.openxmlformats.org/officeDocument/2006/relationships" xmlns:m="http://schemas.openxmlformats.org/officeDocument/2006/math" xmlns:v="urn:schemas-microsoft-com:vml" xmlns:wp14="http://schemas.microsoft.com/office/word/2010/wordprocessingDrawing" xmlns:wp="http://schemas.openxmlformats.org/drawingml/2006/wordprocessingDrawing" xmlns:w10="urn:schemas-microsoft-com:office:word" xmlns:w="http://schemas.openxmlformats.org/wordprocessingml/2006/main" xmlns:w14="http://schemas.microsoft.com/office/word/2010/wordml" xmlns:w15="http://schemas.microsoft.com/office/word/2012/wordml" xmlns:w16cex="http://schemas.microsoft.com/office/word/2018/wordml/cex" xmlns:w16cid="http://schemas.microsoft.com/office/word/2016/wordml/cid" xmlns:w16="http://schemas.microsoft.com/office/word/2018/wordml" xmlns:w16sdtdh="http://schemas.microsoft.com/office/word/2020/wordml/sdtdatahash" xmlns:w16se="http://schemas.microsoft.com/office/word/2015/wordml/symex" xmlns:wpg="http://schemas.microsoft.com/office/word/2010/wordprocessingGroup" xmlns:wpi="http://schemas.microsoft.com/office/word/2010/wordprocessingInk" xmlns:wne="http://schemas.microsoft.com/office/word/2006/wordml" xmlns:wps="http://schemas.microsoft.com/office/word/2010/wordprocessingShape" mc:Ignorable="w14 w15 w16se w16cid w16 w16cex w16sdtdh wp14">
   <w:p>
     <w:pPr>
@@ -10692,23 +9437,7 @@
                               <w:sz w:val="20"/>
                               <w:szCs w:val="20"/>
                             </w:rPr>
-                            <w:t>{#tim_pengawas} {%paraf_pengawas} {/</w:t>
-                          </w:r>
-                          <w:r>
-                            <w:rPr>
-                              <w:rFonts w:ascii="Arial Nova Cond" w:hAnsi="Arial Nova Cond"/>
-                              <w:sz w:val="20"/>
-                              <w:szCs w:val="20"/>
-                            </w:rPr>
-                            <w:t>tim_pengawas</w:t>
-                          </w:r>
-                          <w:r>
-                            <w:rPr>
-                              <w:rFonts w:ascii="Arial Nova Cond" w:hAnsi="Arial Nova Cond"/>
-                              <w:sz w:val="20"/>
-                              <w:szCs w:val="20"/>
-                            </w:rPr>
-                            <w:t>}</w:t>
+                            <w:t>{#tim_pengawas} {paraf_pengawas_text} {/tim_pengawas}</w:t>
                           </w:r>
                         </w:p>
                         <w:p>
@@ -10795,23 +9524,7 @@
                         <w:sz w:val="20"/>
                         <w:szCs w:val="20"/>
                       </w:rPr>
-                      <w:t>{#tim_pengawas} {%paraf_pengawas} {/</w:t>
-                    </w:r>
-                    <w:r>
-                      <w:rPr>
-                        <w:rFonts w:ascii="Arial Nova Cond" w:hAnsi="Arial Nova Cond"/>
-                        <w:sz w:val="20"/>
-                        <w:szCs w:val="20"/>
-                      </w:rPr>
-                      <w:t>tim_pengawas</w:t>
-                    </w:r>
-                    <w:r>
-                      <w:rPr>
-                        <w:rFonts w:ascii="Arial Nova Cond" w:hAnsi="Arial Nova Cond"/>
-                        <w:sz w:val="20"/>
-                        <w:szCs w:val="20"/>
-                      </w:rPr>
-                      <w:t>}</w:t>
+                      <w:t>{#tim_pengawas} {paraf_pengawas_text} {/tim_pengawas}</w:t>
                     </w:r>
                   </w:p>
                   <w:p>
@@ -10936,7 +9649,7 @@
                               <w:sz w:val="20"/>
                               <w:szCs w:val="20"/>
                             </w:rPr>
-                            <w:t>{%paraf_pemrakarsa}</w:t>
+                            <w:t>{paraf_pemrakarsa_text}</w:t>
                           </w:r>
                         </w:p>
                         <w:p>
@@ -11035,7 +9748,7 @@
                         <w:sz w:val="20"/>
                         <w:szCs w:val="20"/>
                       </w:rPr>
-                      <w:t>{%paraf_pemrakarsa}</w:t>
+                      <w:t>{paraf_pemrakarsa_text}</w:t>
                     </w:r>
                   </w:p>
                   <w:p>
@@ -11187,7 +9900,7 @@
 </w:ftr>
 </file>
 
-<file path=word\footer3.xml><?xml version="1.0" encoding="utf-8"?>
+<file path=word/footer3.xml><?xml version="1.0" encoding="utf-8"?>
 <w:ftr xmlns:wpc="http://schemas.microsoft.com/office/word/2010/wordprocessingCanvas" xmlns:cx="http://schemas.microsoft.com/office/drawing/2014/chartex" xmlns:cx1="http://schemas.microsoft.com/office/drawing/2015/9/8/chartex" xmlns:cx2="http://schemas.microsoft.com/office/drawing/2015/10/21/chartex" xmlns:cx3="http://schemas.microsoft.com/office/drawing/2016/5/9/chartex" xmlns:cx4="http://schemas.microsoft.com/office/drawing/2016/5/10/chartex" xmlns:cx5="http://schemas.microsoft.com/office/drawing/2016/5/11/chartex" xmlns:cx6="http://schemas.microsoft.com/office/drawing/2016/5/12/chartex" xmlns:cx7="http://schemas.microsoft.com/office/drawing/2016/5/13/chartex" xmlns:cx8="http://schemas.microsoft.com/office/drawing/2016/5/14/chartex" xmlns:mc="http://schemas.openxmlformats.org/markup-compatibility/2006" xmlns:aink="http://schemas.microsoft.com/office/drawing/2016/ink" xmlns:am3d="http://schemas.microsoft.com/office/drawing/2017/model3d" xmlns:o="urn:schemas-microsoft-com:office:office" xmlns:oel="http://schemas.microsoft.com/office/2019/extlst" xmlns:r="http://schemas.openxmlformats.org/officeDocument/2006/relationships" xmlns:m="http://schemas.openxmlformats.org/officeDocument/2006/math" xmlns:v="urn:schemas-microsoft-com:vml" xmlns:wp14="http://schemas.microsoft.com/office/word/2010/wordprocessingDrawing" xmlns:wp="http://schemas.openxmlformats.org/drawingml/2006/wordprocessingDrawing" xmlns:w10="urn:schemas-microsoft-com:office:word" xmlns:w="http://schemas.openxmlformats.org/wordprocessingml/2006/main" xmlns:w14="http://schemas.microsoft.com/office/word/2010/wordml" xmlns:w15="http://schemas.microsoft.com/office/word/2012/wordml" xmlns:w16cex="http://schemas.microsoft.com/office/word/2018/wordml/cex" xmlns:w16cid="http://schemas.microsoft.com/office/word/2016/wordml/cid" xmlns:w16="http://schemas.microsoft.com/office/word/2018/wordml" xmlns:w16sdtdh="http://schemas.microsoft.com/office/word/2020/wordml/sdtdatahash" xmlns:w16se="http://schemas.microsoft.com/office/word/2015/wordml/symex" xmlns:wpg="http://schemas.microsoft.com/office/word/2010/wordprocessingGroup" xmlns:wpi="http://schemas.microsoft.com/office/word/2010/wordprocessingInk" xmlns:wne="http://schemas.microsoft.com/office/word/2006/wordml" xmlns:wps="http://schemas.microsoft.com/office/word/2010/wordprocessingShape" mc:Ignorable="w14 w15 w16se w16cid w16 w16cex w16sdtdh wp14">
   <w:p>
     <w:pPr>
@@ -11197,7 +9910,7 @@
 </w:ftr>
 </file>
 
-<file path=word\footnotes.xml><?xml version="1.0" encoding="utf-8"?>
+<file path=word/footnotes.xml><?xml version="1.0" encoding="utf-8"?>
 <w:footnotes xmlns:wpc="http://schemas.microsoft.com/office/word/2010/wordprocessingCanvas" xmlns:cx="http://schemas.microsoft.com/office/drawing/2014/chartex" xmlns:cx1="http://schemas.microsoft.com/office/drawing/2015/9/8/chartex" xmlns:cx2="http://schemas.microsoft.com/office/drawing/2015/10/21/chartex" xmlns:cx3="http://schemas.microsoft.com/office/drawing/2016/5/9/chartex" xmlns:cx4="http://schemas.microsoft.com/office/drawing/2016/5/10/chartex" xmlns:cx5="http://schemas.microsoft.com/office/drawing/2016/5/11/chartex" xmlns:cx6="http://schemas.microsoft.com/office/drawing/2016/5/12/chartex" xmlns:cx7="http://schemas.microsoft.com/office/drawing/2016/5/13/chartex" xmlns:cx8="http://schemas.microsoft.com/office/drawing/2016/5/14/chartex" xmlns:mc="http://schemas.openxmlformats.org/markup-compatibility/2006" xmlns:aink="http://schemas.microsoft.com/office/drawing/2016/ink" xmlns:am3d="http://schemas.microsoft.com/office/drawing/2017/model3d" xmlns:o="urn:schemas-microsoft-com:office:office" xmlns:oel="http://schemas.microsoft.com/office/2019/extlst" xmlns:r="http://schemas.openxmlformats.org/officeDocument/2006/relationships" xmlns:m="http://schemas.openxmlformats.org/officeDocument/2006/math" xmlns:v="urn:schemas-microsoft-com:vml" xmlns:wp14="http://schemas.microsoft.com/office/word/2010/wordprocessingDrawing" xmlns:wp="http://schemas.openxmlformats.org/drawingml/2006/wordprocessingDrawing" xmlns:w10="urn:schemas-microsoft-com:office:word" xmlns:w="http://schemas.openxmlformats.org/wordprocessingml/2006/main" xmlns:w14="http://schemas.microsoft.com/office/word/2010/wordml" xmlns:w15="http://schemas.microsoft.com/office/word/2012/wordml" xmlns:w16cex="http://schemas.microsoft.com/office/word/2018/wordml/cex" xmlns:w16cid="http://schemas.microsoft.com/office/word/2016/wordml/cid" xmlns:w16="http://schemas.microsoft.com/office/word/2018/wordml" xmlns:w16sdtdh="http://schemas.microsoft.com/office/word/2020/wordml/sdtdatahash" xmlns:w16se="http://schemas.microsoft.com/office/word/2015/wordml/symex" xmlns:wpg="http://schemas.microsoft.com/office/word/2010/wordprocessingGroup" xmlns:wpi="http://schemas.microsoft.com/office/word/2010/wordprocessingInk" xmlns:wne="http://schemas.microsoft.com/office/word/2006/wordml" xmlns:wps="http://schemas.microsoft.com/office/word/2010/wordprocessingShape" mc:Ignorable="w14 w15 w16se w16cid w16 w16cex w16sdtdh wp14">
   <w:footnote w:type="separator" w:id="-1">
     <w:p>
@@ -11222,7 +9935,7 @@
 </w:footnotes>
 </file>
 
-<file path=word\header1.xml><?xml version="1.0" encoding="utf-8"?>
+<file path=word/header1.xml><?xml version="1.0" encoding="utf-8"?>
 <w:hdr xmlns:wpc="http://schemas.microsoft.com/office/word/2010/wordprocessingCanvas" xmlns:cx="http://schemas.microsoft.com/office/drawing/2014/chartex" xmlns:cx1="http://schemas.microsoft.com/office/drawing/2015/9/8/chartex" xmlns:cx2="http://schemas.microsoft.com/office/drawing/2015/10/21/chartex" xmlns:cx3="http://schemas.microsoft.com/office/drawing/2016/5/9/chartex" xmlns:cx4="http://schemas.microsoft.com/office/drawing/2016/5/10/chartex" xmlns:cx5="http://schemas.microsoft.com/office/drawing/2016/5/11/chartex" xmlns:cx6="http://schemas.microsoft.com/office/drawing/2016/5/12/chartex" xmlns:cx7="http://schemas.microsoft.com/office/drawing/2016/5/13/chartex" xmlns:cx8="http://schemas.microsoft.com/office/drawing/2016/5/14/chartex" xmlns:mc="http://schemas.openxmlformats.org/markup-compatibility/2006" xmlns:aink="http://schemas.microsoft.com/office/drawing/2016/ink" xmlns:am3d="http://schemas.microsoft.com/office/drawing/2017/model3d" xmlns:o="urn:schemas-microsoft-com:office:office" xmlns:oel="http://schemas.microsoft.com/office/2019/extlst" xmlns:r="http://schemas.openxmlformats.org/officeDocument/2006/relationships" xmlns:m="http://schemas.openxmlformats.org/officeDocument/2006/math" xmlns:v="urn:schemas-microsoft-com:vml" xmlns:wp14="http://schemas.microsoft.com/office/word/2010/wordprocessingDrawing" xmlns:wp="http://schemas.openxmlformats.org/drawingml/2006/wordprocessingDrawing" xmlns:w10="urn:schemas-microsoft-com:office:word" xmlns:w="http://schemas.openxmlformats.org/wordprocessingml/2006/main" xmlns:w14="http://schemas.microsoft.com/office/word/2010/wordml" xmlns:w15="http://schemas.microsoft.com/office/word/2012/wordml" xmlns:w16cex="http://schemas.microsoft.com/office/word/2018/wordml/cex" xmlns:w16cid="http://schemas.microsoft.com/office/word/2016/wordml/cid" xmlns:w16="http://schemas.microsoft.com/office/word/2018/wordml" xmlns:w16sdtdh="http://schemas.microsoft.com/office/word/2020/wordml/sdtdatahash" xmlns:w16se="http://schemas.microsoft.com/office/word/2015/wordml/symex" xmlns:wpg="http://schemas.microsoft.com/office/word/2010/wordprocessingGroup" xmlns:wpi="http://schemas.microsoft.com/office/word/2010/wordprocessingInk" xmlns:wne="http://schemas.microsoft.com/office/word/2006/wordml" xmlns:wps="http://schemas.microsoft.com/office/word/2010/wordprocessingShape" mc:Ignorable="w14 w15 w16se w16cid w16 w16cex w16sdtdh wp14">
   <w:p>
     <w:pPr>
@@ -11232,7 +9945,7 @@
 </w:hdr>
 </file>
 
-<file path=word\header2.xml><?xml version="1.0" encoding="utf-8"?>
+<file path=word/header2.xml><?xml version="1.0" encoding="utf-8"?>
 <w:hdr xmlns:wpc="http://schemas.microsoft.com/office/word/2010/wordprocessingCanvas" xmlns:cx="http://schemas.microsoft.com/office/drawing/2014/chartex" xmlns:cx1="http://schemas.microsoft.com/office/drawing/2015/9/8/chartex" xmlns:cx2="http://schemas.microsoft.com/office/drawing/2015/10/21/chartex" xmlns:cx3="http://schemas.microsoft.com/office/drawing/2016/5/9/chartex" xmlns:cx4="http://schemas.microsoft.com/office/drawing/2016/5/10/chartex" xmlns:cx5="http://schemas.microsoft.com/office/drawing/2016/5/11/chartex" xmlns:cx6="http://schemas.microsoft.com/office/drawing/2016/5/12/chartex" xmlns:cx7="http://schemas.microsoft.com/office/drawing/2016/5/13/chartex" xmlns:cx8="http://schemas.microsoft.com/office/drawing/2016/5/14/chartex" xmlns:mc="http://schemas.openxmlformats.org/markup-compatibility/2006" xmlns:aink="http://schemas.microsoft.com/office/drawing/2016/ink" xmlns:am3d="http://schemas.microsoft.com/office/drawing/2017/model3d" xmlns:o="urn:schemas-microsoft-com:office:office" xmlns:oel="http://schemas.microsoft.com/office/2019/extlst" xmlns:r="http://schemas.openxmlformats.org/officeDocument/2006/relationships" xmlns:m="http://schemas.openxmlformats.org/officeDocument/2006/math" xmlns:v="urn:schemas-microsoft-com:vml" xmlns:wp14="http://schemas.microsoft.com/office/word/2010/wordprocessingDrawing" xmlns:wp="http://schemas.openxmlformats.org/drawingml/2006/wordprocessingDrawing" xmlns:w10="urn:schemas-microsoft-com:office:word" xmlns:w="http://schemas.openxmlformats.org/wordprocessingml/2006/main" xmlns:w14="http://schemas.microsoft.com/office/word/2010/wordml" xmlns:w15="http://schemas.microsoft.com/office/word/2012/wordml" xmlns:w16cex="http://schemas.microsoft.com/office/word/2018/wordml/cex" xmlns:w16cid="http://schemas.microsoft.com/office/word/2016/wordml/cid" xmlns:w16="http://schemas.microsoft.com/office/word/2018/wordml" xmlns:w16sdtdh="http://schemas.microsoft.com/office/word/2020/wordml/sdtdatahash" xmlns:w16se="http://schemas.microsoft.com/office/word/2015/wordml/symex" xmlns:wpg="http://schemas.microsoft.com/office/word/2010/wordprocessingGroup" xmlns:wpi="http://schemas.microsoft.com/office/word/2010/wordprocessingInk" xmlns:wne="http://schemas.microsoft.com/office/word/2006/wordml" xmlns:wps="http://schemas.microsoft.com/office/word/2010/wordprocessingShape" mc:Ignorable="w14 w15 w16se w16cid w16 w16cex w16sdtdh wp14">
   <w:p>
     <w:pPr>
@@ -11242,7 +9955,7 @@
 </w:hdr>
 </file>
 
-<file path=word\header3.xml><?xml version="1.0" encoding="utf-8"?>
+<file path=word/header3.xml><?xml version="1.0" encoding="utf-8"?>
 <w:hdr xmlns:wpc="http://schemas.microsoft.com/office/word/2010/wordprocessingCanvas" xmlns:cx="http://schemas.microsoft.com/office/drawing/2014/chartex" xmlns:cx1="http://schemas.microsoft.com/office/drawing/2015/9/8/chartex" xmlns:cx2="http://schemas.microsoft.com/office/drawing/2015/10/21/chartex" xmlns:cx3="http://schemas.microsoft.com/office/drawing/2016/5/9/chartex" xmlns:cx4="http://schemas.microsoft.com/office/drawing/2016/5/10/chartex" xmlns:cx5="http://schemas.microsoft.com/office/drawing/2016/5/11/chartex" xmlns:cx6="http://schemas.microsoft.com/office/drawing/2016/5/12/chartex" xmlns:cx7="http://schemas.microsoft.com/office/drawing/2016/5/13/chartex" xmlns:cx8="http://schemas.microsoft.com/office/drawing/2016/5/14/chartex" xmlns:mc="http://schemas.openxmlformats.org/markup-compatibility/2006" xmlns:aink="http://schemas.microsoft.com/office/drawing/2016/ink" xmlns:am3d="http://schemas.microsoft.com/office/drawing/2017/model3d" xmlns:o="urn:schemas-microsoft-com:office:office" xmlns:oel="http://schemas.microsoft.com/office/2019/extlst" xmlns:r="http://schemas.openxmlformats.org/officeDocument/2006/relationships" xmlns:m="http://schemas.openxmlformats.org/officeDocument/2006/math" xmlns:v="urn:schemas-microsoft-com:vml" xmlns:wp14="http://schemas.microsoft.com/office/word/2010/wordprocessingDrawing" xmlns:wp="http://schemas.openxmlformats.org/drawingml/2006/wordprocessingDrawing" xmlns:w10="urn:schemas-microsoft-com:office:word" xmlns:w="http://schemas.openxmlformats.org/wordprocessingml/2006/main" xmlns:w14="http://schemas.microsoft.com/office/word/2010/wordml" xmlns:w15="http://schemas.microsoft.com/office/word/2012/wordml" xmlns:w16cex="http://schemas.microsoft.com/office/word/2018/wordml/cex" xmlns:w16cid="http://schemas.microsoft.com/office/word/2016/wordml/cid" xmlns:w16="http://schemas.microsoft.com/office/word/2018/wordml" xmlns:w16sdtdh="http://schemas.microsoft.com/office/word/2020/wordml/sdtdatahash" xmlns:w16se="http://schemas.microsoft.com/office/word/2015/wordml/symex" xmlns:wpg="http://schemas.microsoft.com/office/word/2010/wordprocessingGroup" xmlns:wpi="http://schemas.microsoft.com/office/word/2010/wordprocessingInk" xmlns:wne="http://schemas.microsoft.com/office/word/2006/wordml" xmlns:wps="http://schemas.microsoft.com/office/word/2010/wordprocessingShape" mc:Ignorable="w14 w15 w16se w16cid w16 w16cex w16sdtdh wp14">
   <w:p>
     <w:pPr>
@@ -11252,7 +9965,7 @@
 </w:hdr>
 </file>
 
-<file path=word\numbering.xml><?xml version="1.0" encoding="utf-8"?>
+<file path=word/numbering.xml><?xml version="1.0" encoding="utf-8"?>
 <w:numbering xmlns:wpc="http://schemas.microsoft.com/office/word/2010/wordprocessingCanvas" xmlns:cx="http://schemas.microsoft.com/office/drawing/2014/chartex" xmlns:cx1="http://schemas.microsoft.com/office/drawing/2015/9/8/chartex" xmlns:cx2="http://schemas.microsoft.com/office/drawing/2015/10/21/chartex" xmlns:cx3="http://schemas.microsoft.com/office/drawing/2016/5/9/chartex" xmlns:cx4="http://schemas.microsoft.com/office/drawing/2016/5/10/chartex" xmlns:cx5="http://schemas.microsoft.com/office/drawing/2016/5/11/chartex" xmlns:cx6="http://schemas.microsoft.com/office/drawing/2016/5/12/chartex" xmlns:cx7="http://schemas.microsoft.com/office/drawing/2016/5/13/chartex" xmlns:cx8="http://schemas.microsoft.com/office/drawing/2016/5/14/chartex" xmlns:mc="http://schemas.openxmlformats.org/markup-compatibility/2006" xmlns:aink="http://schemas.microsoft.com/office/drawing/2016/ink" xmlns:am3d="http://schemas.microsoft.com/office/drawing/2017/model3d" xmlns:o="urn:schemas-microsoft-com:office:office" xmlns:oel="http://schemas.microsoft.com/office/2019/extlst" xmlns:r="http://schemas.openxmlformats.org/officeDocument/2006/relationships" xmlns:m="http://schemas.openxmlformats.org/officeDocument/2006/math" xmlns:v="urn:schemas-microsoft-com:vml" xmlns:wp14="http://schemas.microsoft.com/office/word/2010/wordprocessingDrawing" xmlns:wp="http://schemas.openxmlformats.org/drawingml/2006/wordprocessingDrawing" xmlns:w10="urn:schemas-microsoft-com:office:word" xmlns:w="http://schemas.openxmlformats.org/wordprocessingml/2006/main" xmlns:w14="http://schemas.microsoft.com/office/word/2010/wordml" xmlns:w15="http://schemas.microsoft.com/office/word/2012/wordml" xmlns:w16cex="http://schemas.microsoft.com/office/word/2018/wordml/cex" xmlns:w16cid="http://schemas.microsoft.com/office/word/2016/wordml/cid" xmlns:w16="http://schemas.microsoft.com/office/word/2018/wordml" xmlns:w16sdtdh="http://schemas.microsoft.com/office/word/2020/wordml/sdtdatahash" xmlns:w16se="http://schemas.microsoft.com/office/word/2015/wordml/symex" xmlns:wpg="http://schemas.microsoft.com/office/word/2010/wordprocessingGroup" xmlns:wpi="http://schemas.microsoft.com/office/word/2010/wordprocessingInk" xmlns:wne="http://schemas.microsoft.com/office/word/2006/wordml" xmlns:wps="http://schemas.microsoft.com/office/word/2010/wordprocessingShape" mc:Ignorable="w14 w15 w16se w16cid w16 w16cex w16sdtdh wp14">
   <w:abstractNum w:abstractNumId="0" w15:restartNumberingAfterBreak="0">
     <w:nsid w:val="017E7A87"/>
@@ -14071,261 +12784,7 @@
 </w:numbering>
 </file>
 
-<file path=word\settings.xml><?xml version="1.0" encoding="utf-8"?>
-<w:settings xmlns:mc="http://schemas.openxmlformats.org/markup-compatibility/2006" xmlns:o="urn:schemas-microsoft-com:office:office" xmlns:r="http://schemas.openxmlformats.org/officeDocument/2006/relationships" xmlns:m="http://schemas.openxmlformats.org/officeDocument/2006/math" xmlns:v="urn:schemas-microsoft-com:vml" xmlns:w10="urn:schemas-microsoft-com:office:word" xmlns:w="http://schemas.openxmlformats.org/wordprocessingml/2006/main" xmlns:w14="http://schemas.microsoft.com/office/word/2010/wordml" xmlns:w15="http://schemas.microsoft.com/office/word/2012/wordml" xmlns:w16cex="http://schemas.microsoft.com/office/word/2018/wordml/cex" xmlns:w16cid="http://schemas.microsoft.com/office/word/2016/wordml/cid" xmlns:w16="http://schemas.microsoft.com/office/word/2018/wordml" xmlns:w16sdtdh="http://schemas.microsoft.com/office/word/2020/wordml/sdtdatahash" xmlns:w16se="http://schemas.microsoft.com/office/word/2015/wordml/symex" xmlns:sl="http://schemas.openxmlformats.org/schemaLibrary/2006/main" mc:Ignorable="w14 w15 w16se w16cid w16 w16cex w16sdtdh">
-  <w:zoom w:percent="100"/>
-  <w:proofState w:spelling="clean" w:grammar="clean"/>
-  <w:defaultTabStop w:val="720"/>
-  <w:characterSpacingControl w:val="doNotCompress"/>
-  <w:hdrShapeDefaults>
-    <o:shapedefaults v:ext="edit" spidmax="2050"/>
-  </w:hdrShapeDefaults>
-  <w:footnotePr>
-    <w:footnote w:id="-1"/>
-    <w:footnote w:id="0"/>
-  </w:footnotePr>
-  <w:endnotePr>
-    <w:endnote w:id="-1"/>
-    <w:endnote w:id="0"/>
-  </w:endnotePr>
-  <w:compat>
-    <w:compatSetting w:name="compatibilityMode" w:uri="http://schemas.microsoft.com/office/word" w:val="15"/>
-    <w:compatSetting w:name="overrideTableStyleFontSizeAndJustification" w:uri="http://schemas.microsoft.com/office/word" w:val="1"/>
-    <w:compatSetting w:name="enableOpenTypeFeatures" w:uri="http://schemas.microsoft.com/office/word" w:val="1"/>
-    <w:compatSetting w:name="doNotFlipMirrorIndents" w:uri="http://schemas.microsoft.com/office/word" w:val="1"/>
-    <w:compatSetting w:name="differentiateMultirowTableHeaders" w:uri="http://schemas.microsoft.com/office/word" w:val="1"/>
-    <w:compatSetting w:name="useWord2013TrackBottomHyphenation" w:uri="http://schemas.microsoft.com/office/word" w:val="0"/>
-  </w:compat>
-  <w:rsids>
-    <w:rsidRoot w:val="007E0C43"/>
-    <w:rsid w:val="00006079"/>
-    <w:rsid w:val="00012AB5"/>
-    <w:rsid w:val="000248BE"/>
-    <w:rsid w:val="000351CC"/>
-    <w:rsid w:val="0004417F"/>
-    <w:rsid w:val="00054383"/>
-    <w:rsid w:val="000550CE"/>
-    <w:rsid w:val="00057F67"/>
-    <w:rsid w:val="000754CE"/>
-    <w:rsid w:val="000B2C4D"/>
-    <w:rsid w:val="000C4B36"/>
-    <w:rsid w:val="000F1A7E"/>
-    <w:rsid w:val="000F2534"/>
-    <w:rsid w:val="000F7E67"/>
-    <w:rsid w:val="001019CE"/>
-    <w:rsid w:val="00103466"/>
-    <w:rsid w:val="0010751E"/>
-    <w:rsid w:val="00147A39"/>
-    <w:rsid w:val="00187C85"/>
-    <w:rsid w:val="001969DA"/>
-    <w:rsid w:val="001B4E65"/>
-    <w:rsid w:val="001C3F3E"/>
-    <w:rsid w:val="001C4278"/>
-    <w:rsid w:val="001C4945"/>
-    <w:rsid w:val="001C517B"/>
-    <w:rsid w:val="001D5B40"/>
-    <w:rsid w:val="001E2610"/>
-    <w:rsid w:val="001F6F7E"/>
-    <w:rsid w:val="002056E5"/>
-    <w:rsid w:val="00213134"/>
-    <w:rsid w:val="002313EB"/>
-    <w:rsid w:val="002379C4"/>
-    <w:rsid w:val="00240251"/>
-    <w:rsid w:val="002511A1"/>
-    <w:rsid w:val="002666E3"/>
-    <w:rsid w:val="00266C39"/>
-    <w:rsid w:val="002725BE"/>
-    <w:rsid w:val="00275BB9"/>
-    <w:rsid w:val="002B0718"/>
-    <w:rsid w:val="002B4EFB"/>
-    <w:rsid w:val="002C0BC1"/>
-    <w:rsid w:val="002D614D"/>
-    <w:rsid w:val="002F04B8"/>
-    <w:rsid w:val="002F4D77"/>
-    <w:rsid w:val="002F4E05"/>
-    <w:rsid w:val="0030425F"/>
-    <w:rsid w:val="00327DCB"/>
-    <w:rsid w:val="0037584D"/>
-    <w:rsid w:val="003939D9"/>
-    <w:rsid w:val="003A1ABE"/>
-    <w:rsid w:val="003B0428"/>
-    <w:rsid w:val="003B2902"/>
-    <w:rsid w:val="003C005A"/>
-    <w:rsid w:val="003C067A"/>
-    <w:rsid w:val="003D4601"/>
-    <w:rsid w:val="004204AF"/>
-    <w:rsid w:val="00423F3C"/>
-    <w:rsid w:val="004618A9"/>
-    <w:rsid w:val="004741E5"/>
-    <w:rsid w:val="004B4D63"/>
-    <w:rsid w:val="004C0D17"/>
-    <w:rsid w:val="004C53BB"/>
-    <w:rsid w:val="004D1A9D"/>
-    <w:rsid w:val="004D321A"/>
-    <w:rsid w:val="004D3FB1"/>
-    <w:rsid w:val="005021F4"/>
-    <w:rsid w:val="0052575F"/>
-    <w:rsid w:val="005258E0"/>
-    <w:rsid w:val="0053119E"/>
-    <w:rsid w:val="00532A9D"/>
-    <w:rsid w:val="00572073"/>
-    <w:rsid w:val="00592993"/>
-    <w:rsid w:val="005A2FE1"/>
-    <w:rsid w:val="005A6DDA"/>
-    <w:rsid w:val="005A7C9F"/>
-    <w:rsid w:val="005C6313"/>
-    <w:rsid w:val="005D5B6A"/>
-    <w:rsid w:val="00600E5B"/>
-    <w:rsid w:val="00601EEC"/>
-    <w:rsid w:val="006108FE"/>
-    <w:rsid w:val="00614553"/>
-    <w:rsid w:val="006313A9"/>
-    <w:rsid w:val="006A4AAF"/>
-    <w:rsid w:val="006D3FC8"/>
-    <w:rsid w:val="00702C92"/>
-    <w:rsid w:val="00706300"/>
-    <w:rsid w:val="00712737"/>
-    <w:rsid w:val="007174BD"/>
-    <w:rsid w:val="007243F1"/>
-    <w:rsid w:val="00726115"/>
-    <w:rsid w:val="00730284"/>
-    <w:rsid w:val="0074690A"/>
-    <w:rsid w:val="00747F55"/>
-    <w:rsid w:val="00773B0E"/>
-    <w:rsid w:val="00783D56"/>
-    <w:rsid w:val="007920BD"/>
-    <w:rsid w:val="007B5A77"/>
-    <w:rsid w:val="007C21B4"/>
-    <w:rsid w:val="007D11D6"/>
-    <w:rsid w:val="007E0C43"/>
-    <w:rsid w:val="007E513A"/>
-    <w:rsid w:val="007F11BD"/>
-    <w:rsid w:val="007F23C4"/>
-    <w:rsid w:val="007F2552"/>
-    <w:rsid w:val="00817BE9"/>
-    <w:rsid w:val="0083533B"/>
-    <w:rsid w:val="008413FB"/>
-    <w:rsid w:val="00846B12"/>
-    <w:rsid w:val="00854D73"/>
-    <w:rsid w:val="0087201D"/>
-    <w:rsid w:val="00874FC3"/>
-    <w:rsid w:val="008965D7"/>
-    <w:rsid w:val="008A0F0A"/>
-    <w:rsid w:val="008B40B5"/>
-    <w:rsid w:val="008C5714"/>
-    <w:rsid w:val="008D5955"/>
-    <w:rsid w:val="008F227A"/>
-    <w:rsid w:val="008F5E38"/>
-    <w:rsid w:val="009244A4"/>
-    <w:rsid w:val="00932807"/>
-    <w:rsid w:val="00940FD1"/>
-    <w:rsid w:val="00942368"/>
-    <w:rsid w:val="0095546F"/>
-    <w:rsid w:val="00967620"/>
-    <w:rsid w:val="0099459C"/>
-    <w:rsid w:val="009A0850"/>
-    <w:rsid w:val="009B7AB3"/>
-    <w:rsid w:val="009C7987"/>
-    <w:rsid w:val="009F41CD"/>
-    <w:rsid w:val="00A03043"/>
-    <w:rsid w:val="00A0680A"/>
-    <w:rsid w:val="00A16E64"/>
-    <w:rsid w:val="00A42C9A"/>
-    <w:rsid w:val="00A57B96"/>
-    <w:rsid w:val="00A6647F"/>
-    <w:rsid w:val="00A72C08"/>
-    <w:rsid w:val="00AA1B89"/>
-    <w:rsid w:val="00AC6E49"/>
-    <w:rsid w:val="00AE7F8B"/>
-    <w:rsid w:val="00AF2F7E"/>
-    <w:rsid w:val="00B401BB"/>
-    <w:rsid w:val="00B4319F"/>
-    <w:rsid w:val="00B5538D"/>
-    <w:rsid w:val="00B856EA"/>
-    <w:rsid w:val="00BA7736"/>
-    <w:rsid w:val="00BB6B97"/>
-    <w:rsid w:val="00BE37BC"/>
-    <w:rsid w:val="00C3175B"/>
-    <w:rsid w:val="00C33FF3"/>
-    <w:rsid w:val="00C414EA"/>
-    <w:rsid w:val="00C44A75"/>
-    <w:rsid w:val="00C51E43"/>
-    <w:rsid w:val="00C665AA"/>
-    <w:rsid w:val="00C7311F"/>
-    <w:rsid w:val="00C832F7"/>
-    <w:rsid w:val="00C90273"/>
-    <w:rsid w:val="00C944E5"/>
-    <w:rsid w:val="00CA16A6"/>
-    <w:rsid w:val="00CB7A47"/>
-    <w:rsid w:val="00CC03FE"/>
-    <w:rsid w:val="00CC4C0E"/>
-    <w:rsid w:val="00CD4472"/>
-    <w:rsid w:val="00D10C51"/>
-    <w:rsid w:val="00D179D2"/>
-    <w:rsid w:val="00D23CED"/>
-    <w:rsid w:val="00D26BAB"/>
-    <w:rsid w:val="00D31B8E"/>
-    <w:rsid w:val="00D438E9"/>
-    <w:rsid w:val="00D62D67"/>
-    <w:rsid w:val="00D96889"/>
-    <w:rsid w:val="00DA580F"/>
-    <w:rsid w:val="00DA6581"/>
-    <w:rsid w:val="00DC477A"/>
-    <w:rsid w:val="00DE0A9C"/>
-    <w:rsid w:val="00E23742"/>
-    <w:rsid w:val="00E323A4"/>
-    <w:rsid w:val="00E32464"/>
-    <w:rsid w:val="00E50F91"/>
-    <w:rsid w:val="00E53206"/>
-    <w:rsid w:val="00E5514E"/>
-    <w:rsid w:val="00EC1FA6"/>
-    <w:rsid w:val="00ED1BDA"/>
-    <w:rsid w:val="00EE4624"/>
-    <w:rsid w:val="00EF2CDE"/>
-    <w:rsid w:val="00F138E6"/>
-    <w:rsid w:val="00F20208"/>
-    <w:rsid w:val="00F21357"/>
-    <w:rsid w:val="00F407EE"/>
-    <w:rsid w:val="00F417A4"/>
-    <w:rsid w:val="00F44E58"/>
-    <w:rsid w:val="00F5142A"/>
-    <w:rsid w:val="00F63F09"/>
-    <w:rsid w:val="00F70D07"/>
-    <w:rsid w:val="00F7769F"/>
-    <w:rsid w:val="00F83D28"/>
-    <w:rsid w:val="00FC1635"/>
-    <w:rsid w:val="00FE6085"/>
-  </w:rsids>
-  <m:mathPr>
-    <m:mathFont m:val="Cambria Math"/>
-    <m:brkBin m:val="before"/>
-    <m:brkBinSub m:val="--"/>
-    <m:smallFrac m:val="0"/>
-    <m:dispDef/>
-    <m:lMargin m:val="0"/>
-    <m:rMargin m:val="0"/>
-    <m:defJc m:val="centerGroup"/>
-    <m:wrapIndent m:val="1440"/>
-    <m:intLim m:val="subSup"/>
-    <m:naryLim m:val="undOvr"/>
-  </m:mathPr>
-  <w:themeFontLang w:val="en-ID"/>
-  <w:clrSchemeMapping w:bg1="light1" w:t1="dark1" w:bg2="light2" w:t2="dark2" w:accent1="accent1" w:accent2="accent2" w:accent3="accent3" w:accent4="accent4" w:accent5="accent5" w:accent6="accent6" w:hyperlink="hyperlink" w:followedHyperlink="followedHyperlink"/>
-  <w:shapeDefaults>
-    <o:shapedefaults v:ext="edit" spidmax="2050"/>
-    <o:shapelayout v:ext="edit">
-      <o:idmap v:ext="edit" data="2"/>
-    </o:shapelayout>
-  </w:shapeDefaults>
-  <w:decimalSymbol w:val=","/>
-  <w:listSeparator w:val=";"/>
-  <w14:docId w14:val="2B31487E"/>
-  <w15:chartTrackingRefBased/>
-  <w15:docId w15:val="{0459D5B2-3AC9-4BAF-AD32-CB4020914977}"/>
-</w:settings>
-</file>
-
-<file path=word\styles.xml><?xml version="1.0" encoding="utf-8"?>
+<file path=word/styles.xml><?xml version="1.0" encoding="utf-8"?>
 <w:styles xmlns:mc="http://schemas.openxmlformats.org/markup-compatibility/2006" xmlns:r="http://schemas.openxmlformats.org/officeDocument/2006/relationships" xmlns:w="http://schemas.openxmlformats.org/wordprocessingml/2006/main" xmlns:w14="http://schemas.microsoft.com/office/word/2010/wordml" xmlns:w15="http://schemas.microsoft.com/office/word/2012/wordml" xmlns:w16cex="http://schemas.microsoft.com/office/word/2018/wordml/cex" xmlns:w16cid="http://schemas.microsoft.com/office/word/2016/wordml/cid" xmlns:w16="http://schemas.microsoft.com/office/word/2018/wordml" xmlns:w16sdtdh="http://schemas.microsoft.com/office/word/2020/wordml/sdtdatahash" xmlns:w16se="http://schemas.microsoft.com/office/word/2015/wordml/symex" mc:Ignorable="w14 w15 w16se w16cid w16 w16cex w16sdtdh">
   <w:docDefaults>
     <w:rPrDefault>
@@ -14939,7 +13398,7 @@
 </w:styles>
 </file>
 
-<file path=word\theme\theme1.xml><?xml version="1.0" encoding="utf-8"?>
+<file path=word/theme/theme1.xml><?xml version="1.0" encoding="utf-8"?>
 <a:theme xmlns:a="http://schemas.openxmlformats.org/drawingml/2006/main" name="Office Theme">
   <a:themeElements>
     <a:clrScheme name="Office">
@@ -15234,180 +13693,14 @@
 </a:theme>
 </file>
 
-<file path=word\webSettings.xml><?xml version="1.0" encoding="utf-8"?>
-<w:webSettings xmlns:mc="http://schemas.openxmlformats.org/markup-compatibility/2006" xmlns:r="http://schemas.openxmlformats.org/officeDocument/2006/relationships" xmlns:w="http://schemas.openxmlformats.org/wordprocessingml/2006/main" xmlns:w14="http://schemas.microsoft.com/office/word/2010/wordml" xmlns:w15="http://schemas.microsoft.com/office/word/2012/wordml" xmlns:w16cex="http://schemas.microsoft.com/office/word/2018/wordml/cex" xmlns:w16cid="http://schemas.microsoft.com/office/word/2016/wordml/cid" xmlns:w16="http://schemas.microsoft.com/office/word/2018/wordml" xmlns:w16sdtdh="http://schemas.microsoft.com/office/word/2020/wordml/sdtdatahash" xmlns:w16se="http://schemas.microsoft.com/office/word/2015/wordml/symex" mc:Ignorable="w14 w15 w16se w16cid w16 w16cex w16sdtdh">
-  <w:divs>
-    <w:div w:id="369652210">
-      <w:bodyDiv w:val="1"/>
-      <w:marLeft w:val="0"/>
-      <w:marRight w:val="0"/>
-      <w:marTop w:val="0"/>
-      <w:marBottom w:val="0"/>
-      <w:divBdr>
-        <w:top w:val="none" w:sz="0" w:space="0" w:color="auto"/>
-        <w:left w:val="none" w:sz="0" w:space="0" w:color="auto"/>
-        <w:bottom w:val="none" w:sz="0" w:space="0" w:color="auto"/>
-        <w:right w:val="none" w:sz="0" w:space="0" w:color="auto"/>
-      </w:divBdr>
-    </w:div>
-    <w:div w:id="732310634">
-      <w:bodyDiv w:val="1"/>
-      <w:marLeft w:val="0"/>
-      <w:marRight w:val="0"/>
-      <w:marTop w:val="0"/>
-      <w:marBottom w:val="0"/>
-      <w:divBdr>
-        <w:top w:val="none" w:sz="0" w:space="0" w:color="auto"/>
-        <w:left w:val="none" w:sz="0" w:space="0" w:color="auto"/>
-        <w:bottom w:val="none" w:sz="0" w:space="0" w:color="auto"/>
-        <w:right w:val="none" w:sz="0" w:space="0" w:color="auto"/>
-      </w:divBdr>
-    </w:div>
-    <w:div w:id="872881931">
-      <w:bodyDiv w:val="1"/>
-      <w:marLeft w:val="0"/>
-      <w:marRight w:val="0"/>
-      <w:marTop w:val="0"/>
-      <w:marBottom w:val="0"/>
-      <w:divBdr>
-        <w:top w:val="none" w:sz="0" w:space="0" w:color="auto"/>
-        <w:left w:val="none" w:sz="0" w:space="0" w:color="auto"/>
-        <w:bottom w:val="none" w:sz="0" w:space="0" w:color="auto"/>
-        <w:right w:val="none" w:sz="0" w:space="0" w:color="auto"/>
-      </w:divBdr>
-    </w:div>
-    <w:div w:id="875891510">
-      <w:bodyDiv w:val="1"/>
-      <w:marLeft w:val="0"/>
-      <w:marRight w:val="0"/>
-      <w:marTop w:val="0"/>
-      <w:marBottom w:val="0"/>
-      <w:divBdr>
-        <w:top w:val="none" w:sz="0" w:space="0" w:color="auto"/>
-        <w:left w:val="none" w:sz="0" w:space="0" w:color="auto"/>
-        <w:bottom w:val="none" w:sz="0" w:space="0" w:color="auto"/>
-        <w:right w:val="none" w:sz="0" w:space="0" w:color="auto"/>
-      </w:divBdr>
-    </w:div>
-    <w:div w:id="882324686">
-      <w:bodyDiv w:val="1"/>
-      <w:marLeft w:val="0"/>
-      <w:marRight w:val="0"/>
-      <w:marTop w:val="0"/>
-      <w:marBottom w:val="0"/>
-      <w:divBdr>
-        <w:top w:val="none" w:sz="0" w:space="0" w:color="auto"/>
-        <w:left w:val="none" w:sz="0" w:space="0" w:color="auto"/>
-        <w:bottom w:val="none" w:sz="0" w:space="0" w:color="auto"/>
-        <w:right w:val="none" w:sz="0" w:space="0" w:color="auto"/>
-      </w:divBdr>
-    </w:div>
-    <w:div w:id="889732518">
-      <w:bodyDiv w:val="1"/>
-      <w:marLeft w:val="0"/>
-      <w:marRight w:val="0"/>
-      <w:marTop w:val="0"/>
-      <w:marBottom w:val="0"/>
-      <w:divBdr>
-        <w:top w:val="none" w:sz="0" w:space="0" w:color="auto"/>
-        <w:left w:val="none" w:sz="0" w:space="0" w:color="auto"/>
-        <w:bottom w:val="none" w:sz="0" w:space="0" w:color="auto"/>
-        <w:right w:val="none" w:sz="0" w:space="0" w:color="auto"/>
-      </w:divBdr>
-    </w:div>
-    <w:div w:id="1016737439">
-      <w:bodyDiv w:val="1"/>
-      <w:marLeft w:val="0"/>
-      <w:marRight w:val="0"/>
-      <w:marTop w:val="0"/>
-      <w:marBottom w:val="0"/>
-      <w:divBdr>
-        <w:top w:val="none" w:sz="0" w:space="0" w:color="auto"/>
-        <w:left w:val="none" w:sz="0" w:space="0" w:color="auto"/>
-        <w:bottom w:val="none" w:sz="0" w:space="0" w:color="auto"/>
-        <w:right w:val="none" w:sz="0" w:space="0" w:color="auto"/>
-      </w:divBdr>
-    </w:div>
-    <w:div w:id="1038745694">
-      <w:bodyDiv w:val="1"/>
-      <w:marLeft w:val="0"/>
-      <w:marRight w:val="0"/>
-      <w:marTop w:val="0"/>
-      <w:marBottom w:val="0"/>
-      <w:divBdr>
-        <w:top w:val="none" w:sz="0" w:space="0" w:color="auto"/>
-        <w:left w:val="none" w:sz="0" w:space="0" w:color="auto"/>
-        <w:bottom w:val="none" w:sz="0" w:space="0" w:color="auto"/>
-        <w:right w:val="none" w:sz="0" w:space="0" w:color="auto"/>
-      </w:divBdr>
-    </w:div>
-    <w:div w:id="1191457315">
-      <w:bodyDiv w:val="1"/>
-      <w:marLeft w:val="0"/>
-      <w:marRight w:val="0"/>
-      <w:marTop w:val="0"/>
-      <w:marBottom w:val="0"/>
-      <w:divBdr>
-        <w:top w:val="none" w:sz="0" w:space="0" w:color="auto"/>
-        <w:left w:val="none" w:sz="0" w:space="0" w:color="auto"/>
-        <w:bottom w:val="none" w:sz="0" w:space="0" w:color="auto"/>
-        <w:right w:val="none" w:sz="0" w:space="0" w:color="auto"/>
-      </w:divBdr>
-    </w:div>
-    <w:div w:id="1283726794">
-      <w:bodyDiv w:val="1"/>
-      <w:marLeft w:val="0"/>
-      <w:marRight w:val="0"/>
-      <w:marTop w:val="0"/>
-      <w:marBottom w:val="0"/>
-      <w:divBdr>
-        <w:top w:val="none" w:sz="0" w:space="0" w:color="auto"/>
-        <w:left w:val="none" w:sz="0" w:space="0" w:color="auto"/>
-        <w:bottom w:val="none" w:sz="0" w:space="0" w:color="auto"/>
-        <w:right w:val="none" w:sz="0" w:space="0" w:color="auto"/>
-      </w:divBdr>
-    </w:div>
-    <w:div w:id="1640259069">
-      <w:bodyDiv w:val="1"/>
-      <w:marLeft w:val="0"/>
-      <w:marRight w:val="0"/>
-      <w:marTop w:val="0"/>
-      <w:marBottom w:val="0"/>
-      <w:divBdr>
-        <w:top w:val="none" w:sz="0" w:space="0" w:color="auto"/>
-        <w:left w:val="none" w:sz="0" w:space="0" w:color="auto"/>
-        <w:bottom w:val="none" w:sz="0" w:space="0" w:color="auto"/>
-        <w:right w:val="none" w:sz="0" w:space="0" w:color="auto"/>
-      </w:divBdr>
-    </w:div>
-    <w:div w:id="1872109267">
-      <w:bodyDiv w:val="1"/>
-      <w:marLeft w:val="0"/>
-      <w:marRight w:val="0"/>
-      <w:marTop w:val="0"/>
-      <w:marBottom w:val="0"/>
-      <w:divBdr>
-        <w:top w:val="none" w:sz="0" w:space="0" w:color="auto"/>
-        <w:left w:val="none" w:sz="0" w:space="0" w:color="auto"/>
-        <w:bottom w:val="none" w:sz="0" w:space="0" w:color="auto"/>
-        <w:right w:val="none" w:sz="0" w:space="0" w:color="auto"/>
-      </w:divBdr>
-    </w:div>
-    <w:div w:id="2076781062">
-      <w:bodyDiv w:val="1"/>
-      <w:marLeft w:val="0"/>
-      <w:marRight w:val="0"/>
-      <w:marTop w:val="0"/>
-      <w:marBottom w:val="0"/>
-      <w:divBdr>
-        <w:top w:val="none" w:sz="0" w:space="0" w:color="auto"/>
-        <w:left w:val="none" w:sz="0" w:space="0" w:color="auto"/>
-        <w:bottom w:val="none" w:sz="0" w:space="0" w:color="auto"/>
-        <w:right w:val="none" w:sz="0" w:space="0" w:color="auto"/>
-      </w:divBdr>
-    </w:div>
-  </w:divs>
-  <w:optimizeForBrowser/>
-  <w:allowPNG/>
-</w:webSettings>
+<file path=customXml/item1.xml><?xml version="1.0" encoding="utf-8"?>
+<b:Sources xmlns:b="http://schemas.openxmlformats.org/officeDocument/2006/bibliography" xmlns="http://schemas.openxmlformats.org/officeDocument/2006/bibliography" SelectedStyle="\APASixthEditionOfficeOnline.xsl" StyleName="APA" Version="6"/>
+</file>
+
+<file path=customXml/itemProps1.xml><?xml version="1.0" encoding="utf-8"?>
+<ds:datastoreItem xmlns:ds="http://schemas.openxmlformats.org/officeDocument/2006/customXml" ds:itemID="{B615DB67-A573-4DB4-9DE4-20F26C2E1A2D}">
+  <ds:schemaRefs>
+    <ds:schemaRef ds:uri="http://schemas.openxmlformats.org/officeDocument/2006/bibliography"/>
+  </ds:schemaRefs>
+</ds:datastoreItem>
 </file>
--- a/public/templates-bap/bap-perumahan.docx
+++ b/public/templates-bap/bap-perumahan.docx
@@ -44,7 +44,7 @@
                 <w:lang w:val="en-US"/>
               </w:rPr>
               <w:drawing>
-                <wp:anchor distT="0" distB="0" distL="114300" distR="114300" simplePos="0" relativeHeight="251658752" behindDoc="0" locked="0" layoutInCell="1" allowOverlap="1" wp14:anchorId="069080DA" wp14:editId="24AD791D">
+                <wp:anchor distT="0" distB="0" distL="114300" distR="114300" simplePos="0" relativeHeight="251658752" behindDoc="0" locked="0" layoutInCell="1" allowOverlap="1" wp14:anchorId="069080DA" wp14:editId="3CC2EBC2">
                   <wp:simplePos x="0" y="0"/>
                   <wp:positionH relativeFrom="column">
                     <wp:posOffset>68580</wp:posOffset>
@@ -165,107 +165,23 @@
                 <w:rFonts w:ascii="Arial" w:hAnsi="Arial" w:cs="Arial"/>
                 <w:lang w:val="en-US"/>
               </w:rPr>
-              <w:t xml:space="preserve">Jl. </w:t>
-            </w:r>
-            <w:r>
+              <w:t>Jl. Ronggowarsito No.18b, Sragen Wetan, Sragen, Jawa Tengah</w:t>
+            </w:r>
+          </w:p>
+          <w:p>
+            <w:pPr>
+              <w:jc w:val="center"/>
               <w:rPr>
                 <w:rFonts w:ascii="Arial" w:hAnsi="Arial" w:cs="Arial"/>
                 <w:lang w:val="en-US"/>
               </w:rPr>
-              <w:t>Ronggowarsito</w:t>
-            </w:r>
+            </w:pPr>
             <w:r>
               <w:rPr>
                 <w:rFonts w:ascii="Arial" w:hAnsi="Arial" w:cs="Arial"/>
                 <w:lang w:val="en-US"/>
               </w:rPr>
-              <w:t xml:space="preserve"> No.18b, </w:t>
-            </w:r>
-            <w:r>
-              <w:rPr>
-                <w:rFonts w:ascii="Arial" w:hAnsi="Arial" w:cs="Arial"/>
-                <w:lang w:val="en-US"/>
-              </w:rPr>
-              <w:t>Sragen</w:t>
-            </w:r>
-            <w:r>
-              <w:rPr>
-                <w:rFonts w:ascii="Arial" w:hAnsi="Arial" w:cs="Arial"/>
-                <w:lang w:val="en-US"/>
-              </w:rPr>
-              <w:t xml:space="preserve"> </w:t>
-            </w:r>
-            <w:r>
-              <w:rPr>
-                <w:rFonts w:ascii="Arial" w:hAnsi="Arial" w:cs="Arial"/>
-                <w:lang w:val="en-US"/>
-              </w:rPr>
-              <w:t>Wetan</w:t>
-            </w:r>
-            <w:r>
-              <w:rPr>
-                <w:rFonts w:ascii="Arial" w:hAnsi="Arial" w:cs="Arial"/>
-                <w:lang w:val="en-US"/>
-              </w:rPr>
-              <w:t xml:space="preserve">, </w:t>
-            </w:r>
-            <w:r>
-              <w:rPr>
-                <w:rFonts w:ascii="Arial" w:hAnsi="Arial" w:cs="Arial"/>
-                <w:lang w:val="en-US"/>
-              </w:rPr>
-              <w:t>Sragen</w:t>
-            </w:r>
-            <w:r>
-              <w:rPr>
-                <w:rFonts w:ascii="Arial" w:hAnsi="Arial" w:cs="Arial"/>
-                <w:lang w:val="en-US"/>
-              </w:rPr>
-              <w:t xml:space="preserve">, </w:t>
-            </w:r>
-            <w:r>
-              <w:rPr>
-                <w:rFonts w:ascii="Arial" w:hAnsi="Arial" w:cs="Arial"/>
-                <w:lang w:val="en-US"/>
-              </w:rPr>
-              <w:t>Jawa</w:t>
-            </w:r>
-            <w:r>
-              <w:rPr>
-                <w:rFonts w:ascii="Arial" w:hAnsi="Arial" w:cs="Arial"/>
-                <w:lang w:val="en-US"/>
-              </w:rPr>
-              <w:t xml:space="preserve"> Tengah</w:t>
-            </w:r>
-          </w:p>
-          <w:p>
-            <w:pPr>
-              <w:jc w:val="center"/>
-              <w:rPr>
-                <w:rFonts w:ascii="Arial" w:hAnsi="Arial" w:cs="Arial"/>
-                <w:lang w:val="en-US"/>
-              </w:rPr>
-            </w:pPr>
-            <w:r>
-              <w:rPr>
-                <w:rFonts w:ascii="Arial" w:hAnsi="Arial" w:cs="Arial"/>
-                <w:lang w:val="en-US"/>
-              </w:rPr>
-              <w:t xml:space="preserve">Telp. (0271) </w:t>
-            </w:r>
-            <w:r>
-              <w:rPr>
-                <w:rFonts w:ascii="Arial" w:hAnsi="Arial" w:cs="Arial"/>
-                <w:lang w:val="en-US"/>
-              </w:rPr>
-              <w:t>891136  Email</w:t>
-            </w:r>
-            <w:r>
-              <w:rPr>
-                <w:rFonts w:ascii="Arial" w:hAnsi="Arial" w:cs="Arial"/>
-                <w:lang w:val="en-US"/>
-              </w:rPr>
-              <w:t xml:space="preserve"> : dlhsragenkab@gmail.com</w:t>
+              <w:t>Telp. (0271) 891136  Email : dlhsragenkab@gmail.com</w:t>
             </w:r>
           </w:p>
           <w:p>
@@ -357,15 +273,7 @@
           <w:sz w:val="24"/>
           <w:szCs w:val="24"/>
         </w:rPr>
-        <w:t>Nomor</w:t>
-      </w:r>
-      <w:r>
-        <w:rPr>
-          <w:rFonts w:ascii="Arial Nova Cond" w:hAnsi="Arial Nova Cond"/>
-          <w:sz w:val="24"/>
-          <w:szCs w:val="24"/>
-        </w:rPr>
-        <w:t>: 600.4/         /BAP/17/</w:t>
+        <w:t>Nomor: 600.4/         /BAP/17/</w:t>
       </w:r>
       <w:r>
         <w:rPr>
@@ -403,71 +311,7 @@
           <w:sz w:val="24"/>
           <w:szCs w:val="24"/>
         </w:rPr>
-        <w:t xml:space="preserve">Pada </w:t>
-      </w:r>
-      <w:r>
-        <w:rPr>
-          <w:rFonts w:ascii="Arial Nova Cond" w:hAnsi="Arial Nova Cond"/>
-          <w:sz w:val="24"/>
-          <w:szCs w:val="24"/>
-        </w:rPr>
-        <w:t>hari</w:t>
-      </w:r>
-      <w:r>
-        <w:rPr>
-          <w:rFonts w:ascii="Arial Nova Cond" w:hAnsi="Arial Nova Cond"/>
-          <w:sz w:val="24"/>
-          <w:szCs w:val="24"/>
-        </w:rPr>
-        <w:t xml:space="preserve"> </w:t>
-      </w:r>
-      <w:r>
-        <w:rPr>
-          <w:rFonts w:ascii="Arial Nova Cond" w:hAnsi="Arial Nova Cond"/>
-          <w:sz w:val="24"/>
-          <w:szCs w:val="24"/>
-        </w:rPr>
-        <w:t>ini</w:t>
-      </w:r>
-      <w:r>
-        <w:rPr>
-          <w:rFonts w:ascii="Arial Nova Cond" w:hAnsi="Arial Nova Cond"/>
-          <w:sz w:val="24"/>
-          <w:szCs w:val="24"/>
-        </w:rPr>
-        <w:t xml:space="preserve"> {hari_ini_nama}, </w:t>
-      </w:r>
-      <w:r>
-        <w:rPr>
-          <w:rFonts w:ascii="Arial Nova Cond" w:hAnsi="Arial Nova Cond"/>
-          <w:sz w:val="24"/>
-          <w:szCs w:val="24"/>
-        </w:rPr>
-        <w:t>tanggal</w:t>
-      </w:r>
-      <w:r>
-        <w:rPr>
-          <w:rFonts w:ascii="Arial Nova Cond" w:hAnsi="Arial Nova Cond"/>
-          <w:sz w:val="24"/>
-          <w:szCs w:val="24"/>
-        </w:rPr>
-        <w:t xml:space="preserve"> {hari_ini_tanggal_terbilang} </w:t>
-      </w:r>
-      <w:r>
-        <w:rPr>
-          <w:rFonts w:ascii="Arial Nova Cond" w:hAnsi="Arial Nova Cond"/>
-          <w:sz w:val="24"/>
-          <w:szCs w:val="24"/>
-        </w:rPr>
-        <w:t>bulan</w:t>
-      </w:r>
-      <w:r>
-        <w:rPr>
-          <w:rFonts w:ascii="Arial Nova Cond" w:hAnsi="Arial Nova Cond"/>
-          <w:sz w:val="24"/>
-          <w:szCs w:val="24"/>
-        </w:rPr>
-        <w:t xml:space="preserve"> {hari_ini_bulan}</w:t>
+        <w:t>Pada hari ini {hari_ini_nama}, tanggal {hari_ini_tanggal_terbilang} bulan {hari_ini_bulan}</w:t>
       </w:r>
       <w:r>
         <w:rPr>
@@ -485,15 +329,7 @@
           <w:sz w:val="24"/>
           <w:szCs w:val="24"/>
         </w:rPr>
-        <w:t>tahun</w:t>
-      </w:r>
-      <w:r>
-        <w:rPr>
-          <w:rFonts w:ascii="Arial Nova Cond" w:hAnsi="Arial Nova Cond"/>
-          <w:sz w:val="24"/>
-          <w:szCs w:val="24"/>
-        </w:rPr>
-        <w:t xml:space="preserve"> {hari_ini_tahun_terbilang}</w:t>
+        <w:t>tahun {hari_ini_tahun_terbilang}</w:t>
       </w:r>
       <w:r>
         <w:rPr>
@@ -511,31 +347,37 @@
           <w:sz w:val="24"/>
           <w:szCs w:val="24"/>
         </w:rPr>
-        <w:t>pukul</w:t>
+        <w:t>pukul {waktu_pengawasan} WIB, di lokasi {nama_badan_usaha_kegiatan}, {alamat_lokasi}, telah dilakukan penandatanganan berita acara pengawasan lingkungan hidup terhadap {nama_badan_usaha_kegiatan} dengan hasil sebagai berikut:</w:t>
       </w:r>
-      <w:r>
+    </w:p>
+    <w:p>
+      <w:pPr>
+        <w:spacing w:after="0" w:line="240" w:lineRule="auto"/>
+        <w:jc w:val="both"/>
         <w:rPr>
           <w:rFonts w:ascii="Arial Nova Cond" w:hAnsi="Arial Nova Cond"/>
           <w:sz w:val="24"/>
           <w:szCs w:val="24"/>
         </w:rPr>
-        <w:t xml:space="preserve"> {waktu_pengawasan} WIB, di </w:t>
-      </w:r>
-      <w:r>
+      </w:pPr>
+    </w:p>
+    <w:p>
+      <w:pPr>
+        <w:spacing w:after="0" w:line="240" w:lineRule="auto"/>
+        <w:jc w:val="both"/>
         <w:rPr>
           <w:rFonts w:ascii="Arial Nova Cond" w:hAnsi="Arial Nova Cond"/>
           <w:sz w:val="24"/>
           <w:szCs w:val="24"/>
         </w:rPr>
-        <w:t>lokasi</w:t>
-      </w:r>
+      </w:pPr>
       <w:r>
         <w:rPr>
           <w:rFonts w:ascii="Arial Nova Cond" w:hAnsi="Arial Nova Cond"/>
           <w:sz w:val="24"/>
           <w:szCs w:val="24"/>
         </w:rPr>
-        <w:t xml:space="preserve"> {nama_badan_usaha_kegiatan}, {alamat_lokasi}, </w:t>
+        <w:t xml:space="preserve">A. Identitas </w:t>
       </w:r>
       <w:r>
         <w:rPr>
@@ -543,7 +385,7 @@
           <w:sz w:val="24"/>
           <w:szCs w:val="24"/>
         </w:rPr>
-        <w:t>telah</w:t>
+        <w:t>Tim</w:t>
       </w:r>
       <w:r>
         <w:rPr>
@@ -551,285 +393,7 @@
           <w:sz w:val="24"/>
           <w:szCs w:val="24"/>
         </w:rPr>
-        <w:t xml:space="preserve"> </w:t>
-      </w:r>
-      <w:r>
-        <w:rPr>
-          <w:rFonts w:ascii="Arial Nova Cond" w:hAnsi="Arial Nova Cond"/>
-          <w:sz w:val="24"/>
-          <w:szCs w:val="24"/>
-        </w:rPr>
-        <w:t>dilakukan</w:t>
-      </w:r>
-      <w:r>
-        <w:rPr>
-          <w:rFonts w:ascii="Arial Nova Cond" w:hAnsi="Arial Nova Cond"/>
-          <w:sz w:val="24"/>
-          <w:szCs w:val="24"/>
-        </w:rPr>
-        <w:t xml:space="preserve"> </w:t>
-      </w:r>
-      <w:r>
-        <w:rPr>
-          <w:rFonts w:ascii="Arial Nova Cond" w:hAnsi="Arial Nova Cond"/>
-          <w:sz w:val="24"/>
-          <w:szCs w:val="24"/>
-        </w:rPr>
-        <w:t>penandatanganan</w:t>
-      </w:r>
-      <w:r>
-        <w:rPr>
-          <w:rFonts w:ascii="Arial Nova Cond" w:hAnsi="Arial Nova Cond"/>
-          <w:sz w:val="24"/>
-          <w:szCs w:val="24"/>
-        </w:rPr>
-        <w:t xml:space="preserve"> </w:t>
-      </w:r>
-      <w:r>
-        <w:rPr>
-          <w:rFonts w:ascii="Arial Nova Cond" w:hAnsi="Arial Nova Cond"/>
-          <w:sz w:val="24"/>
-          <w:szCs w:val="24"/>
-        </w:rPr>
-        <w:t>berita</w:t>
-      </w:r>
-      <w:r>
-        <w:rPr>
-          <w:rFonts w:ascii="Arial Nova Cond" w:hAnsi="Arial Nova Cond"/>
-          <w:sz w:val="24"/>
-          <w:szCs w:val="24"/>
-        </w:rPr>
-        <w:t xml:space="preserve"> acara </w:t>
-      </w:r>
-      <w:r>
-        <w:rPr>
-          <w:rFonts w:ascii="Arial Nova Cond" w:hAnsi="Arial Nova Cond"/>
-          <w:sz w:val="24"/>
-          <w:szCs w:val="24"/>
-        </w:rPr>
-        <w:t>pengawasan</w:t>
-      </w:r>
-      <w:r>
-        <w:rPr>
-          <w:rFonts w:ascii="Arial Nova Cond" w:hAnsi="Arial Nova Cond"/>
-          <w:sz w:val="24"/>
-          <w:szCs w:val="24"/>
-        </w:rPr>
-        <w:t xml:space="preserve"> </w:t>
-      </w:r>
-      <w:r>
-        <w:rPr>
-          <w:rFonts w:ascii="Arial Nova Cond" w:hAnsi="Arial Nova Cond"/>
-          <w:sz w:val="24"/>
-          <w:szCs w:val="24"/>
-        </w:rPr>
-        <w:t>lingkungan</w:t>
-      </w:r>
-      <w:r>
-        <w:rPr>
-          <w:rFonts w:ascii="Arial Nova Cond" w:hAnsi="Arial Nova Cond"/>
-          <w:sz w:val="24"/>
-          <w:szCs w:val="24"/>
-        </w:rPr>
-        <w:t xml:space="preserve"> </w:t>
-      </w:r>
-      <w:r>
-        <w:rPr>
-          <w:rFonts w:ascii="Arial Nova Cond" w:hAnsi="Arial Nova Cond"/>
-          <w:sz w:val="24"/>
-          <w:szCs w:val="24"/>
-        </w:rPr>
-        <w:t>hidup</w:t>
-      </w:r>
-      <w:r>
-        <w:rPr>
-          <w:rFonts w:ascii="Arial Nova Cond" w:hAnsi="Arial Nova Cond"/>
-          <w:sz w:val="24"/>
-          <w:szCs w:val="24"/>
-        </w:rPr>
-        <w:t xml:space="preserve"> </w:t>
-      </w:r>
-      <w:r>
-        <w:rPr>
-          <w:rFonts w:ascii="Arial Nova Cond" w:hAnsi="Arial Nova Cond"/>
-          <w:sz w:val="24"/>
-          <w:szCs w:val="24"/>
-        </w:rPr>
-        <w:t>terhadap</w:t>
-      </w:r>
-      <w:r>
-        <w:rPr>
-          <w:rFonts w:ascii="Arial Nova Cond" w:hAnsi="Arial Nova Cond"/>
-          <w:sz w:val="24"/>
-          <w:szCs w:val="24"/>
-        </w:rPr>
-        <w:t xml:space="preserve"> {nama_badan_usaha_kegiatan} </w:t>
-      </w:r>
-      <w:r>
-        <w:rPr>
-          <w:rFonts w:ascii="Arial Nova Cond" w:hAnsi="Arial Nova Cond"/>
-          <w:sz w:val="24"/>
-          <w:szCs w:val="24"/>
-        </w:rPr>
-        <w:t>dengan</w:t>
-      </w:r>
-      <w:r>
-        <w:rPr>
-          <w:rFonts w:ascii="Arial Nova Cond" w:hAnsi="Arial Nova Cond"/>
-          <w:sz w:val="24"/>
-          <w:szCs w:val="24"/>
-        </w:rPr>
-        <w:t xml:space="preserve"> </w:t>
-      </w:r>
-      <w:r>
-        <w:rPr>
-          <w:rFonts w:ascii="Arial Nova Cond" w:hAnsi="Arial Nova Cond"/>
-          <w:sz w:val="24"/>
-          <w:szCs w:val="24"/>
-        </w:rPr>
-        <w:t>hasil</w:t>
-      </w:r>
-      <w:r>
-        <w:rPr>
-          <w:rFonts w:ascii="Arial Nova Cond" w:hAnsi="Arial Nova Cond"/>
-          <w:sz w:val="24"/>
-          <w:szCs w:val="24"/>
-        </w:rPr>
-        <w:t xml:space="preserve"> </w:t>
-      </w:r>
-      <w:r>
-        <w:rPr>
-          <w:rFonts w:ascii="Arial Nova Cond" w:hAnsi="Arial Nova Cond"/>
-          <w:sz w:val="24"/>
-          <w:szCs w:val="24"/>
-        </w:rPr>
-        <w:t>sebagai</w:t>
-      </w:r>
-      <w:r>
-        <w:rPr>
-          <w:rFonts w:ascii="Arial Nova Cond" w:hAnsi="Arial Nova Cond"/>
-          <w:sz w:val="24"/>
-          <w:szCs w:val="24"/>
-        </w:rPr>
-        <w:t xml:space="preserve"> </w:t>
-      </w:r>
-      <w:r>
-        <w:rPr>
-          <w:rFonts w:ascii="Arial Nova Cond" w:hAnsi="Arial Nova Cond"/>
-          <w:sz w:val="24"/>
-          <w:szCs w:val="24"/>
-        </w:rPr>
-        <w:t>berikut</w:t>
-      </w:r>
-      <w:r>
-        <w:rPr>
-          <w:rFonts w:ascii="Arial Nova Cond" w:hAnsi="Arial Nova Cond"/>
-          <w:sz w:val="24"/>
-          <w:szCs w:val="24"/>
-        </w:rPr>
-        <w:t>:</w:t>
-      </w:r>
-    </w:p>
-    <w:p>
-      <w:pPr>
-        <w:spacing w:after="0" w:line="240" w:lineRule="auto"/>
-        <w:jc w:val="both"/>
-        <w:rPr>
-          <w:rFonts w:ascii="Arial Nova Cond" w:hAnsi="Arial Nova Cond"/>
-          <w:sz w:val="24"/>
-          <w:szCs w:val="24"/>
-        </w:rPr>
-      </w:pPr>
-    </w:p>
-    <w:p>
-      <w:pPr>
-        <w:spacing w:after="0" w:line="240" w:lineRule="auto"/>
-        <w:jc w:val="both"/>
-        <w:rPr>
-          <w:rFonts w:ascii="Arial Nova Cond" w:hAnsi="Arial Nova Cond"/>
-          <w:sz w:val="24"/>
-          <w:szCs w:val="24"/>
-        </w:rPr>
-      </w:pPr>
-      <w:r>
-        <w:rPr>
-          <w:rFonts w:ascii="Arial Nova Cond" w:hAnsi="Arial Nova Cond"/>
-          <w:sz w:val="24"/>
-          <w:szCs w:val="24"/>
-        </w:rPr>
-        <w:t xml:space="preserve">A. </w:t>
-      </w:r>
-      <w:r>
-        <w:rPr>
-          <w:rFonts w:ascii="Arial Nova Cond" w:hAnsi="Arial Nova Cond"/>
-          <w:sz w:val="24"/>
-          <w:szCs w:val="24"/>
-        </w:rPr>
-        <w:t>Identitas</w:t>
-      </w:r>
-      <w:r>
-        <w:rPr>
-          <w:rFonts w:ascii="Arial Nova Cond" w:hAnsi="Arial Nova Cond"/>
-          <w:sz w:val="24"/>
-          <w:szCs w:val="24"/>
-        </w:rPr>
-        <w:t xml:space="preserve"> </w:t>
-      </w:r>
-      <w:r>
-        <w:rPr>
-          <w:rFonts w:ascii="Arial Nova Cond" w:hAnsi="Arial Nova Cond"/>
-          <w:sz w:val="24"/>
-          <w:szCs w:val="24"/>
-        </w:rPr>
-        <w:t>Tim</w:t>
-      </w:r>
-      <w:r>
-        <w:rPr>
-          <w:rFonts w:ascii="Arial Nova Cond" w:hAnsi="Arial Nova Cond"/>
-          <w:sz w:val="24"/>
-          <w:szCs w:val="24"/>
-        </w:rPr>
-        <w:t xml:space="preserve"> </w:t>
-      </w:r>
-      <w:r>
-        <w:rPr>
-          <w:rFonts w:ascii="Arial Nova Cond" w:hAnsi="Arial Nova Cond"/>
-          <w:sz w:val="24"/>
-          <w:szCs w:val="24"/>
-        </w:rPr>
-        <w:t>Pengawas</w:t>
-      </w:r>
-      <w:r>
-        <w:rPr>
-          <w:rFonts w:ascii="Arial Nova Cond" w:hAnsi="Arial Nova Cond"/>
-          <w:sz w:val="24"/>
-          <w:szCs w:val="24"/>
-        </w:rPr>
-        <w:t xml:space="preserve"> </w:t>
-      </w:r>
-      <w:r>
-        <w:rPr>
-          <w:rFonts w:ascii="Arial Nova Cond" w:hAnsi="Arial Nova Cond"/>
-          <w:sz w:val="24"/>
-          <w:szCs w:val="24"/>
-        </w:rPr>
-        <w:t>Lingkungan</w:t>
-      </w:r>
-      <w:r>
-        <w:rPr>
-          <w:rFonts w:ascii="Arial Nova Cond" w:hAnsi="Arial Nova Cond"/>
-          <w:sz w:val="24"/>
-          <w:szCs w:val="24"/>
-        </w:rPr>
-        <w:t xml:space="preserve"> </w:t>
-      </w:r>
-      <w:r>
-        <w:rPr>
-          <w:rFonts w:ascii="Arial Nova Cond" w:hAnsi="Arial Nova Cond"/>
-          <w:sz w:val="24"/>
-          <w:szCs w:val="24"/>
-        </w:rPr>
-        <w:t>Hidup</w:t>
+        <w:t xml:space="preserve"> Pengawas Lingkungan Hidup</w:t>
       </w:r>
     </w:p>
     <w:tbl>
@@ -945,15 +509,7 @@
                 <w:sz w:val="24"/>
                 <w:szCs w:val="24"/>
               </w:rPr>
-              <w:t>Instansi</w:t>
-            </w:r>
-            <w:r>
-              <w:rPr>
-                <w:rFonts w:ascii="Arial Nova Cond" w:hAnsi="Arial Nova Cond"/>
-                <w:sz w:val="24"/>
-                <w:szCs w:val="24"/>
-              </w:rPr>
-              <w:t xml:space="preserve"> </w:t>
+              <w:t xml:space="preserve">Instansi </w:t>
             </w:r>
           </w:p>
         </w:tc>
@@ -1143,63 +699,7 @@
                 <w:sz w:val="24"/>
                 <w:szCs w:val="24"/>
               </w:rPr>
-              <w:t xml:space="preserve">Dinas </w:t>
-            </w:r>
-            <w:r>
-              <w:rPr>
-                <w:rFonts w:ascii="Arial Nova Cond" w:hAnsi="Arial Nova Cond"/>
-                <w:sz w:val="24"/>
-                <w:szCs w:val="24"/>
-              </w:rPr>
-              <w:t>Lingkungan</w:t>
-            </w:r>
-            <w:r>
-              <w:rPr>
-                <w:rFonts w:ascii="Arial Nova Cond" w:hAnsi="Arial Nova Cond"/>
-                <w:sz w:val="24"/>
-                <w:szCs w:val="24"/>
-              </w:rPr>
-              <w:t xml:space="preserve"> </w:t>
-            </w:r>
-            <w:r>
-              <w:rPr>
-                <w:rFonts w:ascii="Arial Nova Cond" w:hAnsi="Arial Nova Cond"/>
-                <w:sz w:val="24"/>
-                <w:szCs w:val="24"/>
-              </w:rPr>
-              <w:t>Hidup</w:t>
-            </w:r>
-            <w:r>
-              <w:rPr>
-                <w:rFonts w:ascii="Arial Nova Cond" w:hAnsi="Arial Nova Cond"/>
-                <w:sz w:val="24"/>
-                <w:szCs w:val="24"/>
-              </w:rPr>
-              <w:t xml:space="preserve"> </w:t>
-            </w:r>
-            <w:r>
-              <w:rPr>
-                <w:rFonts w:ascii="Arial Nova Cond" w:hAnsi="Arial Nova Cond"/>
-                <w:sz w:val="24"/>
-                <w:szCs w:val="24"/>
-              </w:rPr>
-              <w:t>Kabupaten</w:t>
-            </w:r>
-            <w:r>
-              <w:rPr>
-                <w:rFonts w:ascii="Arial Nova Cond" w:hAnsi="Arial Nova Cond"/>
-                <w:sz w:val="24"/>
-                <w:szCs w:val="24"/>
-              </w:rPr>
-              <w:t xml:space="preserve"> </w:t>
-            </w:r>
-            <w:r>
-              <w:rPr>
-                <w:rFonts w:ascii="Arial Nova Cond" w:hAnsi="Arial Nova Cond"/>
-                <w:sz w:val="24"/>
-                <w:szCs w:val="24"/>
-              </w:rPr>
-              <w:t>Sragen</w:t>
+              <w:t>Dinas Lingkungan Hidup Kabupaten Sragen</w:t>
             </w:r>
           </w:p>
           <w:p>
@@ -1532,23 +1032,7 @@
                 <w:sz w:val="24"/>
                 <w:szCs w:val="24"/>
               </w:rPr>
-              <w:t>Tahun</w:t>
-            </w:r>
-            <w:r>
-              <w:rPr>
-                <w:rFonts w:ascii="Arial Nova Cond" w:hAnsi="Arial Nova Cond"/>
-                <w:sz w:val="24"/>
-                <w:szCs w:val="24"/>
-              </w:rPr>
-              <w:t xml:space="preserve"> </w:t>
-            </w:r>
-            <w:r>
-              <w:rPr>
-                <w:rFonts w:ascii="Arial Nova Cond" w:hAnsi="Arial Nova Cond"/>
-                <w:sz w:val="24"/>
-                <w:szCs w:val="24"/>
-              </w:rPr>
-              <w:t>beroperasi</w:t>
+              <w:t>Tahun beroperasi</w:t>
             </w:r>
           </w:p>
         </w:tc>
@@ -1642,15 +1126,7 @@
                 <w:sz w:val="24"/>
                 <w:szCs w:val="24"/>
               </w:rPr>
-              <w:t xml:space="preserve">Status </w:t>
-            </w:r>
-            <w:r>
-              <w:rPr>
-                <w:rFonts w:ascii="Arial Nova Cond" w:hAnsi="Arial Nova Cond"/>
-                <w:sz w:val="24"/>
-                <w:szCs w:val="24"/>
-              </w:rPr>
-              <w:t>permodalan</w:t>
+              <w:t>Status permodalan</w:t>
             </w:r>
           </w:p>
         </w:tc>
@@ -1744,63 +1220,7 @@
                 <w:sz w:val="24"/>
                 <w:szCs w:val="24"/>
               </w:rPr>
-              <w:t xml:space="preserve">Nama </w:t>
-            </w:r>
-            <w:r>
-              <w:rPr>
-                <w:rFonts w:ascii="Arial Nova Cond" w:hAnsi="Arial Nova Cond"/>
-                <w:sz w:val="24"/>
-                <w:szCs w:val="24"/>
-              </w:rPr>
-              <w:t>penanggung</w:t>
-            </w:r>
-            <w:r>
-              <w:rPr>
-                <w:rFonts w:ascii="Arial Nova Cond" w:hAnsi="Arial Nova Cond"/>
-                <w:sz w:val="24"/>
-                <w:szCs w:val="24"/>
-              </w:rPr>
-              <w:t xml:space="preserve"> </w:t>
-            </w:r>
-            <w:r>
-              <w:rPr>
-                <w:rFonts w:ascii="Arial Nova Cond" w:hAnsi="Arial Nova Cond"/>
-                <w:sz w:val="24"/>
-                <w:szCs w:val="24"/>
-              </w:rPr>
-              <w:t>jawab</w:t>
-            </w:r>
-            <w:r>
-              <w:rPr>
-                <w:rFonts w:ascii="Arial Nova Cond" w:hAnsi="Arial Nova Cond"/>
-                <w:sz w:val="24"/>
-                <w:szCs w:val="24"/>
-              </w:rPr>
-              <w:t xml:space="preserve"> Usaha dan/</w:t>
-            </w:r>
-            <w:r>
-              <w:rPr>
-                <w:rFonts w:ascii="Arial Nova Cond" w:hAnsi="Arial Nova Cond"/>
-                <w:sz w:val="24"/>
-                <w:szCs w:val="24"/>
-              </w:rPr>
-              <w:t>atau</w:t>
-            </w:r>
-            <w:r>
-              <w:rPr>
-                <w:rFonts w:ascii="Arial Nova Cond" w:hAnsi="Arial Nova Cond"/>
-                <w:sz w:val="24"/>
-                <w:szCs w:val="24"/>
-              </w:rPr>
-              <w:t xml:space="preserve"> </w:t>
-            </w:r>
-            <w:r>
-              <w:rPr>
-                <w:rFonts w:ascii="Arial Nova Cond" w:hAnsi="Arial Nova Cond"/>
-                <w:sz w:val="24"/>
-                <w:szCs w:val="24"/>
-              </w:rPr>
-              <w:t>Kegiatan</w:t>
+              <w:t>Nama penanggung jawab Usaha dan/atau Kegiatan</w:t>
             </w:r>
           </w:p>
         </w:tc>
@@ -1894,71 +1314,7 @@
                 <w:sz w:val="24"/>
                 <w:szCs w:val="24"/>
               </w:rPr>
-              <w:t>Jabatan</w:t>
-            </w:r>
-            <w:r>
-              <w:rPr>
-                <w:rFonts w:ascii="Arial Nova Cond" w:hAnsi="Arial Nova Cond"/>
-                <w:sz w:val="24"/>
-                <w:szCs w:val="24"/>
-              </w:rPr>
-              <w:t xml:space="preserve"> </w:t>
-            </w:r>
-            <w:r>
-              <w:rPr>
-                <w:rFonts w:ascii="Arial Nova Cond" w:hAnsi="Arial Nova Cond"/>
-                <w:sz w:val="24"/>
-                <w:szCs w:val="24"/>
-              </w:rPr>
-              <w:t>penanggung</w:t>
-            </w:r>
-            <w:r>
-              <w:rPr>
-                <w:rFonts w:ascii="Arial Nova Cond" w:hAnsi="Arial Nova Cond"/>
-                <w:sz w:val="24"/>
-                <w:szCs w:val="24"/>
-              </w:rPr>
-              <w:t xml:space="preserve"> </w:t>
-            </w:r>
-            <w:r>
-              <w:rPr>
-                <w:rFonts w:ascii="Arial Nova Cond" w:hAnsi="Arial Nova Cond"/>
-                <w:sz w:val="24"/>
-                <w:szCs w:val="24"/>
-              </w:rPr>
-              <w:t>jawab</w:t>
-            </w:r>
-            <w:r>
-              <w:rPr>
-                <w:rFonts w:ascii="Arial Nova Cond" w:hAnsi="Arial Nova Cond"/>
-                <w:sz w:val="24"/>
-                <w:szCs w:val="24"/>
-              </w:rPr>
-              <w:t xml:space="preserve"> Usaha dan/</w:t>
-            </w:r>
-            <w:r>
-              <w:rPr>
-                <w:rFonts w:ascii="Arial Nova Cond" w:hAnsi="Arial Nova Cond"/>
-                <w:sz w:val="24"/>
-                <w:szCs w:val="24"/>
-              </w:rPr>
-              <w:t>atau</w:t>
-            </w:r>
-            <w:r>
-              <w:rPr>
-                <w:rFonts w:ascii="Arial Nova Cond" w:hAnsi="Arial Nova Cond"/>
-                <w:sz w:val="24"/>
-                <w:szCs w:val="24"/>
-              </w:rPr>
-              <w:t xml:space="preserve"> </w:t>
-            </w:r>
-            <w:r>
-              <w:rPr>
-                <w:rFonts w:ascii="Arial Nova Cond" w:hAnsi="Arial Nova Cond"/>
-                <w:sz w:val="24"/>
-                <w:szCs w:val="24"/>
-              </w:rPr>
-              <w:t>Kegiatan</w:t>
+              <w:t>Jabatan penanggung jawab Usaha dan/atau Kegiatan</w:t>
             </w:r>
           </w:p>
         </w:tc>
@@ -2148,23 +1504,7 @@
                 <w:sz w:val="24"/>
                 <w:szCs w:val="24"/>
               </w:rPr>
-              <w:t>Nomor</w:t>
-            </w:r>
-            <w:r>
-              <w:rPr>
-                <w:rFonts w:ascii="Arial Nova Cond" w:hAnsi="Arial Nova Cond"/>
-                <w:sz w:val="24"/>
-                <w:szCs w:val="24"/>
-              </w:rPr>
-              <w:t xml:space="preserve"> </w:t>
-            </w:r>
-            <w:r>
-              <w:rPr>
-                <w:rFonts w:ascii="Arial Nova Cond" w:hAnsi="Arial Nova Cond"/>
-                <w:sz w:val="24"/>
-                <w:szCs w:val="24"/>
-              </w:rPr>
-              <w:t>telepon</w:t>
+              <w:t>Nomor telepon</w:t>
             </w:r>
           </w:p>
         </w:tc>
@@ -2250,55 +1590,7 @@
                 <w:sz w:val="24"/>
                 <w:szCs w:val="24"/>
               </w:rPr>
-              <w:t>Koordinat</w:t>
-            </w:r>
-            <w:r>
-              <w:rPr>
-                <w:rFonts w:ascii="Arial Nova Cond" w:hAnsi="Arial Nova Cond"/>
-                <w:sz w:val="24"/>
-                <w:szCs w:val="24"/>
-              </w:rPr>
-              <w:t xml:space="preserve"> </w:t>
-            </w:r>
-            <w:r>
-              <w:rPr>
-                <w:rFonts w:ascii="Arial Nova Cond" w:hAnsi="Arial Nova Cond"/>
-                <w:sz w:val="24"/>
-                <w:szCs w:val="24"/>
-              </w:rPr>
-              <w:t>lokasi</w:t>
-            </w:r>
-            <w:r>
-              <w:rPr>
-                <w:rFonts w:ascii="Arial Nova Cond" w:hAnsi="Arial Nova Cond"/>
-                <w:sz w:val="24"/>
-                <w:szCs w:val="24"/>
-              </w:rPr>
-              <w:t xml:space="preserve"> Usaha dan/</w:t>
-            </w:r>
-            <w:r>
-              <w:rPr>
-                <w:rFonts w:ascii="Arial Nova Cond" w:hAnsi="Arial Nova Cond"/>
-                <w:sz w:val="24"/>
-                <w:szCs w:val="24"/>
-              </w:rPr>
-              <w:t>atau</w:t>
-            </w:r>
-            <w:r>
-              <w:rPr>
-                <w:rFonts w:ascii="Arial Nova Cond" w:hAnsi="Arial Nova Cond"/>
-                <w:sz w:val="24"/>
-                <w:szCs w:val="24"/>
-              </w:rPr>
-              <w:t xml:space="preserve"> </w:t>
-            </w:r>
-            <w:r>
-              <w:rPr>
-                <w:rFonts w:ascii="Arial Nova Cond" w:hAnsi="Arial Nova Cond"/>
-                <w:sz w:val="24"/>
-                <w:szCs w:val="24"/>
-              </w:rPr>
-              <w:t>Kegiatan</w:t>
+              <w:t>Koordinat lokasi Usaha dan/atau Kegiatan</w:t>
             </w:r>
           </w:p>
         </w:tc>
@@ -2446,45 +1738,55 @@
                 <w:szCs w:val="24"/>
                 <w:lang w:val="en-US"/>
               </w:rPr>
-              <w:t>Utara :</w:t>
-            </w:r>
-            <w:r>
+              <w:t xml:space="preserve">Utara : </w:t>
+            </w:r>
+            <w:r>
+              <w:rPr>
+                <w:rFonts w:ascii="Arial Nova Cond" w:hAnsi="Arial Nova Cond"/>
+                <w:sz w:val="24"/>
+                <w:szCs w:val="24"/>
+              </w:rPr>
+              <w:t>{batas_utara}</w:t>
+            </w:r>
+          </w:p>
+          <w:p>
+            <w:pPr>
+              <w:jc w:val="both"/>
               <w:rPr>
                 <w:rFonts w:ascii="Arial Nova Cond" w:hAnsi="Arial Nova Cond"/>
                 <w:sz w:val="24"/>
                 <w:szCs w:val="24"/>
                 <w:lang w:val="en-US"/>
               </w:rPr>
-              <w:t xml:space="preserve"> </w:t>
-            </w:r>
-            <w:r>
-              <w:rPr>
-                <w:rFonts w:ascii="Arial Nova Cond" w:hAnsi="Arial Nova Cond"/>
-                <w:sz w:val="24"/>
-                <w:szCs w:val="24"/>
-              </w:rPr>
-              <w:t>{batas_utara}</w:t>
-            </w:r>
-          </w:p>
-          <w:p>
-            <w:pPr>
-              <w:jc w:val="both"/>
+            </w:pPr>
+            <w:r>
               <w:rPr>
                 <w:rFonts w:ascii="Arial Nova Cond" w:hAnsi="Arial Nova Cond"/>
                 <w:sz w:val="24"/>
                 <w:szCs w:val="24"/>
                 <w:lang w:val="en-US"/>
               </w:rPr>
-            </w:pPr>
-            <w:r>
+              <w:t xml:space="preserve">Timur : </w:t>
+            </w:r>
+            <w:r>
+              <w:rPr>
+                <w:rFonts w:ascii="Arial Nova Cond" w:hAnsi="Arial Nova Cond"/>
+                <w:sz w:val="24"/>
+                <w:szCs w:val="24"/>
+              </w:rPr>
+              <w:t>{batas_timur}</w:t>
+            </w:r>
+          </w:p>
+          <w:p>
+            <w:pPr>
+              <w:jc w:val="both"/>
               <w:rPr>
                 <w:rFonts w:ascii="Arial Nova Cond" w:hAnsi="Arial Nova Cond"/>
                 <w:sz w:val="24"/>
                 <w:szCs w:val="24"/>
                 <w:lang w:val="en-US"/>
               </w:rPr>
-              <w:t>Timur :</w:t>
-            </w:r>
+            </w:pPr>
             <w:r>
               <w:rPr>
                 <w:rFonts w:ascii="Arial Nova Cond" w:hAnsi="Arial Nova Cond"/>
@@ -2492,15 +1794,15 @@
                 <w:szCs w:val="24"/>
                 <w:lang w:val="en-US"/>
               </w:rPr>
-              <w:t xml:space="preserve"> </w:t>
-            </w:r>
-            <w:r>
-              <w:rPr>
-                <w:rFonts w:ascii="Arial Nova Cond" w:hAnsi="Arial Nova Cond"/>
-                <w:sz w:val="24"/>
-                <w:szCs w:val="24"/>
-              </w:rPr>
-              <w:t>{batas_timur}</w:t>
+              <w:t xml:space="preserve">Selatan : </w:t>
+            </w:r>
+            <w:r>
+              <w:rPr>
+                <w:rFonts w:ascii="Arial Nova Cond" w:hAnsi="Arial Nova Cond"/>
+                <w:sz w:val="24"/>
+                <w:szCs w:val="24"/>
+              </w:rPr>
+              <w:t>{batas_selatan}</w:t>
             </w:r>
           </w:p>
           <w:p>
@@ -2520,53 +1822,7 @@
                 <w:szCs w:val="24"/>
                 <w:lang w:val="en-US"/>
               </w:rPr>
-              <w:t>Selatan :</w:t>
-            </w:r>
-            <w:r>
-              <w:rPr>
-                <w:rFonts w:ascii="Arial Nova Cond" w:hAnsi="Arial Nova Cond"/>
-                <w:sz w:val="24"/>
-                <w:szCs w:val="24"/>
-                <w:lang w:val="en-US"/>
-              </w:rPr>
-              <w:t xml:space="preserve"> </w:t>
-            </w:r>
-            <w:r>
-              <w:rPr>
-                <w:rFonts w:ascii="Arial Nova Cond" w:hAnsi="Arial Nova Cond"/>
-                <w:sz w:val="24"/>
-                <w:szCs w:val="24"/>
-              </w:rPr>
-              <w:t>{batas_selatan}</w:t>
-            </w:r>
-          </w:p>
-          <w:p>
-            <w:pPr>
-              <w:jc w:val="both"/>
-              <w:rPr>
-                <w:rFonts w:ascii="Arial Nova Cond" w:hAnsi="Arial Nova Cond"/>
-                <w:sz w:val="24"/>
-                <w:szCs w:val="24"/>
-                <w:lang w:val="en-US"/>
-              </w:rPr>
-            </w:pPr>
-            <w:r>
-              <w:rPr>
-                <w:rFonts w:ascii="Arial Nova Cond" w:hAnsi="Arial Nova Cond"/>
-                <w:sz w:val="24"/>
-                <w:szCs w:val="24"/>
-                <w:lang w:val="en-US"/>
-              </w:rPr>
-              <w:t>Barat :</w:t>
-            </w:r>
-            <w:r>
-              <w:rPr>
-                <w:rFonts w:ascii="Arial Nova Cond" w:hAnsi="Arial Nova Cond"/>
-                <w:sz w:val="24"/>
-                <w:szCs w:val="24"/>
-                <w:lang w:val="en-US"/>
-              </w:rPr>
-              <w:t xml:space="preserve"> </w:t>
+              <w:t xml:space="preserve">Barat : </w:t>
             </w:r>
             <w:r>
               <w:rPr>
@@ -2680,7 +1936,7 @@
                 <w:sz w:val="24"/>
                 <w:szCs w:val="24"/>
               </w:rPr>
-              <w:t>{luas_lahan} </w:t>
+              <w:t>{luas_lahan}</w:t>
             </w:r>
             <w:r>
               <w:rPr>
@@ -2910,23 +2166,7 @@
                 <w:sz w:val="24"/>
                 <w:szCs w:val="24"/>
               </w:rPr>
-              <w:t>Dokumen</w:t>
-            </w:r>
-            <w:r>
-              <w:rPr>
-                <w:rFonts w:ascii="Arial Nova Cond" w:hAnsi="Arial Nova Cond"/>
-                <w:sz w:val="24"/>
-                <w:szCs w:val="24"/>
-              </w:rPr>
-              <w:t xml:space="preserve"> yang </w:t>
-            </w:r>
-            <w:r>
-              <w:rPr>
-                <w:rFonts w:ascii="Arial Nova Cond" w:hAnsi="Arial Nova Cond"/>
-                <w:sz w:val="24"/>
-                <w:szCs w:val="24"/>
-              </w:rPr>
-              <w:t>dimiliki</w:t>
+              <w:t>Dokumen yang dimiliki</w:t>
             </w:r>
           </w:p>
         </w:tc>
@@ -3021,23 +2261,7 @@
                 <w:sz w:val="24"/>
                 <w:szCs w:val="24"/>
               </w:rPr>
-              <w:t>Persetujuan</w:t>
-            </w:r>
-            <w:r>
-              <w:rPr>
-                <w:rFonts w:ascii="Arial Nova Cond" w:hAnsi="Arial Nova Cond"/>
-                <w:sz w:val="24"/>
-                <w:szCs w:val="24"/>
-              </w:rPr>
-              <w:t xml:space="preserve"> </w:t>
-            </w:r>
-            <w:r>
-              <w:rPr>
-                <w:rFonts w:ascii="Arial Nova Cond" w:hAnsi="Arial Nova Cond"/>
-                <w:sz w:val="24"/>
-                <w:szCs w:val="24"/>
-              </w:rPr>
-              <w:t>Lingkungan</w:t>
+              <w:t>Persetujuan Lingkungan</w:t>
             </w:r>
           </w:p>
         </w:tc>
@@ -3133,55 +2357,15 @@
                 <w:sz w:val="24"/>
                 <w:szCs w:val="24"/>
               </w:rPr>
-              <w:t>Teknologi</w:t>
-            </w:r>
-            <w:r>
-              <w:rPr>
-                <w:rFonts w:ascii="Arial Nova Cond" w:hAnsi="Arial Nova Cond"/>
-                <w:sz w:val="24"/>
-                <w:szCs w:val="24"/>
-              </w:rPr>
-              <w:t xml:space="preserve"> </w:t>
-            </w:r>
-            <w:r>
-              <w:rPr>
-                <w:rFonts w:ascii="Arial Nova Cond" w:hAnsi="Arial Nova Cond"/>
-                <w:sz w:val="24"/>
-                <w:szCs w:val="24"/>
-              </w:rPr>
-              <w:t>pengelolaan</w:t>
-            </w:r>
-            <w:r>
-              <w:rPr>
-                <w:rFonts w:ascii="Arial Nova Cond" w:hAnsi="Arial Nova Cond"/>
-                <w:sz w:val="24"/>
-                <w:szCs w:val="24"/>
-              </w:rPr>
-              <w:t xml:space="preserve"> </w:t>
-            </w:r>
-            <w:r>
-              <w:rPr>
-                <w:rFonts w:ascii="Arial Nova Cond" w:hAnsi="Arial Nova Cond"/>
-                <w:sz w:val="24"/>
-                <w:szCs w:val="24"/>
-              </w:rPr>
-              <w:t>Pembuangan</w:t>
-            </w:r>
-            <w:r>
-              <w:rPr>
-                <w:rFonts w:ascii="Arial Nova Cond" w:hAnsi="Arial Nova Cond"/>
-                <w:sz w:val="24"/>
-                <w:szCs w:val="24"/>
-              </w:rPr>
-              <w:t xml:space="preserve"> Air </w:t>
-            </w:r>
-            <w:r>
-              <w:rPr>
-                <w:rFonts w:ascii="Arial Nova Cond" w:hAnsi="Arial Nova Cond"/>
-                <w:sz w:val="24"/>
-                <w:szCs w:val="24"/>
-              </w:rPr>
-              <w:t>Limbah</w:t>
+              <w:t>Teknologi pengelolaan</w:t>
+            </w:r>
+            <w:r>
+              <w:rPr>
+                <w:rFonts w:ascii="Arial Nova Cond" w:hAnsi="Arial Nova Cond"/>
+                <w:sz w:val="24"/>
+                <w:szCs w:val="24"/>
+              </w:rPr>
+              <w:t xml:space="preserve"> Pembuangan Air Limbah</w:t>
             </w:r>
           </w:p>
         </w:tc>
@@ -3276,15 +2460,7 @@
                 <w:sz w:val="24"/>
                 <w:szCs w:val="24"/>
               </w:rPr>
-              <w:t xml:space="preserve">Volume air </w:t>
-            </w:r>
-            <w:r>
-              <w:rPr>
-                <w:rFonts w:ascii="Arial Nova Cond" w:hAnsi="Arial Nova Cond"/>
-                <w:sz w:val="24"/>
-                <w:szCs w:val="24"/>
-              </w:rPr>
-              <w:t>limbah</w:t>
+              <w:t>Volume air limbah</w:t>
             </w:r>
           </w:p>
         </w:tc>
@@ -3379,15 +2555,7 @@
                 <w:sz w:val="24"/>
                 <w:szCs w:val="24"/>
               </w:rPr>
-              <w:t>Pemanfaatan</w:t>
-            </w:r>
-            <w:r>
-              <w:rPr>
-                <w:rFonts w:ascii="Arial Nova Cond" w:hAnsi="Arial Nova Cond"/>
-                <w:sz w:val="24"/>
-                <w:szCs w:val="24"/>
-              </w:rPr>
-              <w:t xml:space="preserve"> Air Tanah</w:t>
+              <w:t>Pemanfaatan Air Tanah</w:t>
             </w:r>
           </w:p>
         </w:tc>
@@ -3481,63 +2649,7 @@
                 <w:sz w:val="24"/>
                 <w:szCs w:val="24"/>
               </w:rPr>
-              <w:t>Jumlah</w:t>
-            </w:r>
-            <w:r>
-              <w:rPr>
-                <w:rFonts w:ascii="Arial Nova Cond" w:hAnsi="Arial Nova Cond"/>
-                <w:sz w:val="24"/>
-                <w:szCs w:val="24"/>
-              </w:rPr>
-              <w:t xml:space="preserve"> </w:t>
-            </w:r>
-            <w:r>
-              <w:rPr>
-                <w:rFonts w:ascii="Arial Nova Cond" w:hAnsi="Arial Nova Cond"/>
-                <w:sz w:val="24"/>
-                <w:szCs w:val="24"/>
-              </w:rPr>
-              <w:t>Penggunaan</w:t>
-            </w:r>
-            <w:r>
-              <w:rPr>
-                <w:rFonts w:ascii="Arial Nova Cond" w:hAnsi="Arial Nova Cond"/>
-                <w:sz w:val="24"/>
-                <w:szCs w:val="24"/>
-              </w:rPr>
-              <w:t xml:space="preserve"> Air </w:t>
-            </w:r>
-            <w:r>
-              <w:rPr>
-                <w:rFonts w:ascii="Arial Nova Cond" w:hAnsi="Arial Nova Cond"/>
-                <w:sz w:val="24"/>
-                <w:szCs w:val="24"/>
-              </w:rPr>
-              <w:t>Dalam</w:t>
-            </w:r>
-            <w:r>
-              <w:rPr>
-                <w:rFonts w:ascii="Arial Nova Cond" w:hAnsi="Arial Nova Cond"/>
-                <w:sz w:val="24"/>
-                <w:szCs w:val="24"/>
-              </w:rPr>
-              <w:t xml:space="preserve"> Satu Hari (m3/</w:t>
-            </w:r>
-            <w:r>
-              <w:rPr>
-                <w:rFonts w:ascii="Arial Nova Cond" w:hAnsi="Arial Nova Cond"/>
-                <w:sz w:val="24"/>
-                <w:szCs w:val="24"/>
-              </w:rPr>
-              <w:t>hari</w:t>
-            </w:r>
-            <w:r>
-              <w:rPr>
-                <w:rFonts w:ascii="Arial Nova Cond" w:hAnsi="Arial Nova Cond"/>
-                <w:sz w:val="24"/>
-                <w:szCs w:val="24"/>
-              </w:rPr>
-              <w:t>)</w:t>
+              <w:t>Jumlah Penggunaan Air Dalam Satu Hari (m3/hari)</w:t>
             </w:r>
           </w:p>
         </w:tc>
@@ -3632,95 +2744,7 @@
                 <w:sz w:val="24"/>
                 <w:szCs w:val="24"/>
               </w:rPr>
-              <w:t>Jumlah</w:t>
-            </w:r>
-            <w:r>
-              <w:rPr>
-                <w:rFonts w:ascii="Arial Nova Cond" w:hAnsi="Arial Nova Cond"/>
-                <w:sz w:val="24"/>
-                <w:szCs w:val="24"/>
-              </w:rPr>
-              <w:t xml:space="preserve"> </w:t>
-            </w:r>
-            <w:r>
-              <w:rPr>
-                <w:rFonts w:ascii="Arial Nova Cond" w:hAnsi="Arial Nova Cond"/>
-                <w:sz w:val="24"/>
-                <w:szCs w:val="24"/>
-              </w:rPr>
-              <w:t>Pekerja</w:t>
-            </w:r>
-            <w:r>
-              <w:rPr>
-                <w:rFonts w:ascii="Arial Nova Cond" w:hAnsi="Arial Nova Cond"/>
-                <w:sz w:val="24"/>
-                <w:szCs w:val="24"/>
-              </w:rPr>
-              <w:t xml:space="preserve"> (</w:t>
-            </w:r>
-            <w:r>
-              <w:rPr>
-                <w:rFonts w:ascii="Arial Nova Cond" w:hAnsi="Arial Nova Cond"/>
-                <w:sz w:val="24"/>
-                <w:szCs w:val="24"/>
-              </w:rPr>
-              <w:t>konstruksi</w:t>
-            </w:r>
-            <w:r>
-              <w:rPr>
-                <w:rFonts w:ascii="Arial Nova Cond" w:hAnsi="Arial Nova Cond"/>
-                <w:sz w:val="24"/>
-                <w:szCs w:val="24"/>
-              </w:rPr>
-              <w:t xml:space="preserve">) / </w:t>
-            </w:r>
-            <w:r>
-              <w:rPr>
-                <w:rFonts w:ascii="Arial Nova Cond" w:hAnsi="Arial Nova Cond"/>
-                <w:sz w:val="24"/>
-                <w:szCs w:val="24"/>
-              </w:rPr>
-              <w:t>Penghuni</w:t>
-            </w:r>
-            <w:r>
-              <w:rPr>
-                <w:rFonts w:ascii="Arial Nova Cond" w:hAnsi="Arial Nova Cond"/>
-                <w:sz w:val="24"/>
-                <w:szCs w:val="24"/>
-              </w:rPr>
-              <w:t xml:space="preserve"> (</w:t>
-            </w:r>
-            <w:r>
-              <w:rPr>
-                <w:rFonts w:ascii="Arial Nova Cond" w:hAnsi="Arial Nova Cond"/>
-                <w:sz w:val="24"/>
-                <w:szCs w:val="24"/>
-              </w:rPr>
-              <w:t>Pasca</w:t>
-            </w:r>
-            <w:r>
-              <w:rPr>
-                <w:rFonts w:ascii="Arial Nova Cond" w:hAnsi="Arial Nova Cond"/>
-                <w:sz w:val="24"/>
-                <w:szCs w:val="24"/>
-              </w:rPr>
-              <w:t xml:space="preserve"> </w:t>
-            </w:r>
-            <w:r>
-              <w:rPr>
-                <w:rFonts w:ascii="Arial Nova Cond" w:hAnsi="Arial Nova Cond"/>
-                <w:sz w:val="24"/>
-                <w:szCs w:val="24"/>
-              </w:rPr>
-              <w:t>konstruksi</w:t>
-            </w:r>
-            <w:r>
-              <w:rPr>
-                <w:rFonts w:ascii="Arial Nova Cond" w:hAnsi="Arial Nova Cond"/>
-                <w:sz w:val="24"/>
-                <w:szCs w:val="24"/>
-              </w:rPr>
-              <w:t>)</w:t>
+              <w:t>Jumlah Pekerja (konstruksi) / Penghuni (Pasca konstruksi)</w:t>
             </w:r>
           </w:p>
         </w:tc>
@@ -3753,8 +2777,6 @@
           </w:tcPr>
           <w:p>
             <w:pPr>
-              <w:pStyle w:val="ListParagraph"/>
-              <w:ind w:left="146"/>
               <w:jc w:val="both"/>
               <w:rPr>
                 <w:rFonts w:ascii="Arial Nova Cond" w:hAnsi="Arial Nova Cond"/>
@@ -3816,71 +2838,15 @@
                 <w:sz w:val="24"/>
                 <w:szCs w:val="24"/>
               </w:rPr>
-              <w:t xml:space="preserve">Jam Shift </w:t>
-            </w:r>
-            <w:r>
-              <w:rPr>
-                <w:rFonts w:ascii="Arial Nova Cond" w:hAnsi="Arial Nova Cond"/>
-                <w:sz w:val="24"/>
-                <w:szCs w:val="24"/>
-              </w:rPr>
-              <w:t>Kerja</w:t>
-            </w:r>
-            <w:r>
-              <w:rPr>
-                <w:rFonts w:ascii="Arial Nova Cond" w:hAnsi="Arial Nova Cond"/>
-                <w:sz w:val="24"/>
-                <w:szCs w:val="24"/>
-              </w:rPr>
-              <w:t>/Hari</w:t>
-            </w:r>
-            <w:r>
-              <w:rPr>
-                <w:rFonts w:ascii="Arial Nova Cond" w:hAnsi="Arial Nova Cond"/>
-                <w:sz w:val="24"/>
-                <w:szCs w:val="24"/>
-              </w:rPr>
-              <w:t xml:space="preserve"> </w:t>
-            </w:r>
-            <w:r>
-              <w:rPr>
-                <w:rFonts w:ascii="Arial Nova Cond" w:hAnsi="Arial Nova Cond"/>
-                <w:sz w:val="24"/>
-                <w:szCs w:val="24"/>
-              </w:rPr>
-              <w:t>untuk</w:t>
-            </w:r>
-            <w:r>
-              <w:rPr>
-                <w:rFonts w:ascii="Arial Nova Cond" w:hAnsi="Arial Nova Cond"/>
-                <w:sz w:val="24"/>
-                <w:szCs w:val="24"/>
-              </w:rPr>
-              <w:t xml:space="preserve"> </w:t>
-            </w:r>
-            <w:r>
-              <w:rPr>
-                <w:rFonts w:ascii="Arial Nova Cond" w:hAnsi="Arial Nova Cond"/>
-                <w:sz w:val="24"/>
-                <w:szCs w:val="24"/>
-              </w:rPr>
-              <w:t>pekerjaan</w:t>
-            </w:r>
-            <w:r>
-              <w:rPr>
-                <w:rFonts w:ascii="Arial Nova Cond" w:hAnsi="Arial Nova Cond"/>
-                <w:sz w:val="24"/>
-                <w:szCs w:val="24"/>
-              </w:rPr>
-              <w:t xml:space="preserve"> </w:t>
-            </w:r>
-            <w:r>
-              <w:rPr>
-                <w:rFonts w:ascii="Arial Nova Cond" w:hAnsi="Arial Nova Cond"/>
-                <w:sz w:val="24"/>
-                <w:szCs w:val="24"/>
-              </w:rPr>
-              <w:t>konstruksi</w:t>
+              <w:t>Jam Shift Kerja/Hari</w:t>
+            </w:r>
+            <w:r>
+              <w:rPr>
+                <w:rFonts w:ascii="Arial Nova Cond" w:hAnsi="Arial Nova Cond"/>
+                <w:sz w:val="24"/>
+                <w:szCs w:val="24"/>
+              </w:rPr>
+              <w:t xml:space="preserve"> untuk pekerjaan konstruksi</w:t>
             </w:r>
           </w:p>
         </w:tc>
@@ -4088,71 +3054,7 @@
                 <w:sz w:val="24"/>
                 <w:szCs w:val="24"/>
               </w:rPr>
-              <w:t>Jumlah</w:t>
-            </w:r>
-            <w:r>
-              <w:rPr>
-                <w:rFonts w:ascii="Arial Nova Cond" w:hAnsi="Arial Nova Cond"/>
-                <w:sz w:val="24"/>
-                <w:szCs w:val="24"/>
-              </w:rPr>
-              <w:t xml:space="preserve"> </w:t>
-            </w:r>
-            <w:r>
-              <w:rPr>
-                <w:rFonts w:ascii="Arial Nova Cond" w:hAnsi="Arial Nova Cond"/>
-                <w:sz w:val="24"/>
-                <w:szCs w:val="24"/>
-              </w:rPr>
-              <w:t>hari</w:t>
-            </w:r>
-            <w:r>
-              <w:rPr>
-                <w:rFonts w:ascii="Arial Nova Cond" w:hAnsi="Arial Nova Cond"/>
-                <w:sz w:val="24"/>
-                <w:szCs w:val="24"/>
-              </w:rPr>
-              <w:t xml:space="preserve"> </w:t>
-            </w:r>
-            <w:r>
-              <w:rPr>
-                <w:rFonts w:ascii="Arial Nova Cond" w:hAnsi="Arial Nova Cond"/>
-                <w:sz w:val="24"/>
-                <w:szCs w:val="24"/>
-              </w:rPr>
-              <w:t>kerja</w:t>
-            </w:r>
-            <w:r>
-              <w:rPr>
-                <w:rFonts w:ascii="Arial Nova Cond" w:hAnsi="Arial Nova Cond"/>
-                <w:sz w:val="24"/>
-                <w:szCs w:val="24"/>
-              </w:rPr>
-              <w:t xml:space="preserve"> </w:t>
-            </w:r>
-            <w:r>
-              <w:rPr>
-                <w:rFonts w:ascii="Arial Nova Cond" w:hAnsi="Arial Nova Cond"/>
-                <w:sz w:val="24"/>
-                <w:szCs w:val="24"/>
-              </w:rPr>
-              <w:t>dalam</w:t>
-            </w:r>
-            <w:r>
-              <w:rPr>
-                <w:rFonts w:ascii="Arial Nova Cond" w:hAnsi="Arial Nova Cond"/>
-                <w:sz w:val="24"/>
-                <w:szCs w:val="24"/>
-              </w:rPr>
-              <w:t xml:space="preserve"> 1 </w:t>
-            </w:r>
-            <w:r>
-              <w:rPr>
-                <w:rFonts w:ascii="Arial Nova Cond" w:hAnsi="Arial Nova Cond"/>
-                <w:sz w:val="24"/>
-                <w:szCs w:val="24"/>
-              </w:rPr>
-              <w:t>minggu</w:t>
+              <w:t>Jumlah hari kerja dalam 1 minggu</w:t>
             </w:r>
           </w:p>
         </w:tc>
@@ -4246,15 +3148,7 @@
                 <w:sz w:val="24"/>
                 <w:szCs w:val="24"/>
               </w:rPr>
-              <w:t xml:space="preserve">Riwayat </w:t>
-            </w:r>
-            <w:r>
-              <w:rPr>
-                <w:rFonts w:ascii="Arial Nova Cond" w:hAnsi="Arial Nova Cond"/>
-                <w:sz w:val="24"/>
-                <w:szCs w:val="24"/>
-              </w:rPr>
-              <w:t>ketaatan</w:t>
+              <w:t>Riwayat ketaatan</w:t>
             </w:r>
           </w:p>
         </w:tc>
@@ -4348,23 +3242,7 @@
                 <w:sz w:val="24"/>
                 <w:szCs w:val="24"/>
               </w:rPr>
-              <w:t>Inspeksi</w:t>
-            </w:r>
-            <w:r>
-              <w:rPr>
-                <w:rFonts w:ascii="Arial Nova Cond" w:hAnsi="Arial Nova Cond"/>
-                <w:sz w:val="24"/>
-                <w:szCs w:val="24"/>
-              </w:rPr>
-              <w:t xml:space="preserve"> </w:t>
-            </w:r>
-            <w:r>
-              <w:rPr>
-                <w:rFonts w:ascii="Arial Nova Cond" w:hAnsi="Arial Nova Cond"/>
-                <w:sz w:val="24"/>
-                <w:szCs w:val="24"/>
-              </w:rPr>
-              <w:t>Terakhir</w:t>
+              <w:t>Inspeksi Terakhir</w:t>
             </w:r>
           </w:p>
         </w:tc>
@@ -4457,58 +3335,26 @@
           <w:sz w:val="24"/>
           <w:szCs w:val="24"/>
         </w:rPr>
-        <w:t xml:space="preserve">Hasil </w:t>
+        <w:t>Hasil Pengawasan</w:t>
       </w:r>
-      <w:r>
+    </w:p>
+    <w:p>
+      <w:pPr>
+        <w:spacing w:after="0" w:line="240" w:lineRule="auto"/>
+        <w:ind w:firstLine="284"/>
         <w:rPr>
           <w:rFonts w:ascii="Arial Nova Cond" w:hAnsi="Arial Nova Cond"/>
           <w:sz w:val="24"/>
           <w:szCs w:val="24"/>
         </w:rPr>
-        <w:t>Pengawasan</w:t>
-      </w:r>
-    </w:p>
-    <w:p>
-      <w:pPr>
-        <w:spacing w:after="0" w:line="240" w:lineRule="auto"/>
-        <w:ind w:firstLine="284"/>
+      </w:pPr>
+      <w:r>
         <w:rPr>
           <w:rFonts w:ascii="Arial Nova Cond" w:hAnsi="Arial Nova Cond"/>
           <w:sz w:val="24"/>
           <w:szCs w:val="24"/>
         </w:rPr>
-      </w:pPr>
-      <w:r>
-        <w:rPr>
-          <w:rFonts w:ascii="Arial Nova Cond" w:hAnsi="Arial Nova Cond"/>
-          <w:sz w:val="24"/>
-          <w:szCs w:val="24"/>
-        </w:rPr>
-        <w:t xml:space="preserve">1.  </w:t>
-      </w:r>
-      <w:r>
-        <w:rPr>
-          <w:rFonts w:ascii="Arial Nova Cond" w:hAnsi="Arial Nova Cond"/>
-          <w:sz w:val="24"/>
-          <w:szCs w:val="24"/>
-        </w:rPr>
-        <w:t>Persetujuan</w:t>
-      </w:r>
-      <w:r>
-        <w:rPr>
-          <w:rFonts w:ascii="Arial Nova Cond" w:hAnsi="Arial Nova Cond"/>
-          <w:sz w:val="24"/>
-          <w:szCs w:val="24"/>
-        </w:rPr>
-        <w:t xml:space="preserve"> </w:t>
-      </w:r>
-      <w:r>
-        <w:rPr>
-          <w:rFonts w:ascii="Arial Nova Cond" w:hAnsi="Arial Nova Cond"/>
-          <w:sz w:val="24"/>
-          <w:szCs w:val="24"/>
-        </w:rPr>
-        <w:t>Lingkungan</w:t>
+        <w:t>1.  Persetujuan Lingkungan</w:t>
       </w:r>
     </w:p>
     <w:p>
@@ -4605,7 +3451,7 @@
           <w:sz w:val="24"/>
           <w:szCs w:val="24"/>
         </w:rPr>
-        <w:t>Pemeriksaan</w:t>
+        <w:t xml:space="preserve">Pemeriksaan </w:t>
       </w:r>
       <w:r>
         <w:rPr>
@@ -4613,7 +3459,7 @@
           <w:sz w:val="24"/>
           <w:szCs w:val="24"/>
         </w:rPr>
-        <w:t xml:space="preserve"> </w:t>
+        <w:t xml:space="preserve">Pengelolaan </w:t>
       </w:r>
       <w:r>
         <w:rPr>
@@ -4621,7 +3467,7 @@
           <w:sz w:val="24"/>
           <w:szCs w:val="24"/>
         </w:rPr>
-        <w:t>Pengelolaan</w:t>
+        <w:t>Air Limbah</w:t>
       </w:r>
       <w:r>
         <w:rPr>
@@ -4629,39 +3475,7 @@
           <w:sz w:val="24"/>
           <w:szCs w:val="24"/>
         </w:rPr>
-        <w:t xml:space="preserve"> </w:t>
-      </w:r>
-      <w:r>
-        <w:rPr>
-          <w:rFonts w:ascii="Arial Nova Cond" w:hAnsi="Arial Nova Cond"/>
-          <w:sz w:val="24"/>
-          <w:szCs w:val="24"/>
-        </w:rPr>
-        <w:t xml:space="preserve">Air </w:t>
-      </w:r>
-      <w:r>
-        <w:rPr>
-          <w:rFonts w:ascii="Arial Nova Cond" w:hAnsi="Arial Nova Cond"/>
-          <w:sz w:val="24"/>
-          <w:szCs w:val="24"/>
-        </w:rPr>
-        <w:t>Limbah</w:t>
-      </w:r>
-      <w:r>
-        <w:rPr>
-          <w:rFonts w:ascii="Arial Nova Cond" w:hAnsi="Arial Nova Cond"/>
-          <w:sz w:val="24"/>
-          <w:szCs w:val="24"/>
-        </w:rPr>
-        <w:t xml:space="preserve"> </w:t>
-      </w:r>
-      <w:r>
-        <w:rPr>
-          <w:rFonts w:ascii="Arial Nova Cond" w:hAnsi="Arial Nova Cond"/>
-          <w:sz w:val="24"/>
-          <w:szCs w:val="24"/>
-        </w:rPr>
-        <w:t>domestik</w:t>
+        <w:t xml:space="preserve"> domestik</w:t>
       </w:r>
     </w:p>
     <w:tbl>
@@ -4728,9 +3542,17 @@
                 <w:sz w:val="24"/>
                 <w:szCs w:val="24"/>
               </w:rPr>
-              <w:t xml:space="preserve">Point </w:t>
-            </w:r>
-            <w:r>
+              <w:t>Point Pemeriksaan</w:t>
+            </w:r>
+          </w:p>
+        </w:tc>
+        <w:tc>
+          <w:tcPr>
+            <w:tcW w:w="3791" w:type="dxa"/>
+          </w:tcPr>
+          <w:p>
+            <w:pPr>
+              <w:jc w:val="center"/>
               <w:rPr>
                 <w:rFonts w:ascii="Arial Nova Cond" w:hAnsi="Arial Nova Cond"/>
                 <w:b/>
@@ -4738,17 +3560,8 @@
                 <w:sz w:val="24"/>
                 <w:szCs w:val="24"/>
               </w:rPr>
-              <w:t>Pemeriksaan</w:t>
-            </w:r>
-          </w:p>
-        </w:tc>
-        <w:tc>
-          <w:tcPr>
-            <w:tcW w:w="3791" w:type="dxa"/>
-          </w:tcPr>
-          <w:p>
-            <w:pPr>
-              <w:jc w:val="center"/>
+            </w:pPr>
+            <w:r>
               <w:rPr>
                 <w:rFonts w:ascii="Arial Nova Cond" w:hAnsi="Arial Nova Cond"/>
                 <w:b/>
@@ -4756,8 +3569,17 @@
                 <w:sz w:val="24"/>
                 <w:szCs w:val="24"/>
               </w:rPr>
-            </w:pPr>
-            <w:r>
+              <w:t>Kondisi Eksisting</w:t>
+            </w:r>
+          </w:p>
+        </w:tc>
+        <w:tc>
+          <w:tcPr>
+            <w:tcW w:w="3365" w:type="dxa"/>
+          </w:tcPr>
+          <w:p>
+            <w:pPr>
+              <w:jc w:val="center"/>
               <w:rPr>
                 <w:rFonts w:ascii="Arial Nova Cond" w:hAnsi="Arial Nova Cond"/>
                 <w:b/>
@@ -4765,8 +3587,7 @@
                 <w:sz w:val="24"/>
                 <w:szCs w:val="24"/>
               </w:rPr>
-              <w:t>Kondisi</w:t>
-            </w:r>
+            </w:pPr>
             <w:r>
               <w:rPr>
                 <w:rFonts w:ascii="Arial Nova Cond" w:hAnsi="Arial Nova Cond"/>
@@ -4775,43 +3596,6 @@
                 <w:sz w:val="24"/>
                 <w:szCs w:val="24"/>
               </w:rPr>
-              <w:t xml:space="preserve"> </w:t>
-            </w:r>
-            <w:r>
-              <w:rPr>
-                <w:rFonts w:ascii="Arial Nova Cond" w:hAnsi="Arial Nova Cond"/>
-                <w:b/>
-                <w:bCs/>
-                <w:sz w:val="24"/>
-                <w:szCs w:val="24"/>
-              </w:rPr>
-              <w:t>Eksisting</w:t>
-            </w:r>
-          </w:p>
-        </w:tc>
-        <w:tc>
-          <w:tcPr>
-            <w:tcW w:w="3365" w:type="dxa"/>
-          </w:tcPr>
-          <w:p>
-            <w:pPr>
-              <w:jc w:val="center"/>
-              <w:rPr>
-                <w:rFonts w:ascii="Arial Nova Cond" w:hAnsi="Arial Nova Cond"/>
-                <w:b/>
-                <w:bCs/>
-                <w:sz w:val="24"/>
-                <w:szCs w:val="24"/>
-              </w:rPr>
-            </w:pPr>
-            <w:r>
-              <w:rPr>
-                <w:rFonts w:ascii="Arial Nova Cond" w:hAnsi="Arial Nova Cond"/>
-                <w:b/>
-                <w:bCs/>
-                <w:sz w:val="24"/>
-                <w:szCs w:val="24"/>
-              </w:rPr>
               <w:t>Keterangan</w:t>
             </w:r>
           </w:p>
@@ -4859,23 +3643,7 @@
                 <w:sz w:val="24"/>
                 <w:szCs w:val="24"/>
               </w:rPr>
-              <w:t>Sumber</w:t>
-            </w:r>
-            <w:r>
-              <w:rPr>
-                <w:rFonts w:ascii="Arial Nova Cond" w:hAnsi="Arial Nova Cond"/>
-                <w:sz w:val="24"/>
-                <w:szCs w:val="24"/>
-              </w:rPr>
-              <w:t xml:space="preserve"> </w:t>
-            </w:r>
-            <w:r>
-              <w:rPr>
-                <w:rFonts w:ascii="Arial Nova Cond" w:hAnsi="Arial Nova Cond"/>
-                <w:sz w:val="24"/>
-                <w:szCs w:val="24"/>
-              </w:rPr>
-              <w:t>limbah</w:t>
+              <w:t>Sumber limbah</w:t>
             </w:r>
           </w:p>
         </w:tc>
@@ -4967,63 +3735,15 @@
                 <w:sz w:val="24"/>
                 <w:szCs w:val="24"/>
               </w:rPr>
-              <w:t>Kondisi</w:t>
-            </w:r>
-            <w:r>
-              <w:rPr>
-                <w:rFonts w:ascii="Arial Nova Cond" w:hAnsi="Arial Nova Cond"/>
-                <w:sz w:val="24"/>
-                <w:szCs w:val="24"/>
-              </w:rPr>
-              <w:t xml:space="preserve"> </w:t>
-            </w:r>
-            <w:r>
-              <w:rPr>
-                <w:rFonts w:ascii="Arial Nova Cond" w:hAnsi="Arial Nova Cond"/>
-                <w:sz w:val="24"/>
-                <w:szCs w:val="24"/>
-              </w:rPr>
-              <w:t>fisik</w:t>
-            </w:r>
-            <w:r>
-              <w:rPr>
-                <w:rFonts w:ascii="Arial Nova Cond" w:hAnsi="Arial Nova Cond"/>
-                <w:sz w:val="24"/>
-                <w:szCs w:val="24"/>
-              </w:rPr>
-              <w:t xml:space="preserve"> </w:t>
-            </w:r>
-            <w:r>
-              <w:rPr>
-                <w:rFonts w:ascii="Arial Nova Cond" w:hAnsi="Arial Nova Cond"/>
-                <w:sz w:val="24"/>
-                <w:szCs w:val="24"/>
-              </w:rPr>
-              <w:t>septictank</w:t>
-            </w:r>
-            <w:r>
-              <w:rPr>
-                <w:rFonts w:ascii="Arial Nova Cond" w:hAnsi="Arial Nova Cond"/>
-                <w:sz w:val="24"/>
-                <w:szCs w:val="24"/>
-              </w:rPr>
-              <w:t xml:space="preserve"> dan </w:t>
-            </w:r>
-            <w:r>
-              <w:rPr>
-                <w:rFonts w:ascii="Arial Nova Cond" w:hAnsi="Arial Nova Cond"/>
-                <w:sz w:val="24"/>
-                <w:szCs w:val="24"/>
-              </w:rPr>
-              <w:t>resapan</w:t>
-            </w:r>
-            <w:r>
-              <w:rPr>
-                <w:rFonts w:ascii="Arial Nova Cond" w:hAnsi="Arial Nova Cond"/>
-                <w:sz w:val="24"/>
-                <w:szCs w:val="24"/>
-              </w:rPr>
-              <w:t xml:space="preserve"> </w:t>
+              <w:t xml:space="preserve">Kondisi fisik </w:t>
+            </w:r>
+            <w:r>
+              <w:rPr>
+                <w:rFonts w:ascii="Arial Nova Cond" w:hAnsi="Arial Nova Cond"/>
+                <w:sz w:val="24"/>
+                <w:szCs w:val="24"/>
+              </w:rPr>
+              <w:t xml:space="preserve">septictank dan resapan </w:t>
             </w:r>
           </w:p>
         </w:tc>
@@ -5115,55 +3835,7 @@
                 <w:sz w:val="24"/>
                 <w:szCs w:val="24"/>
               </w:rPr>
-              <w:t xml:space="preserve">Data </w:t>
-            </w:r>
-            <w:r>
-              <w:rPr>
-                <w:rFonts w:ascii="Arial Nova Cond" w:hAnsi="Arial Nova Cond"/>
-                <w:sz w:val="24"/>
-                <w:szCs w:val="24"/>
-              </w:rPr>
-              <w:t>pantau</w:t>
-            </w:r>
-            <w:r>
-              <w:rPr>
-                <w:rFonts w:ascii="Arial Nova Cond" w:hAnsi="Arial Nova Cond"/>
-                <w:sz w:val="24"/>
-                <w:szCs w:val="24"/>
-              </w:rPr>
-              <w:t xml:space="preserve"> </w:t>
-            </w:r>
-            <w:r>
-              <w:rPr>
-                <w:rFonts w:ascii="Arial Nova Cond" w:hAnsi="Arial Nova Cond"/>
-                <w:sz w:val="24"/>
-                <w:szCs w:val="24"/>
-              </w:rPr>
-              <w:t>analisa</w:t>
-            </w:r>
-            <w:r>
-              <w:rPr>
-                <w:rFonts w:ascii="Arial Nova Cond" w:hAnsi="Arial Nova Cond"/>
-                <w:sz w:val="24"/>
-                <w:szCs w:val="24"/>
-              </w:rPr>
-              <w:t xml:space="preserve"> air </w:t>
-            </w:r>
-            <w:r>
-              <w:rPr>
-                <w:rFonts w:ascii="Arial Nova Cond" w:hAnsi="Arial Nova Cond"/>
-                <w:sz w:val="24"/>
-                <w:szCs w:val="24"/>
-              </w:rPr>
-              <w:t>limbah</w:t>
-            </w:r>
-            <w:r>
-              <w:rPr>
-                <w:rFonts w:ascii="Arial Nova Cond" w:hAnsi="Arial Nova Cond"/>
-                <w:sz w:val="24"/>
-                <w:szCs w:val="24"/>
-              </w:rPr>
-              <w:t xml:space="preserve"> </w:t>
+              <w:t xml:space="preserve">Data pantau analisa air limbah </w:t>
             </w:r>
             <w:r>
               <w:rPr>
@@ -5280,15 +3952,7 @@
                 <w:sz w:val="24"/>
                 <w:szCs w:val="24"/>
               </w:rPr>
-              <w:t>Pengelolaan</w:t>
-            </w:r>
-            <w:r>
-              <w:rPr>
-                <w:rFonts w:ascii="Arial Nova Cond" w:hAnsi="Arial Nova Cond"/>
-                <w:sz w:val="24"/>
-                <w:szCs w:val="24"/>
-              </w:rPr>
-              <w:t xml:space="preserve"> sludge </w:t>
+              <w:t xml:space="preserve">Pengelolaan sludge </w:t>
             </w:r>
             <w:r>
               <w:rPr>
@@ -5388,95 +4052,7 @@
           <w:sz w:val="24"/>
           <w:szCs w:val="24"/>
         </w:rPr>
-        <w:t>Pemeriksaan</w:t>
-      </w:r>
-      <w:r>
-        <w:rPr>
-          <w:rFonts w:ascii="Arial Nova Cond" w:hAnsi="Arial Nova Cond"/>
-          <w:sz w:val="24"/>
-          <w:szCs w:val="24"/>
-        </w:rPr>
-        <w:t xml:space="preserve"> </w:t>
-      </w:r>
-      <w:r>
-        <w:rPr>
-          <w:rFonts w:ascii="Arial Nova Cond" w:hAnsi="Arial Nova Cond"/>
-          <w:sz w:val="24"/>
-          <w:szCs w:val="24"/>
-        </w:rPr>
-        <w:t>Pengelolaan</w:t>
-      </w:r>
-      <w:r>
-        <w:rPr>
-          <w:rFonts w:ascii="Arial Nova Cond" w:hAnsi="Arial Nova Cond"/>
-          <w:sz w:val="24"/>
-          <w:szCs w:val="24"/>
-        </w:rPr>
-        <w:t xml:space="preserve"> </w:t>
-      </w:r>
-      <w:r>
-        <w:rPr>
-          <w:rFonts w:ascii="Arial Nova Cond" w:hAnsi="Arial Nova Cond"/>
-          <w:sz w:val="24"/>
-          <w:szCs w:val="24"/>
-        </w:rPr>
-        <w:t>Limbah</w:t>
-      </w:r>
-      <w:r>
-        <w:rPr>
-          <w:rFonts w:ascii="Arial Nova Cond" w:hAnsi="Arial Nova Cond"/>
-          <w:sz w:val="24"/>
-          <w:szCs w:val="24"/>
-        </w:rPr>
-        <w:t xml:space="preserve"> </w:t>
-      </w:r>
-      <w:r>
-        <w:rPr>
-          <w:rFonts w:ascii="Arial Nova Cond" w:hAnsi="Arial Nova Cond"/>
-          <w:sz w:val="24"/>
-          <w:szCs w:val="24"/>
-        </w:rPr>
-        <w:t>Bahan</w:t>
-      </w:r>
-      <w:r>
-        <w:rPr>
-          <w:rFonts w:ascii="Arial Nova Cond" w:hAnsi="Arial Nova Cond"/>
-          <w:sz w:val="24"/>
-          <w:szCs w:val="24"/>
-        </w:rPr>
-        <w:t xml:space="preserve"> </w:t>
-      </w:r>
-      <w:r>
-        <w:rPr>
-          <w:rFonts w:ascii="Arial Nova Cond" w:hAnsi="Arial Nova Cond"/>
-          <w:sz w:val="24"/>
-          <w:szCs w:val="24"/>
-        </w:rPr>
-        <w:t>Berbahaya</w:t>
-      </w:r>
-      <w:r>
-        <w:rPr>
-          <w:rFonts w:ascii="Arial Nova Cond" w:hAnsi="Arial Nova Cond"/>
-          <w:sz w:val="24"/>
-          <w:szCs w:val="24"/>
-        </w:rPr>
-        <w:t xml:space="preserve"> dan </w:t>
-      </w:r>
-      <w:r>
-        <w:rPr>
-          <w:rFonts w:ascii="Arial Nova Cond" w:hAnsi="Arial Nova Cond"/>
-          <w:sz w:val="24"/>
-          <w:szCs w:val="24"/>
-        </w:rPr>
-        <w:t>Beracun</w:t>
-      </w:r>
-      <w:r>
-        <w:rPr>
-          <w:rFonts w:ascii="Arial Nova Cond" w:hAnsi="Arial Nova Cond"/>
-          <w:sz w:val="24"/>
-          <w:szCs w:val="24"/>
-        </w:rPr>
-        <w:t xml:space="preserve"> </w:t>
+        <w:t xml:space="preserve">Pemeriksaan Pengelolaan Limbah Bahan Berbahaya dan Beracun </w:t>
       </w:r>
       <w:r>
         <w:rPr>
@@ -5551,9 +4127,17 @@
                 <w:sz w:val="24"/>
                 <w:szCs w:val="24"/>
               </w:rPr>
-              <w:t xml:space="preserve">Point </w:t>
-            </w:r>
-            <w:r>
+              <w:t>Point Pemeriksaan</w:t>
+            </w:r>
+          </w:p>
+        </w:tc>
+        <w:tc>
+          <w:tcPr>
+            <w:tcW w:w="3757" w:type="dxa"/>
+          </w:tcPr>
+          <w:p>
+            <w:pPr>
+              <w:jc w:val="center"/>
               <w:rPr>
                 <w:rFonts w:ascii="Arial Nova Cond" w:hAnsi="Arial Nova Cond"/>
                 <w:b/>
@@ -5561,17 +4145,8 @@
                 <w:sz w:val="24"/>
                 <w:szCs w:val="24"/>
               </w:rPr>
-              <w:t>Pemeriksaan</w:t>
-            </w:r>
-          </w:p>
-        </w:tc>
-        <w:tc>
-          <w:tcPr>
-            <w:tcW w:w="3757" w:type="dxa"/>
-          </w:tcPr>
-          <w:p>
-            <w:pPr>
-              <w:jc w:val="center"/>
+            </w:pPr>
+            <w:r>
               <w:rPr>
                 <w:rFonts w:ascii="Arial Nova Cond" w:hAnsi="Arial Nova Cond"/>
                 <w:b/>
@@ -5579,8 +4154,17 @@
                 <w:sz w:val="24"/>
                 <w:szCs w:val="24"/>
               </w:rPr>
-            </w:pPr>
-            <w:r>
+              <w:t>Kondisi Eksisting</w:t>
+            </w:r>
+          </w:p>
+        </w:tc>
+        <w:tc>
+          <w:tcPr>
+            <w:tcW w:w="3397" w:type="dxa"/>
+          </w:tcPr>
+          <w:p>
+            <w:pPr>
+              <w:jc w:val="center"/>
               <w:rPr>
                 <w:rFonts w:ascii="Arial Nova Cond" w:hAnsi="Arial Nova Cond"/>
                 <w:b/>
@@ -5588,8 +4172,7 @@
                 <w:sz w:val="24"/>
                 <w:szCs w:val="24"/>
               </w:rPr>
-              <w:t>Kondisi</w:t>
-            </w:r>
+            </w:pPr>
             <w:r>
               <w:rPr>
                 <w:rFonts w:ascii="Arial Nova Cond" w:hAnsi="Arial Nova Cond"/>
@@ -5598,43 +4181,6 @@
                 <w:sz w:val="24"/>
                 <w:szCs w:val="24"/>
               </w:rPr>
-              <w:t xml:space="preserve"> </w:t>
-            </w:r>
-            <w:r>
-              <w:rPr>
-                <w:rFonts w:ascii="Arial Nova Cond" w:hAnsi="Arial Nova Cond"/>
-                <w:b/>
-                <w:bCs/>
-                <w:sz w:val="24"/>
-                <w:szCs w:val="24"/>
-              </w:rPr>
-              <w:t>Eksisting</w:t>
-            </w:r>
-          </w:p>
-        </w:tc>
-        <w:tc>
-          <w:tcPr>
-            <w:tcW w:w="3397" w:type="dxa"/>
-          </w:tcPr>
-          <w:p>
-            <w:pPr>
-              <w:jc w:val="center"/>
-              <w:rPr>
-                <w:rFonts w:ascii="Arial Nova Cond" w:hAnsi="Arial Nova Cond"/>
-                <w:b/>
-                <w:bCs/>
-                <w:sz w:val="24"/>
-                <w:szCs w:val="24"/>
-              </w:rPr>
-            </w:pPr>
-            <w:r>
-              <w:rPr>
-                <w:rFonts w:ascii="Arial Nova Cond" w:hAnsi="Arial Nova Cond"/>
-                <w:b/>
-                <w:bCs/>
-                <w:sz w:val="24"/>
-                <w:szCs w:val="24"/>
-              </w:rPr>
               <w:t>Keterangan</w:t>
             </w:r>
           </w:p>
@@ -5682,15 +4228,7 @@
                 <w:sz w:val="24"/>
                 <w:szCs w:val="24"/>
               </w:rPr>
-              <w:t>Sumber</w:t>
-            </w:r>
-            <w:r>
-              <w:rPr>
-                <w:rFonts w:ascii="Arial Nova Cond" w:hAnsi="Arial Nova Cond"/>
-                <w:sz w:val="24"/>
-                <w:szCs w:val="24"/>
-              </w:rPr>
-              <w:t xml:space="preserve"> LB3</w:t>
+              <w:t>Sumber LB3</w:t>
             </w:r>
           </w:p>
         </w:tc>
@@ -5782,15 +4320,7 @@
                 <w:sz w:val="24"/>
                 <w:szCs w:val="24"/>
               </w:rPr>
-              <w:t>Jenis</w:t>
-            </w:r>
-            <w:r>
-              <w:rPr>
-                <w:rFonts w:ascii="Arial Nova Cond" w:hAnsi="Arial Nova Cond"/>
-                <w:sz w:val="24"/>
-                <w:szCs w:val="24"/>
-              </w:rPr>
-              <w:t xml:space="preserve"> LB3</w:t>
+              <w:t>Jenis LB3</w:t>
             </w:r>
           </w:p>
         </w:tc>
@@ -5886,15 +4416,7 @@
                 <w:sz w:val="24"/>
                 <w:szCs w:val="24"/>
               </w:rPr>
-              <w:t>Kondisi</w:t>
-            </w:r>
-            <w:r>
-              <w:rPr>
-                <w:rFonts w:ascii="Arial Nova Cond" w:hAnsi="Arial Nova Cond"/>
-                <w:sz w:val="24"/>
-                <w:szCs w:val="24"/>
-              </w:rPr>
-              <w:t xml:space="preserve"> TPS LB3</w:t>
+              <w:t>Kondisi TPS LB3</w:t>
             </w:r>
           </w:p>
         </w:tc>
@@ -6095,55 +4617,7 @@
           <w:sz w:val="24"/>
           <w:szCs w:val="24"/>
         </w:rPr>
-        <w:t>Pemeriksaan</w:t>
-      </w:r>
-      <w:r>
-        <w:rPr>
-          <w:rFonts w:ascii="Arial Nova Cond" w:hAnsi="Arial Nova Cond"/>
-          <w:sz w:val="24"/>
-          <w:szCs w:val="24"/>
-        </w:rPr>
-        <w:t xml:space="preserve"> </w:t>
-      </w:r>
-      <w:r>
-        <w:rPr>
-          <w:rFonts w:ascii="Arial Nova Cond" w:hAnsi="Arial Nova Cond"/>
-          <w:sz w:val="24"/>
-          <w:szCs w:val="24"/>
-        </w:rPr>
-        <w:t>Pengelolaan</w:t>
-      </w:r>
-      <w:r>
-        <w:rPr>
-          <w:rFonts w:ascii="Arial Nova Cond" w:hAnsi="Arial Nova Cond"/>
-          <w:sz w:val="24"/>
-          <w:szCs w:val="24"/>
-        </w:rPr>
-        <w:t xml:space="preserve"> </w:t>
-      </w:r>
-      <w:r>
-        <w:rPr>
-          <w:rFonts w:ascii="Arial Nova Cond" w:hAnsi="Arial Nova Cond"/>
-          <w:sz w:val="24"/>
-          <w:szCs w:val="24"/>
-        </w:rPr>
-        <w:t>Sampah</w:t>
-      </w:r>
-      <w:r>
-        <w:rPr>
-          <w:rFonts w:ascii="Arial Nova Cond" w:hAnsi="Arial Nova Cond"/>
-          <w:sz w:val="24"/>
-          <w:szCs w:val="24"/>
-        </w:rPr>
-        <w:t xml:space="preserve"> </w:t>
-      </w:r>
-      <w:r>
-        <w:rPr>
-          <w:rFonts w:ascii="Arial Nova Cond" w:hAnsi="Arial Nova Cond"/>
-          <w:sz w:val="24"/>
-          <w:szCs w:val="24"/>
-        </w:rPr>
-        <w:t>Domestik</w:t>
+        <w:t>Pemeriksaan Pengelolaan Sampah Domestik</w:t>
       </w:r>
     </w:p>
     <w:tbl>
@@ -6210,9 +4684,17 @@
                 <w:sz w:val="24"/>
                 <w:szCs w:val="24"/>
               </w:rPr>
-              <w:t xml:space="preserve">Point </w:t>
-            </w:r>
-            <w:r>
+              <w:t>Point Pemeriksaan</w:t>
+            </w:r>
+          </w:p>
+        </w:tc>
+        <w:tc>
+          <w:tcPr>
+            <w:tcW w:w="3757" w:type="dxa"/>
+          </w:tcPr>
+          <w:p>
+            <w:pPr>
+              <w:jc w:val="center"/>
               <w:rPr>
                 <w:rFonts w:ascii="Arial Nova Cond" w:hAnsi="Arial Nova Cond"/>
                 <w:b/>
@@ -6220,17 +4702,8 @@
                 <w:sz w:val="24"/>
                 <w:szCs w:val="24"/>
               </w:rPr>
-              <w:t>Pemeriksaan</w:t>
-            </w:r>
-          </w:p>
-        </w:tc>
-        <w:tc>
-          <w:tcPr>
-            <w:tcW w:w="3757" w:type="dxa"/>
-          </w:tcPr>
-          <w:p>
-            <w:pPr>
-              <w:jc w:val="center"/>
+            </w:pPr>
+            <w:r>
               <w:rPr>
                 <w:rFonts w:ascii="Arial Nova Cond" w:hAnsi="Arial Nova Cond"/>
                 <w:b/>
@@ -6238,8 +4711,17 @@
                 <w:sz w:val="24"/>
                 <w:szCs w:val="24"/>
               </w:rPr>
-            </w:pPr>
-            <w:r>
+              <w:t>Kondisi Eksisting</w:t>
+            </w:r>
+          </w:p>
+        </w:tc>
+        <w:tc>
+          <w:tcPr>
+            <w:tcW w:w="3331" w:type="dxa"/>
+          </w:tcPr>
+          <w:p>
+            <w:pPr>
+              <w:jc w:val="center"/>
               <w:rPr>
                 <w:rFonts w:ascii="Arial Nova Cond" w:hAnsi="Arial Nova Cond"/>
                 <w:b/>
@@ -6247,8 +4729,7 @@
                 <w:sz w:val="24"/>
                 <w:szCs w:val="24"/>
               </w:rPr>
-              <w:t>Kondisi</w:t>
-            </w:r>
+            </w:pPr>
             <w:r>
               <w:rPr>
                 <w:rFonts w:ascii="Arial Nova Cond" w:hAnsi="Arial Nova Cond"/>
@@ -6257,43 +4738,6 @@
                 <w:sz w:val="24"/>
                 <w:szCs w:val="24"/>
               </w:rPr>
-              <w:t xml:space="preserve"> </w:t>
-            </w:r>
-            <w:r>
-              <w:rPr>
-                <w:rFonts w:ascii="Arial Nova Cond" w:hAnsi="Arial Nova Cond"/>
-                <w:b/>
-                <w:bCs/>
-                <w:sz w:val="24"/>
-                <w:szCs w:val="24"/>
-              </w:rPr>
-              <w:t>Eksisting</w:t>
-            </w:r>
-          </w:p>
-        </w:tc>
-        <w:tc>
-          <w:tcPr>
-            <w:tcW w:w="3331" w:type="dxa"/>
-          </w:tcPr>
-          <w:p>
-            <w:pPr>
-              <w:jc w:val="center"/>
-              <w:rPr>
-                <w:rFonts w:ascii="Arial Nova Cond" w:hAnsi="Arial Nova Cond"/>
-                <w:b/>
-                <w:bCs/>
-                <w:sz w:val="24"/>
-                <w:szCs w:val="24"/>
-              </w:rPr>
-            </w:pPr>
-            <w:r>
-              <w:rPr>
-                <w:rFonts w:ascii="Arial Nova Cond" w:hAnsi="Arial Nova Cond"/>
-                <w:b/>
-                <w:bCs/>
-                <w:sz w:val="24"/>
-                <w:szCs w:val="24"/>
-              </w:rPr>
               <w:t>Keterangan</w:t>
             </w:r>
           </w:p>
@@ -6341,39 +4785,15 @@
                 <w:sz w:val="24"/>
                 <w:szCs w:val="24"/>
               </w:rPr>
-              <w:t>Sumber</w:t>
-            </w:r>
-            <w:r>
-              <w:rPr>
-                <w:rFonts w:ascii="Arial Nova Cond" w:hAnsi="Arial Nova Cond"/>
-                <w:sz w:val="24"/>
-                <w:szCs w:val="24"/>
-              </w:rPr>
-              <w:t xml:space="preserve"> </w:t>
-            </w:r>
-            <w:r>
-              <w:rPr>
-                <w:rFonts w:ascii="Arial Nova Cond" w:hAnsi="Arial Nova Cond"/>
-                <w:sz w:val="24"/>
-                <w:szCs w:val="24"/>
-              </w:rPr>
-              <w:t>Sampah</w:t>
-            </w:r>
-            <w:r>
-              <w:rPr>
-                <w:rFonts w:ascii="Arial Nova Cond" w:hAnsi="Arial Nova Cond"/>
-                <w:sz w:val="24"/>
-                <w:szCs w:val="24"/>
-              </w:rPr>
-              <w:t xml:space="preserve"> </w:t>
-            </w:r>
-            <w:r>
-              <w:rPr>
-                <w:rFonts w:ascii="Arial Nova Cond" w:hAnsi="Arial Nova Cond"/>
-                <w:sz w:val="24"/>
-                <w:szCs w:val="24"/>
-              </w:rPr>
-              <w:t>Domestik</w:t>
+              <w:t xml:space="preserve">Sumber </w:t>
+            </w:r>
+            <w:r>
+              <w:rPr>
+                <w:rFonts w:ascii="Arial Nova Cond" w:hAnsi="Arial Nova Cond"/>
+                <w:sz w:val="24"/>
+                <w:szCs w:val="24"/>
+              </w:rPr>
+              <w:t>Sampah Domestik</w:t>
             </w:r>
           </w:p>
         </w:tc>
@@ -6466,39 +4886,15 @@
                 <w:sz w:val="24"/>
                 <w:szCs w:val="24"/>
               </w:rPr>
-              <w:t>Jenis</w:t>
-            </w:r>
-            <w:r>
-              <w:rPr>
-                <w:rFonts w:ascii="Arial Nova Cond" w:hAnsi="Arial Nova Cond"/>
-                <w:sz w:val="24"/>
-                <w:szCs w:val="24"/>
-              </w:rPr>
-              <w:t xml:space="preserve"> </w:t>
-            </w:r>
-            <w:r>
-              <w:rPr>
-                <w:rFonts w:ascii="Arial Nova Cond" w:hAnsi="Arial Nova Cond"/>
-                <w:sz w:val="24"/>
-                <w:szCs w:val="24"/>
-              </w:rPr>
-              <w:t>Sampah</w:t>
-            </w:r>
-            <w:r>
-              <w:rPr>
-                <w:rFonts w:ascii="Arial Nova Cond" w:hAnsi="Arial Nova Cond"/>
-                <w:sz w:val="24"/>
-                <w:szCs w:val="24"/>
-              </w:rPr>
-              <w:t xml:space="preserve"> </w:t>
-            </w:r>
-            <w:r>
-              <w:rPr>
-                <w:rFonts w:ascii="Arial Nova Cond" w:hAnsi="Arial Nova Cond"/>
-                <w:sz w:val="24"/>
-                <w:szCs w:val="24"/>
-              </w:rPr>
-              <w:t>Domestik</w:t>
+              <w:t xml:space="preserve">Jenis </w:t>
+            </w:r>
+            <w:r>
+              <w:rPr>
+                <w:rFonts w:ascii="Arial Nova Cond" w:hAnsi="Arial Nova Cond"/>
+                <w:sz w:val="24"/>
+                <w:szCs w:val="24"/>
+              </w:rPr>
+              <w:t>Sampah Domestik</w:t>
             </w:r>
           </w:p>
         </w:tc>
@@ -6590,39 +4986,7 @@
                 <w:sz w:val="24"/>
                 <w:szCs w:val="24"/>
               </w:rPr>
-              <w:t>Kondisi</w:t>
-            </w:r>
-            <w:r>
-              <w:rPr>
-                <w:rFonts w:ascii="Arial Nova Cond" w:hAnsi="Arial Nova Cond"/>
-                <w:sz w:val="24"/>
-                <w:szCs w:val="24"/>
-              </w:rPr>
-              <w:t xml:space="preserve"> TPS </w:t>
-            </w:r>
-            <w:r>
-              <w:rPr>
-                <w:rFonts w:ascii="Arial Nova Cond" w:hAnsi="Arial Nova Cond"/>
-                <w:sz w:val="24"/>
-                <w:szCs w:val="24"/>
-              </w:rPr>
-              <w:t>Sampah</w:t>
-            </w:r>
-            <w:r>
-              <w:rPr>
-                <w:rFonts w:ascii="Arial Nova Cond" w:hAnsi="Arial Nova Cond"/>
-                <w:sz w:val="24"/>
-                <w:szCs w:val="24"/>
-              </w:rPr>
-              <w:t xml:space="preserve"> </w:t>
-            </w:r>
-            <w:r>
-              <w:rPr>
-                <w:rFonts w:ascii="Arial Nova Cond" w:hAnsi="Arial Nova Cond"/>
-                <w:sz w:val="24"/>
-                <w:szCs w:val="24"/>
-              </w:rPr>
-              <w:t>Domestik</w:t>
+              <w:t>Kondisi TPS Sampah Domestik</w:t>
             </w:r>
           </w:p>
         </w:tc>
@@ -6722,39 +5086,7 @@
                 <w:sz w:val="24"/>
                 <w:szCs w:val="24"/>
               </w:rPr>
-              <w:t>Pengelolaan</w:t>
-            </w:r>
-            <w:r>
-              <w:rPr>
-                <w:rFonts w:ascii="Arial Nova Cond" w:hAnsi="Arial Nova Cond"/>
-                <w:sz w:val="24"/>
-                <w:szCs w:val="24"/>
-              </w:rPr>
-              <w:t xml:space="preserve"> </w:t>
-            </w:r>
-            <w:r>
-              <w:rPr>
-                <w:rFonts w:ascii="Arial Nova Cond" w:hAnsi="Arial Nova Cond"/>
-                <w:sz w:val="24"/>
-                <w:szCs w:val="24"/>
-              </w:rPr>
-              <w:t>sampah</w:t>
-            </w:r>
-            <w:r>
-              <w:rPr>
-                <w:rFonts w:ascii="Arial Nova Cond" w:hAnsi="Arial Nova Cond"/>
-                <w:sz w:val="24"/>
-                <w:szCs w:val="24"/>
-              </w:rPr>
-              <w:t xml:space="preserve"> </w:t>
-            </w:r>
-            <w:r>
-              <w:rPr>
-                <w:rFonts w:ascii="Arial Nova Cond" w:hAnsi="Arial Nova Cond"/>
-                <w:sz w:val="24"/>
-                <w:szCs w:val="24"/>
-              </w:rPr>
-              <w:t>domestik</w:t>
+              <w:t>Pengelolaan sampah domestik</w:t>
             </w:r>
           </w:p>
         </w:tc>
@@ -7390,7 +5722,7 @@
           <w:sz w:val="24"/>
           <w:szCs w:val="24"/>
         </w:rPr>
-        <w:t>Pelaksanaan</w:t>
+        <w:t>Pelaksanaan dan temuan fakta-fakta pengawasan lingkungan hidup ini diketahui dan dibenarkan oleh pihak</w:t>
       </w:r>
       <w:r>
         <w:rPr>
@@ -7399,7 +5731,23 @@
           <w:sz w:val="24"/>
           <w:szCs w:val="24"/>
         </w:rPr>
-        <w:t xml:space="preserve"> dan </w:t>
+        <w:t xml:space="preserve"> </w:t>
+      </w:r>
+      <w:r>
+        <w:rPr>
+          <w:rFonts w:ascii="Arial Nova Cond" w:hAnsi="Arial Nova Cond"/>
+          <w:sz w:val="24"/>
+          <w:szCs w:val="24"/>
+        </w:rPr>
+        <w:t>{nama_badan_usaha_kegiatan}</w:t>
+      </w:r>
+      <w:r>
+        <w:rPr>
+          <w:rFonts w:ascii="Arial Nova Cond" w:hAnsi="Arial Nova Cond"/>
+          <w:sz w:val="24"/>
+          <w:szCs w:val="24"/>
+        </w:rPr>
+        <w:t xml:space="preserve">, </w:t>
       </w:r>
       <w:r>
         <w:rPr>
@@ -7408,244 +5756,7 @@
           <w:sz w:val="24"/>
           <w:szCs w:val="24"/>
         </w:rPr>
-        <w:t>temuan</w:t>
-      </w:r>
-      <w:r>
-        <w:rPr>
-          <w:rFonts w:ascii="Arial Nova Cond" w:hAnsi="Arial Nova Cond"/>
-          <w:color w:val="0D0D0D"/>
-          <w:sz w:val="24"/>
-          <w:szCs w:val="24"/>
-        </w:rPr>
-        <w:t xml:space="preserve"> </w:t>
-      </w:r>
-      <w:r>
-        <w:rPr>
-          <w:rFonts w:ascii="Arial Nova Cond" w:hAnsi="Arial Nova Cond"/>
-          <w:color w:val="0D0D0D"/>
-          <w:sz w:val="24"/>
-          <w:szCs w:val="24"/>
-        </w:rPr>
-        <w:t>fakta-fakta</w:t>
-      </w:r>
-      <w:r>
-        <w:rPr>
-          <w:rFonts w:ascii="Arial Nova Cond" w:hAnsi="Arial Nova Cond"/>
-          <w:color w:val="0D0D0D"/>
-          <w:sz w:val="24"/>
-          <w:szCs w:val="24"/>
-        </w:rPr>
-        <w:t xml:space="preserve"> </w:t>
-      </w:r>
-      <w:r>
-        <w:rPr>
-          <w:rFonts w:ascii="Arial Nova Cond" w:hAnsi="Arial Nova Cond"/>
-          <w:color w:val="0D0D0D"/>
-          <w:sz w:val="24"/>
-          <w:szCs w:val="24"/>
-        </w:rPr>
-        <w:t>pengawasan</w:t>
-      </w:r>
-      <w:r>
-        <w:rPr>
-          <w:rFonts w:ascii="Arial Nova Cond" w:hAnsi="Arial Nova Cond"/>
-          <w:color w:val="0D0D0D"/>
-          <w:sz w:val="24"/>
-          <w:szCs w:val="24"/>
-        </w:rPr>
-        <w:t xml:space="preserve"> </w:t>
-      </w:r>
-      <w:r>
-        <w:rPr>
-          <w:rFonts w:ascii="Arial Nova Cond" w:hAnsi="Arial Nova Cond"/>
-          <w:color w:val="0D0D0D"/>
-          <w:sz w:val="24"/>
-          <w:szCs w:val="24"/>
-        </w:rPr>
-        <w:t>lingkungan</w:t>
-      </w:r>
-      <w:r>
-        <w:rPr>
-          <w:rFonts w:ascii="Arial Nova Cond" w:hAnsi="Arial Nova Cond"/>
-          <w:color w:val="0D0D0D"/>
-          <w:sz w:val="24"/>
-          <w:szCs w:val="24"/>
-        </w:rPr>
-        <w:t xml:space="preserve"> </w:t>
-      </w:r>
-      <w:r>
-        <w:rPr>
-          <w:rFonts w:ascii="Arial Nova Cond" w:hAnsi="Arial Nova Cond"/>
-          <w:color w:val="0D0D0D"/>
-          <w:sz w:val="24"/>
-          <w:szCs w:val="24"/>
-        </w:rPr>
-        <w:t>hidup</w:t>
-      </w:r>
-      <w:r>
-        <w:rPr>
-          <w:rFonts w:ascii="Arial Nova Cond" w:hAnsi="Arial Nova Cond"/>
-          <w:color w:val="0D0D0D"/>
-          <w:sz w:val="24"/>
-          <w:szCs w:val="24"/>
-        </w:rPr>
-        <w:t xml:space="preserve"> </w:t>
-      </w:r>
-      <w:r>
-        <w:rPr>
-          <w:rFonts w:ascii="Arial Nova Cond" w:hAnsi="Arial Nova Cond"/>
-          <w:color w:val="0D0D0D"/>
-          <w:sz w:val="24"/>
-          <w:szCs w:val="24"/>
-        </w:rPr>
-        <w:t>ini</w:t>
-      </w:r>
-      <w:r>
-        <w:rPr>
-          <w:rFonts w:ascii="Arial Nova Cond" w:hAnsi="Arial Nova Cond"/>
-          <w:color w:val="0D0D0D"/>
-          <w:sz w:val="24"/>
-          <w:szCs w:val="24"/>
-        </w:rPr>
-        <w:t xml:space="preserve"> </w:t>
-      </w:r>
-      <w:r>
-        <w:rPr>
-          <w:rFonts w:ascii="Arial Nova Cond" w:hAnsi="Arial Nova Cond"/>
-          <w:color w:val="0D0D0D"/>
-          <w:sz w:val="24"/>
-          <w:szCs w:val="24"/>
-        </w:rPr>
-        <w:t>diketahui</w:t>
-      </w:r>
-      <w:r>
-        <w:rPr>
-          <w:rFonts w:ascii="Arial Nova Cond" w:hAnsi="Arial Nova Cond"/>
-          <w:color w:val="0D0D0D"/>
-          <w:sz w:val="24"/>
-          <w:szCs w:val="24"/>
-        </w:rPr>
-        <w:t xml:space="preserve"> dan </w:t>
-      </w:r>
-      <w:r>
-        <w:rPr>
-          <w:rFonts w:ascii="Arial Nova Cond" w:hAnsi="Arial Nova Cond"/>
-          <w:color w:val="0D0D0D"/>
-          <w:sz w:val="24"/>
-          <w:szCs w:val="24"/>
-        </w:rPr>
-        <w:t>dibenarkan</w:t>
-      </w:r>
-      <w:r>
-        <w:rPr>
-          <w:rFonts w:ascii="Arial Nova Cond" w:hAnsi="Arial Nova Cond"/>
-          <w:color w:val="0D0D0D"/>
-          <w:sz w:val="24"/>
-          <w:szCs w:val="24"/>
-        </w:rPr>
-        <w:t xml:space="preserve"> oleh </w:t>
-      </w:r>
-      <w:r>
-        <w:rPr>
-          <w:rFonts w:ascii="Arial Nova Cond" w:hAnsi="Arial Nova Cond"/>
-          <w:color w:val="0D0D0D"/>
-          <w:sz w:val="24"/>
-          <w:szCs w:val="24"/>
-        </w:rPr>
-        <w:t>pihak</w:t>
-      </w:r>
-      <w:r>
-        <w:rPr>
-          <w:rFonts w:ascii="Arial Nova Cond" w:hAnsi="Arial Nova Cond"/>
-          <w:color w:val="0D0D0D"/>
-          <w:sz w:val="24"/>
-          <w:szCs w:val="24"/>
-        </w:rPr>
-        <w:t xml:space="preserve"> </w:t>
-      </w:r>
-      <w:r>
-        <w:rPr>
-          <w:rFonts w:ascii="Arial Nova Cond" w:hAnsi="Arial Nova Cond"/>
-          <w:sz w:val="24"/>
-          <w:szCs w:val="24"/>
-        </w:rPr>
-        <w:t>Perumahan</w:t>
-      </w:r>
-      <w:r>
-        <w:rPr>
-          <w:rFonts w:ascii="Arial Nova Cond" w:hAnsi="Arial Nova Cond"/>
-          <w:sz w:val="24"/>
-          <w:szCs w:val="24"/>
-        </w:rPr>
-        <w:t xml:space="preserve"> </w:t>
-      </w:r>
-      <w:r>
-        <w:rPr>
-          <w:rFonts w:ascii="Arial Nova Cond" w:hAnsi="Arial Nova Cond"/>
-          <w:sz w:val="24"/>
-          <w:szCs w:val="24"/>
-        </w:rPr>
-        <w:t>Wap</w:t>
-      </w:r>
-      <w:r>
-        <w:rPr>
-          <w:rFonts w:ascii="Arial Nova Cond" w:hAnsi="Arial Nova Cond"/>
-          <w:sz w:val="24"/>
-          <w:szCs w:val="24"/>
-        </w:rPr>
-        <w:t xml:space="preserve"> City House (</w:t>
-      </w:r>
-      <w:r>
-        <w:rPr>
-          <w:rFonts w:ascii="Arial Nova Cond" w:hAnsi="Arial Nova Cond"/>
-          <w:sz w:val="24"/>
-          <w:szCs w:val="24"/>
-        </w:rPr>
-        <w:t>Pengembang</w:t>
-      </w:r>
-      <w:r>
-        <w:rPr>
-          <w:rFonts w:ascii="Arial Nova Cond" w:hAnsi="Arial Nova Cond"/>
-          <w:sz w:val="24"/>
-          <w:szCs w:val="24"/>
-        </w:rPr>
-        <w:t xml:space="preserve"> PT. Wijaya Abi Perkasa), </w:t>
-      </w:r>
-      <w:r>
-        <w:rPr>
-          <w:rFonts w:ascii="Arial Nova Cond" w:hAnsi="Arial Nova Cond"/>
-          <w:color w:val="0D0D0D"/>
-          <w:sz w:val="24"/>
-          <w:szCs w:val="24"/>
-        </w:rPr>
-        <w:t>sebagai</w:t>
-      </w:r>
-      <w:r>
-        <w:rPr>
-          <w:rFonts w:ascii="Arial Nova Cond" w:hAnsi="Arial Nova Cond"/>
-          <w:color w:val="0D0D0D"/>
-          <w:sz w:val="24"/>
-          <w:szCs w:val="24"/>
-        </w:rPr>
-        <w:t xml:space="preserve"> </w:t>
-      </w:r>
-      <w:r>
-        <w:rPr>
-          <w:rFonts w:ascii="Arial Nova Cond" w:hAnsi="Arial Nova Cond"/>
-          <w:color w:val="0D0D0D"/>
-          <w:sz w:val="24"/>
-          <w:szCs w:val="24"/>
-        </w:rPr>
-        <w:t>berikut</w:t>
-      </w:r>
-      <w:r>
-        <w:rPr>
-          <w:rFonts w:ascii="Arial Nova Cond" w:hAnsi="Arial Nova Cond"/>
-          <w:color w:val="0D0D0D"/>
-          <w:sz w:val="24"/>
-          <w:szCs w:val="24"/>
-        </w:rPr>
-        <w:t xml:space="preserve"> :</w:t>
+        <w:t>sebagai berikut :</w:t>
       </w:r>
     </w:p>
     <w:p>
@@ -7846,16 +5957,7 @@
                 <w:sz w:val="24"/>
                 <w:szCs w:val="24"/>
               </w:rPr>
-              <w:t>Nomor</w:t>
-            </w:r>
-            <w:r>
-              <w:rPr>
-                <w:rFonts w:ascii="Arial Nova Cond" w:hAnsi="Arial Nova Cond"/>
-                <w:color w:val="0D0D0D"/>
-                <w:sz w:val="24"/>
-                <w:szCs w:val="24"/>
-              </w:rPr>
-              <w:t xml:space="preserve"> HP</w:t>
+              <w:t>Nomor HP</w:t>
             </w:r>
           </w:p>
         </w:tc>
@@ -7928,16 +6030,7 @@
                 <w:sz w:val="24"/>
                 <w:szCs w:val="24"/>
               </w:rPr>
-              <w:t xml:space="preserve">Tanda </w:t>
-            </w:r>
-            <w:r>
-              <w:rPr>
-                <w:rFonts w:ascii="Arial Nova Cond" w:hAnsi="Arial Nova Cond"/>
-                <w:color w:val="0D0D0D"/>
-                <w:sz w:val="24"/>
-                <w:szCs w:val="24"/>
-              </w:rPr>
-              <w:t>tangan</w:t>
+              <w:t>Tanda tangan</w:t>
             </w:r>
           </w:p>
         </w:tc>
@@ -8111,7 +6204,7 @@
           <w:sz w:val="24"/>
           <w:szCs w:val="24"/>
         </w:rPr>
-        <w:t>Demikian</w:t>
+        <w:t xml:space="preserve">Demikian Berita Acara Pengawasan Lingkungan Hidup pada lokasi kegiatan </w:t>
       </w:r>
       <w:r>
         <w:rPr>
@@ -8122,7 +6215,7 @@
           <w:sz w:val="24"/>
           <w:szCs w:val="24"/>
         </w:rPr>
-        <w:t xml:space="preserve"> </w:t>
+        <w:t>{nama_badan_usaha_kegiatan}</w:t>
       </w:r>
       <w:r>
         <w:rPr>
@@ -8133,7 +6226,7 @@
           <w:sz w:val="24"/>
           <w:szCs w:val="24"/>
         </w:rPr>
-        <w:t>Berita</w:t>
+        <w:t xml:space="preserve"> </w:t>
       </w:r>
       <w:r>
         <w:rPr>
@@ -8144,9 +6237,14 @@
           <w:sz w:val="24"/>
           <w:szCs w:val="24"/>
         </w:rPr>
-        <w:t xml:space="preserve"> Acara </w:t>
+        <w:t>dibuat dengan sebenar-benarnya dan mengingat sumpah jabatan.</w:t>
       </w:r>
-      <w:r>
+    </w:p>
+    <w:p>
+      <w:pPr>
+        <w:pStyle w:val="Heading2"/>
+        <w:shd w:val="clear" w:color="auto" w:fill="FFFFFF"/>
+        <w:spacing w:before="0" w:beforeAutospacing="0" w:after="0" w:afterAutospacing="0"/>
         <w:rPr>
           <w:rFonts w:ascii="Arial Nova Cond" w:hAnsi="Arial Nova Cond"/>
           <w:b w:val="0"/>
@@ -8155,352 +6253,6 @@
           <w:sz w:val="24"/>
           <w:szCs w:val="24"/>
         </w:rPr>
-        <w:t>Pengawasan</w:t>
-      </w:r>
-      <w:r>
-        <w:rPr>
-          <w:rFonts w:ascii="Arial Nova Cond" w:hAnsi="Arial Nova Cond"/>
-          <w:b w:val="0"/>
-          <w:bCs w:val="0"/>
-          <w:color w:val="0D0D0D"/>
-          <w:sz w:val="24"/>
-          <w:szCs w:val="24"/>
-        </w:rPr>
-        <w:t xml:space="preserve"> </w:t>
-      </w:r>
-      <w:r>
-        <w:rPr>
-          <w:rFonts w:ascii="Arial Nova Cond" w:hAnsi="Arial Nova Cond"/>
-          <w:b w:val="0"/>
-          <w:bCs w:val="0"/>
-          <w:color w:val="0D0D0D"/>
-          <w:sz w:val="24"/>
-          <w:szCs w:val="24"/>
-        </w:rPr>
-        <w:t>Lingkungan</w:t>
-      </w:r>
-      <w:r>
-        <w:rPr>
-          <w:rFonts w:ascii="Arial Nova Cond" w:hAnsi="Arial Nova Cond"/>
-          <w:b w:val="0"/>
-          <w:bCs w:val="0"/>
-          <w:color w:val="0D0D0D"/>
-          <w:sz w:val="24"/>
-          <w:szCs w:val="24"/>
-        </w:rPr>
-        <w:t xml:space="preserve"> </w:t>
-      </w:r>
-      <w:r>
-        <w:rPr>
-          <w:rFonts w:ascii="Arial Nova Cond" w:hAnsi="Arial Nova Cond"/>
-          <w:b w:val="0"/>
-          <w:bCs w:val="0"/>
-          <w:color w:val="0D0D0D"/>
-          <w:sz w:val="24"/>
-          <w:szCs w:val="24"/>
-        </w:rPr>
-        <w:t>Hidup</w:t>
-      </w:r>
-      <w:r>
-        <w:rPr>
-          <w:rFonts w:ascii="Arial Nova Cond" w:hAnsi="Arial Nova Cond"/>
-          <w:b w:val="0"/>
-          <w:bCs w:val="0"/>
-          <w:color w:val="0D0D0D"/>
-          <w:sz w:val="24"/>
-          <w:szCs w:val="24"/>
-        </w:rPr>
-        <w:t xml:space="preserve"> pada </w:t>
-      </w:r>
-      <w:r>
-        <w:rPr>
-          <w:rFonts w:ascii="Arial Nova Cond" w:hAnsi="Arial Nova Cond"/>
-          <w:b w:val="0"/>
-          <w:bCs w:val="0"/>
-          <w:color w:val="0D0D0D"/>
-          <w:sz w:val="24"/>
-          <w:szCs w:val="24"/>
-        </w:rPr>
-        <w:t>lokasi</w:t>
-      </w:r>
-      <w:r>
-        <w:rPr>
-          <w:rFonts w:ascii="Arial Nova Cond" w:hAnsi="Arial Nova Cond"/>
-          <w:b w:val="0"/>
-          <w:bCs w:val="0"/>
-          <w:color w:val="0D0D0D"/>
-          <w:sz w:val="24"/>
-          <w:szCs w:val="24"/>
-        </w:rPr>
-        <w:t xml:space="preserve"> </w:t>
-      </w:r>
-      <w:r>
-        <w:rPr>
-          <w:rFonts w:ascii="Arial Nova Cond" w:hAnsi="Arial Nova Cond"/>
-          <w:b w:val="0"/>
-          <w:bCs w:val="0"/>
-          <w:color w:val="0D0D0D"/>
-          <w:sz w:val="24"/>
-          <w:szCs w:val="24"/>
-        </w:rPr>
-        <w:t>kegiatan</w:t>
-      </w:r>
-      <w:r>
-        <w:rPr>
-          <w:rFonts w:ascii="Arial Nova Cond" w:hAnsi="Arial Nova Cond"/>
-          <w:b w:val="0"/>
-          <w:bCs w:val="0"/>
-          <w:color w:val="0D0D0D"/>
-          <w:sz w:val="24"/>
-          <w:szCs w:val="24"/>
-        </w:rPr>
-        <w:t xml:space="preserve"> </w:t>
-      </w:r>
-      <w:r>
-        <w:rPr>
-          <w:rFonts w:ascii="Arial Nova Cond" w:hAnsi="Arial Nova Cond"/>
-          <w:b w:val="0"/>
-          <w:bCs w:val="0"/>
-          <w:color w:val="0D0D0D"/>
-          <w:sz w:val="24"/>
-          <w:szCs w:val="24"/>
-        </w:rPr>
-        <w:t>Perumahan</w:t>
-      </w:r>
-      <w:r>
-        <w:rPr>
-          <w:rFonts w:ascii="Arial Nova Cond" w:hAnsi="Arial Nova Cond"/>
-          <w:b w:val="0"/>
-          <w:bCs w:val="0"/>
-          <w:color w:val="0D0D0D"/>
-          <w:sz w:val="24"/>
-          <w:szCs w:val="24"/>
-        </w:rPr>
-        <w:t xml:space="preserve"> </w:t>
-      </w:r>
-      <w:r>
-        <w:rPr>
-          <w:rFonts w:ascii="Arial Nova Cond" w:hAnsi="Arial Nova Cond"/>
-          <w:b w:val="0"/>
-          <w:bCs w:val="0"/>
-          <w:color w:val="0D0D0D"/>
-          <w:sz w:val="24"/>
-          <w:szCs w:val="24"/>
-        </w:rPr>
-        <w:t>Maston</w:t>
-      </w:r>
-      <w:r>
-        <w:rPr>
-          <w:rFonts w:ascii="Arial Nova Cond" w:hAnsi="Arial Nova Cond"/>
-          <w:b w:val="0"/>
-          <w:bCs w:val="0"/>
-          <w:color w:val="0D0D0D"/>
-          <w:sz w:val="24"/>
-          <w:szCs w:val="24"/>
-        </w:rPr>
-        <w:t xml:space="preserve"> Abi Residence (</w:t>
-      </w:r>
-      <w:r>
-        <w:rPr>
-          <w:rFonts w:ascii="Arial Nova Cond" w:hAnsi="Arial Nova Cond"/>
-          <w:b w:val="0"/>
-          <w:bCs w:val="0"/>
-          <w:color w:val="0D0D0D"/>
-          <w:sz w:val="24"/>
-          <w:szCs w:val="24"/>
-        </w:rPr>
-        <w:t>pengembang</w:t>
-      </w:r>
-      <w:r>
-        <w:rPr>
-          <w:rFonts w:ascii="Arial Nova Cond" w:hAnsi="Arial Nova Cond"/>
-          <w:b w:val="0"/>
-          <w:bCs w:val="0"/>
-          <w:color w:val="0D0D0D"/>
-          <w:sz w:val="24"/>
-          <w:szCs w:val="24"/>
-        </w:rPr>
-        <w:t xml:space="preserve"> PT. </w:t>
-      </w:r>
-      <w:r>
-        <w:rPr>
-          <w:rFonts w:ascii="Arial Nova Cond" w:hAnsi="Arial Nova Cond"/>
-          <w:b w:val="0"/>
-          <w:bCs w:val="0"/>
-          <w:color w:val="0D0D0D"/>
-          <w:sz w:val="24"/>
-          <w:szCs w:val="24"/>
-        </w:rPr>
-        <w:t>Tinjung</w:t>
-      </w:r>
-      <w:r>
-        <w:rPr>
-          <w:rFonts w:ascii="Arial Nova Cond" w:hAnsi="Arial Nova Cond"/>
-          <w:b w:val="0"/>
-          <w:bCs w:val="0"/>
-          <w:color w:val="0D0D0D"/>
-          <w:sz w:val="24"/>
-          <w:szCs w:val="24"/>
-        </w:rPr>
-        <w:t xml:space="preserve"> Abi Property)</w:t>
-      </w:r>
-      <w:r>
-        <w:rPr>
-          <w:rFonts w:ascii="Arial Nova Cond" w:hAnsi="Arial Nova Cond"/>
-          <w:b w:val="0"/>
-          <w:bCs w:val="0"/>
-          <w:color w:val="0D0D0D"/>
-          <w:sz w:val="24"/>
-          <w:szCs w:val="24"/>
-        </w:rPr>
-        <w:t xml:space="preserve"> </w:t>
-      </w:r>
-      <w:r>
-        <w:rPr>
-          <w:rFonts w:ascii="Arial Nova Cond" w:hAnsi="Arial Nova Cond"/>
-          <w:b w:val="0"/>
-          <w:bCs w:val="0"/>
-          <w:color w:val="0D0D0D"/>
-          <w:sz w:val="24"/>
-          <w:szCs w:val="24"/>
-        </w:rPr>
-        <w:t>dibuat</w:t>
-      </w:r>
-      <w:r>
-        <w:rPr>
-          <w:rFonts w:ascii="Arial Nova Cond" w:hAnsi="Arial Nova Cond"/>
-          <w:b w:val="0"/>
-          <w:bCs w:val="0"/>
-          <w:color w:val="0D0D0D"/>
-          <w:sz w:val="24"/>
-          <w:szCs w:val="24"/>
-        </w:rPr>
-        <w:t xml:space="preserve"> </w:t>
-      </w:r>
-      <w:r>
-        <w:rPr>
-          <w:rFonts w:ascii="Arial Nova Cond" w:hAnsi="Arial Nova Cond"/>
-          <w:b w:val="0"/>
-          <w:bCs w:val="0"/>
-          <w:color w:val="0D0D0D"/>
-          <w:sz w:val="24"/>
-          <w:szCs w:val="24"/>
-        </w:rPr>
-        <w:t>dengan</w:t>
-      </w:r>
-      <w:r>
-        <w:rPr>
-          <w:rFonts w:ascii="Arial Nova Cond" w:hAnsi="Arial Nova Cond"/>
-          <w:b w:val="0"/>
-          <w:bCs w:val="0"/>
-          <w:color w:val="0D0D0D"/>
-          <w:sz w:val="24"/>
-          <w:szCs w:val="24"/>
-        </w:rPr>
-        <w:t xml:space="preserve"> </w:t>
-      </w:r>
-      <w:r>
-        <w:rPr>
-          <w:rFonts w:ascii="Arial Nova Cond" w:hAnsi="Arial Nova Cond"/>
-          <w:b w:val="0"/>
-          <w:bCs w:val="0"/>
-          <w:color w:val="0D0D0D"/>
-          <w:sz w:val="24"/>
-          <w:szCs w:val="24"/>
-        </w:rPr>
-        <w:t>sebenar-benarnya</w:t>
-      </w:r>
-      <w:r>
-        <w:rPr>
-          <w:rFonts w:ascii="Arial Nova Cond" w:hAnsi="Arial Nova Cond"/>
-          <w:b w:val="0"/>
-          <w:bCs w:val="0"/>
-          <w:color w:val="0D0D0D"/>
-          <w:sz w:val="24"/>
-          <w:szCs w:val="24"/>
-        </w:rPr>
-        <w:t xml:space="preserve"> dan </w:t>
-      </w:r>
-      <w:r>
-        <w:rPr>
-          <w:rFonts w:ascii="Arial Nova Cond" w:hAnsi="Arial Nova Cond"/>
-          <w:b w:val="0"/>
-          <w:bCs w:val="0"/>
-          <w:color w:val="0D0D0D"/>
-          <w:sz w:val="24"/>
-          <w:szCs w:val="24"/>
-        </w:rPr>
-        <w:t>mengingat</w:t>
-      </w:r>
-      <w:r>
-        <w:rPr>
-          <w:rFonts w:ascii="Arial Nova Cond" w:hAnsi="Arial Nova Cond"/>
-          <w:b w:val="0"/>
-          <w:bCs w:val="0"/>
-          <w:color w:val="0D0D0D"/>
-          <w:sz w:val="24"/>
-          <w:szCs w:val="24"/>
-        </w:rPr>
-        <w:t xml:space="preserve"> </w:t>
-      </w:r>
-      <w:r>
-        <w:rPr>
-          <w:rFonts w:ascii="Arial Nova Cond" w:hAnsi="Arial Nova Cond"/>
-          <w:b w:val="0"/>
-          <w:bCs w:val="0"/>
-          <w:color w:val="0D0D0D"/>
-          <w:sz w:val="24"/>
-          <w:szCs w:val="24"/>
-        </w:rPr>
-        <w:t>sumpah</w:t>
-      </w:r>
-      <w:r>
-        <w:rPr>
-          <w:rFonts w:ascii="Arial Nova Cond" w:hAnsi="Arial Nova Cond"/>
-          <w:b w:val="0"/>
-          <w:bCs w:val="0"/>
-          <w:color w:val="0D0D0D"/>
-          <w:sz w:val="24"/>
-          <w:szCs w:val="24"/>
-        </w:rPr>
-        <w:t xml:space="preserve"> </w:t>
-      </w:r>
-      <w:r>
-        <w:rPr>
-          <w:rFonts w:ascii="Arial Nova Cond" w:hAnsi="Arial Nova Cond"/>
-          <w:b w:val="0"/>
-          <w:bCs w:val="0"/>
-          <w:color w:val="0D0D0D"/>
-          <w:sz w:val="24"/>
-          <w:szCs w:val="24"/>
-        </w:rPr>
-        <w:t>jabatan</w:t>
-      </w:r>
-      <w:r>
-        <w:rPr>
-          <w:rFonts w:ascii="Arial Nova Cond" w:hAnsi="Arial Nova Cond"/>
-          <w:b w:val="0"/>
-          <w:bCs w:val="0"/>
-          <w:color w:val="0D0D0D"/>
-          <w:sz w:val="24"/>
-          <w:szCs w:val="24"/>
-        </w:rPr>
-        <w:t>.</w:t>
-      </w:r>
-    </w:p>
-    <w:p>
-      <w:pPr>
-        <w:pStyle w:val="Heading2"/>
-        <w:shd w:val="clear" w:color="auto" w:fill="FFFFFF"/>
-        <w:spacing w:before="0" w:beforeAutospacing="0" w:after="0" w:afterAutospacing="0"/>
-        <w:rPr>
-          <w:rFonts w:ascii="Arial Nova Cond" w:hAnsi="Arial Nova Cond"/>
-          <w:b w:val="0"/>
-          <w:bCs w:val="0"/>
-          <w:color w:val="0D0D0D"/>
-          <w:sz w:val="24"/>
-          <w:szCs w:val="24"/>
-        </w:rPr>
       </w:pPr>
     </w:p>
     <w:p>
@@ -8522,77 +6274,7 @@
           <w:szCs w:val="24"/>
           <w:lang w:eastAsia="en-ID"/>
         </w:rPr>
-        <w:t xml:space="preserve">Tim </w:t>
-      </w:r>
-      <w:r>
-        <w:rPr>
-          <w:rFonts w:ascii="Arial Nova Cond" w:eastAsia="Times New Roman" w:hAnsi="Arial Nova Cond" w:cs="Times New Roman"/>
-          <w:color w:val="0D0D0D"/>
-          <w:sz w:val="24"/>
-          <w:szCs w:val="24"/>
-          <w:lang w:eastAsia="en-ID"/>
-        </w:rPr>
-        <w:t>Pejabat</w:t>
-      </w:r>
-      <w:r>
-        <w:rPr>
-          <w:rFonts w:ascii="Arial Nova Cond" w:eastAsia="Times New Roman" w:hAnsi="Arial Nova Cond" w:cs="Times New Roman"/>
-          <w:color w:val="0D0D0D"/>
-          <w:sz w:val="24"/>
-          <w:szCs w:val="24"/>
-          <w:lang w:eastAsia="en-ID"/>
-        </w:rPr>
-        <w:t xml:space="preserve"> </w:t>
-      </w:r>
-      <w:r>
-        <w:rPr>
-          <w:rFonts w:ascii="Arial Nova Cond" w:eastAsia="Times New Roman" w:hAnsi="Arial Nova Cond" w:cs="Times New Roman"/>
-          <w:color w:val="0D0D0D"/>
-          <w:sz w:val="24"/>
-          <w:szCs w:val="24"/>
-          <w:lang w:eastAsia="en-ID"/>
-        </w:rPr>
-        <w:t>Pengawas</w:t>
-      </w:r>
-      <w:r>
-        <w:rPr>
-          <w:rFonts w:ascii="Arial Nova Cond" w:eastAsia="Times New Roman" w:hAnsi="Arial Nova Cond" w:cs="Times New Roman"/>
-          <w:color w:val="0D0D0D"/>
-          <w:sz w:val="24"/>
-          <w:szCs w:val="24"/>
-          <w:lang w:eastAsia="en-ID"/>
-        </w:rPr>
-        <w:t xml:space="preserve"> </w:t>
-      </w:r>
-      <w:r>
-        <w:rPr>
-          <w:rFonts w:ascii="Arial Nova Cond" w:eastAsia="Times New Roman" w:hAnsi="Arial Nova Cond" w:cs="Times New Roman"/>
-          <w:color w:val="0D0D0D"/>
-          <w:sz w:val="24"/>
-          <w:szCs w:val="24"/>
-          <w:lang w:eastAsia="en-ID"/>
-        </w:rPr>
-        <w:t>Lingkungan</w:t>
-      </w:r>
-      <w:r>
-        <w:rPr>
-          <w:rFonts w:ascii="Arial Nova Cond" w:eastAsia="Times New Roman" w:hAnsi="Arial Nova Cond" w:cs="Times New Roman"/>
-          <w:color w:val="0D0D0D"/>
-          <w:sz w:val="24"/>
-          <w:szCs w:val="24"/>
-          <w:lang w:eastAsia="en-ID"/>
-        </w:rPr>
-        <w:t xml:space="preserve"> </w:t>
-      </w:r>
-      <w:r>
-        <w:rPr>
-          <w:rFonts w:ascii="Arial Nova Cond" w:eastAsia="Times New Roman" w:hAnsi="Arial Nova Cond" w:cs="Times New Roman"/>
-          <w:color w:val="0D0D0D"/>
-          <w:sz w:val="24"/>
-          <w:szCs w:val="24"/>
-          <w:lang w:eastAsia="en-ID"/>
-        </w:rPr>
-        <w:t>Hidup</w:t>
+        <w:t>Tim Pejabat Pengawas Lingkungan Hidup</w:t>
       </w:r>
     </w:p>
     <w:tbl>
@@ -8757,27 +6439,7 @@
                 <w:szCs w:val="24"/>
                 <w:lang w:eastAsia="en-ID"/>
               </w:rPr>
-              <w:t xml:space="preserve">Tanda </w:t>
-            </w:r>
-            <w:r>
-              <w:rPr>
-                <w:rFonts w:ascii="Arial Nova Cond" w:eastAsia="Times New Roman" w:hAnsi="Arial Nova Cond" w:cs="Times New Roman"/>
-                <w:color w:val="0D0D0D"/>
-                <w:sz w:val="24"/>
-                <w:szCs w:val="24"/>
-                <w:lang w:eastAsia="en-ID"/>
-              </w:rPr>
-              <w:t>tangan</w:t>
-            </w:r>
-            <w:r>
-              <w:rPr>
-                <w:rFonts w:ascii="Arial Nova Cond" w:eastAsia="Times New Roman" w:hAnsi="Arial Nova Cond" w:cs="Times New Roman"/>
-                <w:color w:val="0D0D0D"/>
-                <w:sz w:val="24"/>
-                <w:szCs w:val="24"/>
-                <w:lang w:eastAsia="en-ID"/>
-              </w:rPr>
-              <w:t xml:space="preserve"> </w:t>
+              <w:t xml:space="preserve">Tanda tangan </w:t>
             </w:r>
           </w:p>
         </w:tc>
@@ -8894,16 +6556,7 @@
           <w:sz w:val="24"/>
           <w:szCs w:val="24"/>
         </w:rPr>
-        <w:t>Saksi</w:t>
-      </w:r>
-      <w:r>
-        <w:rPr>
-          <w:rFonts w:ascii="Arial Nova Cond" w:hAnsi="Arial Nova Cond"/>
-          <w:color w:val="0D0D0D"/>
-          <w:sz w:val="24"/>
-          <w:szCs w:val="24"/>
-        </w:rPr>
-        <w:t xml:space="preserve"> </w:t>
+        <w:t xml:space="preserve">Saksi </w:t>
       </w:r>
     </w:p>
     <w:tbl>
@@ -9156,27 +6809,7 @@
                 <w:szCs w:val="24"/>
                 <w:lang w:eastAsia="en-ID"/>
               </w:rPr>
-              <w:t xml:space="preserve">Tanda </w:t>
-            </w:r>
-            <w:r>
-              <w:rPr>
-                <w:rFonts w:ascii="Arial Nova Cond" w:eastAsia="Times New Roman" w:hAnsi="Arial Nova Cond" w:cs="Times New Roman"/>
-                <w:color w:val="0D0D0D"/>
-                <w:sz w:val="24"/>
-                <w:szCs w:val="24"/>
-                <w:lang w:eastAsia="en-ID"/>
-              </w:rPr>
-              <w:t>tangan</w:t>
-            </w:r>
-            <w:r>
-              <w:rPr>
-                <w:rFonts w:ascii="Arial Nova Cond" w:eastAsia="Times New Roman" w:hAnsi="Arial Nova Cond" w:cs="Times New Roman"/>
-                <w:color w:val="0D0D0D"/>
-                <w:sz w:val="24"/>
-                <w:szCs w:val="24"/>
-                <w:lang w:eastAsia="en-ID"/>
-              </w:rPr>
-              <w:t xml:space="preserve"> </w:t>
+              <w:t xml:space="preserve">Tanda tangan </w:t>
             </w:r>
           </w:p>
         </w:tc>
@@ -9405,7 +7038,7 @@
                               <w:sz w:val="20"/>
                               <w:szCs w:val="20"/>
                             </w:rPr>
-                            <w:t>Paraf</w:t>
+                            <w:t xml:space="preserve">Paraf Tim Pengawas </w:t>
                           </w:r>
                           <w:r>
                             <w:rPr>
@@ -9413,31 +7046,7 @@
                               <w:sz w:val="20"/>
                               <w:szCs w:val="20"/>
                             </w:rPr>
-                            <w:t xml:space="preserve"> Tim </w:t>
-                          </w:r>
-                          <w:r>
-                            <w:rPr>
-                              <w:rFonts w:ascii="Arial Nova Cond" w:hAnsi="Arial Nova Cond"/>
-                              <w:sz w:val="20"/>
-                              <w:szCs w:val="20"/>
-                            </w:rPr>
-                            <w:t>Pengawas</w:t>
-                          </w:r>
-                          <w:r>
-                            <w:rPr>
-                              <w:rFonts w:ascii="Arial Nova Cond" w:hAnsi="Arial Nova Cond"/>
-                              <w:sz w:val="20"/>
-                              <w:szCs w:val="20"/>
-                            </w:rPr>
-                            <w:t xml:space="preserve"> </w:t>
-                          </w:r>
-                          <w:r>
-                            <w:rPr>
-                              <w:rFonts w:ascii="Arial Nova Cond" w:hAnsi="Arial Nova Cond"/>
-                              <w:sz w:val="20"/>
-                              <w:szCs w:val="20"/>
-                            </w:rPr>
-                            <w:t>{#tim_pengawas} {paraf_pengawas_text} {/tim_pengawas}</w:t>
+                            <w:t>{#tim_pengawas} {%paraf_pengawas} {/tim_pengawas}</w:t>
                           </w:r>
                         </w:p>
                         <w:p>
@@ -9492,7 +7101,7 @@
                         <w:sz w:val="20"/>
                         <w:szCs w:val="20"/>
                       </w:rPr>
-                      <w:t>Paraf</w:t>
+                      <w:t xml:space="preserve">Paraf Tim Pengawas </w:t>
                     </w:r>
                     <w:r>
                       <w:rPr>
@@ -9500,31 +7109,7 @@
                         <w:sz w:val="20"/>
                         <w:szCs w:val="20"/>
                       </w:rPr>
-                      <w:t xml:space="preserve"> Tim </w:t>
-                    </w:r>
-                    <w:r>
-                      <w:rPr>
-                        <w:rFonts w:ascii="Arial Nova Cond" w:hAnsi="Arial Nova Cond"/>
-                        <w:sz w:val="20"/>
-                        <w:szCs w:val="20"/>
-                      </w:rPr>
-                      <w:t>Pengawas</w:t>
-                    </w:r>
-                    <w:r>
-                      <w:rPr>
-                        <w:rFonts w:ascii="Arial Nova Cond" w:hAnsi="Arial Nova Cond"/>
-                        <w:sz w:val="20"/>
-                        <w:szCs w:val="20"/>
-                      </w:rPr>
-                      <w:t xml:space="preserve"> </w:t>
-                    </w:r>
-                    <w:r>
-                      <w:rPr>
-                        <w:rFonts w:ascii="Arial Nova Cond" w:hAnsi="Arial Nova Cond"/>
-                        <w:sz w:val="20"/>
-                        <w:szCs w:val="20"/>
-                      </w:rPr>
-                      <w:t>{#tim_pengawas} {paraf_pengawas_text} {/tim_pengawas}</w:t>
+                      <w:t>{#tim_pengawas} {%paraf_pengawas} {/tim_pengawas}</w:t>
                     </w:r>
                   </w:p>
                   <w:p>
@@ -9601,7 +7186,7 @@
                               <w:sz w:val="20"/>
                               <w:szCs w:val="20"/>
                             </w:rPr>
-                            <w:t>Paraf</w:t>
+                            <w:t xml:space="preserve">Paraf Pihak Usaha/ Kegiatan </w:t>
                           </w:r>
                           <w:r>
                             <w:rPr>
@@ -9609,47 +7194,7 @@
                               <w:sz w:val="20"/>
                               <w:szCs w:val="20"/>
                             </w:rPr>
-                            <w:t xml:space="preserve"> </w:t>
-                          </w:r>
-                          <w:r>
-                            <w:rPr>
-                              <w:rFonts w:ascii="Arial Nova Cond" w:hAnsi="Arial Nova Cond" w:cs="Arial"/>
-                              <w:sz w:val="20"/>
-                              <w:szCs w:val="20"/>
-                            </w:rPr>
-                            <w:t>Pihak</w:t>
-                          </w:r>
-                          <w:r>
-                            <w:rPr>
-                              <w:rFonts w:ascii="Arial Nova Cond" w:hAnsi="Arial Nova Cond" w:cs="Arial"/>
-                              <w:sz w:val="20"/>
-                              <w:szCs w:val="20"/>
-                            </w:rPr>
-                            <w:t xml:space="preserve"> Usaha/ </w:t>
-                          </w:r>
-                          <w:r>
-                            <w:rPr>
-                              <w:rFonts w:ascii="Arial Nova Cond" w:hAnsi="Arial Nova Cond" w:cs="Arial"/>
-                              <w:sz w:val="20"/>
-                              <w:szCs w:val="20"/>
-                            </w:rPr>
-                            <w:t>Kegiatan</w:t>
-                          </w:r>
-                          <w:r>
-                            <w:rPr>
-                              <w:rFonts w:ascii="Arial Nova Cond" w:hAnsi="Arial Nova Cond" w:cs="Arial"/>
-                              <w:sz w:val="20"/>
-                              <w:szCs w:val="20"/>
-                            </w:rPr>
-                            <w:t xml:space="preserve"> </w:t>
-                          </w:r>
-                          <w:r>
-                            <w:rPr>
-                              <w:rFonts w:ascii="Arial Nova Cond" w:hAnsi="Arial Nova Cond" w:cs="Arial"/>
-                              <w:sz w:val="20"/>
-                              <w:szCs w:val="20"/>
-                            </w:rPr>
-                            <w:t>{paraf_pemrakarsa_text}</w:t>
+                            <w:t>{%paraf_pemrakarsa}</w:t>
                           </w:r>
                         </w:p>
                         <w:p>
@@ -9700,7 +7245,7 @@
                         <w:sz w:val="20"/>
                         <w:szCs w:val="20"/>
                       </w:rPr>
-                      <w:t>Paraf</w:t>
+                      <w:t xml:space="preserve">Paraf Pihak Usaha/ Kegiatan </w:t>
                     </w:r>
                     <w:r>
                       <w:rPr>
@@ -9708,47 +7253,7 @@
                         <w:sz w:val="20"/>
                         <w:szCs w:val="20"/>
                       </w:rPr>
-                      <w:t xml:space="preserve"> </w:t>
-                    </w:r>
-                    <w:r>
-                      <w:rPr>
-                        <w:rFonts w:ascii="Arial Nova Cond" w:hAnsi="Arial Nova Cond" w:cs="Arial"/>
-                        <w:sz w:val="20"/>
-                        <w:szCs w:val="20"/>
-                      </w:rPr>
-                      <w:t>Pihak</w:t>
-                    </w:r>
-                    <w:r>
-                      <w:rPr>
-                        <w:rFonts w:ascii="Arial Nova Cond" w:hAnsi="Arial Nova Cond" w:cs="Arial"/>
-                        <w:sz w:val="20"/>
-                        <w:szCs w:val="20"/>
-                      </w:rPr>
-                      <w:t xml:space="preserve"> Usaha/ </w:t>
-                    </w:r>
-                    <w:r>
-                      <w:rPr>
-                        <w:rFonts w:ascii="Arial Nova Cond" w:hAnsi="Arial Nova Cond" w:cs="Arial"/>
-                        <w:sz w:val="20"/>
-                        <w:szCs w:val="20"/>
-                      </w:rPr>
-                      <w:t>Kegiatan</w:t>
-                    </w:r>
-                    <w:r>
-                      <w:rPr>
-                        <w:rFonts w:ascii="Arial Nova Cond" w:hAnsi="Arial Nova Cond" w:cs="Arial"/>
-                        <w:sz w:val="20"/>
-                        <w:szCs w:val="20"/>
-                      </w:rPr>
-                      <w:t xml:space="preserve"> </w:t>
-                    </w:r>
-                    <w:r>
-                      <w:rPr>
-                        <w:rFonts w:ascii="Arial Nova Cond" w:hAnsi="Arial Nova Cond" w:cs="Arial"/>
-                        <w:sz w:val="20"/>
-                        <w:szCs w:val="20"/>
-                      </w:rPr>
-                      <w:t>{paraf_pemrakarsa_text}</w:t>
+                      <w:t>{%paraf_pemrakarsa}</w:t>
                     </w:r>
                   </w:p>
                   <w:p>

--- a/public/templates-bap/bap-perumahan.docx
+++ b/public/templates-bap/bap-perumahan.docx
@@ -7046,7 +7046,7 @@
                               <w:sz w:val="20"/>
                               <w:szCs w:val="20"/>
                             </w:rPr>
-                            <w:t>{#tim_pengawas} {%paraf_pengawas} {/tim_pengawas}</w:t>
+                            <w:t>{%paraf_pengawas}</w:t>
                           </w:r>
                         </w:p>
                         <w:p>
@@ -7109,7 +7109,7 @@
                         <w:sz w:val="20"/>
                         <w:szCs w:val="20"/>
                       </w:rPr>
-                      <w:t>{#tim_pengawas} {%paraf_pengawas} {/tim_pengawas}</w:t>
+                      <w:t>{%paraf_pengawas}</w:t>
                     </w:r>
                   </w:p>
                   <w:p>

--- a/public/templates-bap/bap-perumahan.docx
+++ b/public/templates-bap/bap-perumahan.docx
@@ -2790,7 +2790,7 @@
                 <w:sz w:val="24"/>
                 <w:szCs w:val="24"/>
               </w:rPr>
-              <w:t>{jumlah_karyawan_pengunjung}</w:t>
+              <w:t>{jumlah_pekerja_penghuni}</w:t>
             </w:r>
           </w:p>
         </w:tc>
@@ -2892,7 +2892,7 @@
                 <w:sz w:val="24"/>
                 <w:szCs w:val="24"/>
               </w:rPr>
-              <w:t>{shift_kerja}</w:t>
+              <w:t>{shift_kerja_konstruksi}</w:t>
             </w:r>
           </w:p>
         </w:tc>
@@ -3006,7 +3006,7 @@
                 <w:sz w:val="24"/>
                 <w:szCs w:val="24"/>
               </w:rPr>
-              <w:t>{jam_operasional}</w:t>
+              <w:t>{jam_kerja_hari}</w:t>
             </w:r>
           </w:p>
         </w:tc>

--- a/public/templates-bap/bap-perumahan.docx
+++ b/public/templates-bap/bap-perumahan.docx
@@ -2790,7 +2790,7 @@
                 <w:sz w:val="24"/>
                 <w:szCs w:val="24"/>
               </w:rPr>
-              <w:t>{jumlah_pekerja_penghuni}</w:t>
+              <w:t>{jumlah_karyawan_pengunjung}</w:t>
             </w:r>
           </w:p>
         </w:tc>
@@ -2892,7 +2892,7 @@
                 <w:sz w:val="24"/>
                 <w:szCs w:val="24"/>
               </w:rPr>
-              <w:t>{shift_kerja_konstruksi}</w:t>
+              <w:t>{shift_kerja}</w:t>
             </w:r>
           </w:p>
         </w:tc>
@@ -3006,7 +3006,7 @@
                 <w:sz w:val="24"/>
                 <w:szCs w:val="24"/>
               </w:rPr>
-              <w:t>{jam_kerja_hari}</w:t>
+              <w:t>{jam_operasional}</w:t>
             </w:r>
           </w:p>
         </w:tc>

--- a/public/templates-bap/bap-perumahan.docx
+++ b/public/templates-bap/bap-perumahan.docx
@@ -44,7 +44,7 @@
                 <w:lang w:val="en-US"/>
               </w:rPr>
               <w:drawing>
-                <wp:anchor distT="0" distB="0" distL="114300" distR="114300" simplePos="0" relativeHeight="251658752" behindDoc="0" locked="0" layoutInCell="1" allowOverlap="1" wp14:anchorId="069080DA" wp14:editId="3CC2EBC2">
+                <wp:anchor distT="0" distB="0" distL="114300" distR="114300" simplePos="0" relativeHeight="251658752" behindDoc="0" locked="0" layoutInCell="1" allowOverlap="1" wp14:anchorId="069080DA" wp14:editId="6C09C339">
                   <wp:simplePos x="0" y="0"/>
                   <wp:positionH relativeFrom="column">
                     <wp:posOffset>68580</wp:posOffset>
@@ -165,23 +165,119 @@
                 <w:rFonts w:ascii="Arial" w:hAnsi="Arial" w:cs="Arial"/>
                 <w:lang w:val="en-US"/>
               </w:rPr>
-              <w:t>Jl. Ronggowarsito No.18b, Sragen Wetan, Sragen, Jawa Tengah</w:t>
-            </w:r>
-          </w:p>
-          <w:p>
-            <w:pPr>
-              <w:jc w:val="center"/>
+              <w:t xml:space="preserve">Jl. </w:t>
+            </w:r>
+            <w:proofErr w:type="spellStart"/>
+            <w:r>
               <w:rPr>
                 <w:rFonts w:ascii="Arial" w:hAnsi="Arial" w:cs="Arial"/>
                 <w:lang w:val="en-US"/>
               </w:rPr>
-            </w:pPr>
+              <w:t>Ronggowarsito</w:t>
+            </w:r>
+            <w:proofErr w:type="spellEnd"/>
             <w:r>
               <w:rPr>
                 <w:rFonts w:ascii="Arial" w:hAnsi="Arial" w:cs="Arial"/>
                 <w:lang w:val="en-US"/>
               </w:rPr>
-              <w:t>Telp. (0271) 891136  Email : dlhsragenkab@gmail.com</w:t>
+              <w:t xml:space="preserve"> No.18b, </w:t>
+            </w:r>
+            <w:proofErr w:type="spellStart"/>
+            <w:r>
+              <w:rPr>
+                <w:rFonts w:ascii="Arial" w:hAnsi="Arial" w:cs="Arial"/>
+                <w:lang w:val="en-US"/>
+              </w:rPr>
+              <w:t>Sragen</w:t>
+            </w:r>
+            <w:proofErr w:type="spellEnd"/>
+            <w:r>
+              <w:rPr>
+                <w:rFonts w:ascii="Arial" w:hAnsi="Arial" w:cs="Arial"/>
+                <w:lang w:val="en-US"/>
+              </w:rPr>
+              <w:t xml:space="preserve"> </w:t>
+            </w:r>
+            <w:proofErr w:type="spellStart"/>
+            <w:r>
+              <w:rPr>
+                <w:rFonts w:ascii="Arial" w:hAnsi="Arial" w:cs="Arial"/>
+                <w:lang w:val="en-US"/>
+              </w:rPr>
+              <w:t>Wetan</w:t>
+            </w:r>
+            <w:proofErr w:type="spellEnd"/>
+            <w:r>
+              <w:rPr>
+                <w:rFonts w:ascii="Arial" w:hAnsi="Arial" w:cs="Arial"/>
+                <w:lang w:val="en-US"/>
+              </w:rPr>
+              <w:t xml:space="preserve">, </w:t>
+            </w:r>
+            <w:proofErr w:type="spellStart"/>
+            <w:r>
+              <w:rPr>
+                <w:rFonts w:ascii="Arial" w:hAnsi="Arial" w:cs="Arial"/>
+                <w:lang w:val="en-US"/>
+              </w:rPr>
+              <w:t>Sragen</w:t>
+            </w:r>
+            <w:proofErr w:type="spellEnd"/>
+            <w:r>
+              <w:rPr>
+                <w:rFonts w:ascii="Arial" w:hAnsi="Arial" w:cs="Arial"/>
+                <w:lang w:val="en-US"/>
+              </w:rPr>
+              <w:t xml:space="preserve">, </w:t>
+            </w:r>
+            <w:proofErr w:type="spellStart"/>
+            <w:r>
+              <w:rPr>
+                <w:rFonts w:ascii="Arial" w:hAnsi="Arial" w:cs="Arial"/>
+                <w:lang w:val="en-US"/>
+              </w:rPr>
+              <w:t>Jawa</w:t>
+            </w:r>
+            <w:proofErr w:type="spellEnd"/>
+            <w:r>
+              <w:rPr>
+                <w:rFonts w:ascii="Arial" w:hAnsi="Arial" w:cs="Arial"/>
+                <w:lang w:val="en-US"/>
+              </w:rPr>
+              <w:t xml:space="preserve"> Tengah</w:t>
+            </w:r>
+          </w:p>
+          <w:p>
+            <w:pPr>
+              <w:jc w:val="center"/>
+              <w:rPr>
+                <w:rFonts w:ascii="Arial" w:hAnsi="Arial" w:cs="Arial"/>
+                <w:lang w:val="en-US"/>
+              </w:rPr>
+            </w:pPr>
+            <w:r>
+              <w:rPr>
+                <w:rFonts w:ascii="Arial" w:hAnsi="Arial" w:cs="Arial"/>
+                <w:lang w:val="en-US"/>
+              </w:rPr>
+              <w:t xml:space="preserve">Telp. (0271) </w:t>
+            </w:r>
+            <w:proofErr w:type="gramStart"/>
+            <w:r>
+              <w:rPr>
+                <w:rFonts w:ascii="Arial" w:hAnsi="Arial" w:cs="Arial"/>
+                <w:lang w:val="en-US"/>
+              </w:rPr>
+              <w:t>891136  Email</w:t>
+            </w:r>
+            <w:proofErr w:type="gramEnd"/>
+            <w:r>
+              <w:rPr>
+                <w:rFonts w:ascii="Arial" w:hAnsi="Arial" w:cs="Arial"/>
+                <w:lang w:val="en-US"/>
+              </w:rPr>
+              <w:t xml:space="preserve"> : dlhsragenkab@gmail.com</w:t>
             </w:r>
           </w:p>
           <w:p>
@@ -267,21 +363,49 @@
         </w:rPr>
         <w:t xml:space="preserve">                                               </w:t>
       </w:r>
-      <w:r>
-        <w:rPr>
-          <w:rFonts w:ascii="Arial Nova Cond" w:hAnsi="Arial Nova Cond"/>
-          <w:sz w:val="24"/>
-          <w:szCs w:val="24"/>
-        </w:rPr>
-        <w:t>Nomor: 600.4/         /BAP/17/</w:t>
-      </w:r>
-      <w:r>
-        <w:rPr>
-          <w:rFonts w:ascii="Arial Nova Cond" w:hAnsi="Arial Nova Cond"/>
-          <w:sz w:val="24"/>
-          <w:szCs w:val="24"/>
-        </w:rPr>
-        <w:t>{tahun_ini}</w:t>
+      <w:proofErr w:type="spellStart"/>
+      <w:r>
+        <w:rPr>
+          <w:rFonts w:ascii="Arial Nova Cond" w:hAnsi="Arial Nova Cond"/>
+          <w:sz w:val="24"/>
+          <w:szCs w:val="24"/>
+        </w:rPr>
+        <w:t>Nomor</w:t>
+      </w:r>
+      <w:proofErr w:type="spellEnd"/>
+      <w:r>
+        <w:rPr>
+          <w:rFonts w:ascii="Arial Nova Cond" w:hAnsi="Arial Nova Cond"/>
+          <w:sz w:val="24"/>
+          <w:szCs w:val="24"/>
+        </w:rPr>
+        <w:t>: 600.4/         /BAP/17/</w:t>
+      </w:r>
+      <w:r>
+        <w:rPr>
+          <w:rFonts w:ascii="Arial Nova Cond" w:hAnsi="Arial Nova Cond"/>
+          <w:sz w:val="24"/>
+          <w:szCs w:val="24"/>
+        </w:rPr>
+        <w:t>{</w:t>
+      </w:r>
+      <w:proofErr w:type="spellStart"/>
+      <w:r>
+        <w:rPr>
+          <w:rFonts w:ascii="Arial Nova Cond" w:hAnsi="Arial Nova Cond"/>
+          <w:sz w:val="24"/>
+          <w:szCs w:val="24"/>
+        </w:rPr>
+        <w:t>tahun_ini</w:t>
+      </w:r>
+      <w:proofErr w:type="spellEnd"/>
+      <w:r>
+        <w:rPr>
+          <w:rFonts w:ascii="Arial Nova Cond" w:hAnsi="Arial Nova Cond"/>
+          <w:sz w:val="24"/>
+          <w:szCs w:val="24"/>
+        </w:rPr>
+        <w:t>}</w:t>
       </w:r>
     </w:p>
     <w:p>
@@ -311,7 +435,133 @@
           <w:sz w:val="24"/>
           <w:szCs w:val="24"/>
         </w:rPr>
-        <w:t>Pada hari ini {hari_ini_nama}, tanggal {hari_ini_tanggal_terbilang} bulan {hari_ini_bulan}</w:t>
+        <w:t xml:space="preserve">Pada </w:t>
+      </w:r>
+      <w:proofErr w:type="spellStart"/>
+      <w:r>
+        <w:rPr>
+          <w:rFonts w:ascii="Arial Nova Cond" w:hAnsi="Arial Nova Cond"/>
+          <w:sz w:val="24"/>
+          <w:szCs w:val="24"/>
+        </w:rPr>
+        <w:t>hari</w:t>
+      </w:r>
+      <w:proofErr w:type="spellEnd"/>
+      <w:r>
+        <w:rPr>
+          <w:rFonts w:ascii="Arial Nova Cond" w:hAnsi="Arial Nova Cond"/>
+          <w:sz w:val="24"/>
+          <w:szCs w:val="24"/>
+        </w:rPr>
+        <w:t xml:space="preserve"> </w:t>
+      </w:r>
+      <w:proofErr w:type="spellStart"/>
+      <w:r>
+        <w:rPr>
+          <w:rFonts w:ascii="Arial Nova Cond" w:hAnsi="Arial Nova Cond"/>
+          <w:sz w:val="24"/>
+          <w:szCs w:val="24"/>
+        </w:rPr>
+        <w:t>ini</w:t>
+      </w:r>
+      <w:proofErr w:type="spellEnd"/>
+      <w:r>
+        <w:rPr>
+          <w:rFonts w:ascii="Arial Nova Cond" w:hAnsi="Arial Nova Cond"/>
+          <w:sz w:val="24"/>
+          <w:szCs w:val="24"/>
+        </w:rPr>
+        <w:t xml:space="preserve"> {</w:t>
+      </w:r>
+      <w:proofErr w:type="spellStart"/>
+      <w:r>
+        <w:rPr>
+          <w:rFonts w:ascii="Arial Nova Cond" w:hAnsi="Arial Nova Cond"/>
+          <w:sz w:val="24"/>
+          <w:szCs w:val="24"/>
+        </w:rPr>
+        <w:t>hari_ini_nama</w:t>
+      </w:r>
+      <w:proofErr w:type="spellEnd"/>
+      <w:r>
+        <w:rPr>
+          <w:rFonts w:ascii="Arial Nova Cond" w:hAnsi="Arial Nova Cond"/>
+          <w:sz w:val="24"/>
+          <w:szCs w:val="24"/>
+        </w:rPr>
+        <w:t xml:space="preserve">}, </w:t>
+      </w:r>
+      <w:proofErr w:type="spellStart"/>
+      <w:r>
+        <w:rPr>
+          <w:rFonts w:ascii="Arial Nova Cond" w:hAnsi="Arial Nova Cond"/>
+          <w:sz w:val="24"/>
+          <w:szCs w:val="24"/>
+        </w:rPr>
+        <w:t>tanggal</w:t>
+      </w:r>
+      <w:proofErr w:type="spellEnd"/>
+      <w:r>
+        <w:rPr>
+          <w:rFonts w:ascii="Arial Nova Cond" w:hAnsi="Arial Nova Cond"/>
+          <w:sz w:val="24"/>
+          <w:szCs w:val="24"/>
+        </w:rPr>
+        <w:t xml:space="preserve"> {</w:t>
+      </w:r>
+      <w:proofErr w:type="spellStart"/>
+      <w:r>
+        <w:rPr>
+          <w:rFonts w:ascii="Arial Nova Cond" w:hAnsi="Arial Nova Cond"/>
+          <w:sz w:val="24"/>
+          <w:szCs w:val="24"/>
+        </w:rPr>
+        <w:t>hari_ini_tanggal_terbilang</w:t>
+      </w:r>
+      <w:proofErr w:type="spellEnd"/>
+      <w:r>
+        <w:rPr>
+          <w:rFonts w:ascii="Arial Nova Cond" w:hAnsi="Arial Nova Cond"/>
+          <w:sz w:val="24"/>
+          <w:szCs w:val="24"/>
+        </w:rPr>
+        <w:t xml:space="preserve">} </w:t>
+      </w:r>
+      <w:proofErr w:type="spellStart"/>
+      <w:r>
+        <w:rPr>
+          <w:rFonts w:ascii="Arial Nova Cond" w:hAnsi="Arial Nova Cond"/>
+          <w:sz w:val="24"/>
+          <w:szCs w:val="24"/>
+        </w:rPr>
+        <w:t>bulan</w:t>
+      </w:r>
+      <w:proofErr w:type="spellEnd"/>
+      <w:r>
+        <w:rPr>
+          <w:rFonts w:ascii="Arial Nova Cond" w:hAnsi="Arial Nova Cond"/>
+          <w:sz w:val="24"/>
+          <w:szCs w:val="24"/>
+        </w:rPr>
+        <w:t xml:space="preserve"> {</w:t>
+      </w:r>
+      <w:proofErr w:type="spellStart"/>
+      <w:r>
+        <w:rPr>
+          <w:rFonts w:ascii="Arial Nova Cond" w:hAnsi="Arial Nova Cond"/>
+          <w:sz w:val="24"/>
+          <w:szCs w:val="24"/>
+        </w:rPr>
+        <w:t>hari_ini_bulan</w:t>
+      </w:r>
+      <w:proofErr w:type="spellEnd"/>
+      <w:r>
+        <w:rPr>
+          <w:rFonts w:ascii="Arial Nova Cond" w:hAnsi="Arial Nova Cond"/>
+          <w:sz w:val="24"/>
+          <w:szCs w:val="24"/>
+        </w:rPr>
+        <w:t>}</w:t>
       </w:r>
       <w:r>
         <w:rPr>
@@ -323,13 +573,41 @@
         </w:rPr>
         <w:t xml:space="preserve"> </w:t>
       </w:r>
-      <w:r>
-        <w:rPr>
-          <w:rFonts w:ascii="Arial Nova Cond" w:hAnsi="Arial Nova Cond"/>
-          <w:sz w:val="24"/>
-          <w:szCs w:val="24"/>
-        </w:rPr>
-        <w:t>tahun {hari_ini_tahun_terbilang}</w:t>
+      <w:proofErr w:type="spellStart"/>
+      <w:r>
+        <w:rPr>
+          <w:rFonts w:ascii="Arial Nova Cond" w:hAnsi="Arial Nova Cond"/>
+          <w:sz w:val="24"/>
+          <w:szCs w:val="24"/>
+        </w:rPr>
+        <w:t>tahun</w:t>
+      </w:r>
+      <w:proofErr w:type="spellEnd"/>
+      <w:r>
+        <w:rPr>
+          <w:rFonts w:ascii="Arial Nova Cond" w:hAnsi="Arial Nova Cond"/>
+          <w:sz w:val="24"/>
+          <w:szCs w:val="24"/>
+        </w:rPr>
+        <w:t xml:space="preserve"> {</w:t>
+      </w:r>
+      <w:proofErr w:type="spellStart"/>
+      <w:r>
+        <w:rPr>
+          <w:rFonts w:ascii="Arial Nova Cond" w:hAnsi="Arial Nova Cond"/>
+          <w:sz w:val="24"/>
+          <w:szCs w:val="24"/>
+        </w:rPr>
+        <w:t>hari_ini_tahun_terbilang</w:t>
+      </w:r>
+      <w:proofErr w:type="spellEnd"/>
+      <w:r>
+        <w:rPr>
+          <w:rFonts w:ascii="Arial Nova Cond" w:hAnsi="Arial Nova Cond"/>
+          <w:sz w:val="24"/>
+          <w:szCs w:val="24"/>
+        </w:rPr>
+        <w:t>}</w:t>
       </w:r>
       <w:r>
         <w:rPr>
@@ -341,13 +619,329 @@
         </w:rPr>
         <w:t xml:space="preserve"> </w:t>
       </w:r>
-      <w:r>
-        <w:rPr>
-          <w:rFonts w:ascii="Arial Nova Cond" w:hAnsi="Arial Nova Cond"/>
-          <w:sz w:val="24"/>
-          <w:szCs w:val="24"/>
-        </w:rPr>
-        <w:t>pukul {waktu_pengawasan} WIB, di lokasi {nama_badan_usaha_kegiatan}, {alamat_lokasi}, telah dilakukan penandatanganan berita acara pengawasan lingkungan hidup terhadap {nama_badan_usaha_kegiatan} dengan hasil sebagai berikut:</w:t>
+      <w:proofErr w:type="spellStart"/>
+      <w:r>
+        <w:rPr>
+          <w:rFonts w:ascii="Arial Nova Cond" w:hAnsi="Arial Nova Cond"/>
+          <w:sz w:val="24"/>
+          <w:szCs w:val="24"/>
+        </w:rPr>
+        <w:t>pukul</w:t>
+      </w:r>
+      <w:proofErr w:type="spellEnd"/>
+      <w:r>
+        <w:rPr>
+          <w:rFonts w:ascii="Arial Nova Cond" w:hAnsi="Arial Nova Cond"/>
+          <w:sz w:val="24"/>
+          <w:szCs w:val="24"/>
+        </w:rPr>
+        <w:t xml:space="preserve"> {</w:t>
+      </w:r>
+      <w:proofErr w:type="spellStart"/>
+      <w:r>
+        <w:rPr>
+          <w:rFonts w:ascii="Arial Nova Cond" w:hAnsi="Arial Nova Cond"/>
+          <w:sz w:val="24"/>
+          <w:szCs w:val="24"/>
+        </w:rPr>
+        <w:t>waktu_pengawasan</w:t>
+      </w:r>
+      <w:proofErr w:type="spellEnd"/>
+      <w:r>
+        <w:rPr>
+          <w:rFonts w:ascii="Arial Nova Cond" w:hAnsi="Arial Nova Cond"/>
+          <w:sz w:val="24"/>
+          <w:szCs w:val="24"/>
+        </w:rPr>
+        <w:t xml:space="preserve">} WIB, di </w:t>
+      </w:r>
+      <w:proofErr w:type="spellStart"/>
+      <w:r>
+        <w:rPr>
+          <w:rFonts w:ascii="Arial Nova Cond" w:hAnsi="Arial Nova Cond"/>
+          <w:sz w:val="24"/>
+          <w:szCs w:val="24"/>
+        </w:rPr>
+        <w:t>lokasi</w:t>
+      </w:r>
+      <w:proofErr w:type="spellEnd"/>
+      <w:r>
+        <w:rPr>
+          <w:rFonts w:ascii="Arial Nova Cond" w:hAnsi="Arial Nova Cond"/>
+          <w:sz w:val="24"/>
+          <w:szCs w:val="24"/>
+        </w:rPr>
+        <w:t xml:space="preserve"> {</w:t>
+      </w:r>
+      <w:proofErr w:type="spellStart"/>
+      <w:r>
+        <w:rPr>
+          <w:rFonts w:ascii="Arial Nova Cond" w:hAnsi="Arial Nova Cond"/>
+          <w:sz w:val="24"/>
+          <w:szCs w:val="24"/>
+        </w:rPr>
+        <w:t>nama_badan_usaha_kegiatan</w:t>
+      </w:r>
+      <w:proofErr w:type="spellEnd"/>
+      <w:r>
+        <w:rPr>
+          <w:rFonts w:ascii="Arial Nova Cond" w:hAnsi="Arial Nova Cond"/>
+          <w:sz w:val="24"/>
+          <w:szCs w:val="24"/>
+        </w:rPr>
+        <w:t>}, {</w:t>
+      </w:r>
+      <w:proofErr w:type="spellStart"/>
+      <w:r>
+        <w:rPr>
+          <w:rFonts w:ascii="Arial Nova Cond" w:hAnsi="Arial Nova Cond"/>
+          <w:sz w:val="24"/>
+          <w:szCs w:val="24"/>
+        </w:rPr>
+        <w:t>alamat_lokasi</w:t>
+      </w:r>
+      <w:proofErr w:type="spellEnd"/>
+      <w:r>
+        <w:rPr>
+          <w:rFonts w:ascii="Arial Nova Cond" w:hAnsi="Arial Nova Cond"/>
+          <w:sz w:val="24"/>
+          <w:szCs w:val="24"/>
+        </w:rPr>
+        <w:t xml:space="preserve">}, </w:t>
+      </w:r>
+      <w:proofErr w:type="spellStart"/>
+      <w:r>
+        <w:rPr>
+          <w:rFonts w:ascii="Arial Nova Cond" w:hAnsi="Arial Nova Cond"/>
+          <w:sz w:val="24"/>
+          <w:szCs w:val="24"/>
+        </w:rPr>
+        <w:t>telah</w:t>
+      </w:r>
+      <w:proofErr w:type="spellEnd"/>
+      <w:r>
+        <w:rPr>
+          <w:rFonts w:ascii="Arial Nova Cond" w:hAnsi="Arial Nova Cond"/>
+          <w:sz w:val="24"/>
+          <w:szCs w:val="24"/>
+        </w:rPr>
+        <w:t xml:space="preserve"> </w:t>
+      </w:r>
+      <w:proofErr w:type="spellStart"/>
+      <w:r>
+        <w:rPr>
+          <w:rFonts w:ascii="Arial Nova Cond" w:hAnsi="Arial Nova Cond"/>
+          <w:sz w:val="24"/>
+          <w:szCs w:val="24"/>
+        </w:rPr>
+        <w:t>dilakukan</w:t>
+      </w:r>
+      <w:proofErr w:type="spellEnd"/>
+      <w:r>
+        <w:rPr>
+          <w:rFonts w:ascii="Arial Nova Cond" w:hAnsi="Arial Nova Cond"/>
+          <w:sz w:val="24"/>
+          <w:szCs w:val="24"/>
+        </w:rPr>
+        <w:t xml:space="preserve"> </w:t>
+      </w:r>
+      <w:proofErr w:type="spellStart"/>
+      <w:r>
+        <w:rPr>
+          <w:rFonts w:ascii="Arial Nova Cond" w:hAnsi="Arial Nova Cond"/>
+          <w:sz w:val="24"/>
+          <w:szCs w:val="24"/>
+        </w:rPr>
+        <w:t>penandatanganan</w:t>
+      </w:r>
+      <w:proofErr w:type="spellEnd"/>
+      <w:r>
+        <w:rPr>
+          <w:rFonts w:ascii="Arial Nova Cond" w:hAnsi="Arial Nova Cond"/>
+          <w:sz w:val="24"/>
+          <w:szCs w:val="24"/>
+        </w:rPr>
+        <w:t xml:space="preserve"> </w:t>
+      </w:r>
+      <w:proofErr w:type="spellStart"/>
+      <w:r>
+        <w:rPr>
+          <w:rFonts w:ascii="Arial Nova Cond" w:hAnsi="Arial Nova Cond"/>
+          <w:sz w:val="24"/>
+          <w:szCs w:val="24"/>
+        </w:rPr>
+        <w:t>berita</w:t>
+      </w:r>
+      <w:proofErr w:type="spellEnd"/>
+      <w:r>
+        <w:rPr>
+          <w:rFonts w:ascii="Arial Nova Cond" w:hAnsi="Arial Nova Cond"/>
+          <w:sz w:val="24"/>
+          <w:szCs w:val="24"/>
+        </w:rPr>
+        <w:t xml:space="preserve"> acara </w:t>
+      </w:r>
+      <w:proofErr w:type="spellStart"/>
+      <w:r>
+        <w:rPr>
+          <w:rFonts w:ascii="Arial Nova Cond" w:hAnsi="Arial Nova Cond"/>
+          <w:sz w:val="24"/>
+          <w:szCs w:val="24"/>
+        </w:rPr>
+        <w:t>pengawasan</w:t>
+      </w:r>
+      <w:proofErr w:type="spellEnd"/>
+      <w:r>
+        <w:rPr>
+          <w:rFonts w:ascii="Arial Nova Cond" w:hAnsi="Arial Nova Cond"/>
+          <w:sz w:val="24"/>
+          <w:szCs w:val="24"/>
+        </w:rPr>
+        <w:t xml:space="preserve"> </w:t>
+      </w:r>
+      <w:proofErr w:type="spellStart"/>
+      <w:r>
+        <w:rPr>
+          <w:rFonts w:ascii="Arial Nova Cond" w:hAnsi="Arial Nova Cond"/>
+          <w:sz w:val="24"/>
+          <w:szCs w:val="24"/>
+        </w:rPr>
+        <w:t>lingkungan</w:t>
+      </w:r>
+      <w:proofErr w:type="spellEnd"/>
+      <w:r>
+        <w:rPr>
+          <w:rFonts w:ascii="Arial Nova Cond" w:hAnsi="Arial Nova Cond"/>
+          <w:sz w:val="24"/>
+          <w:szCs w:val="24"/>
+        </w:rPr>
+        <w:t xml:space="preserve"> </w:t>
+      </w:r>
+      <w:proofErr w:type="spellStart"/>
+      <w:r>
+        <w:rPr>
+          <w:rFonts w:ascii="Arial Nova Cond" w:hAnsi="Arial Nova Cond"/>
+          <w:sz w:val="24"/>
+          <w:szCs w:val="24"/>
+        </w:rPr>
+        <w:t>hidup</w:t>
+      </w:r>
+      <w:proofErr w:type="spellEnd"/>
+      <w:r>
+        <w:rPr>
+          <w:rFonts w:ascii="Arial Nova Cond" w:hAnsi="Arial Nova Cond"/>
+          <w:sz w:val="24"/>
+          <w:szCs w:val="24"/>
+        </w:rPr>
+        <w:t xml:space="preserve"> </w:t>
+      </w:r>
+      <w:proofErr w:type="spellStart"/>
+      <w:r>
+        <w:rPr>
+          <w:rFonts w:ascii="Arial Nova Cond" w:hAnsi="Arial Nova Cond"/>
+          <w:sz w:val="24"/>
+          <w:szCs w:val="24"/>
+        </w:rPr>
+        <w:t>terhadap</w:t>
+      </w:r>
+      <w:proofErr w:type="spellEnd"/>
+      <w:r>
+        <w:rPr>
+          <w:rFonts w:ascii="Arial Nova Cond" w:hAnsi="Arial Nova Cond"/>
+          <w:sz w:val="24"/>
+          <w:szCs w:val="24"/>
+        </w:rPr>
+        <w:t xml:space="preserve"> {</w:t>
+      </w:r>
+      <w:proofErr w:type="spellStart"/>
+      <w:r>
+        <w:rPr>
+          <w:rFonts w:ascii="Arial Nova Cond" w:hAnsi="Arial Nova Cond"/>
+          <w:sz w:val="24"/>
+          <w:szCs w:val="24"/>
+        </w:rPr>
+        <w:t>nama_badan_usaha_kegiatan</w:t>
+      </w:r>
+      <w:proofErr w:type="spellEnd"/>
+      <w:r>
+        <w:rPr>
+          <w:rFonts w:ascii="Arial Nova Cond" w:hAnsi="Arial Nova Cond"/>
+          <w:sz w:val="24"/>
+          <w:szCs w:val="24"/>
+        </w:rPr>
+        <w:t xml:space="preserve">} </w:t>
+      </w:r>
+      <w:proofErr w:type="spellStart"/>
+      <w:r>
+        <w:rPr>
+          <w:rFonts w:ascii="Arial Nova Cond" w:hAnsi="Arial Nova Cond"/>
+          <w:sz w:val="24"/>
+          <w:szCs w:val="24"/>
+        </w:rPr>
+        <w:t>dengan</w:t>
+      </w:r>
+      <w:proofErr w:type="spellEnd"/>
+      <w:r>
+        <w:rPr>
+          <w:rFonts w:ascii="Arial Nova Cond" w:hAnsi="Arial Nova Cond"/>
+          <w:sz w:val="24"/>
+          <w:szCs w:val="24"/>
+        </w:rPr>
+        <w:t xml:space="preserve"> </w:t>
+      </w:r>
+      <w:proofErr w:type="spellStart"/>
+      <w:r>
+        <w:rPr>
+          <w:rFonts w:ascii="Arial Nova Cond" w:hAnsi="Arial Nova Cond"/>
+          <w:sz w:val="24"/>
+          <w:szCs w:val="24"/>
+        </w:rPr>
+        <w:t>hasil</w:t>
+      </w:r>
+      <w:proofErr w:type="spellEnd"/>
+      <w:r>
+        <w:rPr>
+          <w:rFonts w:ascii="Arial Nova Cond" w:hAnsi="Arial Nova Cond"/>
+          <w:sz w:val="24"/>
+          <w:szCs w:val="24"/>
+        </w:rPr>
+        <w:t xml:space="preserve"> </w:t>
+      </w:r>
+      <w:proofErr w:type="spellStart"/>
+      <w:r>
+        <w:rPr>
+          <w:rFonts w:ascii="Arial Nova Cond" w:hAnsi="Arial Nova Cond"/>
+          <w:sz w:val="24"/>
+          <w:szCs w:val="24"/>
+        </w:rPr>
+        <w:t>sebagai</w:t>
+      </w:r>
+      <w:proofErr w:type="spellEnd"/>
+      <w:r>
+        <w:rPr>
+          <w:rFonts w:ascii="Arial Nova Cond" w:hAnsi="Arial Nova Cond"/>
+          <w:sz w:val="24"/>
+          <w:szCs w:val="24"/>
+        </w:rPr>
+        <w:t xml:space="preserve"> </w:t>
+      </w:r>
+      <w:proofErr w:type="spellStart"/>
+      <w:r>
+        <w:rPr>
+          <w:rFonts w:ascii="Arial Nova Cond" w:hAnsi="Arial Nova Cond"/>
+          <w:sz w:val="24"/>
+          <w:szCs w:val="24"/>
+        </w:rPr>
+        <w:t>berikut</w:t>
+      </w:r>
+      <w:proofErr w:type="spellEnd"/>
+      <w:r>
+        <w:rPr>
+          <w:rFonts w:ascii="Arial Nova Cond" w:hAnsi="Arial Nova Cond"/>
+          <w:sz w:val="24"/>
+          <w:szCs w:val="24"/>
+        </w:rPr>
+        <w:t>:</w:t>
       </w:r>
     </w:p>
     <w:p>
@@ -377,7 +971,25 @@
           <w:sz w:val="24"/>
           <w:szCs w:val="24"/>
         </w:rPr>
-        <w:t xml:space="preserve">A. Identitas </w:t>
+        <w:t xml:space="preserve">A. </w:t>
+      </w:r>
+      <w:proofErr w:type="spellStart"/>
+      <w:r>
+        <w:rPr>
+          <w:rFonts w:ascii="Arial Nova Cond" w:hAnsi="Arial Nova Cond"/>
+          <w:sz w:val="24"/>
+          <w:szCs w:val="24"/>
+        </w:rPr>
+        <w:t>Identitas</w:t>
+      </w:r>
+      <w:proofErr w:type="spellEnd"/>
+      <w:r>
+        <w:rPr>
+          <w:rFonts w:ascii="Arial Nova Cond" w:hAnsi="Arial Nova Cond"/>
+          <w:sz w:val="24"/>
+          <w:szCs w:val="24"/>
+        </w:rPr>
+        <w:t xml:space="preserve"> </w:t>
       </w:r>
       <w:r>
         <w:rPr>
@@ -393,8 +1005,54 @@
           <w:sz w:val="24"/>
           <w:szCs w:val="24"/>
         </w:rPr>
-        <w:t xml:space="preserve"> Pengawas Lingkungan Hidup</w:t>
-      </w:r>
+        <w:t xml:space="preserve"> </w:t>
+      </w:r>
+      <w:proofErr w:type="spellStart"/>
+      <w:r>
+        <w:rPr>
+          <w:rFonts w:ascii="Arial Nova Cond" w:hAnsi="Arial Nova Cond"/>
+          <w:sz w:val="24"/>
+          <w:szCs w:val="24"/>
+        </w:rPr>
+        <w:t>Pengawas</w:t>
+      </w:r>
+      <w:proofErr w:type="spellEnd"/>
+      <w:r>
+        <w:rPr>
+          <w:rFonts w:ascii="Arial Nova Cond" w:hAnsi="Arial Nova Cond"/>
+          <w:sz w:val="24"/>
+          <w:szCs w:val="24"/>
+        </w:rPr>
+        <w:t xml:space="preserve"> </w:t>
+      </w:r>
+      <w:proofErr w:type="spellStart"/>
+      <w:r>
+        <w:rPr>
+          <w:rFonts w:ascii="Arial Nova Cond" w:hAnsi="Arial Nova Cond"/>
+          <w:sz w:val="24"/>
+          <w:szCs w:val="24"/>
+        </w:rPr>
+        <w:t>Lingkungan</w:t>
+      </w:r>
+      <w:proofErr w:type="spellEnd"/>
+      <w:r>
+        <w:rPr>
+          <w:rFonts w:ascii="Arial Nova Cond" w:hAnsi="Arial Nova Cond"/>
+          <w:sz w:val="24"/>
+          <w:szCs w:val="24"/>
+        </w:rPr>
+        <w:t xml:space="preserve"> </w:t>
+      </w:r>
+      <w:proofErr w:type="spellStart"/>
+      <w:r>
+        <w:rPr>
+          <w:rFonts w:ascii="Arial Nova Cond" w:hAnsi="Arial Nova Cond"/>
+          <w:sz w:val="24"/>
+          <w:szCs w:val="24"/>
+        </w:rPr>
+        <w:t>Hidup</w:t>
+      </w:r>
+      <w:proofErr w:type="spellEnd"/>
     </w:p>
     <w:tbl>
       <w:tblPr>
@@ -430,7 +1088,25 @@
                 <w:sz w:val="24"/>
                 <w:szCs w:val="24"/>
               </w:rPr>
-              <w:t>{#tim_penilai_lengkap} {nomor_urut}.</w:t>
+              <w:t>{#tim_penilai_lengkap} {</w:t>
+            </w:r>
+            <w:proofErr w:type="spellStart"/>
+            <w:r>
+              <w:rPr>
+                <w:rFonts w:ascii="Arial Nova Cond" w:hAnsi="Arial Nova Cond"/>
+                <w:sz w:val="24"/>
+                <w:szCs w:val="24"/>
+              </w:rPr>
+              <w:t>nomor_urut</w:t>
+            </w:r>
+            <w:proofErr w:type="spellEnd"/>
+            <w:r>
+              <w:rPr>
+                <w:rFonts w:ascii="Arial Nova Cond" w:hAnsi="Arial Nova Cond"/>
+                <w:sz w:val="24"/>
+                <w:szCs w:val="24"/>
+              </w:rPr>
+              <w:t>}.</w:t>
             </w:r>
           </w:p>
         </w:tc>
@@ -503,13 +1179,23 @@
                 <w:szCs w:val="24"/>
               </w:rPr>
             </w:pPr>
-            <w:r>
-              <w:rPr>
-                <w:rFonts w:ascii="Arial Nova Cond" w:hAnsi="Arial Nova Cond"/>
-                <w:sz w:val="24"/>
-                <w:szCs w:val="24"/>
-              </w:rPr>
-              <w:t xml:space="preserve">Instansi </w:t>
+            <w:proofErr w:type="spellStart"/>
+            <w:r>
+              <w:rPr>
+                <w:rFonts w:ascii="Arial Nova Cond" w:hAnsi="Arial Nova Cond"/>
+                <w:sz w:val="24"/>
+                <w:szCs w:val="24"/>
+              </w:rPr>
+              <w:t>Instansi</w:t>
+            </w:r>
+            <w:proofErr w:type="spellEnd"/>
+            <w:r>
+              <w:rPr>
+                <w:rFonts w:ascii="Arial Nova Cond" w:hAnsi="Arial Nova Cond"/>
+                <w:sz w:val="24"/>
+                <w:szCs w:val="24"/>
+              </w:rPr>
+              <w:t xml:space="preserve"> </w:t>
             </w:r>
           </w:p>
         </w:tc>
@@ -627,7 +1313,25 @@
                 <w:sz w:val="24"/>
                 <w:szCs w:val="24"/>
               </w:rPr>
-              <w:t>{nama}</w:t>
+              <w:t>{</w:t>
+            </w:r>
+            <w:proofErr w:type="spellStart"/>
+            <w:r>
+              <w:rPr>
+                <w:rFonts w:ascii="Arial Nova Cond" w:hAnsi="Arial Nova Cond"/>
+                <w:sz w:val="24"/>
+                <w:szCs w:val="24"/>
+              </w:rPr>
+              <w:t>nama</w:t>
+            </w:r>
+            <w:proofErr w:type="spellEnd"/>
+            <w:r>
+              <w:rPr>
+                <w:rFonts w:ascii="Arial Nova Cond" w:hAnsi="Arial Nova Cond"/>
+                <w:sz w:val="24"/>
+                <w:szCs w:val="24"/>
+              </w:rPr>
+              <w:t>}</w:t>
             </w:r>
           </w:p>
           <w:p>
@@ -663,7 +1367,25 @@
                 <w:sz w:val="24"/>
                 <w:szCs w:val="24"/>
               </w:rPr>
-              <w:t>{pangkat_golongan}</w:t>
+              <w:t>{</w:t>
+            </w:r>
+            <w:proofErr w:type="spellStart"/>
+            <w:r>
+              <w:rPr>
+                <w:rFonts w:ascii="Arial Nova Cond" w:hAnsi="Arial Nova Cond"/>
+                <w:sz w:val="24"/>
+                <w:szCs w:val="24"/>
+              </w:rPr>
+              <w:t>pangkat_golongan</w:t>
+            </w:r>
+            <w:proofErr w:type="spellEnd"/>
+            <w:r>
+              <w:rPr>
+                <w:rFonts w:ascii="Arial Nova Cond" w:hAnsi="Arial Nova Cond"/>
+                <w:sz w:val="24"/>
+                <w:szCs w:val="24"/>
+              </w:rPr>
+              <w:t>}</w:t>
             </w:r>
           </w:p>
           <w:p>
@@ -681,7 +1403,25 @@
                 <w:sz w:val="24"/>
                 <w:szCs w:val="24"/>
               </w:rPr>
-              <w:t>{jabatan}</w:t>
+              <w:t>{</w:t>
+            </w:r>
+            <w:proofErr w:type="spellStart"/>
+            <w:r>
+              <w:rPr>
+                <w:rFonts w:ascii="Arial Nova Cond" w:hAnsi="Arial Nova Cond"/>
+                <w:sz w:val="24"/>
+                <w:szCs w:val="24"/>
+              </w:rPr>
+              <w:t>jabatan</w:t>
+            </w:r>
+            <w:proofErr w:type="spellEnd"/>
+            <w:r>
+              <w:rPr>
+                <w:rFonts w:ascii="Arial Nova Cond" w:hAnsi="Arial Nova Cond"/>
+                <w:sz w:val="24"/>
+                <w:szCs w:val="24"/>
+              </w:rPr>
+              <w:t>}</w:t>
             </w:r>
           </w:p>
           <w:p>
@@ -699,8 +1439,72 @@
                 <w:sz w:val="24"/>
                 <w:szCs w:val="24"/>
               </w:rPr>
-              <w:t>Dinas Lingkungan Hidup Kabupaten Sragen</w:t>
-            </w:r>
+              <w:t xml:space="preserve">Dinas </w:t>
+            </w:r>
+            <w:proofErr w:type="spellStart"/>
+            <w:r>
+              <w:rPr>
+                <w:rFonts w:ascii="Arial Nova Cond" w:hAnsi="Arial Nova Cond"/>
+                <w:sz w:val="24"/>
+                <w:szCs w:val="24"/>
+              </w:rPr>
+              <w:t>Lingkungan</w:t>
+            </w:r>
+            <w:proofErr w:type="spellEnd"/>
+            <w:r>
+              <w:rPr>
+                <w:rFonts w:ascii="Arial Nova Cond" w:hAnsi="Arial Nova Cond"/>
+                <w:sz w:val="24"/>
+                <w:szCs w:val="24"/>
+              </w:rPr>
+              <w:t xml:space="preserve"> </w:t>
+            </w:r>
+            <w:proofErr w:type="spellStart"/>
+            <w:r>
+              <w:rPr>
+                <w:rFonts w:ascii="Arial Nova Cond" w:hAnsi="Arial Nova Cond"/>
+                <w:sz w:val="24"/>
+                <w:szCs w:val="24"/>
+              </w:rPr>
+              <w:t>Hidup</w:t>
+            </w:r>
+            <w:proofErr w:type="spellEnd"/>
+            <w:r>
+              <w:rPr>
+                <w:rFonts w:ascii="Arial Nova Cond" w:hAnsi="Arial Nova Cond"/>
+                <w:sz w:val="24"/>
+                <w:szCs w:val="24"/>
+              </w:rPr>
+              <w:t xml:space="preserve"> </w:t>
+            </w:r>
+            <w:proofErr w:type="spellStart"/>
+            <w:r>
+              <w:rPr>
+                <w:rFonts w:ascii="Arial Nova Cond" w:hAnsi="Arial Nova Cond"/>
+                <w:sz w:val="24"/>
+                <w:szCs w:val="24"/>
+              </w:rPr>
+              <w:t>Kabupaten</w:t>
+            </w:r>
+            <w:proofErr w:type="spellEnd"/>
+            <w:r>
+              <w:rPr>
+                <w:rFonts w:ascii="Arial Nova Cond" w:hAnsi="Arial Nova Cond"/>
+                <w:sz w:val="24"/>
+                <w:szCs w:val="24"/>
+              </w:rPr>
+              <w:t xml:space="preserve"> </w:t>
+            </w:r>
+            <w:proofErr w:type="spellStart"/>
+            <w:r>
+              <w:rPr>
+                <w:rFonts w:ascii="Arial Nova Cond" w:hAnsi="Arial Nova Cond"/>
+                <w:sz w:val="24"/>
+                <w:szCs w:val="24"/>
+              </w:rPr>
+              <w:t>Sragen</w:t>
+            </w:r>
+            <w:proofErr w:type="spellEnd"/>
           </w:p>
           <w:p>
             <w:pPr>
@@ -717,7 +1521,25 @@
                 <w:sz w:val="24"/>
                 <w:szCs w:val="24"/>
               </w:rPr>
-              <w:t>{/tim_penilai_lengkap}</w:t>
+              <w:t>{/</w:t>
+            </w:r>
+            <w:proofErr w:type="spellStart"/>
+            <w:r>
+              <w:rPr>
+                <w:rFonts w:ascii="Arial Nova Cond" w:hAnsi="Arial Nova Cond"/>
+                <w:sz w:val="24"/>
+                <w:szCs w:val="24"/>
+              </w:rPr>
+              <w:t>tim_penilai_lengkap</w:t>
+            </w:r>
+            <w:proofErr w:type="spellEnd"/>
+            <w:r>
+              <w:rPr>
+                <w:rFonts w:ascii="Arial Nova Cond" w:hAnsi="Arial Nova Cond"/>
+                <w:sz w:val="24"/>
+                <w:szCs w:val="24"/>
+              </w:rPr>
+              <w:t>}</w:t>
             </w:r>
           </w:p>
           <w:p>
@@ -877,7 +1699,25 @@
                 <w:sz w:val="24"/>
                 <w:szCs w:val="24"/>
               </w:rPr>
-              <w:t>{nama_badan_usaha_kegiatan}</w:t>
+              <w:t>{</w:t>
+            </w:r>
+            <w:proofErr w:type="spellStart"/>
+            <w:r>
+              <w:rPr>
+                <w:rFonts w:ascii="Arial Nova Cond" w:hAnsi="Arial Nova Cond"/>
+                <w:sz w:val="24"/>
+                <w:szCs w:val="24"/>
+              </w:rPr>
+              <w:t>nama_badan_usaha_kegiatan</w:t>
+            </w:r>
+            <w:proofErr w:type="spellEnd"/>
+            <w:r>
+              <w:rPr>
+                <w:rFonts w:ascii="Arial Nova Cond" w:hAnsi="Arial Nova Cond"/>
+                <w:sz w:val="24"/>
+                <w:szCs w:val="24"/>
+              </w:rPr>
+              <w:t>}</w:t>
             </w:r>
           </w:p>
         </w:tc>
@@ -984,7 +1824,25 @@
                 <w:sz w:val="24"/>
                 <w:szCs w:val="24"/>
               </w:rPr>
-              <w:t>{kbli}</w:t>
+              <w:t>{</w:t>
+            </w:r>
+            <w:proofErr w:type="spellStart"/>
+            <w:r>
+              <w:rPr>
+                <w:rFonts w:ascii="Arial Nova Cond" w:hAnsi="Arial Nova Cond"/>
+                <w:sz w:val="24"/>
+                <w:szCs w:val="24"/>
+              </w:rPr>
+              <w:t>kbli</w:t>
+            </w:r>
+            <w:proofErr w:type="spellEnd"/>
+            <w:r>
+              <w:rPr>
+                <w:rFonts w:ascii="Arial Nova Cond" w:hAnsi="Arial Nova Cond"/>
+                <w:sz w:val="24"/>
+                <w:szCs w:val="24"/>
+              </w:rPr>
+              <w:t>}</w:t>
             </w:r>
           </w:p>
         </w:tc>
@@ -1026,14 +1884,34 @@
                 <w:szCs w:val="24"/>
               </w:rPr>
             </w:pPr>
-            <w:r>
-              <w:rPr>
-                <w:rFonts w:ascii="Arial Nova Cond" w:hAnsi="Arial Nova Cond"/>
-                <w:sz w:val="24"/>
-                <w:szCs w:val="24"/>
-              </w:rPr>
-              <w:t>Tahun beroperasi</w:t>
-            </w:r>
+            <w:proofErr w:type="spellStart"/>
+            <w:r>
+              <w:rPr>
+                <w:rFonts w:ascii="Arial Nova Cond" w:hAnsi="Arial Nova Cond"/>
+                <w:sz w:val="24"/>
+                <w:szCs w:val="24"/>
+              </w:rPr>
+              <w:t>Tahun</w:t>
+            </w:r>
+            <w:proofErr w:type="spellEnd"/>
+            <w:r>
+              <w:rPr>
+                <w:rFonts w:ascii="Arial Nova Cond" w:hAnsi="Arial Nova Cond"/>
+                <w:sz w:val="24"/>
+                <w:szCs w:val="24"/>
+              </w:rPr>
+              <w:t xml:space="preserve"> </w:t>
+            </w:r>
+            <w:proofErr w:type="spellStart"/>
+            <w:r>
+              <w:rPr>
+                <w:rFonts w:ascii="Arial Nova Cond" w:hAnsi="Arial Nova Cond"/>
+                <w:sz w:val="24"/>
+                <w:szCs w:val="24"/>
+              </w:rPr>
+              <w:t>beroperasi</w:t>
+            </w:r>
+            <w:proofErr w:type="spellEnd"/>
           </w:p>
         </w:tc>
         <w:tc>
@@ -1078,7 +1956,25 @@
                 <w:sz w:val="24"/>
                 <w:szCs w:val="24"/>
               </w:rPr>
-              <w:t>{tahun_operasi}</w:t>
+              <w:t>{</w:t>
+            </w:r>
+            <w:proofErr w:type="spellStart"/>
+            <w:r>
+              <w:rPr>
+                <w:rFonts w:ascii="Arial Nova Cond" w:hAnsi="Arial Nova Cond"/>
+                <w:sz w:val="24"/>
+                <w:szCs w:val="24"/>
+              </w:rPr>
+              <w:t>tahun_operasi</w:t>
+            </w:r>
+            <w:proofErr w:type="spellEnd"/>
+            <w:r>
+              <w:rPr>
+                <w:rFonts w:ascii="Arial Nova Cond" w:hAnsi="Arial Nova Cond"/>
+                <w:sz w:val="24"/>
+                <w:szCs w:val="24"/>
+              </w:rPr>
+              <w:t>}</w:t>
             </w:r>
           </w:p>
         </w:tc>
@@ -1126,8 +2022,18 @@
                 <w:sz w:val="24"/>
                 <w:szCs w:val="24"/>
               </w:rPr>
-              <w:t>Status permodalan</w:t>
-            </w:r>
+              <w:t xml:space="preserve">Status </w:t>
+            </w:r>
+            <w:proofErr w:type="spellStart"/>
+            <w:r>
+              <w:rPr>
+                <w:rFonts w:ascii="Arial Nova Cond" w:hAnsi="Arial Nova Cond"/>
+                <w:sz w:val="24"/>
+                <w:szCs w:val="24"/>
+              </w:rPr>
+              <w:t>permodalan</w:t>
+            </w:r>
+            <w:proofErr w:type="spellEnd"/>
           </w:p>
         </w:tc>
         <w:tc>
@@ -1172,7 +2078,25 @@
                 <w:sz w:val="24"/>
                 <w:szCs w:val="24"/>
               </w:rPr>
-              <w:t>{status_permodalan}</w:t>
+              <w:t>{</w:t>
+            </w:r>
+            <w:proofErr w:type="spellStart"/>
+            <w:r>
+              <w:rPr>
+                <w:rFonts w:ascii="Arial Nova Cond" w:hAnsi="Arial Nova Cond"/>
+                <w:sz w:val="24"/>
+                <w:szCs w:val="24"/>
+              </w:rPr>
+              <w:t>status_permodalan</w:t>
+            </w:r>
+            <w:proofErr w:type="spellEnd"/>
+            <w:r>
+              <w:rPr>
+                <w:rFonts w:ascii="Arial Nova Cond" w:hAnsi="Arial Nova Cond"/>
+                <w:sz w:val="24"/>
+                <w:szCs w:val="24"/>
+              </w:rPr>
+              <w:t>}</w:t>
             </w:r>
           </w:p>
         </w:tc>
@@ -1220,8 +2144,72 @@
                 <w:sz w:val="24"/>
                 <w:szCs w:val="24"/>
               </w:rPr>
-              <w:t>Nama penanggung jawab Usaha dan/atau Kegiatan</w:t>
-            </w:r>
+              <w:t xml:space="preserve">Nama </w:t>
+            </w:r>
+            <w:proofErr w:type="spellStart"/>
+            <w:r>
+              <w:rPr>
+                <w:rFonts w:ascii="Arial Nova Cond" w:hAnsi="Arial Nova Cond"/>
+                <w:sz w:val="24"/>
+                <w:szCs w:val="24"/>
+              </w:rPr>
+              <w:t>penanggung</w:t>
+            </w:r>
+            <w:proofErr w:type="spellEnd"/>
+            <w:r>
+              <w:rPr>
+                <w:rFonts w:ascii="Arial Nova Cond" w:hAnsi="Arial Nova Cond"/>
+                <w:sz w:val="24"/>
+                <w:szCs w:val="24"/>
+              </w:rPr>
+              <w:t xml:space="preserve"> </w:t>
+            </w:r>
+            <w:proofErr w:type="spellStart"/>
+            <w:r>
+              <w:rPr>
+                <w:rFonts w:ascii="Arial Nova Cond" w:hAnsi="Arial Nova Cond"/>
+                <w:sz w:val="24"/>
+                <w:szCs w:val="24"/>
+              </w:rPr>
+              <w:t>jawab</w:t>
+            </w:r>
+            <w:proofErr w:type="spellEnd"/>
+            <w:r>
+              <w:rPr>
+                <w:rFonts w:ascii="Arial Nova Cond" w:hAnsi="Arial Nova Cond"/>
+                <w:sz w:val="24"/>
+                <w:szCs w:val="24"/>
+              </w:rPr>
+              <w:t xml:space="preserve"> Usaha dan/</w:t>
+            </w:r>
+            <w:proofErr w:type="spellStart"/>
+            <w:r>
+              <w:rPr>
+                <w:rFonts w:ascii="Arial Nova Cond" w:hAnsi="Arial Nova Cond"/>
+                <w:sz w:val="24"/>
+                <w:szCs w:val="24"/>
+              </w:rPr>
+              <w:t>atau</w:t>
+            </w:r>
+            <w:proofErr w:type="spellEnd"/>
+            <w:r>
+              <w:rPr>
+                <w:rFonts w:ascii="Arial Nova Cond" w:hAnsi="Arial Nova Cond"/>
+                <w:sz w:val="24"/>
+                <w:szCs w:val="24"/>
+              </w:rPr>
+              <w:t xml:space="preserve"> </w:t>
+            </w:r>
+            <w:proofErr w:type="spellStart"/>
+            <w:r>
+              <w:rPr>
+                <w:rFonts w:ascii="Arial Nova Cond" w:hAnsi="Arial Nova Cond"/>
+                <w:sz w:val="24"/>
+                <w:szCs w:val="24"/>
+              </w:rPr>
+              <w:t>Kegiatan</w:t>
+            </w:r>
+            <w:proofErr w:type="spellEnd"/>
           </w:p>
         </w:tc>
         <w:tc>
@@ -1266,7 +2254,25 @@
                 <w:sz w:val="24"/>
                 <w:szCs w:val="24"/>
               </w:rPr>
-              <w:t>{pj_nama}</w:t>
+              <w:t>{</w:t>
+            </w:r>
+            <w:proofErr w:type="spellStart"/>
+            <w:r>
+              <w:rPr>
+                <w:rFonts w:ascii="Arial Nova Cond" w:hAnsi="Arial Nova Cond"/>
+                <w:sz w:val="24"/>
+                <w:szCs w:val="24"/>
+              </w:rPr>
+              <w:t>pj_nama</w:t>
+            </w:r>
+            <w:proofErr w:type="spellEnd"/>
+            <w:r>
+              <w:rPr>
+                <w:rFonts w:ascii="Arial Nova Cond" w:hAnsi="Arial Nova Cond"/>
+                <w:sz w:val="24"/>
+                <w:szCs w:val="24"/>
+              </w:rPr>
+              <w:t>}</w:t>
             </w:r>
           </w:p>
         </w:tc>
@@ -1308,14 +2314,88 @@
                 <w:szCs w:val="24"/>
               </w:rPr>
             </w:pPr>
-            <w:r>
-              <w:rPr>
-                <w:rFonts w:ascii="Arial Nova Cond" w:hAnsi="Arial Nova Cond"/>
-                <w:sz w:val="24"/>
-                <w:szCs w:val="24"/>
-              </w:rPr>
-              <w:t>Jabatan penanggung jawab Usaha dan/atau Kegiatan</w:t>
-            </w:r>
+            <w:proofErr w:type="spellStart"/>
+            <w:r>
+              <w:rPr>
+                <w:rFonts w:ascii="Arial Nova Cond" w:hAnsi="Arial Nova Cond"/>
+                <w:sz w:val="24"/>
+                <w:szCs w:val="24"/>
+              </w:rPr>
+              <w:t>Jabatan</w:t>
+            </w:r>
+            <w:proofErr w:type="spellEnd"/>
+            <w:r>
+              <w:rPr>
+                <w:rFonts w:ascii="Arial Nova Cond" w:hAnsi="Arial Nova Cond"/>
+                <w:sz w:val="24"/>
+                <w:szCs w:val="24"/>
+              </w:rPr>
+              <w:t xml:space="preserve"> </w:t>
+            </w:r>
+            <w:proofErr w:type="spellStart"/>
+            <w:r>
+              <w:rPr>
+                <w:rFonts w:ascii="Arial Nova Cond" w:hAnsi="Arial Nova Cond"/>
+                <w:sz w:val="24"/>
+                <w:szCs w:val="24"/>
+              </w:rPr>
+              <w:t>penanggung</w:t>
+            </w:r>
+            <w:proofErr w:type="spellEnd"/>
+            <w:r>
+              <w:rPr>
+                <w:rFonts w:ascii="Arial Nova Cond" w:hAnsi="Arial Nova Cond"/>
+                <w:sz w:val="24"/>
+                <w:szCs w:val="24"/>
+              </w:rPr>
+              <w:t xml:space="preserve"> </w:t>
+            </w:r>
+            <w:proofErr w:type="spellStart"/>
+            <w:r>
+              <w:rPr>
+                <w:rFonts w:ascii="Arial Nova Cond" w:hAnsi="Arial Nova Cond"/>
+                <w:sz w:val="24"/>
+                <w:szCs w:val="24"/>
+              </w:rPr>
+              <w:t>jawab</w:t>
+            </w:r>
+            <w:proofErr w:type="spellEnd"/>
+            <w:r>
+              <w:rPr>
+                <w:rFonts w:ascii="Arial Nova Cond" w:hAnsi="Arial Nova Cond"/>
+                <w:sz w:val="24"/>
+                <w:szCs w:val="24"/>
+              </w:rPr>
+              <w:t xml:space="preserve"> Usaha dan/</w:t>
+            </w:r>
+            <w:proofErr w:type="spellStart"/>
+            <w:r>
+              <w:rPr>
+                <w:rFonts w:ascii="Arial Nova Cond" w:hAnsi="Arial Nova Cond"/>
+                <w:sz w:val="24"/>
+                <w:szCs w:val="24"/>
+              </w:rPr>
+              <w:t>atau</w:t>
+            </w:r>
+            <w:proofErr w:type="spellEnd"/>
+            <w:r>
+              <w:rPr>
+                <w:rFonts w:ascii="Arial Nova Cond" w:hAnsi="Arial Nova Cond"/>
+                <w:sz w:val="24"/>
+                <w:szCs w:val="24"/>
+              </w:rPr>
+              <w:t xml:space="preserve"> </w:t>
+            </w:r>
+            <w:proofErr w:type="spellStart"/>
+            <w:r>
+              <w:rPr>
+                <w:rFonts w:ascii="Arial Nova Cond" w:hAnsi="Arial Nova Cond"/>
+                <w:sz w:val="24"/>
+                <w:szCs w:val="24"/>
+              </w:rPr>
+              <w:t>Kegiatan</w:t>
+            </w:r>
+            <w:proofErr w:type="spellEnd"/>
           </w:p>
         </w:tc>
         <w:tc>
@@ -1360,7 +2440,25 @@
                 <w:sz w:val="24"/>
                 <w:szCs w:val="24"/>
               </w:rPr>
-              <w:t>{pj_jabatan}</w:t>
+              <w:t>{</w:t>
+            </w:r>
+            <w:proofErr w:type="spellStart"/>
+            <w:r>
+              <w:rPr>
+                <w:rFonts w:ascii="Arial Nova Cond" w:hAnsi="Arial Nova Cond"/>
+                <w:sz w:val="24"/>
+                <w:szCs w:val="24"/>
+              </w:rPr>
+              <w:t>pj_jabatan</w:t>
+            </w:r>
+            <w:proofErr w:type="spellEnd"/>
+            <w:r>
+              <w:rPr>
+                <w:rFonts w:ascii="Arial Nova Cond" w:hAnsi="Arial Nova Cond"/>
+                <w:sz w:val="24"/>
+                <w:szCs w:val="24"/>
+              </w:rPr>
+              <w:t>}</w:t>
             </w:r>
           </w:p>
         </w:tc>
@@ -1456,7 +2554,25 @@
                 <w:sz w:val="24"/>
                 <w:szCs w:val="24"/>
               </w:rPr>
-              <w:t>{alamat}</w:t>
+              <w:t>{</w:t>
+            </w:r>
+            <w:proofErr w:type="spellStart"/>
+            <w:r>
+              <w:rPr>
+                <w:rFonts w:ascii="Arial Nova Cond" w:hAnsi="Arial Nova Cond"/>
+                <w:sz w:val="24"/>
+                <w:szCs w:val="24"/>
+              </w:rPr>
+              <w:t>alamat</w:t>
+            </w:r>
+            <w:proofErr w:type="spellEnd"/>
+            <w:r>
+              <w:rPr>
+                <w:rFonts w:ascii="Arial Nova Cond" w:hAnsi="Arial Nova Cond"/>
+                <w:sz w:val="24"/>
+                <w:szCs w:val="24"/>
+              </w:rPr>
+              <w:t>}</w:t>
             </w:r>
           </w:p>
         </w:tc>
@@ -1498,14 +2614,34 @@
                 <w:szCs w:val="24"/>
               </w:rPr>
             </w:pPr>
-            <w:r>
-              <w:rPr>
-                <w:rFonts w:ascii="Arial Nova Cond" w:hAnsi="Arial Nova Cond"/>
-                <w:sz w:val="24"/>
-                <w:szCs w:val="24"/>
-              </w:rPr>
-              <w:t>Nomor telepon</w:t>
-            </w:r>
+            <w:proofErr w:type="spellStart"/>
+            <w:r>
+              <w:rPr>
+                <w:rFonts w:ascii="Arial Nova Cond" w:hAnsi="Arial Nova Cond"/>
+                <w:sz w:val="24"/>
+                <w:szCs w:val="24"/>
+              </w:rPr>
+              <w:t>Nomor</w:t>
+            </w:r>
+            <w:proofErr w:type="spellEnd"/>
+            <w:r>
+              <w:rPr>
+                <w:rFonts w:ascii="Arial Nova Cond" w:hAnsi="Arial Nova Cond"/>
+                <w:sz w:val="24"/>
+                <w:szCs w:val="24"/>
+              </w:rPr>
+              <w:t xml:space="preserve"> </w:t>
+            </w:r>
+            <w:proofErr w:type="spellStart"/>
+            <w:r>
+              <w:rPr>
+                <w:rFonts w:ascii="Arial Nova Cond" w:hAnsi="Arial Nova Cond"/>
+                <w:sz w:val="24"/>
+                <w:szCs w:val="24"/>
+              </w:rPr>
+              <w:t>telepon</w:t>
+            </w:r>
+            <w:proofErr w:type="spellEnd"/>
           </w:p>
         </w:tc>
         <w:tc>
@@ -1542,7 +2678,25 @@
                 <w:sz w:val="24"/>
                 <w:szCs w:val="24"/>
               </w:rPr>
-              <w:t>{telepon}</w:t>
+              <w:t>{</w:t>
+            </w:r>
+            <w:proofErr w:type="spellStart"/>
+            <w:r>
+              <w:rPr>
+                <w:rFonts w:ascii="Arial Nova Cond" w:hAnsi="Arial Nova Cond"/>
+                <w:sz w:val="24"/>
+                <w:szCs w:val="24"/>
+              </w:rPr>
+              <w:t>telepon</w:t>
+            </w:r>
+            <w:proofErr w:type="spellEnd"/>
+            <w:r>
+              <w:rPr>
+                <w:rFonts w:ascii="Arial Nova Cond" w:hAnsi="Arial Nova Cond"/>
+                <w:sz w:val="24"/>
+                <w:szCs w:val="24"/>
+              </w:rPr>
+              <w:t>}</w:t>
             </w:r>
           </w:p>
         </w:tc>
@@ -1584,14 +2738,70 @@
                 <w:szCs w:val="24"/>
               </w:rPr>
             </w:pPr>
-            <w:r>
-              <w:rPr>
-                <w:rFonts w:ascii="Arial Nova Cond" w:hAnsi="Arial Nova Cond"/>
-                <w:sz w:val="24"/>
-                <w:szCs w:val="24"/>
-              </w:rPr>
-              <w:t>Koordinat lokasi Usaha dan/atau Kegiatan</w:t>
-            </w:r>
+            <w:proofErr w:type="spellStart"/>
+            <w:r>
+              <w:rPr>
+                <w:rFonts w:ascii="Arial Nova Cond" w:hAnsi="Arial Nova Cond"/>
+                <w:sz w:val="24"/>
+                <w:szCs w:val="24"/>
+              </w:rPr>
+              <w:t>Koordinat</w:t>
+            </w:r>
+            <w:proofErr w:type="spellEnd"/>
+            <w:r>
+              <w:rPr>
+                <w:rFonts w:ascii="Arial Nova Cond" w:hAnsi="Arial Nova Cond"/>
+                <w:sz w:val="24"/>
+                <w:szCs w:val="24"/>
+              </w:rPr>
+              <w:t xml:space="preserve"> </w:t>
+            </w:r>
+            <w:proofErr w:type="spellStart"/>
+            <w:r>
+              <w:rPr>
+                <w:rFonts w:ascii="Arial Nova Cond" w:hAnsi="Arial Nova Cond"/>
+                <w:sz w:val="24"/>
+                <w:szCs w:val="24"/>
+              </w:rPr>
+              <w:t>lokasi</w:t>
+            </w:r>
+            <w:proofErr w:type="spellEnd"/>
+            <w:r>
+              <w:rPr>
+                <w:rFonts w:ascii="Arial Nova Cond" w:hAnsi="Arial Nova Cond"/>
+                <w:sz w:val="24"/>
+                <w:szCs w:val="24"/>
+              </w:rPr>
+              <w:t xml:space="preserve"> Usaha dan/</w:t>
+            </w:r>
+            <w:proofErr w:type="spellStart"/>
+            <w:r>
+              <w:rPr>
+                <w:rFonts w:ascii="Arial Nova Cond" w:hAnsi="Arial Nova Cond"/>
+                <w:sz w:val="24"/>
+                <w:szCs w:val="24"/>
+              </w:rPr>
+              <w:t>atau</w:t>
+            </w:r>
+            <w:proofErr w:type="spellEnd"/>
+            <w:r>
+              <w:rPr>
+                <w:rFonts w:ascii="Arial Nova Cond" w:hAnsi="Arial Nova Cond"/>
+                <w:sz w:val="24"/>
+                <w:szCs w:val="24"/>
+              </w:rPr>
+              <w:t xml:space="preserve"> </w:t>
+            </w:r>
+            <w:proofErr w:type="spellStart"/>
+            <w:r>
+              <w:rPr>
+                <w:rFonts w:ascii="Arial Nova Cond" w:hAnsi="Arial Nova Cond"/>
+                <w:sz w:val="24"/>
+                <w:szCs w:val="24"/>
+              </w:rPr>
+              <w:t>Kegiatan</w:t>
+            </w:r>
+            <w:proofErr w:type="spellEnd"/>
           </w:p>
         </w:tc>
         <w:tc>
@@ -1637,7 +2847,25 @@
                 <w:sz w:val="24"/>
                 <w:szCs w:val="24"/>
               </w:rPr>
-              <w:t>{koordinat}</w:t>
+              <w:t>{</w:t>
+            </w:r>
+            <w:proofErr w:type="spellStart"/>
+            <w:r>
+              <w:rPr>
+                <w:rFonts w:ascii="Arial Nova Cond" w:hAnsi="Arial Nova Cond"/>
+                <w:sz w:val="24"/>
+                <w:szCs w:val="24"/>
+              </w:rPr>
+              <w:t>koordinat</w:t>
+            </w:r>
+            <w:proofErr w:type="spellEnd"/>
+            <w:r>
+              <w:rPr>
+                <w:rFonts w:ascii="Arial Nova Cond" w:hAnsi="Arial Nova Cond"/>
+                <w:sz w:val="24"/>
+                <w:szCs w:val="24"/>
+              </w:rPr>
+              <w:t>}</w:t>
             </w:r>
           </w:p>
         </w:tc>
@@ -1731,6 +2959,7 @@
                 <w:lang w:val="en-US"/>
               </w:rPr>
             </w:pPr>
+            <w:proofErr w:type="gramStart"/>
             <w:r>
               <w:rPr>
                 <w:rFonts w:ascii="Arial Nova Cond" w:hAnsi="Arial Nova Cond"/>
@@ -1738,15 +2967,43 @@
                 <w:szCs w:val="24"/>
                 <w:lang w:val="en-US"/>
               </w:rPr>
-              <w:t xml:space="preserve">Utara : </w:t>
-            </w:r>
-            <w:r>
-              <w:rPr>
-                <w:rFonts w:ascii="Arial Nova Cond" w:hAnsi="Arial Nova Cond"/>
-                <w:sz w:val="24"/>
-                <w:szCs w:val="24"/>
-              </w:rPr>
-              <w:t>{batas_utara}</w:t>
+              <w:t>Utara :</w:t>
+            </w:r>
+            <w:proofErr w:type="gramEnd"/>
+            <w:r>
+              <w:rPr>
+                <w:rFonts w:ascii="Arial Nova Cond" w:hAnsi="Arial Nova Cond"/>
+                <w:sz w:val="24"/>
+                <w:szCs w:val="24"/>
+                <w:lang w:val="en-US"/>
+              </w:rPr>
+              <w:t xml:space="preserve"> </w:t>
+            </w:r>
+            <w:r>
+              <w:rPr>
+                <w:rFonts w:ascii="Arial Nova Cond" w:hAnsi="Arial Nova Cond"/>
+                <w:sz w:val="24"/>
+                <w:szCs w:val="24"/>
+              </w:rPr>
+              <w:t>{</w:t>
+            </w:r>
+            <w:proofErr w:type="spellStart"/>
+            <w:r>
+              <w:rPr>
+                <w:rFonts w:ascii="Arial Nova Cond" w:hAnsi="Arial Nova Cond"/>
+                <w:sz w:val="24"/>
+                <w:szCs w:val="24"/>
+              </w:rPr>
+              <w:t>batas_utara</w:t>
+            </w:r>
+            <w:proofErr w:type="spellEnd"/>
+            <w:r>
+              <w:rPr>
+                <w:rFonts w:ascii="Arial Nova Cond" w:hAnsi="Arial Nova Cond"/>
+                <w:sz w:val="24"/>
+                <w:szCs w:val="24"/>
+              </w:rPr>
+              <w:t>}</w:t>
             </w:r>
           </w:p>
           <w:p>
@@ -1759,6 +3016,7 @@
                 <w:lang w:val="en-US"/>
               </w:rPr>
             </w:pPr>
+            <w:proofErr w:type="gramStart"/>
             <w:r>
               <w:rPr>
                 <w:rFonts w:ascii="Arial Nova Cond" w:hAnsi="Arial Nova Cond"/>
@@ -1766,15 +3024,43 @@
                 <w:szCs w:val="24"/>
                 <w:lang w:val="en-US"/>
               </w:rPr>
-              <w:t xml:space="preserve">Timur : </w:t>
-            </w:r>
-            <w:r>
-              <w:rPr>
-                <w:rFonts w:ascii="Arial Nova Cond" w:hAnsi="Arial Nova Cond"/>
-                <w:sz w:val="24"/>
-                <w:szCs w:val="24"/>
-              </w:rPr>
-              <w:t>{batas_timur}</w:t>
+              <w:t>Timur :</w:t>
+            </w:r>
+            <w:proofErr w:type="gramEnd"/>
+            <w:r>
+              <w:rPr>
+                <w:rFonts w:ascii="Arial Nova Cond" w:hAnsi="Arial Nova Cond"/>
+                <w:sz w:val="24"/>
+                <w:szCs w:val="24"/>
+                <w:lang w:val="en-US"/>
+              </w:rPr>
+              <w:t xml:space="preserve"> </w:t>
+            </w:r>
+            <w:r>
+              <w:rPr>
+                <w:rFonts w:ascii="Arial Nova Cond" w:hAnsi="Arial Nova Cond"/>
+                <w:sz w:val="24"/>
+                <w:szCs w:val="24"/>
+              </w:rPr>
+              <w:t>{</w:t>
+            </w:r>
+            <w:proofErr w:type="spellStart"/>
+            <w:r>
+              <w:rPr>
+                <w:rFonts w:ascii="Arial Nova Cond" w:hAnsi="Arial Nova Cond"/>
+                <w:sz w:val="24"/>
+                <w:szCs w:val="24"/>
+              </w:rPr>
+              <w:t>batas_timur</w:t>
+            </w:r>
+            <w:proofErr w:type="spellEnd"/>
+            <w:r>
+              <w:rPr>
+                <w:rFonts w:ascii="Arial Nova Cond" w:hAnsi="Arial Nova Cond"/>
+                <w:sz w:val="24"/>
+                <w:szCs w:val="24"/>
+              </w:rPr>
+              <w:t>}</w:t>
             </w:r>
           </w:p>
           <w:p>
@@ -1787,6 +3073,7 @@
                 <w:lang w:val="en-US"/>
               </w:rPr>
             </w:pPr>
+            <w:proofErr w:type="gramStart"/>
             <w:r>
               <w:rPr>
                 <w:rFonts w:ascii="Arial Nova Cond" w:hAnsi="Arial Nova Cond"/>
@@ -1794,15 +3081,43 @@
                 <w:szCs w:val="24"/>
                 <w:lang w:val="en-US"/>
               </w:rPr>
-              <w:t xml:space="preserve">Selatan : </w:t>
-            </w:r>
-            <w:r>
-              <w:rPr>
-                <w:rFonts w:ascii="Arial Nova Cond" w:hAnsi="Arial Nova Cond"/>
-                <w:sz w:val="24"/>
-                <w:szCs w:val="24"/>
-              </w:rPr>
-              <w:t>{batas_selatan}</w:t>
+              <w:t>Selatan :</w:t>
+            </w:r>
+            <w:proofErr w:type="gramEnd"/>
+            <w:r>
+              <w:rPr>
+                <w:rFonts w:ascii="Arial Nova Cond" w:hAnsi="Arial Nova Cond"/>
+                <w:sz w:val="24"/>
+                <w:szCs w:val="24"/>
+                <w:lang w:val="en-US"/>
+              </w:rPr>
+              <w:t xml:space="preserve"> </w:t>
+            </w:r>
+            <w:r>
+              <w:rPr>
+                <w:rFonts w:ascii="Arial Nova Cond" w:hAnsi="Arial Nova Cond"/>
+                <w:sz w:val="24"/>
+                <w:szCs w:val="24"/>
+              </w:rPr>
+              <w:t>{</w:t>
+            </w:r>
+            <w:proofErr w:type="spellStart"/>
+            <w:r>
+              <w:rPr>
+                <w:rFonts w:ascii="Arial Nova Cond" w:hAnsi="Arial Nova Cond"/>
+                <w:sz w:val="24"/>
+                <w:szCs w:val="24"/>
+              </w:rPr>
+              <w:t>batas_selatan</w:t>
+            </w:r>
+            <w:proofErr w:type="spellEnd"/>
+            <w:r>
+              <w:rPr>
+                <w:rFonts w:ascii="Arial Nova Cond" w:hAnsi="Arial Nova Cond"/>
+                <w:sz w:val="24"/>
+                <w:szCs w:val="24"/>
+              </w:rPr>
+              <w:t>}</w:t>
             </w:r>
           </w:p>
           <w:p>
@@ -1815,6 +3130,7 @@
                 <w:lang w:val="en-US"/>
               </w:rPr>
             </w:pPr>
+            <w:proofErr w:type="gramStart"/>
             <w:r>
               <w:rPr>
                 <w:rFonts w:ascii="Arial Nova Cond" w:hAnsi="Arial Nova Cond"/>
@@ -1822,15 +3138,43 @@
                 <w:szCs w:val="24"/>
                 <w:lang w:val="en-US"/>
               </w:rPr>
-              <w:t xml:space="preserve">Barat : </w:t>
-            </w:r>
-            <w:r>
-              <w:rPr>
-                <w:rFonts w:ascii="Arial Nova Cond" w:hAnsi="Arial Nova Cond"/>
-                <w:sz w:val="24"/>
-                <w:szCs w:val="24"/>
-              </w:rPr>
-              <w:t>{batas_barat}</w:t>
+              <w:t>Barat :</w:t>
+            </w:r>
+            <w:proofErr w:type="gramEnd"/>
+            <w:r>
+              <w:rPr>
+                <w:rFonts w:ascii="Arial Nova Cond" w:hAnsi="Arial Nova Cond"/>
+                <w:sz w:val="24"/>
+                <w:szCs w:val="24"/>
+                <w:lang w:val="en-US"/>
+              </w:rPr>
+              <w:t xml:space="preserve"> </w:t>
+            </w:r>
+            <w:r>
+              <w:rPr>
+                <w:rFonts w:ascii="Arial Nova Cond" w:hAnsi="Arial Nova Cond"/>
+                <w:sz w:val="24"/>
+                <w:szCs w:val="24"/>
+              </w:rPr>
+              <w:t>{</w:t>
+            </w:r>
+            <w:proofErr w:type="spellStart"/>
+            <w:r>
+              <w:rPr>
+                <w:rFonts w:ascii="Arial Nova Cond" w:hAnsi="Arial Nova Cond"/>
+                <w:sz w:val="24"/>
+                <w:szCs w:val="24"/>
+              </w:rPr>
+              <w:t>batas_barat</w:t>
+            </w:r>
+            <w:proofErr w:type="spellEnd"/>
+            <w:r>
+              <w:rPr>
+                <w:rFonts w:ascii="Arial Nova Cond" w:hAnsi="Arial Nova Cond"/>
+                <w:sz w:val="24"/>
+                <w:szCs w:val="24"/>
+              </w:rPr>
+              <w:t>}</w:t>
             </w:r>
           </w:p>
         </w:tc>
@@ -1936,7 +3280,25 @@
                 <w:sz w:val="24"/>
                 <w:szCs w:val="24"/>
               </w:rPr>
-              <w:t>{luas_lahan}</w:t>
+              <w:t>{</w:t>
+            </w:r>
+            <w:proofErr w:type="spellStart"/>
+            <w:r>
+              <w:rPr>
+                <w:rFonts w:ascii="Arial Nova Cond" w:hAnsi="Arial Nova Cond"/>
+                <w:sz w:val="24"/>
+                <w:szCs w:val="24"/>
+              </w:rPr>
+              <w:t>luas_lahan</w:t>
+            </w:r>
+            <w:proofErr w:type="spellEnd"/>
+            <w:r>
+              <w:rPr>
+                <w:rFonts w:ascii="Arial Nova Cond" w:hAnsi="Arial Nova Cond"/>
+                <w:sz w:val="24"/>
+                <w:szCs w:val="24"/>
+              </w:rPr>
+              <w:t>}</w:t>
             </w:r>
             <w:r>
               <w:rPr>
@@ -2118,7 +3480,25 @@
                 <w:sz w:val="24"/>
                 <w:szCs w:val="24"/>
               </w:rPr>
-              <w:t>{kapasitas_kegiatan}</w:t>
+              <w:t>{</w:t>
+            </w:r>
+            <w:proofErr w:type="spellStart"/>
+            <w:r>
+              <w:rPr>
+                <w:rFonts w:ascii="Arial Nova Cond" w:hAnsi="Arial Nova Cond" w:cs="Arial"/>
+                <w:sz w:val="24"/>
+                <w:szCs w:val="24"/>
+              </w:rPr>
+              <w:t>kapasitas_kegiatan</w:t>
+            </w:r>
+            <w:proofErr w:type="spellEnd"/>
+            <w:r>
+              <w:rPr>
+                <w:rFonts w:ascii="Arial Nova Cond" w:hAnsi="Arial Nova Cond" w:cs="Arial"/>
+                <w:sz w:val="24"/>
+                <w:szCs w:val="24"/>
+              </w:rPr>
+              <w:t>}</w:t>
             </w:r>
           </w:p>
         </w:tc>
@@ -2160,14 +3540,34 @@
                 <w:szCs w:val="24"/>
               </w:rPr>
             </w:pPr>
-            <w:r>
-              <w:rPr>
-                <w:rFonts w:ascii="Arial Nova Cond" w:hAnsi="Arial Nova Cond"/>
-                <w:sz w:val="24"/>
-                <w:szCs w:val="24"/>
-              </w:rPr>
-              <w:t>Dokumen yang dimiliki</w:t>
-            </w:r>
+            <w:proofErr w:type="spellStart"/>
+            <w:r>
+              <w:rPr>
+                <w:rFonts w:ascii="Arial Nova Cond" w:hAnsi="Arial Nova Cond"/>
+                <w:sz w:val="24"/>
+                <w:szCs w:val="24"/>
+              </w:rPr>
+              <w:t>Dokumen</w:t>
+            </w:r>
+            <w:proofErr w:type="spellEnd"/>
+            <w:r>
+              <w:rPr>
+                <w:rFonts w:ascii="Arial Nova Cond" w:hAnsi="Arial Nova Cond"/>
+                <w:sz w:val="24"/>
+                <w:szCs w:val="24"/>
+              </w:rPr>
+              <w:t xml:space="preserve"> yang </w:t>
+            </w:r>
+            <w:proofErr w:type="spellStart"/>
+            <w:r>
+              <w:rPr>
+                <w:rFonts w:ascii="Arial Nova Cond" w:hAnsi="Arial Nova Cond"/>
+                <w:sz w:val="24"/>
+                <w:szCs w:val="24"/>
+              </w:rPr>
+              <w:t>dimiliki</w:t>
+            </w:r>
+            <w:proofErr w:type="spellEnd"/>
           </w:p>
         </w:tc>
         <w:tc>
@@ -2213,7 +3613,25 @@
                 <w:sz w:val="24"/>
                 <w:szCs w:val="24"/>
               </w:rPr>
-              <w:t>{dokumen_dimiliki}</w:t>
+              <w:t>{</w:t>
+            </w:r>
+            <w:proofErr w:type="spellStart"/>
+            <w:r>
+              <w:rPr>
+                <w:rFonts w:ascii="Arial Nova Cond" w:hAnsi="Arial Nova Cond"/>
+                <w:sz w:val="24"/>
+                <w:szCs w:val="24"/>
+              </w:rPr>
+              <w:t>dokumen_dimiliki</w:t>
+            </w:r>
+            <w:proofErr w:type="spellEnd"/>
+            <w:r>
+              <w:rPr>
+                <w:rFonts w:ascii="Arial Nova Cond" w:hAnsi="Arial Nova Cond"/>
+                <w:sz w:val="24"/>
+                <w:szCs w:val="24"/>
+              </w:rPr>
+              <w:t>}</w:t>
             </w:r>
           </w:p>
         </w:tc>
@@ -2255,14 +3673,34 @@
                 <w:szCs w:val="24"/>
               </w:rPr>
             </w:pPr>
-            <w:r>
-              <w:rPr>
-                <w:rFonts w:ascii="Arial Nova Cond" w:hAnsi="Arial Nova Cond"/>
-                <w:sz w:val="24"/>
-                <w:szCs w:val="24"/>
-              </w:rPr>
-              <w:t>Persetujuan Lingkungan</w:t>
-            </w:r>
+            <w:proofErr w:type="spellStart"/>
+            <w:r>
+              <w:rPr>
+                <w:rFonts w:ascii="Arial Nova Cond" w:hAnsi="Arial Nova Cond"/>
+                <w:sz w:val="24"/>
+                <w:szCs w:val="24"/>
+              </w:rPr>
+              <w:t>Persetujuan</w:t>
+            </w:r>
+            <w:proofErr w:type="spellEnd"/>
+            <w:r>
+              <w:rPr>
+                <w:rFonts w:ascii="Arial Nova Cond" w:hAnsi="Arial Nova Cond"/>
+                <w:sz w:val="24"/>
+                <w:szCs w:val="24"/>
+              </w:rPr>
+              <w:t xml:space="preserve"> </w:t>
+            </w:r>
+            <w:proofErr w:type="spellStart"/>
+            <w:r>
+              <w:rPr>
+                <w:rFonts w:ascii="Arial Nova Cond" w:hAnsi="Arial Nova Cond"/>
+                <w:sz w:val="24"/>
+                <w:szCs w:val="24"/>
+              </w:rPr>
+              <w:t>Lingkungan</w:t>
+            </w:r>
+            <w:proofErr w:type="spellEnd"/>
           </w:p>
         </w:tc>
         <w:tc>
@@ -2309,7 +3747,25 @@
                 <w:sz w:val="24"/>
                 <w:szCs w:val="24"/>
               </w:rPr>
-              <w:t>{persetujuan_lingkungan}</w:t>
+              <w:t>{</w:t>
+            </w:r>
+            <w:proofErr w:type="spellStart"/>
+            <w:r>
+              <w:rPr>
+                <w:rFonts w:ascii="Arial Nova Cond" w:hAnsi="Arial Nova Cond"/>
+                <w:sz w:val="24"/>
+                <w:szCs w:val="24"/>
+              </w:rPr>
+              <w:t>persetujuan_lingkungan</w:t>
+            </w:r>
+            <w:proofErr w:type="spellEnd"/>
+            <w:r>
+              <w:rPr>
+                <w:rFonts w:ascii="Arial Nova Cond" w:hAnsi="Arial Nova Cond"/>
+                <w:sz w:val="24"/>
+                <w:szCs w:val="24"/>
+              </w:rPr>
+              <w:t>}</w:t>
             </w:r>
           </w:p>
         </w:tc>
@@ -2351,22 +3807,70 @@
                 <w:szCs w:val="24"/>
               </w:rPr>
             </w:pPr>
-            <w:r>
-              <w:rPr>
-                <w:rFonts w:ascii="Arial Nova Cond" w:hAnsi="Arial Nova Cond"/>
-                <w:sz w:val="24"/>
-                <w:szCs w:val="24"/>
-              </w:rPr>
-              <w:t>Teknologi pengelolaan</w:t>
-            </w:r>
-            <w:r>
-              <w:rPr>
-                <w:rFonts w:ascii="Arial Nova Cond" w:hAnsi="Arial Nova Cond"/>
-                <w:sz w:val="24"/>
-                <w:szCs w:val="24"/>
-              </w:rPr>
-              <w:t xml:space="preserve"> Pembuangan Air Limbah</w:t>
-            </w:r>
+            <w:proofErr w:type="spellStart"/>
+            <w:r>
+              <w:rPr>
+                <w:rFonts w:ascii="Arial Nova Cond" w:hAnsi="Arial Nova Cond"/>
+                <w:sz w:val="24"/>
+                <w:szCs w:val="24"/>
+              </w:rPr>
+              <w:t>Teknologi</w:t>
+            </w:r>
+            <w:proofErr w:type="spellEnd"/>
+            <w:r>
+              <w:rPr>
+                <w:rFonts w:ascii="Arial Nova Cond" w:hAnsi="Arial Nova Cond"/>
+                <w:sz w:val="24"/>
+                <w:szCs w:val="24"/>
+              </w:rPr>
+              <w:t xml:space="preserve"> </w:t>
+            </w:r>
+            <w:proofErr w:type="spellStart"/>
+            <w:r>
+              <w:rPr>
+                <w:rFonts w:ascii="Arial Nova Cond" w:hAnsi="Arial Nova Cond"/>
+                <w:sz w:val="24"/>
+                <w:szCs w:val="24"/>
+              </w:rPr>
+              <w:t>pengelolaan</w:t>
+            </w:r>
+            <w:proofErr w:type="spellEnd"/>
+            <w:r>
+              <w:rPr>
+                <w:rFonts w:ascii="Arial Nova Cond" w:hAnsi="Arial Nova Cond"/>
+                <w:sz w:val="24"/>
+                <w:szCs w:val="24"/>
+              </w:rPr>
+              <w:t xml:space="preserve"> </w:t>
+            </w:r>
+            <w:proofErr w:type="spellStart"/>
+            <w:r>
+              <w:rPr>
+                <w:rFonts w:ascii="Arial Nova Cond" w:hAnsi="Arial Nova Cond"/>
+                <w:sz w:val="24"/>
+                <w:szCs w:val="24"/>
+              </w:rPr>
+              <w:t>Pembuangan</w:t>
+            </w:r>
+            <w:proofErr w:type="spellEnd"/>
+            <w:r>
+              <w:rPr>
+                <w:rFonts w:ascii="Arial Nova Cond" w:hAnsi="Arial Nova Cond"/>
+                <w:sz w:val="24"/>
+                <w:szCs w:val="24"/>
+              </w:rPr>
+              <w:t xml:space="preserve"> Air </w:t>
+            </w:r>
+            <w:proofErr w:type="spellStart"/>
+            <w:r>
+              <w:rPr>
+                <w:rFonts w:ascii="Arial Nova Cond" w:hAnsi="Arial Nova Cond"/>
+                <w:sz w:val="24"/>
+                <w:szCs w:val="24"/>
+              </w:rPr>
+              <w:t>Limbah</w:t>
+            </w:r>
+            <w:proofErr w:type="spellEnd"/>
           </w:p>
         </w:tc>
         <w:tc>
@@ -2412,7 +3916,25 @@
                 <w:sz w:val="24"/>
                 <w:szCs w:val="24"/>
               </w:rPr>
-              <w:t>{teknologi_air_limbah}</w:t>
+              <w:t>{</w:t>
+            </w:r>
+            <w:proofErr w:type="spellStart"/>
+            <w:r>
+              <w:rPr>
+                <w:rFonts w:ascii="Arial Nova Cond" w:hAnsi="Arial Nova Cond" w:cs="Arial"/>
+                <w:sz w:val="24"/>
+                <w:szCs w:val="24"/>
+              </w:rPr>
+              <w:t>teknologi_air_limbah</w:t>
+            </w:r>
+            <w:proofErr w:type="spellEnd"/>
+            <w:r>
+              <w:rPr>
+                <w:rFonts w:ascii="Arial Nova Cond" w:hAnsi="Arial Nova Cond" w:cs="Arial"/>
+                <w:sz w:val="24"/>
+                <w:szCs w:val="24"/>
+              </w:rPr>
+              <w:t>}</w:t>
             </w:r>
           </w:p>
         </w:tc>
@@ -2460,8 +3982,18 @@
                 <w:sz w:val="24"/>
                 <w:szCs w:val="24"/>
               </w:rPr>
-              <w:t>Volume air limbah</w:t>
-            </w:r>
+              <w:t xml:space="preserve">Volume air </w:t>
+            </w:r>
+            <w:proofErr w:type="spellStart"/>
+            <w:r>
+              <w:rPr>
+                <w:rFonts w:ascii="Arial Nova Cond" w:hAnsi="Arial Nova Cond"/>
+                <w:sz w:val="24"/>
+                <w:szCs w:val="24"/>
+              </w:rPr>
+              <w:t>limbah</w:t>
+            </w:r>
+            <w:proofErr w:type="spellEnd"/>
           </w:p>
         </w:tc>
         <w:tc>
@@ -2506,7 +4038,25 @@
                 <w:sz w:val="24"/>
                 <w:szCs w:val="24"/>
               </w:rPr>
-              <w:t>{volume_air_limbah}</w:t>
+              <w:t>{</w:t>
+            </w:r>
+            <w:proofErr w:type="spellStart"/>
+            <w:r>
+              <w:rPr>
+                <w:rFonts w:ascii="Arial Nova Cond" w:hAnsi="Arial Nova Cond"/>
+                <w:sz w:val="24"/>
+                <w:szCs w:val="24"/>
+              </w:rPr>
+              <w:t>volume_air_limbah</w:t>
+            </w:r>
+            <w:proofErr w:type="spellEnd"/>
+            <w:r>
+              <w:rPr>
+                <w:rFonts w:ascii="Arial Nova Cond" w:hAnsi="Arial Nova Cond"/>
+                <w:sz w:val="24"/>
+                <w:szCs w:val="24"/>
+              </w:rPr>
+              <w:t>}</w:t>
             </w:r>
           </w:p>
         </w:tc>
@@ -2549,13 +4099,23 @@
                 <w:szCs w:val="24"/>
               </w:rPr>
             </w:pPr>
-            <w:r>
-              <w:rPr>
-                <w:rFonts w:ascii="Arial Nova Cond" w:hAnsi="Arial Nova Cond"/>
-                <w:sz w:val="24"/>
-                <w:szCs w:val="24"/>
-              </w:rPr>
-              <w:t>Pemanfaatan Air Tanah</w:t>
+            <w:proofErr w:type="spellStart"/>
+            <w:r>
+              <w:rPr>
+                <w:rFonts w:ascii="Arial Nova Cond" w:hAnsi="Arial Nova Cond"/>
+                <w:sz w:val="24"/>
+                <w:szCs w:val="24"/>
+              </w:rPr>
+              <w:t>Pemanfaatan</w:t>
+            </w:r>
+            <w:proofErr w:type="spellEnd"/>
+            <w:r>
+              <w:rPr>
+                <w:rFonts w:ascii="Arial Nova Cond" w:hAnsi="Arial Nova Cond"/>
+                <w:sz w:val="24"/>
+                <w:szCs w:val="24"/>
+              </w:rPr>
+              <w:t xml:space="preserve"> Air Tanah</w:t>
             </w:r>
           </w:p>
         </w:tc>
@@ -2601,7 +4161,25 @@
                 <w:sz w:val="24"/>
                 <w:szCs w:val="24"/>
               </w:rPr>
-              <w:t>{pemanfaatan_air_tanah}</w:t>
+              <w:t>{</w:t>
+            </w:r>
+            <w:proofErr w:type="spellStart"/>
+            <w:r>
+              <w:rPr>
+                <w:rFonts w:ascii="Arial Nova Cond" w:hAnsi="Arial Nova Cond"/>
+                <w:sz w:val="24"/>
+                <w:szCs w:val="24"/>
+              </w:rPr>
+              <w:t>pemanfaatan_air_tanah</w:t>
+            </w:r>
+            <w:proofErr w:type="spellEnd"/>
+            <w:r>
+              <w:rPr>
+                <w:rFonts w:ascii="Arial Nova Cond" w:hAnsi="Arial Nova Cond"/>
+                <w:sz w:val="24"/>
+                <w:szCs w:val="24"/>
+              </w:rPr>
+              <w:t>}</w:t>
             </w:r>
           </w:p>
         </w:tc>
@@ -2643,13 +4221,77 @@
                 <w:szCs w:val="24"/>
               </w:rPr>
             </w:pPr>
-            <w:r>
-              <w:rPr>
-                <w:rFonts w:ascii="Arial Nova Cond" w:hAnsi="Arial Nova Cond"/>
-                <w:sz w:val="24"/>
-                <w:szCs w:val="24"/>
-              </w:rPr>
-              <w:t>Jumlah Penggunaan Air Dalam Satu Hari (m3/hari)</w:t>
+            <w:proofErr w:type="spellStart"/>
+            <w:r>
+              <w:rPr>
+                <w:rFonts w:ascii="Arial Nova Cond" w:hAnsi="Arial Nova Cond"/>
+                <w:sz w:val="24"/>
+                <w:szCs w:val="24"/>
+              </w:rPr>
+              <w:t>Jumlah</w:t>
+            </w:r>
+            <w:proofErr w:type="spellEnd"/>
+            <w:r>
+              <w:rPr>
+                <w:rFonts w:ascii="Arial Nova Cond" w:hAnsi="Arial Nova Cond"/>
+                <w:sz w:val="24"/>
+                <w:szCs w:val="24"/>
+              </w:rPr>
+              <w:t xml:space="preserve"> </w:t>
+            </w:r>
+            <w:proofErr w:type="spellStart"/>
+            <w:r>
+              <w:rPr>
+                <w:rFonts w:ascii="Arial Nova Cond" w:hAnsi="Arial Nova Cond"/>
+                <w:sz w:val="24"/>
+                <w:szCs w:val="24"/>
+              </w:rPr>
+              <w:t>Penggunaan</w:t>
+            </w:r>
+            <w:proofErr w:type="spellEnd"/>
+            <w:r>
+              <w:rPr>
+                <w:rFonts w:ascii="Arial Nova Cond" w:hAnsi="Arial Nova Cond"/>
+                <w:sz w:val="24"/>
+                <w:szCs w:val="24"/>
+              </w:rPr>
+              <w:t xml:space="preserve"> Air </w:t>
+            </w:r>
+            <w:proofErr w:type="spellStart"/>
+            <w:r>
+              <w:rPr>
+                <w:rFonts w:ascii="Arial Nova Cond" w:hAnsi="Arial Nova Cond"/>
+                <w:sz w:val="24"/>
+                <w:szCs w:val="24"/>
+              </w:rPr>
+              <w:t>Dalam</w:t>
+            </w:r>
+            <w:proofErr w:type="spellEnd"/>
+            <w:r>
+              <w:rPr>
+                <w:rFonts w:ascii="Arial Nova Cond" w:hAnsi="Arial Nova Cond"/>
+                <w:sz w:val="24"/>
+                <w:szCs w:val="24"/>
+              </w:rPr>
+              <w:t xml:space="preserve"> Satu Hari (m3/</w:t>
+            </w:r>
+            <w:proofErr w:type="spellStart"/>
+            <w:r>
+              <w:rPr>
+                <w:rFonts w:ascii="Arial Nova Cond" w:hAnsi="Arial Nova Cond"/>
+                <w:sz w:val="24"/>
+                <w:szCs w:val="24"/>
+              </w:rPr>
+              <w:t>hari</w:t>
+            </w:r>
+            <w:proofErr w:type="spellEnd"/>
+            <w:r>
+              <w:rPr>
+                <w:rFonts w:ascii="Arial Nova Cond" w:hAnsi="Arial Nova Cond"/>
+                <w:sz w:val="24"/>
+                <w:szCs w:val="24"/>
+              </w:rPr>
+              <w:t>)</w:t>
             </w:r>
           </w:p>
         </w:tc>
@@ -2696,7 +4338,25 @@
                 <w:sz w:val="24"/>
                 <w:szCs w:val="24"/>
               </w:rPr>
-              <w:t>{penggunaan_air_liter}</w:t>
+              <w:t>{</w:t>
+            </w:r>
+            <w:proofErr w:type="spellStart"/>
+            <w:r>
+              <w:rPr>
+                <w:rFonts w:ascii="Arial Nova Cond" w:hAnsi="Arial Nova Cond"/>
+                <w:sz w:val="24"/>
+                <w:szCs w:val="24"/>
+              </w:rPr>
+              <w:t>penggunaan_air_liter</w:t>
+            </w:r>
+            <w:proofErr w:type="spellEnd"/>
+            <w:r>
+              <w:rPr>
+                <w:rFonts w:ascii="Arial Nova Cond" w:hAnsi="Arial Nova Cond"/>
+                <w:sz w:val="24"/>
+                <w:szCs w:val="24"/>
+              </w:rPr>
+              <w:t>}</w:t>
             </w:r>
           </w:p>
         </w:tc>
@@ -2738,13 +4398,113 @@
                 <w:szCs w:val="24"/>
               </w:rPr>
             </w:pPr>
-            <w:r>
-              <w:rPr>
-                <w:rFonts w:ascii="Arial Nova Cond" w:hAnsi="Arial Nova Cond"/>
-                <w:sz w:val="24"/>
-                <w:szCs w:val="24"/>
-              </w:rPr>
-              <w:t>Jumlah Pekerja (konstruksi) / Penghuni (Pasca konstruksi)</w:t>
+            <w:proofErr w:type="spellStart"/>
+            <w:r>
+              <w:rPr>
+                <w:rFonts w:ascii="Arial Nova Cond" w:hAnsi="Arial Nova Cond"/>
+                <w:sz w:val="24"/>
+                <w:szCs w:val="24"/>
+              </w:rPr>
+              <w:t>Jumlah</w:t>
+            </w:r>
+            <w:proofErr w:type="spellEnd"/>
+            <w:r>
+              <w:rPr>
+                <w:rFonts w:ascii="Arial Nova Cond" w:hAnsi="Arial Nova Cond"/>
+                <w:sz w:val="24"/>
+                <w:szCs w:val="24"/>
+              </w:rPr>
+              <w:t xml:space="preserve"> </w:t>
+            </w:r>
+            <w:proofErr w:type="spellStart"/>
+            <w:r>
+              <w:rPr>
+                <w:rFonts w:ascii="Arial Nova Cond" w:hAnsi="Arial Nova Cond"/>
+                <w:sz w:val="24"/>
+                <w:szCs w:val="24"/>
+              </w:rPr>
+              <w:t>Pekerja</w:t>
+            </w:r>
+            <w:proofErr w:type="spellEnd"/>
+            <w:r>
+              <w:rPr>
+                <w:rFonts w:ascii="Arial Nova Cond" w:hAnsi="Arial Nova Cond"/>
+                <w:sz w:val="24"/>
+                <w:szCs w:val="24"/>
+              </w:rPr>
+              <w:t xml:space="preserve"> (</w:t>
+            </w:r>
+            <w:proofErr w:type="spellStart"/>
+            <w:r>
+              <w:rPr>
+                <w:rFonts w:ascii="Arial Nova Cond" w:hAnsi="Arial Nova Cond"/>
+                <w:sz w:val="24"/>
+                <w:szCs w:val="24"/>
+              </w:rPr>
+              <w:t>konstruksi</w:t>
+            </w:r>
+            <w:proofErr w:type="spellEnd"/>
+            <w:r>
+              <w:rPr>
+                <w:rFonts w:ascii="Arial Nova Cond" w:hAnsi="Arial Nova Cond"/>
+                <w:sz w:val="24"/>
+                <w:szCs w:val="24"/>
+              </w:rPr>
+              <w:t xml:space="preserve">) / </w:t>
+            </w:r>
+            <w:proofErr w:type="spellStart"/>
+            <w:r>
+              <w:rPr>
+                <w:rFonts w:ascii="Arial Nova Cond" w:hAnsi="Arial Nova Cond"/>
+                <w:sz w:val="24"/>
+                <w:szCs w:val="24"/>
+              </w:rPr>
+              <w:t>Penghuni</w:t>
+            </w:r>
+            <w:proofErr w:type="spellEnd"/>
+            <w:r>
+              <w:rPr>
+                <w:rFonts w:ascii="Arial Nova Cond" w:hAnsi="Arial Nova Cond"/>
+                <w:sz w:val="24"/>
+                <w:szCs w:val="24"/>
+              </w:rPr>
+              <w:t xml:space="preserve"> (</w:t>
+            </w:r>
+            <w:proofErr w:type="spellStart"/>
+            <w:r>
+              <w:rPr>
+                <w:rFonts w:ascii="Arial Nova Cond" w:hAnsi="Arial Nova Cond"/>
+                <w:sz w:val="24"/>
+                <w:szCs w:val="24"/>
+              </w:rPr>
+              <w:t>Pasca</w:t>
+            </w:r>
+            <w:proofErr w:type="spellEnd"/>
+            <w:r>
+              <w:rPr>
+                <w:rFonts w:ascii="Arial Nova Cond" w:hAnsi="Arial Nova Cond"/>
+                <w:sz w:val="24"/>
+                <w:szCs w:val="24"/>
+              </w:rPr>
+              <w:t xml:space="preserve"> </w:t>
+            </w:r>
+            <w:proofErr w:type="spellStart"/>
+            <w:r>
+              <w:rPr>
+                <w:rFonts w:ascii="Arial Nova Cond" w:hAnsi="Arial Nova Cond"/>
+                <w:sz w:val="24"/>
+                <w:szCs w:val="24"/>
+              </w:rPr>
+              <w:t>konstruksi</w:t>
+            </w:r>
+            <w:proofErr w:type="spellEnd"/>
+            <w:r>
+              <w:rPr>
+                <w:rFonts w:ascii="Arial Nova Cond" w:hAnsi="Arial Nova Cond"/>
+                <w:sz w:val="24"/>
+                <w:szCs w:val="24"/>
+              </w:rPr>
+              <w:t>)</w:t>
             </w:r>
           </w:p>
         </w:tc>
@@ -2790,7 +4550,25 @@
                 <w:sz w:val="24"/>
                 <w:szCs w:val="24"/>
               </w:rPr>
-              <w:t>{jumlah_pekerja_penghuni}</w:t>
+              <w:t>{</w:t>
+            </w:r>
+            <w:proofErr w:type="spellStart"/>
+            <w:r>
+              <w:rPr>
+                <w:rFonts w:ascii="Arial Nova Cond" w:hAnsi="Arial Nova Cond"/>
+                <w:sz w:val="24"/>
+                <w:szCs w:val="24"/>
+              </w:rPr>
+              <w:t>jumlah_pekerja_penghuni</w:t>
+            </w:r>
+            <w:proofErr w:type="spellEnd"/>
+            <w:r>
+              <w:rPr>
+                <w:rFonts w:ascii="Arial Nova Cond" w:hAnsi="Arial Nova Cond"/>
+                <w:sz w:val="24"/>
+                <w:szCs w:val="24"/>
+              </w:rPr>
+              <w:t>}</w:t>
             </w:r>
           </w:p>
         </w:tc>
@@ -2838,16 +4616,80 @@
                 <w:sz w:val="24"/>
                 <w:szCs w:val="24"/>
               </w:rPr>
-              <w:t>Jam Shift Kerja/Hari</w:t>
-            </w:r>
-            <w:r>
-              <w:rPr>
-                <w:rFonts w:ascii="Arial Nova Cond" w:hAnsi="Arial Nova Cond"/>
-                <w:sz w:val="24"/>
-                <w:szCs w:val="24"/>
-              </w:rPr>
-              <w:t xml:space="preserve"> untuk pekerjaan konstruksi</w:t>
-            </w:r>
+              <w:t xml:space="preserve">Jam Shift </w:t>
+            </w:r>
+            <w:proofErr w:type="spellStart"/>
+            <w:r>
+              <w:rPr>
+                <w:rFonts w:ascii="Arial Nova Cond" w:hAnsi="Arial Nova Cond"/>
+                <w:sz w:val="24"/>
+                <w:szCs w:val="24"/>
+              </w:rPr>
+              <w:t>Kerja</w:t>
+            </w:r>
+            <w:proofErr w:type="spellEnd"/>
+            <w:r>
+              <w:rPr>
+                <w:rFonts w:ascii="Arial Nova Cond" w:hAnsi="Arial Nova Cond"/>
+                <w:sz w:val="24"/>
+                <w:szCs w:val="24"/>
+              </w:rPr>
+              <w:t>/Hari</w:t>
+            </w:r>
+            <w:r>
+              <w:rPr>
+                <w:rFonts w:ascii="Arial Nova Cond" w:hAnsi="Arial Nova Cond"/>
+                <w:sz w:val="24"/>
+                <w:szCs w:val="24"/>
+              </w:rPr>
+              <w:t xml:space="preserve"> </w:t>
+            </w:r>
+            <w:proofErr w:type="spellStart"/>
+            <w:r>
+              <w:rPr>
+                <w:rFonts w:ascii="Arial Nova Cond" w:hAnsi="Arial Nova Cond"/>
+                <w:sz w:val="24"/>
+                <w:szCs w:val="24"/>
+              </w:rPr>
+              <w:t>untuk</w:t>
+            </w:r>
+            <w:proofErr w:type="spellEnd"/>
+            <w:r>
+              <w:rPr>
+                <w:rFonts w:ascii="Arial Nova Cond" w:hAnsi="Arial Nova Cond"/>
+                <w:sz w:val="24"/>
+                <w:szCs w:val="24"/>
+              </w:rPr>
+              <w:t xml:space="preserve"> </w:t>
+            </w:r>
+            <w:proofErr w:type="spellStart"/>
+            <w:r>
+              <w:rPr>
+                <w:rFonts w:ascii="Arial Nova Cond" w:hAnsi="Arial Nova Cond"/>
+                <w:sz w:val="24"/>
+                <w:szCs w:val="24"/>
+              </w:rPr>
+              <w:t>pekerjaan</w:t>
+            </w:r>
+            <w:proofErr w:type="spellEnd"/>
+            <w:r>
+              <w:rPr>
+                <w:rFonts w:ascii="Arial Nova Cond" w:hAnsi="Arial Nova Cond"/>
+                <w:sz w:val="24"/>
+                <w:szCs w:val="24"/>
+              </w:rPr>
+              <w:t xml:space="preserve"> </w:t>
+            </w:r>
+            <w:proofErr w:type="spellStart"/>
+            <w:r>
+              <w:rPr>
+                <w:rFonts w:ascii="Arial Nova Cond" w:hAnsi="Arial Nova Cond"/>
+                <w:sz w:val="24"/>
+                <w:szCs w:val="24"/>
+              </w:rPr>
+              <w:t>konstruksi</w:t>
+            </w:r>
+            <w:proofErr w:type="spellEnd"/>
           </w:p>
         </w:tc>
         <w:tc>
@@ -2892,7 +4734,25 @@
                 <w:sz w:val="24"/>
                 <w:szCs w:val="24"/>
               </w:rPr>
-              <w:t>{shift_kerja_konstruksi}</w:t>
+              <w:t>{</w:t>
+            </w:r>
+            <w:proofErr w:type="spellStart"/>
+            <w:r>
+              <w:rPr>
+                <w:rFonts w:ascii="Arial Nova Cond" w:hAnsi="Arial Nova Cond"/>
+                <w:sz w:val="24"/>
+                <w:szCs w:val="24"/>
+              </w:rPr>
+              <w:t>shift_kerja_konstruksi</w:t>
+            </w:r>
+            <w:proofErr w:type="spellEnd"/>
+            <w:r>
+              <w:rPr>
+                <w:rFonts w:ascii="Arial Nova Cond" w:hAnsi="Arial Nova Cond"/>
+                <w:sz w:val="24"/>
+                <w:szCs w:val="24"/>
+              </w:rPr>
+              <w:t>}</w:t>
             </w:r>
           </w:p>
         </w:tc>
@@ -3006,7 +4866,25 @@
                 <w:sz w:val="24"/>
                 <w:szCs w:val="24"/>
               </w:rPr>
-              <w:t>{jam_kerja_hari}</w:t>
+              <w:t>{</w:t>
+            </w:r>
+            <w:proofErr w:type="spellStart"/>
+            <w:r>
+              <w:rPr>
+                <w:rFonts w:ascii="Arial Nova Cond" w:hAnsi="Arial Nova Cond"/>
+                <w:sz w:val="24"/>
+                <w:szCs w:val="24"/>
+              </w:rPr>
+              <w:t>jam_kerja_hari</w:t>
+            </w:r>
+            <w:proofErr w:type="spellEnd"/>
+            <w:r>
+              <w:rPr>
+                <w:rFonts w:ascii="Arial Nova Cond" w:hAnsi="Arial Nova Cond"/>
+                <w:sz w:val="24"/>
+                <w:szCs w:val="24"/>
+              </w:rPr>
+              <w:t>}</w:t>
             </w:r>
           </w:p>
         </w:tc>
@@ -3048,14 +4926,88 @@
                 <w:szCs w:val="24"/>
               </w:rPr>
             </w:pPr>
-            <w:r>
-              <w:rPr>
-                <w:rFonts w:ascii="Arial Nova Cond" w:hAnsi="Arial Nova Cond"/>
-                <w:sz w:val="24"/>
-                <w:szCs w:val="24"/>
-              </w:rPr>
-              <w:t>Jumlah hari kerja dalam 1 minggu</w:t>
-            </w:r>
+            <w:proofErr w:type="spellStart"/>
+            <w:r>
+              <w:rPr>
+                <w:rFonts w:ascii="Arial Nova Cond" w:hAnsi="Arial Nova Cond"/>
+                <w:sz w:val="24"/>
+                <w:szCs w:val="24"/>
+              </w:rPr>
+              <w:t>Jumlah</w:t>
+            </w:r>
+            <w:proofErr w:type="spellEnd"/>
+            <w:r>
+              <w:rPr>
+                <w:rFonts w:ascii="Arial Nova Cond" w:hAnsi="Arial Nova Cond"/>
+                <w:sz w:val="24"/>
+                <w:szCs w:val="24"/>
+              </w:rPr>
+              <w:t xml:space="preserve"> </w:t>
+            </w:r>
+            <w:proofErr w:type="spellStart"/>
+            <w:r>
+              <w:rPr>
+                <w:rFonts w:ascii="Arial Nova Cond" w:hAnsi="Arial Nova Cond"/>
+                <w:sz w:val="24"/>
+                <w:szCs w:val="24"/>
+              </w:rPr>
+              <w:t>hari</w:t>
+            </w:r>
+            <w:proofErr w:type="spellEnd"/>
+            <w:r>
+              <w:rPr>
+                <w:rFonts w:ascii="Arial Nova Cond" w:hAnsi="Arial Nova Cond"/>
+                <w:sz w:val="24"/>
+                <w:szCs w:val="24"/>
+              </w:rPr>
+              <w:t xml:space="preserve"> </w:t>
+            </w:r>
+            <w:proofErr w:type="spellStart"/>
+            <w:r>
+              <w:rPr>
+                <w:rFonts w:ascii="Arial Nova Cond" w:hAnsi="Arial Nova Cond"/>
+                <w:sz w:val="24"/>
+                <w:szCs w:val="24"/>
+              </w:rPr>
+              <w:t>kerja</w:t>
+            </w:r>
+            <w:proofErr w:type="spellEnd"/>
+            <w:r>
+              <w:rPr>
+                <w:rFonts w:ascii="Arial Nova Cond" w:hAnsi="Arial Nova Cond"/>
+                <w:sz w:val="24"/>
+                <w:szCs w:val="24"/>
+              </w:rPr>
+              <w:t xml:space="preserve"> </w:t>
+            </w:r>
+            <w:proofErr w:type="spellStart"/>
+            <w:r>
+              <w:rPr>
+                <w:rFonts w:ascii="Arial Nova Cond" w:hAnsi="Arial Nova Cond"/>
+                <w:sz w:val="24"/>
+                <w:szCs w:val="24"/>
+              </w:rPr>
+              <w:t>dalam</w:t>
+            </w:r>
+            <w:proofErr w:type="spellEnd"/>
+            <w:r>
+              <w:rPr>
+                <w:rFonts w:ascii="Arial Nova Cond" w:hAnsi="Arial Nova Cond"/>
+                <w:sz w:val="24"/>
+                <w:szCs w:val="24"/>
+              </w:rPr>
+              <w:t xml:space="preserve"> 1 </w:t>
+            </w:r>
+            <w:proofErr w:type="spellStart"/>
+            <w:r>
+              <w:rPr>
+                <w:rFonts w:ascii="Arial Nova Cond" w:hAnsi="Arial Nova Cond"/>
+                <w:sz w:val="24"/>
+                <w:szCs w:val="24"/>
+              </w:rPr>
+              <w:t>minggu</w:t>
+            </w:r>
+            <w:proofErr w:type="spellEnd"/>
           </w:p>
         </w:tc>
         <w:tc>
@@ -3100,7 +5052,25 @@
                 <w:sz w:val="24"/>
                 <w:szCs w:val="24"/>
               </w:rPr>
-              <w:t>{hari_kerja_minggu}</w:t>
+              <w:t>{</w:t>
+            </w:r>
+            <w:proofErr w:type="spellStart"/>
+            <w:r>
+              <w:rPr>
+                <w:rFonts w:ascii="Arial Nova Cond" w:hAnsi="Arial Nova Cond"/>
+                <w:sz w:val="24"/>
+                <w:szCs w:val="24"/>
+              </w:rPr>
+              <w:t>hari_kerja_minggu</w:t>
+            </w:r>
+            <w:proofErr w:type="spellEnd"/>
+            <w:r>
+              <w:rPr>
+                <w:rFonts w:ascii="Arial Nova Cond" w:hAnsi="Arial Nova Cond"/>
+                <w:sz w:val="24"/>
+                <w:szCs w:val="24"/>
+              </w:rPr>
+              <w:t>}</w:t>
             </w:r>
           </w:p>
         </w:tc>
@@ -3148,8 +5118,18 @@
                 <w:sz w:val="24"/>
                 <w:szCs w:val="24"/>
               </w:rPr>
-              <w:t>Riwayat ketaatan</w:t>
-            </w:r>
+              <w:t xml:space="preserve">Riwayat </w:t>
+            </w:r>
+            <w:proofErr w:type="spellStart"/>
+            <w:r>
+              <w:rPr>
+                <w:rFonts w:ascii="Arial Nova Cond" w:hAnsi="Arial Nova Cond"/>
+                <w:sz w:val="24"/>
+                <w:szCs w:val="24"/>
+              </w:rPr>
+              <w:t>ketaatan</w:t>
+            </w:r>
+            <w:proofErr w:type="spellEnd"/>
           </w:p>
         </w:tc>
         <w:tc>
@@ -3194,7 +5174,25 @@
                 <w:sz w:val="24"/>
                 <w:szCs w:val="24"/>
               </w:rPr>
-              <w:t>{riwayat_ketaatan}</w:t>
+              <w:t>{</w:t>
+            </w:r>
+            <w:proofErr w:type="spellStart"/>
+            <w:r>
+              <w:rPr>
+                <w:rFonts w:ascii="Arial Nova Cond" w:hAnsi="Arial Nova Cond"/>
+                <w:sz w:val="24"/>
+                <w:szCs w:val="24"/>
+              </w:rPr>
+              <w:t>riwayat_ketaatan</w:t>
+            </w:r>
+            <w:proofErr w:type="spellEnd"/>
+            <w:r>
+              <w:rPr>
+                <w:rFonts w:ascii="Arial Nova Cond" w:hAnsi="Arial Nova Cond"/>
+                <w:sz w:val="24"/>
+                <w:szCs w:val="24"/>
+              </w:rPr>
+              <w:t>}</w:t>
             </w:r>
           </w:p>
         </w:tc>
@@ -3236,14 +5234,34 @@
                 <w:szCs w:val="24"/>
               </w:rPr>
             </w:pPr>
-            <w:r>
-              <w:rPr>
-                <w:rFonts w:ascii="Arial Nova Cond" w:hAnsi="Arial Nova Cond"/>
-                <w:sz w:val="24"/>
-                <w:szCs w:val="24"/>
-              </w:rPr>
-              <w:t>Inspeksi Terakhir</w:t>
-            </w:r>
+            <w:proofErr w:type="spellStart"/>
+            <w:r>
+              <w:rPr>
+                <w:rFonts w:ascii="Arial Nova Cond" w:hAnsi="Arial Nova Cond"/>
+                <w:sz w:val="24"/>
+                <w:szCs w:val="24"/>
+              </w:rPr>
+              <w:t>Inspeksi</w:t>
+            </w:r>
+            <w:proofErr w:type="spellEnd"/>
+            <w:r>
+              <w:rPr>
+                <w:rFonts w:ascii="Arial Nova Cond" w:hAnsi="Arial Nova Cond"/>
+                <w:sz w:val="24"/>
+                <w:szCs w:val="24"/>
+              </w:rPr>
+              <w:t xml:space="preserve"> </w:t>
+            </w:r>
+            <w:proofErr w:type="spellStart"/>
+            <w:r>
+              <w:rPr>
+                <w:rFonts w:ascii="Arial Nova Cond" w:hAnsi="Arial Nova Cond"/>
+                <w:sz w:val="24"/>
+                <w:szCs w:val="24"/>
+              </w:rPr>
+              <w:t>Terakhir</w:t>
+            </w:r>
+            <w:proofErr w:type="spellEnd"/>
           </w:p>
         </w:tc>
         <w:tc>
@@ -3288,7 +5306,25 @@
                 <w:sz w:val="24"/>
                 <w:szCs w:val="24"/>
               </w:rPr>
-              <w:t>{inspeksi_terakhir}</w:t>
+              <w:t>{</w:t>
+            </w:r>
+            <w:proofErr w:type="spellStart"/>
+            <w:r>
+              <w:rPr>
+                <w:rFonts w:ascii="Arial Nova Cond" w:hAnsi="Arial Nova Cond"/>
+                <w:sz w:val="24"/>
+                <w:szCs w:val="24"/>
+              </w:rPr>
+              <w:t>inspeksi_terakhir</w:t>
+            </w:r>
+            <w:proofErr w:type="spellEnd"/>
+            <w:r>
+              <w:rPr>
+                <w:rFonts w:ascii="Arial Nova Cond" w:hAnsi="Arial Nova Cond"/>
+                <w:sz w:val="24"/>
+                <w:szCs w:val="24"/>
+              </w:rPr>
+              <w:t>}</w:t>
             </w:r>
           </w:p>
         </w:tc>
@@ -3335,8 +5371,18 @@
           <w:sz w:val="24"/>
           <w:szCs w:val="24"/>
         </w:rPr>
-        <w:t>Hasil Pengawasan</w:t>
-      </w:r>
+        <w:t xml:space="preserve">Hasil </w:t>
+      </w:r>
+      <w:proofErr w:type="spellStart"/>
+      <w:r>
+        <w:rPr>
+          <w:rFonts w:ascii="Arial Nova Cond" w:hAnsi="Arial Nova Cond"/>
+          <w:sz w:val="24"/>
+          <w:szCs w:val="24"/>
+        </w:rPr>
+        <w:t>Pengawasan</w:t>
+      </w:r>
+      <w:proofErr w:type="spellEnd"/>
     </w:p>
     <w:p>
       <w:pPr>
@@ -3354,8 +5400,36 @@
           <w:sz w:val="24"/>
           <w:szCs w:val="24"/>
         </w:rPr>
-        <w:t>1.  Persetujuan Lingkungan</w:t>
-      </w:r>
+        <w:t xml:space="preserve">1.  </w:t>
+      </w:r>
+      <w:proofErr w:type="spellStart"/>
+      <w:r>
+        <w:rPr>
+          <w:rFonts w:ascii="Arial Nova Cond" w:hAnsi="Arial Nova Cond"/>
+          <w:sz w:val="24"/>
+          <w:szCs w:val="24"/>
+        </w:rPr>
+        <w:t>Persetujuan</w:t>
+      </w:r>
+      <w:proofErr w:type="spellEnd"/>
+      <w:r>
+        <w:rPr>
+          <w:rFonts w:ascii="Arial Nova Cond" w:hAnsi="Arial Nova Cond"/>
+          <w:sz w:val="24"/>
+          <w:szCs w:val="24"/>
+        </w:rPr>
+        <w:t xml:space="preserve"> </w:t>
+      </w:r>
+      <w:proofErr w:type="spellStart"/>
+      <w:r>
+        <w:rPr>
+          <w:rFonts w:ascii="Arial Nova Cond" w:hAnsi="Arial Nova Cond"/>
+          <w:sz w:val="24"/>
+          <w:szCs w:val="24"/>
+        </w:rPr>
+        <w:t>Lingkungan</w:t>
+      </w:r>
+      <w:proofErr w:type="spellEnd"/>
     </w:p>
     <w:p>
       <w:pPr>
@@ -3424,7 +5498,25 @@
           <w:sz w:val="24"/>
           <w:szCs w:val="24"/>
         </w:rPr>
-        <w:t>{/dokumen_izin}</w:t>
+        <w:t>{/</w:t>
+      </w:r>
+      <w:proofErr w:type="spellStart"/>
+      <w:r>
+        <w:rPr>
+          <w:rFonts w:ascii="Arial Nova Cond" w:hAnsi="Arial Nova Cond"/>
+          <w:sz w:val="24"/>
+          <w:szCs w:val="24"/>
+        </w:rPr>
+        <w:t>dokumen_izin</w:t>
+      </w:r>
+      <w:proofErr w:type="spellEnd"/>
+      <w:r>
+        <w:rPr>
+          <w:rFonts w:ascii="Arial Nova Cond" w:hAnsi="Arial Nova Cond"/>
+          <w:sz w:val="24"/>
+          <w:szCs w:val="24"/>
+        </w:rPr>
+        <w:t>}</w:t>
       </w:r>
     </w:p>
     <w:p>
@@ -3445,38 +5537,78 @@
         </w:rPr>
         <w:t xml:space="preserve">2.  </w:t>
       </w:r>
-      <w:r>
-        <w:rPr>
-          <w:rFonts w:ascii="Arial Nova Cond" w:hAnsi="Arial Nova Cond"/>
-          <w:sz w:val="24"/>
-          <w:szCs w:val="24"/>
-        </w:rPr>
-        <w:t xml:space="preserve">Pemeriksaan </w:t>
-      </w:r>
-      <w:r>
-        <w:rPr>
-          <w:rFonts w:ascii="Arial Nova Cond" w:hAnsi="Arial Nova Cond"/>
-          <w:sz w:val="24"/>
-          <w:szCs w:val="24"/>
-        </w:rPr>
-        <w:t xml:space="preserve">Pengelolaan </w:t>
-      </w:r>
-      <w:r>
-        <w:rPr>
-          <w:rFonts w:ascii="Arial Nova Cond" w:hAnsi="Arial Nova Cond"/>
-          <w:sz w:val="24"/>
-          <w:szCs w:val="24"/>
-        </w:rPr>
-        <w:t>Air Limbah</w:t>
-      </w:r>
-      <w:r>
-        <w:rPr>
-          <w:rFonts w:ascii="Arial Nova Cond" w:hAnsi="Arial Nova Cond"/>
-          <w:sz w:val="24"/>
-          <w:szCs w:val="24"/>
-        </w:rPr>
-        <w:t xml:space="preserve"> domestik</w:t>
-      </w:r>
+      <w:proofErr w:type="spellStart"/>
+      <w:r>
+        <w:rPr>
+          <w:rFonts w:ascii="Arial Nova Cond" w:hAnsi="Arial Nova Cond"/>
+          <w:sz w:val="24"/>
+          <w:szCs w:val="24"/>
+        </w:rPr>
+        <w:t>Pemeriksaan</w:t>
+      </w:r>
+      <w:proofErr w:type="spellEnd"/>
+      <w:r>
+        <w:rPr>
+          <w:rFonts w:ascii="Arial Nova Cond" w:hAnsi="Arial Nova Cond"/>
+          <w:sz w:val="24"/>
+          <w:szCs w:val="24"/>
+        </w:rPr>
+        <w:t xml:space="preserve"> </w:t>
+      </w:r>
+      <w:proofErr w:type="spellStart"/>
+      <w:r>
+        <w:rPr>
+          <w:rFonts w:ascii="Arial Nova Cond" w:hAnsi="Arial Nova Cond"/>
+          <w:sz w:val="24"/>
+          <w:szCs w:val="24"/>
+        </w:rPr>
+        <w:t>Pengelolaan</w:t>
+      </w:r>
+      <w:proofErr w:type="spellEnd"/>
+      <w:r>
+        <w:rPr>
+          <w:rFonts w:ascii="Arial Nova Cond" w:hAnsi="Arial Nova Cond"/>
+          <w:sz w:val="24"/>
+          <w:szCs w:val="24"/>
+        </w:rPr>
+        <w:t xml:space="preserve"> </w:t>
+      </w:r>
+      <w:r>
+        <w:rPr>
+          <w:rFonts w:ascii="Arial Nova Cond" w:hAnsi="Arial Nova Cond"/>
+          <w:sz w:val="24"/>
+          <w:szCs w:val="24"/>
+        </w:rPr>
+        <w:t xml:space="preserve">Air </w:t>
+      </w:r>
+      <w:proofErr w:type="spellStart"/>
+      <w:r>
+        <w:rPr>
+          <w:rFonts w:ascii="Arial Nova Cond" w:hAnsi="Arial Nova Cond"/>
+          <w:sz w:val="24"/>
+          <w:szCs w:val="24"/>
+        </w:rPr>
+        <w:t>Limbah</w:t>
+      </w:r>
+      <w:proofErr w:type="spellEnd"/>
+      <w:r>
+        <w:rPr>
+          <w:rFonts w:ascii="Arial Nova Cond" w:hAnsi="Arial Nova Cond"/>
+          <w:sz w:val="24"/>
+          <w:szCs w:val="24"/>
+        </w:rPr>
+        <w:t xml:space="preserve"> </w:t>
+      </w:r>
+      <w:proofErr w:type="spellStart"/>
+      <w:r>
+        <w:rPr>
+          <w:rFonts w:ascii="Arial Nova Cond" w:hAnsi="Arial Nova Cond"/>
+          <w:sz w:val="24"/>
+          <w:szCs w:val="24"/>
+        </w:rPr>
+        <w:t>domestik</w:t>
+      </w:r>
+      <w:proofErr w:type="spellEnd"/>
     </w:p>
     <w:tbl>
       <w:tblPr>
@@ -3542,17 +5674,10 @@
                 <w:sz w:val="24"/>
                 <w:szCs w:val="24"/>
               </w:rPr>
-              <w:t>Point Pemeriksaan</w:t>
-            </w:r>
-          </w:p>
-        </w:tc>
-        <w:tc>
-          <w:tcPr>
-            <w:tcW w:w="3791" w:type="dxa"/>
-          </w:tcPr>
-          <w:p>
-            <w:pPr>
-              <w:jc w:val="center"/>
+              <w:t xml:space="preserve">Point </w:t>
+            </w:r>
+            <w:proofErr w:type="spellStart"/>
+            <w:r>
               <w:rPr>
                 <w:rFonts w:ascii="Arial Nova Cond" w:hAnsi="Arial Nova Cond"/>
                 <w:b/>
@@ -3560,8 +5685,18 @@
                 <w:sz w:val="24"/>
                 <w:szCs w:val="24"/>
               </w:rPr>
-            </w:pPr>
-            <w:r>
+              <w:t>Pemeriksaan</w:t>
+            </w:r>
+            <w:proofErr w:type="spellEnd"/>
+          </w:p>
+        </w:tc>
+        <w:tc>
+          <w:tcPr>
+            <w:tcW w:w="3791" w:type="dxa"/>
+          </w:tcPr>
+          <w:p>
+            <w:pPr>
+              <w:jc w:val="center"/>
               <w:rPr>
                 <w:rFonts w:ascii="Arial Nova Cond" w:hAnsi="Arial Nova Cond"/>
                 <w:b/>
@@ -3569,17 +5704,9 @@
                 <w:sz w:val="24"/>
                 <w:szCs w:val="24"/>
               </w:rPr>
-              <w:t>Kondisi Eksisting</w:t>
-            </w:r>
-          </w:p>
-        </w:tc>
-        <w:tc>
-          <w:tcPr>
-            <w:tcW w:w="3365" w:type="dxa"/>
-          </w:tcPr>
-          <w:p>
-            <w:pPr>
-              <w:jc w:val="center"/>
+            </w:pPr>
+            <w:proofErr w:type="spellStart"/>
+            <w:r>
               <w:rPr>
                 <w:rFonts w:ascii="Arial Nova Cond" w:hAnsi="Arial Nova Cond"/>
                 <w:b/>
@@ -3587,7 +5714,9 @@
                 <w:sz w:val="24"/>
                 <w:szCs w:val="24"/>
               </w:rPr>
-            </w:pPr>
+              <w:t>Kondisi</w:t>
+            </w:r>
+            <w:proofErr w:type="spellEnd"/>
             <w:r>
               <w:rPr>
                 <w:rFonts w:ascii="Arial Nova Cond" w:hAnsi="Arial Nova Cond"/>
@@ -3596,8 +5725,49 @@
                 <w:sz w:val="24"/>
                 <w:szCs w:val="24"/>
               </w:rPr>
+              <w:t xml:space="preserve"> </w:t>
+            </w:r>
+            <w:proofErr w:type="spellStart"/>
+            <w:r>
+              <w:rPr>
+                <w:rFonts w:ascii="Arial Nova Cond" w:hAnsi="Arial Nova Cond"/>
+                <w:b/>
+                <w:bCs/>
+                <w:sz w:val="24"/>
+                <w:szCs w:val="24"/>
+              </w:rPr>
+              <w:t>Eksisting</w:t>
+            </w:r>
+            <w:proofErr w:type="spellEnd"/>
+          </w:p>
+        </w:tc>
+        <w:tc>
+          <w:tcPr>
+            <w:tcW w:w="3365" w:type="dxa"/>
+          </w:tcPr>
+          <w:p>
+            <w:pPr>
+              <w:jc w:val="center"/>
+              <w:rPr>
+                <w:rFonts w:ascii="Arial Nova Cond" w:hAnsi="Arial Nova Cond"/>
+                <w:b/>
+                <w:bCs/>
+                <w:sz w:val="24"/>
+                <w:szCs w:val="24"/>
+              </w:rPr>
+            </w:pPr>
+            <w:proofErr w:type="spellStart"/>
+            <w:r>
+              <w:rPr>
+                <w:rFonts w:ascii="Arial Nova Cond" w:hAnsi="Arial Nova Cond"/>
+                <w:b/>
+                <w:bCs/>
+                <w:sz w:val="24"/>
+                <w:szCs w:val="24"/>
+              </w:rPr>
               <w:t>Keterangan</w:t>
             </w:r>
+            <w:proofErr w:type="spellEnd"/>
           </w:p>
         </w:tc>
       </w:tr>
@@ -3637,14 +5807,34 @@
                 <w:szCs w:val="24"/>
               </w:rPr>
             </w:pPr>
-            <w:r>
-              <w:rPr>
-                <w:rFonts w:ascii="Arial Nova Cond" w:hAnsi="Arial Nova Cond"/>
-                <w:sz w:val="24"/>
-                <w:szCs w:val="24"/>
-              </w:rPr>
-              <w:t>Sumber limbah</w:t>
-            </w:r>
+            <w:proofErr w:type="spellStart"/>
+            <w:r>
+              <w:rPr>
+                <w:rFonts w:ascii="Arial Nova Cond" w:hAnsi="Arial Nova Cond"/>
+                <w:sz w:val="24"/>
+                <w:szCs w:val="24"/>
+              </w:rPr>
+              <w:t>Sumber</w:t>
+            </w:r>
+            <w:proofErr w:type="spellEnd"/>
+            <w:r>
+              <w:rPr>
+                <w:rFonts w:ascii="Arial Nova Cond" w:hAnsi="Arial Nova Cond"/>
+                <w:sz w:val="24"/>
+                <w:szCs w:val="24"/>
+              </w:rPr>
+              <w:t xml:space="preserve"> </w:t>
+            </w:r>
+            <w:proofErr w:type="spellStart"/>
+            <w:r>
+              <w:rPr>
+                <w:rFonts w:ascii="Arial Nova Cond" w:hAnsi="Arial Nova Cond"/>
+                <w:sz w:val="24"/>
+                <w:szCs w:val="24"/>
+              </w:rPr>
+              <w:t>limbah</w:t>
+            </w:r>
+            <w:proofErr w:type="spellEnd"/>
           </w:p>
         </w:tc>
         <w:tc>
@@ -3666,7 +5856,25 @@
                 <w:sz w:val="24"/>
                 <w:szCs w:val="24"/>
               </w:rPr>
-              <w:t>{air_sumber}</w:t>
+              <w:t>{</w:t>
+            </w:r>
+            <w:proofErr w:type="spellStart"/>
+            <w:r>
+              <w:rPr>
+                <w:rFonts w:ascii="Arial Nova Cond" w:hAnsi="Arial Nova Cond"/>
+                <w:sz w:val="24"/>
+                <w:szCs w:val="24"/>
+              </w:rPr>
+              <w:t>air_sumber</w:t>
+            </w:r>
+            <w:proofErr w:type="spellEnd"/>
+            <w:r>
+              <w:rPr>
+                <w:rFonts w:ascii="Arial Nova Cond" w:hAnsi="Arial Nova Cond"/>
+                <w:sz w:val="24"/>
+                <w:szCs w:val="24"/>
+              </w:rPr>
+              <w:t>}</w:t>
             </w:r>
           </w:p>
         </w:tc>
@@ -3688,7 +5896,25 @@
                 <w:sz w:val="24"/>
                 <w:szCs w:val="24"/>
               </w:rPr>
-              <w:t>{ket_air_sumber}</w:t>
+              <w:t>{</w:t>
+            </w:r>
+            <w:proofErr w:type="spellStart"/>
+            <w:r>
+              <w:rPr>
+                <w:rFonts w:ascii="Arial Nova Cond" w:hAnsi="Arial Nova Cond"/>
+                <w:sz w:val="24"/>
+                <w:szCs w:val="24"/>
+              </w:rPr>
+              <w:t>ket_air_sumber</w:t>
+            </w:r>
+            <w:proofErr w:type="spellEnd"/>
+            <w:r>
+              <w:rPr>
+                <w:rFonts w:ascii="Arial Nova Cond" w:hAnsi="Arial Nova Cond"/>
+                <w:sz w:val="24"/>
+                <w:szCs w:val="24"/>
+              </w:rPr>
+              <w:t>}</w:t>
             </w:r>
           </w:p>
         </w:tc>
@@ -3729,21 +5955,77 @@
                 <w:szCs w:val="24"/>
               </w:rPr>
             </w:pPr>
-            <w:r>
-              <w:rPr>
-                <w:rFonts w:ascii="Arial Nova Cond" w:hAnsi="Arial Nova Cond"/>
-                <w:sz w:val="24"/>
-                <w:szCs w:val="24"/>
-              </w:rPr>
-              <w:t xml:space="preserve">Kondisi fisik </w:t>
-            </w:r>
-            <w:r>
-              <w:rPr>
-                <w:rFonts w:ascii="Arial Nova Cond" w:hAnsi="Arial Nova Cond"/>
-                <w:sz w:val="24"/>
-                <w:szCs w:val="24"/>
-              </w:rPr>
-              <w:t xml:space="preserve">septictank dan resapan </w:t>
+            <w:proofErr w:type="spellStart"/>
+            <w:r>
+              <w:rPr>
+                <w:rFonts w:ascii="Arial Nova Cond" w:hAnsi="Arial Nova Cond"/>
+                <w:sz w:val="24"/>
+                <w:szCs w:val="24"/>
+              </w:rPr>
+              <w:t>Kondisi</w:t>
+            </w:r>
+            <w:proofErr w:type="spellEnd"/>
+            <w:r>
+              <w:rPr>
+                <w:rFonts w:ascii="Arial Nova Cond" w:hAnsi="Arial Nova Cond"/>
+                <w:sz w:val="24"/>
+                <w:szCs w:val="24"/>
+              </w:rPr>
+              <w:t xml:space="preserve"> </w:t>
+            </w:r>
+            <w:proofErr w:type="spellStart"/>
+            <w:r>
+              <w:rPr>
+                <w:rFonts w:ascii="Arial Nova Cond" w:hAnsi="Arial Nova Cond"/>
+                <w:sz w:val="24"/>
+                <w:szCs w:val="24"/>
+              </w:rPr>
+              <w:t>fisik</w:t>
+            </w:r>
+            <w:proofErr w:type="spellEnd"/>
+            <w:r>
+              <w:rPr>
+                <w:rFonts w:ascii="Arial Nova Cond" w:hAnsi="Arial Nova Cond"/>
+                <w:sz w:val="24"/>
+                <w:szCs w:val="24"/>
+              </w:rPr>
+              <w:t xml:space="preserve"> </w:t>
+            </w:r>
+            <w:proofErr w:type="spellStart"/>
+            <w:r>
+              <w:rPr>
+                <w:rFonts w:ascii="Arial Nova Cond" w:hAnsi="Arial Nova Cond"/>
+                <w:sz w:val="24"/>
+                <w:szCs w:val="24"/>
+              </w:rPr>
+              <w:t>septictank</w:t>
+            </w:r>
+            <w:proofErr w:type="spellEnd"/>
+            <w:r>
+              <w:rPr>
+                <w:rFonts w:ascii="Arial Nova Cond" w:hAnsi="Arial Nova Cond"/>
+                <w:sz w:val="24"/>
+                <w:szCs w:val="24"/>
+              </w:rPr>
+              <w:t xml:space="preserve"> dan </w:t>
+            </w:r>
+            <w:proofErr w:type="spellStart"/>
+            <w:r>
+              <w:rPr>
+                <w:rFonts w:ascii="Arial Nova Cond" w:hAnsi="Arial Nova Cond"/>
+                <w:sz w:val="24"/>
+                <w:szCs w:val="24"/>
+              </w:rPr>
+              <w:t>resapan</w:t>
+            </w:r>
+            <w:proofErr w:type="spellEnd"/>
+            <w:r>
+              <w:rPr>
+                <w:rFonts w:ascii="Arial Nova Cond" w:hAnsi="Arial Nova Cond"/>
+                <w:sz w:val="24"/>
+                <w:szCs w:val="24"/>
+              </w:rPr>
+              <w:t xml:space="preserve"> </w:t>
             </w:r>
           </w:p>
         </w:tc>
@@ -3766,7 +6048,25 @@
                 <w:sz w:val="24"/>
                 <w:szCs w:val="24"/>
               </w:rPr>
-              <w:t>{air_fisik}</w:t>
+              <w:t>{</w:t>
+            </w:r>
+            <w:proofErr w:type="spellStart"/>
+            <w:r>
+              <w:rPr>
+                <w:rFonts w:ascii="Arial Nova Cond" w:hAnsi="Arial Nova Cond"/>
+                <w:sz w:val="24"/>
+                <w:szCs w:val="24"/>
+              </w:rPr>
+              <w:t>air_fisik</w:t>
+            </w:r>
+            <w:proofErr w:type="spellEnd"/>
+            <w:r>
+              <w:rPr>
+                <w:rFonts w:ascii="Arial Nova Cond" w:hAnsi="Arial Nova Cond"/>
+                <w:sz w:val="24"/>
+                <w:szCs w:val="24"/>
+              </w:rPr>
+              <w:t>}</w:t>
             </w:r>
           </w:p>
         </w:tc>
@@ -3788,7 +6088,25 @@
                 <w:sz w:val="24"/>
                 <w:szCs w:val="24"/>
               </w:rPr>
-              <w:t>{ket_air_fisik}</w:t>
+              <w:t>{</w:t>
+            </w:r>
+            <w:proofErr w:type="spellStart"/>
+            <w:r>
+              <w:rPr>
+                <w:rFonts w:ascii="Arial Nova Cond" w:hAnsi="Arial Nova Cond"/>
+                <w:sz w:val="24"/>
+                <w:szCs w:val="24"/>
+              </w:rPr>
+              <w:t>ket_air_fisik</w:t>
+            </w:r>
+            <w:proofErr w:type="spellEnd"/>
+            <w:r>
+              <w:rPr>
+                <w:rFonts w:ascii="Arial Nova Cond" w:hAnsi="Arial Nova Cond"/>
+                <w:sz w:val="24"/>
+                <w:szCs w:val="24"/>
+              </w:rPr>
+              <w:t>}</w:t>
             </w:r>
           </w:p>
         </w:tc>
@@ -3835,8 +6153,63 @@
                 <w:sz w:val="24"/>
                 <w:szCs w:val="24"/>
               </w:rPr>
-              <w:t xml:space="preserve">Data pantau analisa air limbah </w:t>
-            </w:r>
+              <w:t xml:space="preserve">Data </w:t>
+            </w:r>
+            <w:proofErr w:type="spellStart"/>
+            <w:r>
+              <w:rPr>
+                <w:rFonts w:ascii="Arial Nova Cond" w:hAnsi="Arial Nova Cond"/>
+                <w:sz w:val="24"/>
+                <w:szCs w:val="24"/>
+              </w:rPr>
+              <w:t>pantau</w:t>
+            </w:r>
+            <w:proofErr w:type="spellEnd"/>
+            <w:r>
+              <w:rPr>
+                <w:rFonts w:ascii="Arial Nova Cond" w:hAnsi="Arial Nova Cond"/>
+                <w:sz w:val="24"/>
+                <w:szCs w:val="24"/>
+              </w:rPr>
+              <w:t xml:space="preserve"> </w:t>
+            </w:r>
+            <w:proofErr w:type="spellStart"/>
+            <w:r>
+              <w:rPr>
+                <w:rFonts w:ascii="Arial Nova Cond" w:hAnsi="Arial Nova Cond"/>
+                <w:sz w:val="24"/>
+                <w:szCs w:val="24"/>
+              </w:rPr>
+              <w:t>analisa</w:t>
+            </w:r>
+            <w:proofErr w:type="spellEnd"/>
+            <w:r>
+              <w:rPr>
+                <w:rFonts w:ascii="Arial Nova Cond" w:hAnsi="Arial Nova Cond"/>
+                <w:sz w:val="24"/>
+                <w:szCs w:val="24"/>
+              </w:rPr>
+              <w:t xml:space="preserve"> air </w:t>
+            </w:r>
+            <w:proofErr w:type="spellStart"/>
+            <w:r>
+              <w:rPr>
+                <w:rFonts w:ascii="Arial Nova Cond" w:hAnsi="Arial Nova Cond"/>
+                <w:sz w:val="24"/>
+                <w:szCs w:val="24"/>
+              </w:rPr>
+              <w:t>limbah</w:t>
+            </w:r>
+            <w:proofErr w:type="spellEnd"/>
+            <w:r>
+              <w:rPr>
+                <w:rFonts w:ascii="Arial Nova Cond" w:hAnsi="Arial Nova Cond"/>
+                <w:sz w:val="24"/>
+                <w:szCs w:val="24"/>
+              </w:rPr>
+              <w:t xml:space="preserve"> </w:t>
+            </w:r>
+            <w:proofErr w:type="spellStart"/>
             <w:r>
               <w:rPr>
                 <w:rFonts w:ascii="Arial Nova Cond" w:hAnsi="Arial Nova Cond"/>
@@ -3845,6 +6218,7 @@
               </w:rPr>
               <w:t>domestik</w:t>
             </w:r>
+            <w:proofErr w:type="spellEnd"/>
           </w:p>
         </w:tc>
         <w:tc>
@@ -3865,7 +6239,25 @@
                 <w:sz w:val="24"/>
                 <w:szCs w:val="24"/>
               </w:rPr>
-              <w:t>{air_pantau}</w:t>
+              <w:t>{</w:t>
+            </w:r>
+            <w:proofErr w:type="spellStart"/>
+            <w:r>
+              <w:rPr>
+                <w:rFonts w:ascii="Arial Nova Cond" w:hAnsi="Arial Nova Cond"/>
+                <w:sz w:val="24"/>
+                <w:szCs w:val="24"/>
+              </w:rPr>
+              <w:t>air_pantau</w:t>
+            </w:r>
+            <w:proofErr w:type="spellEnd"/>
+            <w:r>
+              <w:rPr>
+                <w:rFonts w:ascii="Arial Nova Cond" w:hAnsi="Arial Nova Cond"/>
+                <w:sz w:val="24"/>
+                <w:szCs w:val="24"/>
+              </w:rPr>
+              <w:t>}</w:t>
             </w:r>
           </w:p>
           <w:p>
@@ -3905,7 +6297,25 @@
                 <w:sz w:val="24"/>
                 <w:szCs w:val="24"/>
               </w:rPr>
-              <w:t>{ket_air_pantau}</w:t>
+              <w:t>{</w:t>
+            </w:r>
+            <w:proofErr w:type="spellStart"/>
+            <w:r>
+              <w:rPr>
+                <w:rFonts w:ascii="Arial Nova Cond" w:hAnsi="Arial Nova Cond"/>
+                <w:sz w:val="24"/>
+                <w:szCs w:val="24"/>
+              </w:rPr>
+              <w:t>ket_air_pantau</w:t>
+            </w:r>
+            <w:proofErr w:type="spellEnd"/>
+            <w:r>
+              <w:rPr>
+                <w:rFonts w:ascii="Arial Nova Cond" w:hAnsi="Arial Nova Cond"/>
+                <w:sz w:val="24"/>
+                <w:szCs w:val="24"/>
+              </w:rPr>
+              <w:t>}</w:t>
             </w:r>
           </w:p>
         </w:tc>
@@ -3946,14 +6356,25 @@
                 <w:szCs w:val="24"/>
               </w:rPr>
             </w:pPr>
-            <w:r>
-              <w:rPr>
-                <w:rFonts w:ascii="Arial Nova Cond" w:hAnsi="Arial Nova Cond"/>
-                <w:sz w:val="24"/>
-                <w:szCs w:val="24"/>
-              </w:rPr>
-              <w:t xml:space="preserve">Pengelolaan sludge </w:t>
-            </w:r>
+            <w:proofErr w:type="spellStart"/>
+            <w:r>
+              <w:rPr>
+                <w:rFonts w:ascii="Arial Nova Cond" w:hAnsi="Arial Nova Cond"/>
+                <w:sz w:val="24"/>
+                <w:szCs w:val="24"/>
+              </w:rPr>
+              <w:t>Pengelolaan</w:t>
+            </w:r>
+            <w:proofErr w:type="spellEnd"/>
+            <w:r>
+              <w:rPr>
+                <w:rFonts w:ascii="Arial Nova Cond" w:hAnsi="Arial Nova Cond"/>
+                <w:sz w:val="24"/>
+                <w:szCs w:val="24"/>
+              </w:rPr>
+              <w:t xml:space="preserve"> sludge </w:t>
+            </w:r>
+            <w:proofErr w:type="spellStart"/>
             <w:r>
               <w:rPr>
                 <w:rFonts w:ascii="Arial Nova Cond" w:hAnsi="Arial Nova Cond"/>
@@ -3962,6 +6383,7 @@
               </w:rPr>
               <w:t>septictank</w:t>
             </w:r>
+            <w:proofErr w:type="spellEnd"/>
           </w:p>
         </w:tc>
         <w:tc>
@@ -3982,7 +6404,25 @@
                 <w:sz w:val="24"/>
                 <w:szCs w:val="24"/>
               </w:rPr>
-              <w:t>{air_sludge}</w:t>
+              <w:t>{</w:t>
+            </w:r>
+            <w:proofErr w:type="spellStart"/>
+            <w:r>
+              <w:rPr>
+                <w:rFonts w:ascii="Arial Nova Cond" w:hAnsi="Arial Nova Cond"/>
+                <w:sz w:val="24"/>
+                <w:szCs w:val="24"/>
+              </w:rPr>
+              <w:t>air_sludge</w:t>
+            </w:r>
+            <w:proofErr w:type="spellEnd"/>
+            <w:r>
+              <w:rPr>
+                <w:rFonts w:ascii="Arial Nova Cond" w:hAnsi="Arial Nova Cond"/>
+                <w:sz w:val="24"/>
+                <w:szCs w:val="24"/>
+              </w:rPr>
+              <w:t>}</w:t>
             </w:r>
           </w:p>
         </w:tc>
@@ -4004,7 +6444,25 @@
                 <w:sz w:val="24"/>
                 <w:szCs w:val="24"/>
               </w:rPr>
-              <w:t>{ket_air_sludge}</w:t>
+              <w:t>{</w:t>
+            </w:r>
+            <w:proofErr w:type="spellStart"/>
+            <w:r>
+              <w:rPr>
+                <w:rFonts w:ascii="Arial Nova Cond" w:hAnsi="Arial Nova Cond"/>
+                <w:sz w:val="24"/>
+                <w:szCs w:val="24"/>
+              </w:rPr>
+              <w:t>ket_air_sludge</w:t>
+            </w:r>
+            <w:proofErr w:type="spellEnd"/>
+            <w:r>
+              <w:rPr>
+                <w:rFonts w:ascii="Arial Nova Cond" w:hAnsi="Arial Nova Cond"/>
+                <w:sz w:val="24"/>
+                <w:szCs w:val="24"/>
+              </w:rPr>
+              <w:t>}</w:t>
             </w:r>
           </w:p>
         </w:tc>
@@ -4046,13 +6504,113 @@
         </w:rPr>
         <w:t xml:space="preserve">.  </w:t>
       </w:r>
-      <w:r>
-        <w:rPr>
-          <w:rFonts w:ascii="Arial Nova Cond" w:hAnsi="Arial Nova Cond"/>
-          <w:sz w:val="24"/>
-          <w:szCs w:val="24"/>
-        </w:rPr>
-        <w:t xml:space="preserve">Pemeriksaan Pengelolaan Limbah Bahan Berbahaya dan Beracun </w:t>
+      <w:proofErr w:type="spellStart"/>
+      <w:r>
+        <w:rPr>
+          <w:rFonts w:ascii="Arial Nova Cond" w:hAnsi="Arial Nova Cond"/>
+          <w:sz w:val="24"/>
+          <w:szCs w:val="24"/>
+        </w:rPr>
+        <w:t>Pemeriksaan</w:t>
+      </w:r>
+      <w:proofErr w:type="spellEnd"/>
+      <w:r>
+        <w:rPr>
+          <w:rFonts w:ascii="Arial Nova Cond" w:hAnsi="Arial Nova Cond"/>
+          <w:sz w:val="24"/>
+          <w:szCs w:val="24"/>
+        </w:rPr>
+        <w:t xml:space="preserve"> </w:t>
+      </w:r>
+      <w:proofErr w:type="spellStart"/>
+      <w:r>
+        <w:rPr>
+          <w:rFonts w:ascii="Arial Nova Cond" w:hAnsi="Arial Nova Cond"/>
+          <w:sz w:val="24"/>
+          <w:szCs w:val="24"/>
+        </w:rPr>
+        <w:t>Pengelolaan</w:t>
+      </w:r>
+      <w:proofErr w:type="spellEnd"/>
+      <w:r>
+        <w:rPr>
+          <w:rFonts w:ascii="Arial Nova Cond" w:hAnsi="Arial Nova Cond"/>
+          <w:sz w:val="24"/>
+          <w:szCs w:val="24"/>
+        </w:rPr>
+        <w:t xml:space="preserve"> </w:t>
+      </w:r>
+      <w:proofErr w:type="spellStart"/>
+      <w:r>
+        <w:rPr>
+          <w:rFonts w:ascii="Arial Nova Cond" w:hAnsi="Arial Nova Cond"/>
+          <w:sz w:val="24"/>
+          <w:szCs w:val="24"/>
+        </w:rPr>
+        <w:t>Limbah</w:t>
+      </w:r>
+      <w:proofErr w:type="spellEnd"/>
+      <w:r>
+        <w:rPr>
+          <w:rFonts w:ascii="Arial Nova Cond" w:hAnsi="Arial Nova Cond"/>
+          <w:sz w:val="24"/>
+          <w:szCs w:val="24"/>
+        </w:rPr>
+        <w:t xml:space="preserve"> </w:t>
+      </w:r>
+      <w:proofErr w:type="spellStart"/>
+      <w:r>
+        <w:rPr>
+          <w:rFonts w:ascii="Arial Nova Cond" w:hAnsi="Arial Nova Cond"/>
+          <w:sz w:val="24"/>
+          <w:szCs w:val="24"/>
+        </w:rPr>
+        <w:t>Bahan</w:t>
+      </w:r>
+      <w:proofErr w:type="spellEnd"/>
+      <w:r>
+        <w:rPr>
+          <w:rFonts w:ascii="Arial Nova Cond" w:hAnsi="Arial Nova Cond"/>
+          <w:sz w:val="24"/>
+          <w:szCs w:val="24"/>
+        </w:rPr>
+        <w:t xml:space="preserve"> </w:t>
+      </w:r>
+      <w:proofErr w:type="spellStart"/>
+      <w:r>
+        <w:rPr>
+          <w:rFonts w:ascii="Arial Nova Cond" w:hAnsi="Arial Nova Cond"/>
+          <w:sz w:val="24"/>
+          <w:szCs w:val="24"/>
+        </w:rPr>
+        <w:t>Berbahaya</w:t>
+      </w:r>
+      <w:proofErr w:type="spellEnd"/>
+      <w:r>
+        <w:rPr>
+          <w:rFonts w:ascii="Arial Nova Cond" w:hAnsi="Arial Nova Cond"/>
+          <w:sz w:val="24"/>
+          <w:szCs w:val="24"/>
+        </w:rPr>
+        <w:t xml:space="preserve"> dan </w:t>
+      </w:r>
+      <w:proofErr w:type="spellStart"/>
+      <w:r>
+        <w:rPr>
+          <w:rFonts w:ascii="Arial Nova Cond" w:hAnsi="Arial Nova Cond"/>
+          <w:sz w:val="24"/>
+          <w:szCs w:val="24"/>
+        </w:rPr>
+        <w:t>Beracun</w:t>
+      </w:r>
+      <w:proofErr w:type="spellEnd"/>
+      <w:r>
+        <w:rPr>
+          <w:rFonts w:ascii="Arial Nova Cond" w:hAnsi="Arial Nova Cond"/>
+          <w:sz w:val="24"/>
+          <w:szCs w:val="24"/>
+        </w:rPr>
+        <w:t xml:space="preserve"> </w:t>
       </w:r>
       <w:r>
         <w:rPr>
@@ -4127,17 +6685,10 @@
                 <w:sz w:val="24"/>
                 <w:szCs w:val="24"/>
               </w:rPr>
-              <w:t>Point Pemeriksaan</w:t>
-            </w:r>
-          </w:p>
-        </w:tc>
-        <w:tc>
-          <w:tcPr>
-            <w:tcW w:w="3757" w:type="dxa"/>
-          </w:tcPr>
-          <w:p>
-            <w:pPr>
-              <w:jc w:val="center"/>
+              <w:t xml:space="preserve">Point </w:t>
+            </w:r>
+            <w:proofErr w:type="spellStart"/>
+            <w:r>
               <w:rPr>
                 <w:rFonts w:ascii="Arial Nova Cond" w:hAnsi="Arial Nova Cond"/>
                 <w:b/>
@@ -4145,8 +6696,18 @@
                 <w:sz w:val="24"/>
                 <w:szCs w:val="24"/>
               </w:rPr>
-            </w:pPr>
-            <w:r>
+              <w:t>Pemeriksaan</w:t>
+            </w:r>
+            <w:proofErr w:type="spellEnd"/>
+          </w:p>
+        </w:tc>
+        <w:tc>
+          <w:tcPr>
+            <w:tcW w:w="3757" w:type="dxa"/>
+          </w:tcPr>
+          <w:p>
+            <w:pPr>
+              <w:jc w:val="center"/>
               <w:rPr>
                 <w:rFonts w:ascii="Arial Nova Cond" w:hAnsi="Arial Nova Cond"/>
                 <w:b/>
@@ -4154,17 +6715,9 @@
                 <w:sz w:val="24"/>
                 <w:szCs w:val="24"/>
               </w:rPr>
-              <w:t>Kondisi Eksisting</w:t>
-            </w:r>
-          </w:p>
-        </w:tc>
-        <w:tc>
-          <w:tcPr>
-            <w:tcW w:w="3397" w:type="dxa"/>
-          </w:tcPr>
-          <w:p>
-            <w:pPr>
-              <w:jc w:val="center"/>
+            </w:pPr>
+            <w:proofErr w:type="spellStart"/>
+            <w:r>
               <w:rPr>
                 <w:rFonts w:ascii="Arial Nova Cond" w:hAnsi="Arial Nova Cond"/>
                 <w:b/>
@@ -4172,7 +6725,9 @@
                 <w:sz w:val="24"/>
                 <w:szCs w:val="24"/>
               </w:rPr>
-            </w:pPr>
+              <w:t>Kondisi</w:t>
+            </w:r>
+            <w:proofErr w:type="spellEnd"/>
             <w:r>
               <w:rPr>
                 <w:rFonts w:ascii="Arial Nova Cond" w:hAnsi="Arial Nova Cond"/>
@@ -4181,8 +6736,49 @@
                 <w:sz w:val="24"/>
                 <w:szCs w:val="24"/>
               </w:rPr>
+              <w:t xml:space="preserve"> </w:t>
+            </w:r>
+            <w:proofErr w:type="spellStart"/>
+            <w:r>
+              <w:rPr>
+                <w:rFonts w:ascii="Arial Nova Cond" w:hAnsi="Arial Nova Cond"/>
+                <w:b/>
+                <w:bCs/>
+                <w:sz w:val="24"/>
+                <w:szCs w:val="24"/>
+              </w:rPr>
+              <w:t>Eksisting</w:t>
+            </w:r>
+            <w:proofErr w:type="spellEnd"/>
+          </w:p>
+        </w:tc>
+        <w:tc>
+          <w:tcPr>
+            <w:tcW w:w="3397" w:type="dxa"/>
+          </w:tcPr>
+          <w:p>
+            <w:pPr>
+              <w:jc w:val="center"/>
+              <w:rPr>
+                <w:rFonts w:ascii="Arial Nova Cond" w:hAnsi="Arial Nova Cond"/>
+                <w:b/>
+                <w:bCs/>
+                <w:sz w:val="24"/>
+                <w:szCs w:val="24"/>
+              </w:rPr>
+            </w:pPr>
+            <w:proofErr w:type="spellStart"/>
+            <w:r>
+              <w:rPr>
+                <w:rFonts w:ascii="Arial Nova Cond" w:hAnsi="Arial Nova Cond"/>
+                <w:b/>
+                <w:bCs/>
+                <w:sz w:val="24"/>
+                <w:szCs w:val="24"/>
+              </w:rPr>
               <w:t>Keterangan</w:t>
             </w:r>
+            <w:proofErr w:type="spellEnd"/>
           </w:p>
         </w:tc>
       </w:tr>
@@ -4222,13 +6818,23 @@
                 <w:szCs w:val="24"/>
               </w:rPr>
             </w:pPr>
-            <w:r>
-              <w:rPr>
-                <w:rFonts w:ascii="Arial Nova Cond" w:hAnsi="Arial Nova Cond"/>
-                <w:sz w:val="24"/>
-                <w:szCs w:val="24"/>
-              </w:rPr>
-              <w:t>Sumber LB3</w:t>
+            <w:proofErr w:type="spellStart"/>
+            <w:r>
+              <w:rPr>
+                <w:rFonts w:ascii="Arial Nova Cond" w:hAnsi="Arial Nova Cond"/>
+                <w:sz w:val="24"/>
+                <w:szCs w:val="24"/>
+              </w:rPr>
+              <w:t>Sumber</w:t>
+            </w:r>
+            <w:proofErr w:type="spellEnd"/>
+            <w:r>
+              <w:rPr>
+                <w:rFonts w:ascii="Arial Nova Cond" w:hAnsi="Arial Nova Cond"/>
+                <w:sz w:val="24"/>
+                <w:szCs w:val="24"/>
+              </w:rPr>
+              <w:t xml:space="preserve"> LB3</w:t>
             </w:r>
           </w:p>
         </w:tc>
@@ -4314,13 +6920,23 @@
                 <w:szCs w:val="24"/>
               </w:rPr>
             </w:pPr>
-            <w:r>
-              <w:rPr>
-                <w:rFonts w:ascii="Arial Nova Cond" w:hAnsi="Arial Nova Cond"/>
-                <w:sz w:val="24"/>
-                <w:szCs w:val="24"/>
-              </w:rPr>
-              <w:t>Jenis LB3</w:t>
+            <w:proofErr w:type="spellStart"/>
+            <w:r>
+              <w:rPr>
+                <w:rFonts w:ascii="Arial Nova Cond" w:hAnsi="Arial Nova Cond"/>
+                <w:sz w:val="24"/>
+                <w:szCs w:val="24"/>
+              </w:rPr>
+              <w:t>Jenis</w:t>
+            </w:r>
+            <w:proofErr w:type="spellEnd"/>
+            <w:r>
+              <w:rPr>
+                <w:rFonts w:ascii="Arial Nova Cond" w:hAnsi="Arial Nova Cond"/>
+                <w:sz w:val="24"/>
+                <w:szCs w:val="24"/>
+              </w:rPr>
+              <w:t xml:space="preserve"> LB3</w:t>
             </w:r>
           </w:p>
         </w:tc>
@@ -4410,13 +7026,23 @@
                 <w:szCs w:val="24"/>
               </w:rPr>
             </w:pPr>
-            <w:r>
-              <w:rPr>
-                <w:rFonts w:ascii="Arial Nova Cond" w:hAnsi="Arial Nova Cond"/>
-                <w:sz w:val="24"/>
-                <w:szCs w:val="24"/>
-              </w:rPr>
-              <w:t>Kondisi TPS LB3</w:t>
+            <w:proofErr w:type="spellStart"/>
+            <w:r>
+              <w:rPr>
+                <w:rFonts w:ascii="Arial Nova Cond" w:hAnsi="Arial Nova Cond"/>
+                <w:sz w:val="24"/>
+                <w:szCs w:val="24"/>
+              </w:rPr>
+              <w:t>Kondisi</w:t>
+            </w:r>
+            <w:proofErr w:type="spellEnd"/>
+            <w:r>
+              <w:rPr>
+                <w:rFonts w:ascii="Arial Nova Cond" w:hAnsi="Arial Nova Cond"/>
+                <w:sz w:val="24"/>
+                <w:szCs w:val="24"/>
+              </w:rPr>
+              <w:t xml:space="preserve"> TPS LB3</w:t>
             </w:r>
           </w:p>
         </w:tc>
@@ -4510,6 +7136,7 @@
                 <w:szCs w:val="24"/>
               </w:rPr>
             </w:pPr>
+            <w:proofErr w:type="spellStart"/>
             <w:r>
               <w:rPr>
                 <w:rFonts w:ascii="Arial Nova Cond" w:hAnsi="Arial Nova Cond"/>
@@ -4518,6 +7145,7 @@
               </w:rPr>
               <w:t>Pengelolaan</w:t>
             </w:r>
+            <w:proofErr w:type="spellEnd"/>
             <w:r>
               <w:rPr>
                 <w:rFonts w:ascii="Arial Nova Cond" w:hAnsi="Arial Nova Cond"/>
@@ -4611,14 +7239,70 @@
         </w:rPr>
         <w:t xml:space="preserve">.  </w:t>
       </w:r>
-      <w:r>
-        <w:rPr>
-          <w:rFonts w:ascii="Arial Nova Cond" w:hAnsi="Arial Nova Cond"/>
-          <w:sz w:val="24"/>
-          <w:szCs w:val="24"/>
-        </w:rPr>
-        <w:t>Pemeriksaan Pengelolaan Sampah Domestik</w:t>
-      </w:r>
+      <w:proofErr w:type="spellStart"/>
+      <w:r>
+        <w:rPr>
+          <w:rFonts w:ascii="Arial Nova Cond" w:hAnsi="Arial Nova Cond"/>
+          <w:sz w:val="24"/>
+          <w:szCs w:val="24"/>
+        </w:rPr>
+        <w:t>Pemeriksaan</w:t>
+      </w:r>
+      <w:proofErr w:type="spellEnd"/>
+      <w:r>
+        <w:rPr>
+          <w:rFonts w:ascii="Arial Nova Cond" w:hAnsi="Arial Nova Cond"/>
+          <w:sz w:val="24"/>
+          <w:szCs w:val="24"/>
+        </w:rPr>
+        <w:t xml:space="preserve"> </w:t>
+      </w:r>
+      <w:proofErr w:type="spellStart"/>
+      <w:r>
+        <w:rPr>
+          <w:rFonts w:ascii="Arial Nova Cond" w:hAnsi="Arial Nova Cond"/>
+          <w:sz w:val="24"/>
+          <w:szCs w:val="24"/>
+        </w:rPr>
+        <w:t>Pengelolaan</w:t>
+      </w:r>
+      <w:proofErr w:type="spellEnd"/>
+      <w:r>
+        <w:rPr>
+          <w:rFonts w:ascii="Arial Nova Cond" w:hAnsi="Arial Nova Cond"/>
+          <w:sz w:val="24"/>
+          <w:szCs w:val="24"/>
+        </w:rPr>
+        <w:t xml:space="preserve"> </w:t>
+      </w:r>
+      <w:proofErr w:type="spellStart"/>
+      <w:r>
+        <w:rPr>
+          <w:rFonts w:ascii="Arial Nova Cond" w:hAnsi="Arial Nova Cond"/>
+          <w:sz w:val="24"/>
+          <w:szCs w:val="24"/>
+        </w:rPr>
+        <w:t>Sampah</w:t>
+      </w:r>
+      <w:proofErr w:type="spellEnd"/>
+      <w:r>
+        <w:rPr>
+          <w:rFonts w:ascii="Arial Nova Cond" w:hAnsi="Arial Nova Cond"/>
+          <w:sz w:val="24"/>
+          <w:szCs w:val="24"/>
+        </w:rPr>
+        <w:t xml:space="preserve"> </w:t>
+      </w:r>
+      <w:proofErr w:type="spellStart"/>
+      <w:r>
+        <w:rPr>
+          <w:rFonts w:ascii="Arial Nova Cond" w:hAnsi="Arial Nova Cond"/>
+          <w:sz w:val="24"/>
+          <w:szCs w:val="24"/>
+        </w:rPr>
+        <w:t>Domestik</w:t>
+      </w:r>
+      <w:proofErr w:type="spellEnd"/>
     </w:p>
     <w:tbl>
       <w:tblPr>
@@ -4684,17 +7368,10 @@
                 <w:sz w:val="24"/>
                 <w:szCs w:val="24"/>
               </w:rPr>
-              <w:t>Point Pemeriksaan</w:t>
-            </w:r>
-          </w:p>
-        </w:tc>
-        <w:tc>
-          <w:tcPr>
-            <w:tcW w:w="3757" w:type="dxa"/>
-          </w:tcPr>
-          <w:p>
-            <w:pPr>
-              <w:jc w:val="center"/>
+              <w:t xml:space="preserve">Point </w:t>
+            </w:r>
+            <w:proofErr w:type="spellStart"/>
+            <w:r>
               <w:rPr>
                 <w:rFonts w:ascii="Arial Nova Cond" w:hAnsi="Arial Nova Cond"/>
                 <w:b/>
@@ -4702,8 +7379,18 @@
                 <w:sz w:val="24"/>
                 <w:szCs w:val="24"/>
               </w:rPr>
-            </w:pPr>
-            <w:r>
+              <w:t>Pemeriksaan</w:t>
+            </w:r>
+            <w:proofErr w:type="spellEnd"/>
+          </w:p>
+        </w:tc>
+        <w:tc>
+          <w:tcPr>
+            <w:tcW w:w="3757" w:type="dxa"/>
+          </w:tcPr>
+          <w:p>
+            <w:pPr>
+              <w:jc w:val="center"/>
               <w:rPr>
                 <w:rFonts w:ascii="Arial Nova Cond" w:hAnsi="Arial Nova Cond"/>
                 <w:b/>
@@ -4711,17 +7398,9 @@
                 <w:sz w:val="24"/>
                 <w:szCs w:val="24"/>
               </w:rPr>
-              <w:t>Kondisi Eksisting</w:t>
-            </w:r>
-          </w:p>
-        </w:tc>
-        <w:tc>
-          <w:tcPr>
-            <w:tcW w:w="3331" w:type="dxa"/>
-          </w:tcPr>
-          <w:p>
-            <w:pPr>
-              <w:jc w:val="center"/>
+            </w:pPr>
+            <w:proofErr w:type="spellStart"/>
+            <w:r>
               <w:rPr>
                 <w:rFonts w:ascii="Arial Nova Cond" w:hAnsi="Arial Nova Cond"/>
                 <w:b/>
@@ -4729,7 +7408,9 @@
                 <w:sz w:val="24"/>
                 <w:szCs w:val="24"/>
               </w:rPr>
-            </w:pPr>
+              <w:t>Kondisi</w:t>
+            </w:r>
+            <w:proofErr w:type="spellEnd"/>
             <w:r>
               <w:rPr>
                 <w:rFonts w:ascii="Arial Nova Cond" w:hAnsi="Arial Nova Cond"/>
@@ -4738,8 +7419,49 @@
                 <w:sz w:val="24"/>
                 <w:szCs w:val="24"/>
               </w:rPr>
+              <w:t xml:space="preserve"> </w:t>
+            </w:r>
+            <w:proofErr w:type="spellStart"/>
+            <w:r>
+              <w:rPr>
+                <w:rFonts w:ascii="Arial Nova Cond" w:hAnsi="Arial Nova Cond"/>
+                <w:b/>
+                <w:bCs/>
+                <w:sz w:val="24"/>
+                <w:szCs w:val="24"/>
+              </w:rPr>
+              <w:t>Eksisting</w:t>
+            </w:r>
+            <w:proofErr w:type="spellEnd"/>
+          </w:p>
+        </w:tc>
+        <w:tc>
+          <w:tcPr>
+            <w:tcW w:w="3331" w:type="dxa"/>
+          </w:tcPr>
+          <w:p>
+            <w:pPr>
+              <w:jc w:val="center"/>
+              <w:rPr>
+                <w:rFonts w:ascii="Arial Nova Cond" w:hAnsi="Arial Nova Cond"/>
+                <w:b/>
+                <w:bCs/>
+                <w:sz w:val="24"/>
+                <w:szCs w:val="24"/>
+              </w:rPr>
+            </w:pPr>
+            <w:proofErr w:type="spellStart"/>
+            <w:r>
+              <w:rPr>
+                <w:rFonts w:ascii="Arial Nova Cond" w:hAnsi="Arial Nova Cond"/>
+                <w:b/>
+                <w:bCs/>
+                <w:sz w:val="24"/>
+                <w:szCs w:val="24"/>
+              </w:rPr>
               <w:t>Keterangan</w:t>
             </w:r>
+            <w:proofErr w:type="spellEnd"/>
           </w:p>
         </w:tc>
       </w:tr>
@@ -4779,22 +7501,52 @@
                 <w:szCs w:val="24"/>
               </w:rPr>
             </w:pPr>
-            <w:r>
-              <w:rPr>
-                <w:rFonts w:ascii="Arial Nova Cond" w:hAnsi="Arial Nova Cond"/>
-                <w:sz w:val="24"/>
-                <w:szCs w:val="24"/>
-              </w:rPr>
-              <w:t xml:space="preserve">Sumber </w:t>
-            </w:r>
-            <w:r>
-              <w:rPr>
-                <w:rFonts w:ascii="Arial Nova Cond" w:hAnsi="Arial Nova Cond"/>
-                <w:sz w:val="24"/>
-                <w:szCs w:val="24"/>
-              </w:rPr>
-              <w:t>Sampah Domestik</w:t>
-            </w:r>
+            <w:proofErr w:type="spellStart"/>
+            <w:r>
+              <w:rPr>
+                <w:rFonts w:ascii="Arial Nova Cond" w:hAnsi="Arial Nova Cond"/>
+                <w:sz w:val="24"/>
+                <w:szCs w:val="24"/>
+              </w:rPr>
+              <w:t>Sumber</w:t>
+            </w:r>
+            <w:proofErr w:type="spellEnd"/>
+            <w:r>
+              <w:rPr>
+                <w:rFonts w:ascii="Arial Nova Cond" w:hAnsi="Arial Nova Cond"/>
+                <w:sz w:val="24"/>
+                <w:szCs w:val="24"/>
+              </w:rPr>
+              <w:t xml:space="preserve"> </w:t>
+            </w:r>
+            <w:proofErr w:type="spellStart"/>
+            <w:r>
+              <w:rPr>
+                <w:rFonts w:ascii="Arial Nova Cond" w:hAnsi="Arial Nova Cond"/>
+                <w:sz w:val="24"/>
+                <w:szCs w:val="24"/>
+              </w:rPr>
+              <w:t>Sampah</w:t>
+            </w:r>
+            <w:proofErr w:type="spellEnd"/>
+            <w:r>
+              <w:rPr>
+                <w:rFonts w:ascii="Arial Nova Cond" w:hAnsi="Arial Nova Cond"/>
+                <w:sz w:val="24"/>
+                <w:szCs w:val="24"/>
+              </w:rPr>
+              <w:t xml:space="preserve"> </w:t>
+            </w:r>
+            <w:proofErr w:type="spellStart"/>
+            <w:r>
+              <w:rPr>
+                <w:rFonts w:ascii="Arial Nova Cond" w:hAnsi="Arial Nova Cond"/>
+                <w:sz w:val="24"/>
+                <w:szCs w:val="24"/>
+              </w:rPr>
+              <w:t>Domestik</w:t>
+            </w:r>
+            <w:proofErr w:type="spellEnd"/>
           </w:p>
         </w:tc>
         <w:tc>
@@ -4816,7 +7568,25 @@
                 <w:sz w:val="24"/>
                 <w:szCs w:val="24"/>
               </w:rPr>
-              <w:t>{sampah_sumber}</w:t>
+              <w:t>{</w:t>
+            </w:r>
+            <w:proofErr w:type="spellStart"/>
+            <w:r>
+              <w:rPr>
+                <w:rFonts w:ascii="Arial Nova Cond" w:hAnsi="Arial Nova Cond"/>
+                <w:sz w:val="24"/>
+                <w:szCs w:val="24"/>
+              </w:rPr>
+              <w:t>sampah_sumber</w:t>
+            </w:r>
+            <w:proofErr w:type="spellEnd"/>
+            <w:r>
+              <w:rPr>
+                <w:rFonts w:ascii="Arial Nova Cond" w:hAnsi="Arial Nova Cond"/>
+                <w:sz w:val="24"/>
+                <w:szCs w:val="24"/>
+              </w:rPr>
+              <w:t>}</w:t>
             </w:r>
           </w:p>
         </w:tc>
@@ -4838,7 +7608,25 @@
                 <w:sz w:val="24"/>
                 <w:szCs w:val="24"/>
               </w:rPr>
-              <w:t>{ket_sampah_sumber}</w:t>
+              <w:t>{</w:t>
+            </w:r>
+            <w:proofErr w:type="spellStart"/>
+            <w:r>
+              <w:rPr>
+                <w:rFonts w:ascii="Arial Nova Cond" w:hAnsi="Arial Nova Cond"/>
+                <w:sz w:val="24"/>
+                <w:szCs w:val="24"/>
+              </w:rPr>
+              <w:t>ket_sampah_sumber</w:t>
+            </w:r>
+            <w:proofErr w:type="spellEnd"/>
+            <w:r>
+              <w:rPr>
+                <w:rFonts w:ascii="Arial Nova Cond" w:hAnsi="Arial Nova Cond"/>
+                <w:sz w:val="24"/>
+                <w:szCs w:val="24"/>
+              </w:rPr>
+              <w:t>}</w:t>
             </w:r>
           </w:p>
         </w:tc>
@@ -4880,22 +7668,52 @@
                 <w:szCs w:val="24"/>
               </w:rPr>
             </w:pPr>
-            <w:r>
-              <w:rPr>
-                <w:rFonts w:ascii="Arial Nova Cond" w:hAnsi="Arial Nova Cond"/>
-                <w:sz w:val="24"/>
-                <w:szCs w:val="24"/>
-              </w:rPr>
-              <w:t xml:space="preserve">Jenis </w:t>
-            </w:r>
-            <w:r>
-              <w:rPr>
-                <w:rFonts w:ascii="Arial Nova Cond" w:hAnsi="Arial Nova Cond"/>
-                <w:sz w:val="24"/>
-                <w:szCs w:val="24"/>
-              </w:rPr>
-              <w:t>Sampah Domestik</w:t>
-            </w:r>
+            <w:proofErr w:type="spellStart"/>
+            <w:r>
+              <w:rPr>
+                <w:rFonts w:ascii="Arial Nova Cond" w:hAnsi="Arial Nova Cond"/>
+                <w:sz w:val="24"/>
+                <w:szCs w:val="24"/>
+              </w:rPr>
+              <w:t>Jenis</w:t>
+            </w:r>
+            <w:proofErr w:type="spellEnd"/>
+            <w:r>
+              <w:rPr>
+                <w:rFonts w:ascii="Arial Nova Cond" w:hAnsi="Arial Nova Cond"/>
+                <w:sz w:val="24"/>
+                <w:szCs w:val="24"/>
+              </w:rPr>
+              <w:t xml:space="preserve"> </w:t>
+            </w:r>
+            <w:proofErr w:type="spellStart"/>
+            <w:r>
+              <w:rPr>
+                <w:rFonts w:ascii="Arial Nova Cond" w:hAnsi="Arial Nova Cond"/>
+                <w:sz w:val="24"/>
+                <w:szCs w:val="24"/>
+              </w:rPr>
+              <w:t>Sampah</w:t>
+            </w:r>
+            <w:proofErr w:type="spellEnd"/>
+            <w:r>
+              <w:rPr>
+                <w:rFonts w:ascii="Arial Nova Cond" w:hAnsi="Arial Nova Cond"/>
+                <w:sz w:val="24"/>
+                <w:szCs w:val="24"/>
+              </w:rPr>
+              <w:t xml:space="preserve"> </w:t>
+            </w:r>
+            <w:proofErr w:type="spellStart"/>
+            <w:r>
+              <w:rPr>
+                <w:rFonts w:ascii="Arial Nova Cond" w:hAnsi="Arial Nova Cond"/>
+                <w:sz w:val="24"/>
+                <w:szCs w:val="24"/>
+              </w:rPr>
+              <w:t>Domestik</w:t>
+            </w:r>
+            <w:proofErr w:type="spellEnd"/>
           </w:p>
         </w:tc>
         <w:tc>
@@ -4917,7 +7735,25 @@
                 <w:sz w:val="24"/>
                 <w:szCs w:val="24"/>
               </w:rPr>
-              <w:t>{sampah_jenis}</w:t>
+              <w:t>{</w:t>
+            </w:r>
+            <w:proofErr w:type="spellStart"/>
+            <w:r>
+              <w:rPr>
+                <w:rFonts w:ascii="Arial Nova Cond" w:hAnsi="Arial Nova Cond"/>
+                <w:sz w:val="24"/>
+                <w:szCs w:val="24"/>
+              </w:rPr>
+              <w:t>sampah_jenis</w:t>
+            </w:r>
+            <w:proofErr w:type="spellEnd"/>
+            <w:r>
+              <w:rPr>
+                <w:rFonts w:ascii="Arial Nova Cond" w:hAnsi="Arial Nova Cond"/>
+                <w:sz w:val="24"/>
+                <w:szCs w:val="24"/>
+              </w:rPr>
+              <w:t>}</w:t>
             </w:r>
           </w:p>
         </w:tc>
@@ -4939,7 +7775,25 @@
                 <w:sz w:val="24"/>
                 <w:szCs w:val="24"/>
               </w:rPr>
-              <w:t>{ket_sampah_jenis}</w:t>
+              <w:t>{</w:t>
+            </w:r>
+            <w:proofErr w:type="spellStart"/>
+            <w:r>
+              <w:rPr>
+                <w:rFonts w:ascii="Arial Nova Cond" w:hAnsi="Arial Nova Cond"/>
+                <w:sz w:val="24"/>
+                <w:szCs w:val="24"/>
+              </w:rPr>
+              <w:t>ket_sampah_jenis</w:t>
+            </w:r>
+            <w:proofErr w:type="spellEnd"/>
+            <w:r>
+              <w:rPr>
+                <w:rFonts w:ascii="Arial Nova Cond" w:hAnsi="Arial Nova Cond"/>
+                <w:sz w:val="24"/>
+                <w:szCs w:val="24"/>
+              </w:rPr>
+              <w:t>}</w:t>
             </w:r>
           </w:p>
         </w:tc>
@@ -4980,14 +7834,52 @@
                 <w:szCs w:val="24"/>
               </w:rPr>
             </w:pPr>
-            <w:r>
-              <w:rPr>
-                <w:rFonts w:ascii="Arial Nova Cond" w:hAnsi="Arial Nova Cond"/>
-                <w:sz w:val="24"/>
-                <w:szCs w:val="24"/>
-              </w:rPr>
-              <w:t>Kondisi TPS Sampah Domestik</w:t>
-            </w:r>
+            <w:proofErr w:type="spellStart"/>
+            <w:r>
+              <w:rPr>
+                <w:rFonts w:ascii="Arial Nova Cond" w:hAnsi="Arial Nova Cond"/>
+                <w:sz w:val="24"/>
+                <w:szCs w:val="24"/>
+              </w:rPr>
+              <w:t>Kondisi</w:t>
+            </w:r>
+            <w:proofErr w:type="spellEnd"/>
+            <w:r>
+              <w:rPr>
+                <w:rFonts w:ascii="Arial Nova Cond" w:hAnsi="Arial Nova Cond"/>
+                <w:sz w:val="24"/>
+                <w:szCs w:val="24"/>
+              </w:rPr>
+              <w:t xml:space="preserve"> TPS </w:t>
+            </w:r>
+            <w:proofErr w:type="spellStart"/>
+            <w:r>
+              <w:rPr>
+                <w:rFonts w:ascii="Arial Nova Cond" w:hAnsi="Arial Nova Cond"/>
+                <w:sz w:val="24"/>
+                <w:szCs w:val="24"/>
+              </w:rPr>
+              <w:t>Sampah</w:t>
+            </w:r>
+            <w:proofErr w:type="spellEnd"/>
+            <w:r>
+              <w:rPr>
+                <w:rFonts w:ascii="Arial Nova Cond" w:hAnsi="Arial Nova Cond"/>
+                <w:sz w:val="24"/>
+                <w:szCs w:val="24"/>
+              </w:rPr>
+              <w:t xml:space="preserve"> </w:t>
+            </w:r>
+            <w:proofErr w:type="spellStart"/>
+            <w:r>
+              <w:rPr>
+                <w:rFonts w:ascii="Arial Nova Cond" w:hAnsi="Arial Nova Cond"/>
+                <w:sz w:val="24"/>
+                <w:szCs w:val="24"/>
+              </w:rPr>
+              <w:t>Domestik</w:t>
+            </w:r>
+            <w:proofErr w:type="spellEnd"/>
           </w:p>
         </w:tc>
         <w:tc>
@@ -5009,7 +7901,25 @@
                 <w:sz w:val="24"/>
                 <w:szCs w:val="24"/>
               </w:rPr>
-              <w:t>{sampah_tps}</w:t>
+              <w:t>{</w:t>
+            </w:r>
+            <w:proofErr w:type="spellStart"/>
+            <w:r>
+              <w:rPr>
+                <w:rFonts w:ascii="Arial Nova Cond" w:hAnsi="Arial Nova Cond"/>
+                <w:sz w:val="24"/>
+                <w:szCs w:val="24"/>
+              </w:rPr>
+              <w:t>sampah_tps</w:t>
+            </w:r>
+            <w:proofErr w:type="spellEnd"/>
+            <w:r>
+              <w:rPr>
+                <w:rFonts w:ascii="Arial Nova Cond" w:hAnsi="Arial Nova Cond"/>
+                <w:sz w:val="24"/>
+                <w:szCs w:val="24"/>
+              </w:rPr>
+              <w:t>}</w:t>
             </w:r>
           </w:p>
         </w:tc>
@@ -5031,7 +7941,25 @@
                 <w:sz w:val="24"/>
                 <w:szCs w:val="24"/>
               </w:rPr>
-              <w:t>{ket_sampah_tps}</w:t>
+              <w:t>{</w:t>
+            </w:r>
+            <w:proofErr w:type="spellStart"/>
+            <w:r>
+              <w:rPr>
+                <w:rFonts w:ascii="Arial Nova Cond" w:hAnsi="Arial Nova Cond"/>
+                <w:sz w:val="24"/>
+                <w:szCs w:val="24"/>
+              </w:rPr>
+              <w:t>ket_sampah_tps</w:t>
+            </w:r>
+            <w:proofErr w:type="spellEnd"/>
+            <w:r>
+              <w:rPr>
+                <w:rFonts w:ascii="Arial Nova Cond" w:hAnsi="Arial Nova Cond"/>
+                <w:sz w:val="24"/>
+                <w:szCs w:val="24"/>
+              </w:rPr>
+              <w:t>}</w:t>
             </w:r>
           </w:p>
         </w:tc>
@@ -5080,14 +8008,52 @@
                 <w:szCs w:val="24"/>
               </w:rPr>
             </w:pPr>
-            <w:r>
-              <w:rPr>
-                <w:rFonts w:ascii="Arial Nova Cond" w:hAnsi="Arial Nova Cond"/>
-                <w:sz w:val="24"/>
-                <w:szCs w:val="24"/>
-              </w:rPr>
-              <w:t>Pengelolaan sampah domestik</w:t>
-            </w:r>
+            <w:proofErr w:type="spellStart"/>
+            <w:r>
+              <w:rPr>
+                <w:rFonts w:ascii="Arial Nova Cond" w:hAnsi="Arial Nova Cond"/>
+                <w:sz w:val="24"/>
+                <w:szCs w:val="24"/>
+              </w:rPr>
+              <w:t>Pengelolaan</w:t>
+            </w:r>
+            <w:proofErr w:type="spellEnd"/>
+            <w:r>
+              <w:rPr>
+                <w:rFonts w:ascii="Arial Nova Cond" w:hAnsi="Arial Nova Cond"/>
+                <w:sz w:val="24"/>
+                <w:szCs w:val="24"/>
+              </w:rPr>
+              <w:t xml:space="preserve"> </w:t>
+            </w:r>
+            <w:proofErr w:type="spellStart"/>
+            <w:r>
+              <w:rPr>
+                <w:rFonts w:ascii="Arial Nova Cond" w:hAnsi="Arial Nova Cond"/>
+                <w:sz w:val="24"/>
+                <w:szCs w:val="24"/>
+              </w:rPr>
+              <w:t>sampah</w:t>
+            </w:r>
+            <w:proofErr w:type="spellEnd"/>
+            <w:r>
+              <w:rPr>
+                <w:rFonts w:ascii="Arial Nova Cond" w:hAnsi="Arial Nova Cond"/>
+                <w:sz w:val="24"/>
+                <w:szCs w:val="24"/>
+              </w:rPr>
+              <w:t xml:space="preserve"> </w:t>
+            </w:r>
+            <w:proofErr w:type="spellStart"/>
+            <w:r>
+              <w:rPr>
+                <w:rFonts w:ascii="Arial Nova Cond" w:hAnsi="Arial Nova Cond"/>
+                <w:sz w:val="24"/>
+                <w:szCs w:val="24"/>
+              </w:rPr>
+              <w:t>domestik</w:t>
+            </w:r>
+            <w:proofErr w:type="spellEnd"/>
           </w:p>
         </w:tc>
         <w:tc>
@@ -5109,7 +8075,25 @@
                 <w:sz w:val="24"/>
                 <w:szCs w:val="24"/>
               </w:rPr>
-              <w:t>{sampah_kelola}</w:t>
+              <w:t>{</w:t>
+            </w:r>
+            <w:proofErr w:type="spellStart"/>
+            <w:r>
+              <w:rPr>
+                <w:rFonts w:ascii="Arial Nova Cond" w:hAnsi="Arial Nova Cond"/>
+                <w:sz w:val="24"/>
+                <w:szCs w:val="24"/>
+              </w:rPr>
+              <w:t>sampah_kelola</w:t>
+            </w:r>
+            <w:proofErr w:type="spellEnd"/>
+            <w:r>
+              <w:rPr>
+                <w:rFonts w:ascii="Arial Nova Cond" w:hAnsi="Arial Nova Cond"/>
+                <w:sz w:val="24"/>
+                <w:szCs w:val="24"/>
+              </w:rPr>
+              <w:t>}</w:t>
             </w:r>
           </w:p>
         </w:tc>
@@ -5131,7 +8115,25 @@
                 <w:sz w:val="24"/>
                 <w:szCs w:val="24"/>
               </w:rPr>
-              <w:t>{ket_sampah_kelola}</w:t>
+              <w:t>{</w:t>
+            </w:r>
+            <w:proofErr w:type="spellStart"/>
+            <w:r>
+              <w:rPr>
+                <w:rFonts w:ascii="Arial Nova Cond" w:hAnsi="Arial Nova Cond"/>
+                <w:sz w:val="24"/>
+                <w:szCs w:val="24"/>
+              </w:rPr>
+              <w:t>ket_sampah_kelola</w:t>
+            </w:r>
+            <w:proofErr w:type="spellEnd"/>
+            <w:r>
+              <w:rPr>
+                <w:rFonts w:ascii="Arial Nova Cond" w:hAnsi="Arial Nova Cond"/>
+                <w:sz w:val="24"/>
+                <w:szCs w:val="24"/>
+              </w:rPr>
+              <w:t>}</w:t>
             </w:r>
           </w:p>
         </w:tc>
@@ -5163,6 +8165,7 @@
           <w:szCs w:val="24"/>
         </w:rPr>
       </w:pPr>
+      <w:proofErr w:type="spellStart"/>
       <w:r>
         <w:rPr>
           <w:rFonts w:ascii="Arial Nova Cond" w:hAnsi="Arial Nova Cond"/>
@@ -5171,6 +8174,7 @@
         </w:rPr>
         <w:t>Dokumentasi</w:t>
       </w:r>
+      <w:proofErr w:type="spellEnd"/>
     </w:p>
     <w:p>
       <w:pPr>
@@ -5220,23 +8224,6 @@
               </w:rPr>
               <w:t>{#foto_baris} {%foto_1}</w:t>
             </w:r>
-            <w:r>
-              <w:rPr>
-                <w:rFonts w:ascii="Arial Nova Cond" w:hAnsi="Arial Nova Cond"/>
-                <w:sz w:val="24"/>
-                <w:szCs w:val="24"/>
-              </w:rPr>
-              <w:br/>
-            </w:r>
-            <w:r>
-              <w:rPr>
-                <w:rFonts w:ascii="Arial Nova Cond" w:hAnsi="Arial Nova Cond"/>
-                <w:sz w:val="24"/>
-                <w:szCs w:val="24"/>
-              </w:rPr>
-              <w:br/>
-              <w:t>{ket_1}</w:t>
-            </w:r>
           </w:p>
         </w:tc>
         <w:tc>
@@ -5261,22 +8248,76 @@
               </w:rPr>
               <w:t>{%foto_2}</w:t>
             </w:r>
-            <w:r>
-              <w:rPr>
-                <w:rFonts w:ascii="Arial Nova Cond" w:hAnsi="Arial Nova Cond"/>
-                <w:sz w:val="24"/>
-                <w:szCs w:val="24"/>
-              </w:rPr>
-              <w:br/>
-            </w:r>
-            <w:r>
-              <w:rPr>
-                <w:rFonts w:ascii="Arial Nova Cond" w:hAnsi="Arial Nova Cond"/>
-                <w:sz w:val="24"/>
-                <w:szCs w:val="24"/>
-              </w:rPr>
-              <w:br/>
-              <w:t>{ket_2} {/foto_baris}</w:t>
+          </w:p>
+        </w:tc>
+      </w:tr>
+      <w:tr>
+        <w:tc>
+          <w:tcPr>
+            <w:tcW w:w="4677" w:type="dxa"/>
+            <w:vAlign w:val="center"/>
+          </w:tcPr>
+          <w:p>
+            <w:pPr>
+              <w:tabs>
+                <w:tab w:val="left" w:pos="1830"/>
+              </w:tabs>
+              <w:jc w:val="center"/>
+              <w:rPr>
+                <w:rFonts w:ascii="Arial Nova Cond" w:hAnsi="Arial Nova Cond"/>
+                <w:sz w:val="24"/>
+                <w:szCs w:val="24"/>
+              </w:rPr>
+            </w:pPr>
+            <w:r>
+              <w:rPr>
+                <w:rFonts w:ascii="Arial Nova Cond" w:hAnsi="Arial Nova Cond"/>
+                <w:sz w:val="24"/>
+                <w:szCs w:val="24"/>
+              </w:rPr>
+              <w:t>{ket_1}</w:t>
+            </w:r>
+          </w:p>
+        </w:tc>
+        <w:tc>
+          <w:tcPr>
+            <w:tcW w:w="4531" w:type="dxa"/>
+            <w:vAlign w:val="center"/>
+          </w:tcPr>
+          <w:p>
+            <w:pPr>
+              <w:jc w:val="center"/>
+              <w:rPr>
+                <w:rFonts w:ascii="Arial Nova Cond" w:hAnsi="Arial Nova Cond"/>
+                <w:sz w:val="24"/>
+                <w:szCs w:val="24"/>
+              </w:rPr>
+            </w:pPr>
+            <w:r>
+              <w:rPr>
+                <w:rFonts w:ascii="Arial Nova Cond" w:hAnsi="Arial Nova Cond"/>
+                <w:sz w:val="24"/>
+                <w:szCs w:val="24"/>
+              </w:rPr>
+              <w:t>{ket_2} {/</w:t>
+            </w:r>
+            <w:proofErr w:type="spellStart"/>
+            <w:r>
+              <w:rPr>
+                <w:rFonts w:ascii="Arial Nova Cond" w:hAnsi="Arial Nova Cond"/>
+                <w:sz w:val="24"/>
+                <w:szCs w:val="24"/>
+              </w:rPr>
+              <w:t>foto_baris</w:t>
+            </w:r>
+            <w:proofErr w:type="spellEnd"/>
+            <w:r>
+              <w:rPr>
+                <w:rFonts w:ascii="Arial Nova Cond" w:hAnsi="Arial Nova Cond"/>
+                <w:sz w:val="24"/>
+                <w:szCs w:val="24"/>
+              </w:rPr>
+              <w:t>}</w:t>
             </w:r>
           </w:p>
         </w:tc>
@@ -5715,6 +8756,7 @@
           <w:szCs w:val="24"/>
         </w:rPr>
       </w:pPr>
+      <w:proofErr w:type="spellStart"/>
       <w:r>
         <w:rPr>
           <w:rFonts w:ascii="Arial Nova Cond" w:hAnsi="Arial Nova Cond"/>
@@ -5722,8 +8764,9 @@
           <w:sz w:val="24"/>
           <w:szCs w:val="24"/>
         </w:rPr>
-        <w:t>Pelaksanaan dan temuan fakta-fakta pengawasan lingkungan hidup ini diketahui dan dibenarkan oleh pihak</w:t>
-      </w:r>
+        <w:t>Pelaksanaan</w:t>
+      </w:r>
+      <w:proofErr w:type="spellEnd"/>
       <w:r>
         <w:rPr>
           <w:rFonts w:ascii="Arial Nova Cond" w:hAnsi="Arial Nova Cond"/>
@@ -5731,15 +8774,213 @@
           <w:sz w:val="24"/>
           <w:szCs w:val="24"/>
         </w:rPr>
+        <w:t xml:space="preserve"> dan </w:t>
+      </w:r>
+      <w:proofErr w:type="spellStart"/>
+      <w:r>
+        <w:rPr>
+          <w:rFonts w:ascii="Arial Nova Cond" w:hAnsi="Arial Nova Cond"/>
+          <w:color w:val="0D0D0D"/>
+          <w:sz w:val="24"/>
+          <w:szCs w:val="24"/>
+        </w:rPr>
+        <w:t>temuan</w:t>
+      </w:r>
+      <w:proofErr w:type="spellEnd"/>
+      <w:r>
+        <w:rPr>
+          <w:rFonts w:ascii="Arial Nova Cond" w:hAnsi="Arial Nova Cond"/>
+          <w:color w:val="0D0D0D"/>
+          <w:sz w:val="24"/>
+          <w:szCs w:val="24"/>
+        </w:rPr>
         <w:t xml:space="preserve"> </w:t>
       </w:r>
-      <w:r>
-        <w:rPr>
-          <w:rFonts w:ascii="Arial Nova Cond" w:hAnsi="Arial Nova Cond"/>
-          <w:sz w:val="24"/>
-          <w:szCs w:val="24"/>
-        </w:rPr>
-        <w:t>{nama_badan_usaha_kegiatan}</w:t>
+      <w:proofErr w:type="spellStart"/>
+      <w:r>
+        <w:rPr>
+          <w:rFonts w:ascii="Arial Nova Cond" w:hAnsi="Arial Nova Cond"/>
+          <w:color w:val="0D0D0D"/>
+          <w:sz w:val="24"/>
+          <w:szCs w:val="24"/>
+        </w:rPr>
+        <w:t>fakta-fakta</w:t>
+      </w:r>
+      <w:proofErr w:type="spellEnd"/>
+      <w:r>
+        <w:rPr>
+          <w:rFonts w:ascii="Arial Nova Cond" w:hAnsi="Arial Nova Cond"/>
+          <w:color w:val="0D0D0D"/>
+          <w:sz w:val="24"/>
+          <w:szCs w:val="24"/>
+        </w:rPr>
+        <w:t xml:space="preserve"> </w:t>
+      </w:r>
+      <w:proofErr w:type="spellStart"/>
+      <w:r>
+        <w:rPr>
+          <w:rFonts w:ascii="Arial Nova Cond" w:hAnsi="Arial Nova Cond"/>
+          <w:color w:val="0D0D0D"/>
+          <w:sz w:val="24"/>
+          <w:szCs w:val="24"/>
+        </w:rPr>
+        <w:t>pengawasan</w:t>
+      </w:r>
+      <w:proofErr w:type="spellEnd"/>
+      <w:r>
+        <w:rPr>
+          <w:rFonts w:ascii="Arial Nova Cond" w:hAnsi="Arial Nova Cond"/>
+          <w:color w:val="0D0D0D"/>
+          <w:sz w:val="24"/>
+          <w:szCs w:val="24"/>
+        </w:rPr>
+        <w:t xml:space="preserve"> </w:t>
+      </w:r>
+      <w:proofErr w:type="spellStart"/>
+      <w:r>
+        <w:rPr>
+          <w:rFonts w:ascii="Arial Nova Cond" w:hAnsi="Arial Nova Cond"/>
+          <w:color w:val="0D0D0D"/>
+          <w:sz w:val="24"/>
+          <w:szCs w:val="24"/>
+        </w:rPr>
+        <w:t>lingkungan</w:t>
+      </w:r>
+      <w:proofErr w:type="spellEnd"/>
+      <w:r>
+        <w:rPr>
+          <w:rFonts w:ascii="Arial Nova Cond" w:hAnsi="Arial Nova Cond"/>
+          <w:color w:val="0D0D0D"/>
+          <w:sz w:val="24"/>
+          <w:szCs w:val="24"/>
+        </w:rPr>
+        <w:t xml:space="preserve"> </w:t>
+      </w:r>
+      <w:proofErr w:type="spellStart"/>
+      <w:r>
+        <w:rPr>
+          <w:rFonts w:ascii="Arial Nova Cond" w:hAnsi="Arial Nova Cond"/>
+          <w:color w:val="0D0D0D"/>
+          <w:sz w:val="24"/>
+          <w:szCs w:val="24"/>
+        </w:rPr>
+        <w:t>hidup</w:t>
+      </w:r>
+      <w:proofErr w:type="spellEnd"/>
+      <w:r>
+        <w:rPr>
+          <w:rFonts w:ascii="Arial Nova Cond" w:hAnsi="Arial Nova Cond"/>
+          <w:color w:val="0D0D0D"/>
+          <w:sz w:val="24"/>
+          <w:szCs w:val="24"/>
+        </w:rPr>
+        <w:t xml:space="preserve"> </w:t>
+      </w:r>
+      <w:proofErr w:type="spellStart"/>
+      <w:r>
+        <w:rPr>
+          <w:rFonts w:ascii="Arial Nova Cond" w:hAnsi="Arial Nova Cond"/>
+          <w:color w:val="0D0D0D"/>
+          <w:sz w:val="24"/>
+          <w:szCs w:val="24"/>
+        </w:rPr>
+        <w:t>ini</w:t>
+      </w:r>
+      <w:proofErr w:type="spellEnd"/>
+      <w:r>
+        <w:rPr>
+          <w:rFonts w:ascii="Arial Nova Cond" w:hAnsi="Arial Nova Cond"/>
+          <w:color w:val="0D0D0D"/>
+          <w:sz w:val="24"/>
+          <w:szCs w:val="24"/>
+        </w:rPr>
+        <w:t xml:space="preserve"> </w:t>
+      </w:r>
+      <w:proofErr w:type="spellStart"/>
+      <w:r>
+        <w:rPr>
+          <w:rFonts w:ascii="Arial Nova Cond" w:hAnsi="Arial Nova Cond"/>
+          <w:color w:val="0D0D0D"/>
+          <w:sz w:val="24"/>
+          <w:szCs w:val="24"/>
+        </w:rPr>
+        <w:t>diketahui</w:t>
+      </w:r>
+      <w:proofErr w:type="spellEnd"/>
+      <w:r>
+        <w:rPr>
+          <w:rFonts w:ascii="Arial Nova Cond" w:hAnsi="Arial Nova Cond"/>
+          <w:color w:val="0D0D0D"/>
+          <w:sz w:val="24"/>
+          <w:szCs w:val="24"/>
+        </w:rPr>
+        <w:t xml:space="preserve"> dan </w:t>
+      </w:r>
+      <w:proofErr w:type="spellStart"/>
+      <w:r>
+        <w:rPr>
+          <w:rFonts w:ascii="Arial Nova Cond" w:hAnsi="Arial Nova Cond"/>
+          <w:color w:val="0D0D0D"/>
+          <w:sz w:val="24"/>
+          <w:szCs w:val="24"/>
+        </w:rPr>
+        <w:t>dibenarkan</w:t>
+      </w:r>
+      <w:proofErr w:type="spellEnd"/>
+      <w:r>
+        <w:rPr>
+          <w:rFonts w:ascii="Arial Nova Cond" w:hAnsi="Arial Nova Cond"/>
+          <w:color w:val="0D0D0D"/>
+          <w:sz w:val="24"/>
+          <w:szCs w:val="24"/>
+        </w:rPr>
+        <w:t xml:space="preserve"> oleh </w:t>
+      </w:r>
+      <w:proofErr w:type="spellStart"/>
+      <w:r>
+        <w:rPr>
+          <w:rFonts w:ascii="Arial Nova Cond" w:hAnsi="Arial Nova Cond"/>
+          <w:color w:val="0D0D0D"/>
+          <w:sz w:val="24"/>
+          <w:szCs w:val="24"/>
+        </w:rPr>
+        <w:t>pihak</w:t>
+      </w:r>
+      <w:proofErr w:type="spellEnd"/>
+      <w:r>
+        <w:rPr>
+          <w:rFonts w:ascii="Arial Nova Cond" w:hAnsi="Arial Nova Cond"/>
+          <w:color w:val="0D0D0D"/>
+          <w:sz w:val="24"/>
+          <w:szCs w:val="24"/>
+        </w:rPr>
+        <w:t xml:space="preserve"> </w:t>
+      </w:r>
+      <w:r>
+        <w:rPr>
+          <w:rFonts w:ascii="Arial Nova Cond" w:hAnsi="Arial Nova Cond"/>
+          <w:sz w:val="24"/>
+          <w:szCs w:val="24"/>
+        </w:rPr>
+        <w:t>{</w:t>
+      </w:r>
+      <w:proofErr w:type="spellStart"/>
+      <w:r>
+        <w:rPr>
+          <w:rFonts w:ascii="Arial Nova Cond" w:hAnsi="Arial Nova Cond"/>
+          <w:sz w:val="24"/>
+          <w:szCs w:val="24"/>
+        </w:rPr>
+        <w:t>nama_badan_usaha_kegiatan</w:t>
+      </w:r>
+      <w:proofErr w:type="spellEnd"/>
+      <w:r>
+        <w:rPr>
+          <w:rFonts w:ascii="Arial Nova Cond" w:hAnsi="Arial Nova Cond"/>
+          <w:sz w:val="24"/>
+          <w:szCs w:val="24"/>
+        </w:rPr>
+        <w:t>}</w:t>
       </w:r>
       <w:r>
         <w:rPr>
@@ -5749,6 +8990,7 @@
         </w:rPr>
         <w:t xml:space="preserve">, </w:t>
       </w:r>
+      <w:proofErr w:type="spellStart"/>
       <w:r>
         <w:rPr>
           <w:rFonts w:ascii="Arial Nova Cond" w:hAnsi="Arial Nova Cond"/>
@@ -5756,8 +8998,40 @@
           <w:sz w:val="24"/>
           <w:szCs w:val="24"/>
         </w:rPr>
-        <w:t>sebagai berikut :</w:t>
-      </w:r>
+        <w:t>sebagai</w:t>
+      </w:r>
+      <w:proofErr w:type="spellEnd"/>
+      <w:r>
+        <w:rPr>
+          <w:rFonts w:ascii="Arial Nova Cond" w:hAnsi="Arial Nova Cond"/>
+          <w:color w:val="0D0D0D"/>
+          <w:sz w:val="24"/>
+          <w:szCs w:val="24"/>
+        </w:rPr>
+        <w:t xml:space="preserve"> </w:t>
+      </w:r>
+      <w:proofErr w:type="spellStart"/>
+      <w:proofErr w:type="gramStart"/>
+      <w:r>
+        <w:rPr>
+          <w:rFonts w:ascii="Arial Nova Cond" w:hAnsi="Arial Nova Cond"/>
+          <w:color w:val="0D0D0D"/>
+          <w:sz w:val="24"/>
+          <w:szCs w:val="24"/>
+        </w:rPr>
+        <w:t>berikut</w:t>
+      </w:r>
+      <w:proofErr w:type="spellEnd"/>
+      <w:r>
+        <w:rPr>
+          <w:rFonts w:ascii="Arial Nova Cond" w:hAnsi="Arial Nova Cond"/>
+          <w:color w:val="0D0D0D"/>
+          <w:sz w:val="24"/>
+          <w:szCs w:val="24"/>
+        </w:rPr>
+        <w:t xml:space="preserve"> :</w:t>
+      </w:r>
+      <w:proofErr w:type="gramEnd"/>
     </w:p>
     <w:p>
       <w:pPr>
@@ -5773,36 +9047,107 @@
     <w:tbl>
       <w:tblPr>
         <w:tblStyle w:val="TableGrid"/>
-        <w:tblW w:w="7650" w:type="dxa"/>
-        <w:tblBorders>
-          <w:top w:val="none" w:sz="0" w:space="0" w:color="auto"/>
-          <w:left w:val="none" w:sz="0" w:space="0" w:color="auto"/>
-          <w:bottom w:val="none" w:sz="0" w:space="0" w:color="auto"/>
-          <w:right w:val="none" w:sz="0" w:space="0" w:color="auto"/>
-          <w:insideH w:val="none" w:sz="0" w:space="0" w:color="auto"/>
-          <w:insideV w:val="none" w:sz="0" w:space="0" w:color="auto"/>
-        </w:tblBorders>
+        <w:tblW w:w="0" w:type="auto"/>
         <w:tblLook w:val="04A0" w:firstRow="1" w:lastRow="0" w:firstColumn="1" w:lastColumn="0" w:noHBand="0" w:noVBand="1"/>
       </w:tblPr>
       <w:tblGrid>
-        <w:gridCol w:w="2263"/>
-        <w:gridCol w:w="426"/>
-        <w:gridCol w:w="4961"/>
+        <w:gridCol w:w="421"/>
+        <w:gridCol w:w="1984"/>
+        <w:gridCol w:w="284"/>
+        <w:gridCol w:w="6940"/>
       </w:tblGrid>
       <w:tr>
-        <w:tc>
-          <w:tcPr>
-            <w:tcW w:w="2263" w:type="dxa"/>
-          </w:tcPr>
-          <w:p>
-            <w:pPr>
+        <w:trPr>
+          <w:trHeight w:val="258"/>
+        </w:trPr>
+        <w:tc>
+          <w:tcPr>
+            <w:tcW w:w="421" w:type="dxa"/>
+          </w:tcPr>
+          <w:p>
+            <w:pPr>
+              <w:rPr>
+                <w:rFonts w:ascii="Arial Nova Cond" w:hAnsi="Arial Nova Cond"/>
+                <w:sz w:val="24"/>
+                <w:szCs w:val="24"/>
+              </w:rPr>
+            </w:pPr>
+            <w:r>
+              <w:rPr>
+                <w:rFonts w:ascii="Arial Nova Cond" w:hAnsi="Arial Nova Cond"/>
+                <w:sz w:val="24"/>
+                <w:szCs w:val="24"/>
+              </w:rPr>
+              <w:t>1.</w:t>
+            </w:r>
+          </w:p>
+        </w:tc>
+        <w:tc>
+          <w:tcPr>
+            <w:tcW w:w="1984" w:type="dxa"/>
+          </w:tcPr>
+          <w:p>
+            <w:pPr>
+              <w:rPr>
+                <w:rFonts w:ascii="Arial Nova Cond" w:hAnsi="Arial Nova Cond"/>
+                <w:sz w:val="24"/>
+                <w:szCs w:val="24"/>
+              </w:rPr>
+            </w:pPr>
+            <w:r>
+              <w:rPr>
+                <w:rFonts w:ascii="Arial Nova Cond" w:hAnsi="Arial Nova Cond"/>
+                <w:sz w:val="24"/>
+                <w:szCs w:val="24"/>
+              </w:rPr>
+              <w:t>Nama</w:t>
+            </w:r>
+          </w:p>
+        </w:tc>
+        <w:tc>
+          <w:tcPr>
+            <w:tcW w:w="284" w:type="dxa"/>
+          </w:tcPr>
+          <w:p>
+            <w:pPr>
+              <w:rPr>
+                <w:rFonts w:ascii="Arial Nova Cond" w:hAnsi="Arial Nova Cond"/>
+                <w:sz w:val="24"/>
+                <w:szCs w:val="24"/>
+              </w:rPr>
+            </w:pPr>
+            <w:r>
+              <w:rPr>
+                <w:rFonts w:ascii="Arial Nova Cond" w:hAnsi="Arial Nova Cond"/>
+                <w:sz w:val="24"/>
+                <w:szCs w:val="24"/>
+              </w:rPr>
+              <w:t>:</w:t>
+            </w:r>
+          </w:p>
+        </w:tc>
+        <w:tc>
+          <w:tcPr>
+            <w:tcW w:w="6940" w:type="dxa"/>
+          </w:tcPr>
+          <w:p>
+            <w:pPr>
+              <w:rPr>
+                <w:rFonts w:ascii="Arial Nova Cond" w:hAnsi="Arial Nova Cond"/>
+                <w:sz w:val="24"/>
+                <w:szCs w:val="24"/>
+              </w:rPr>
+            </w:pPr>
+            <w:r>
               <w:rPr>
                 <w:rFonts w:ascii="Arial Nova Cond" w:hAnsi="Arial Nova Cond"/>
                 <w:color w:val="0D0D0D"/>
                 <w:sz w:val="24"/>
                 <w:szCs w:val="24"/>
               </w:rPr>
-            </w:pPr>
+              <w:t>{</w:t>
+            </w:r>
+            <w:proofErr w:type="spellStart"/>
             <w:r>
               <w:rPr>
                 <w:rFonts w:ascii="Arial Nova Cond" w:hAnsi="Arial Nova Cond"/>
@@ -5810,101 +9155,78 @@
                 <w:sz w:val="24"/>
                 <w:szCs w:val="24"/>
               </w:rPr>
-              <w:t>Nama</w:t>
-            </w:r>
-          </w:p>
-        </w:tc>
-        <w:tc>
-          <w:tcPr>
-            <w:tcW w:w="426" w:type="dxa"/>
-          </w:tcPr>
-          <w:p>
-            <w:pPr>
+              <w:t>pj_nama</w:t>
+            </w:r>
+            <w:proofErr w:type="spellEnd"/>
+            <w:r>
               <w:rPr>
                 <w:rFonts w:ascii="Arial Nova Cond" w:hAnsi="Arial Nova Cond"/>
                 <w:color w:val="0D0D0D"/>
                 <w:sz w:val="24"/>
                 <w:szCs w:val="24"/>
               </w:rPr>
-            </w:pPr>
-            <w:r>
-              <w:rPr>
-                <w:rFonts w:ascii="Arial Nova Cond" w:hAnsi="Arial Nova Cond"/>
-                <w:color w:val="0D0D0D"/>
-                <w:sz w:val="24"/>
-                <w:szCs w:val="24"/>
-              </w:rPr>
-              <w:t>:</w:t>
-            </w:r>
-          </w:p>
-        </w:tc>
-        <w:tc>
-          <w:tcPr>
-            <w:tcW w:w="4961" w:type="dxa"/>
-          </w:tcPr>
-          <w:p>
-            <w:pPr>
-              <w:rPr>
-                <w:rFonts w:ascii="Arial Nova Cond" w:hAnsi="Arial Nova Cond"/>
-                <w:color w:val="0D0D0D"/>
-                <w:sz w:val="24"/>
-                <w:szCs w:val="24"/>
-              </w:rPr>
-            </w:pPr>
-            <w:r>
-              <w:rPr>
-                <w:rFonts w:ascii="Arial Nova Cond" w:hAnsi="Arial Nova Cond"/>
-                <w:color w:val="0D0D0D"/>
-                <w:sz w:val="24"/>
-                <w:szCs w:val="24"/>
-              </w:rPr>
-              <w:t>{pj_nama}</w:t>
+              <w:t>}</w:t>
             </w:r>
           </w:p>
         </w:tc>
       </w:tr>
       <w:tr>
-        <w:tc>
-          <w:tcPr>
-            <w:tcW w:w="2263" w:type="dxa"/>
-          </w:tcPr>
-          <w:p>
-            <w:pPr>
-              <w:rPr>
-                <w:rFonts w:ascii="Arial Nova Cond" w:hAnsi="Arial Nova Cond"/>
-                <w:color w:val="0D0D0D"/>
-                <w:sz w:val="24"/>
-                <w:szCs w:val="24"/>
-              </w:rPr>
-            </w:pPr>
-            <w:r>
-              <w:rPr>
-                <w:rFonts w:ascii="Arial Nova Cond" w:hAnsi="Arial Nova Cond"/>
-                <w:color w:val="0D0D0D"/>
+        <w:trPr>
+          <w:trHeight w:val="266"/>
+        </w:trPr>
+        <w:tc>
+          <w:tcPr>
+            <w:tcW w:w="421" w:type="dxa"/>
+          </w:tcPr>
+          <w:p>
+            <w:pPr>
+              <w:rPr>
+                <w:rFonts w:ascii="Arial Nova Cond" w:hAnsi="Arial Nova Cond"/>
+                <w:sz w:val="24"/>
+                <w:szCs w:val="24"/>
+              </w:rPr>
+            </w:pPr>
+          </w:p>
+        </w:tc>
+        <w:tc>
+          <w:tcPr>
+            <w:tcW w:w="1984" w:type="dxa"/>
+          </w:tcPr>
+          <w:p>
+            <w:pPr>
+              <w:rPr>
+                <w:rFonts w:ascii="Arial Nova Cond" w:hAnsi="Arial Nova Cond"/>
+                <w:sz w:val="24"/>
+                <w:szCs w:val="24"/>
+              </w:rPr>
+            </w:pPr>
+            <w:proofErr w:type="spellStart"/>
+            <w:r>
+              <w:rPr>
+                <w:rFonts w:ascii="Arial Nova Cond" w:hAnsi="Arial Nova Cond"/>
                 <w:sz w:val="24"/>
                 <w:szCs w:val="24"/>
               </w:rPr>
               <w:t>Jabatan</w:t>
             </w:r>
-          </w:p>
-        </w:tc>
-        <w:tc>
-          <w:tcPr>
-            <w:tcW w:w="426" w:type="dxa"/>
-          </w:tcPr>
-          <w:p>
-            <w:pPr>
-              <w:rPr>
-                <w:rFonts w:ascii="Arial Nova Cond" w:hAnsi="Arial Nova Cond"/>
-                <w:color w:val="0D0D0D"/>
-                <w:sz w:val="24"/>
-                <w:szCs w:val="24"/>
-              </w:rPr>
-            </w:pPr>
-            <w:r>
-              <w:rPr>
-                <w:rFonts w:ascii="Arial Nova Cond" w:hAnsi="Arial Nova Cond"/>
-                <w:color w:val="0D0D0D"/>
+            <w:proofErr w:type="spellEnd"/>
+          </w:p>
+        </w:tc>
+        <w:tc>
+          <w:tcPr>
+            <w:tcW w:w="284" w:type="dxa"/>
+          </w:tcPr>
+          <w:p>
+            <w:pPr>
+              <w:rPr>
+                <w:rFonts w:ascii="Arial Nova Cond" w:hAnsi="Arial Nova Cond"/>
+                <w:sz w:val="24"/>
+                <w:szCs w:val="24"/>
+              </w:rPr>
+            </w:pPr>
+            <w:r>
+              <w:rPr>
+                <w:rFonts w:ascii="Arial Nova Cond" w:hAnsi="Arial Nova Cond"/>
                 <w:sz w:val="24"/>
                 <w:szCs w:val="24"/>
               </w:rPr>
@@ -5914,70 +9236,110 @@
         </w:tc>
         <w:tc>
           <w:tcPr>
-            <w:tcW w:w="4961" w:type="dxa"/>
-          </w:tcPr>
-          <w:p>
-            <w:pPr>
-              <w:rPr>
-                <w:rFonts w:ascii="Arial Nova Cond" w:hAnsi="Arial Nova Cond"/>
-                <w:color w:val="0D0D0D"/>
-                <w:sz w:val="24"/>
-                <w:szCs w:val="24"/>
-              </w:rPr>
-            </w:pPr>
-            <w:r>
-              <w:rPr>
-                <w:rFonts w:ascii="Arial Nova Cond" w:hAnsi="Arial Nova Cond"/>
-                <w:sz w:val="24"/>
-                <w:szCs w:val="24"/>
-              </w:rPr>
-              <w:t>{pj_jabatan}</w:t>
+            <w:tcW w:w="6940" w:type="dxa"/>
+          </w:tcPr>
+          <w:p>
+            <w:pPr>
+              <w:rPr>
+                <w:rFonts w:ascii="Arial Nova Cond" w:hAnsi="Arial Nova Cond"/>
+                <w:sz w:val="24"/>
+                <w:szCs w:val="24"/>
+              </w:rPr>
+            </w:pPr>
+            <w:r>
+              <w:rPr>
+                <w:rFonts w:ascii="Arial Nova Cond" w:hAnsi="Arial Nova Cond"/>
+                <w:sz w:val="24"/>
+                <w:szCs w:val="24"/>
+              </w:rPr>
+              <w:t>{</w:t>
+            </w:r>
+            <w:proofErr w:type="spellStart"/>
+            <w:r>
+              <w:rPr>
+                <w:rFonts w:ascii="Arial Nova Cond" w:hAnsi="Arial Nova Cond"/>
+                <w:sz w:val="24"/>
+                <w:szCs w:val="24"/>
+              </w:rPr>
+              <w:t>pj_jabatan</w:t>
+            </w:r>
+            <w:proofErr w:type="spellEnd"/>
+            <w:r>
+              <w:rPr>
+                <w:rFonts w:ascii="Arial Nova Cond" w:hAnsi="Arial Nova Cond"/>
+                <w:sz w:val="24"/>
+                <w:szCs w:val="24"/>
+              </w:rPr>
+              <w:t>}</w:t>
             </w:r>
           </w:p>
         </w:tc>
       </w:tr>
       <w:tr>
-        <w:tc>
-          <w:tcPr>
-            <w:tcW w:w="2263" w:type="dxa"/>
-          </w:tcPr>
-          <w:p>
-            <w:pPr>
-              <w:rPr>
-                <w:rFonts w:ascii="Arial Nova Cond" w:hAnsi="Arial Nova Cond"/>
-                <w:color w:val="0D0D0D"/>
-                <w:sz w:val="24"/>
-                <w:szCs w:val="24"/>
-              </w:rPr>
-            </w:pPr>
-            <w:r>
-              <w:rPr>
-                <w:rFonts w:ascii="Arial Nova Cond" w:hAnsi="Arial Nova Cond"/>
-                <w:color w:val="0D0D0D"/>
-                <w:sz w:val="24"/>
-                <w:szCs w:val="24"/>
-              </w:rPr>
-              <w:t>Nomor HP</w:t>
-            </w:r>
-          </w:p>
-        </w:tc>
-        <w:tc>
-          <w:tcPr>
-            <w:tcW w:w="426" w:type="dxa"/>
-          </w:tcPr>
-          <w:p>
-            <w:pPr>
-              <w:rPr>
-                <w:rFonts w:ascii="Arial Nova Cond" w:hAnsi="Arial Nova Cond"/>
-                <w:color w:val="0D0D0D"/>
-                <w:sz w:val="24"/>
-                <w:szCs w:val="24"/>
-              </w:rPr>
-            </w:pPr>
-            <w:r>
-              <w:rPr>
-                <w:rFonts w:ascii="Arial Nova Cond" w:hAnsi="Arial Nova Cond"/>
-                <w:color w:val="0D0D0D"/>
+        <w:trPr>
+          <w:trHeight w:val="258"/>
+        </w:trPr>
+        <w:tc>
+          <w:tcPr>
+            <w:tcW w:w="421" w:type="dxa"/>
+          </w:tcPr>
+          <w:p>
+            <w:pPr>
+              <w:rPr>
+                <w:rFonts w:ascii="Arial Nova Cond" w:hAnsi="Arial Nova Cond"/>
+                <w:sz w:val="24"/>
+                <w:szCs w:val="24"/>
+              </w:rPr>
+            </w:pPr>
+          </w:p>
+        </w:tc>
+        <w:tc>
+          <w:tcPr>
+            <w:tcW w:w="1984" w:type="dxa"/>
+          </w:tcPr>
+          <w:p>
+            <w:pPr>
+              <w:rPr>
+                <w:rFonts w:ascii="Arial Nova Cond" w:hAnsi="Arial Nova Cond"/>
+                <w:sz w:val="24"/>
+                <w:szCs w:val="24"/>
+              </w:rPr>
+            </w:pPr>
+            <w:proofErr w:type="spellStart"/>
+            <w:r>
+              <w:rPr>
+                <w:rFonts w:ascii="Arial Nova Cond" w:hAnsi="Arial Nova Cond"/>
+                <w:sz w:val="24"/>
+                <w:szCs w:val="24"/>
+              </w:rPr>
+              <w:t>Nomor</w:t>
+            </w:r>
+            <w:proofErr w:type="spellEnd"/>
+            <w:r>
+              <w:rPr>
+                <w:rFonts w:ascii="Arial Nova Cond" w:hAnsi="Arial Nova Cond"/>
+                <w:sz w:val="24"/>
+                <w:szCs w:val="24"/>
+              </w:rPr>
+              <w:t xml:space="preserve"> HP</w:t>
+            </w:r>
+          </w:p>
+        </w:tc>
+        <w:tc>
+          <w:tcPr>
+            <w:tcW w:w="284" w:type="dxa"/>
+          </w:tcPr>
+          <w:p>
+            <w:pPr>
+              <w:rPr>
+                <w:rFonts w:ascii="Arial Nova Cond" w:hAnsi="Arial Nova Cond"/>
+                <w:sz w:val="24"/>
+                <w:szCs w:val="24"/>
+              </w:rPr>
+            </w:pPr>
+            <w:r>
+              <w:rPr>
+                <w:rFonts w:ascii="Arial Nova Cond" w:hAnsi="Arial Nova Cond"/>
                 <w:sz w:val="24"/>
                 <w:szCs w:val="24"/>
               </w:rPr>
@@ -5987,70 +9349,110 @@
         </w:tc>
         <w:tc>
           <w:tcPr>
-            <w:tcW w:w="4961" w:type="dxa"/>
-          </w:tcPr>
-          <w:p>
-            <w:pPr>
-              <w:rPr>
-                <w:rFonts w:ascii="Arial Nova Cond" w:hAnsi="Arial Nova Cond"/>
-                <w:color w:val="0D0D0D"/>
-                <w:sz w:val="24"/>
-                <w:szCs w:val="24"/>
-              </w:rPr>
-            </w:pPr>
-            <w:r>
-              <w:rPr>
-                <w:rFonts w:ascii="Arial Nova Cond" w:hAnsi="Arial Nova Cond"/>
-                <w:sz w:val="24"/>
-                <w:szCs w:val="24"/>
-              </w:rPr>
-              <w:t>{telepon}</w:t>
+            <w:tcW w:w="6940" w:type="dxa"/>
+          </w:tcPr>
+          <w:p>
+            <w:pPr>
+              <w:rPr>
+                <w:rFonts w:ascii="Arial Nova Cond" w:hAnsi="Arial Nova Cond"/>
+                <w:sz w:val="24"/>
+                <w:szCs w:val="24"/>
+              </w:rPr>
+            </w:pPr>
+            <w:r>
+              <w:rPr>
+                <w:rFonts w:ascii="Arial Nova Cond" w:hAnsi="Arial Nova Cond"/>
+                <w:sz w:val="24"/>
+                <w:szCs w:val="24"/>
+              </w:rPr>
+              <w:t>{</w:t>
+            </w:r>
+            <w:proofErr w:type="spellStart"/>
+            <w:r>
+              <w:rPr>
+                <w:rFonts w:ascii="Arial Nova Cond" w:hAnsi="Arial Nova Cond"/>
+                <w:sz w:val="24"/>
+                <w:szCs w:val="24"/>
+              </w:rPr>
+              <w:t>telepon</w:t>
+            </w:r>
+            <w:proofErr w:type="spellEnd"/>
+            <w:r>
+              <w:rPr>
+                <w:rFonts w:ascii="Arial Nova Cond" w:hAnsi="Arial Nova Cond"/>
+                <w:sz w:val="24"/>
+                <w:szCs w:val="24"/>
+              </w:rPr>
+              <w:t>}</w:t>
             </w:r>
           </w:p>
         </w:tc>
       </w:tr>
       <w:tr>
-        <w:tc>
-          <w:tcPr>
-            <w:tcW w:w="2263" w:type="dxa"/>
-          </w:tcPr>
-          <w:p>
-            <w:pPr>
-              <w:rPr>
-                <w:rFonts w:ascii="Arial Nova Cond" w:hAnsi="Arial Nova Cond"/>
-                <w:color w:val="0D0D0D"/>
-                <w:sz w:val="24"/>
-                <w:szCs w:val="24"/>
-              </w:rPr>
-            </w:pPr>
-            <w:r>
-              <w:rPr>
-                <w:rFonts w:ascii="Arial Nova Cond" w:hAnsi="Arial Nova Cond"/>
-                <w:color w:val="0D0D0D"/>
-                <w:sz w:val="24"/>
-                <w:szCs w:val="24"/>
-              </w:rPr>
-              <w:t>Tanda tangan</w:t>
-            </w:r>
-          </w:p>
-        </w:tc>
-        <w:tc>
-          <w:tcPr>
-            <w:tcW w:w="426" w:type="dxa"/>
-          </w:tcPr>
-          <w:p>
-            <w:pPr>
-              <w:rPr>
-                <w:rFonts w:ascii="Arial Nova Cond" w:hAnsi="Arial Nova Cond"/>
-                <w:color w:val="0D0D0D"/>
-                <w:sz w:val="24"/>
-                <w:szCs w:val="24"/>
-              </w:rPr>
-            </w:pPr>
-            <w:r>
-              <w:rPr>
-                <w:rFonts w:ascii="Arial Nova Cond" w:hAnsi="Arial Nova Cond"/>
-                <w:color w:val="0D0D0D"/>
+        <w:trPr>
+          <w:trHeight w:val="526"/>
+        </w:trPr>
+        <w:tc>
+          <w:tcPr>
+            <w:tcW w:w="421" w:type="dxa"/>
+          </w:tcPr>
+          <w:p>
+            <w:pPr>
+              <w:rPr>
+                <w:rFonts w:ascii="Arial Nova Cond" w:hAnsi="Arial Nova Cond"/>
+                <w:sz w:val="24"/>
+                <w:szCs w:val="24"/>
+              </w:rPr>
+            </w:pPr>
+          </w:p>
+        </w:tc>
+        <w:tc>
+          <w:tcPr>
+            <w:tcW w:w="1984" w:type="dxa"/>
+          </w:tcPr>
+          <w:p>
+            <w:pPr>
+              <w:rPr>
+                <w:rFonts w:ascii="Arial Nova Cond" w:hAnsi="Arial Nova Cond"/>
+                <w:sz w:val="24"/>
+                <w:szCs w:val="24"/>
+              </w:rPr>
+            </w:pPr>
+            <w:r>
+              <w:rPr>
+                <w:rFonts w:ascii="Arial Nova Cond" w:hAnsi="Arial Nova Cond"/>
+                <w:sz w:val="24"/>
+                <w:szCs w:val="24"/>
+              </w:rPr>
+              <w:t xml:space="preserve">Tanda </w:t>
+            </w:r>
+            <w:proofErr w:type="spellStart"/>
+            <w:r>
+              <w:rPr>
+                <w:rFonts w:ascii="Arial Nova Cond" w:hAnsi="Arial Nova Cond"/>
+                <w:sz w:val="24"/>
+                <w:szCs w:val="24"/>
+              </w:rPr>
+              <w:t>tangan</w:t>
+            </w:r>
+            <w:proofErr w:type="spellEnd"/>
+          </w:p>
+        </w:tc>
+        <w:tc>
+          <w:tcPr>
+            <w:tcW w:w="284" w:type="dxa"/>
+          </w:tcPr>
+          <w:p>
+            <w:pPr>
+              <w:rPr>
+                <w:rFonts w:ascii="Arial Nova Cond" w:hAnsi="Arial Nova Cond"/>
+                <w:sz w:val="24"/>
+                <w:szCs w:val="24"/>
+              </w:rPr>
+            </w:pPr>
+            <w:r>
+              <w:rPr>
+                <w:rFonts w:ascii="Arial Nova Cond" w:hAnsi="Arial Nova Cond"/>
                 <w:sz w:val="24"/>
                 <w:szCs w:val="24"/>
               </w:rPr>
@@ -6060,42 +9462,39 @@
         </w:tc>
         <w:tc>
           <w:tcPr>
-            <w:tcW w:w="4961" w:type="dxa"/>
-          </w:tcPr>
-          <w:p>
-            <w:pPr>
-              <w:rPr>
-                <w:rFonts w:ascii="Arial Nova Cond" w:hAnsi="Arial Nova Cond"/>
-                <w:color w:val="0D0D0D"/>
-                <w:sz w:val="24"/>
-                <w:szCs w:val="24"/>
-              </w:rPr>
-            </w:pPr>
-            <w:r>
-              <w:rPr>
-                <w:rFonts w:ascii="Arial Nova Cond" w:hAnsi="Arial Nova Cond"/>
-                <w:color w:val="0D0D0D"/>
-                <w:sz w:val="24"/>
-                <w:szCs w:val="24"/>
-              </w:rPr>
-              <w:t>{%ttd_pemrakarsa}</w:t>
-            </w:r>
-          </w:p>
-          <w:p>
-            <w:pPr>
-              <w:rPr>
-                <w:rFonts w:ascii="Arial Nova Cond" w:hAnsi="Arial Nova Cond"/>
-                <w:color w:val="0D0D0D"/>
-                <w:sz w:val="24"/>
-                <w:szCs w:val="24"/>
-              </w:rPr>
-            </w:pPr>
-          </w:p>
-          <w:p>
-            <w:pPr>
-              <w:rPr>
-                <w:rFonts w:ascii="Arial Nova Cond" w:hAnsi="Arial Nova Cond"/>
-                <w:color w:val="0D0D0D"/>
+            <w:tcW w:w="6940" w:type="dxa"/>
+          </w:tcPr>
+          <w:p>
+            <w:pPr>
+              <w:rPr>
+                <w:rFonts w:ascii="Arial Nova Cond" w:hAnsi="Arial Nova Cond"/>
+                <w:sz w:val="24"/>
+                <w:szCs w:val="24"/>
+              </w:rPr>
+            </w:pPr>
+          </w:p>
+          <w:p>
+            <w:pPr>
+              <w:rPr>
+                <w:rFonts w:ascii="Arial Nova Cond" w:hAnsi="Arial Nova Cond"/>
+                <w:sz w:val="24"/>
+                <w:szCs w:val="24"/>
+              </w:rPr>
+            </w:pPr>
+          </w:p>
+          <w:p>
+            <w:pPr>
+              <w:rPr>
+                <w:rFonts w:ascii="Arial Nova Cond" w:hAnsi="Arial Nova Cond"/>
+                <w:sz w:val="24"/>
+                <w:szCs w:val="24"/>
+              </w:rPr>
+            </w:pPr>
+          </w:p>
+          <w:p>
+            <w:pPr>
+              <w:rPr>
+                <w:rFonts w:ascii="Arial Nova Cond" w:hAnsi="Arial Nova Cond"/>
                 <w:sz w:val="24"/>
                 <w:szCs w:val="24"/>
               </w:rPr>
@@ -6104,68 +9503,436 @@
         </w:tc>
       </w:tr>
       <w:tr>
-        <w:tc>
-          <w:tcPr>
-            <w:tcW w:w="2263" w:type="dxa"/>
-          </w:tcPr>
-          <w:p>
-            <w:pPr>
-              <w:rPr>
-                <w:rFonts w:ascii="Arial Nova Cond" w:hAnsi="Arial Nova Cond"/>
-                <w:color w:val="0D0D0D"/>
-                <w:sz w:val="24"/>
-                <w:szCs w:val="24"/>
-              </w:rPr>
-            </w:pPr>
-          </w:p>
-        </w:tc>
-        <w:tc>
-          <w:tcPr>
-            <w:tcW w:w="426" w:type="dxa"/>
-          </w:tcPr>
-          <w:p>
-            <w:pPr>
-              <w:rPr>
-                <w:rFonts w:ascii="Arial Nova Cond" w:hAnsi="Arial Nova Cond"/>
-                <w:color w:val="0D0D0D"/>
-                <w:sz w:val="24"/>
-                <w:szCs w:val="24"/>
-              </w:rPr>
-            </w:pPr>
-          </w:p>
-          <w:p>
-            <w:pPr>
-              <w:rPr>
-                <w:rFonts w:ascii="Arial Nova Cond" w:hAnsi="Arial Nova Cond"/>
-                <w:color w:val="0D0D0D"/>
-                <w:sz w:val="24"/>
-                <w:szCs w:val="24"/>
-              </w:rPr>
-            </w:pPr>
-          </w:p>
-        </w:tc>
-        <w:tc>
-          <w:tcPr>
-            <w:tcW w:w="4961" w:type="dxa"/>
-          </w:tcPr>
-          <w:p>
-            <w:pPr>
-              <w:rPr>
-                <w:rFonts w:ascii="Arial Nova Cond" w:hAnsi="Arial Nova Cond"/>
-                <w:color w:val="0D0D0D"/>
-                <w:sz w:val="24"/>
-                <w:szCs w:val="24"/>
-              </w:rPr>
-            </w:pPr>
-            <w:r>
-              <w:rPr>
-                <w:rFonts w:ascii="Arial Nova Cond" w:hAnsi="Arial Nova Cond"/>
-                <w:color w:val="0D0D0D"/>
-                <w:sz w:val="24"/>
-                <w:szCs w:val="24"/>
-              </w:rPr>
-              <w:t>……………………………………………</w:t>
-            </w:r>
+        <w:trPr>
+          <w:trHeight w:val="258"/>
+        </w:trPr>
+        <w:tc>
+          <w:tcPr>
+            <w:tcW w:w="421" w:type="dxa"/>
+          </w:tcPr>
+          <w:p>
+            <w:pPr>
+              <w:rPr>
+                <w:rFonts w:ascii="Arial Nova Cond" w:hAnsi="Arial Nova Cond"/>
+                <w:sz w:val="24"/>
+                <w:szCs w:val="24"/>
+              </w:rPr>
+            </w:pPr>
+            <w:r>
+              <w:rPr>
+                <w:rFonts w:ascii="Arial Nova Cond" w:hAnsi="Arial Nova Cond"/>
+                <w:sz w:val="24"/>
+                <w:szCs w:val="24"/>
+              </w:rPr>
+              <w:t>2.</w:t>
+            </w:r>
+          </w:p>
+        </w:tc>
+        <w:tc>
+          <w:tcPr>
+            <w:tcW w:w="1984" w:type="dxa"/>
+          </w:tcPr>
+          <w:p>
+            <w:pPr>
+              <w:rPr>
+                <w:rFonts w:ascii="Arial Nova Cond" w:hAnsi="Arial Nova Cond"/>
+                <w:sz w:val="24"/>
+                <w:szCs w:val="24"/>
+              </w:rPr>
+            </w:pPr>
+            <w:r>
+              <w:rPr>
+                <w:rFonts w:ascii="Arial Nova Cond" w:hAnsi="Arial Nova Cond"/>
+                <w:sz w:val="24"/>
+                <w:szCs w:val="24"/>
+              </w:rPr>
+              <w:t>Nama</w:t>
+            </w:r>
+          </w:p>
+        </w:tc>
+        <w:tc>
+          <w:tcPr>
+            <w:tcW w:w="284" w:type="dxa"/>
+          </w:tcPr>
+          <w:p>
+            <w:pPr>
+              <w:rPr>
+                <w:rFonts w:ascii="Arial Nova Cond" w:hAnsi="Arial Nova Cond"/>
+                <w:sz w:val="24"/>
+                <w:szCs w:val="24"/>
+              </w:rPr>
+            </w:pPr>
+            <w:r>
+              <w:rPr>
+                <w:rFonts w:ascii="Arial Nova Cond" w:hAnsi="Arial Nova Cond"/>
+                <w:sz w:val="24"/>
+                <w:szCs w:val="24"/>
+              </w:rPr>
+              <w:t>:</w:t>
+            </w:r>
+          </w:p>
+        </w:tc>
+        <w:tc>
+          <w:tcPr>
+            <w:tcW w:w="6940" w:type="dxa"/>
+          </w:tcPr>
+          <w:p>
+            <w:pPr>
+              <w:rPr>
+                <w:rFonts w:ascii="Arial Nova Cond" w:hAnsi="Arial Nova Cond"/>
+                <w:sz w:val="24"/>
+                <w:szCs w:val="24"/>
+              </w:rPr>
+            </w:pPr>
+            <w:r>
+              <w:rPr>
+                <w:rFonts w:ascii="Arial Nova Cond" w:hAnsi="Arial Nova Cond"/>
+                <w:sz w:val="24"/>
+                <w:szCs w:val="24"/>
+              </w:rPr>
+              <w:t>{</w:t>
+            </w:r>
+            <w:proofErr w:type="spellStart"/>
+            <w:r>
+              <w:rPr>
+                <w:rFonts w:ascii="Arial Nova Cond" w:hAnsi="Arial Nova Cond"/>
+                <w:sz w:val="24"/>
+                <w:szCs w:val="24"/>
+              </w:rPr>
+              <w:t>nama_perwakilan</w:t>
+            </w:r>
+            <w:proofErr w:type="spellEnd"/>
+            <w:r>
+              <w:rPr>
+                <w:rFonts w:ascii="Arial Nova Cond" w:hAnsi="Arial Nova Cond"/>
+                <w:sz w:val="24"/>
+                <w:szCs w:val="24"/>
+              </w:rPr>
+              <w:t>}</w:t>
+            </w:r>
+          </w:p>
+        </w:tc>
+      </w:tr>
+      <w:tr>
+        <w:trPr>
+          <w:trHeight w:val="266"/>
+        </w:trPr>
+        <w:tc>
+          <w:tcPr>
+            <w:tcW w:w="421" w:type="dxa"/>
+          </w:tcPr>
+          <w:p>
+            <w:pPr>
+              <w:rPr>
+                <w:rFonts w:ascii="Arial Nova Cond" w:hAnsi="Arial Nova Cond"/>
+                <w:sz w:val="24"/>
+                <w:szCs w:val="24"/>
+              </w:rPr>
+            </w:pPr>
+          </w:p>
+        </w:tc>
+        <w:tc>
+          <w:tcPr>
+            <w:tcW w:w="1984" w:type="dxa"/>
+          </w:tcPr>
+          <w:p>
+            <w:pPr>
+              <w:rPr>
+                <w:rFonts w:ascii="Arial Nova Cond" w:hAnsi="Arial Nova Cond"/>
+                <w:sz w:val="24"/>
+                <w:szCs w:val="24"/>
+              </w:rPr>
+            </w:pPr>
+            <w:proofErr w:type="spellStart"/>
+            <w:r>
+              <w:rPr>
+                <w:rFonts w:ascii="Arial Nova Cond" w:hAnsi="Arial Nova Cond"/>
+                <w:sz w:val="24"/>
+                <w:szCs w:val="24"/>
+              </w:rPr>
+              <w:t>Jabatan</w:t>
+            </w:r>
+            <w:proofErr w:type="spellEnd"/>
+          </w:p>
+        </w:tc>
+        <w:tc>
+          <w:tcPr>
+            <w:tcW w:w="284" w:type="dxa"/>
+          </w:tcPr>
+          <w:p>
+            <w:pPr>
+              <w:rPr>
+                <w:rFonts w:ascii="Arial Nova Cond" w:hAnsi="Arial Nova Cond"/>
+                <w:sz w:val="24"/>
+                <w:szCs w:val="24"/>
+              </w:rPr>
+            </w:pPr>
+            <w:r>
+              <w:rPr>
+                <w:rFonts w:ascii="Arial Nova Cond" w:hAnsi="Arial Nova Cond"/>
+                <w:sz w:val="24"/>
+                <w:szCs w:val="24"/>
+              </w:rPr>
+              <w:t>:</w:t>
+            </w:r>
+          </w:p>
+        </w:tc>
+        <w:tc>
+          <w:tcPr>
+            <w:tcW w:w="6940" w:type="dxa"/>
+          </w:tcPr>
+          <w:p>
+            <w:pPr>
+              <w:rPr>
+                <w:rFonts w:ascii="Arial Nova Cond" w:hAnsi="Arial Nova Cond"/>
+                <w:sz w:val="24"/>
+                <w:szCs w:val="24"/>
+              </w:rPr>
+            </w:pPr>
+            <w:r>
+              <w:rPr>
+                <w:rFonts w:ascii="Arial Nova Cond" w:hAnsi="Arial Nova Cond"/>
+                <w:sz w:val="24"/>
+                <w:szCs w:val="24"/>
+              </w:rPr>
+              <w:t>{</w:t>
+            </w:r>
+            <w:proofErr w:type="spellStart"/>
+            <w:r>
+              <w:rPr>
+                <w:rFonts w:ascii="Arial Nova Cond" w:hAnsi="Arial Nova Cond"/>
+                <w:sz w:val="24"/>
+                <w:szCs w:val="24"/>
+              </w:rPr>
+              <w:t>jabatan_perwakilan</w:t>
+            </w:r>
+            <w:proofErr w:type="spellEnd"/>
+            <w:r>
+              <w:rPr>
+                <w:rFonts w:ascii="Arial Nova Cond" w:hAnsi="Arial Nova Cond"/>
+                <w:sz w:val="24"/>
+                <w:szCs w:val="24"/>
+              </w:rPr>
+              <w:t>}</w:t>
+            </w:r>
+          </w:p>
+        </w:tc>
+      </w:tr>
+      <w:tr>
+        <w:trPr>
+          <w:trHeight w:val="258"/>
+        </w:trPr>
+        <w:tc>
+          <w:tcPr>
+            <w:tcW w:w="421" w:type="dxa"/>
+          </w:tcPr>
+          <w:p>
+            <w:pPr>
+              <w:rPr>
+                <w:rFonts w:ascii="Arial Nova Cond" w:hAnsi="Arial Nova Cond"/>
+                <w:sz w:val="24"/>
+                <w:szCs w:val="24"/>
+              </w:rPr>
+            </w:pPr>
+          </w:p>
+        </w:tc>
+        <w:tc>
+          <w:tcPr>
+            <w:tcW w:w="1984" w:type="dxa"/>
+          </w:tcPr>
+          <w:p>
+            <w:pPr>
+              <w:rPr>
+                <w:rFonts w:ascii="Arial Nova Cond" w:hAnsi="Arial Nova Cond"/>
+                <w:sz w:val="24"/>
+                <w:szCs w:val="24"/>
+              </w:rPr>
+            </w:pPr>
+            <w:proofErr w:type="spellStart"/>
+            <w:r>
+              <w:rPr>
+                <w:rFonts w:ascii="Arial Nova Cond" w:hAnsi="Arial Nova Cond"/>
+                <w:sz w:val="24"/>
+                <w:szCs w:val="24"/>
+              </w:rPr>
+              <w:t>Nomor</w:t>
+            </w:r>
+            <w:proofErr w:type="spellEnd"/>
+            <w:r>
+              <w:rPr>
+                <w:rFonts w:ascii="Arial Nova Cond" w:hAnsi="Arial Nova Cond"/>
+                <w:sz w:val="24"/>
+                <w:szCs w:val="24"/>
+              </w:rPr>
+              <w:t xml:space="preserve"> HP</w:t>
+            </w:r>
+          </w:p>
+        </w:tc>
+        <w:tc>
+          <w:tcPr>
+            <w:tcW w:w="284" w:type="dxa"/>
+          </w:tcPr>
+          <w:p>
+            <w:pPr>
+              <w:rPr>
+                <w:rFonts w:ascii="Arial Nova Cond" w:hAnsi="Arial Nova Cond"/>
+                <w:sz w:val="24"/>
+                <w:szCs w:val="24"/>
+              </w:rPr>
+            </w:pPr>
+            <w:r>
+              <w:rPr>
+                <w:rFonts w:ascii="Arial Nova Cond" w:hAnsi="Arial Nova Cond"/>
+                <w:sz w:val="24"/>
+                <w:szCs w:val="24"/>
+              </w:rPr>
+              <w:t>:</w:t>
+            </w:r>
+          </w:p>
+        </w:tc>
+        <w:tc>
+          <w:tcPr>
+            <w:tcW w:w="6940" w:type="dxa"/>
+          </w:tcPr>
+          <w:p>
+            <w:pPr>
+              <w:rPr>
+                <w:rFonts w:ascii="Arial Nova Cond" w:hAnsi="Arial Nova Cond"/>
+                <w:sz w:val="24"/>
+                <w:szCs w:val="24"/>
+              </w:rPr>
+            </w:pPr>
+            <w:r>
+              <w:rPr>
+                <w:rFonts w:ascii="Arial Nova Cond" w:hAnsi="Arial Nova Cond"/>
+                <w:sz w:val="24"/>
+                <w:szCs w:val="24"/>
+              </w:rPr>
+              <w:t>{</w:t>
+            </w:r>
+            <w:proofErr w:type="spellStart"/>
+            <w:r>
+              <w:rPr>
+                <w:rFonts w:ascii="Arial Nova Cond" w:hAnsi="Arial Nova Cond"/>
+                <w:sz w:val="24"/>
+                <w:szCs w:val="24"/>
+              </w:rPr>
+              <w:t>telepon_perwakilan</w:t>
+            </w:r>
+            <w:proofErr w:type="spellEnd"/>
+            <w:r>
+              <w:rPr>
+                <w:rFonts w:ascii="Arial Nova Cond" w:hAnsi="Arial Nova Cond"/>
+                <w:sz w:val="24"/>
+                <w:szCs w:val="24"/>
+              </w:rPr>
+              <w:t>}</w:t>
+            </w:r>
+          </w:p>
+        </w:tc>
+      </w:tr>
+      <w:tr>
+        <w:trPr>
+          <w:trHeight w:val="526"/>
+        </w:trPr>
+        <w:tc>
+          <w:tcPr>
+            <w:tcW w:w="421" w:type="dxa"/>
+          </w:tcPr>
+          <w:p>
+            <w:pPr>
+              <w:rPr>
+                <w:rFonts w:ascii="Arial Nova Cond" w:hAnsi="Arial Nova Cond"/>
+                <w:sz w:val="24"/>
+                <w:szCs w:val="24"/>
+              </w:rPr>
+            </w:pPr>
+          </w:p>
+        </w:tc>
+        <w:tc>
+          <w:tcPr>
+            <w:tcW w:w="1984" w:type="dxa"/>
+          </w:tcPr>
+          <w:p>
+            <w:pPr>
+              <w:rPr>
+                <w:rFonts w:ascii="Arial Nova Cond" w:hAnsi="Arial Nova Cond"/>
+                <w:sz w:val="24"/>
+                <w:szCs w:val="24"/>
+              </w:rPr>
+            </w:pPr>
+            <w:r>
+              <w:rPr>
+                <w:rFonts w:ascii="Arial Nova Cond" w:hAnsi="Arial Nova Cond"/>
+                <w:sz w:val="24"/>
+                <w:szCs w:val="24"/>
+              </w:rPr>
+              <w:t xml:space="preserve">Tanda </w:t>
+            </w:r>
+            <w:proofErr w:type="spellStart"/>
+            <w:r>
+              <w:rPr>
+                <w:rFonts w:ascii="Arial Nova Cond" w:hAnsi="Arial Nova Cond"/>
+                <w:sz w:val="24"/>
+                <w:szCs w:val="24"/>
+              </w:rPr>
+              <w:t>tangan</w:t>
+            </w:r>
+            <w:proofErr w:type="spellEnd"/>
+          </w:p>
+        </w:tc>
+        <w:tc>
+          <w:tcPr>
+            <w:tcW w:w="284" w:type="dxa"/>
+          </w:tcPr>
+          <w:p>
+            <w:pPr>
+              <w:rPr>
+                <w:rFonts w:ascii="Arial Nova Cond" w:hAnsi="Arial Nova Cond"/>
+                <w:sz w:val="24"/>
+                <w:szCs w:val="24"/>
+              </w:rPr>
+            </w:pPr>
+            <w:r>
+              <w:rPr>
+                <w:rFonts w:ascii="Arial Nova Cond" w:hAnsi="Arial Nova Cond"/>
+                <w:sz w:val="24"/>
+                <w:szCs w:val="24"/>
+              </w:rPr>
+              <w:t>:</w:t>
+            </w:r>
+          </w:p>
+        </w:tc>
+        <w:tc>
+          <w:tcPr>
+            <w:tcW w:w="6940" w:type="dxa"/>
+          </w:tcPr>
+          <w:p>
+            <w:pPr>
+              <w:rPr>
+                <w:rFonts w:ascii="Arial Nova Cond" w:hAnsi="Arial Nova Cond"/>
+                <w:sz w:val="24"/>
+                <w:szCs w:val="24"/>
+              </w:rPr>
+            </w:pPr>
+          </w:p>
+          <w:p>
+            <w:pPr>
+              <w:rPr>
+                <w:rFonts w:ascii="Arial Nova Cond" w:hAnsi="Arial Nova Cond"/>
+                <w:sz w:val="24"/>
+                <w:szCs w:val="24"/>
+              </w:rPr>
+            </w:pPr>
+          </w:p>
+          <w:p>
+            <w:pPr>
+              <w:rPr>
+                <w:rFonts w:ascii="Arial Nova Cond" w:hAnsi="Arial Nova Cond"/>
+                <w:sz w:val="24"/>
+                <w:szCs w:val="24"/>
+              </w:rPr>
+            </w:pPr>
           </w:p>
         </w:tc>
       </w:tr>
@@ -6183,6 +9950,39 @@
     </w:p>
     <w:p>
       <w:pPr>
+        <w:spacing w:after="0" w:line="240" w:lineRule="auto"/>
+        <w:rPr>
+          <w:rFonts w:ascii="Arial Nova Cond" w:hAnsi="Arial Nova Cond"/>
+          <w:color w:val="0D0D0D"/>
+          <w:sz w:val="24"/>
+          <w:szCs w:val="24"/>
+        </w:rPr>
+      </w:pPr>
+    </w:p>
+    <w:p>
+      <w:pPr>
+        <w:rPr>
+          <w:rFonts w:ascii="Arial Nova Cond" w:eastAsia="Times New Roman" w:hAnsi="Arial Nova Cond" w:cs="Times New Roman"/>
+          <w:color w:val="0D0D0D"/>
+          <w:sz w:val="24"/>
+          <w:szCs w:val="24"/>
+          <w:lang w:eastAsia="en-ID"/>
+        </w:rPr>
+      </w:pPr>
+      <w:r>
+        <w:rPr>
+          <w:rFonts w:ascii="Arial Nova Cond" w:hAnsi="Arial Nova Cond"/>
+          <w:b/>
+          <w:bCs/>
+          <w:color w:val="0D0D0D"/>
+          <w:sz w:val="24"/>
+          <w:szCs w:val="24"/>
+        </w:rPr>
+        <w:br w:type="page"/>
+      </w:r>
+    </w:p>
+    <w:p>
+      <w:pPr>
         <w:pStyle w:val="Heading2"/>
         <w:shd w:val="clear" w:color="auto" w:fill="FFFFFF"/>
         <w:spacing w:before="0" w:beforeAutospacing="0" w:after="0" w:afterAutospacing="0"/>
@@ -6195,6 +9995,7 @@
           <w:szCs w:val="24"/>
         </w:rPr>
       </w:pPr>
+      <w:proofErr w:type="spellStart"/>
       <w:r>
         <w:rPr>
           <w:rFonts w:ascii="Arial Nova Cond" w:hAnsi="Arial Nova Cond"/>
@@ -6204,8 +10005,10 @@
           <w:sz w:val="24"/>
           <w:szCs w:val="24"/>
         </w:rPr>
-        <w:t xml:space="preserve">Demikian Berita Acara Pengawasan Lingkungan Hidup pada lokasi kegiatan </w:t>
-      </w:r>
+        <w:lastRenderedPageBreak/>
+        <w:t>Demikian</w:t>
+      </w:r>
+      <w:proofErr w:type="spellEnd"/>
       <w:r>
         <w:rPr>
           <w:rFonts w:ascii="Arial Nova Cond" w:hAnsi="Arial Nova Cond"/>
@@ -6215,8 +10018,9 @@
           <w:sz w:val="24"/>
           <w:szCs w:val="24"/>
         </w:rPr>
-        <w:t>{nama_badan_usaha_kegiatan}</w:t>
-      </w:r>
+        <w:t xml:space="preserve"> </w:t>
+      </w:r>
+      <w:proofErr w:type="spellStart"/>
       <w:r>
         <w:rPr>
           <w:rFonts w:ascii="Arial Nova Cond" w:hAnsi="Arial Nova Cond"/>
@@ -6226,8 +10030,9 @@
           <w:sz w:val="24"/>
           <w:szCs w:val="24"/>
         </w:rPr>
-        <w:t xml:space="preserve"> </w:t>
-      </w:r>
+        <w:t>Berita</w:t>
+      </w:r>
+      <w:proofErr w:type="spellEnd"/>
       <w:r>
         <w:rPr>
           <w:rFonts w:ascii="Arial Nova Cond" w:hAnsi="Arial Nova Cond"/>
@@ -6237,7 +10042,317 @@
           <w:sz w:val="24"/>
           <w:szCs w:val="24"/>
         </w:rPr>
-        <w:t>dibuat dengan sebenar-benarnya dan mengingat sumpah jabatan.</w:t>
+        <w:t xml:space="preserve"> Acara </w:t>
+      </w:r>
+      <w:proofErr w:type="spellStart"/>
+      <w:r>
+        <w:rPr>
+          <w:rFonts w:ascii="Arial Nova Cond" w:hAnsi="Arial Nova Cond"/>
+          <w:b w:val="0"/>
+          <w:bCs w:val="0"/>
+          <w:color w:val="0D0D0D"/>
+          <w:sz w:val="24"/>
+          <w:szCs w:val="24"/>
+        </w:rPr>
+        <w:t>Pengawasan</w:t>
+      </w:r>
+      <w:proofErr w:type="spellEnd"/>
+      <w:r>
+        <w:rPr>
+          <w:rFonts w:ascii="Arial Nova Cond" w:hAnsi="Arial Nova Cond"/>
+          <w:b w:val="0"/>
+          <w:bCs w:val="0"/>
+          <w:color w:val="0D0D0D"/>
+          <w:sz w:val="24"/>
+          <w:szCs w:val="24"/>
+        </w:rPr>
+        <w:t xml:space="preserve"> </w:t>
+      </w:r>
+      <w:proofErr w:type="spellStart"/>
+      <w:r>
+        <w:rPr>
+          <w:rFonts w:ascii="Arial Nova Cond" w:hAnsi="Arial Nova Cond"/>
+          <w:b w:val="0"/>
+          <w:bCs w:val="0"/>
+          <w:color w:val="0D0D0D"/>
+          <w:sz w:val="24"/>
+          <w:szCs w:val="24"/>
+        </w:rPr>
+        <w:t>Lingkungan</w:t>
+      </w:r>
+      <w:proofErr w:type="spellEnd"/>
+      <w:r>
+        <w:rPr>
+          <w:rFonts w:ascii="Arial Nova Cond" w:hAnsi="Arial Nova Cond"/>
+          <w:b w:val="0"/>
+          <w:bCs w:val="0"/>
+          <w:color w:val="0D0D0D"/>
+          <w:sz w:val="24"/>
+          <w:szCs w:val="24"/>
+        </w:rPr>
+        <w:t xml:space="preserve"> </w:t>
+      </w:r>
+      <w:proofErr w:type="spellStart"/>
+      <w:r>
+        <w:rPr>
+          <w:rFonts w:ascii="Arial Nova Cond" w:hAnsi="Arial Nova Cond"/>
+          <w:b w:val="0"/>
+          <w:bCs w:val="0"/>
+          <w:color w:val="0D0D0D"/>
+          <w:sz w:val="24"/>
+          <w:szCs w:val="24"/>
+        </w:rPr>
+        <w:t>Hidup</w:t>
+      </w:r>
+      <w:proofErr w:type="spellEnd"/>
+      <w:r>
+        <w:rPr>
+          <w:rFonts w:ascii="Arial Nova Cond" w:hAnsi="Arial Nova Cond"/>
+          <w:b w:val="0"/>
+          <w:bCs w:val="0"/>
+          <w:color w:val="0D0D0D"/>
+          <w:sz w:val="24"/>
+          <w:szCs w:val="24"/>
+        </w:rPr>
+        <w:t xml:space="preserve"> pada </w:t>
+      </w:r>
+      <w:proofErr w:type="spellStart"/>
+      <w:r>
+        <w:rPr>
+          <w:rFonts w:ascii="Arial Nova Cond" w:hAnsi="Arial Nova Cond"/>
+          <w:b w:val="0"/>
+          <w:bCs w:val="0"/>
+          <w:color w:val="0D0D0D"/>
+          <w:sz w:val="24"/>
+          <w:szCs w:val="24"/>
+        </w:rPr>
+        <w:t>lokasi</w:t>
+      </w:r>
+      <w:proofErr w:type="spellEnd"/>
+      <w:r>
+        <w:rPr>
+          <w:rFonts w:ascii="Arial Nova Cond" w:hAnsi="Arial Nova Cond"/>
+          <w:b w:val="0"/>
+          <w:bCs w:val="0"/>
+          <w:color w:val="0D0D0D"/>
+          <w:sz w:val="24"/>
+          <w:szCs w:val="24"/>
+        </w:rPr>
+        <w:t xml:space="preserve"> </w:t>
+      </w:r>
+      <w:proofErr w:type="spellStart"/>
+      <w:r>
+        <w:rPr>
+          <w:rFonts w:ascii="Arial Nova Cond" w:hAnsi="Arial Nova Cond"/>
+          <w:b w:val="0"/>
+          <w:bCs w:val="0"/>
+          <w:color w:val="0D0D0D"/>
+          <w:sz w:val="24"/>
+          <w:szCs w:val="24"/>
+        </w:rPr>
+        <w:t>kegiatan</w:t>
+      </w:r>
+      <w:proofErr w:type="spellEnd"/>
+      <w:r>
+        <w:rPr>
+          <w:rFonts w:ascii="Arial Nova Cond" w:hAnsi="Arial Nova Cond"/>
+          <w:b w:val="0"/>
+          <w:bCs w:val="0"/>
+          <w:color w:val="0D0D0D"/>
+          <w:sz w:val="24"/>
+          <w:szCs w:val="24"/>
+        </w:rPr>
+        <w:t xml:space="preserve"> </w:t>
+      </w:r>
+      <w:r>
+        <w:rPr>
+          <w:rFonts w:ascii="Arial Nova Cond" w:hAnsi="Arial Nova Cond"/>
+          <w:b w:val="0"/>
+          <w:bCs w:val="0"/>
+          <w:color w:val="0D0D0D"/>
+          <w:sz w:val="24"/>
+          <w:szCs w:val="24"/>
+        </w:rPr>
+        <w:t>{</w:t>
+      </w:r>
+      <w:proofErr w:type="spellStart"/>
+      <w:r>
+        <w:rPr>
+          <w:rFonts w:ascii="Arial Nova Cond" w:hAnsi="Arial Nova Cond"/>
+          <w:b w:val="0"/>
+          <w:bCs w:val="0"/>
+          <w:color w:val="0D0D0D"/>
+          <w:sz w:val="24"/>
+          <w:szCs w:val="24"/>
+        </w:rPr>
+        <w:t>nama_badan_usaha_kegiatan</w:t>
+      </w:r>
+      <w:proofErr w:type="spellEnd"/>
+      <w:r>
+        <w:rPr>
+          <w:rFonts w:ascii="Arial Nova Cond" w:hAnsi="Arial Nova Cond"/>
+          <w:b w:val="0"/>
+          <w:bCs w:val="0"/>
+          <w:color w:val="0D0D0D"/>
+          <w:sz w:val="24"/>
+          <w:szCs w:val="24"/>
+        </w:rPr>
+        <w:t>}</w:t>
+      </w:r>
+      <w:r>
+        <w:rPr>
+          <w:rFonts w:ascii="Arial Nova Cond" w:hAnsi="Arial Nova Cond"/>
+          <w:b w:val="0"/>
+          <w:bCs w:val="0"/>
+          <w:color w:val="0D0D0D"/>
+          <w:sz w:val="24"/>
+          <w:szCs w:val="24"/>
+        </w:rPr>
+        <w:t xml:space="preserve"> </w:t>
+      </w:r>
+      <w:proofErr w:type="spellStart"/>
+      <w:r>
+        <w:rPr>
+          <w:rFonts w:ascii="Arial Nova Cond" w:hAnsi="Arial Nova Cond"/>
+          <w:b w:val="0"/>
+          <w:bCs w:val="0"/>
+          <w:color w:val="0D0D0D"/>
+          <w:sz w:val="24"/>
+          <w:szCs w:val="24"/>
+        </w:rPr>
+        <w:t>dibuat</w:t>
+      </w:r>
+      <w:proofErr w:type="spellEnd"/>
+      <w:r>
+        <w:rPr>
+          <w:rFonts w:ascii="Arial Nova Cond" w:hAnsi="Arial Nova Cond"/>
+          <w:b w:val="0"/>
+          <w:bCs w:val="0"/>
+          <w:color w:val="0D0D0D"/>
+          <w:sz w:val="24"/>
+          <w:szCs w:val="24"/>
+        </w:rPr>
+        <w:t xml:space="preserve"> </w:t>
+      </w:r>
+      <w:proofErr w:type="spellStart"/>
+      <w:r>
+        <w:rPr>
+          <w:rFonts w:ascii="Arial Nova Cond" w:hAnsi="Arial Nova Cond"/>
+          <w:b w:val="0"/>
+          <w:bCs w:val="0"/>
+          <w:color w:val="0D0D0D"/>
+          <w:sz w:val="24"/>
+          <w:szCs w:val="24"/>
+        </w:rPr>
+        <w:t>dengan</w:t>
+      </w:r>
+      <w:proofErr w:type="spellEnd"/>
+      <w:r>
+        <w:rPr>
+          <w:rFonts w:ascii="Arial Nova Cond" w:hAnsi="Arial Nova Cond"/>
+          <w:b w:val="0"/>
+          <w:bCs w:val="0"/>
+          <w:color w:val="0D0D0D"/>
+          <w:sz w:val="24"/>
+          <w:szCs w:val="24"/>
+        </w:rPr>
+        <w:t xml:space="preserve"> </w:t>
+      </w:r>
+      <w:proofErr w:type="spellStart"/>
+      <w:r>
+        <w:rPr>
+          <w:rFonts w:ascii="Arial Nova Cond" w:hAnsi="Arial Nova Cond"/>
+          <w:b w:val="0"/>
+          <w:bCs w:val="0"/>
+          <w:color w:val="0D0D0D"/>
+          <w:sz w:val="24"/>
+          <w:szCs w:val="24"/>
+        </w:rPr>
+        <w:t>sebenar-benarnya</w:t>
+      </w:r>
+      <w:proofErr w:type="spellEnd"/>
+      <w:r>
+        <w:rPr>
+          <w:rFonts w:ascii="Arial Nova Cond" w:hAnsi="Arial Nova Cond"/>
+          <w:b w:val="0"/>
+          <w:bCs w:val="0"/>
+          <w:color w:val="0D0D0D"/>
+          <w:sz w:val="24"/>
+          <w:szCs w:val="24"/>
+        </w:rPr>
+        <w:t xml:space="preserve"> dan </w:t>
+      </w:r>
+      <w:proofErr w:type="spellStart"/>
+      <w:r>
+        <w:rPr>
+          <w:rFonts w:ascii="Arial Nova Cond" w:hAnsi="Arial Nova Cond"/>
+          <w:b w:val="0"/>
+          <w:bCs w:val="0"/>
+          <w:color w:val="0D0D0D"/>
+          <w:sz w:val="24"/>
+          <w:szCs w:val="24"/>
+        </w:rPr>
+        <w:t>mengingat</w:t>
+      </w:r>
+      <w:proofErr w:type="spellEnd"/>
+      <w:r>
+        <w:rPr>
+          <w:rFonts w:ascii="Arial Nova Cond" w:hAnsi="Arial Nova Cond"/>
+          <w:b w:val="0"/>
+          <w:bCs w:val="0"/>
+          <w:color w:val="0D0D0D"/>
+          <w:sz w:val="24"/>
+          <w:szCs w:val="24"/>
+        </w:rPr>
+        <w:t xml:space="preserve"> </w:t>
+      </w:r>
+      <w:proofErr w:type="spellStart"/>
+      <w:r>
+        <w:rPr>
+          <w:rFonts w:ascii="Arial Nova Cond" w:hAnsi="Arial Nova Cond"/>
+          <w:b w:val="0"/>
+          <w:bCs w:val="0"/>
+          <w:color w:val="0D0D0D"/>
+          <w:sz w:val="24"/>
+          <w:szCs w:val="24"/>
+        </w:rPr>
+        <w:t>sumpah</w:t>
+      </w:r>
+      <w:proofErr w:type="spellEnd"/>
+      <w:r>
+        <w:rPr>
+          <w:rFonts w:ascii="Arial Nova Cond" w:hAnsi="Arial Nova Cond"/>
+          <w:b w:val="0"/>
+          <w:bCs w:val="0"/>
+          <w:color w:val="0D0D0D"/>
+          <w:sz w:val="24"/>
+          <w:szCs w:val="24"/>
+        </w:rPr>
+        <w:t xml:space="preserve"> </w:t>
+      </w:r>
+      <w:proofErr w:type="spellStart"/>
+      <w:r>
+        <w:rPr>
+          <w:rFonts w:ascii="Arial Nova Cond" w:hAnsi="Arial Nova Cond"/>
+          <w:b w:val="0"/>
+          <w:bCs w:val="0"/>
+          <w:color w:val="0D0D0D"/>
+          <w:sz w:val="24"/>
+          <w:szCs w:val="24"/>
+        </w:rPr>
+        <w:t>jabatan</w:t>
+      </w:r>
+      <w:proofErr w:type="spellEnd"/>
+      <w:r>
+        <w:rPr>
+          <w:rFonts w:ascii="Arial Nova Cond" w:hAnsi="Arial Nova Cond"/>
+          <w:b w:val="0"/>
+          <w:bCs w:val="0"/>
+          <w:color w:val="0D0D0D"/>
+          <w:sz w:val="24"/>
+          <w:szCs w:val="24"/>
+        </w:rPr>
+        <w:t>.</w:t>
       </w:r>
     </w:p>
     <w:p>
@@ -6274,12 +10389,90 @@
           <w:szCs w:val="24"/>
           <w:lang w:eastAsia="en-ID"/>
         </w:rPr>
-        <w:t>Tim Pejabat Pengawas Lingkungan Hidup</w:t>
-      </w:r>
+        <w:t xml:space="preserve">Tim </w:t>
+      </w:r>
+      <w:proofErr w:type="spellStart"/>
+      <w:r>
+        <w:rPr>
+          <w:rFonts w:ascii="Arial Nova Cond" w:eastAsia="Times New Roman" w:hAnsi="Arial Nova Cond" w:cs="Times New Roman"/>
+          <w:color w:val="0D0D0D"/>
+          <w:sz w:val="24"/>
+          <w:szCs w:val="24"/>
+          <w:lang w:eastAsia="en-ID"/>
+        </w:rPr>
+        <w:t>Pejabat</w:t>
+      </w:r>
+      <w:proofErr w:type="spellEnd"/>
+      <w:r>
+        <w:rPr>
+          <w:rFonts w:ascii="Arial Nova Cond" w:eastAsia="Times New Roman" w:hAnsi="Arial Nova Cond" w:cs="Times New Roman"/>
+          <w:color w:val="0D0D0D"/>
+          <w:sz w:val="24"/>
+          <w:szCs w:val="24"/>
+          <w:lang w:eastAsia="en-ID"/>
+        </w:rPr>
+        <w:t xml:space="preserve"> </w:t>
+      </w:r>
+      <w:proofErr w:type="spellStart"/>
+      <w:r>
+        <w:rPr>
+          <w:rFonts w:ascii="Arial Nova Cond" w:eastAsia="Times New Roman" w:hAnsi="Arial Nova Cond" w:cs="Times New Roman"/>
+          <w:color w:val="0D0D0D"/>
+          <w:sz w:val="24"/>
+          <w:szCs w:val="24"/>
+          <w:lang w:eastAsia="en-ID"/>
+        </w:rPr>
+        <w:t>Pengawas</w:t>
+      </w:r>
+      <w:proofErr w:type="spellEnd"/>
+      <w:r>
+        <w:rPr>
+          <w:rFonts w:ascii="Arial Nova Cond" w:eastAsia="Times New Roman" w:hAnsi="Arial Nova Cond" w:cs="Times New Roman"/>
+          <w:color w:val="0D0D0D"/>
+          <w:sz w:val="24"/>
+          <w:szCs w:val="24"/>
+          <w:lang w:eastAsia="en-ID"/>
+        </w:rPr>
+        <w:t xml:space="preserve"> </w:t>
+      </w:r>
+      <w:proofErr w:type="spellStart"/>
+      <w:r>
+        <w:rPr>
+          <w:rFonts w:ascii="Arial Nova Cond" w:eastAsia="Times New Roman" w:hAnsi="Arial Nova Cond" w:cs="Times New Roman"/>
+          <w:color w:val="0D0D0D"/>
+          <w:sz w:val="24"/>
+          <w:szCs w:val="24"/>
+          <w:lang w:eastAsia="en-ID"/>
+        </w:rPr>
+        <w:t>Lingkungan</w:t>
+      </w:r>
+      <w:proofErr w:type="spellEnd"/>
+      <w:r>
+        <w:rPr>
+          <w:rFonts w:ascii="Arial Nova Cond" w:eastAsia="Times New Roman" w:hAnsi="Arial Nova Cond" w:cs="Times New Roman"/>
+          <w:color w:val="0D0D0D"/>
+          <w:sz w:val="24"/>
+          <w:szCs w:val="24"/>
+          <w:lang w:eastAsia="en-ID"/>
+        </w:rPr>
+        <w:t xml:space="preserve"> </w:t>
+      </w:r>
+      <w:proofErr w:type="spellStart"/>
+      <w:r>
+        <w:rPr>
+          <w:rFonts w:ascii="Arial Nova Cond" w:eastAsia="Times New Roman" w:hAnsi="Arial Nova Cond" w:cs="Times New Roman"/>
+          <w:color w:val="0D0D0D"/>
+          <w:sz w:val="24"/>
+          <w:szCs w:val="24"/>
+          <w:lang w:eastAsia="en-ID"/>
+        </w:rPr>
+        <w:t>Hidup</w:t>
+      </w:r>
+      <w:proofErr w:type="spellEnd"/>
     </w:p>
     <w:tbl>
       <w:tblPr>
-        <w:tblW w:w="9889" w:type="dxa"/>
+        <w:tblW w:w="0" w:type="auto"/>
         <w:tblBorders>
           <w:top w:val="single" w:sz="4" w:space="0" w:color="auto"/>
           <w:left w:val="single" w:sz="4" w:space="0" w:color="auto"/>
@@ -6292,14 +10485,15 @@
         <w:tblLook w:val="04A0" w:firstRow="1" w:lastRow="0" w:firstColumn="1" w:lastColumn="0" w:noHBand="0" w:noVBand="1"/>
       </w:tblPr>
       <w:tblGrid>
-        <w:gridCol w:w="392"/>
-        <w:gridCol w:w="2126"/>
-        <w:gridCol w:w="7371"/>
+        <w:gridCol w:w="421"/>
+        <w:gridCol w:w="1701"/>
+        <w:gridCol w:w="283"/>
+        <w:gridCol w:w="7224"/>
       </w:tblGrid>
       <w:tr>
         <w:tc>
           <w:tcPr>
-            <w:tcW w:w="392" w:type="dxa"/>
+            <w:tcW w:w="421" w:type="dxa"/>
             <w:vAlign w:val="center"/>
             <w:hideMark/>
           </w:tcPr>
@@ -6313,6 +10507,7 @@
                 <w:lang w:eastAsia="en-ID"/>
               </w:rPr>
             </w:pPr>
+            <w:bookmarkStart w:id="0" w:name="_Hlk235068698"/>
             <w:r>
               <w:rPr>
                 <w:rFonts w:ascii="Arial Nova Cond" w:eastAsia="Times New Roman" w:hAnsi="Arial Nova Cond" w:cs="Times New Roman"/>
@@ -6327,7 +10522,7 @@
         </w:tc>
         <w:tc>
           <w:tcPr>
-            <w:tcW w:w="2126" w:type="dxa"/>
+            <w:tcW w:w="1701" w:type="dxa"/>
             <w:vAlign w:val="center"/>
             <w:hideMark/>
           </w:tcPr>
@@ -6355,14 +10550,106 @@
         </w:tc>
         <w:tc>
           <w:tcPr>
-            <w:tcW w:w="7371" w:type="dxa"/>
+            <w:tcW w:w="283" w:type="dxa"/>
+            <w:vAlign w:val="center"/>
+          </w:tcPr>
+          <w:p>
+            <w:pPr>
+              <w:spacing w:after="0" w:line="240" w:lineRule="auto"/>
+              <w:rPr>
+                <w:rFonts w:ascii="Arial Nova Cond" w:eastAsia="Times New Roman" w:hAnsi="Arial Nova Cond" w:cs="Times New Roman"/>
+                <w:color w:val="0D0D0D"/>
+                <w:sz w:val="24"/>
+                <w:szCs w:val="24"/>
+                <w:lang w:eastAsia="en-ID"/>
+              </w:rPr>
+            </w:pPr>
+            <w:r>
+              <w:rPr>
+                <w:rFonts w:ascii="Arial Nova Cond" w:eastAsia="Times New Roman" w:hAnsi="Arial Nova Cond" w:cs="Times New Roman"/>
+                <w:color w:val="0D0D0D"/>
+                <w:sz w:val="24"/>
+                <w:szCs w:val="24"/>
+                <w:lang w:eastAsia="en-ID"/>
+              </w:rPr>
+              <w:t>:</w:t>
+            </w:r>
+          </w:p>
+        </w:tc>
+        <w:tc>
+          <w:tcPr>
+            <w:tcW w:w="7224" w:type="dxa"/>
             <w:vAlign w:val="center"/>
             <w:hideMark/>
           </w:tcPr>
           <w:p>
             <w:pPr>
               <w:spacing w:after="0" w:line="240" w:lineRule="auto"/>
-              <w:jc w:val="both"/>
+              <w:rPr>
+                <w:rFonts w:ascii="Arial Nova Cond" w:eastAsia="Times New Roman" w:hAnsi="Arial Nova Cond" w:cs="Times New Roman"/>
+                <w:sz w:val="24"/>
+                <w:szCs w:val="24"/>
+                <w:lang w:eastAsia="en-ID"/>
+              </w:rPr>
+            </w:pPr>
+            <w:r>
+              <w:rPr>
+                <w:rFonts w:ascii="Arial Nova Cond" w:hAnsi="Arial Nova Cond"/>
+                <w:sz w:val="24"/>
+                <w:szCs w:val="24"/>
+              </w:rPr>
+              <w:t>{</w:t>
+            </w:r>
+            <w:proofErr w:type="spellStart"/>
+            <w:r>
+              <w:rPr>
+                <w:rFonts w:ascii="Arial Nova Cond" w:hAnsi="Arial Nova Cond"/>
+                <w:sz w:val="24"/>
+                <w:szCs w:val="24"/>
+              </w:rPr>
+              <w:t>nama_pengawas</w:t>
+            </w:r>
+            <w:proofErr w:type="spellEnd"/>
+            <w:r>
+              <w:rPr>
+                <w:rFonts w:ascii="Arial Nova Cond" w:hAnsi="Arial Nova Cond"/>
+                <w:sz w:val="24"/>
+                <w:szCs w:val="24"/>
+              </w:rPr>
+              <w:t>}</w:t>
+            </w:r>
+          </w:p>
+        </w:tc>
+      </w:tr>
+      <w:tr>
+        <w:trPr>
+          <w:trHeight w:val="1098"/>
+        </w:trPr>
+        <w:tc>
+          <w:tcPr>
+            <w:tcW w:w="421" w:type="dxa"/>
+            <w:vAlign w:val="center"/>
+          </w:tcPr>
+          <w:p>
+            <w:pPr>
+              <w:spacing w:after="0" w:line="240" w:lineRule="auto"/>
+              <w:rPr>
+                <w:rFonts w:ascii="Arial Nova Cond" w:eastAsia="Times New Roman" w:hAnsi="Arial Nova Cond" w:cs="Times New Roman"/>
+                <w:sz w:val="24"/>
+                <w:szCs w:val="24"/>
+                <w:lang w:eastAsia="en-ID"/>
+              </w:rPr>
+            </w:pPr>
+          </w:p>
+        </w:tc>
+        <w:tc>
+          <w:tcPr>
+            <w:tcW w:w="1701" w:type="dxa"/>
+            <w:vAlign w:val="center"/>
+          </w:tcPr>
+          <w:p>
+            <w:pPr>
+              <w:spacing w:after="0" w:line="240" w:lineRule="auto"/>
               <w:rPr>
                 <w:rFonts w:ascii="Arial Nova Cond" w:eastAsia="Times New Roman" w:hAnsi="Arial Nova Cond" w:cs="Times New Roman"/>
                 <w:sz w:val="24"/>
@@ -6378,59 +10665,9 @@
                 <w:szCs w:val="24"/>
                 <w:lang w:eastAsia="en-ID"/>
               </w:rPr>
-              <w:t>:</w:t>
-            </w:r>
-            <w:r>
-              <w:rPr>
-                <w:rFonts w:ascii="Arial Nova Cond" w:hAnsi="Arial Nova Cond"/>
-                <w:sz w:val="24"/>
-                <w:szCs w:val="24"/>
-              </w:rPr>
-              <w:t xml:space="preserve"> </w:t>
-            </w:r>
-            <w:r>
-              <w:rPr>
-                <w:rFonts w:ascii="Arial Nova Cond" w:hAnsi="Arial Nova Cond"/>
-                <w:sz w:val="24"/>
-                <w:szCs w:val="24"/>
-              </w:rPr>
-              <w:t>{nama_pengawas}</w:t>
-            </w:r>
-          </w:p>
-        </w:tc>
-      </w:tr>
-      <w:tr>
-        <w:tc>
-          <w:tcPr>
-            <w:tcW w:w="392" w:type="dxa"/>
-            <w:vAlign w:val="center"/>
-          </w:tcPr>
-          <w:p>
-            <w:pPr>
-              <w:spacing w:after="0" w:line="240" w:lineRule="auto"/>
-              <w:rPr>
-                <w:rFonts w:ascii="Arial Nova Cond" w:eastAsia="Times New Roman" w:hAnsi="Arial Nova Cond" w:cs="Times New Roman"/>
-                <w:sz w:val="24"/>
-                <w:szCs w:val="24"/>
-                <w:lang w:eastAsia="en-ID"/>
-              </w:rPr>
-            </w:pPr>
-          </w:p>
-        </w:tc>
-        <w:tc>
-          <w:tcPr>
-            <w:tcW w:w="2126" w:type="dxa"/>
-          </w:tcPr>
-          <w:p>
-            <w:pPr>
-              <w:spacing w:after="0" w:line="240" w:lineRule="auto"/>
-              <w:rPr>
-                <w:rFonts w:ascii="Arial Nova Cond" w:eastAsia="Times New Roman" w:hAnsi="Arial Nova Cond" w:cs="Times New Roman"/>
-                <w:sz w:val="24"/>
-                <w:szCs w:val="24"/>
-                <w:lang w:eastAsia="en-ID"/>
-              </w:rPr>
-            </w:pPr>
+              <w:t xml:space="preserve">Tanda </w:t>
+            </w:r>
+            <w:proofErr w:type="spellStart"/>
             <w:r>
               <w:rPr>
                 <w:rFonts w:ascii="Arial Nova Cond" w:eastAsia="Times New Roman" w:hAnsi="Arial Nova Cond" w:cs="Times New Roman"/>
@@ -6439,13 +10676,52 @@
                 <w:szCs w:val="24"/>
                 <w:lang w:eastAsia="en-ID"/>
               </w:rPr>
-              <w:t xml:space="preserve">Tanda tangan </w:t>
-            </w:r>
-          </w:p>
-        </w:tc>
-        <w:tc>
-          <w:tcPr>
-            <w:tcW w:w="7371" w:type="dxa"/>
+              <w:t>tangan</w:t>
+            </w:r>
+            <w:proofErr w:type="spellEnd"/>
+            <w:r>
+              <w:rPr>
+                <w:rFonts w:ascii="Arial Nova Cond" w:eastAsia="Times New Roman" w:hAnsi="Arial Nova Cond" w:cs="Times New Roman"/>
+                <w:color w:val="0D0D0D"/>
+                <w:sz w:val="24"/>
+                <w:szCs w:val="24"/>
+                <w:lang w:eastAsia="en-ID"/>
+              </w:rPr>
+              <w:t xml:space="preserve"> </w:t>
+            </w:r>
+          </w:p>
+        </w:tc>
+        <w:tc>
+          <w:tcPr>
+            <w:tcW w:w="283" w:type="dxa"/>
+            <w:vAlign w:val="center"/>
+          </w:tcPr>
+          <w:p>
+            <w:pPr>
+              <w:spacing w:after="0" w:line="240" w:lineRule="auto"/>
+              <w:rPr>
+                <w:rFonts w:ascii="Arial Nova Cond" w:eastAsia="Times New Roman" w:hAnsi="Arial Nova Cond" w:cs="Times New Roman"/>
+                <w:color w:val="0D0D0D"/>
+                <w:sz w:val="24"/>
+                <w:szCs w:val="24"/>
+                <w:lang w:eastAsia="en-ID"/>
+              </w:rPr>
+            </w:pPr>
+            <w:r>
+              <w:rPr>
+                <w:rFonts w:ascii="Arial Nova Cond" w:eastAsia="Times New Roman" w:hAnsi="Arial Nova Cond" w:cs="Times New Roman"/>
+                <w:color w:val="0D0D0D"/>
+                <w:sz w:val="24"/>
+                <w:szCs w:val="24"/>
+                <w:lang w:eastAsia="en-ID"/>
+              </w:rPr>
+              <w:t>:</w:t>
+            </w:r>
+          </w:p>
+        </w:tc>
+        <w:tc>
+          <w:tcPr>
+            <w:tcW w:w="7224" w:type="dxa"/>
             <w:vAlign w:val="center"/>
             <w:hideMark/>
           </w:tcPr>
@@ -6468,8 +10744,9 @@
                 <w:szCs w:val="24"/>
                 <w:lang w:eastAsia="en-ID"/>
               </w:rPr>
-              <w:t>:</w:t>
-            </w:r>
+              <w:t>{/</w:t>
+            </w:r>
+            <w:proofErr w:type="spellStart"/>
             <w:r>
               <w:rPr>
                 <w:rFonts w:ascii="Arial Nova Cond" w:eastAsia="Times New Roman" w:hAnsi="Arial Nova Cond" w:cs="Times New Roman"/>
@@ -6478,8 +10755,9 @@
                 <w:szCs w:val="24"/>
                 <w:lang w:eastAsia="en-ID"/>
               </w:rPr>
-              <w:t xml:space="preserve"> </w:t>
-            </w:r>
+              <w:t>tim_pengawas</w:t>
+            </w:r>
+            <w:proofErr w:type="spellEnd"/>
             <w:r>
               <w:rPr>
                 <w:rFonts w:ascii="Arial Nova Cond" w:eastAsia="Times New Roman" w:hAnsi="Arial Nova Cond" w:cs="Times New Roman"/>
@@ -6488,44 +10766,23 @@
                 <w:szCs w:val="24"/>
                 <w:lang w:eastAsia="en-ID"/>
               </w:rPr>
-              <w:t>{%ttd_pengawas}</w:t>
-            </w:r>
-            <w:r>
+              <w:t>}</w:t>
+            </w:r>
+          </w:p>
+          <w:p>
+            <w:pPr>
+              <w:spacing w:after="0" w:line="240" w:lineRule="auto"/>
               <w:rPr>
                 <w:rFonts w:ascii="Arial Nova Cond" w:eastAsia="Times New Roman" w:hAnsi="Arial Nova Cond" w:cs="Times New Roman"/>
-                <w:color w:val="0D0D0D"/>
                 <w:sz w:val="24"/>
                 <w:szCs w:val="24"/>
                 <w:lang w:eastAsia="en-ID"/>
               </w:rPr>
-              <w:t>{/tim_pengawas}</w:t>
-            </w:r>
-          </w:p>
-          <w:p>
-            <w:pPr>
-              <w:spacing w:after="0" w:line="240" w:lineRule="auto"/>
-              <w:rPr>
-                <w:rFonts w:ascii="Arial Nova Cond" w:eastAsia="Times New Roman" w:hAnsi="Arial Nova Cond" w:cs="Times New Roman"/>
-                <w:color w:val="0D0D0D"/>
-                <w:sz w:val="24"/>
-                <w:szCs w:val="24"/>
-                <w:lang w:eastAsia="en-ID"/>
-              </w:rPr>
-            </w:pPr>
-          </w:p>
-          <w:p>
-            <w:pPr>
-              <w:spacing w:after="0" w:line="240" w:lineRule="auto"/>
-              <w:rPr>
-                <w:rFonts w:ascii="Arial Nova Cond" w:eastAsia="Times New Roman" w:hAnsi="Arial Nova Cond" w:cs="Times New Roman"/>
-                <w:sz w:val="24"/>
-                <w:szCs w:val="24"/>
-                <w:lang w:eastAsia="en-ID"/>
-              </w:rPr>
             </w:pPr>
           </w:p>
         </w:tc>
       </w:tr>
+      <w:bookmarkEnd w:id="0"/>
     </w:tbl>
     <w:p>
       <w:pPr>
@@ -6549,6 +10806,7 @@
           <w:szCs w:val="24"/>
         </w:rPr>
       </w:pPr>
+      <w:proofErr w:type="spellStart"/>
       <w:r>
         <w:rPr>
           <w:rFonts w:ascii="Arial Nova Cond" w:hAnsi="Arial Nova Cond"/>
@@ -6556,43 +10814,45 @@
           <w:sz w:val="24"/>
           <w:szCs w:val="24"/>
         </w:rPr>
-        <w:t xml:space="preserve">Saksi </w:t>
+        <w:t>Saksi</w:t>
+      </w:r>
+      <w:proofErr w:type="spellEnd"/>
+      <w:r>
+        <w:rPr>
+          <w:rFonts w:ascii="Arial Nova Cond" w:hAnsi="Arial Nova Cond"/>
+          <w:color w:val="0D0D0D"/>
+          <w:sz w:val="24"/>
+          <w:szCs w:val="24"/>
+        </w:rPr>
+        <w:t xml:space="preserve"> </w:t>
       </w:r>
     </w:p>
     <w:tbl>
       <w:tblPr>
-        <w:tblW w:w="9889" w:type="dxa"/>
-        <w:tblBorders>
-          <w:top w:val="single" w:sz="4" w:space="0" w:color="auto"/>
-          <w:left w:val="single" w:sz="4" w:space="0" w:color="auto"/>
-          <w:bottom w:val="single" w:sz="4" w:space="0" w:color="auto"/>
-          <w:right w:val="single" w:sz="4" w:space="0" w:color="auto"/>
-          <w:insideH w:val="single" w:sz="4" w:space="0" w:color="auto"/>
-          <w:insideV w:val="single" w:sz="4" w:space="0" w:color="auto"/>
-        </w:tblBorders>
+        <w:tblStyle w:val="TableGrid"/>
+        <w:tblW w:w="0" w:type="auto"/>
         <w:tblLayout w:type="fixed"/>
         <w:tblLook w:val="04A0" w:firstRow="1" w:lastRow="0" w:firstColumn="1" w:lastColumn="0" w:noHBand="0" w:noVBand="1"/>
       </w:tblPr>
       <w:tblGrid>
-        <w:gridCol w:w="458"/>
-        <w:gridCol w:w="1842"/>
-        <w:gridCol w:w="7589"/>
+        <w:gridCol w:w="421"/>
+        <w:gridCol w:w="1701"/>
+        <w:gridCol w:w="283"/>
+        <w:gridCol w:w="7224"/>
       </w:tblGrid>
       <w:tr>
         <w:tc>
           <w:tcPr>
-            <w:tcW w:w="458" w:type="dxa"/>
+            <w:tcW w:w="421" w:type="dxa"/>
             <w:vAlign w:val="center"/>
-            <w:hideMark/>
-          </w:tcPr>
-          <w:p>
-            <w:pPr>
-              <w:spacing w:after="0" w:line="240" w:lineRule="auto"/>
-              <w:rPr>
-                <w:rFonts w:ascii="Arial Nova Cond" w:eastAsia="Times New Roman" w:hAnsi="Arial Nova Cond" w:cs="Times New Roman"/>
-                <w:sz w:val="24"/>
-                <w:szCs w:val="24"/>
-                <w:lang w:eastAsia="en-ID"/>
+          </w:tcPr>
+          <w:p>
+            <w:pPr>
+              <w:rPr>
+                <w:rFonts w:ascii="Arial Nova Cond" w:hAnsi="Arial Nova Cond"/>
+                <w:color w:val="0D0D0D"/>
+                <w:sz w:val="24"/>
+                <w:szCs w:val="24"/>
               </w:rPr>
             </w:pPr>
             <w:r>
@@ -6603,24 +10863,72 @@
                 <w:szCs w:val="24"/>
                 <w:lang w:eastAsia="en-ID"/>
               </w:rPr>
-              <w:t>{#saksi} {no}.</w:t>
-            </w:r>
-          </w:p>
-        </w:tc>
-        <w:tc>
-          <w:tcPr>
-            <w:tcW w:w="1842" w:type="dxa"/>
+              <w:t>{#saksi} {no}.</w:t>
+            </w:r>
+          </w:p>
+        </w:tc>
+        <w:tc>
+          <w:tcPr>
+            <w:tcW w:w="1701" w:type="dxa"/>
             <w:vAlign w:val="center"/>
-            <w:hideMark/>
-          </w:tcPr>
-          <w:p>
-            <w:pPr>
-              <w:spacing w:after="0" w:line="240" w:lineRule="auto"/>
-              <w:rPr>
-                <w:rFonts w:ascii="Arial Nova Cond" w:eastAsia="Times New Roman" w:hAnsi="Arial Nova Cond" w:cs="Times New Roman"/>
-                <w:sz w:val="24"/>
-                <w:szCs w:val="24"/>
-                <w:lang w:eastAsia="en-ID"/>
+          </w:tcPr>
+          <w:p>
+            <w:pPr>
+              <w:rPr>
+                <w:rFonts w:ascii="Arial Nova Cond" w:hAnsi="Arial Nova Cond"/>
+                <w:color w:val="0D0D0D"/>
+                <w:sz w:val="24"/>
+                <w:szCs w:val="24"/>
+              </w:rPr>
+            </w:pPr>
+            <w:r>
+              <w:rPr>
+                <w:rFonts w:ascii="Arial Nova Cond" w:hAnsi="Arial Nova Cond"/>
+                <w:color w:val="0D0D0D"/>
+                <w:sz w:val="24"/>
+                <w:szCs w:val="24"/>
+              </w:rPr>
+              <w:t>Nama</w:t>
+            </w:r>
+          </w:p>
+        </w:tc>
+        <w:tc>
+          <w:tcPr>
+            <w:tcW w:w="283" w:type="dxa"/>
+            <w:vAlign w:val="center"/>
+          </w:tcPr>
+          <w:p>
+            <w:pPr>
+              <w:rPr>
+                <w:rFonts w:ascii="Arial Nova Cond" w:hAnsi="Arial Nova Cond"/>
+                <w:color w:val="0D0D0D"/>
+                <w:sz w:val="24"/>
+                <w:szCs w:val="24"/>
+              </w:rPr>
+            </w:pPr>
+            <w:r>
+              <w:rPr>
+                <w:rFonts w:ascii="Arial Nova Cond" w:hAnsi="Arial Nova Cond"/>
+                <w:color w:val="0D0D0D"/>
+                <w:sz w:val="24"/>
+                <w:szCs w:val="24"/>
+              </w:rPr>
+              <w:t>:</w:t>
+            </w:r>
+          </w:p>
+        </w:tc>
+        <w:tc>
+          <w:tcPr>
+            <w:tcW w:w="7224" w:type="dxa"/>
+            <w:vAlign w:val="center"/>
+          </w:tcPr>
+          <w:p>
+            <w:pPr>
+              <w:rPr>
+                <w:rFonts w:ascii="Arial Nova Cond" w:hAnsi="Arial Nova Cond"/>
+                <w:color w:val="0D0D0D"/>
+                <w:sz w:val="24"/>
+                <w:szCs w:val="24"/>
               </w:rPr>
             </w:pPr>
             <w:r>
@@ -6631,26 +10939,9 @@
                 <w:szCs w:val="24"/>
                 <w:lang w:eastAsia="en-ID"/>
               </w:rPr>
-              <w:t xml:space="preserve">Nama </w:t>
-            </w:r>
-          </w:p>
-        </w:tc>
-        <w:tc>
-          <w:tcPr>
-            <w:tcW w:w="7589" w:type="dxa"/>
-            <w:vAlign w:val="center"/>
-            <w:hideMark/>
-          </w:tcPr>
-          <w:p>
-            <w:pPr>
-              <w:spacing w:after="0" w:line="240" w:lineRule="auto"/>
-              <w:rPr>
-                <w:rFonts w:ascii="Arial Nova Cond" w:eastAsia="Times New Roman" w:hAnsi="Arial Nova Cond" w:cs="Times New Roman"/>
-                <w:sz w:val="24"/>
-                <w:szCs w:val="24"/>
-                <w:lang w:eastAsia="en-ID"/>
-              </w:rPr>
-            </w:pPr>
+              <w:t>{</w:t>
+            </w:r>
+            <w:proofErr w:type="spellStart"/>
             <w:r>
               <w:rPr>
                 <w:rFonts w:ascii="Arial Nova Cond" w:eastAsia="Times New Roman" w:hAnsi="Arial Nova Cond" w:cs="Times New Roman"/>
@@ -6659,8 +10950,9 @@
                 <w:szCs w:val="24"/>
                 <w:lang w:eastAsia="en-ID"/>
               </w:rPr>
-              <w:t>:</w:t>
-            </w:r>
+              <w:t>nama_saksi</w:t>
+            </w:r>
+            <w:proofErr w:type="spellEnd"/>
             <w:r>
               <w:rPr>
                 <w:rFonts w:ascii="Arial Nova Cond" w:eastAsia="Times New Roman" w:hAnsi="Arial Nova Cond" w:cs="Times New Roman"/>
@@ -6669,8 +10961,43 @@
                 <w:szCs w:val="24"/>
                 <w:lang w:eastAsia="en-ID"/>
               </w:rPr>
-              <w:t xml:space="preserve"> </w:t>
-            </w:r>
+              <w:t>}</w:t>
+            </w:r>
+          </w:p>
+        </w:tc>
+      </w:tr>
+      <w:tr>
+        <w:tc>
+          <w:tcPr>
+            <w:tcW w:w="421" w:type="dxa"/>
+            <w:vAlign w:val="center"/>
+          </w:tcPr>
+          <w:p>
+            <w:pPr>
+              <w:rPr>
+                <w:rFonts w:ascii="Arial Nova Cond" w:hAnsi="Arial Nova Cond"/>
+                <w:color w:val="0D0D0D"/>
+                <w:sz w:val="24"/>
+                <w:szCs w:val="24"/>
+              </w:rPr>
+            </w:pPr>
+          </w:p>
+        </w:tc>
+        <w:tc>
+          <w:tcPr>
+            <w:tcW w:w="1701" w:type="dxa"/>
+            <w:vAlign w:val="center"/>
+          </w:tcPr>
+          <w:p>
+            <w:pPr>
+              <w:rPr>
+                <w:rFonts w:ascii="Arial Nova Cond" w:hAnsi="Arial Nova Cond"/>
+                <w:color w:val="0D0D0D"/>
+                <w:sz w:val="24"/>
+                <w:szCs w:val="24"/>
+              </w:rPr>
+            </w:pPr>
+            <w:proofErr w:type="spellStart"/>
             <w:r>
               <w:rPr>
                 <w:rFonts w:ascii="Arial Nova Cond" w:eastAsia="Times New Roman" w:hAnsi="Arial Nova Cond" w:cs="Times New Roman"/>
@@ -6679,37 +11006,120 @@
                 <w:szCs w:val="24"/>
                 <w:lang w:eastAsia="en-ID"/>
               </w:rPr>
-              <w:t>{nama_saksi}</w:t>
+              <w:t>Jabatan</w:t>
+            </w:r>
+            <w:proofErr w:type="spellEnd"/>
+          </w:p>
+        </w:tc>
+        <w:tc>
+          <w:tcPr>
+            <w:tcW w:w="283" w:type="dxa"/>
+            <w:vAlign w:val="center"/>
+          </w:tcPr>
+          <w:p>
+            <w:pPr>
+              <w:rPr>
+                <w:rFonts w:ascii="Arial Nova Cond" w:hAnsi="Arial Nova Cond"/>
+                <w:color w:val="0D0D0D"/>
+                <w:sz w:val="24"/>
+                <w:szCs w:val="24"/>
+              </w:rPr>
+            </w:pPr>
+            <w:r>
+              <w:rPr>
+                <w:rFonts w:ascii="Arial Nova Cond" w:hAnsi="Arial Nova Cond"/>
+                <w:color w:val="0D0D0D"/>
+                <w:sz w:val="24"/>
+                <w:szCs w:val="24"/>
+              </w:rPr>
+              <w:t>:</w:t>
+            </w:r>
+          </w:p>
+        </w:tc>
+        <w:tc>
+          <w:tcPr>
+            <w:tcW w:w="7224" w:type="dxa"/>
+            <w:vAlign w:val="center"/>
+          </w:tcPr>
+          <w:p>
+            <w:pPr>
+              <w:rPr>
+                <w:rFonts w:ascii="Arial Nova Cond" w:hAnsi="Arial Nova Cond"/>
+                <w:color w:val="0D0D0D"/>
+                <w:sz w:val="24"/>
+                <w:szCs w:val="24"/>
+              </w:rPr>
+            </w:pPr>
+            <w:r>
+              <w:rPr>
+                <w:rFonts w:ascii="Arial Nova Cond" w:eastAsia="Times New Roman" w:hAnsi="Arial Nova Cond" w:cs="Times New Roman"/>
+                <w:color w:val="0D0D0D"/>
+                <w:sz w:val="24"/>
+                <w:szCs w:val="24"/>
+                <w:lang w:eastAsia="en-ID"/>
+              </w:rPr>
+              <w:t>{</w:t>
+            </w:r>
+            <w:proofErr w:type="spellStart"/>
+            <w:r>
+              <w:rPr>
+                <w:rFonts w:ascii="Arial Nova Cond" w:eastAsia="Times New Roman" w:hAnsi="Arial Nova Cond" w:cs="Times New Roman"/>
+                <w:color w:val="0D0D0D"/>
+                <w:sz w:val="24"/>
+                <w:szCs w:val="24"/>
+                <w:lang w:eastAsia="en-ID"/>
+              </w:rPr>
+              <w:t>jabatan_saksi</w:t>
+            </w:r>
+            <w:proofErr w:type="spellEnd"/>
+            <w:r>
+              <w:rPr>
+                <w:rFonts w:ascii="Arial Nova Cond" w:eastAsia="Times New Roman" w:hAnsi="Arial Nova Cond" w:cs="Times New Roman"/>
+                <w:color w:val="0D0D0D"/>
+                <w:sz w:val="24"/>
+                <w:szCs w:val="24"/>
+                <w:lang w:eastAsia="en-ID"/>
+              </w:rPr>
+              <w:t>}</w:t>
             </w:r>
           </w:p>
         </w:tc>
       </w:tr>
       <w:tr>
-        <w:tc>
-          <w:tcPr>
-            <w:tcW w:w="458" w:type="dxa"/>
+        <w:trPr>
+          <w:trHeight w:val="970"/>
+        </w:trPr>
+        <w:tc>
+          <w:tcPr>
+            <w:tcW w:w="421" w:type="dxa"/>
             <w:vAlign w:val="center"/>
           </w:tcPr>
           <w:p>
             <w:pPr>
-              <w:spacing w:after="0" w:line="240" w:lineRule="auto"/>
-              <w:rPr>
-                <w:rFonts w:ascii="Arial Nova Cond" w:eastAsia="Times New Roman" w:hAnsi="Arial Nova Cond" w:cs="Times New Roman"/>
-                <w:sz w:val="24"/>
-                <w:szCs w:val="24"/>
-                <w:lang w:eastAsia="en-ID"/>
-              </w:rPr>
-            </w:pPr>
-          </w:p>
-        </w:tc>
-        <w:tc>
-          <w:tcPr>
-            <w:tcW w:w="1842" w:type="dxa"/>
+              <w:rPr>
+                <w:rFonts w:ascii="Arial Nova Cond" w:hAnsi="Arial Nova Cond"/>
+                <w:color w:val="0D0D0D"/>
+                <w:sz w:val="24"/>
+                <w:szCs w:val="24"/>
+              </w:rPr>
+            </w:pPr>
+          </w:p>
+        </w:tc>
+        <w:tc>
+          <w:tcPr>
+            <w:tcW w:w="1701" w:type="dxa"/>
             <w:vAlign w:val="center"/>
           </w:tcPr>
           <w:p>
             <w:pPr>
-              <w:spacing w:after="0" w:line="240" w:lineRule="auto"/>
+              <w:rPr>
+                <w:rFonts w:ascii="Arial Nova Cond" w:hAnsi="Arial Nova Cond"/>
+                <w:color w:val="0D0D0D"/>
+                <w:sz w:val="24"/>
+                <w:szCs w:val="24"/>
+              </w:rPr>
+            </w:pPr>
+            <w:r>
               <w:rPr>
                 <w:rFonts w:ascii="Arial Nova Cond" w:eastAsia="Times New Roman" w:hAnsi="Arial Nova Cond" w:cs="Times New Roman"/>
                 <w:color w:val="0D0D0D"/>
@@ -6717,7 +11127,9 @@
                 <w:szCs w:val="24"/>
                 <w:lang w:eastAsia="en-ID"/>
               </w:rPr>
-            </w:pPr>
+              <w:t xml:space="preserve">Tanda </w:t>
+            </w:r>
+            <w:proofErr w:type="spellStart"/>
             <w:r>
               <w:rPr>
                 <w:rFonts w:ascii="Arial Nova Cond" w:eastAsia="Times New Roman" w:hAnsi="Arial Nova Cond" w:cs="Times New Roman"/>
@@ -6726,18 +11138,51 @@
                 <w:szCs w:val="24"/>
                 <w:lang w:eastAsia="en-ID"/>
               </w:rPr>
-              <w:t>Jabatan</w:t>
-            </w:r>
-          </w:p>
-        </w:tc>
-        <w:tc>
-          <w:tcPr>
-            <w:tcW w:w="7589" w:type="dxa"/>
+              <w:t>tangan</w:t>
+            </w:r>
+            <w:proofErr w:type="spellEnd"/>
+          </w:p>
+        </w:tc>
+        <w:tc>
+          <w:tcPr>
+            <w:tcW w:w="283" w:type="dxa"/>
             <w:vAlign w:val="center"/>
           </w:tcPr>
           <w:p>
             <w:pPr>
-              <w:spacing w:after="0" w:line="240" w:lineRule="auto"/>
+              <w:rPr>
+                <w:rFonts w:ascii="Arial Nova Cond" w:hAnsi="Arial Nova Cond"/>
+                <w:color w:val="0D0D0D"/>
+                <w:sz w:val="24"/>
+                <w:szCs w:val="24"/>
+              </w:rPr>
+            </w:pPr>
+            <w:r>
+              <w:rPr>
+                <w:rFonts w:ascii="Arial Nova Cond" w:hAnsi="Arial Nova Cond"/>
+                <w:color w:val="0D0D0D"/>
+                <w:sz w:val="24"/>
+                <w:szCs w:val="24"/>
+              </w:rPr>
+              <w:t>:</w:t>
+            </w:r>
+          </w:p>
+        </w:tc>
+        <w:tc>
+          <w:tcPr>
+            <w:tcW w:w="7224" w:type="dxa"/>
+            <w:vAlign w:val="center"/>
+          </w:tcPr>
+          <w:p>
+            <w:pPr>
+              <w:rPr>
+                <w:rFonts w:ascii="Arial Nova Cond" w:hAnsi="Arial Nova Cond"/>
+                <w:color w:val="0D0D0D"/>
+                <w:sz w:val="24"/>
+                <w:szCs w:val="24"/>
+              </w:rPr>
+            </w:pPr>
+            <w:r>
               <w:rPr>
                 <w:rFonts w:ascii="Arial Nova Cond" w:eastAsia="Times New Roman" w:hAnsi="Arial Nova Cond" w:cs="Times New Roman"/>
                 <w:color w:val="0D0D0D"/>
@@ -6745,7 +11190,9 @@
                 <w:szCs w:val="24"/>
                 <w:lang w:eastAsia="en-ID"/>
               </w:rPr>
-            </w:pPr>
+              <w:t>{/</w:t>
+            </w:r>
+            <w:proofErr w:type="spellStart"/>
             <w:r>
               <w:rPr>
                 <w:rFonts w:ascii="Arial Nova Cond" w:eastAsia="Times New Roman" w:hAnsi="Arial Nova Cond" w:cs="Times New Roman"/>
@@ -6754,8 +11201,9 @@
                 <w:szCs w:val="24"/>
                 <w:lang w:eastAsia="en-ID"/>
               </w:rPr>
-              <w:t xml:space="preserve">: </w:t>
-            </w:r>
+              <w:t>saksi</w:t>
+            </w:r>
+            <w:proofErr w:type="spellEnd"/>
             <w:r>
               <w:rPr>
                 <w:rFonts w:ascii="Arial Nova Cond" w:eastAsia="Times New Roman" w:hAnsi="Arial Nova Cond" w:cs="Times New Roman"/>
@@ -6764,137 +11212,8 @@
                 <w:szCs w:val="24"/>
                 <w:lang w:eastAsia="en-ID"/>
               </w:rPr>
-              <w:t>{jabatan_saksi}</w:t>
-            </w:r>
-          </w:p>
-        </w:tc>
-      </w:tr>
-      <w:tr>
-        <w:tc>
-          <w:tcPr>
-            <w:tcW w:w="458" w:type="dxa"/>
-            <w:vAlign w:val="center"/>
-          </w:tcPr>
-          <w:p>
-            <w:pPr>
-              <w:spacing w:after="0" w:line="240" w:lineRule="auto"/>
-              <w:rPr>
-                <w:rFonts w:ascii="Arial Nova Cond" w:eastAsia="Times New Roman" w:hAnsi="Arial Nova Cond" w:cs="Times New Roman"/>
-                <w:sz w:val="24"/>
-                <w:szCs w:val="24"/>
-                <w:lang w:eastAsia="en-ID"/>
-              </w:rPr>
-            </w:pPr>
-          </w:p>
-        </w:tc>
-        <w:tc>
-          <w:tcPr>
-            <w:tcW w:w="1842" w:type="dxa"/>
-          </w:tcPr>
-          <w:p>
-            <w:pPr>
-              <w:spacing w:after="0" w:line="240" w:lineRule="auto"/>
-              <w:rPr>
-                <w:rFonts w:ascii="Arial Nova Cond" w:eastAsia="Times New Roman" w:hAnsi="Arial Nova Cond" w:cs="Times New Roman"/>
-                <w:sz w:val="24"/>
-                <w:szCs w:val="24"/>
-                <w:lang w:eastAsia="en-ID"/>
-              </w:rPr>
-            </w:pPr>
-            <w:r>
-              <w:rPr>
-                <w:rFonts w:ascii="Arial Nova Cond" w:eastAsia="Times New Roman" w:hAnsi="Arial Nova Cond" w:cs="Times New Roman"/>
-                <w:color w:val="0D0D0D"/>
-                <w:sz w:val="24"/>
-                <w:szCs w:val="24"/>
-                <w:lang w:eastAsia="en-ID"/>
-              </w:rPr>
-              <w:t xml:space="preserve">Tanda tangan </w:t>
-            </w:r>
-          </w:p>
-        </w:tc>
-        <w:tc>
-          <w:tcPr>
-            <w:tcW w:w="7589" w:type="dxa"/>
-            <w:vAlign w:val="center"/>
-            <w:hideMark/>
-          </w:tcPr>
-          <w:p>
-            <w:pPr>
-              <w:spacing w:after="0" w:line="240" w:lineRule="auto"/>
-              <w:rPr>
-                <w:rFonts w:ascii="Arial Nova Cond" w:eastAsia="Times New Roman" w:hAnsi="Arial Nova Cond" w:cs="Times New Roman"/>
-                <w:color w:val="0D0D0D"/>
-                <w:sz w:val="24"/>
-                <w:szCs w:val="24"/>
-                <w:lang w:eastAsia="en-ID"/>
-              </w:rPr>
-            </w:pPr>
-            <w:r>
-              <w:rPr>
-                <w:rFonts w:ascii="Arial Nova Cond" w:eastAsia="Times New Roman" w:hAnsi="Arial Nova Cond" w:cs="Times New Roman"/>
-                <w:color w:val="0D0D0D"/>
-                <w:sz w:val="24"/>
-                <w:szCs w:val="24"/>
-                <w:lang w:eastAsia="en-ID"/>
-              </w:rPr>
-              <w:t>:</w:t>
-            </w:r>
-            <w:r>
-              <w:rPr>
-                <w:rFonts w:ascii="Arial Nova Cond" w:eastAsia="Times New Roman" w:hAnsi="Arial Nova Cond" w:cs="Times New Roman"/>
-                <w:color w:val="0D0D0D"/>
-                <w:sz w:val="24"/>
-                <w:szCs w:val="24"/>
-                <w:lang w:eastAsia="en-ID"/>
-              </w:rPr>
-              <w:t xml:space="preserve"> </w:t>
-            </w:r>
-            <w:r>
-              <w:rPr>
-                <w:rFonts w:ascii="Arial Nova Cond" w:eastAsia="Times New Roman" w:hAnsi="Arial Nova Cond" w:cs="Times New Roman"/>
-                <w:color w:val="0D0D0D"/>
-                <w:sz w:val="24"/>
-                <w:szCs w:val="24"/>
-                <w:lang w:eastAsia="en-ID"/>
-              </w:rPr>
-              <w:t>{%ttd_saksi} {/saksi}</w:t>
-            </w:r>
-          </w:p>
-          <w:p>
-            <w:pPr>
-              <w:spacing w:after="0" w:line="240" w:lineRule="auto"/>
-              <w:rPr>
-                <w:rFonts w:ascii="Arial Nova Cond" w:eastAsia="Times New Roman" w:hAnsi="Arial Nova Cond" w:cs="Times New Roman"/>
-                <w:color w:val="0D0D0D"/>
-                <w:sz w:val="24"/>
-                <w:szCs w:val="24"/>
-                <w:lang w:eastAsia="en-ID"/>
-              </w:rPr>
-            </w:pPr>
-          </w:p>
-          <w:p>
-            <w:pPr>
-              <w:spacing w:after="0" w:line="240" w:lineRule="auto"/>
-              <w:rPr>
-                <w:rFonts w:ascii="Arial Nova Cond" w:eastAsia="Times New Roman" w:hAnsi="Arial Nova Cond" w:cs="Times New Roman"/>
-                <w:color w:val="0D0D0D"/>
-                <w:sz w:val="24"/>
-                <w:szCs w:val="24"/>
-                <w:lang w:eastAsia="en-ID"/>
-              </w:rPr>
-            </w:pPr>
-          </w:p>
-          <w:p>
-            <w:pPr>
-              <w:spacing w:after="0" w:line="240" w:lineRule="auto"/>
-              <w:rPr>
-                <w:rFonts w:ascii="Arial Nova Cond" w:eastAsia="Times New Roman" w:hAnsi="Arial Nova Cond" w:cs="Times New Roman"/>
-                <w:sz w:val="24"/>
-                <w:szCs w:val="24"/>
-                <w:lang w:eastAsia="en-ID"/>
-              </w:rPr>
-            </w:pPr>
+              <w:t>}</w:t>
+            </w:r>
           </w:p>
         </w:tc>
       </w:tr>
@@ -6923,12 +11242,7 @@
       </w:pPr>
     </w:p>
     <w:sectPr>
-      <w:headerReference w:type="even" r:id="rId9"/>
-      <w:headerReference w:type="default" r:id="rId10"/>
-      <w:footerReference w:type="even" r:id="rId11"/>
-      <w:footerReference w:type="default" r:id="rId12"/>
-      <w:headerReference w:type="first" r:id="rId13"/>
-      <w:footerReference w:type="first" r:id="rId14"/>
+      <w:footerReference w:type="default" r:id="rId9"/>
       <w:pgSz w:w="11907" w:h="16840" w:code="9"/>
       <w:pgMar w:top="567" w:right="1134" w:bottom="1134" w:left="1134" w:header="227" w:footer="567" w:gutter="0"/>
       <w:cols w:space="708"/>
@@ -6964,16 +11278,6 @@
 </file>
 
 <file path=word/footer1.xml><?xml version="1.0" encoding="utf-8"?>
-<w:ftr xmlns:wpc="http://schemas.microsoft.com/office/word/2010/wordprocessingCanvas" xmlns:cx="http://schemas.microsoft.com/office/drawing/2014/chartex" xmlns:cx1="http://schemas.microsoft.com/office/drawing/2015/9/8/chartex" xmlns:cx2="http://schemas.microsoft.com/office/drawing/2015/10/21/chartex" xmlns:cx3="http://schemas.microsoft.com/office/drawing/2016/5/9/chartex" xmlns:cx4="http://schemas.microsoft.com/office/drawing/2016/5/10/chartex" xmlns:cx5="http://schemas.microsoft.com/office/drawing/2016/5/11/chartex" xmlns:cx6="http://schemas.microsoft.com/office/drawing/2016/5/12/chartex" xmlns:cx7="http://schemas.microsoft.com/office/drawing/2016/5/13/chartex" xmlns:cx8="http://schemas.microsoft.com/office/drawing/2016/5/14/chartex" xmlns:mc="http://schemas.openxmlformats.org/markup-compatibility/2006" xmlns:aink="http://schemas.microsoft.com/office/drawing/2016/ink" xmlns:am3d="http://schemas.microsoft.com/office/drawing/2017/model3d" xmlns:o="urn:schemas-microsoft-com:office:office" xmlns:oel="http://schemas.microsoft.com/office/2019/extlst" xmlns:r="http://schemas.openxmlformats.org/officeDocument/2006/relationships" xmlns:m="http://schemas.openxmlformats.org/officeDocument/2006/math" xmlns:v="urn:schemas-microsoft-com:vml" xmlns:wp14="http://schemas.microsoft.com/office/word/2010/wordprocessingDrawing" xmlns:wp="http://schemas.openxmlformats.org/drawingml/2006/wordprocessingDrawing" xmlns:w10="urn:schemas-microsoft-com:office:word" xmlns:w="http://schemas.openxmlformats.org/wordprocessingml/2006/main" xmlns:w14="http://schemas.microsoft.com/office/word/2010/wordml" xmlns:w15="http://schemas.microsoft.com/office/word/2012/wordml" xmlns:w16cex="http://schemas.microsoft.com/office/word/2018/wordml/cex" xmlns:w16cid="http://schemas.microsoft.com/office/word/2016/wordml/cid" xmlns:w16="http://schemas.microsoft.com/office/word/2018/wordml" xmlns:w16sdtdh="http://schemas.microsoft.com/office/word/2020/wordml/sdtdatahash" xmlns:w16se="http://schemas.microsoft.com/office/word/2015/wordml/symex" xmlns:wpg="http://schemas.microsoft.com/office/word/2010/wordprocessingGroup" xmlns:wpi="http://schemas.microsoft.com/office/word/2010/wordprocessingInk" xmlns:wne="http://schemas.microsoft.com/office/word/2006/wordml" xmlns:wps="http://schemas.microsoft.com/office/word/2010/wordprocessingShape" mc:Ignorable="w14 w15 w16se w16cid w16 w16cex w16sdtdh wp14">
-  <w:p>
-    <w:pPr>
-      <w:pStyle w:val="Footer"/>
-    </w:pPr>
-  </w:p>
-</w:ftr>
-</file>
-
-<file path=word/footer2.xml><?xml version="1.0" encoding="utf-8"?>
 <w:ftr xmlns:wpc="http://schemas.microsoft.com/office/word/2010/wordprocessingCanvas" xmlns:cx="http://schemas.microsoft.com/office/drawing/2014/chartex" xmlns:cx1="http://schemas.microsoft.com/office/drawing/2015/9/8/chartex" xmlns:cx2="http://schemas.microsoft.com/office/drawing/2015/10/21/chartex" xmlns:cx3="http://schemas.microsoft.com/office/drawing/2016/5/9/chartex" xmlns:cx4="http://schemas.microsoft.com/office/drawing/2016/5/10/chartex" xmlns:cx5="http://schemas.microsoft.com/office/drawing/2016/5/11/chartex" xmlns:cx6="http://schemas.microsoft.com/office/drawing/2016/5/12/chartex" xmlns:cx7="http://schemas.microsoft.com/office/drawing/2016/5/13/chartex" xmlns:cx8="http://schemas.microsoft.com/office/drawing/2016/5/14/chartex" xmlns:mc="http://schemas.openxmlformats.org/markup-compatibility/2006" xmlns:aink="http://schemas.microsoft.com/office/drawing/2016/ink" xmlns:am3d="http://schemas.microsoft.com/office/drawing/2017/model3d" xmlns:o="urn:schemas-microsoft-com:office:office" xmlns:oel="http://schemas.microsoft.com/office/2019/extlst" xmlns:r="http://schemas.openxmlformats.org/officeDocument/2006/relationships" xmlns:m="http://schemas.openxmlformats.org/officeDocument/2006/math" xmlns:v="urn:schemas-microsoft-com:vml" xmlns:wp14="http://schemas.microsoft.com/office/word/2010/wordprocessingDrawing" xmlns:wp="http://schemas.openxmlformats.org/drawingml/2006/wordprocessingDrawing" xmlns:w10="urn:schemas-microsoft-com:office:word" xmlns:w="http://schemas.openxmlformats.org/wordprocessingml/2006/main" xmlns:w14="http://schemas.microsoft.com/office/word/2010/wordml" xmlns:w15="http://schemas.microsoft.com/office/word/2012/wordml" xmlns:w16cex="http://schemas.microsoft.com/office/word/2018/wordml/cex" xmlns:w16cid="http://schemas.microsoft.com/office/word/2016/wordml/cid" xmlns:w16="http://schemas.microsoft.com/office/word/2018/wordml" xmlns:w16sdtdh="http://schemas.microsoft.com/office/word/2020/wordml/sdtdatahash" xmlns:w16se="http://schemas.microsoft.com/office/word/2015/wordml/symex" xmlns:wpg="http://schemas.microsoft.com/office/word/2010/wordprocessingGroup" xmlns:wpi="http://schemas.microsoft.com/office/word/2010/wordprocessingInk" xmlns:wne="http://schemas.microsoft.com/office/word/2006/wordml" xmlns:wps="http://schemas.microsoft.com/office/word/2010/wordprocessingShape" mc:Ignorable="w14 w15 w16se w16cid w16 w16cex w16sdtdh wp14">
   <w:p>
     <w:pPr>
@@ -7032,13 +11336,41 @@
                               <w:szCs w:val="20"/>
                             </w:rPr>
                           </w:pPr>
+                          <w:proofErr w:type="spellStart"/>
                           <w:r>
                             <w:rPr>
                               <w:rFonts w:ascii="Arial Nova Cond" w:hAnsi="Arial Nova Cond"/>
                               <w:sz w:val="20"/>
                               <w:szCs w:val="20"/>
                             </w:rPr>
-                            <w:t xml:space="preserve">Paraf Tim Pengawas </w:t>
+                            <w:t>Paraf</w:t>
+                          </w:r>
+                          <w:proofErr w:type="spellEnd"/>
+                          <w:r>
+                            <w:rPr>
+                              <w:rFonts w:ascii="Arial Nova Cond" w:hAnsi="Arial Nova Cond"/>
+                              <w:sz w:val="20"/>
+                              <w:szCs w:val="20"/>
+                            </w:rPr>
+                            <w:t xml:space="preserve"> Tim </w:t>
+                          </w:r>
+                          <w:proofErr w:type="spellStart"/>
+                          <w:r>
+                            <w:rPr>
+                              <w:rFonts w:ascii="Arial Nova Cond" w:hAnsi="Arial Nova Cond"/>
+                              <w:sz w:val="20"/>
+                              <w:szCs w:val="20"/>
+                            </w:rPr>
+                            <w:t>Pengawas</w:t>
+                          </w:r>
+                          <w:proofErr w:type="spellEnd"/>
+                          <w:r>
+                            <w:rPr>
+                              <w:rFonts w:ascii="Arial Nova Cond" w:hAnsi="Arial Nova Cond"/>
+                              <w:sz w:val="20"/>
+                              <w:szCs w:val="20"/>
+                            </w:rPr>
+                            <w:t xml:space="preserve"> </w:t>
                           </w:r>
                           <w:r>
                             <w:rPr>
@@ -7046,7 +11378,7 @@
                               <w:sz w:val="20"/>
                               <w:szCs w:val="20"/>
                             </w:rPr>
-                            <w:t>{%paraf_pengawas}</w:t>
+                            <w:t>…………………</w:t>
                           </w:r>
                         </w:p>
                         <w:p>
@@ -7095,13 +11427,41 @@
                         <w:szCs w:val="20"/>
                       </w:rPr>
                     </w:pPr>
+                    <w:proofErr w:type="spellStart"/>
                     <w:r>
                       <w:rPr>
                         <w:rFonts w:ascii="Arial Nova Cond" w:hAnsi="Arial Nova Cond"/>
                         <w:sz w:val="20"/>
                         <w:szCs w:val="20"/>
                       </w:rPr>
-                      <w:t xml:space="preserve">Paraf Tim Pengawas </w:t>
+                      <w:t>Paraf</w:t>
+                    </w:r>
+                    <w:proofErr w:type="spellEnd"/>
+                    <w:r>
+                      <w:rPr>
+                        <w:rFonts w:ascii="Arial Nova Cond" w:hAnsi="Arial Nova Cond"/>
+                        <w:sz w:val="20"/>
+                        <w:szCs w:val="20"/>
+                      </w:rPr>
+                      <w:t xml:space="preserve"> Tim </w:t>
+                    </w:r>
+                    <w:proofErr w:type="spellStart"/>
+                    <w:r>
+                      <w:rPr>
+                        <w:rFonts w:ascii="Arial Nova Cond" w:hAnsi="Arial Nova Cond"/>
+                        <w:sz w:val="20"/>
+                        <w:szCs w:val="20"/>
+                      </w:rPr>
+                      <w:t>Pengawas</w:t>
+                    </w:r>
+                    <w:proofErr w:type="spellEnd"/>
+                    <w:r>
+                      <w:rPr>
+                        <w:rFonts w:ascii="Arial Nova Cond" w:hAnsi="Arial Nova Cond"/>
+                        <w:sz w:val="20"/>
+                        <w:szCs w:val="20"/>
+                      </w:rPr>
+                      <w:t xml:space="preserve"> </w:t>
                     </w:r>
                     <w:r>
                       <w:rPr>
@@ -7109,7 +11469,7 @@
                         <w:sz w:val="20"/>
                         <w:szCs w:val="20"/>
                       </w:rPr>
-                      <w:t>{%paraf_pengawas}</w:t>
+                      <w:t>…………………</w:t>
                     </w:r>
                   </w:p>
                   <w:p>
@@ -7180,21 +11540,59 @@
                               <w:szCs w:val="20"/>
                             </w:rPr>
                           </w:pPr>
+                          <w:proofErr w:type="spellStart"/>
                           <w:r>
                             <w:rPr>
                               <w:rFonts w:ascii="Arial Nova Cond" w:hAnsi="Arial Nova Cond" w:cs="Arial"/>
                               <w:sz w:val="20"/>
                               <w:szCs w:val="20"/>
                             </w:rPr>
-                            <w:t xml:space="preserve">Paraf Pihak Usaha/ Kegiatan </w:t>
+                            <w:t>Paraf</w:t>
                           </w:r>
+                          <w:proofErr w:type="spellEnd"/>
                           <w:r>
                             <w:rPr>
                               <w:rFonts w:ascii="Arial Nova Cond" w:hAnsi="Arial Nova Cond" w:cs="Arial"/>
                               <w:sz w:val="20"/>
                               <w:szCs w:val="20"/>
                             </w:rPr>
-                            <w:t>{%paraf_pemrakarsa}</w:t>
+                            <w:t xml:space="preserve"> </w:t>
+                          </w:r>
+                          <w:proofErr w:type="spellStart"/>
+                          <w:r>
+                            <w:rPr>
+                              <w:rFonts w:ascii="Arial Nova Cond" w:hAnsi="Arial Nova Cond" w:cs="Arial"/>
+                              <w:sz w:val="20"/>
+                              <w:szCs w:val="20"/>
+                            </w:rPr>
+                            <w:t>Pihak</w:t>
+                          </w:r>
+                          <w:proofErr w:type="spellEnd"/>
+                          <w:r>
+                            <w:rPr>
+                              <w:rFonts w:ascii="Arial Nova Cond" w:hAnsi="Arial Nova Cond" w:cs="Arial"/>
+                              <w:sz w:val="20"/>
+                              <w:szCs w:val="20"/>
+                            </w:rPr>
+                            <w:t xml:space="preserve"> Usaha/ </w:t>
+                          </w:r>
+                          <w:proofErr w:type="spellStart"/>
+                          <w:r>
+                            <w:rPr>
+                              <w:rFonts w:ascii="Arial Nova Cond" w:hAnsi="Arial Nova Cond" w:cs="Arial"/>
+                              <w:sz w:val="20"/>
+                              <w:szCs w:val="20"/>
+                            </w:rPr>
+                            <w:t>Kegiatan</w:t>
+                          </w:r>
+                          <w:proofErr w:type="spellEnd"/>
+                          <w:r>
+                            <w:rPr>
+                              <w:rFonts w:ascii="Arial Nova Cond" w:hAnsi="Arial Nova Cond" w:cs="Arial"/>
+                              <w:sz w:val="20"/>
+                              <w:szCs w:val="20"/>
+                            </w:rPr>
+                            <w:t xml:space="preserve"> ………….</w:t>
                           </w:r>
                         </w:p>
                         <w:p>
@@ -7239,21 +11637,59 @@
                         <w:szCs w:val="20"/>
                       </w:rPr>
                     </w:pPr>
+                    <w:proofErr w:type="spellStart"/>
                     <w:r>
                       <w:rPr>
                         <w:rFonts w:ascii="Arial Nova Cond" w:hAnsi="Arial Nova Cond" w:cs="Arial"/>
                         <w:sz w:val="20"/>
                         <w:szCs w:val="20"/>
                       </w:rPr>
-                      <w:t xml:space="preserve">Paraf Pihak Usaha/ Kegiatan </w:t>
+                      <w:t>Paraf</w:t>
                     </w:r>
+                    <w:proofErr w:type="spellEnd"/>
                     <w:r>
                       <w:rPr>
                         <w:rFonts w:ascii="Arial Nova Cond" w:hAnsi="Arial Nova Cond" w:cs="Arial"/>
                         <w:sz w:val="20"/>
                         <w:szCs w:val="20"/>
                       </w:rPr>
-                      <w:t>{%paraf_pemrakarsa}</w:t>
+                      <w:t xml:space="preserve"> </w:t>
+                    </w:r>
+                    <w:proofErr w:type="spellStart"/>
+                    <w:r>
+                      <w:rPr>
+                        <w:rFonts w:ascii="Arial Nova Cond" w:hAnsi="Arial Nova Cond" w:cs="Arial"/>
+                        <w:sz w:val="20"/>
+                        <w:szCs w:val="20"/>
+                      </w:rPr>
+                      <w:t>Pihak</w:t>
+                    </w:r>
+                    <w:proofErr w:type="spellEnd"/>
+                    <w:r>
+                      <w:rPr>
+                        <w:rFonts w:ascii="Arial Nova Cond" w:hAnsi="Arial Nova Cond" w:cs="Arial"/>
+                        <w:sz w:val="20"/>
+                        <w:szCs w:val="20"/>
+                      </w:rPr>
+                      <w:t xml:space="preserve"> Usaha/ </w:t>
+                    </w:r>
+                    <w:proofErr w:type="spellStart"/>
+                    <w:r>
+                      <w:rPr>
+                        <w:rFonts w:ascii="Arial Nova Cond" w:hAnsi="Arial Nova Cond" w:cs="Arial"/>
+                        <w:sz w:val="20"/>
+                        <w:szCs w:val="20"/>
+                      </w:rPr>
+                      <w:t>Kegiatan</w:t>
+                    </w:r>
+                    <w:proofErr w:type="spellEnd"/>
+                    <w:r>
+                      <w:rPr>
+                        <w:rFonts w:ascii="Arial Nova Cond" w:hAnsi="Arial Nova Cond" w:cs="Arial"/>
+                        <w:sz w:val="20"/>
+                        <w:szCs w:val="20"/>
+                      </w:rPr>
+                      <w:t xml:space="preserve"> ………….</w:t>
                     </w:r>
                   </w:p>
                   <w:p>
@@ -7405,16 +11841,6 @@
 </w:ftr>
 </file>
 
-<file path=word/footer3.xml><?xml version="1.0" encoding="utf-8"?>
-<w:ftr xmlns:wpc="http://schemas.microsoft.com/office/word/2010/wordprocessingCanvas" xmlns:cx="http://schemas.microsoft.com/office/drawing/2014/chartex" xmlns:cx1="http://schemas.microsoft.com/office/drawing/2015/9/8/chartex" xmlns:cx2="http://schemas.microsoft.com/office/drawing/2015/10/21/chartex" xmlns:cx3="http://schemas.microsoft.com/office/drawing/2016/5/9/chartex" xmlns:cx4="http://schemas.microsoft.com/office/drawing/2016/5/10/chartex" xmlns:cx5="http://schemas.microsoft.com/office/drawing/2016/5/11/chartex" xmlns:cx6="http://schemas.microsoft.com/office/drawing/2016/5/12/chartex" xmlns:cx7="http://schemas.microsoft.com/office/drawing/2016/5/13/chartex" xmlns:cx8="http://schemas.microsoft.com/office/drawing/2016/5/14/chartex" xmlns:mc="http://schemas.openxmlformats.org/markup-compatibility/2006" xmlns:aink="http://schemas.microsoft.com/office/drawing/2016/ink" xmlns:am3d="http://schemas.microsoft.com/office/drawing/2017/model3d" xmlns:o="urn:schemas-microsoft-com:office:office" xmlns:oel="http://schemas.microsoft.com/office/2019/extlst" xmlns:r="http://schemas.openxmlformats.org/officeDocument/2006/relationships" xmlns:m="http://schemas.openxmlformats.org/officeDocument/2006/math" xmlns:v="urn:schemas-microsoft-com:vml" xmlns:wp14="http://schemas.microsoft.com/office/word/2010/wordprocessingDrawing" xmlns:wp="http://schemas.openxmlformats.org/drawingml/2006/wordprocessingDrawing" xmlns:w10="urn:schemas-microsoft-com:office:word" xmlns:w="http://schemas.openxmlformats.org/wordprocessingml/2006/main" xmlns:w14="http://schemas.microsoft.com/office/word/2010/wordml" xmlns:w15="http://schemas.microsoft.com/office/word/2012/wordml" xmlns:w16cex="http://schemas.microsoft.com/office/word/2018/wordml/cex" xmlns:w16cid="http://schemas.microsoft.com/office/word/2016/wordml/cid" xmlns:w16="http://schemas.microsoft.com/office/word/2018/wordml" xmlns:w16sdtdh="http://schemas.microsoft.com/office/word/2020/wordml/sdtdatahash" xmlns:w16se="http://schemas.microsoft.com/office/word/2015/wordml/symex" xmlns:wpg="http://schemas.microsoft.com/office/word/2010/wordprocessingGroup" xmlns:wpi="http://schemas.microsoft.com/office/word/2010/wordprocessingInk" xmlns:wne="http://schemas.microsoft.com/office/word/2006/wordml" xmlns:wps="http://schemas.microsoft.com/office/word/2010/wordprocessingShape" mc:Ignorable="w14 w15 w16se w16cid w16 w16cex w16sdtdh wp14">
-  <w:p>
-    <w:pPr>
-      <w:pStyle w:val="Footer"/>
-    </w:pPr>
-  </w:p>
-</w:ftr>
-</file>
-
 <file path=word/footnotes.xml><?xml version="1.0" encoding="utf-8"?>
 <w:footnotes xmlns:wpc="http://schemas.microsoft.com/office/word/2010/wordprocessingCanvas" xmlns:cx="http://schemas.microsoft.com/office/drawing/2014/chartex" xmlns:cx1="http://schemas.microsoft.com/office/drawing/2015/9/8/chartex" xmlns:cx2="http://schemas.microsoft.com/office/drawing/2015/10/21/chartex" xmlns:cx3="http://schemas.microsoft.com/office/drawing/2016/5/9/chartex" xmlns:cx4="http://schemas.microsoft.com/office/drawing/2016/5/10/chartex" xmlns:cx5="http://schemas.microsoft.com/office/drawing/2016/5/11/chartex" xmlns:cx6="http://schemas.microsoft.com/office/drawing/2016/5/12/chartex" xmlns:cx7="http://schemas.microsoft.com/office/drawing/2016/5/13/chartex" xmlns:cx8="http://schemas.microsoft.com/office/drawing/2016/5/14/chartex" xmlns:mc="http://schemas.openxmlformats.org/markup-compatibility/2006" xmlns:aink="http://schemas.microsoft.com/office/drawing/2016/ink" xmlns:am3d="http://schemas.microsoft.com/office/drawing/2017/model3d" xmlns:o="urn:schemas-microsoft-com:office:office" xmlns:oel="http://schemas.microsoft.com/office/2019/extlst" xmlns:r="http://schemas.openxmlformats.org/officeDocument/2006/relationships" xmlns:m="http://schemas.openxmlformats.org/officeDocument/2006/math" xmlns:v="urn:schemas-microsoft-com:vml" xmlns:wp14="http://schemas.microsoft.com/office/word/2010/wordprocessingDrawing" xmlns:wp="http://schemas.openxmlformats.org/drawingml/2006/wordprocessingDrawing" xmlns:w10="urn:schemas-microsoft-com:office:word" xmlns:w="http://schemas.openxmlformats.org/wordprocessingml/2006/main" xmlns:w14="http://schemas.microsoft.com/office/word/2010/wordml" xmlns:w15="http://schemas.microsoft.com/office/word/2012/wordml" xmlns:w16cex="http://schemas.microsoft.com/office/word/2018/wordml/cex" xmlns:w16cid="http://schemas.microsoft.com/office/word/2016/wordml/cid" xmlns:w16="http://schemas.microsoft.com/office/word/2018/wordml" xmlns:w16sdtdh="http://schemas.microsoft.com/office/word/2020/wordml/sdtdatahash" xmlns:w16se="http://schemas.microsoft.com/office/word/2015/wordml/symex" xmlns:wpg="http://schemas.microsoft.com/office/word/2010/wordprocessingGroup" xmlns:wpi="http://schemas.microsoft.com/office/word/2010/wordprocessingInk" xmlns:wne="http://schemas.microsoft.com/office/word/2006/wordml" xmlns:wps="http://schemas.microsoft.com/office/word/2010/wordprocessingShape" mc:Ignorable="w14 w15 w16se w16cid w16 w16cex w16sdtdh wp14">
   <w:footnote w:type="separator" w:id="-1">
@@ -7438,36 +11864,6 @@
     </w:p>
   </w:footnote>
 </w:footnotes>
-</file>
-
-<file path=word/header1.xml><?xml version="1.0" encoding="utf-8"?>
-<w:hdr xmlns:wpc="http://schemas.microsoft.com/office/word/2010/wordprocessingCanvas" xmlns:cx="http://schemas.microsoft.com/office/drawing/2014/chartex" xmlns:cx1="http://schemas.microsoft.com/office/drawing/2015/9/8/chartex" xmlns:cx2="http://schemas.microsoft.com/office/drawing/2015/10/21/chartex" xmlns:cx3="http://schemas.microsoft.com/office/drawing/2016/5/9/chartex" xmlns:cx4="http://schemas.microsoft.com/office/drawing/2016/5/10/chartex" xmlns:cx5="http://schemas.microsoft.com/office/drawing/2016/5/11/chartex" xmlns:cx6="http://schemas.microsoft.com/office/drawing/2016/5/12/chartex" xmlns:cx7="http://schemas.microsoft.com/office/drawing/2016/5/13/chartex" xmlns:cx8="http://schemas.microsoft.com/office/drawing/2016/5/14/chartex" xmlns:mc="http://schemas.openxmlformats.org/markup-compatibility/2006" xmlns:aink="http://schemas.microsoft.com/office/drawing/2016/ink" xmlns:am3d="http://schemas.microsoft.com/office/drawing/2017/model3d" xmlns:o="urn:schemas-microsoft-com:office:office" xmlns:oel="http://schemas.microsoft.com/office/2019/extlst" xmlns:r="http://schemas.openxmlformats.org/officeDocument/2006/relationships" xmlns:m="http://schemas.openxmlformats.org/officeDocument/2006/math" xmlns:v="urn:schemas-microsoft-com:vml" xmlns:wp14="http://schemas.microsoft.com/office/word/2010/wordprocessingDrawing" xmlns:wp="http://schemas.openxmlformats.org/drawingml/2006/wordprocessingDrawing" xmlns:w10="urn:schemas-microsoft-com:office:word" xmlns:w="http://schemas.openxmlformats.org/wordprocessingml/2006/main" xmlns:w14="http://schemas.microsoft.com/office/word/2010/wordml" xmlns:w15="http://schemas.microsoft.com/office/word/2012/wordml" xmlns:w16cex="http://schemas.microsoft.com/office/word/2018/wordml/cex" xmlns:w16cid="http://schemas.microsoft.com/office/word/2016/wordml/cid" xmlns:w16="http://schemas.microsoft.com/office/word/2018/wordml" xmlns:w16sdtdh="http://schemas.microsoft.com/office/word/2020/wordml/sdtdatahash" xmlns:w16se="http://schemas.microsoft.com/office/word/2015/wordml/symex" xmlns:wpg="http://schemas.microsoft.com/office/word/2010/wordprocessingGroup" xmlns:wpi="http://schemas.microsoft.com/office/word/2010/wordprocessingInk" xmlns:wne="http://schemas.microsoft.com/office/word/2006/wordml" xmlns:wps="http://schemas.microsoft.com/office/word/2010/wordprocessingShape" mc:Ignorable="w14 w15 w16se w16cid w16 w16cex w16sdtdh wp14">
-  <w:p>
-    <w:pPr>
-      <w:pStyle w:val="Header"/>
-    </w:pPr>
-  </w:p>
-</w:hdr>
-</file>
-
-<file path=word/header2.xml><?xml version="1.0" encoding="utf-8"?>
-<w:hdr xmlns:wpc="http://schemas.microsoft.com/office/word/2010/wordprocessingCanvas" xmlns:cx="http://schemas.microsoft.com/office/drawing/2014/chartex" xmlns:cx1="http://schemas.microsoft.com/office/drawing/2015/9/8/chartex" xmlns:cx2="http://schemas.microsoft.com/office/drawing/2015/10/21/chartex" xmlns:cx3="http://schemas.microsoft.com/office/drawing/2016/5/9/chartex" xmlns:cx4="http://schemas.microsoft.com/office/drawing/2016/5/10/chartex" xmlns:cx5="http://schemas.microsoft.com/office/drawing/2016/5/11/chartex" xmlns:cx6="http://schemas.microsoft.com/office/drawing/2016/5/12/chartex" xmlns:cx7="http://schemas.microsoft.com/office/drawing/2016/5/13/chartex" xmlns:cx8="http://schemas.microsoft.com/office/drawing/2016/5/14/chartex" xmlns:mc="http://schemas.openxmlformats.org/markup-compatibility/2006" xmlns:aink="http://schemas.microsoft.com/office/drawing/2016/ink" xmlns:am3d="http://schemas.microsoft.com/office/drawing/2017/model3d" xmlns:o="urn:schemas-microsoft-com:office:office" xmlns:oel="http://schemas.microsoft.com/office/2019/extlst" xmlns:r="http://schemas.openxmlformats.org/officeDocument/2006/relationships" xmlns:m="http://schemas.openxmlformats.org/officeDocument/2006/math" xmlns:v="urn:schemas-microsoft-com:vml" xmlns:wp14="http://schemas.microsoft.com/office/word/2010/wordprocessingDrawing" xmlns:wp="http://schemas.openxmlformats.org/drawingml/2006/wordprocessingDrawing" xmlns:w10="urn:schemas-microsoft-com:office:word" xmlns:w="http://schemas.openxmlformats.org/wordprocessingml/2006/main" xmlns:w14="http://schemas.microsoft.com/office/word/2010/wordml" xmlns:w15="http://schemas.microsoft.com/office/word/2012/wordml" xmlns:w16cex="http://schemas.microsoft.com/office/word/2018/wordml/cex" xmlns:w16cid="http://schemas.microsoft.com/office/word/2016/wordml/cid" xmlns:w16="http://schemas.microsoft.com/office/word/2018/wordml" xmlns:w16sdtdh="http://schemas.microsoft.com/office/word/2020/wordml/sdtdatahash" xmlns:w16se="http://schemas.microsoft.com/office/word/2015/wordml/symex" xmlns:wpg="http://schemas.microsoft.com/office/word/2010/wordprocessingGroup" xmlns:wpi="http://schemas.microsoft.com/office/word/2010/wordprocessingInk" xmlns:wne="http://schemas.microsoft.com/office/word/2006/wordml" xmlns:wps="http://schemas.microsoft.com/office/word/2010/wordprocessingShape" mc:Ignorable="w14 w15 w16se w16cid w16 w16cex w16sdtdh wp14">
-  <w:p>
-    <w:pPr>
-      <w:pStyle w:val="Header"/>
-    </w:pPr>
-  </w:p>
-</w:hdr>
-</file>
-
-<file path=word/header3.xml><?xml version="1.0" encoding="utf-8"?>
-<w:hdr xmlns:wpc="http://schemas.microsoft.com/office/word/2010/wordprocessingCanvas" xmlns:cx="http://schemas.microsoft.com/office/drawing/2014/chartex" xmlns:cx1="http://schemas.microsoft.com/office/drawing/2015/9/8/chartex" xmlns:cx2="http://schemas.microsoft.com/office/drawing/2015/10/21/chartex" xmlns:cx3="http://schemas.microsoft.com/office/drawing/2016/5/9/chartex" xmlns:cx4="http://schemas.microsoft.com/office/drawing/2016/5/10/chartex" xmlns:cx5="http://schemas.microsoft.com/office/drawing/2016/5/11/chartex" xmlns:cx6="http://schemas.microsoft.com/office/drawing/2016/5/12/chartex" xmlns:cx7="http://schemas.microsoft.com/office/drawing/2016/5/13/chartex" xmlns:cx8="http://schemas.microsoft.com/office/drawing/2016/5/14/chartex" xmlns:mc="http://schemas.openxmlformats.org/markup-compatibility/2006" xmlns:aink="http://schemas.microsoft.com/office/drawing/2016/ink" xmlns:am3d="http://schemas.microsoft.com/office/drawing/2017/model3d" xmlns:o="urn:schemas-microsoft-com:office:office" xmlns:oel="http://schemas.microsoft.com/office/2019/extlst" xmlns:r="http://schemas.openxmlformats.org/officeDocument/2006/relationships" xmlns:m="http://schemas.openxmlformats.org/officeDocument/2006/math" xmlns:v="urn:schemas-microsoft-com:vml" xmlns:wp14="http://schemas.microsoft.com/office/word/2010/wordprocessingDrawing" xmlns:wp="http://schemas.openxmlformats.org/drawingml/2006/wordprocessingDrawing" xmlns:w10="urn:schemas-microsoft-com:office:word" xmlns:w="http://schemas.openxmlformats.org/wordprocessingml/2006/main" xmlns:w14="http://schemas.microsoft.com/office/word/2010/wordml" xmlns:w15="http://schemas.microsoft.com/office/word/2012/wordml" xmlns:w16cex="http://schemas.microsoft.com/office/word/2018/wordml/cex" xmlns:w16cid="http://schemas.microsoft.com/office/word/2016/wordml/cid" xmlns:w16="http://schemas.microsoft.com/office/word/2018/wordml" xmlns:w16sdtdh="http://schemas.microsoft.com/office/word/2020/wordml/sdtdatahash" xmlns:w16se="http://schemas.microsoft.com/office/word/2015/wordml/symex" xmlns:wpg="http://schemas.microsoft.com/office/word/2010/wordprocessingGroup" xmlns:wpi="http://schemas.microsoft.com/office/word/2010/wordprocessingInk" xmlns:wne="http://schemas.microsoft.com/office/word/2006/wordml" xmlns:wps="http://schemas.microsoft.com/office/word/2010/wordprocessingShape" mc:Ignorable="w14 w15 w16se w16cid w16 w16cex w16sdtdh wp14">
-  <w:p>
-    <w:pPr>
-      <w:pStyle w:val="Header"/>
-    </w:pPr>
-  </w:p>
-</w:hdr>
 </file>
 
 <file path=word/numbering.xml><?xml version="1.0" encoding="utf-8"?>
